--- a/experience.docx
+++ b/experience.docx
@@ -70,6 +70,19 @@
           <w:lang w:val="en-US"/>
         </w:rPr>
         <w:t>Note đại học bằng bảng tự xóa</w:t>
+      </w:r>
+    </w:p>
+    <w:p>
+      <w:pPr>
+        <w:rPr>
+          <w:lang w:val="en-US"/>
+        </w:rPr>
+      </w:pPr>
+      <w:r>
+        <w:rPr>
+          <w:lang w:val="en-US"/>
+        </w:rPr>
+        <w:t>Hỏi Chat GPT viết Code AI để tham khảo nó lấy dữ liệu vào ở đâu</w:t>
       </w:r>
       <w:bookmarkStart w:id="0" w:name="_GoBack"/>
       <w:bookmarkEnd w:id="0"/>

--- a/experience.docx
+++ b/experience.docx
@@ -83,6 +83,19 @@
           <w:lang w:val="en-US"/>
         </w:rPr>
         <w:t>Hỏi Chat GPT viết Code AI để tham khảo nó lấy dữ liệu vào ở đâu</w:t>
+      </w:r>
+    </w:p>
+    <w:p>
+      <w:pPr>
+        <w:rPr>
+          <w:lang w:val="en-US"/>
+        </w:rPr>
+      </w:pPr>
+      <w:r>
+        <w:rPr>
+          <w:lang w:val="en-US"/>
+        </w:rPr>
+        <w:t>Đau đầu vãi lồn thì uống nhiều nước</w:t>
       </w:r>
       <w:bookmarkStart w:id="0" w:name="_GoBack"/>
       <w:bookmarkEnd w:id="0"/>

--- a/experience.docx
+++ b/experience.docx
@@ -96,6 +96,111 @@
           <w:lang w:val="en-US"/>
         </w:rPr>
         <w:t>Đau đầu vãi lồn thì uống nhiều nước</w:t>
+      </w:r>
+    </w:p>
+    <w:p>
+      <w:pPr>
+        <w:rPr>
+          <w:lang w:val="en-US"/>
+        </w:rPr>
+      </w:pPr>
+      <w:r>
+        <w:rPr>
+          <w:lang w:val="en-US"/>
+        </w:rPr>
+        <w:t>Social Awkward:</w:t>
+      </w:r>
+    </w:p>
+    <w:p>
+      <w:pPr>
+        <w:pStyle w:val="ListParagraph"/>
+        <w:numPr>
+          <w:ilvl w:val="0"/>
+          <w:numId w:val="1"/>
+        </w:numPr>
+        <w:rPr>
+          <w:lang w:val="en-US"/>
+        </w:rPr>
+      </w:pPr>
+      <w:r>
+        <w:rPr>
+          <w:lang w:val="en-US"/>
+        </w:rPr>
+        <w:t>Khi Không Biết Làm Gì Chỉ Biết Đứng Yên?</w:t>
+      </w:r>
+    </w:p>
+    <w:p>
+      <w:pPr>
+        <w:pStyle w:val="ListParagraph"/>
+        <w:numPr>
+          <w:ilvl w:val="0"/>
+          <w:numId w:val="2"/>
+        </w:numPr>
+        <w:rPr>
+          <w:lang w:val="en-US"/>
+        </w:rPr>
+      </w:pPr>
+      <w:r>
+        <w:rPr>
+          <w:lang w:val="en-US"/>
+        </w:rPr>
+        <w:t>Hít thật sau rồi thở dài</w:t>
+      </w:r>
+    </w:p>
+    <w:p>
+      <w:pPr>
+        <w:rPr>
+          <w:lang w:val="en-US"/>
+        </w:rPr>
+      </w:pPr>
+    </w:p>
+    <w:p>
+      <w:pPr>
+        <w:rPr>
+          <w:lang w:val="en-US"/>
+        </w:rPr>
+      </w:pPr>
+      <w:r>
+        <w:rPr>
+          <w:lang w:val="en-US"/>
+        </w:rPr>
+        <w:t>Social Anxiety:</w:t>
+      </w:r>
+    </w:p>
+    <w:p>
+      <w:pPr>
+        <w:pStyle w:val="ListParagraph"/>
+        <w:numPr>
+          <w:ilvl w:val="0"/>
+          <w:numId w:val="3"/>
+        </w:numPr>
+        <w:rPr>
+          <w:lang w:val="en-US"/>
+        </w:rPr>
+      </w:pPr>
+      <w:r>
+        <w:rPr>
+          <w:lang w:val="en-US"/>
+        </w:rPr>
+        <w:t>Đầu Lắc Khi Hồi Hộp?</w:t>
+      </w:r>
+    </w:p>
+    <w:p>
+      <w:pPr>
+        <w:pStyle w:val="ListParagraph"/>
+        <w:numPr>
+          <w:ilvl w:val="0"/>
+          <w:numId w:val="2"/>
+        </w:numPr>
+        <w:rPr>
+          <w:lang w:val="en-US"/>
+        </w:rPr>
+      </w:pPr>
+      <w:r>
+        <w:rPr>
+          <w:lang w:val="en-US"/>
+        </w:rPr>
+        <w:t>Hít thở dài, quay đầu ra xung quanh</w:t>
       </w:r>
       <w:bookmarkStart w:id="0" w:name="_GoBack"/>
       <w:bookmarkEnd w:id="0"/>
@@ -108,6 +213,311 @@
     </w:sectPr>
   </w:body>
 </w:document>
+</file>
+
+<file path=word/numbering.xml><?xml version="1.0" encoding="utf-8"?>
+<w:numbering xmlns:wpc="http://schemas.microsoft.com/office/word/2010/wordprocessingCanvas" xmlns:mc="http://schemas.openxmlformats.org/markup-compatibility/2006" xmlns:o="urn:schemas-microsoft-com:office:office" xmlns:r="http://schemas.openxmlformats.org/officeDocument/2006/relationships" xmlns:m="http://schemas.openxmlformats.org/officeDocument/2006/math" xmlns:v="urn:schemas-microsoft-com:vml" xmlns:wp14="http://schemas.microsoft.com/office/word/2010/wordprocessingDrawing" xmlns:wp="http://schemas.openxmlformats.org/drawingml/2006/wordprocessingDrawing" xmlns:w10="urn:schemas-microsoft-com:office:word" xmlns:w="http://schemas.openxmlformats.org/wordprocessingml/2006/main" xmlns:w14="http://schemas.microsoft.com/office/word/2010/wordml" xmlns:wpg="http://schemas.microsoft.com/office/word/2010/wordprocessingGroup" xmlns:wpi="http://schemas.microsoft.com/office/word/2010/wordprocessingInk" xmlns:wne="http://schemas.microsoft.com/office/word/2006/wordml" xmlns:wps="http://schemas.microsoft.com/office/word/2010/wordprocessingShape" mc:Ignorable="w14 wp14">
+  <w:abstractNum w:abstractNumId="0">
+    <w:nsid w:val="12C71428"/>
+    <w:multiLevelType w:val="hybridMultilevel"/>
+    <w:tmpl w:val="6E20613A"/>
+    <w:lvl w:ilvl="0" w:tplc="CEE6E2EE">
+      <w:start w:val="1"/>
+      <w:numFmt w:val="decimal"/>
+      <w:lvlText w:val="%1."/>
+      <w:lvlJc w:val="left"/>
+      <w:pPr>
+        <w:ind w:left="1080" w:hanging="360"/>
+      </w:pPr>
+      <w:rPr>
+        <w:rFonts w:hint="default"/>
+      </w:rPr>
+    </w:lvl>
+    <w:lvl w:ilvl="1" w:tplc="042A0019" w:tentative="1">
+      <w:start w:val="1"/>
+      <w:numFmt w:val="lowerLetter"/>
+      <w:lvlText w:val="%2."/>
+      <w:lvlJc w:val="left"/>
+      <w:pPr>
+        <w:ind w:left="1800" w:hanging="360"/>
+      </w:pPr>
+    </w:lvl>
+    <w:lvl w:ilvl="2" w:tplc="042A001B" w:tentative="1">
+      <w:start w:val="1"/>
+      <w:numFmt w:val="lowerRoman"/>
+      <w:lvlText w:val="%3."/>
+      <w:lvlJc w:val="right"/>
+      <w:pPr>
+        <w:ind w:left="2520" w:hanging="180"/>
+      </w:pPr>
+    </w:lvl>
+    <w:lvl w:ilvl="3" w:tplc="042A000F" w:tentative="1">
+      <w:start w:val="1"/>
+      <w:numFmt w:val="decimal"/>
+      <w:lvlText w:val="%4."/>
+      <w:lvlJc w:val="left"/>
+      <w:pPr>
+        <w:ind w:left="3240" w:hanging="360"/>
+      </w:pPr>
+    </w:lvl>
+    <w:lvl w:ilvl="4" w:tplc="042A0019" w:tentative="1">
+      <w:start w:val="1"/>
+      <w:numFmt w:val="lowerLetter"/>
+      <w:lvlText w:val="%5."/>
+      <w:lvlJc w:val="left"/>
+      <w:pPr>
+        <w:ind w:left="3960" w:hanging="360"/>
+      </w:pPr>
+    </w:lvl>
+    <w:lvl w:ilvl="5" w:tplc="042A001B" w:tentative="1">
+      <w:start w:val="1"/>
+      <w:numFmt w:val="lowerRoman"/>
+      <w:lvlText w:val="%6."/>
+      <w:lvlJc w:val="right"/>
+      <w:pPr>
+        <w:ind w:left="4680" w:hanging="180"/>
+      </w:pPr>
+    </w:lvl>
+    <w:lvl w:ilvl="6" w:tplc="042A000F" w:tentative="1">
+      <w:start w:val="1"/>
+      <w:numFmt w:val="decimal"/>
+      <w:lvlText w:val="%7."/>
+      <w:lvlJc w:val="left"/>
+      <w:pPr>
+        <w:ind w:left="5400" w:hanging="360"/>
+      </w:pPr>
+    </w:lvl>
+    <w:lvl w:ilvl="7" w:tplc="042A0019" w:tentative="1">
+      <w:start w:val="1"/>
+      <w:numFmt w:val="lowerLetter"/>
+      <w:lvlText w:val="%8."/>
+      <w:lvlJc w:val="left"/>
+      <w:pPr>
+        <w:ind w:left="6120" w:hanging="360"/>
+      </w:pPr>
+    </w:lvl>
+    <w:lvl w:ilvl="8" w:tplc="042A001B" w:tentative="1">
+      <w:start w:val="1"/>
+      <w:numFmt w:val="lowerRoman"/>
+      <w:lvlText w:val="%9."/>
+      <w:lvlJc w:val="right"/>
+      <w:pPr>
+        <w:ind w:left="6840" w:hanging="180"/>
+      </w:pPr>
+    </w:lvl>
+  </w:abstractNum>
+  <w:abstractNum w:abstractNumId="1">
+    <w:nsid w:val="3DF9467E"/>
+    <w:multiLevelType w:val="hybridMultilevel"/>
+    <w:tmpl w:val="8A74FAEA"/>
+    <w:lvl w:ilvl="0" w:tplc="C85E32E2">
+      <w:start w:val="1"/>
+      <w:numFmt w:val="decimal"/>
+      <w:lvlText w:val="%1."/>
+      <w:lvlJc w:val="left"/>
+      <w:pPr>
+        <w:ind w:left="1080" w:hanging="360"/>
+      </w:pPr>
+      <w:rPr>
+        <w:rFonts w:hint="default"/>
+      </w:rPr>
+    </w:lvl>
+    <w:lvl w:ilvl="1" w:tplc="042A0019" w:tentative="1">
+      <w:start w:val="1"/>
+      <w:numFmt w:val="lowerLetter"/>
+      <w:lvlText w:val="%2."/>
+      <w:lvlJc w:val="left"/>
+      <w:pPr>
+        <w:ind w:left="1800" w:hanging="360"/>
+      </w:pPr>
+    </w:lvl>
+    <w:lvl w:ilvl="2" w:tplc="042A001B" w:tentative="1">
+      <w:start w:val="1"/>
+      <w:numFmt w:val="lowerRoman"/>
+      <w:lvlText w:val="%3."/>
+      <w:lvlJc w:val="right"/>
+      <w:pPr>
+        <w:ind w:left="2520" w:hanging="180"/>
+      </w:pPr>
+    </w:lvl>
+    <w:lvl w:ilvl="3" w:tplc="042A000F" w:tentative="1">
+      <w:start w:val="1"/>
+      <w:numFmt w:val="decimal"/>
+      <w:lvlText w:val="%4."/>
+      <w:lvlJc w:val="left"/>
+      <w:pPr>
+        <w:ind w:left="3240" w:hanging="360"/>
+      </w:pPr>
+    </w:lvl>
+    <w:lvl w:ilvl="4" w:tplc="042A0019" w:tentative="1">
+      <w:start w:val="1"/>
+      <w:numFmt w:val="lowerLetter"/>
+      <w:lvlText w:val="%5."/>
+      <w:lvlJc w:val="left"/>
+      <w:pPr>
+        <w:ind w:left="3960" w:hanging="360"/>
+      </w:pPr>
+    </w:lvl>
+    <w:lvl w:ilvl="5" w:tplc="042A001B" w:tentative="1">
+      <w:start w:val="1"/>
+      <w:numFmt w:val="lowerRoman"/>
+      <w:lvlText w:val="%6."/>
+      <w:lvlJc w:val="right"/>
+      <w:pPr>
+        <w:ind w:left="4680" w:hanging="180"/>
+      </w:pPr>
+    </w:lvl>
+    <w:lvl w:ilvl="6" w:tplc="042A000F" w:tentative="1">
+      <w:start w:val="1"/>
+      <w:numFmt w:val="decimal"/>
+      <w:lvlText w:val="%7."/>
+      <w:lvlJc w:val="left"/>
+      <w:pPr>
+        <w:ind w:left="5400" w:hanging="360"/>
+      </w:pPr>
+    </w:lvl>
+    <w:lvl w:ilvl="7" w:tplc="042A0019" w:tentative="1">
+      <w:start w:val="1"/>
+      <w:numFmt w:val="lowerLetter"/>
+      <w:lvlText w:val="%8."/>
+      <w:lvlJc w:val="left"/>
+      <w:pPr>
+        <w:ind w:left="6120" w:hanging="360"/>
+      </w:pPr>
+    </w:lvl>
+    <w:lvl w:ilvl="8" w:tplc="042A001B" w:tentative="1">
+      <w:start w:val="1"/>
+      <w:numFmt w:val="lowerRoman"/>
+      <w:lvlText w:val="%9."/>
+      <w:lvlJc w:val="right"/>
+      <w:pPr>
+        <w:ind w:left="6840" w:hanging="180"/>
+      </w:pPr>
+    </w:lvl>
+  </w:abstractNum>
+  <w:abstractNum w:abstractNumId="2">
+    <w:nsid w:val="40030624"/>
+    <w:multiLevelType w:val="hybridMultilevel"/>
+    <w:tmpl w:val="E9BA38E4"/>
+    <w:lvl w:ilvl="0" w:tplc="6776B066">
+      <w:start w:val="1"/>
+      <w:numFmt w:val="bullet"/>
+      <w:lvlText w:val=""/>
+      <w:lvlJc w:val="left"/>
+      <w:pPr>
+        <w:ind w:left="1080" w:hanging="360"/>
+      </w:pPr>
+      <w:rPr>
+        <w:rFonts w:ascii="Wingdings" w:eastAsiaTheme="minorHAnsi" w:hAnsi="Wingdings" w:cstheme="minorBidi" w:hint="default"/>
+      </w:rPr>
+    </w:lvl>
+    <w:lvl w:ilvl="1" w:tplc="042A0003" w:tentative="1">
+      <w:start w:val="1"/>
+      <w:numFmt w:val="bullet"/>
+      <w:lvlText w:val="o"/>
+      <w:lvlJc w:val="left"/>
+      <w:pPr>
+        <w:ind w:left="1800" w:hanging="360"/>
+      </w:pPr>
+      <w:rPr>
+        <w:rFonts w:ascii="Courier New" w:hAnsi="Courier New" w:cs="Courier New" w:hint="default"/>
+      </w:rPr>
+    </w:lvl>
+    <w:lvl w:ilvl="2" w:tplc="042A0005" w:tentative="1">
+      <w:start w:val="1"/>
+      <w:numFmt w:val="bullet"/>
+      <w:lvlText w:val=""/>
+      <w:lvlJc w:val="left"/>
+      <w:pPr>
+        <w:ind w:left="2520" w:hanging="360"/>
+      </w:pPr>
+      <w:rPr>
+        <w:rFonts w:ascii="Wingdings" w:hAnsi="Wingdings" w:hint="default"/>
+      </w:rPr>
+    </w:lvl>
+    <w:lvl w:ilvl="3" w:tplc="042A0001" w:tentative="1">
+      <w:start w:val="1"/>
+      <w:numFmt w:val="bullet"/>
+      <w:lvlText w:val=""/>
+      <w:lvlJc w:val="left"/>
+      <w:pPr>
+        <w:ind w:left="3240" w:hanging="360"/>
+      </w:pPr>
+      <w:rPr>
+        <w:rFonts w:ascii="Symbol" w:hAnsi="Symbol" w:hint="default"/>
+      </w:rPr>
+    </w:lvl>
+    <w:lvl w:ilvl="4" w:tplc="042A0003" w:tentative="1">
+      <w:start w:val="1"/>
+      <w:numFmt w:val="bullet"/>
+      <w:lvlText w:val="o"/>
+      <w:lvlJc w:val="left"/>
+      <w:pPr>
+        <w:ind w:left="3960" w:hanging="360"/>
+      </w:pPr>
+      <w:rPr>
+        <w:rFonts w:ascii="Courier New" w:hAnsi="Courier New" w:cs="Courier New" w:hint="default"/>
+      </w:rPr>
+    </w:lvl>
+    <w:lvl w:ilvl="5" w:tplc="042A0005" w:tentative="1">
+      <w:start w:val="1"/>
+      <w:numFmt w:val="bullet"/>
+      <w:lvlText w:val=""/>
+      <w:lvlJc w:val="left"/>
+      <w:pPr>
+        <w:ind w:left="4680" w:hanging="360"/>
+      </w:pPr>
+      <w:rPr>
+        <w:rFonts w:ascii="Wingdings" w:hAnsi="Wingdings" w:hint="default"/>
+      </w:rPr>
+    </w:lvl>
+    <w:lvl w:ilvl="6" w:tplc="042A0001" w:tentative="1">
+      <w:start w:val="1"/>
+      <w:numFmt w:val="bullet"/>
+      <w:lvlText w:val=""/>
+      <w:lvlJc w:val="left"/>
+      <w:pPr>
+        <w:ind w:left="5400" w:hanging="360"/>
+      </w:pPr>
+      <w:rPr>
+        <w:rFonts w:ascii="Symbol" w:hAnsi="Symbol" w:hint="default"/>
+      </w:rPr>
+    </w:lvl>
+    <w:lvl w:ilvl="7" w:tplc="042A0003" w:tentative="1">
+      <w:start w:val="1"/>
+      <w:numFmt w:val="bullet"/>
+      <w:lvlText w:val="o"/>
+      <w:lvlJc w:val="left"/>
+      <w:pPr>
+        <w:ind w:left="6120" w:hanging="360"/>
+      </w:pPr>
+      <w:rPr>
+        <w:rFonts w:ascii="Courier New" w:hAnsi="Courier New" w:cs="Courier New" w:hint="default"/>
+      </w:rPr>
+    </w:lvl>
+    <w:lvl w:ilvl="8" w:tplc="042A0005" w:tentative="1">
+      <w:start w:val="1"/>
+      <w:numFmt w:val="bullet"/>
+      <w:lvlText w:val=""/>
+      <w:lvlJc w:val="left"/>
+      <w:pPr>
+        <w:ind w:left="6840" w:hanging="360"/>
+      </w:pPr>
+      <w:rPr>
+        <w:rFonts w:ascii="Wingdings" w:hAnsi="Wingdings" w:hint="default"/>
+      </w:rPr>
+    </w:lvl>
+  </w:abstractNum>
+  <w:num w:numId="1">
+    <w:abstractNumId w:val="0"/>
+  </w:num>
+  <w:num w:numId="2">
+    <w:abstractNumId w:val="2"/>
+  </w:num>
+  <w:num w:numId="3">
+    <w:abstractNumId w:val="1"/>
+  </w:num>
+</w:numbering>
 </file>
 
 <file path=word/styles.xml><?xml version="1.0" encoding="utf-8"?>
@@ -297,6 +707,17 @@
     <w:semiHidden/>
     <w:unhideWhenUsed/>
   </w:style>
+  <w:style w:type="paragraph" w:styleId="ListParagraph">
+    <w:name w:val="List Paragraph"/>
+    <w:basedOn w:val="Normal"/>
+    <w:uiPriority w:val="34"/>
+    <w:qFormat/>
+    <w:rsid w:val="00876E23"/>
+    <w:pPr>
+      <w:ind w:left="720"/>
+      <w:contextualSpacing/>
+    </w:pPr>
+  </w:style>
 </w:styles>
 </file>
 
@@ -486,6 +907,17 @@
     <w:uiPriority w:val="99"/>
     <w:semiHidden/>
     <w:unhideWhenUsed/>
+  </w:style>
+  <w:style w:type="paragraph" w:styleId="ListParagraph">
+    <w:name w:val="List Paragraph"/>
+    <w:basedOn w:val="Normal"/>
+    <w:uiPriority w:val="34"/>
+    <w:qFormat/>
+    <w:rsid w:val="00876E23"/>
+    <w:pPr>
+      <w:ind w:left="720"/>
+      <w:contextualSpacing/>
+    </w:pPr>
   </w:style>
 </w:styles>
 </file>

--- a/experience.docx
+++ b/experience.docx
@@ -202,6 +202,114 @@
         </w:rPr>
         <w:t>Hít thở dài, quay đầu ra xung quanh</w:t>
       </w:r>
+    </w:p>
+    <w:p>
+      <w:pPr>
+        <w:rPr>
+          <w:lang w:val="en-US"/>
+        </w:rPr>
+      </w:pPr>
+    </w:p>
+    <w:p>
+      <w:pPr>
+        <w:rPr>
+          <w:lang w:val="en-US"/>
+        </w:rPr>
+      </w:pPr>
+      <w:r>
+        <w:rPr>
+          <w:lang w:val="en-US"/>
+        </w:rPr>
+        <w:t>Body:</w:t>
+      </w:r>
+    </w:p>
+    <w:p>
+      <w:pPr>
+        <w:pStyle w:val="ListParagraph"/>
+        <w:numPr>
+          <w:ilvl w:val="0"/>
+          <w:numId w:val="5"/>
+        </w:numPr>
+        <w:rPr>
+          <w:lang w:val="en-US"/>
+        </w:rPr>
+      </w:pPr>
+      <w:r>
+        <w:rPr>
+          <w:lang w:val="en-US"/>
+        </w:rPr>
+        <w:t>Để Dễ Ngủ Và Chữa Lõm?</w:t>
+      </w:r>
+    </w:p>
+    <w:p>
+      <w:pPr>
+        <w:pStyle w:val="ListParagraph"/>
+        <w:numPr>
+          <w:ilvl w:val="0"/>
+          <w:numId w:val="2"/>
+        </w:numPr>
+        <w:rPr>
+          <w:lang w:val="en-US"/>
+        </w:rPr>
+      </w:pPr>
+      <w:r>
+        <w:rPr>
+          <w:lang w:val="en-US"/>
+        </w:rPr>
+        <w:t>Nằm úp, để gối giữa bụng, kê đầu cho đỡ nghiêng</w:t>
+      </w:r>
+    </w:p>
+    <w:p>
+      <w:pPr>
+        <w:rPr>
+          <w:lang w:val="en-US"/>
+        </w:rPr>
+      </w:pPr>
+    </w:p>
+    <w:p>
+      <w:pPr>
+        <w:rPr>
+          <w:lang w:val="en-US"/>
+        </w:rPr>
+      </w:pPr>
+      <w:r>
+        <w:rPr>
+          <w:lang w:val="en-US"/>
+        </w:rPr>
+        <w:t>Shop:</w:t>
+      </w:r>
+    </w:p>
+    <w:p>
+      <w:pPr>
+        <w:rPr>
+          <w:lang w:val="en-US"/>
+        </w:rPr>
+      </w:pPr>
+    </w:p>
+    <w:p>
+      <w:pPr>
+        <w:rPr>
+          <w:lang w:val="en-US"/>
+        </w:rPr>
+      </w:pPr>
+      <w:r>
+        <w:rPr>
+          <w:lang w:val="en-US"/>
+        </w:rPr>
+        <w:t>Joke:</w:t>
+      </w:r>
+    </w:p>
+    <w:p>
+      <w:pPr>
+        <w:pStyle w:val="ListParagraph"/>
+        <w:numPr>
+          <w:ilvl w:val="0"/>
+          <w:numId w:val="6"/>
+        </w:numPr>
+        <w:rPr>
+          <w:lang w:val="en-US"/>
+        </w:rPr>
+      </w:pPr>
       <w:bookmarkStart w:id="0" w:name="_GoBack"/>
       <w:bookmarkEnd w:id="0"/>
     </w:p>
@@ -218,6 +326,184 @@
 <file path=word/numbering.xml><?xml version="1.0" encoding="utf-8"?>
 <w:numbering xmlns:wpc="http://schemas.microsoft.com/office/word/2010/wordprocessingCanvas" xmlns:mc="http://schemas.openxmlformats.org/markup-compatibility/2006" xmlns:o="urn:schemas-microsoft-com:office:office" xmlns:r="http://schemas.openxmlformats.org/officeDocument/2006/relationships" xmlns:m="http://schemas.openxmlformats.org/officeDocument/2006/math" xmlns:v="urn:schemas-microsoft-com:vml" xmlns:wp14="http://schemas.microsoft.com/office/word/2010/wordprocessingDrawing" xmlns:wp="http://schemas.openxmlformats.org/drawingml/2006/wordprocessingDrawing" xmlns:w10="urn:schemas-microsoft-com:office:word" xmlns:w="http://schemas.openxmlformats.org/wordprocessingml/2006/main" xmlns:w14="http://schemas.microsoft.com/office/word/2010/wordml" xmlns:wpg="http://schemas.microsoft.com/office/word/2010/wordprocessingGroup" xmlns:wpi="http://schemas.microsoft.com/office/word/2010/wordprocessingInk" xmlns:wne="http://schemas.microsoft.com/office/word/2006/wordml" xmlns:wps="http://schemas.microsoft.com/office/word/2010/wordprocessingShape" mc:Ignorable="w14 wp14">
   <w:abstractNum w:abstractNumId="0">
+    <w:nsid w:val="04C353EB"/>
+    <w:multiLevelType w:val="hybridMultilevel"/>
+    <w:tmpl w:val="805CBA5E"/>
+    <w:lvl w:ilvl="0" w:tplc="2F507434">
+      <w:start w:val="1"/>
+      <w:numFmt w:val="decimal"/>
+      <w:lvlText w:val="%1."/>
+      <w:lvlJc w:val="left"/>
+      <w:pPr>
+        <w:ind w:left="1080" w:hanging="360"/>
+      </w:pPr>
+      <w:rPr>
+        <w:rFonts w:hint="default"/>
+      </w:rPr>
+    </w:lvl>
+    <w:lvl w:ilvl="1" w:tplc="042A0019" w:tentative="1">
+      <w:start w:val="1"/>
+      <w:numFmt w:val="lowerLetter"/>
+      <w:lvlText w:val="%2."/>
+      <w:lvlJc w:val="left"/>
+      <w:pPr>
+        <w:ind w:left="1800" w:hanging="360"/>
+      </w:pPr>
+    </w:lvl>
+    <w:lvl w:ilvl="2" w:tplc="042A001B" w:tentative="1">
+      <w:start w:val="1"/>
+      <w:numFmt w:val="lowerRoman"/>
+      <w:lvlText w:val="%3."/>
+      <w:lvlJc w:val="right"/>
+      <w:pPr>
+        <w:ind w:left="2520" w:hanging="180"/>
+      </w:pPr>
+    </w:lvl>
+    <w:lvl w:ilvl="3" w:tplc="042A000F" w:tentative="1">
+      <w:start w:val="1"/>
+      <w:numFmt w:val="decimal"/>
+      <w:lvlText w:val="%4."/>
+      <w:lvlJc w:val="left"/>
+      <w:pPr>
+        <w:ind w:left="3240" w:hanging="360"/>
+      </w:pPr>
+    </w:lvl>
+    <w:lvl w:ilvl="4" w:tplc="042A0019" w:tentative="1">
+      <w:start w:val="1"/>
+      <w:numFmt w:val="lowerLetter"/>
+      <w:lvlText w:val="%5."/>
+      <w:lvlJc w:val="left"/>
+      <w:pPr>
+        <w:ind w:left="3960" w:hanging="360"/>
+      </w:pPr>
+    </w:lvl>
+    <w:lvl w:ilvl="5" w:tplc="042A001B" w:tentative="1">
+      <w:start w:val="1"/>
+      <w:numFmt w:val="lowerRoman"/>
+      <w:lvlText w:val="%6."/>
+      <w:lvlJc w:val="right"/>
+      <w:pPr>
+        <w:ind w:left="4680" w:hanging="180"/>
+      </w:pPr>
+    </w:lvl>
+    <w:lvl w:ilvl="6" w:tplc="042A000F" w:tentative="1">
+      <w:start w:val="1"/>
+      <w:numFmt w:val="decimal"/>
+      <w:lvlText w:val="%7."/>
+      <w:lvlJc w:val="left"/>
+      <w:pPr>
+        <w:ind w:left="5400" w:hanging="360"/>
+      </w:pPr>
+    </w:lvl>
+    <w:lvl w:ilvl="7" w:tplc="042A0019" w:tentative="1">
+      <w:start w:val="1"/>
+      <w:numFmt w:val="lowerLetter"/>
+      <w:lvlText w:val="%8."/>
+      <w:lvlJc w:val="left"/>
+      <w:pPr>
+        <w:ind w:left="6120" w:hanging="360"/>
+      </w:pPr>
+    </w:lvl>
+    <w:lvl w:ilvl="8" w:tplc="042A001B" w:tentative="1">
+      <w:start w:val="1"/>
+      <w:numFmt w:val="lowerRoman"/>
+      <w:lvlText w:val="%9."/>
+      <w:lvlJc w:val="right"/>
+      <w:pPr>
+        <w:ind w:left="6840" w:hanging="180"/>
+      </w:pPr>
+    </w:lvl>
+  </w:abstractNum>
+  <w:abstractNum w:abstractNumId="1">
+    <w:nsid w:val="105E272F"/>
+    <w:multiLevelType w:val="hybridMultilevel"/>
+    <w:tmpl w:val="D3448E54"/>
+    <w:lvl w:ilvl="0" w:tplc="831C68E6">
+      <w:start w:val="1"/>
+      <w:numFmt w:val="decimal"/>
+      <w:lvlText w:val="%1."/>
+      <w:lvlJc w:val="left"/>
+      <w:pPr>
+        <w:ind w:left="1080" w:hanging="360"/>
+      </w:pPr>
+      <w:rPr>
+        <w:rFonts w:hint="default"/>
+      </w:rPr>
+    </w:lvl>
+    <w:lvl w:ilvl="1" w:tplc="042A0019" w:tentative="1">
+      <w:start w:val="1"/>
+      <w:numFmt w:val="lowerLetter"/>
+      <w:lvlText w:val="%2."/>
+      <w:lvlJc w:val="left"/>
+      <w:pPr>
+        <w:ind w:left="1800" w:hanging="360"/>
+      </w:pPr>
+    </w:lvl>
+    <w:lvl w:ilvl="2" w:tplc="042A001B" w:tentative="1">
+      <w:start w:val="1"/>
+      <w:numFmt w:val="lowerRoman"/>
+      <w:lvlText w:val="%3."/>
+      <w:lvlJc w:val="right"/>
+      <w:pPr>
+        <w:ind w:left="2520" w:hanging="180"/>
+      </w:pPr>
+    </w:lvl>
+    <w:lvl w:ilvl="3" w:tplc="042A000F" w:tentative="1">
+      <w:start w:val="1"/>
+      <w:numFmt w:val="decimal"/>
+      <w:lvlText w:val="%4."/>
+      <w:lvlJc w:val="left"/>
+      <w:pPr>
+        <w:ind w:left="3240" w:hanging="360"/>
+      </w:pPr>
+    </w:lvl>
+    <w:lvl w:ilvl="4" w:tplc="042A0019" w:tentative="1">
+      <w:start w:val="1"/>
+      <w:numFmt w:val="lowerLetter"/>
+      <w:lvlText w:val="%5."/>
+      <w:lvlJc w:val="left"/>
+      <w:pPr>
+        <w:ind w:left="3960" w:hanging="360"/>
+      </w:pPr>
+    </w:lvl>
+    <w:lvl w:ilvl="5" w:tplc="042A001B" w:tentative="1">
+      <w:start w:val="1"/>
+      <w:numFmt w:val="lowerRoman"/>
+      <w:lvlText w:val="%6."/>
+      <w:lvlJc w:val="right"/>
+      <w:pPr>
+        <w:ind w:left="4680" w:hanging="180"/>
+      </w:pPr>
+    </w:lvl>
+    <w:lvl w:ilvl="6" w:tplc="042A000F" w:tentative="1">
+      <w:start w:val="1"/>
+      <w:numFmt w:val="decimal"/>
+      <w:lvlText w:val="%7."/>
+      <w:lvlJc w:val="left"/>
+      <w:pPr>
+        <w:ind w:left="5400" w:hanging="360"/>
+      </w:pPr>
+    </w:lvl>
+    <w:lvl w:ilvl="7" w:tplc="042A0019" w:tentative="1">
+      <w:start w:val="1"/>
+      <w:numFmt w:val="lowerLetter"/>
+      <w:lvlText w:val="%8."/>
+      <w:lvlJc w:val="left"/>
+      <w:pPr>
+        <w:ind w:left="6120" w:hanging="360"/>
+      </w:pPr>
+    </w:lvl>
+    <w:lvl w:ilvl="8" w:tplc="042A001B" w:tentative="1">
+      <w:start w:val="1"/>
+      <w:numFmt w:val="lowerRoman"/>
+      <w:lvlText w:val="%9."/>
+      <w:lvlJc w:val="right"/>
+      <w:pPr>
+        <w:ind w:left="6840" w:hanging="180"/>
+      </w:pPr>
+    </w:lvl>
+  </w:abstractNum>
+  <w:abstractNum w:abstractNumId="2">
     <w:nsid w:val="12C71428"/>
     <w:multiLevelType w:val="hybridMultilevel"/>
     <w:tmpl w:val="6E20613A"/>
@@ -306,7 +592,7 @@
       </w:pPr>
     </w:lvl>
   </w:abstractNum>
-  <w:abstractNum w:abstractNumId="1">
+  <w:abstractNum w:abstractNumId="3">
     <w:nsid w:val="3DF9467E"/>
     <w:multiLevelType w:val="hybridMultilevel"/>
     <w:tmpl w:val="8A74FAEA"/>
@@ -395,7 +681,7 @@
       </w:pPr>
     </w:lvl>
   </w:abstractNum>
-  <w:abstractNum w:abstractNumId="2">
+  <w:abstractNum w:abstractNumId="4">
     <w:nsid w:val="40030624"/>
     <w:multiLevelType w:val="hybridMultilevel"/>
     <w:tmpl w:val="E9BA38E4"/>
@@ -508,14 +794,112 @@
       </w:rPr>
     </w:lvl>
   </w:abstractNum>
+  <w:abstractNum w:abstractNumId="5">
+    <w:nsid w:val="5EF527DB"/>
+    <w:multiLevelType w:val="hybridMultilevel"/>
+    <w:tmpl w:val="8D742794"/>
+    <w:lvl w:ilvl="0" w:tplc="50B824FE">
+      <w:start w:val="1"/>
+      <w:numFmt w:val="decimal"/>
+      <w:lvlText w:val="%1."/>
+      <w:lvlJc w:val="left"/>
+      <w:pPr>
+        <w:ind w:left="1080" w:hanging="360"/>
+      </w:pPr>
+      <w:rPr>
+        <w:rFonts w:hint="default"/>
+      </w:rPr>
+    </w:lvl>
+    <w:lvl w:ilvl="1" w:tplc="042A0019" w:tentative="1">
+      <w:start w:val="1"/>
+      <w:numFmt w:val="lowerLetter"/>
+      <w:lvlText w:val="%2."/>
+      <w:lvlJc w:val="left"/>
+      <w:pPr>
+        <w:ind w:left="1800" w:hanging="360"/>
+      </w:pPr>
+    </w:lvl>
+    <w:lvl w:ilvl="2" w:tplc="042A001B" w:tentative="1">
+      <w:start w:val="1"/>
+      <w:numFmt w:val="lowerRoman"/>
+      <w:lvlText w:val="%3."/>
+      <w:lvlJc w:val="right"/>
+      <w:pPr>
+        <w:ind w:left="2520" w:hanging="180"/>
+      </w:pPr>
+    </w:lvl>
+    <w:lvl w:ilvl="3" w:tplc="042A000F" w:tentative="1">
+      <w:start w:val="1"/>
+      <w:numFmt w:val="decimal"/>
+      <w:lvlText w:val="%4."/>
+      <w:lvlJc w:val="left"/>
+      <w:pPr>
+        <w:ind w:left="3240" w:hanging="360"/>
+      </w:pPr>
+    </w:lvl>
+    <w:lvl w:ilvl="4" w:tplc="042A0019" w:tentative="1">
+      <w:start w:val="1"/>
+      <w:numFmt w:val="lowerLetter"/>
+      <w:lvlText w:val="%5."/>
+      <w:lvlJc w:val="left"/>
+      <w:pPr>
+        <w:ind w:left="3960" w:hanging="360"/>
+      </w:pPr>
+    </w:lvl>
+    <w:lvl w:ilvl="5" w:tplc="042A001B" w:tentative="1">
+      <w:start w:val="1"/>
+      <w:numFmt w:val="lowerRoman"/>
+      <w:lvlText w:val="%6."/>
+      <w:lvlJc w:val="right"/>
+      <w:pPr>
+        <w:ind w:left="4680" w:hanging="180"/>
+      </w:pPr>
+    </w:lvl>
+    <w:lvl w:ilvl="6" w:tplc="042A000F" w:tentative="1">
+      <w:start w:val="1"/>
+      <w:numFmt w:val="decimal"/>
+      <w:lvlText w:val="%7."/>
+      <w:lvlJc w:val="left"/>
+      <w:pPr>
+        <w:ind w:left="5400" w:hanging="360"/>
+      </w:pPr>
+    </w:lvl>
+    <w:lvl w:ilvl="7" w:tplc="042A0019" w:tentative="1">
+      <w:start w:val="1"/>
+      <w:numFmt w:val="lowerLetter"/>
+      <w:lvlText w:val="%8."/>
+      <w:lvlJc w:val="left"/>
+      <w:pPr>
+        <w:ind w:left="6120" w:hanging="360"/>
+      </w:pPr>
+    </w:lvl>
+    <w:lvl w:ilvl="8" w:tplc="042A001B" w:tentative="1">
+      <w:start w:val="1"/>
+      <w:numFmt w:val="lowerRoman"/>
+      <w:lvlText w:val="%9."/>
+      <w:lvlJc w:val="right"/>
+      <w:pPr>
+        <w:ind w:left="6840" w:hanging="180"/>
+      </w:pPr>
+    </w:lvl>
+  </w:abstractNum>
   <w:num w:numId="1">
+    <w:abstractNumId w:val="2"/>
+  </w:num>
+  <w:num w:numId="2">
+    <w:abstractNumId w:val="4"/>
+  </w:num>
+  <w:num w:numId="3">
+    <w:abstractNumId w:val="3"/>
+  </w:num>
+  <w:num w:numId="4">
+    <w:abstractNumId w:val="1"/>
+  </w:num>
+  <w:num w:numId="5">
     <w:abstractNumId w:val="0"/>
   </w:num>
-  <w:num w:numId="2">
-    <w:abstractNumId w:val="2"/>
-  </w:num>
-  <w:num w:numId="3">
-    <w:abstractNumId w:val="1"/>
+  <w:num w:numId="6">
+    <w:abstractNumId w:val="5"/>
   </w:num>
 </w:numbering>
 </file>

--- a/experience.docx
+++ b/experience.docx
@@ -149,6 +149,38 @@
     </w:p>
     <w:p>
       <w:pPr>
+        <w:pStyle w:val="ListParagraph"/>
+        <w:numPr>
+          <w:ilvl w:val="0"/>
+          <w:numId w:val="1"/>
+        </w:numPr>
+        <w:rPr>
+          <w:lang w:val="en-US"/>
+        </w:rPr>
+      </w:pPr>
+      <w:r>
+        <w:rPr>
+          <w:lang w:val="en-US"/>
+        </w:rPr>
+        <w:t>Cách Làm Quen Bạn Cùng Phòng?</w:t>
+      </w:r>
+    </w:p>
+    <w:p>
+      <w:pPr>
+        <w:pStyle w:val="ListParagraph"/>
+        <w:numPr>
+          <w:ilvl w:val="0"/>
+          <w:numId w:val="2"/>
+        </w:numPr>
+        <w:rPr>
+          <w:lang w:val="en-US"/>
+        </w:rPr>
+      </w:pPr>
+      <w:bookmarkStart w:id="0" w:name="_GoBack"/>
+      <w:bookmarkEnd w:id="0"/>
+    </w:p>
+    <w:p>
+      <w:pPr>
         <w:rPr>
           <w:lang w:val="en-US"/>
         </w:rPr>
@@ -310,8 +342,6 @@
           <w:lang w:val="en-US"/>
         </w:rPr>
       </w:pPr>
-      <w:bookmarkStart w:id="0" w:name="_GoBack"/>
-      <w:bookmarkEnd w:id="0"/>
     </w:p>
     <w:sectPr>
       <w:pgSz w:w="11906" w:h="16838"/>

--- a/experience.docx
+++ b/experience.docx
@@ -1,6 +1,6 @@
 
 <file path=word/document.xml><?xml version="1.0" encoding="utf-8"?>
-<w:document xmlns:wpc="http://schemas.microsoft.com/office/word/2010/wordprocessingCanvas" xmlns:mc="http://schemas.openxmlformats.org/markup-compatibility/2006" xmlns:o="urn:schemas-microsoft-com:office:office" xmlns:r="http://schemas.openxmlformats.org/officeDocument/2006/relationships" xmlns:m="http://schemas.openxmlformats.org/officeDocument/2006/math" xmlns:v="urn:schemas-microsoft-com:vml" xmlns:wp14="http://schemas.microsoft.com/office/word/2010/wordprocessingDrawing" xmlns:wp="http://schemas.openxmlformats.org/drawingml/2006/wordprocessingDrawing" xmlns:w10="urn:schemas-microsoft-com:office:word" xmlns:w="http://schemas.openxmlformats.org/wordprocessingml/2006/main" xmlns:w14="http://schemas.microsoft.com/office/word/2010/wordml" xmlns:wpg="http://schemas.microsoft.com/office/word/2010/wordprocessingGroup" xmlns:wpi="http://schemas.microsoft.com/office/word/2010/wordprocessingInk" xmlns:wne="http://schemas.microsoft.com/office/word/2006/wordml" xmlns:wps="http://schemas.microsoft.com/office/word/2010/wordprocessingShape" mc:Ignorable="w14 wp14">
+<w:document xmlns:wpc="http://schemas.microsoft.com/office/word/2010/wordprocessingCanvas" xmlns:cx="http://schemas.microsoft.com/office/drawing/2014/chartex" xmlns:cx1="http://schemas.microsoft.com/office/drawing/2015/9/8/chartex" xmlns:cx2="http://schemas.microsoft.com/office/drawing/2015/10/21/chartex" xmlns:cx3="http://schemas.microsoft.com/office/drawing/2016/5/9/chartex" xmlns:cx4="http://schemas.microsoft.com/office/drawing/2016/5/10/chartex" xmlns:cx5="http://schemas.microsoft.com/office/drawing/2016/5/11/chartex" xmlns:cx6="http://schemas.microsoft.com/office/drawing/2016/5/12/chartex" xmlns:cx7="http://schemas.microsoft.com/office/drawing/2016/5/13/chartex" xmlns:cx8="http://schemas.microsoft.com/office/drawing/2016/5/14/chartex" xmlns:mc="http://schemas.openxmlformats.org/markup-compatibility/2006" xmlns:aink="http://schemas.microsoft.com/office/drawing/2016/ink" xmlns:am3d="http://schemas.microsoft.com/office/drawing/2017/model3d" xmlns:o="urn:schemas-microsoft-com:office:office" xmlns:oel="http://schemas.microsoft.com/office/2019/extlst" xmlns:r="http://schemas.openxmlformats.org/officeDocument/2006/relationships" xmlns:m="http://schemas.openxmlformats.org/officeDocument/2006/math" xmlns:v="urn:schemas-microsoft-com:vml" xmlns:wp14="http://schemas.microsoft.com/office/word/2010/wordprocessingDrawing" xmlns:wp="http://schemas.openxmlformats.org/drawingml/2006/wordprocessingDrawing" xmlns:w10="urn:schemas-microsoft-com:office:word" xmlns:w="http://schemas.openxmlformats.org/wordprocessingml/2006/main" xmlns:w14="http://schemas.microsoft.com/office/word/2010/wordml" xmlns:w15="http://schemas.microsoft.com/office/word/2012/wordml" xmlns:w16cex="http://schemas.microsoft.com/office/word/2018/wordml/cex" xmlns:w16cid="http://schemas.microsoft.com/office/word/2016/wordml/cid" xmlns:w16="http://schemas.microsoft.com/office/word/2018/wordml" xmlns:w16sdtdh="http://schemas.microsoft.com/office/word/2020/wordml/sdtdatahash" xmlns:w16se="http://schemas.microsoft.com/office/word/2015/wordml/symex" xmlns:wpg="http://schemas.microsoft.com/office/word/2010/wordprocessingGroup" xmlns:wpi="http://schemas.microsoft.com/office/word/2010/wordprocessingInk" xmlns:wne="http://schemas.microsoft.com/office/word/2006/wordml" xmlns:wps="http://schemas.microsoft.com/office/word/2010/wordprocessingShape" mc:Ignorable="w14 w15 w16se w16cid w16 w16cex w16sdtdh wp14">
   <w:body>
     <w:p>
       <w:pPr>
@@ -108,6 +108,476 @@
         <w:rPr>
           <w:lang w:val="en-US"/>
         </w:rPr>
+        <w:t xml:space="preserve">Dorm </w:t>
+      </w:r>
+      <w:r>
+        <w:rPr>
+          <w:lang w:val="en-US"/>
+        </w:rPr>
+        <w:t>–</w:t>
+      </w:r>
+      <w:r>
+        <w:rPr>
+          <w:lang w:val="en-US"/>
+        </w:rPr>
+        <w:t xml:space="preserve"> Kí Túc Xá</w:t>
+      </w:r>
+      <w:r>
+        <w:rPr>
+          <w:lang w:val="en-US"/>
+        </w:rPr>
+        <w:t>:</w:t>
+      </w:r>
+    </w:p>
+    <w:p>
+      <w:pPr>
+        <w:pStyle w:val="ListParagraph"/>
+        <w:numPr>
+          <w:ilvl w:val="0"/>
+          <w:numId w:val="7"/>
+        </w:numPr>
+        <w:rPr>
+          <w:lang w:val="en-US"/>
+        </w:rPr>
+      </w:pPr>
+      <w:r>
+        <w:rPr>
+          <w:lang w:val="en-US"/>
+        </w:rPr>
+        <w:t>Note Lại Vị Trí Phơi Quần Áo?</w:t>
+      </w:r>
+    </w:p>
+    <w:p>
+      <w:pPr>
+        <w:pStyle w:val="ListParagraph"/>
+        <w:numPr>
+          <w:ilvl w:val="0"/>
+          <w:numId w:val="8"/>
+        </w:numPr>
+        <w:rPr>
+          <w:lang w:val="en-US"/>
+        </w:rPr>
+      </w:pPr>
+      <w:r>
+        <w:rPr>
+          <w:lang w:val="en-US"/>
+        </w:rPr>
+        <w:t>Quần xanh đen đai đỏ sang trái 3</w:t>
+      </w:r>
+    </w:p>
+    <w:p>
+      <w:pPr>
+        <w:pStyle w:val="ListParagraph"/>
+        <w:numPr>
+          <w:ilvl w:val="0"/>
+          <w:numId w:val="7"/>
+        </w:numPr>
+        <w:rPr>
+          <w:lang w:val="en-US"/>
+        </w:rPr>
+      </w:pPr>
+      <w:r>
+        <w:rPr>
+          <w:lang w:val="en-US"/>
+        </w:rPr>
+        <w:t>Đăng Kí Biển Số Xe?</w:t>
+      </w:r>
+    </w:p>
+    <w:p>
+      <w:pPr>
+        <w:pStyle w:val="ListParagraph"/>
+        <w:numPr>
+          <w:ilvl w:val="0"/>
+          <w:numId w:val="8"/>
+        </w:numPr>
+        <w:rPr>
+          <w:lang w:val="en-US"/>
+        </w:rPr>
+      </w:pPr>
+      <w:r>
+        <w:rPr>
+          <w:lang w:val="en-US"/>
+        </w:rPr>
+        <w:t>Đăng kí biển số mục đích là để có thể quẹt thẻ trắng ra vào cổng chính = xe máy</w:t>
+      </w:r>
+    </w:p>
+    <w:p>
+      <w:pPr>
+        <w:pStyle w:val="ListParagraph"/>
+        <w:numPr>
+          <w:ilvl w:val="0"/>
+          <w:numId w:val="8"/>
+        </w:numPr>
+        <w:rPr>
+          <w:lang w:val="en-US"/>
+        </w:rPr>
+      </w:pPr>
+      <w:r>
+        <w:rPr>
+          <w:lang w:val="en-US"/>
+        </w:rPr>
+        <w:t>Nếu chưa đăng kí thì đi cổng sau</w:t>
+      </w:r>
+    </w:p>
+    <w:p>
+      <w:pPr>
+        <w:pStyle w:val="ListParagraph"/>
+        <w:numPr>
+          <w:ilvl w:val="0"/>
+          <w:numId w:val="8"/>
+        </w:numPr>
+        <w:rPr>
+          <w:lang w:val="en-US"/>
+        </w:rPr>
+      </w:pPr>
+      <w:r>
+        <w:rPr>
+          <w:lang w:val="en-US"/>
+        </w:rPr>
+        <w:t>Đăng kí = cách lên Web kí túc xá mà tải ảnh biển số lên rồi chờ 1 đến 2 ngày cho nó duyệt</w:t>
+      </w:r>
+    </w:p>
+    <w:p>
+      <w:pPr>
+        <w:pStyle w:val="ListParagraph"/>
+        <w:numPr>
+          <w:ilvl w:val="0"/>
+          <w:numId w:val="7"/>
+        </w:numPr>
+        <w:rPr>
+          <w:lang w:val="en-US"/>
+        </w:rPr>
+      </w:pPr>
+      <w:r>
+        <w:rPr>
+          <w:lang w:val="en-US"/>
+        </w:rPr>
+        <w:t>Kẹt Thang Máy?</w:t>
+      </w:r>
+    </w:p>
+    <w:p>
+      <w:pPr>
+        <w:pStyle w:val="ListParagraph"/>
+        <w:numPr>
+          <w:ilvl w:val="0"/>
+          <w:numId w:val="8"/>
+        </w:numPr>
+        <w:rPr>
+          <w:lang w:val="en-US"/>
+        </w:rPr>
+      </w:pPr>
+      <w:r>
+        <w:rPr>
+          <w:lang w:val="en-US"/>
+        </w:rPr>
+        <w:t>Bấm nút hình chuông</w:t>
+      </w:r>
+    </w:p>
+    <w:p>
+      <w:pPr>
+        <w:pStyle w:val="ListParagraph"/>
+        <w:numPr>
+          <w:ilvl w:val="0"/>
+          <w:numId w:val="7"/>
+        </w:numPr>
+        <w:rPr>
+          <w:lang w:val="en-US"/>
+        </w:rPr>
+      </w:pPr>
+      <w:r>
+        <w:rPr>
+          <w:lang w:val="en-US"/>
+        </w:rPr>
+        <w:t>Địa Chỉ Kí Túc Xá?</w:t>
+      </w:r>
+    </w:p>
+    <w:p>
+      <w:pPr>
+        <w:pStyle w:val="ListParagraph"/>
+        <w:numPr>
+          <w:ilvl w:val="0"/>
+          <w:numId w:val="8"/>
+        </w:numPr>
+        <w:rPr>
+          <w:lang w:val="en-US"/>
+        </w:rPr>
+      </w:pPr>
+      <w:r>
+        <w:rPr>
+          <w:lang w:val="en-US"/>
+        </w:rPr>
+        <w:t xml:space="preserve">Đường Mạc Đĩnh Chi, </w:t>
+      </w:r>
+      <w:r>
+        <w:rPr>
+          <w:lang w:val="en-US"/>
+        </w:rPr>
+        <w:t xml:space="preserve">phố </w:t>
+      </w:r>
+      <w:r>
+        <w:rPr>
+          <w:lang w:val="en-US"/>
+        </w:rPr>
+        <w:t xml:space="preserve">Tân Hòa, </w:t>
+      </w:r>
+      <w:r>
+        <w:rPr>
+          <w:lang w:val="en-US"/>
+        </w:rPr>
+        <w:t>p</w:t>
+      </w:r>
+      <w:r>
+        <w:rPr>
+          <w:lang w:val="en-US"/>
+        </w:rPr>
+        <w:t xml:space="preserve">hường Đông Hòa, </w:t>
+      </w:r>
+      <w:r>
+        <w:rPr>
+          <w:lang w:val="en-US"/>
+        </w:rPr>
+        <w:t>t</w:t>
+      </w:r>
+      <w:r>
+        <w:rPr>
+          <w:lang w:val="en-US"/>
+        </w:rPr>
+        <w:t xml:space="preserve">hành phố Dĩ An, </w:t>
+      </w:r>
+      <w:r>
+        <w:rPr>
+          <w:lang w:val="en-US"/>
+        </w:rPr>
+        <w:t>t</w:t>
+      </w:r>
+      <w:r>
+        <w:rPr>
+          <w:lang w:val="en-US"/>
+        </w:rPr>
+        <w:t>ỉnh Bình Dương</w:t>
+      </w:r>
+    </w:p>
+    <w:p>
+      <w:pPr>
+        <w:pStyle w:val="ListParagraph"/>
+        <w:numPr>
+          <w:ilvl w:val="0"/>
+          <w:numId w:val="7"/>
+        </w:numPr>
+        <w:rPr>
+          <w:lang w:val="en-US"/>
+        </w:rPr>
+      </w:pPr>
+      <w:r>
+        <w:rPr>
+          <w:lang w:val="en-US"/>
+        </w:rPr>
+        <w:t>Đỗ Xe?</w:t>
+      </w:r>
+    </w:p>
+    <w:p>
+      <w:pPr>
+        <w:pStyle w:val="ListParagraph"/>
+        <w:numPr>
+          <w:ilvl w:val="0"/>
+          <w:numId w:val="8"/>
+        </w:numPr>
+        <w:rPr>
+          <w:lang w:val="en-US"/>
+        </w:rPr>
+      </w:pPr>
+      <w:r>
+        <w:rPr>
+          <w:lang w:val="en-US"/>
+        </w:rPr>
+        <w:t>Đi vào bên phải, nhận vé, tiến vào bên trong để xe ở chỗ kế tiếp xe mới để</w:t>
+      </w:r>
+    </w:p>
+    <w:p>
+      <w:pPr>
+        <w:pStyle w:val="ListParagraph"/>
+        <w:numPr>
+          <w:ilvl w:val="0"/>
+          <w:numId w:val="7"/>
+        </w:numPr>
+        <w:rPr>
+          <w:lang w:val="en-US"/>
+        </w:rPr>
+      </w:pPr>
+      <w:r>
+        <w:rPr>
+          <w:lang w:val="en-US"/>
+        </w:rPr>
+        <w:t>Đường Xá?</w:t>
+      </w:r>
+    </w:p>
+    <w:p>
+      <w:pPr>
+        <w:pStyle w:val="ListParagraph"/>
+        <w:numPr>
+          <w:ilvl w:val="0"/>
+          <w:numId w:val="8"/>
+        </w:numPr>
+        <w:rPr>
+          <w:lang w:val="en-US"/>
+        </w:rPr>
+      </w:pPr>
+      <w:r>
+        <w:rPr>
+          <w:lang w:val="en-US"/>
+        </w:rPr>
+        <w:t>Dừng tại đèn đỏ nhớ vặn ga giữ máy</w:t>
+      </w:r>
+    </w:p>
+    <w:p>
+      <w:pPr>
+        <w:pStyle w:val="ListParagraph"/>
+        <w:numPr>
+          <w:ilvl w:val="0"/>
+          <w:numId w:val="8"/>
+        </w:numPr>
+        <w:rPr>
+          <w:lang w:val="en-US"/>
+        </w:rPr>
+      </w:pPr>
+      <w:r>
+        <w:rPr>
+          <w:lang w:val="en-US"/>
+        </w:rPr>
+        <w:t>Đi xe máy từ cơ sở 1 đến cơ sở 2 mất đúng 1 tiếng</w:t>
+      </w:r>
+    </w:p>
+    <w:p>
+      <w:pPr>
+        <w:pStyle w:val="ListParagraph"/>
+        <w:numPr>
+          <w:ilvl w:val="0"/>
+          <w:numId w:val="7"/>
+        </w:numPr>
+        <w:rPr>
+          <w:lang w:val="en-US"/>
+        </w:rPr>
+      </w:pPr>
+      <w:r>
+        <w:rPr>
+          <w:lang w:val="en-US"/>
+        </w:rPr>
+        <w:t>Note Vị Trí Đỗ Xe?</w:t>
+      </w:r>
+    </w:p>
+    <w:p>
+      <w:pPr>
+        <w:pStyle w:val="ListParagraph"/>
+        <w:numPr>
+          <w:ilvl w:val="0"/>
+          <w:numId w:val="8"/>
+        </w:numPr>
+        <w:rPr>
+          <w:lang w:val="en-US"/>
+        </w:rPr>
+      </w:pPr>
+      <w:r>
+        <w:rPr>
+          <w:lang w:val="en-US"/>
+        </w:rPr>
+        <w:t>Đi thẳng vào cửa cho tới tường, quẹo trái 1 tí</w:t>
+      </w:r>
+    </w:p>
+    <w:p>
+      <w:pPr>
+        <w:pStyle w:val="ListParagraph"/>
+        <w:numPr>
+          <w:ilvl w:val="0"/>
+          <w:numId w:val="7"/>
+        </w:numPr>
+        <w:rPr>
+          <w:lang w:val="en-US"/>
+        </w:rPr>
+      </w:pPr>
+      <w:r>
+        <w:rPr>
+          <w:lang w:val="en-US"/>
+        </w:rPr>
+        <w:t xml:space="preserve">Căn </w:t>
+      </w:r>
+      <w:r>
+        <w:rPr>
+          <w:lang w:val="en-US"/>
+        </w:rPr>
+        <w:t>Tin B5?</w:t>
+      </w:r>
+    </w:p>
+    <w:p>
+      <w:pPr>
+        <w:pStyle w:val="ListParagraph"/>
+        <w:numPr>
+          <w:ilvl w:val="0"/>
+          <w:numId w:val="8"/>
+        </w:numPr>
+        <w:rPr>
+          <w:lang w:val="en-US"/>
+        </w:rPr>
+      </w:pPr>
+      <w:r>
+        <w:rPr>
+          <w:lang w:val="en-US"/>
+        </w:rPr>
+        <w:t>Đéo mở sáng</w:t>
+      </w:r>
+    </w:p>
+    <w:p>
+      <w:pPr>
+        <w:pStyle w:val="ListParagraph"/>
+        <w:numPr>
+          <w:ilvl w:val="0"/>
+          <w:numId w:val="8"/>
+        </w:numPr>
+        <w:rPr>
+          <w:lang w:val="en-US"/>
+        </w:rPr>
+      </w:pPr>
+      <w:r>
+        <w:rPr>
+          <w:lang w:val="en-US"/>
+        </w:rPr>
+        <w:t>Ăn lúc 11 giờ và 18 giờ</w:t>
+      </w:r>
+    </w:p>
+    <w:p>
+      <w:pPr>
+        <w:pStyle w:val="ListParagraph"/>
+        <w:numPr>
+          <w:ilvl w:val="0"/>
+          <w:numId w:val="8"/>
+        </w:numPr>
+        <w:rPr>
+          <w:lang w:val="en-US"/>
+        </w:rPr>
+      </w:pPr>
+      <w:r>
+        <w:rPr>
+          <w:lang w:val="en-US"/>
+        </w:rPr>
+        <w:t>Đéo ăn cá</w:t>
+      </w:r>
+    </w:p>
+    <w:p>
+      <w:pPr>
+        <w:rPr>
+          <w:lang w:val="en-US"/>
+        </w:rPr>
+      </w:pPr>
+    </w:p>
+    <w:p>
+      <w:pPr>
+        <w:rPr>
+          <w:lang w:val="en-US"/>
+        </w:rPr>
+      </w:pPr>
+      <w:r>
+        <w:rPr>
+          <w:lang w:val="en-US"/>
+        </w:rPr>
         <w:t>Social Awkward:</w:t>
       </w:r>
     </w:p>
@@ -162,7 +632,19 @@
         <w:rPr>
           <w:lang w:val="en-US"/>
         </w:rPr>
-        <w:t>Cách Làm Quen Bạn Cùng Phòng?</w:t>
+        <w:t xml:space="preserve">Cách Làm Quen </w:t>
+      </w:r>
+      <w:r>
+        <w:rPr>
+          <w:lang w:val="en-US"/>
+        </w:rPr>
+        <w:t>Nhóm Người Lạ</w:t>
+      </w:r>
+      <w:r>
+        <w:rPr>
+          <w:lang w:val="en-US"/>
+        </w:rPr>
+        <w:t>?</w:t>
       </w:r>
     </w:p>
     <w:p>
@@ -176,8 +658,12 @@
           <w:lang w:val="en-US"/>
         </w:rPr>
       </w:pPr>
-      <w:bookmarkStart w:id="0" w:name="_GoBack"/>
-      <w:bookmarkEnd w:id="0"/>
+      <w:r>
+        <w:rPr>
+          <w:lang w:val="en-US"/>
+        </w:rPr>
+        <w:t>“Chào, tôi là Nguyễn Văn Đức, và tôi là 1 thằng Nerd”</w:t>
+      </w:r>
     </w:p>
     <w:p>
       <w:pPr>
@@ -232,6 +718,7 @@
         <w:rPr>
           <w:lang w:val="en-US"/>
         </w:rPr>
+        <w:lastRenderedPageBreak/>
         <w:t>Hít thở dài, quay đầu ra xung quanh</w:t>
       </w:r>
     </w:p>
@@ -354,8 +841,8 @@
 </file>
 
 <file path=word/numbering.xml><?xml version="1.0" encoding="utf-8"?>
-<w:numbering xmlns:wpc="http://schemas.microsoft.com/office/word/2010/wordprocessingCanvas" xmlns:mc="http://schemas.openxmlformats.org/markup-compatibility/2006" xmlns:o="urn:schemas-microsoft-com:office:office" xmlns:r="http://schemas.openxmlformats.org/officeDocument/2006/relationships" xmlns:m="http://schemas.openxmlformats.org/officeDocument/2006/math" xmlns:v="urn:schemas-microsoft-com:vml" xmlns:wp14="http://schemas.microsoft.com/office/word/2010/wordprocessingDrawing" xmlns:wp="http://schemas.openxmlformats.org/drawingml/2006/wordprocessingDrawing" xmlns:w10="urn:schemas-microsoft-com:office:word" xmlns:w="http://schemas.openxmlformats.org/wordprocessingml/2006/main" xmlns:w14="http://schemas.microsoft.com/office/word/2010/wordml" xmlns:wpg="http://schemas.microsoft.com/office/word/2010/wordprocessingGroup" xmlns:wpi="http://schemas.microsoft.com/office/word/2010/wordprocessingInk" xmlns:wne="http://schemas.microsoft.com/office/word/2006/wordml" xmlns:wps="http://schemas.microsoft.com/office/word/2010/wordprocessingShape" mc:Ignorable="w14 wp14">
-  <w:abstractNum w:abstractNumId="0">
+<w:numbering xmlns:wpc="http://schemas.microsoft.com/office/word/2010/wordprocessingCanvas" xmlns:cx="http://schemas.microsoft.com/office/drawing/2014/chartex" xmlns:cx1="http://schemas.microsoft.com/office/drawing/2015/9/8/chartex" xmlns:cx2="http://schemas.microsoft.com/office/drawing/2015/10/21/chartex" xmlns:cx3="http://schemas.microsoft.com/office/drawing/2016/5/9/chartex" xmlns:cx4="http://schemas.microsoft.com/office/drawing/2016/5/10/chartex" xmlns:cx5="http://schemas.microsoft.com/office/drawing/2016/5/11/chartex" xmlns:cx6="http://schemas.microsoft.com/office/drawing/2016/5/12/chartex" xmlns:cx7="http://schemas.microsoft.com/office/drawing/2016/5/13/chartex" xmlns:cx8="http://schemas.microsoft.com/office/drawing/2016/5/14/chartex" xmlns:mc="http://schemas.openxmlformats.org/markup-compatibility/2006" xmlns:aink="http://schemas.microsoft.com/office/drawing/2016/ink" xmlns:am3d="http://schemas.microsoft.com/office/drawing/2017/model3d" xmlns:o="urn:schemas-microsoft-com:office:office" xmlns:oel="http://schemas.microsoft.com/office/2019/extlst" xmlns:r="http://schemas.openxmlformats.org/officeDocument/2006/relationships" xmlns:m="http://schemas.openxmlformats.org/officeDocument/2006/math" xmlns:v="urn:schemas-microsoft-com:vml" xmlns:wp14="http://schemas.microsoft.com/office/word/2010/wordprocessingDrawing" xmlns:wp="http://schemas.openxmlformats.org/drawingml/2006/wordprocessingDrawing" xmlns:w10="urn:schemas-microsoft-com:office:word" xmlns:w="http://schemas.openxmlformats.org/wordprocessingml/2006/main" xmlns:w14="http://schemas.microsoft.com/office/word/2010/wordml" xmlns:w15="http://schemas.microsoft.com/office/word/2012/wordml" xmlns:w16cex="http://schemas.microsoft.com/office/word/2018/wordml/cex" xmlns:w16cid="http://schemas.microsoft.com/office/word/2016/wordml/cid" xmlns:w16="http://schemas.microsoft.com/office/word/2018/wordml" xmlns:w16sdtdh="http://schemas.microsoft.com/office/word/2020/wordml/sdtdatahash" xmlns:w16se="http://schemas.microsoft.com/office/word/2015/wordml/symex" xmlns:wpg="http://schemas.microsoft.com/office/word/2010/wordprocessingGroup" xmlns:wpi="http://schemas.microsoft.com/office/word/2010/wordprocessingInk" xmlns:wne="http://schemas.microsoft.com/office/word/2006/wordml" xmlns:wps="http://schemas.microsoft.com/office/word/2010/wordprocessingShape" mc:Ignorable="w14 w15 w16se w16cid w16 w16cex w16sdtdh wp14">
+  <w:abstractNum w:abstractNumId="0" w15:restartNumberingAfterBreak="0">
     <w:nsid w:val="04C353EB"/>
     <w:multiLevelType w:val="hybridMultilevel"/>
     <w:tmpl w:val="805CBA5E"/>
@@ -444,7 +931,7 @@
       </w:pPr>
     </w:lvl>
   </w:abstractNum>
-  <w:abstractNum w:abstractNumId="1">
+  <w:abstractNum w:abstractNumId="1" w15:restartNumberingAfterBreak="0">
     <w:nsid w:val="105E272F"/>
     <w:multiLevelType w:val="hybridMultilevel"/>
     <w:tmpl w:val="D3448E54"/>
@@ -533,7 +1020,7 @@
       </w:pPr>
     </w:lvl>
   </w:abstractNum>
-  <w:abstractNum w:abstractNumId="2">
+  <w:abstractNum w:abstractNumId="2" w15:restartNumberingAfterBreak="0">
     <w:nsid w:val="12C71428"/>
     <w:multiLevelType w:val="hybridMultilevel"/>
     <w:tmpl w:val="6E20613A"/>
@@ -622,7 +1109,7 @@
       </w:pPr>
     </w:lvl>
   </w:abstractNum>
-  <w:abstractNum w:abstractNumId="3">
+  <w:abstractNum w:abstractNumId="3" w15:restartNumberingAfterBreak="0">
     <w:nsid w:val="3DF9467E"/>
     <w:multiLevelType w:val="hybridMultilevel"/>
     <w:tmpl w:val="8A74FAEA"/>
@@ -711,7 +1198,96 @@
       </w:pPr>
     </w:lvl>
   </w:abstractNum>
-  <w:abstractNum w:abstractNumId="4">
+  <w:abstractNum w:abstractNumId="4" w15:restartNumberingAfterBreak="0">
+    <w:nsid w:val="3E1D2241"/>
+    <w:multiLevelType w:val="hybridMultilevel"/>
+    <w:tmpl w:val="55169882"/>
+    <w:lvl w:ilvl="0" w:tplc="7A86F2EE">
+      <w:start w:val="1"/>
+      <w:numFmt w:val="decimal"/>
+      <w:lvlText w:val="%1."/>
+      <w:lvlJc w:val="left"/>
+      <w:pPr>
+        <w:ind w:left="1080" w:hanging="360"/>
+      </w:pPr>
+      <w:rPr>
+        <w:rFonts w:hint="default"/>
+      </w:rPr>
+    </w:lvl>
+    <w:lvl w:ilvl="1" w:tplc="04090019" w:tentative="1">
+      <w:start w:val="1"/>
+      <w:numFmt w:val="lowerLetter"/>
+      <w:lvlText w:val="%2."/>
+      <w:lvlJc w:val="left"/>
+      <w:pPr>
+        <w:ind w:left="1800" w:hanging="360"/>
+      </w:pPr>
+    </w:lvl>
+    <w:lvl w:ilvl="2" w:tplc="0409001B" w:tentative="1">
+      <w:start w:val="1"/>
+      <w:numFmt w:val="lowerRoman"/>
+      <w:lvlText w:val="%3."/>
+      <w:lvlJc w:val="right"/>
+      <w:pPr>
+        <w:ind w:left="2520" w:hanging="180"/>
+      </w:pPr>
+    </w:lvl>
+    <w:lvl w:ilvl="3" w:tplc="0409000F" w:tentative="1">
+      <w:start w:val="1"/>
+      <w:numFmt w:val="decimal"/>
+      <w:lvlText w:val="%4."/>
+      <w:lvlJc w:val="left"/>
+      <w:pPr>
+        <w:ind w:left="3240" w:hanging="360"/>
+      </w:pPr>
+    </w:lvl>
+    <w:lvl w:ilvl="4" w:tplc="04090019" w:tentative="1">
+      <w:start w:val="1"/>
+      <w:numFmt w:val="lowerLetter"/>
+      <w:lvlText w:val="%5."/>
+      <w:lvlJc w:val="left"/>
+      <w:pPr>
+        <w:ind w:left="3960" w:hanging="360"/>
+      </w:pPr>
+    </w:lvl>
+    <w:lvl w:ilvl="5" w:tplc="0409001B" w:tentative="1">
+      <w:start w:val="1"/>
+      <w:numFmt w:val="lowerRoman"/>
+      <w:lvlText w:val="%6."/>
+      <w:lvlJc w:val="right"/>
+      <w:pPr>
+        <w:ind w:left="4680" w:hanging="180"/>
+      </w:pPr>
+    </w:lvl>
+    <w:lvl w:ilvl="6" w:tplc="0409000F" w:tentative="1">
+      <w:start w:val="1"/>
+      <w:numFmt w:val="decimal"/>
+      <w:lvlText w:val="%7."/>
+      <w:lvlJc w:val="left"/>
+      <w:pPr>
+        <w:ind w:left="5400" w:hanging="360"/>
+      </w:pPr>
+    </w:lvl>
+    <w:lvl w:ilvl="7" w:tplc="04090019" w:tentative="1">
+      <w:start w:val="1"/>
+      <w:numFmt w:val="lowerLetter"/>
+      <w:lvlText w:val="%8."/>
+      <w:lvlJc w:val="left"/>
+      <w:pPr>
+        <w:ind w:left="6120" w:hanging="360"/>
+      </w:pPr>
+    </w:lvl>
+    <w:lvl w:ilvl="8" w:tplc="0409001B" w:tentative="1">
+      <w:start w:val="1"/>
+      <w:numFmt w:val="lowerRoman"/>
+      <w:lvlText w:val="%9."/>
+      <w:lvlJc w:val="right"/>
+      <w:pPr>
+        <w:ind w:left="6840" w:hanging="180"/>
+      </w:pPr>
+    </w:lvl>
+  </w:abstractNum>
+  <w:abstractNum w:abstractNumId="5" w15:restartNumberingAfterBreak="0">
     <w:nsid w:val="40030624"/>
     <w:multiLevelType w:val="hybridMultilevel"/>
     <w:tmpl w:val="E9BA38E4"/>
@@ -824,7 +1400,7 @@
       </w:rPr>
     </w:lvl>
   </w:abstractNum>
-  <w:abstractNum w:abstractNumId="5">
+  <w:abstractNum w:abstractNumId="6" w15:restartNumberingAfterBreak="0">
     <w:nsid w:val="5EF527DB"/>
     <w:multiLevelType w:val="hybridMultilevel"/>
     <w:tmpl w:val="8D742794"/>
@@ -913,29 +1489,148 @@
       </w:pPr>
     </w:lvl>
   </w:abstractNum>
-  <w:num w:numId="1">
+  <w:abstractNum w:abstractNumId="7" w15:restartNumberingAfterBreak="0">
+    <w:nsid w:val="77623F10"/>
+    <w:multiLevelType w:val="hybridMultilevel"/>
+    <w:tmpl w:val="BBB6D188"/>
+    <w:lvl w:ilvl="0" w:tplc="4928FB28">
+      <w:start w:val="1"/>
+      <w:numFmt w:val="bullet"/>
+      <w:lvlText w:val=""/>
+      <w:lvlJc w:val="left"/>
+      <w:pPr>
+        <w:ind w:left="1080" w:hanging="360"/>
+      </w:pPr>
+      <w:rPr>
+        <w:rFonts w:ascii="Wingdings" w:eastAsiaTheme="minorHAnsi" w:hAnsi="Wingdings" w:cstheme="minorBidi" w:hint="default"/>
+      </w:rPr>
+    </w:lvl>
+    <w:lvl w:ilvl="1" w:tplc="04090003" w:tentative="1">
+      <w:start w:val="1"/>
+      <w:numFmt w:val="bullet"/>
+      <w:lvlText w:val="o"/>
+      <w:lvlJc w:val="left"/>
+      <w:pPr>
+        <w:ind w:left="1800" w:hanging="360"/>
+      </w:pPr>
+      <w:rPr>
+        <w:rFonts w:ascii="Courier New" w:hAnsi="Courier New" w:cs="Courier New" w:hint="default"/>
+      </w:rPr>
+    </w:lvl>
+    <w:lvl w:ilvl="2" w:tplc="04090005" w:tentative="1">
+      <w:start w:val="1"/>
+      <w:numFmt w:val="bullet"/>
+      <w:lvlText w:val=""/>
+      <w:lvlJc w:val="left"/>
+      <w:pPr>
+        <w:ind w:left="2520" w:hanging="360"/>
+      </w:pPr>
+      <w:rPr>
+        <w:rFonts w:ascii="Wingdings" w:hAnsi="Wingdings" w:hint="default"/>
+      </w:rPr>
+    </w:lvl>
+    <w:lvl w:ilvl="3" w:tplc="04090001" w:tentative="1">
+      <w:start w:val="1"/>
+      <w:numFmt w:val="bullet"/>
+      <w:lvlText w:val=""/>
+      <w:lvlJc w:val="left"/>
+      <w:pPr>
+        <w:ind w:left="3240" w:hanging="360"/>
+      </w:pPr>
+      <w:rPr>
+        <w:rFonts w:ascii="Symbol" w:hAnsi="Symbol" w:hint="default"/>
+      </w:rPr>
+    </w:lvl>
+    <w:lvl w:ilvl="4" w:tplc="04090003" w:tentative="1">
+      <w:start w:val="1"/>
+      <w:numFmt w:val="bullet"/>
+      <w:lvlText w:val="o"/>
+      <w:lvlJc w:val="left"/>
+      <w:pPr>
+        <w:ind w:left="3960" w:hanging="360"/>
+      </w:pPr>
+      <w:rPr>
+        <w:rFonts w:ascii="Courier New" w:hAnsi="Courier New" w:cs="Courier New" w:hint="default"/>
+      </w:rPr>
+    </w:lvl>
+    <w:lvl w:ilvl="5" w:tplc="04090005" w:tentative="1">
+      <w:start w:val="1"/>
+      <w:numFmt w:val="bullet"/>
+      <w:lvlText w:val=""/>
+      <w:lvlJc w:val="left"/>
+      <w:pPr>
+        <w:ind w:left="4680" w:hanging="360"/>
+      </w:pPr>
+      <w:rPr>
+        <w:rFonts w:ascii="Wingdings" w:hAnsi="Wingdings" w:hint="default"/>
+      </w:rPr>
+    </w:lvl>
+    <w:lvl w:ilvl="6" w:tplc="04090001" w:tentative="1">
+      <w:start w:val="1"/>
+      <w:numFmt w:val="bullet"/>
+      <w:lvlText w:val=""/>
+      <w:lvlJc w:val="left"/>
+      <w:pPr>
+        <w:ind w:left="5400" w:hanging="360"/>
+      </w:pPr>
+      <w:rPr>
+        <w:rFonts w:ascii="Symbol" w:hAnsi="Symbol" w:hint="default"/>
+      </w:rPr>
+    </w:lvl>
+    <w:lvl w:ilvl="7" w:tplc="04090003" w:tentative="1">
+      <w:start w:val="1"/>
+      <w:numFmt w:val="bullet"/>
+      <w:lvlText w:val="o"/>
+      <w:lvlJc w:val="left"/>
+      <w:pPr>
+        <w:ind w:left="6120" w:hanging="360"/>
+      </w:pPr>
+      <w:rPr>
+        <w:rFonts w:ascii="Courier New" w:hAnsi="Courier New" w:cs="Courier New" w:hint="default"/>
+      </w:rPr>
+    </w:lvl>
+    <w:lvl w:ilvl="8" w:tplc="04090005" w:tentative="1">
+      <w:start w:val="1"/>
+      <w:numFmt w:val="bullet"/>
+      <w:lvlText w:val=""/>
+      <w:lvlJc w:val="left"/>
+      <w:pPr>
+        <w:ind w:left="6840" w:hanging="360"/>
+      </w:pPr>
+      <w:rPr>
+        <w:rFonts w:ascii="Wingdings" w:hAnsi="Wingdings" w:hint="default"/>
+      </w:rPr>
+    </w:lvl>
+  </w:abstractNum>
+  <w:num w:numId="1" w16cid:durableId="2006397135">
     <w:abstractNumId w:val="2"/>
   </w:num>
-  <w:num w:numId="2">
+  <w:num w:numId="2" w16cid:durableId="104469725">
+    <w:abstractNumId w:val="5"/>
+  </w:num>
+  <w:num w:numId="3" w16cid:durableId="1051274095">
+    <w:abstractNumId w:val="3"/>
+  </w:num>
+  <w:num w:numId="4" w16cid:durableId="1846558178">
+    <w:abstractNumId w:val="1"/>
+  </w:num>
+  <w:num w:numId="5" w16cid:durableId="1504470474">
+    <w:abstractNumId w:val="0"/>
+  </w:num>
+  <w:num w:numId="6" w16cid:durableId="706687744">
+    <w:abstractNumId w:val="6"/>
+  </w:num>
+  <w:num w:numId="7" w16cid:durableId="362638504">
     <w:abstractNumId w:val="4"/>
   </w:num>
-  <w:num w:numId="3">
-    <w:abstractNumId w:val="3"/>
-  </w:num>
-  <w:num w:numId="4">
-    <w:abstractNumId w:val="1"/>
-  </w:num>
-  <w:num w:numId="5">
-    <w:abstractNumId w:val="0"/>
-  </w:num>
-  <w:num w:numId="6">
-    <w:abstractNumId w:val="5"/>
+  <w:num w:numId="8" w16cid:durableId="147602166">
+    <w:abstractNumId w:val="7"/>
   </w:num>
 </w:numbering>
 </file>
 
 <file path=word/styles.xml><?xml version="1.0" encoding="utf-8"?>
-<w:styles xmlns:mc="http://schemas.openxmlformats.org/markup-compatibility/2006" xmlns:r="http://schemas.openxmlformats.org/officeDocument/2006/relationships" xmlns:w="http://schemas.openxmlformats.org/wordprocessingml/2006/main" xmlns:w14="http://schemas.microsoft.com/office/word/2010/wordml" mc:Ignorable="w14">
+<w:styles xmlns:mc="http://schemas.openxmlformats.org/markup-compatibility/2006" xmlns:r="http://schemas.openxmlformats.org/officeDocument/2006/relationships" xmlns:w="http://schemas.openxmlformats.org/wordprocessingml/2006/main" xmlns:w14="http://schemas.microsoft.com/office/word/2010/wordml" xmlns:w15="http://schemas.microsoft.com/office/word/2012/wordml" xmlns:w16cex="http://schemas.microsoft.com/office/word/2018/wordml/cex" xmlns:w16cid="http://schemas.microsoft.com/office/word/2016/wordml/cid" xmlns:w16="http://schemas.microsoft.com/office/word/2018/wordml" xmlns:w16sdtdh="http://schemas.microsoft.com/office/word/2020/wordml/sdtdatahash" xmlns:w16se="http://schemas.microsoft.com/office/word/2015/wordml/symex" mc:Ignorable="w14 w15 w16se w16cid w16 w16cex w16sdtdh">
   <w:docDefaults>
     <w:rPrDefault>
       <w:rPr>
@@ -951,345 +1646,383 @@
       </w:pPr>
     </w:pPrDefault>
   </w:docDefaults>
-  <w:latentStyles w:defLockedState="0" w:defUIPriority="99" w:defSemiHidden="1" w:defUnhideWhenUsed="1" w:defQFormat="0" w:count="267">
-    <w:lsdException w:name="Normal" w:semiHidden="0" w:uiPriority="0" w:unhideWhenUsed="0" w:qFormat="1"/>
-    <w:lsdException w:name="heading 1" w:semiHidden="0" w:uiPriority="9" w:unhideWhenUsed="0" w:qFormat="1"/>
-    <w:lsdException w:name="heading 2" w:uiPriority="9" w:qFormat="1"/>
-    <w:lsdException w:name="heading 3" w:uiPriority="9" w:qFormat="1"/>
-    <w:lsdException w:name="heading 4" w:uiPriority="9" w:qFormat="1"/>
-    <w:lsdException w:name="heading 5" w:uiPriority="9" w:qFormat="1"/>
-    <w:lsdException w:name="heading 6" w:uiPriority="9" w:qFormat="1"/>
-    <w:lsdException w:name="heading 7" w:uiPriority="9" w:qFormat="1"/>
-    <w:lsdException w:name="heading 8" w:uiPriority="9" w:qFormat="1"/>
-    <w:lsdException w:name="heading 9" w:uiPriority="9" w:qFormat="1"/>
-    <w:lsdException w:name="toc 1" w:uiPriority="39"/>
-    <w:lsdException w:name="toc 2" w:uiPriority="39"/>
-    <w:lsdException w:name="toc 3" w:uiPriority="39"/>
-    <w:lsdException w:name="toc 4" w:uiPriority="39"/>
-    <w:lsdException w:name="toc 5" w:uiPriority="39"/>
-    <w:lsdException w:name="toc 6" w:uiPriority="39"/>
-    <w:lsdException w:name="toc 7" w:uiPriority="39"/>
-    <w:lsdException w:name="toc 8" w:uiPriority="39"/>
-    <w:lsdException w:name="toc 9" w:uiPriority="39"/>
-    <w:lsdException w:name="caption" w:uiPriority="35" w:qFormat="1"/>
-    <w:lsdException w:name="Title" w:semiHidden="0" w:uiPriority="10" w:unhideWhenUsed="0" w:qFormat="1"/>
-    <w:lsdException w:name="Default Paragraph Font" w:uiPriority="1"/>
-    <w:lsdException w:name="Subtitle" w:semiHidden="0" w:uiPriority="11" w:unhideWhenUsed="0" w:qFormat="1"/>
-    <w:lsdException w:name="Strong" w:semiHidden="0" w:uiPriority="22" w:unhideWhenUsed="0" w:qFormat="1"/>
-    <w:lsdException w:name="Emphasis" w:semiHidden="0" w:uiPriority="20" w:unhideWhenUsed="0" w:qFormat="1"/>
-    <w:lsdException w:name="Table Grid" w:semiHidden="0" w:uiPriority="59" w:unhideWhenUsed="0"/>
-    <w:lsdException w:name="Placeholder Text" w:unhideWhenUsed="0"/>
-    <w:lsdException w:name="No Spacing" w:semiHidden="0" w:uiPriority="1" w:unhideWhenUsed="0" w:qFormat="1"/>
-    <w:lsdException w:name="Light Shading" w:semiHidden="0" w:uiPriority="60" w:unhideWhenUsed="0"/>
-    <w:lsdException w:name="Light List" w:semiHidden="0" w:uiPriority="61" w:unhideWhenUsed="0"/>
-    <w:lsdException w:name="Light Grid" w:semiHidden="0" w:uiPriority="62" w:unhideWhenUsed="0"/>
-    <w:lsdException w:name="Medium Shading 1" w:semiHidden="0" w:uiPriority="63" w:unhideWhenUsed="0"/>
-    <w:lsdException w:name="Medium Shading 2" w:semiHidden="0" w:uiPriority="64" w:unhideWhenUsed="0"/>
-    <w:lsdException w:name="Medium List 1" w:semiHidden="0" w:uiPriority="65" w:unhideWhenUsed="0"/>
-    <w:lsdException w:name="Medium List 2" w:semiHidden="0" w:uiPriority="66" w:unhideWhenUsed="0"/>
-    <w:lsdException w:name="Medium Grid 1" w:semiHidden="0" w:uiPriority="67" w:unhideWhenUsed="0"/>
-    <w:lsdException w:name="Medium Grid 2" w:semiHidden="0" w:uiPriority="68" w:unhideWhenUsed="0"/>
-    <w:lsdException w:name="Medium Grid 3" w:semiHidden="0" w:uiPriority="69" w:unhideWhenUsed="0"/>
-    <w:lsdException w:name="Dark List" w:semiHidden="0" w:uiPriority="70" w:unhideWhenUsed="0"/>
-    <w:lsdException w:name="Colorful Shading" w:semiHidden="0" w:uiPriority="71" w:unhideWhenUsed="0"/>
-    <w:lsdException w:name="Colorful List" w:semiHidden="0" w:uiPriority="72" w:unhideWhenUsed="0"/>
-    <w:lsdException w:name="Colorful Grid" w:semiHidden="0" w:uiPriority="73" w:unhideWhenUsed="0"/>
-    <w:lsdException w:name="Light Shading Accent 1" w:semiHidden="0" w:uiPriority="60" w:unhideWhenUsed="0"/>
-    <w:lsdException w:name="Light List Accent 1" w:semiHidden="0" w:uiPriority="61" w:unhideWhenUsed="0"/>
-    <w:lsdException w:name="Light Grid Accent 1" w:semiHidden="0" w:uiPriority="62" w:unhideWhenUsed="0"/>
-    <w:lsdException w:name="Medium Shading 1 Accent 1" w:semiHidden="0" w:uiPriority="63" w:unhideWhenUsed="0"/>
-    <w:lsdException w:name="Medium Shading 2 Accent 1" w:semiHidden="0" w:uiPriority="64" w:unhideWhenUsed="0"/>
-    <w:lsdException w:name="Medium List 1 Accent 1" w:semiHidden="0" w:uiPriority="65" w:unhideWhenUsed="0"/>
-    <w:lsdException w:name="Revision" w:unhideWhenUsed="0"/>
-    <w:lsdException w:name="List Paragraph" w:semiHidden="0" w:uiPriority="34" w:unhideWhenUsed="0" w:qFormat="1"/>
-    <w:lsdException w:name="Quote" w:semiHidden="0" w:uiPriority="29" w:unhideWhenUsed="0" w:qFormat="1"/>
-    <w:lsdException w:name="Intense Quote" w:semiHidden="0" w:uiPriority="30" w:unhideWhenUsed="0" w:qFormat="1"/>
-    <w:lsdException w:name="Medium List 2 Accent 1" w:semiHidden="0" w:uiPriority="66" w:unhideWhenUsed="0"/>
-    <w:lsdException w:name="Medium Grid 1 Accent 1" w:semiHidden="0" w:uiPriority="67" w:unhideWhenUsed="0"/>
-    <w:lsdException w:name="Medium Grid 2 Accent 1" w:semiHidden="0" w:uiPriority="68" w:unhideWhenUsed="0"/>
-    <w:lsdException w:name="Medium Grid 3 Accent 1" w:semiHidden="0" w:uiPriority="69" w:unhideWhenUsed="0"/>
-    <w:lsdException w:name="Dark List Accent 1" w:semiHidden="0" w:uiPriority="70" w:unhideWhenUsed="0"/>
-    <w:lsdException w:name="Colorful Shading Accent 1" w:semiHidden="0" w:uiPriority="71" w:unhideWhenUsed="0"/>
-    <w:lsdException w:name="Colorful List Accent 1" w:semiHidden="0" w:uiPriority="72" w:unhideWhenUsed="0"/>
-    <w:lsdException w:name="Colorful Grid Accent 1" w:semiHidden="0" w:uiPriority="73" w:unhideWhenUsed="0"/>
-    <w:lsdException w:name="Light Shading Accent 2" w:semiHidden="0" w:uiPriority="60" w:unhideWhenUsed="0"/>
-    <w:lsdException w:name="Light List Accent 2" w:semiHidden="0" w:uiPriority="61" w:unhideWhenUsed="0"/>
-    <w:lsdException w:name="Light Grid Accent 2" w:semiHidden="0" w:uiPriority="62" w:unhideWhenUsed="0"/>
-    <w:lsdException w:name="Medium Shading 1 Accent 2" w:semiHidden="0" w:uiPriority="63" w:unhideWhenUsed="0"/>
-    <w:lsdException w:name="Medium Shading 2 Accent 2" w:semiHidden="0" w:uiPriority="64" w:unhideWhenUsed="0"/>
-    <w:lsdException w:name="Medium List 1 Accent 2" w:semiHidden="0" w:uiPriority="65" w:unhideWhenUsed="0"/>
-    <w:lsdException w:name="Medium List 2 Accent 2" w:semiHidden="0" w:uiPriority="66" w:unhideWhenUsed="0"/>
-    <w:lsdException w:name="Medium Grid 1 Accent 2" w:semiHidden="0" w:uiPriority="67" w:unhideWhenUsed="0"/>
-    <w:lsdException w:name="Medium Grid 2 Accent 2" w:semiHidden="0" w:uiPriority="68" w:unhideWhenUsed="0"/>
-    <w:lsdException w:name="Medium Grid 3 Accent 2" w:semiHidden="0" w:uiPriority="69" w:unhideWhenUsed="0"/>
-    <w:lsdException w:name="Dark List Accent 2" w:semiHidden="0" w:uiPriority="70" w:unhideWhenUsed="0"/>
-    <w:lsdException w:name="Colorful Shading Accent 2" w:semiHidden="0" w:uiPriority="71" w:unhideWhenUsed="0"/>
-    <w:lsdException w:name="Colorful List Accent 2" w:semiHidden="0" w:uiPriority="72" w:unhideWhenUsed="0"/>
-    <w:lsdException w:name="Colorful Grid Accent 2" w:semiHidden="0" w:uiPriority="73" w:unhideWhenUsed="0"/>
-    <w:lsdException w:name="Light Shading Accent 3" w:semiHidden="0" w:uiPriority="60" w:unhideWhenUsed="0"/>
-    <w:lsdException w:name="Light List Accent 3" w:semiHidden="0" w:uiPriority="61" w:unhideWhenUsed="0"/>
-    <w:lsdException w:name="Light Grid Accent 3" w:semiHidden="0" w:uiPriority="62" w:unhideWhenUsed="0"/>
-    <w:lsdException w:name="Medium Shading 1 Accent 3" w:semiHidden="0" w:uiPriority="63" w:unhideWhenUsed="0"/>
-    <w:lsdException w:name="Medium Shading 2 Accent 3" w:semiHidden="0" w:uiPriority="64" w:unhideWhenUsed="0"/>
-    <w:lsdException w:name="Medium List 1 Accent 3" w:semiHidden="0" w:uiPriority="65" w:unhideWhenUsed="0"/>
-    <w:lsdException w:name="Medium List 2 Accent 3" w:semiHidden="0" w:uiPriority="66" w:unhideWhenUsed="0"/>
-    <w:lsdException w:name="Medium Grid 1 Accent 3" w:semiHidden="0" w:uiPriority="67" w:unhideWhenUsed="0"/>
-    <w:lsdException w:name="Medium Grid 2 Accent 3" w:semiHidden="0" w:uiPriority="68" w:unhideWhenUsed="0"/>
-    <w:lsdException w:name="Medium Grid 3 Accent 3" w:semiHidden="0" w:uiPriority="69" w:unhideWhenUsed="0"/>
-    <w:lsdException w:name="Dark List Accent 3" w:semiHidden="0" w:uiPriority="70" w:unhideWhenUsed="0"/>
-    <w:lsdException w:name="Colorful Shading Accent 3" w:semiHidden="0" w:uiPriority="71" w:unhideWhenUsed="0"/>
-    <w:lsdException w:name="Colorful List Accent 3" w:semiHidden="0" w:uiPriority="72" w:unhideWhenUsed="0"/>
-    <w:lsdException w:name="Colorful Grid Accent 3" w:semiHidden="0" w:uiPriority="73" w:unhideWhenUsed="0"/>
-    <w:lsdException w:name="Light Shading Accent 4" w:semiHidden="0" w:uiPriority="60" w:unhideWhenUsed="0"/>
-    <w:lsdException w:name="Light List Accent 4" w:semiHidden="0" w:uiPriority="61" w:unhideWhenUsed="0"/>
-    <w:lsdException w:name="Light Grid Accent 4" w:semiHidden="0" w:uiPriority="62" w:unhideWhenUsed="0"/>
-    <w:lsdException w:name="Medium Shading 1 Accent 4" w:semiHidden="0" w:uiPriority="63" w:unhideWhenUsed="0"/>
-    <w:lsdException w:name="Medium Shading 2 Accent 4" w:semiHidden="0" w:uiPriority="64" w:unhideWhenUsed="0"/>
-    <w:lsdException w:name="Medium List 1 Accent 4" w:semiHidden="0" w:uiPriority="65" w:unhideWhenUsed="0"/>
-    <w:lsdException w:name="Medium List 2 Accent 4" w:semiHidden="0" w:uiPriority="66" w:unhideWhenUsed="0"/>
-    <w:lsdException w:name="Medium Grid 1 Accent 4" w:semiHidden="0" w:uiPriority="67" w:unhideWhenUsed="0"/>
-    <w:lsdException w:name="Medium Grid 2 Accent 4" w:semiHidden="0" w:uiPriority="68" w:unhideWhenUsed="0"/>
-    <w:lsdException w:name="Medium Grid 3 Accent 4" w:semiHidden="0" w:uiPriority="69" w:unhideWhenUsed="0"/>
-    <w:lsdException w:name="Dark List Accent 4" w:semiHidden="0" w:uiPriority="70" w:unhideWhenUsed="0"/>
-    <w:lsdException w:name="Colorful Shading Accent 4" w:semiHidden="0" w:uiPriority="71" w:unhideWhenUsed="0"/>
-    <w:lsdException w:name="Colorful List Accent 4" w:semiHidden="0" w:uiPriority="72" w:unhideWhenUsed="0"/>
-    <w:lsdException w:name="Colorful Grid Accent 4" w:semiHidden="0" w:uiPriority="73" w:unhideWhenUsed="0"/>
-    <w:lsdException w:name="Light Shading Accent 5" w:semiHidden="0" w:uiPriority="60" w:unhideWhenUsed="0"/>
-    <w:lsdException w:name="Light List Accent 5" w:semiHidden="0" w:uiPriority="61" w:unhideWhenUsed="0"/>
-    <w:lsdException w:name="Light Grid Accent 5" w:semiHidden="0" w:uiPriority="62" w:unhideWhenUsed="0"/>
-    <w:lsdException w:name="Medium Shading 1 Accent 5" w:semiHidden="0" w:uiPriority="63" w:unhideWhenUsed="0"/>
-    <w:lsdException w:name="Medium Shading 2 Accent 5" w:semiHidden="0" w:uiPriority="64" w:unhideWhenUsed="0"/>
-    <w:lsdException w:name="Medium List 1 Accent 5" w:semiHidden="0" w:uiPriority="65" w:unhideWhenUsed="0"/>
-    <w:lsdException w:name="Medium List 2 Accent 5" w:semiHidden="0" w:uiPriority="66" w:unhideWhenUsed="0"/>
-    <w:lsdException w:name="Medium Grid 1 Accent 5" w:semiHidden="0" w:uiPriority="67" w:unhideWhenUsed="0"/>
-    <w:lsdException w:name="Medium Grid 2 Accent 5" w:semiHidden="0" w:uiPriority="68" w:unhideWhenUsed="0"/>
-    <w:lsdException w:name="Medium Grid 3 Accent 5" w:semiHidden="0" w:uiPriority="69" w:unhideWhenUsed="0"/>
-    <w:lsdException w:name="Dark List Accent 5" w:semiHidden="0" w:uiPriority="70" w:unhideWhenUsed="0"/>
-    <w:lsdException w:name="Colorful Shading Accent 5" w:semiHidden="0" w:uiPriority="71" w:unhideWhenUsed="0"/>
-    <w:lsdException w:name="Colorful List Accent 5" w:semiHidden="0" w:uiPriority="72" w:unhideWhenUsed="0"/>
-    <w:lsdException w:name="Colorful Grid Accent 5" w:semiHidden="0" w:uiPriority="73" w:unhideWhenUsed="0"/>
-    <w:lsdException w:name="Light Shading Accent 6" w:semiHidden="0" w:uiPriority="60" w:unhideWhenUsed="0"/>
-    <w:lsdException w:name="Light List Accent 6" w:semiHidden="0" w:uiPriority="61" w:unhideWhenUsed="0"/>
-    <w:lsdException w:name="Light Grid Accent 6" w:semiHidden="0" w:uiPriority="62" w:unhideWhenUsed="0"/>
-    <w:lsdException w:name="Medium Shading 1 Accent 6" w:semiHidden="0" w:uiPriority="63" w:unhideWhenUsed="0"/>
-    <w:lsdException w:name="Medium Shading 2 Accent 6" w:semiHidden="0" w:uiPriority="64" w:unhideWhenUsed="0"/>
-    <w:lsdException w:name="Medium List 1 Accent 6" w:semiHidden="0" w:uiPriority="65" w:unhideWhenUsed="0"/>
-    <w:lsdException w:name="Medium List 2 Accent 6" w:semiHidden="0" w:uiPriority="66" w:unhideWhenUsed="0"/>
-    <w:lsdException w:name="Medium Grid 1 Accent 6" w:semiHidden="0" w:uiPriority="67" w:unhideWhenUsed="0"/>
-    <w:lsdException w:name="Medium Grid 2 Accent 6" w:semiHidden="0" w:uiPriority="68" w:unhideWhenUsed="0"/>
-    <w:lsdException w:name="Medium Grid 3 Accent 6" w:semiHidden="0" w:uiPriority="69" w:unhideWhenUsed="0"/>
-    <w:lsdException w:name="Dark List Accent 6" w:semiHidden="0" w:uiPriority="70" w:unhideWhenUsed="0"/>
-    <w:lsdException w:name="Colorful Shading Accent 6" w:semiHidden="0" w:uiPriority="71" w:unhideWhenUsed="0"/>
-    <w:lsdException w:name="Colorful List Accent 6" w:semiHidden="0" w:uiPriority="72" w:unhideWhenUsed="0"/>
-    <w:lsdException w:name="Colorful Grid Accent 6" w:semiHidden="0" w:uiPriority="73" w:unhideWhenUsed="0"/>
-    <w:lsdException w:name="Subtle Emphasis" w:semiHidden="0" w:uiPriority="19" w:unhideWhenUsed="0" w:qFormat="1"/>
-    <w:lsdException w:name="Intense Emphasis" w:semiHidden="0" w:uiPriority="21" w:unhideWhenUsed="0" w:qFormat="1"/>
-    <w:lsdException w:name="Subtle Reference" w:semiHidden="0" w:uiPriority="31" w:unhideWhenUsed="0" w:qFormat="1"/>
-    <w:lsdException w:name="Intense Reference" w:semiHidden="0" w:uiPriority="32" w:unhideWhenUsed="0" w:qFormat="1"/>
-    <w:lsdException w:name="Book Title" w:semiHidden="0" w:uiPriority="33" w:unhideWhenUsed="0" w:qFormat="1"/>
-    <w:lsdException w:name="Bibliography" w:uiPriority="37"/>
-    <w:lsdException w:name="TOC Heading" w:uiPriority="39" w:qFormat="1"/>
-  </w:latentStyles>
-  <w:style w:type="paragraph" w:default="1" w:styleId="Normal">
-    <w:name w:val="Normal"/>
-    <w:qFormat/>
-  </w:style>
-  <w:style w:type="character" w:default="1" w:styleId="DefaultParagraphFont">
-    <w:name w:val="Default Paragraph Font"/>
-    <w:uiPriority w:val="1"/>
-    <w:semiHidden/>
-    <w:unhideWhenUsed/>
-  </w:style>
-  <w:style w:type="table" w:default="1" w:styleId="TableNormal">
-    <w:name w:val="Normal Table"/>
-    <w:uiPriority w:val="99"/>
-    <w:semiHidden/>
-    <w:unhideWhenUsed/>
-    <w:tblPr>
-      <w:tblInd w:w="0" w:type="dxa"/>
-      <w:tblCellMar>
-        <w:top w:w="0" w:type="dxa"/>
-        <w:left w:w="108" w:type="dxa"/>
-        <w:bottom w:w="0" w:type="dxa"/>
-        <w:right w:w="108" w:type="dxa"/>
-      </w:tblCellMar>
-    </w:tblPr>
-  </w:style>
-  <w:style w:type="numbering" w:default="1" w:styleId="NoList">
-    <w:name w:val="No List"/>
-    <w:uiPriority w:val="99"/>
-    <w:semiHidden/>
-    <w:unhideWhenUsed/>
-  </w:style>
-  <w:style w:type="paragraph" w:styleId="ListParagraph">
-    <w:name w:val="List Paragraph"/>
-    <w:basedOn w:val="Normal"/>
-    <w:uiPriority w:val="34"/>
-    <w:qFormat/>
-    <w:rsid w:val="00876E23"/>
-    <w:pPr>
-      <w:ind w:left="720"/>
-      <w:contextualSpacing/>
-    </w:pPr>
-  </w:style>
-</w:styles>
-</file>
-
-<file path=word/stylesWithEffects.xml><?xml version="1.0" encoding="utf-8"?>
-<w:styles xmlns:wpc="http://schemas.microsoft.com/office/word/2010/wordprocessingCanvas" xmlns:mc="http://schemas.openxmlformats.org/markup-compatibility/2006" xmlns:o="urn:schemas-microsoft-com:office:office" xmlns:r="http://schemas.openxmlformats.org/officeDocument/2006/relationships" xmlns:m="http://schemas.openxmlformats.org/officeDocument/2006/math" xmlns:v="urn:schemas-microsoft-com:vml" xmlns:wp14="http://schemas.microsoft.com/office/word/2010/wordprocessingDrawing" xmlns:wp="http://schemas.openxmlformats.org/drawingml/2006/wordprocessingDrawing" xmlns:w10="urn:schemas-microsoft-com:office:word" xmlns:w="http://schemas.openxmlformats.org/wordprocessingml/2006/main" xmlns:w14="http://schemas.microsoft.com/office/word/2010/wordml" xmlns:wpg="http://schemas.microsoft.com/office/word/2010/wordprocessingGroup" xmlns:wpi="http://schemas.microsoft.com/office/word/2010/wordprocessingInk" xmlns:wne="http://schemas.microsoft.com/office/word/2006/wordml" xmlns:wps="http://schemas.microsoft.com/office/word/2010/wordprocessingShape" mc:Ignorable="w14 wp14">
-  <w:docDefaults>
-    <w:rPrDefault>
-      <w:rPr>
-        <w:rFonts w:asciiTheme="minorHAnsi" w:eastAsiaTheme="minorHAnsi" w:hAnsiTheme="minorHAnsi" w:cstheme="minorBidi"/>
-        <w:sz w:val="22"/>
-        <w:szCs w:val="22"/>
-        <w:lang w:val="vi-VN" w:eastAsia="en-US" w:bidi="ar-SA"/>
-      </w:rPr>
-    </w:rPrDefault>
-    <w:pPrDefault>
-      <w:pPr>
-        <w:spacing w:after="200" w:line="276" w:lineRule="auto"/>
-      </w:pPr>
-    </w:pPrDefault>
-  </w:docDefaults>
-  <w:latentStyles w:defLockedState="0" w:defUIPriority="99" w:defSemiHidden="1" w:defUnhideWhenUsed="1" w:defQFormat="0" w:count="267">
-    <w:lsdException w:name="Normal" w:semiHidden="0" w:uiPriority="0" w:unhideWhenUsed="0" w:qFormat="1"/>
-    <w:lsdException w:name="heading 1" w:semiHidden="0" w:uiPriority="9" w:unhideWhenUsed="0" w:qFormat="1"/>
-    <w:lsdException w:name="heading 2" w:uiPriority="9" w:qFormat="1"/>
-    <w:lsdException w:name="heading 3" w:uiPriority="9" w:qFormat="1"/>
-    <w:lsdException w:name="heading 4" w:uiPriority="9" w:qFormat="1"/>
-    <w:lsdException w:name="heading 5" w:uiPriority="9" w:qFormat="1"/>
-    <w:lsdException w:name="heading 6" w:uiPriority="9" w:qFormat="1"/>
-    <w:lsdException w:name="heading 7" w:uiPriority="9" w:qFormat="1"/>
-    <w:lsdException w:name="heading 8" w:uiPriority="9" w:qFormat="1"/>
-    <w:lsdException w:name="heading 9" w:uiPriority="9" w:qFormat="1"/>
-    <w:lsdException w:name="toc 1" w:uiPriority="39"/>
-    <w:lsdException w:name="toc 2" w:uiPriority="39"/>
-    <w:lsdException w:name="toc 3" w:uiPriority="39"/>
-    <w:lsdException w:name="toc 4" w:uiPriority="39"/>
-    <w:lsdException w:name="toc 5" w:uiPriority="39"/>
-    <w:lsdException w:name="toc 6" w:uiPriority="39"/>
-    <w:lsdException w:name="toc 7" w:uiPriority="39"/>
-    <w:lsdException w:name="toc 8" w:uiPriority="39"/>
-    <w:lsdException w:name="toc 9" w:uiPriority="39"/>
-    <w:lsdException w:name="caption" w:uiPriority="35" w:qFormat="1"/>
-    <w:lsdException w:name="Title" w:semiHidden="0" w:uiPriority="10" w:unhideWhenUsed="0" w:qFormat="1"/>
-    <w:lsdException w:name="Default Paragraph Font" w:uiPriority="1"/>
-    <w:lsdException w:name="Subtitle" w:semiHidden="0" w:uiPriority="11" w:unhideWhenUsed="0" w:qFormat="1"/>
-    <w:lsdException w:name="Strong" w:semiHidden="0" w:uiPriority="22" w:unhideWhenUsed="0" w:qFormat="1"/>
-    <w:lsdException w:name="Emphasis" w:semiHidden="0" w:uiPriority="20" w:unhideWhenUsed="0" w:qFormat="1"/>
-    <w:lsdException w:name="Table Grid" w:semiHidden="0" w:uiPriority="59" w:unhideWhenUsed="0"/>
-    <w:lsdException w:name="Placeholder Text" w:unhideWhenUsed="0"/>
-    <w:lsdException w:name="No Spacing" w:semiHidden="0" w:uiPriority="1" w:unhideWhenUsed="0" w:qFormat="1"/>
-    <w:lsdException w:name="Light Shading" w:semiHidden="0" w:uiPriority="60" w:unhideWhenUsed="0"/>
-    <w:lsdException w:name="Light List" w:semiHidden="0" w:uiPriority="61" w:unhideWhenUsed="0"/>
-    <w:lsdException w:name="Light Grid" w:semiHidden="0" w:uiPriority="62" w:unhideWhenUsed="0"/>
-    <w:lsdException w:name="Medium Shading 1" w:semiHidden="0" w:uiPriority="63" w:unhideWhenUsed="0"/>
-    <w:lsdException w:name="Medium Shading 2" w:semiHidden="0" w:uiPriority="64" w:unhideWhenUsed="0"/>
-    <w:lsdException w:name="Medium List 1" w:semiHidden="0" w:uiPriority="65" w:unhideWhenUsed="0"/>
-    <w:lsdException w:name="Medium List 2" w:semiHidden="0" w:uiPriority="66" w:unhideWhenUsed="0"/>
-    <w:lsdException w:name="Medium Grid 1" w:semiHidden="0" w:uiPriority="67" w:unhideWhenUsed="0"/>
-    <w:lsdException w:name="Medium Grid 2" w:semiHidden="0" w:uiPriority="68" w:unhideWhenUsed="0"/>
-    <w:lsdException w:name="Medium Grid 3" w:semiHidden="0" w:uiPriority="69" w:unhideWhenUsed="0"/>
-    <w:lsdException w:name="Dark List" w:semiHidden="0" w:uiPriority="70" w:unhideWhenUsed="0"/>
-    <w:lsdException w:name="Colorful Shading" w:semiHidden="0" w:uiPriority="71" w:unhideWhenUsed="0"/>
-    <w:lsdException w:name="Colorful List" w:semiHidden="0" w:uiPriority="72" w:unhideWhenUsed="0"/>
-    <w:lsdException w:name="Colorful Grid" w:semiHidden="0" w:uiPriority="73" w:unhideWhenUsed="0"/>
-    <w:lsdException w:name="Light Shading Accent 1" w:semiHidden="0" w:uiPriority="60" w:unhideWhenUsed="0"/>
-    <w:lsdException w:name="Light List Accent 1" w:semiHidden="0" w:uiPriority="61" w:unhideWhenUsed="0"/>
-    <w:lsdException w:name="Light Grid Accent 1" w:semiHidden="0" w:uiPriority="62" w:unhideWhenUsed="0"/>
-    <w:lsdException w:name="Medium Shading 1 Accent 1" w:semiHidden="0" w:uiPriority="63" w:unhideWhenUsed="0"/>
-    <w:lsdException w:name="Medium Shading 2 Accent 1" w:semiHidden="0" w:uiPriority="64" w:unhideWhenUsed="0"/>
-    <w:lsdException w:name="Medium List 1 Accent 1" w:semiHidden="0" w:uiPriority="65" w:unhideWhenUsed="0"/>
-    <w:lsdException w:name="Revision" w:unhideWhenUsed="0"/>
-    <w:lsdException w:name="List Paragraph" w:semiHidden="0" w:uiPriority="34" w:unhideWhenUsed="0" w:qFormat="1"/>
-    <w:lsdException w:name="Quote" w:semiHidden="0" w:uiPriority="29" w:unhideWhenUsed="0" w:qFormat="1"/>
-    <w:lsdException w:name="Intense Quote" w:semiHidden="0" w:uiPriority="30" w:unhideWhenUsed="0" w:qFormat="1"/>
-    <w:lsdException w:name="Medium List 2 Accent 1" w:semiHidden="0" w:uiPriority="66" w:unhideWhenUsed="0"/>
-    <w:lsdException w:name="Medium Grid 1 Accent 1" w:semiHidden="0" w:uiPriority="67" w:unhideWhenUsed="0"/>
-    <w:lsdException w:name="Medium Grid 2 Accent 1" w:semiHidden="0" w:uiPriority="68" w:unhideWhenUsed="0"/>
-    <w:lsdException w:name="Medium Grid 3 Accent 1" w:semiHidden="0" w:uiPriority="69" w:unhideWhenUsed="0"/>
-    <w:lsdException w:name="Dark List Accent 1" w:semiHidden="0" w:uiPriority="70" w:unhideWhenUsed="0"/>
-    <w:lsdException w:name="Colorful Shading Accent 1" w:semiHidden="0" w:uiPriority="71" w:unhideWhenUsed="0"/>
-    <w:lsdException w:name="Colorful List Accent 1" w:semiHidden="0" w:uiPriority="72" w:unhideWhenUsed="0"/>
-    <w:lsdException w:name="Colorful Grid Accent 1" w:semiHidden="0" w:uiPriority="73" w:unhideWhenUsed="0"/>
-    <w:lsdException w:name="Light Shading Accent 2" w:semiHidden="0" w:uiPriority="60" w:unhideWhenUsed="0"/>
-    <w:lsdException w:name="Light List Accent 2" w:semiHidden="0" w:uiPriority="61" w:unhideWhenUsed="0"/>
-    <w:lsdException w:name="Light Grid Accent 2" w:semiHidden="0" w:uiPriority="62" w:unhideWhenUsed="0"/>
-    <w:lsdException w:name="Medium Shading 1 Accent 2" w:semiHidden="0" w:uiPriority="63" w:unhideWhenUsed="0"/>
-    <w:lsdException w:name="Medium Shading 2 Accent 2" w:semiHidden="0" w:uiPriority="64" w:unhideWhenUsed="0"/>
-    <w:lsdException w:name="Medium List 1 Accent 2" w:semiHidden="0" w:uiPriority="65" w:unhideWhenUsed="0"/>
-    <w:lsdException w:name="Medium List 2 Accent 2" w:semiHidden="0" w:uiPriority="66" w:unhideWhenUsed="0"/>
-    <w:lsdException w:name="Medium Grid 1 Accent 2" w:semiHidden="0" w:uiPriority="67" w:unhideWhenUsed="0"/>
-    <w:lsdException w:name="Medium Grid 2 Accent 2" w:semiHidden="0" w:uiPriority="68" w:unhideWhenUsed="0"/>
-    <w:lsdException w:name="Medium Grid 3 Accent 2" w:semiHidden="0" w:uiPriority="69" w:unhideWhenUsed="0"/>
-    <w:lsdException w:name="Dark List Accent 2" w:semiHidden="0" w:uiPriority="70" w:unhideWhenUsed="0"/>
-    <w:lsdException w:name="Colorful Shading Accent 2" w:semiHidden="0" w:uiPriority="71" w:unhideWhenUsed="0"/>
-    <w:lsdException w:name="Colorful List Accent 2" w:semiHidden="0" w:uiPriority="72" w:unhideWhenUsed="0"/>
-    <w:lsdException w:name="Colorful Grid Accent 2" w:semiHidden="0" w:uiPriority="73" w:unhideWhenUsed="0"/>
-    <w:lsdException w:name="Light Shading Accent 3" w:semiHidden="0" w:uiPriority="60" w:unhideWhenUsed="0"/>
-    <w:lsdException w:name="Light List Accent 3" w:semiHidden="0" w:uiPriority="61" w:unhideWhenUsed="0"/>
-    <w:lsdException w:name="Light Grid Accent 3" w:semiHidden="0" w:uiPriority="62" w:unhideWhenUsed="0"/>
-    <w:lsdException w:name="Medium Shading 1 Accent 3" w:semiHidden="0" w:uiPriority="63" w:unhideWhenUsed="0"/>
-    <w:lsdException w:name="Medium Shading 2 Accent 3" w:semiHidden="0" w:uiPriority="64" w:unhideWhenUsed="0"/>
-    <w:lsdException w:name="Medium List 1 Accent 3" w:semiHidden="0" w:uiPriority="65" w:unhideWhenUsed="0"/>
-    <w:lsdException w:name="Medium List 2 Accent 3" w:semiHidden="0" w:uiPriority="66" w:unhideWhenUsed="0"/>
-    <w:lsdException w:name="Medium Grid 1 Accent 3" w:semiHidden="0" w:uiPriority="67" w:unhideWhenUsed="0"/>
-    <w:lsdException w:name="Medium Grid 2 Accent 3" w:semiHidden="0" w:uiPriority="68" w:unhideWhenUsed="0"/>
-    <w:lsdException w:name="Medium Grid 3 Accent 3" w:semiHidden="0" w:uiPriority="69" w:unhideWhenUsed="0"/>
-    <w:lsdException w:name="Dark List Accent 3" w:semiHidden="0" w:uiPriority="70" w:unhideWhenUsed="0"/>
-    <w:lsdException w:name="Colorful Shading Accent 3" w:semiHidden="0" w:uiPriority="71" w:unhideWhenUsed="0"/>
-    <w:lsdException w:name="Colorful List Accent 3" w:semiHidden="0" w:uiPriority="72" w:unhideWhenUsed="0"/>
-    <w:lsdException w:name="Colorful Grid Accent 3" w:semiHidden="0" w:uiPriority="73" w:unhideWhenUsed="0"/>
-    <w:lsdException w:name="Light Shading Accent 4" w:semiHidden="0" w:uiPriority="60" w:unhideWhenUsed="0"/>
-    <w:lsdException w:name="Light List Accent 4" w:semiHidden="0" w:uiPriority="61" w:unhideWhenUsed="0"/>
-    <w:lsdException w:name="Light Grid Accent 4" w:semiHidden="0" w:uiPriority="62" w:unhideWhenUsed="0"/>
-    <w:lsdException w:name="Medium Shading 1 Accent 4" w:semiHidden="0" w:uiPriority="63" w:unhideWhenUsed="0"/>
-    <w:lsdException w:name="Medium Shading 2 Accent 4" w:semiHidden="0" w:uiPriority="64" w:unhideWhenUsed="0"/>
-    <w:lsdException w:name="Medium List 1 Accent 4" w:semiHidden="0" w:uiPriority="65" w:unhideWhenUsed="0"/>
-    <w:lsdException w:name="Medium List 2 Accent 4" w:semiHidden="0" w:uiPriority="66" w:unhideWhenUsed="0"/>
-    <w:lsdException w:name="Medium Grid 1 Accent 4" w:semiHidden="0" w:uiPriority="67" w:unhideWhenUsed="0"/>
-    <w:lsdException w:name="Medium Grid 2 Accent 4" w:semiHidden="0" w:uiPriority="68" w:unhideWhenUsed="0"/>
-    <w:lsdException w:name="Medium Grid 3 Accent 4" w:semiHidden="0" w:uiPriority="69" w:unhideWhenUsed="0"/>
-    <w:lsdException w:name="Dark List Accent 4" w:semiHidden="0" w:uiPriority="70" w:unhideWhenUsed="0"/>
-    <w:lsdException w:name="Colorful Shading Accent 4" w:semiHidden="0" w:uiPriority="71" w:unhideWhenUsed="0"/>
-    <w:lsdException w:name="Colorful List Accent 4" w:semiHidden="0" w:uiPriority="72" w:unhideWhenUsed="0"/>
-    <w:lsdException w:name="Colorful Grid Accent 4" w:semiHidden="0" w:uiPriority="73" w:unhideWhenUsed="0"/>
-    <w:lsdException w:name="Light Shading Accent 5" w:semiHidden="0" w:uiPriority="60" w:unhideWhenUsed="0"/>
-    <w:lsdException w:name="Light List Accent 5" w:semiHidden="0" w:uiPriority="61" w:unhideWhenUsed="0"/>
-    <w:lsdException w:name="Light Grid Accent 5" w:semiHidden="0" w:uiPriority="62" w:unhideWhenUsed="0"/>
-    <w:lsdException w:name="Medium Shading 1 Accent 5" w:semiHidden="0" w:uiPriority="63" w:unhideWhenUsed="0"/>
-    <w:lsdException w:name="Medium Shading 2 Accent 5" w:semiHidden="0" w:uiPriority="64" w:unhideWhenUsed="0"/>
-    <w:lsdException w:name="Medium List 1 Accent 5" w:semiHidden="0" w:uiPriority="65" w:unhideWhenUsed="0"/>
-    <w:lsdException w:name="Medium List 2 Accent 5" w:semiHidden="0" w:uiPriority="66" w:unhideWhenUsed="0"/>
-    <w:lsdException w:name="Medium Grid 1 Accent 5" w:semiHidden="0" w:uiPriority="67" w:unhideWhenUsed="0"/>
-    <w:lsdException w:name="Medium Grid 2 Accent 5" w:semiHidden="0" w:uiPriority="68" w:unhideWhenUsed="0"/>
-    <w:lsdException w:name="Medium Grid 3 Accent 5" w:semiHidden="0" w:uiPriority="69" w:unhideWhenUsed="0"/>
-    <w:lsdException w:name="Dark List Accent 5" w:semiHidden="0" w:uiPriority="70" w:unhideWhenUsed="0"/>
-    <w:lsdException w:name="Colorful Shading Accent 5" w:semiHidden="0" w:uiPriority="71" w:unhideWhenUsed="0"/>
-    <w:lsdException w:name="Colorful List Accent 5" w:semiHidden="0" w:uiPriority="72" w:unhideWhenUsed="0"/>
-    <w:lsdException w:name="Colorful Grid Accent 5" w:semiHidden="0" w:uiPriority="73" w:unhideWhenUsed="0"/>
-    <w:lsdException w:name="Light Shading Accent 6" w:semiHidden="0" w:uiPriority="60" w:unhideWhenUsed="0"/>
-    <w:lsdException w:name="Light List Accent 6" w:semiHidden="0" w:uiPriority="61" w:unhideWhenUsed="0"/>
-    <w:lsdException w:name="Light Grid Accent 6" w:semiHidden="0" w:uiPriority="62" w:unhideWhenUsed="0"/>
-    <w:lsdException w:name="Medium Shading 1 Accent 6" w:semiHidden="0" w:uiPriority="63" w:unhideWhenUsed="0"/>
-    <w:lsdException w:name="Medium Shading 2 Accent 6" w:semiHidden="0" w:uiPriority="64" w:unhideWhenUsed="0"/>
-    <w:lsdException w:name="Medium List 1 Accent 6" w:semiHidden="0" w:uiPriority="65" w:unhideWhenUsed="0"/>
-    <w:lsdException w:name="Medium List 2 Accent 6" w:semiHidden="0" w:uiPriority="66" w:unhideWhenUsed="0"/>
-    <w:lsdException w:name="Medium Grid 1 Accent 6" w:semiHidden="0" w:uiPriority="67" w:unhideWhenUsed="0"/>
-    <w:lsdException w:name="Medium Grid 2 Accent 6" w:semiHidden="0" w:uiPriority="68" w:unhideWhenUsed="0"/>
-    <w:lsdException w:name="Medium Grid 3 Accent 6" w:semiHidden="0" w:uiPriority="69" w:unhideWhenUsed="0"/>
-    <w:lsdException w:name="Dark List Accent 6" w:semiHidden="0" w:uiPriority="70" w:unhideWhenUsed="0"/>
-    <w:lsdException w:name="Colorful Shading Accent 6" w:semiHidden="0" w:uiPriority="71" w:unhideWhenUsed="0"/>
-    <w:lsdException w:name="Colorful List Accent 6" w:semiHidden="0" w:uiPriority="72" w:unhideWhenUsed="0"/>
-    <w:lsdException w:name="Colorful Grid Accent 6" w:semiHidden="0" w:uiPriority="73" w:unhideWhenUsed="0"/>
-    <w:lsdException w:name="Subtle Emphasis" w:semiHidden="0" w:uiPriority="19" w:unhideWhenUsed="0" w:qFormat="1"/>
-    <w:lsdException w:name="Intense Emphasis" w:semiHidden="0" w:uiPriority="21" w:unhideWhenUsed="0" w:qFormat="1"/>
-    <w:lsdException w:name="Subtle Reference" w:semiHidden="0" w:uiPriority="31" w:unhideWhenUsed="0" w:qFormat="1"/>
-    <w:lsdException w:name="Intense Reference" w:semiHidden="0" w:uiPriority="32" w:unhideWhenUsed="0" w:qFormat="1"/>
-    <w:lsdException w:name="Book Title" w:semiHidden="0" w:uiPriority="33" w:unhideWhenUsed="0" w:qFormat="1"/>
-    <w:lsdException w:name="Bibliography" w:uiPriority="37"/>
-    <w:lsdException w:name="TOC Heading" w:uiPriority="39" w:qFormat="1"/>
+  <w:latentStyles w:defLockedState="0" w:defUIPriority="99" w:defSemiHidden="0" w:defUnhideWhenUsed="0" w:defQFormat="0" w:count="376">
+    <w:lsdException w:name="Normal" w:uiPriority="0" w:qFormat="1"/>
+    <w:lsdException w:name="heading 1" w:uiPriority="9" w:qFormat="1"/>
+    <w:lsdException w:name="heading 2" w:semiHidden="1" w:uiPriority="9" w:unhideWhenUsed="1" w:qFormat="1"/>
+    <w:lsdException w:name="heading 3" w:semiHidden="1" w:uiPriority="9" w:unhideWhenUsed="1" w:qFormat="1"/>
+    <w:lsdException w:name="heading 4" w:semiHidden="1" w:uiPriority="9" w:unhideWhenUsed="1" w:qFormat="1"/>
+    <w:lsdException w:name="heading 5" w:semiHidden="1" w:uiPriority="9" w:unhideWhenUsed="1" w:qFormat="1"/>
+    <w:lsdException w:name="heading 6" w:semiHidden="1" w:uiPriority="9" w:unhideWhenUsed="1" w:qFormat="1"/>
+    <w:lsdException w:name="heading 7" w:semiHidden="1" w:uiPriority="9" w:unhideWhenUsed="1" w:qFormat="1"/>
+    <w:lsdException w:name="heading 8" w:semiHidden="1" w:uiPriority="9" w:unhideWhenUsed="1" w:qFormat="1"/>
+    <w:lsdException w:name="heading 9" w:semiHidden="1" w:uiPriority="9" w:unhideWhenUsed="1" w:qFormat="1"/>
+    <w:lsdException w:name="index 1" w:semiHidden="1" w:unhideWhenUsed="1"/>
+    <w:lsdException w:name="index 2" w:semiHidden="1" w:unhideWhenUsed="1"/>
+    <w:lsdException w:name="index 3" w:semiHidden="1" w:unhideWhenUsed="1"/>
+    <w:lsdException w:name="index 4" w:semiHidden="1" w:unhideWhenUsed="1"/>
+    <w:lsdException w:name="index 5" w:semiHidden="1" w:unhideWhenUsed="1"/>
+    <w:lsdException w:name="index 6" w:semiHidden="1" w:unhideWhenUsed="1"/>
+    <w:lsdException w:name="index 7" w:semiHidden="1" w:unhideWhenUsed="1"/>
+    <w:lsdException w:name="index 8" w:semiHidden="1" w:unhideWhenUsed="1"/>
+    <w:lsdException w:name="index 9" w:semiHidden="1" w:unhideWhenUsed="1"/>
+    <w:lsdException w:name="toc 1" w:semiHidden="1" w:uiPriority="39" w:unhideWhenUsed="1"/>
+    <w:lsdException w:name="toc 2" w:semiHidden="1" w:uiPriority="39" w:unhideWhenUsed="1"/>
+    <w:lsdException w:name="toc 3" w:semiHidden="1" w:uiPriority="39" w:unhideWhenUsed="1"/>
+    <w:lsdException w:name="toc 4" w:semiHidden="1" w:uiPriority="39" w:unhideWhenUsed="1"/>
+    <w:lsdException w:name="toc 5" w:semiHidden="1" w:uiPriority="39" w:unhideWhenUsed="1"/>
+    <w:lsdException w:name="toc 6" w:semiHidden="1" w:uiPriority="39" w:unhideWhenUsed="1"/>
+    <w:lsdException w:name="toc 7" w:semiHidden="1" w:uiPriority="39" w:unhideWhenUsed="1"/>
+    <w:lsdException w:name="toc 8" w:semiHidden="1" w:uiPriority="39" w:unhideWhenUsed="1"/>
+    <w:lsdException w:name="toc 9" w:semiHidden="1" w:uiPriority="39" w:unhideWhenUsed="1"/>
+    <w:lsdException w:name="Normal Indent" w:semiHidden="1" w:unhideWhenUsed="1"/>
+    <w:lsdException w:name="footnote text" w:semiHidden="1" w:unhideWhenUsed="1"/>
+    <w:lsdException w:name="annotation text" w:semiHidden="1" w:unhideWhenUsed="1"/>
+    <w:lsdException w:name="header" w:semiHidden="1" w:unhideWhenUsed="1"/>
+    <w:lsdException w:name="footer" w:semiHidden="1" w:unhideWhenUsed="1"/>
+    <w:lsdException w:name="index heading" w:semiHidden="1" w:unhideWhenUsed="1"/>
+    <w:lsdException w:name="caption" w:semiHidden="1" w:uiPriority="35" w:unhideWhenUsed="1" w:qFormat="1"/>
+    <w:lsdException w:name="table of figures" w:semiHidden="1" w:unhideWhenUsed="1"/>
+    <w:lsdException w:name="envelope address" w:semiHidden="1" w:unhideWhenUsed="1"/>
+    <w:lsdException w:name="envelope return" w:semiHidden="1" w:unhideWhenUsed="1"/>
+    <w:lsdException w:name="footnote reference" w:semiHidden="1" w:unhideWhenUsed="1"/>
+    <w:lsdException w:name="annotation reference" w:semiHidden="1" w:unhideWhenUsed="1"/>
+    <w:lsdException w:name="line number" w:semiHidden="1" w:unhideWhenUsed="1"/>
+    <w:lsdException w:name="page number" w:semiHidden="1" w:unhideWhenUsed="1"/>
+    <w:lsdException w:name="endnote reference" w:semiHidden="1" w:unhideWhenUsed="1"/>
+    <w:lsdException w:name="endnote text" w:semiHidden="1" w:unhideWhenUsed="1"/>
+    <w:lsdException w:name="table of authorities" w:semiHidden="1" w:unhideWhenUsed="1"/>
+    <w:lsdException w:name="macro" w:semiHidden="1" w:unhideWhenUsed="1"/>
+    <w:lsdException w:name="toa heading" w:semiHidden="1" w:unhideWhenUsed="1"/>
+    <w:lsdException w:name="List" w:semiHidden="1" w:unhideWhenUsed="1"/>
+    <w:lsdException w:name="List Bullet" w:semiHidden="1" w:unhideWhenUsed="1"/>
+    <w:lsdException w:name="List Number" w:semiHidden="1" w:unhideWhenUsed="1"/>
+    <w:lsdException w:name="List 2" w:semiHidden="1" w:unhideWhenUsed="1"/>
+    <w:lsdException w:name="List 3" w:semiHidden="1" w:unhideWhenUsed="1"/>
+    <w:lsdException w:name="List 4" w:semiHidden="1" w:unhideWhenUsed="1"/>
+    <w:lsdException w:name="List 5" w:semiHidden="1" w:unhideWhenUsed="1"/>
+    <w:lsdException w:name="List Bullet 2" w:semiHidden="1" w:unhideWhenUsed="1"/>
+    <w:lsdException w:name="List Bullet 3" w:semiHidden="1" w:unhideWhenUsed="1"/>
+    <w:lsdException w:name="List Bullet 4" w:semiHidden="1" w:unhideWhenUsed="1"/>
+    <w:lsdException w:name="List Bullet 5" w:semiHidden="1" w:unhideWhenUsed="1"/>
+    <w:lsdException w:name="List Number 2" w:semiHidden="1" w:unhideWhenUsed="1"/>
+    <w:lsdException w:name="List Number 3" w:semiHidden="1" w:unhideWhenUsed="1"/>
+    <w:lsdException w:name="List Number 4" w:semiHidden="1" w:unhideWhenUsed="1"/>
+    <w:lsdException w:name="List Number 5" w:semiHidden="1" w:unhideWhenUsed="1"/>
+    <w:lsdException w:name="Title" w:uiPriority="10" w:qFormat="1"/>
+    <w:lsdException w:name="Closing" w:semiHidden="1" w:unhideWhenUsed="1"/>
+    <w:lsdException w:name="Signature" w:semiHidden="1" w:unhideWhenUsed="1"/>
+    <w:lsdException w:name="Default Paragraph Font" w:semiHidden="1" w:uiPriority="1" w:unhideWhenUsed="1"/>
+    <w:lsdException w:name="Body Text" w:semiHidden="1" w:unhideWhenUsed="1"/>
+    <w:lsdException w:name="Body Text Indent" w:semiHidden="1" w:unhideWhenUsed="1"/>
+    <w:lsdException w:name="List Continue" w:semiHidden="1" w:unhideWhenUsed="1"/>
+    <w:lsdException w:name="List Continue 2" w:semiHidden="1" w:unhideWhenUsed="1"/>
+    <w:lsdException w:name="List Continue 3" w:semiHidden="1" w:unhideWhenUsed="1"/>
+    <w:lsdException w:name="List Continue 4" w:semiHidden="1" w:unhideWhenUsed="1"/>
+    <w:lsdException w:name="List Continue 5" w:semiHidden="1" w:unhideWhenUsed="1"/>
+    <w:lsdException w:name="Message Header" w:semiHidden="1" w:unhideWhenUsed="1"/>
+    <w:lsdException w:name="Subtitle" w:uiPriority="11" w:qFormat="1"/>
+    <w:lsdException w:name="Salutation" w:semiHidden="1" w:unhideWhenUsed="1"/>
+    <w:lsdException w:name="Date" w:semiHidden="1" w:unhideWhenUsed="1"/>
+    <w:lsdException w:name="Body Text First Indent" w:semiHidden="1" w:unhideWhenUsed="1"/>
+    <w:lsdException w:name="Body Text First Indent 2" w:semiHidden="1" w:unhideWhenUsed="1"/>
+    <w:lsdException w:name="Note Heading" w:semiHidden="1" w:unhideWhenUsed="1"/>
+    <w:lsdException w:name="Body Text 2" w:semiHidden="1" w:unhideWhenUsed="1"/>
+    <w:lsdException w:name="Body Text 3" w:semiHidden="1" w:unhideWhenUsed="1"/>
+    <w:lsdException w:name="Body Text Indent 2" w:semiHidden="1" w:unhideWhenUsed="1"/>
+    <w:lsdException w:name="Body Text Indent 3" w:semiHidden="1" w:unhideWhenUsed="1"/>
+    <w:lsdException w:name="Block Text" w:semiHidden="1" w:unhideWhenUsed="1"/>
+    <w:lsdException w:name="Hyperlink" w:semiHidden="1" w:unhideWhenUsed="1"/>
+    <w:lsdException w:name="FollowedHyperlink" w:semiHidden="1" w:unhideWhenUsed="1"/>
+    <w:lsdException w:name="Strong" w:uiPriority="22" w:qFormat="1"/>
+    <w:lsdException w:name="Emphasis" w:uiPriority="20" w:qFormat="1"/>
+    <w:lsdException w:name="Document Map" w:semiHidden="1" w:unhideWhenUsed="1"/>
+    <w:lsdException w:name="Plain Text" w:semiHidden="1" w:unhideWhenUsed="1"/>
+    <w:lsdException w:name="E-mail Signature" w:semiHidden="1" w:unhideWhenUsed="1"/>
+    <w:lsdException w:name="HTML Top of Form" w:semiHidden="1" w:unhideWhenUsed="1"/>
+    <w:lsdException w:name="HTML Bottom of Form" w:semiHidden="1" w:unhideWhenUsed="1"/>
+    <w:lsdException w:name="Normal (Web)" w:semiHidden="1" w:unhideWhenUsed="1"/>
+    <w:lsdException w:name="HTML Acronym" w:semiHidden="1" w:unhideWhenUsed="1"/>
+    <w:lsdException w:name="HTML Address" w:semiHidden="1" w:unhideWhenUsed="1"/>
+    <w:lsdException w:name="HTML Cite" w:semiHidden="1" w:unhideWhenUsed="1"/>
+    <w:lsdException w:name="HTML Code" w:semiHidden="1" w:unhideWhenUsed="1"/>
+    <w:lsdException w:name="HTML Definition" w:semiHidden="1" w:unhideWhenUsed="1"/>
+    <w:lsdException w:name="HTML Keyboard" w:semiHidden="1" w:unhideWhenUsed="1"/>
+    <w:lsdException w:name="HTML Preformatted" w:semiHidden="1" w:unhideWhenUsed="1"/>
+    <w:lsdException w:name="HTML Sample" w:semiHidden="1" w:unhideWhenUsed="1"/>
+    <w:lsdException w:name="HTML Typewriter" w:semiHidden="1" w:unhideWhenUsed="1"/>
+    <w:lsdException w:name="HTML Variable" w:semiHidden="1" w:unhideWhenUsed="1"/>
+    <w:lsdException w:name="Normal Table" w:semiHidden="1" w:unhideWhenUsed="1"/>
+    <w:lsdException w:name="annotation subject" w:semiHidden="1" w:unhideWhenUsed="1"/>
+    <w:lsdException w:name="No List" w:semiHidden="1" w:unhideWhenUsed="1"/>
+    <w:lsdException w:name="Outline List 1" w:semiHidden="1" w:unhideWhenUsed="1"/>
+    <w:lsdException w:name="Outline List 2" w:semiHidden="1" w:unhideWhenUsed="1"/>
+    <w:lsdException w:name="Outline List 3" w:semiHidden="1" w:unhideWhenUsed="1"/>
+    <w:lsdException w:name="Table Simple 1" w:semiHidden="1" w:unhideWhenUsed="1"/>
+    <w:lsdException w:name="Table Simple 2" w:semiHidden="1" w:unhideWhenUsed="1"/>
+    <w:lsdException w:name="Table Simple 3" w:semiHidden="1" w:unhideWhenUsed="1"/>
+    <w:lsdException w:name="Table Classic 1" w:semiHidden="1" w:unhideWhenUsed="1"/>
+    <w:lsdException w:name="Table Classic 2" w:semiHidden="1" w:unhideWhenUsed="1"/>
+    <w:lsdException w:name="Table Classic 3" w:semiHidden="1" w:unhideWhenUsed="1"/>
+    <w:lsdException w:name="Table Classic 4" w:semiHidden="1" w:unhideWhenUsed="1"/>
+    <w:lsdException w:name="Table Colorful 1" w:semiHidden="1" w:unhideWhenUsed="1"/>
+    <w:lsdException w:name="Table Colorful 2" w:semiHidden="1" w:unhideWhenUsed="1"/>
+    <w:lsdException w:name="Table Colorful 3" w:semiHidden="1" w:unhideWhenUsed="1"/>
+    <w:lsdException w:name="Table Columns 1" w:semiHidden="1" w:unhideWhenUsed="1"/>
+    <w:lsdException w:name="Table Columns 2" w:semiHidden="1" w:unhideWhenUsed="1"/>
+    <w:lsdException w:name="Table Columns 3" w:semiHidden="1" w:unhideWhenUsed="1"/>
+    <w:lsdException w:name="Table Columns 4" w:semiHidden="1" w:unhideWhenUsed="1"/>
+    <w:lsdException w:name="Table Columns 5" w:semiHidden="1" w:unhideWhenUsed="1"/>
+    <w:lsdException w:name="Table Grid 1" w:semiHidden="1" w:unhideWhenUsed="1"/>
+    <w:lsdException w:name="Table Grid 2" w:semiHidden="1" w:unhideWhenUsed="1"/>
+    <w:lsdException w:name="Table Grid 3" w:semiHidden="1" w:unhideWhenUsed="1"/>
+    <w:lsdException w:name="Table Grid 4" w:semiHidden="1" w:unhideWhenUsed="1"/>
+    <w:lsdException w:name="Table Grid 5" w:semiHidden="1" w:unhideWhenUsed="1"/>
+    <w:lsdException w:name="Table Grid 6" w:semiHidden="1" w:unhideWhenUsed="1"/>
+    <w:lsdException w:name="Table Grid 7" w:semiHidden="1" w:unhideWhenUsed="1"/>
+    <w:lsdException w:name="Table Grid 8" w:semiHidden="1" w:unhideWhenUsed="1"/>
+    <w:lsdException w:name="Table List 1" w:semiHidden="1" w:unhideWhenUsed="1"/>
+    <w:lsdException w:name="Table List 2" w:semiHidden="1" w:unhideWhenUsed="1"/>
+    <w:lsdException w:name="Table List 3" w:semiHidden="1" w:unhideWhenUsed="1"/>
+    <w:lsdException w:name="Table List 4" w:semiHidden="1" w:unhideWhenUsed="1"/>
+    <w:lsdException w:name="Table List 5" w:semiHidden="1" w:unhideWhenUsed="1"/>
+    <w:lsdException w:name="Table List 6" w:semiHidden="1" w:unhideWhenUsed="1"/>
+    <w:lsdException w:name="Table List 7" w:semiHidden="1" w:unhideWhenUsed="1"/>
+    <w:lsdException w:name="Table List 8" w:semiHidden="1" w:unhideWhenUsed="1"/>
+    <w:lsdException w:name="Table 3D effects 1" w:semiHidden="1" w:unhideWhenUsed="1"/>
+    <w:lsdException w:name="Table 3D effects 2" w:semiHidden="1" w:unhideWhenUsed="1"/>
+    <w:lsdException w:name="Table 3D effects 3" w:semiHidden="1" w:unhideWhenUsed="1"/>
+    <w:lsdException w:name="Table Contemporary" w:semiHidden="1" w:unhideWhenUsed="1"/>
+    <w:lsdException w:name="Table Elegant" w:semiHidden="1" w:unhideWhenUsed="1"/>
+    <w:lsdException w:name="Table Professional" w:semiHidden="1" w:unhideWhenUsed="1"/>
+    <w:lsdException w:name="Table Subtle 1" w:semiHidden="1" w:unhideWhenUsed="1"/>
+    <w:lsdException w:name="Table Subtle 2" w:semiHidden="1" w:unhideWhenUsed="1"/>
+    <w:lsdException w:name="Table Web 1" w:semiHidden="1" w:unhideWhenUsed="1"/>
+    <w:lsdException w:name="Table Web 2" w:semiHidden="1" w:unhideWhenUsed="1"/>
+    <w:lsdException w:name="Table Web 3" w:semiHidden="1" w:unhideWhenUsed="1"/>
+    <w:lsdException w:name="Balloon Text" w:semiHidden="1" w:unhideWhenUsed="1"/>
+    <w:lsdException w:name="Table Grid" w:uiPriority="59"/>
+    <w:lsdException w:name="Table Theme" w:semiHidden="1" w:unhideWhenUsed="1"/>
+    <w:lsdException w:name="Placeholder Text" w:semiHidden="1"/>
+    <w:lsdException w:name="No Spacing" w:uiPriority="1" w:qFormat="1"/>
+    <w:lsdException w:name="Light Shading" w:uiPriority="60"/>
+    <w:lsdException w:name="Light List" w:uiPriority="61"/>
+    <w:lsdException w:name="Light Grid" w:uiPriority="62"/>
+    <w:lsdException w:name="Medium Shading 1" w:uiPriority="63"/>
+    <w:lsdException w:name="Medium Shading 2" w:uiPriority="64"/>
+    <w:lsdException w:name="Medium List 1" w:uiPriority="65"/>
+    <w:lsdException w:name="Medium List 2" w:uiPriority="66"/>
+    <w:lsdException w:name="Medium Grid 1" w:uiPriority="67"/>
+    <w:lsdException w:name="Medium Grid 2" w:uiPriority="68"/>
+    <w:lsdException w:name="Medium Grid 3" w:uiPriority="69"/>
+    <w:lsdException w:name="Dark List" w:uiPriority="70"/>
+    <w:lsdException w:name="Colorful Shading" w:uiPriority="71"/>
+    <w:lsdException w:name="Colorful List" w:uiPriority="72"/>
+    <w:lsdException w:name="Colorful Grid" w:uiPriority="73"/>
+    <w:lsdException w:name="Light Shading Accent 1" w:uiPriority="60"/>
+    <w:lsdException w:name="Light List Accent 1" w:uiPriority="61"/>
+    <w:lsdException w:name="Light Grid Accent 1" w:uiPriority="62"/>
+    <w:lsdException w:name="Medium Shading 1 Accent 1" w:uiPriority="63"/>
+    <w:lsdException w:name="Medium Shading 2 Accent 1" w:uiPriority="64"/>
+    <w:lsdException w:name="Medium List 1 Accent 1" w:uiPriority="65"/>
+    <w:lsdException w:name="Revision" w:semiHidden="1"/>
+    <w:lsdException w:name="List Paragraph" w:uiPriority="34" w:qFormat="1"/>
+    <w:lsdException w:name="Quote" w:uiPriority="29" w:qFormat="1"/>
+    <w:lsdException w:name="Intense Quote" w:uiPriority="30" w:qFormat="1"/>
+    <w:lsdException w:name="Medium List 2 Accent 1" w:uiPriority="66"/>
+    <w:lsdException w:name="Medium Grid 1 Accent 1" w:uiPriority="67"/>
+    <w:lsdException w:name="Medium Grid 2 Accent 1" w:uiPriority="68"/>
+    <w:lsdException w:name="Medium Grid 3 Accent 1" w:uiPriority="69"/>
+    <w:lsdException w:name="Dark List Accent 1" w:uiPriority="70"/>
+    <w:lsdException w:name="Colorful Shading Accent 1" w:uiPriority="71"/>
+    <w:lsdException w:name="Colorful List Accent 1" w:uiPriority="72"/>
+    <w:lsdException w:name="Colorful Grid Accent 1" w:uiPriority="73"/>
+    <w:lsdException w:name="Light Shading Accent 2" w:uiPriority="60"/>
+    <w:lsdException w:name="Light List Accent 2" w:uiPriority="61"/>
+    <w:lsdException w:name="Light Grid Accent 2" w:uiPriority="62"/>
+    <w:lsdException w:name="Medium Shading 1 Accent 2" w:uiPriority="63"/>
+    <w:lsdException w:name="Medium Shading 2 Accent 2" w:uiPriority="64"/>
+    <w:lsdException w:name="Medium List 1 Accent 2" w:uiPriority="65"/>
+    <w:lsdException w:name="Medium List 2 Accent 2" w:uiPriority="66"/>
+    <w:lsdException w:name="Medium Grid 1 Accent 2" w:uiPriority="67"/>
+    <w:lsdException w:name="Medium Grid 2 Accent 2" w:uiPriority="68"/>
+    <w:lsdException w:name="Medium Grid 3 Accent 2" w:uiPriority="69"/>
+    <w:lsdException w:name="Dark List Accent 2" w:uiPriority="70"/>
+    <w:lsdException w:name="Colorful Shading Accent 2" w:uiPriority="71"/>
+    <w:lsdException w:name="Colorful List Accent 2" w:uiPriority="72"/>
+    <w:lsdException w:name="Colorful Grid Accent 2" w:uiPriority="73"/>
+    <w:lsdException w:name="Light Shading Accent 3" w:uiPriority="60"/>
+    <w:lsdException w:name="Light List Accent 3" w:uiPriority="61"/>
+    <w:lsdException w:name="Light Grid Accent 3" w:uiPriority="62"/>
+    <w:lsdException w:name="Medium Shading 1 Accent 3" w:uiPriority="63"/>
+    <w:lsdException w:name="Medium Shading 2 Accent 3" w:uiPriority="64"/>
+    <w:lsdException w:name="Medium List 1 Accent 3" w:uiPriority="65"/>
+    <w:lsdException w:name="Medium List 2 Accent 3" w:uiPriority="66"/>
+    <w:lsdException w:name="Medium Grid 1 Accent 3" w:uiPriority="67"/>
+    <w:lsdException w:name="Medium Grid 2 Accent 3" w:uiPriority="68"/>
+    <w:lsdException w:name="Medium Grid 3 Accent 3" w:uiPriority="69"/>
+    <w:lsdException w:name="Dark List Accent 3" w:uiPriority="70"/>
+    <w:lsdException w:name="Colorful Shading Accent 3" w:uiPriority="71"/>
+    <w:lsdException w:name="Colorful List Accent 3" w:uiPriority="72"/>
+    <w:lsdException w:name="Colorful Grid Accent 3" w:uiPriority="73"/>
+    <w:lsdException w:name="Light Shading Accent 4" w:uiPriority="60"/>
+    <w:lsdException w:name="Light List Accent 4" w:uiPriority="61"/>
+    <w:lsdException w:name="Light Grid Accent 4" w:uiPriority="62"/>
+    <w:lsdException w:name="Medium Shading 1 Accent 4" w:uiPriority="63"/>
+    <w:lsdException w:name="Medium Shading 2 Accent 4" w:uiPriority="64"/>
+    <w:lsdException w:name="Medium List 1 Accent 4" w:uiPriority="65"/>
+    <w:lsdException w:name="Medium List 2 Accent 4" w:uiPriority="66"/>
+    <w:lsdException w:name="Medium Grid 1 Accent 4" w:uiPriority="67"/>
+    <w:lsdException w:name="Medium Grid 2 Accent 4" w:uiPriority="68"/>
+    <w:lsdException w:name="Medium Grid 3 Accent 4" w:uiPriority="69"/>
+    <w:lsdException w:name="Dark List Accent 4" w:uiPriority="70"/>
+    <w:lsdException w:name="Colorful Shading Accent 4" w:uiPriority="71"/>
+    <w:lsdException w:name="Colorful List Accent 4" w:uiPriority="72"/>
+    <w:lsdException w:name="Colorful Grid Accent 4" w:uiPriority="73"/>
+    <w:lsdException w:name="Light Shading Accent 5" w:uiPriority="60"/>
+    <w:lsdException w:name="Light List Accent 5" w:uiPriority="61"/>
+    <w:lsdException w:name="Light Grid Accent 5" w:uiPriority="62"/>
+    <w:lsdException w:name="Medium Shading 1 Accent 5" w:uiPriority="63"/>
+    <w:lsdException w:name="Medium Shading 2 Accent 5" w:uiPriority="64"/>
+    <w:lsdException w:name="Medium List 1 Accent 5" w:uiPriority="65"/>
+    <w:lsdException w:name="Medium List 2 Accent 5" w:uiPriority="66"/>
+    <w:lsdException w:name="Medium Grid 1 Accent 5" w:uiPriority="67"/>
+    <w:lsdException w:name="Medium Grid 2 Accent 5" w:uiPriority="68"/>
+    <w:lsdException w:name="Medium Grid 3 Accent 5" w:uiPriority="69"/>
+    <w:lsdException w:name="Dark List Accent 5" w:uiPriority="70"/>
+    <w:lsdException w:name="Colorful Shading Accent 5" w:uiPriority="71"/>
+    <w:lsdException w:name="Colorful List Accent 5" w:uiPriority="72"/>
+    <w:lsdException w:name="Colorful Grid Accent 5" w:uiPriority="73"/>
+    <w:lsdException w:name="Light Shading Accent 6" w:uiPriority="60"/>
+    <w:lsdException w:name="Light List Accent 6" w:uiPriority="61"/>
+    <w:lsdException w:name="Light Grid Accent 6" w:uiPriority="62"/>
+    <w:lsdException w:name="Medium Shading 1 Accent 6" w:uiPriority="63"/>
+    <w:lsdException w:name="Medium Shading 2 Accent 6" w:uiPriority="64"/>
+    <w:lsdException w:name="Medium List 1 Accent 6" w:uiPriority="65"/>
+    <w:lsdException w:name="Medium List 2 Accent 6" w:uiPriority="66"/>
+    <w:lsdException w:name="Medium Grid 1 Accent 6" w:uiPriority="67"/>
+    <w:lsdException w:name="Medium Grid 2 Accent 6" w:uiPriority="68"/>
+    <w:lsdException w:name="Medium Grid 3 Accent 6" w:uiPriority="69"/>
+    <w:lsdException w:name="Dark List Accent 6" w:uiPriority="70"/>
+    <w:lsdException w:name="Colorful Shading Accent 6" w:uiPriority="71"/>
+    <w:lsdException w:name="Colorful List Accent 6" w:uiPriority="72"/>
+    <w:lsdException w:name="Colorful Grid Accent 6" w:uiPriority="73"/>
+    <w:lsdException w:name="Subtle Emphasis" w:uiPriority="19" w:qFormat="1"/>
+    <w:lsdException w:name="Intense Emphasis" w:uiPriority="21" w:qFormat="1"/>
+    <w:lsdException w:name="Subtle Reference" w:uiPriority="31" w:qFormat="1"/>
+    <w:lsdException w:name="Intense Reference" w:uiPriority="32" w:qFormat="1"/>
+    <w:lsdException w:name="Book Title" w:uiPriority="33" w:qFormat="1"/>
+    <w:lsdException w:name="Bibliography" w:semiHidden="1" w:uiPriority="37" w:unhideWhenUsed="1"/>
+    <w:lsdException w:name="TOC Heading" w:semiHidden="1" w:uiPriority="39" w:unhideWhenUsed="1" w:qFormat="1"/>
+    <w:lsdException w:name="Plain Table 1" w:uiPriority="41"/>
+    <w:lsdException w:name="Plain Table 2" w:uiPriority="42"/>
+    <w:lsdException w:name="Plain Table 3" w:uiPriority="43"/>
+    <w:lsdException w:name="Plain Table 4" w:uiPriority="44"/>
+    <w:lsdException w:name="Plain Table 5" w:uiPriority="45"/>
+    <w:lsdException w:name="Grid Table Light" w:uiPriority="40"/>
+    <w:lsdException w:name="Grid Table 1 Light" w:uiPriority="46"/>
+    <w:lsdException w:name="Grid Table 2" w:uiPriority="47"/>
+    <w:lsdException w:name="Grid Table 3" w:uiPriority="48"/>
+    <w:lsdException w:name="Grid Table 4" w:uiPriority="49"/>
+    <w:lsdException w:name="Grid Table 5 Dark" w:uiPriority="50"/>
+    <w:lsdException w:name="Grid Table 6 Colorful" w:uiPriority="51"/>
+    <w:lsdException w:name="Grid Table 7 Colorful" w:uiPriority="52"/>
+    <w:lsdException w:name="Grid Table 1 Light Accent 1" w:uiPriority="46"/>
+    <w:lsdException w:name="Grid Table 2 Accent 1" w:uiPriority="47"/>
+    <w:lsdException w:name="Grid Table 3 Accent 1" w:uiPriority="48"/>
+    <w:lsdException w:name="Grid Table 4 Accent 1" w:uiPriority="49"/>
+    <w:lsdException w:name="Grid Table 5 Dark Accent 1" w:uiPriority="50"/>
+    <w:lsdException w:name="Grid Table 6 Colorful Accent 1" w:uiPriority="51"/>
+    <w:lsdException w:name="Grid Table 7 Colorful Accent 1" w:uiPriority="52"/>
+    <w:lsdException w:name="Grid Table 1 Light Accent 2" w:uiPriority="46"/>
+    <w:lsdException w:name="Grid Table 2 Accent 2" w:uiPriority="47"/>
+    <w:lsdException w:name="Grid Table 3 Accent 2" w:uiPriority="48"/>
+    <w:lsdException w:name="Grid Table 4 Accent 2" w:uiPriority="49"/>
+    <w:lsdException w:name="Grid Table 5 Dark Accent 2" w:uiPriority="50"/>
+    <w:lsdException w:name="Grid Table 6 Colorful Accent 2" w:uiPriority="51"/>
+    <w:lsdException w:name="Grid Table 7 Colorful Accent 2" w:uiPriority="52"/>
+    <w:lsdException w:name="Grid Table 1 Light Accent 3" w:uiPriority="46"/>
+    <w:lsdException w:name="Grid Table 2 Accent 3" w:uiPriority="47"/>
+    <w:lsdException w:name="Grid Table 3 Accent 3" w:uiPriority="48"/>
+    <w:lsdException w:name="Grid Table 4 Accent 3" w:uiPriority="49"/>
+    <w:lsdException w:name="Grid Table 5 Dark Accent 3" w:uiPriority="50"/>
+    <w:lsdException w:name="Grid Table 6 Colorful Accent 3" w:uiPriority="51"/>
+    <w:lsdException w:name="Grid Table 7 Colorful Accent 3" w:uiPriority="52"/>
+    <w:lsdException w:name="Grid Table 1 Light Accent 4" w:uiPriority="46"/>
+    <w:lsdException w:name="Grid Table 2 Accent 4" w:uiPriority="47"/>
+    <w:lsdException w:name="Grid Table 3 Accent 4" w:uiPriority="48"/>
+    <w:lsdException w:name="Grid Table 4 Accent 4" w:uiPriority="49"/>
+    <w:lsdException w:name="Grid Table 5 Dark Accent 4" w:uiPriority="50"/>
+    <w:lsdException w:name="Grid Table 6 Colorful Accent 4" w:uiPriority="51"/>
+    <w:lsdException w:name="Grid Table 7 Colorful Accent 4" w:uiPriority="52"/>
+    <w:lsdException w:name="Grid Table 1 Light Accent 5" w:uiPriority="46"/>
+    <w:lsdException w:name="Grid Table 2 Accent 5" w:uiPriority="47"/>
+    <w:lsdException w:name="Grid Table 3 Accent 5" w:uiPriority="48"/>
+    <w:lsdException w:name="Grid Table 4 Accent 5" w:uiPriority="49"/>
+    <w:lsdException w:name="Grid Table 5 Dark Accent 5" w:uiPriority="50"/>
+    <w:lsdException w:name="Grid Table 6 Colorful Accent 5" w:uiPriority="51"/>
+    <w:lsdException w:name="Grid Table 7 Colorful Accent 5" w:uiPriority="52"/>
+    <w:lsdException w:name="Grid Table 1 Light Accent 6" w:uiPriority="46"/>
+    <w:lsdException w:name="Grid Table 2 Accent 6" w:uiPriority="47"/>
+    <w:lsdException w:name="Grid Table 3 Accent 6" w:uiPriority="48"/>
+    <w:lsdException w:name="Grid Table 4 Accent 6" w:uiPriority="49"/>
+    <w:lsdException w:name="Grid Table 5 Dark Accent 6" w:uiPriority="50"/>
+    <w:lsdException w:name="Grid Table 6 Colorful Accent 6" w:uiPriority="51"/>
+    <w:lsdException w:name="Grid Table 7 Colorful Accent 6" w:uiPriority="52"/>
+    <w:lsdException w:name="List Table 1 Light" w:uiPriority="46"/>
+    <w:lsdException w:name="List Table 2" w:uiPriority="47"/>
+    <w:lsdException w:name="List Table 3" w:uiPriority="48"/>
+    <w:lsdException w:name="List Table 4" w:uiPriority="49"/>
+    <w:lsdException w:name="List Table 5 Dark" w:uiPriority="50"/>
+    <w:lsdException w:name="List Table 6 Colorful" w:uiPriority="51"/>
+    <w:lsdException w:name="List Table 7 Colorful" w:uiPriority="52"/>
+    <w:lsdException w:name="List Table 1 Light Accent 1" w:uiPriority="46"/>
+    <w:lsdException w:name="List Table 2 Accent 1" w:uiPriority="47"/>
+    <w:lsdException w:name="List Table 3 Accent 1" w:uiPriority="48"/>
+    <w:lsdException w:name="List Table 4 Accent 1" w:uiPriority="49"/>
+    <w:lsdException w:name="List Table 5 Dark Accent 1" w:uiPriority="50"/>
+    <w:lsdException w:name="List Table 6 Colorful Accent 1" w:uiPriority="51"/>
+    <w:lsdException w:name="List Table 7 Colorful Accent 1" w:uiPriority="52"/>
+    <w:lsdException w:name="List Table 1 Light Accent 2" w:uiPriority="46"/>
+    <w:lsdException w:name="List Table 2 Accent 2" w:uiPriority="47"/>
+    <w:lsdException w:name="List Table 3 Accent 2" w:uiPriority="48"/>
+    <w:lsdException w:name="List Table 4 Accent 2" w:uiPriority="49"/>
+    <w:lsdException w:name="List Table 5 Dark Accent 2" w:uiPriority="50"/>
+    <w:lsdException w:name="List Table 6 Colorful Accent 2" w:uiPriority="51"/>
+    <w:lsdException w:name="List Table 7 Colorful Accent 2" w:uiPriority="52"/>
+    <w:lsdException w:name="List Table 1 Light Accent 3" w:uiPriority="46"/>
+    <w:lsdException w:name="List Table 2 Accent 3" w:uiPriority="47"/>
+    <w:lsdException w:name="List Table 3 Accent 3" w:uiPriority="48"/>
+    <w:lsdException w:name="List Table 4 Accent 3" w:uiPriority="49"/>
+    <w:lsdException w:name="List Table 5 Dark Accent 3" w:uiPriority="50"/>
+    <w:lsdException w:name="List Table 6 Colorful Accent 3" w:uiPriority="51"/>
+    <w:lsdException w:name="List Table 7 Colorful Accent 3" w:uiPriority="52"/>
+    <w:lsdException w:name="List Table 1 Light Accent 4" w:uiPriority="46"/>
+    <w:lsdException w:name="List Table 2 Accent 4" w:uiPriority="47"/>
+    <w:lsdException w:name="List Table 3 Accent 4" w:uiPriority="48"/>
+    <w:lsdException w:name="List Table 4 Accent 4" w:uiPriority="49"/>
+    <w:lsdException w:name="List Table 5 Dark Accent 4" w:uiPriority="50"/>
+    <w:lsdException w:name="List Table 6 Colorful Accent 4" w:uiPriority="51"/>
+    <w:lsdException w:name="List Table 7 Colorful Accent 4" w:uiPriority="52"/>
+    <w:lsdException w:name="List Table 1 Light Accent 5" w:uiPriority="46"/>
+    <w:lsdException w:name="List Table 2 Accent 5" w:uiPriority="47"/>
+    <w:lsdException w:name="List Table 3 Accent 5" w:uiPriority="48"/>
+    <w:lsdException w:name="List Table 4 Accent 5" w:uiPriority="49"/>
+    <w:lsdException w:name="List Table 5 Dark Accent 5" w:uiPriority="50"/>
+    <w:lsdException w:name="List Table 6 Colorful Accent 5" w:uiPriority="51"/>
+    <w:lsdException w:name="List Table 7 Colorful Accent 5" w:uiPriority="52"/>
+    <w:lsdException w:name="List Table 1 Light Accent 6" w:uiPriority="46"/>
+    <w:lsdException w:name="List Table 2 Accent 6" w:uiPriority="47"/>
+    <w:lsdException w:name="List Table 3 Accent 6" w:uiPriority="48"/>
+    <w:lsdException w:name="List Table 4 Accent 6" w:uiPriority="49"/>
+    <w:lsdException w:name="List Table 5 Dark Accent 6" w:uiPriority="50"/>
+    <w:lsdException w:name="List Table 6 Colorful Accent 6" w:uiPriority="51"/>
+    <w:lsdException w:name="List Table 7 Colorful Accent 6" w:uiPriority="52"/>
+    <w:lsdException w:name="Mention" w:semiHidden="1" w:unhideWhenUsed="1"/>
+    <w:lsdException w:name="Smart Hyperlink" w:semiHidden="1" w:unhideWhenUsed="1"/>
+    <w:lsdException w:name="Hashtag" w:semiHidden="1" w:unhideWhenUsed="1"/>
+    <w:lsdException w:name="Unresolved Mention" w:semiHidden="1" w:unhideWhenUsed="1"/>
+    <w:lsdException w:name="Smart Link" w:semiHidden="1" w:unhideWhenUsed="1"/>
   </w:latentStyles>
   <w:style w:type="paragraph" w:default="1" w:styleId="Normal">
     <w:name w:val="Normal"/>

--- a/experience.docx
+++ b/experience.docx
@@ -8,24 +8,266 @@
           <w:lang w:val="en-US"/>
         </w:rPr>
       </w:pPr>
-      <w:r>
-        <w:rPr>
-          <w:lang w:val="en-US"/>
-        </w:rPr>
-        <w:t>Không học gì hết</w:t>
-      </w:r>
-      <w:r>
-        <w:rPr>
-          <w:lang w:val="en-US"/>
-        </w:rPr>
-        <w:t xml:space="preserve"> nếu ngay từ đầu đã thấy không ổn cho</w:t>
-      </w:r>
-      <w:r>
-        <w:rPr>
-          <w:lang w:val="en-US"/>
-        </w:rPr>
-        <w:t xml:space="preserve"> đỡ tốn thời gian vô ích</w:t>
-      </w:r>
+      <w:proofErr w:type="spellStart"/>
+      <w:r>
+        <w:rPr>
+          <w:lang w:val="en-US"/>
+        </w:rPr>
+        <w:t>Không</w:t>
+      </w:r>
+      <w:proofErr w:type="spellEnd"/>
+      <w:r>
+        <w:rPr>
+          <w:lang w:val="en-US"/>
+        </w:rPr>
+        <w:t xml:space="preserve"> </w:t>
+      </w:r>
+      <w:proofErr w:type="spellStart"/>
+      <w:r>
+        <w:rPr>
+          <w:lang w:val="en-US"/>
+        </w:rPr>
+        <w:t>học</w:t>
+      </w:r>
+      <w:proofErr w:type="spellEnd"/>
+      <w:r>
+        <w:rPr>
+          <w:lang w:val="en-US"/>
+        </w:rPr>
+        <w:t xml:space="preserve"> </w:t>
+      </w:r>
+      <w:proofErr w:type="spellStart"/>
+      <w:r>
+        <w:rPr>
+          <w:lang w:val="en-US"/>
+        </w:rPr>
+        <w:t>gì</w:t>
+      </w:r>
+      <w:proofErr w:type="spellEnd"/>
+      <w:r>
+        <w:rPr>
+          <w:lang w:val="en-US"/>
+        </w:rPr>
+        <w:t xml:space="preserve"> </w:t>
+      </w:r>
+      <w:proofErr w:type="spellStart"/>
+      <w:r>
+        <w:rPr>
+          <w:lang w:val="en-US"/>
+        </w:rPr>
+        <w:t>hết</w:t>
+      </w:r>
+      <w:proofErr w:type="spellEnd"/>
+      <w:r>
+        <w:rPr>
+          <w:lang w:val="en-US"/>
+        </w:rPr>
+        <w:t xml:space="preserve"> </w:t>
+      </w:r>
+      <w:proofErr w:type="spellStart"/>
+      <w:r>
+        <w:rPr>
+          <w:lang w:val="en-US"/>
+        </w:rPr>
+        <w:t>nếu</w:t>
+      </w:r>
+      <w:proofErr w:type="spellEnd"/>
+      <w:r>
+        <w:rPr>
+          <w:lang w:val="en-US"/>
+        </w:rPr>
+        <w:t xml:space="preserve"> </w:t>
+      </w:r>
+      <w:proofErr w:type="spellStart"/>
+      <w:r>
+        <w:rPr>
+          <w:lang w:val="en-US"/>
+        </w:rPr>
+        <w:t>ngay</w:t>
+      </w:r>
+      <w:proofErr w:type="spellEnd"/>
+      <w:r>
+        <w:rPr>
+          <w:lang w:val="en-US"/>
+        </w:rPr>
+        <w:t xml:space="preserve"> </w:t>
+      </w:r>
+      <w:proofErr w:type="spellStart"/>
+      <w:r>
+        <w:rPr>
+          <w:lang w:val="en-US"/>
+        </w:rPr>
+        <w:t>từ</w:t>
+      </w:r>
+      <w:proofErr w:type="spellEnd"/>
+      <w:r>
+        <w:rPr>
+          <w:lang w:val="en-US"/>
+        </w:rPr>
+        <w:t xml:space="preserve"> </w:t>
+      </w:r>
+      <w:proofErr w:type="spellStart"/>
+      <w:r>
+        <w:rPr>
+          <w:lang w:val="en-US"/>
+        </w:rPr>
+        <w:t>đầu</w:t>
+      </w:r>
+      <w:proofErr w:type="spellEnd"/>
+      <w:r>
+        <w:rPr>
+          <w:lang w:val="en-US"/>
+        </w:rPr>
+        <w:t xml:space="preserve"> </w:t>
+      </w:r>
+      <w:proofErr w:type="spellStart"/>
+      <w:r>
+        <w:rPr>
+          <w:lang w:val="en-US"/>
+        </w:rPr>
+        <w:t>đã</w:t>
+      </w:r>
+      <w:proofErr w:type="spellEnd"/>
+      <w:r>
+        <w:rPr>
+          <w:lang w:val="en-US"/>
+        </w:rPr>
+        <w:t xml:space="preserve"> </w:t>
+      </w:r>
+      <w:proofErr w:type="spellStart"/>
+      <w:r>
+        <w:rPr>
+          <w:lang w:val="en-US"/>
+        </w:rPr>
+        <w:t>thấy</w:t>
+      </w:r>
+      <w:proofErr w:type="spellEnd"/>
+      <w:r>
+        <w:rPr>
+          <w:lang w:val="en-US"/>
+        </w:rPr>
+        <w:t xml:space="preserve"> </w:t>
+      </w:r>
+      <w:proofErr w:type="spellStart"/>
+      <w:r>
+        <w:rPr>
+          <w:lang w:val="en-US"/>
+        </w:rPr>
+        <w:t>không</w:t>
+      </w:r>
+      <w:proofErr w:type="spellEnd"/>
+      <w:r>
+        <w:rPr>
+          <w:lang w:val="en-US"/>
+        </w:rPr>
+        <w:t xml:space="preserve"> </w:t>
+      </w:r>
+      <w:proofErr w:type="spellStart"/>
+      <w:r>
+        <w:rPr>
+          <w:lang w:val="en-US"/>
+        </w:rPr>
+        <w:t>ổn</w:t>
+      </w:r>
+      <w:proofErr w:type="spellEnd"/>
+      <w:r>
+        <w:rPr>
+          <w:lang w:val="en-US"/>
+        </w:rPr>
+        <w:t xml:space="preserve"> </w:t>
+      </w:r>
+      <w:proofErr w:type="spellStart"/>
+      <w:r>
+        <w:rPr>
+          <w:lang w:val="en-US"/>
+        </w:rPr>
+        <w:t>cho</w:t>
+      </w:r>
+      <w:proofErr w:type="spellEnd"/>
+      <w:r>
+        <w:rPr>
+          <w:lang w:val="en-US"/>
+        </w:rPr>
+        <w:t xml:space="preserve"> </w:t>
+      </w:r>
+      <w:proofErr w:type="spellStart"/>
+      <w:r>
+        <w:rPr>
+          <w:lang w:val="en-US"/>
+        </w:rPr>
+        <w:t>đỡ</w:t>
+      </w:r>
+      <w:proofErr w:type="spellEnd"/>
+      <w:r>
+        <w:rPr>
+          <w:lang w:val="en-US"/>
+        </w:rPr>
+        <w:t xml:space="preserve"> </w:t>
+      </w:r>
+      <w:proofErr w:type="spellStart"/>
+      <w:r>
+        <w:rPr>
+          <w:lang w:val="en-US"/>
+        </w:rPr>
+        <w:t>tốn</w:t>
+      </w:r>
+      <w:proofErr w:type="spellEnd"/>
+      <w:r>
+        <w:rPr>
+          <w:lang w:val="en-US"/>
+        </w:rPr>
+        <w:t xml:space="preserve"> </w:t>
+      </w:r>
+      <w:proofErr w:type="spellStart"/>
+      <w:r>
+        <w:rPr>
+          <w:lang w:val="en-US"/>
+        </w:rPr>
+        <w:t>thời</w:t>
+      </w:r>
+      <w:proofErr w:type="spellEnd"/>
+      <w:r>
+        <w:rPr>
+          <w:lang w:val="en-US"/>
+        </w:rPr>
+        <w:t xml:space="preserve"> </w:t>
+      </w:r>
+      <w:proofErr w:type="spellStart"/>
+      <w:r>
+        <w:rPr>
+          <w:lang w:val="en-US"/>
+        </w:rPr>
+        <w:t>gian</w:t>
+      </w:r>
+      <w:proofErr w:type="spellEnd"/>
+      <w:r>
+        <w:rPr>
+          <w:lang w:val="en-US"/>
+        </w:rPr>
+        <w:t xml:space="preserve"> </w:t>
+      </w:r>
+      <w:proofErr w:type="spellStart"/>
+      <w:r>
+        <w:rPr>
+          <w:lang w:val="en-US"/>
+        </w:rPr>
+        <w:t>vô</w:t>
+      </w:r>
+      <w:proofErr w:type="spellEnd"/>
+      <w:r>
+        <w:rPr>
+          <w:lang w:val="en-US"/>
+        </w:rPr>
+        <w:t xml:space="preserve"> </w:t>
+      </w:r>
+      <w:proofErr w:type="spellStart"/>
+      <w:r>
+        <w:rPr>
+          <w:lang w:val="en-US"/>
+        </w:rPr>
+        <w:t>ích</w:t>
+      </w:r>
+      <w:proofErr w:type="spellEnd"/>
     </w:p>
     <w:p>
       <w:pPr>
@@ -33,18 +275,146 @@
           <w:lang w:val="en-US"/>
         </w:rPr>
       </w:pPr>
-      <w:r>
-        <w:rPr>
-          <w:lang w:val="en-US"/>
-        </w:rPr>
-        <w:t>Không biết gì hỏi ChatGPT</w:t>
-      </w:r>
-      <w:r>
-        <w:rPr>
-          <w:lang w:val="en-US"/>
-        </w:rPr>
-        <w:t xml:space="preserve"> giải thích cho đứa trẻ 5 tuổi</w:t>
-      </w:r>
+      <w:proofErr w:type="spellStart"/>
+      <w:r>
+        <w:rPr>
+          <w:lang w:val="en-US"/>
+        </w:rPr>
+        <w:t>Không</w:t>
+      </w:r>
+      <w:proofErr w:type="spellEnd"/>
+      <w:r>
+        <w:rPr>
+          <w:lang w:val="en-US"/>
+        </w:rPr>
+        <w:t xml:space="preserve"> </w:t>
+      </w:r>
+      <w:proofErr w:type="spellStart"/>
+      <w:r>
+        <w:rPr>
+          <w:lang w:val="en-US"/>
+        </w:rPr>
+        <w:t>biết</w:t>
+      </w:r>
+      <w:proofErr w:type="spellEnd"/>
+      <w:r>
+        <w:rPr>
+          <w:lang w:val="en-US"/>
+        </w:rPr>
+        <w:t xml:space="preserve"> </w:t>
+      </w:r>
+      <w:proofErr w:type="spellStart"/>
+      <w:r>
+        <w:rPr>
+          <w:lang w:val="en-US"/>
+        </w:rPr>
+        <w:t>gì</w:t>
+      </w:r>
+      <w:proofErr w:type="spellEnd"/>
+      <w:r>
+        <w:rPr>
+          <w:lang w:val="en-US"/>
+        </w:rPr>
+        <w:t xml:space="preserve"> </w:t>
+      </w:r>
+      <w:proofErr w:type="spellStart"/>
+      <w:r>
+        <w:rPr>
+          <w:lang w:val="en-US"/>
+        </w:rPr>
+        <w:t>hỏi</w:t>
+      </w:r>
+      <w:proofErr w:type="spellEnd"/>
+      <w:r>
+        <w:rPr>
+          <w:lang w:val="en-US"/>
+        </w:rPr>
+        <w:t xml:space="preserve"> ChatGPT</w:t>
+      </w:r>
+      <w:r>
+        <w:rPr>
+          <w:lang w:val="en-US"/>
+        </w:rPr>
+        <w:t xml:space="preserve"> </w:t>
+      </w:r>
+      <w:proofErr w:type="spellStart"/>
+      <w:r>
+        <w:rPr>
+          <w:lang w:val="en-US"/>
+        </w:rPr>
+        <w:t>giải</w:t>
+      </w:r>
+      <w:proofErr w:type="spellEnd"/>
+      <w:r>
+        <w:rPr>
+          <w:lang w:val="en-US"/>
+        </w:rPr>
+        <w:t xml:space="preserve"> </w:t>
+      </w:r>
+      <w:proofErr w:type="spellStart"/>
+      <w:r>
+        <w:rPr>
+          <w:lang w:val="en-US"/>
+        </w:rPr>
+        <w:t>thích</w:t>
+      </w:r>
+      <w:proofErr w:type="spellEnd"/>
+      <w:r>
+        <w:rPr>
+          <w:lang w:val="en-US"/>
+        </w:rPr>
+        <w:t xml:space="preserve"> </w:t>
+      </w:r>
+      <w:proofErr w:type="spellStart"/>
+      <w:r>
+        <w:rPr>
+          <w:lang w:val="en-US"/>
+        </w:rPr>
+        <w:t>cho</w:t>
+      </w:r>
+      <w:proofErr w:type="spellEnd"/>
+      <w:r>
+        <w:rPr>
+          <w:lang w:val="en-US"/>
+        </w:rPr>
+        <w:t xml:space="preserve"> </w:t>
+      </w:r>
+      <w:proofErr w:type="spellStart"/>
+      <w:r>
+        <w:rPr>
+          <w:lang w:val="en-US"/>
+        </w:rPr>
+        <w:t>đứa</w:t>
+      </w:r>
+      <w:proofErr w:type="spellEnd"/>
+      <w:r>
+        <w:rPr>
+          <w:lang w:val="en-US"/>
+        </w:rPr>
+        <w:t xml:space="preserve"> </w:t>
+      </w:r>
+      <w:proofErr w:type="spellStart"/>
+      <w:r>
+        <w:rPr>
+          <w:lang w:val="en-US"/>
+        </w:rPr>
+        <w:t>trẻ</w:t>
+      </w:r>
+      <w:proofErr w:type="spellEnd"/>
+      <w:r>
+        <w:rPr>
+          <w:lang w:val="en-US"/>
+        </w:rPr>
+        <w:t xml:space="preserve"> 5 </w:t>
+      </w:r>
+      <w:proofErr w:type="spellStart"/>
+      <w:r>
+        <w:rPr>
+          <w:lang w:val="en-US"/>
+        </w:rPr>
+        <w:t>tuổi</w:t>
+      </w:r>
+      <w:proofErr w:type="spellEnd"/>
     </w:p>
     <w:p>
       <w:pPr>
@@ -52,12 +422,140 @@
           <w:lang w:val="en-US"/>
         </w:rPr>
       </w:pPr>
-      <w:r>
-        <w:rPr>
-          <w:lang w:val="en-US"/>
-        </w:rPr>
-        <w:t>Trốn người nhớ cầm điện thoại vào nhà vệ sinh</w:t>
-      </w:r>
+      <w:proofErr w:type="spellStart"/>
+      <w:r>
+        <w:rPr>
+          <w:lang w:val="en-US"/>
+        </w:rPr>
+        <w:t>Trốn</w:t>
+      </w:r>
+      <w:proofErr w:type="spellEnd"/>
+      <w:r>
+        <w:rPr>
+          <w:lang w:val="en-US"/>
+        </w:rPr>
+        <w:t xml:space="preserve"> </w:t>
+      </w:r>
+      <w:proofErr w:type="spellStart"/>
+      <w:r>
+        <w:rPr>
+          <w:lang w:val="en-US"/>
+        </w:rPr>
+        <w:t>người</w:t>
+      </w:r>
+      <w:proofErr w:type="spellEnd"/>
+      <w:r>
+        <w:rPr>
+          <w:lang w:val="en-US"/>
+        </w:rPr>
+        <w:t xml:space="preserve"> </w:t>
+      </w:r>
+      <w:proofErr w:type="spellStart"/>
+      <w:r>
+        <w:rPr>
+          <w:lang w:val="en-US"/>
+        </w:rPr>
+        <w:t>nhớ</w:t>
+      </w:r>
+      <w:proofErr w:type="spellEnd"/>
+      <w:r>
+        <w:rPr>
+          <w:lang w:val="en-US"/>
+        </w:rPr>
+        <w:t xml:space="preserve"> </w:t>
+      </w:r>
+      <w:proofErr w:type="spellStart"/>
+      <w:r>
+        <w:rPr>
+          <w:lang w:val="en-US"/>
+        </w:rPr>
+        <w:t>cầm</w:t>
+      </w:r>
+      <w:proofErr w:type="spellEnd"/>
+      <w:r>
+        <w:rPr>
+          <w:lang w:val="en-US"/>
+        </w:rPr>
+        <w:t xml:space="preserve"> </w:t>
+      </w:r>
+      <w:proofErr w:type="spellStart"/>
+      <w:r>
+        <w:rPr>
+          <w:lang w:val="en-US"/>
+        </w:rPr>
+        <w:t>điện</w:t>
+      </w:r>
+      <w:proofErr w:type="spellEnd"/>
+      <w:r>
+        <w:rPr>
+          <w:lang w:val="en-US"/>
+        </w:rPr>
+        <w:t xml:space="preserve"> </w:t>
+      </w:r>
+      <w:proofErr w:type="spellStart"/>
+      <w:r>
+        <w:rPr>
+          <w:lang w:val="en-US"/>
+        </w:rPr>
+        <w:t>thoại</w:t>
+      </w:r>
+      <w:proofErr w:type="spellEnd"/>
+      <w:r>
+        <w:rPr>
+          <w:lang w:val="en-US"/>
+        </w:rPr>
+        <w:t xml:space="preserve"> </w:t>
+      </w:r>
+      <w:proofErr w:type="spellStart"/>
+      <w:r>
+        <w:rPr>
+          <w:lang w:val="en-US"/>
+        </w:rPr>
+        <w:t>vào</w:t>
+      </w:r>
+      <w:proofErr w:type="spellEnd"/>
+      <w:r>
+        <w:rPr>
+          <w:lang w:val="en-US"/>
+        </w:rPr>
+        <w:t xml:space="preserve"> </w:t>
+      </w:r>
+      <w:proofErr w:type="spellStart"/>
+      <w:r>
+        <w:rPr>
+          <w:lang w:val="en-US"/>
+        </w:rPr>
+        <w:t>nhà</w:t>
+      </w:r>
+      <w:proofErr w:type="spellEnd"/>
+      <w:r>
+        <w:rPr>
+          <w:lang w:val="en-US"/>
+        </w:rPr>
+        <w:t xml:space="preserve"> </w:t>
+      </w:r>
+      <w:proofErr w:type="spellStart"/>
+      <w:r>
+        <w:rPr>
+          <w:lang w:val="en-US"/>
+        </w:rPr>
+        <w:t>vệ</w:t>
+      </w:r>
+      <w:proofErr w:type="spellEnd"/>
+      <w:r>
+        <w:rPr>
+          <w:lang w:val="en-US"/>
+        </w:rPr>
+        <w:t xml:space="preserve"> </w:t>
+      </w:r>
+      <w:proofErr w:type="spellStart"/>
+      <w:r>
+        <w:rPr>
+          <w:lang w:val="en-US"/>
+        </w:rPr>
+        <w:t>sinh</w:t>
+      </w:r>
+      <w:proofErr w:type="spellEnd"/>
     </w:p>
     <w:p>
       <w:pPr>
@@ -69,8 +567,86 @@
         <w:rPr>
           <w:lang w:val="en-US"/>
         </w:rPr>
-        <w:t>Note đại học bằng bảng tự xóa</w:t>
-      </w:r>
+        <w:t xml:space="preserve">Note </w:t>
+      </w:r>
+      <w:proofErr w:type="spellStart"/>
+      <w:r>
+        <w:rPr>
+          <w:lang w:val="en-US"/>
+        </w:rPr>
+        <w:t>đại</w:t>
+      </w:r>
+      <w:proofErr w:type="spellEnd"/>
+      <w:r>
+        <w:rPr>
+          <w:lang w:val="en-US"/>
+        </w:rPr>
+        <w:t xml:space="preserve"> </w:t>
+      </w:r>
+      <w:proofErr w:type="spellStart"/>
+      <w:r>
+        <w:rPr>
+          <w:lang w:val="en-US"/>
+        </w:rPr>
+        <w:t>học</w:t>
+      </w:r>
+      <w:proofErr w:type="spellEnd"/>
+      <w:r>
+        <w:rPr>
+          <w:lang w:val="en-US"/>
+        </w:rPr>
+        <w:t xml:space="preserve"> </w:t>
+      </w:r>
+      <w:proofErr w:type="spellStart"/>
+      <w:r>
+        <w:rPr>
+          <w:lang w:val="en-US"/>
+        </w:rPr>
+        <w:t>bằng</w:t>
+      </w:r>
+      <w:proofErr w:type="spellEnd"/>
+      <w:r>
+        <w:rPr>
+          <w:lang w:val="en-US"/>
+        </w:rPr>
+        <w:t xml:space="preserve"> </w:t>
+      </w:r>
+      <w:proofErr w:type="spellStart"/>
+      <w:r>
+        <w:rPr>
+          <w:lang w:val="en-US"/>
+        </w:rPr>
+        <w:t>bảng</w:t>
+      </w:r>
+      <w:proofErr w:type="spellEnd"/>
+      <w:r>
+        <w:rPr>
+          <w:lang w:val="en-US"/>
+        </w:rPr>
+        <w:t xml:space="preserve"> </w:t>
+      </w:r>
+      <w:proofErr w:type="spellStart"/>
+      <w:r>
+        <w:rPr>
+          <w:lang w:val="en-US"/>
+        </w:rPr>
+        <w:t>tự</w:t>
+      </w:r>
+      <w:proofErr w:type="spellEnd"/>
+      <w:r>
+        <w:rPr>
+          <w:lang w:val="en-US"/>
+        </w:rPr>
+        <w:t xml:space="preserve"> </w:t>
+      </w:r>
+      <w:proofErr w:type="spellStart"/>
+      <w:r>
+        <w:rPr>
+          <w:lang w:val="en-US"/>
+        </w:rPr>
+        <w:t>xóa</w:t>
+      </w:r>
+      <w:proofErr w:type="spellEnd"/>
     </w:p>
     <w:p>
       <w:pPr>
@@ -78,12 +654,154 @@
           <w:lang w:val="en-US"/>
         </w:rPr>
       </w:pPr>
-      <w:r>
-        <w:rPr>
-          <w:lang w:val="en-US"/>
-        </w:rPr>
-        <w:t>Hỏi Chat GPT viết Code AI để tham khảo nó lấy dữ liệu vào ở đâu</w:t>
-      </w:r>
+      <w:proofErr w:type="spellStart"/>
+      <w:r>
+        <w:rPr>
+          <w:lang w:val="en-US"/>
+        </w:rPr>
+        <w:t>Hỏi</w:t>
+      </w:r>
+      <w:proofErr w:type="spellEnd"/>
+      <w:r>
+        <w:rPr>
+          <w:lang w:val="en-US"/>
+        </w:rPr>
+        <w:t xml:space="preserve"> Chat GPT </w:t>
+      </w:r>
+      <w:proofErr w:type="spellStart"/>
+      <w:r>
+        <w:rPr>
+          <w:lang w:val="en-US"/>
+        </w:rPr>
+        <w:t>viết</w:t>
+      </w:r>
+      <w:proofErr w:type="spellEnd"/>
+      <w:r>
+        <w:rPr>
+          <w:lang w:val="en-US"/>
+        </w:rPr>
+        <w:t xml:space="preserve"> Code AI </w:t>
+      </w:r>
+      <w:proofErr w:type="spellStart"/>
+      <w:r>
+        <w:rPr>
+          <w:lang w:val="en-US"/>
+        </w:rPr>
+        <w:t>để</w:t>
+      </w:r>
+      <w:proofErr w:type="spellEnd"/>
+      <w:r>
+        <w:rPr>
+          <w:lang w:val="en-US"/>
+        </w:rPr>
+        <w:t xml:space="preserve"> </w:t>
+      </w:r>
+      <w:proofErr w:type="spellStart"/>
+      <w:r>
+        <w:rPr>
+          <w:lang w:val="en-US"/>
+        </w:rPr>
+        <w:t>tham</w:t>
+      </w:r>
+      <w:proofErr w:type="spellEnd"/>
+      <w:r>
+        <w:rPr>
+          <w:lang w:val="en-US"/>
+        </w:rPr>
+        <w:t xml:space="preserve"> </w:t>
+      </w:r>
+      <w:proofErr w:type="spellStart"/>
+      <w:r>
+        <w:rPr>
+          <w:lang w:val="en-US"/>
+        </w:rPr>
+        <w:t>khảo</w:t>
+      </w:r>
+      <w:proofErr w:type="spellEnd"/>
+      <w:r>
+        <w:rPr>
+          <w:lang w:val="en-US"/>
+        </w:rPr>
+        <w:t xml:space="preserve"> </w:t>
+      </w:r>
+      <w:proofErr w:type="spellStart"/>
+      <w:r>
+        <w:rPr>
+          <w:lang w:val="en-US"/>
+        </w:rPr>
+        <w:t>nó</w:t>
+      </w:r>
+      <w:proofErr w:type="spellEnd"/>
+      <w:r>
+        <w:rPr>
+          <w:lang w:val="en-US"/>
+        </w:rPr>
+        <w:t xml:space="preserve"> </w:t>
+      </w:r>
+      <w:proofErr w:type="spellStart"/>
+      <w:r>
+        <w:rPr>
+          <w:lang w:val="en-US"/>
+        </w:rPr>
+        <w:t>lấy</w:t>
+      </w:r>
+      <w:proofErr w:type="spellEnd"/>
+      <w:r>
+        <w:rPr>
+          <w:lang w:val="en-US"/>
+        </w:rPr>
+        <w:t xml:space="preserve"> </w:t>
+      </w:r>
+      <w:proofErr w:type="spellStart"/>
+      <w:r>
+        <w:rPr>
+          <w:lang w:val="en-US"/>
+        </w:rPr>
+        <w:t>dữ</w:t>
+      </w:r>
+      <w:proofErr w:type="spellEnd"/>
+      <w:r>
+        <w:rPr>
+          <w:lang w:val="en-US"/>
+        </w:rPr>
+        <w:t xml:space="preserve"> </w:t>
+      </w:r>
+      <w:proofErr w:type="spellStart"/>
+      <w:r>
+        <w:rPr>
+          <w:lang w:val="en-US"/>
+        </w:rPr>
+        <w:t>liệu</w:t>
+      </w:r>
+      <w:proofErr w:type="spellEnd"/>
+      <w:r>
+        <w:rPr>
+          <w:lang w:val="en-US"/>
+        </w:rPr>
+        <w:t xml:space="preserve"> </w:t>
+      </w:r>
+      <w:proofErr w:type="spellStart"/>
+      <w:r>
+        <w:rPr>
+          <w:lang w:val="en-US"/>
+        </w:rPr>
+        <w:t>vào</w:t>
+      </w:r>
+      <w:proofErr w:type="spellEnd"/>
+      <w:r>
+        <w:rPr>
+          <w:lang w:val="en-US"/>
+        </w:rPr>
+        <w:t xml:space="preserve"> ở </w:t>
+      </w:r>
+      <w:proofErr w:type="spellStart"/>
+      <w:r>
+        <w:rPr>
+          <w:lang w:val="en-US"/>
+        </w:rPr>
+        <w:t>đâu</w:t>
+      </w:r>
+      <w:proofErr w:type="spellEnd"/>
     </w:p>
     <w:p>
       <w:pPr>
@@ -91,12 +809,112 @@
           <w:lang w:val="en-US"/>
         </w:rPr>
       </w:pPr>
-      <w:r>
-        <w:rPr>
-          <w:lang w:val="en-US"/>
-        </w:rPr>
-        <w:t>Đau đầu vãi lồn thì uống nhiều nước</w:t>
-      </w:r>
+      <w:proofErr w:type="spellStart"/>
+      <w:r>
+        <w:rPr>
+          <w:lang w:val="en-US"/>
+        </w:rPr>
+        <w:t>Đau</w:t>
+      </w:r>
+      <w:proofErr w:type="spellEnd"/>
+      <w:r>
+        <w:rPr>
+          <w:lang w:val="en-US"/>
+        </w:rPr>
+        <w:t xml:space="preserve"> </w:t>
+      </w:r>
+      <w:proofErr w:type="spellStart"/>
+      <w:r>
+        <w:rPr>
+          <w:lang w:val="en-US"/>
+        </w:rPr>
+        <w:t>đầu</w:t>
+      </w:r>
+      <w:proofErr w:type="spellEnd"/>
+      <w:r>
+        <w:rPr>
+          <w:lang w:val="en-US"/>
+        </w:rPr>
+        <w:t xml:space="preserve"> </w:t>
+      </w:r>
+      <w:proofErr w:type="spellStart"/>
+      <w:r>
+        <w:rPr>
+          <w:lang w:val="en-US"/>
+        </w:rPr>
+        <w:t>vãi</w:t>
+      </w:r>
+      <w:proofErr w:type="spellEnd"/>
+      <w:r>
+        <w:rPr>
+          <w:lang w:val="en-US"/>
+        </w:rPr>
+        <w:t xml:space="preserve"> </w:t>
+      </w:r>
+      <w:proofErr w:type="spellStart"/>
+      <w:r>
+        <w:rPr>
+          <w:lang w:val="en-US"/>
+        </w:rPr>
+        <w:t>lồn</w:t>
+      </w:r>
+      <w:proofErr w:type="spellEnd"/>
+      <w:r>
+        <w:rPr>
+          <w:lang w:val="en-US"/>
+        </w:rPr>
+        <w:t xml:space="preserve"> </w:t>
+      </w:r>
+      <w:proofErr w:type="spellStart"/>
+      <w:r>
+        <w:rPr>
+          <w:lang w:val="en-US"/>
+        </w:rPr>
+        <w:t>thì</w:t>
+      </w:r>
+      <w:proofErr w:type="spellEnd"/>
+      <w:r>
+        <w:rPr>
+          <w:lang w:val="en-US"/>
+        </w:rPr>
+        <w:t xml:space="preserve"> </w:t>
+      </w:r>
+      <w:proofErr w:type="spellStart"/>
+      <w:r>
+        <w:rPr>
+          <w:lang w:val="en-US"/>
+        </w:rPr>
+        <w:t>uống</w:t>
+      </w:r>
+      <w:proofErr w:type="spellEnd"/>
+      <w:r>
+        <w:rPr>
+          <w:lang w:val="en-US"/>
+        </w:rPr>
+        <w:t xml:space="preserve"> </w:t>
+      </w:r>
+      <w:proofErr w:type="spellStart"/>
+      <w:r>
+        <w:rPr>
+          <w:lang w:val="en-US"/>
+        </w:rPr>
+        <w:t>nhiều</w:t>
+      </w:r>
+      <w:proofErr w:type="spellEnd"/>
+      <w:r>
+        <w:rPr>
+          <w:lang w:val="en-US"/>
+        </w:rPr>
+        <w:t xml:space="preserve"> </w:t>
+      </w:r>
+      <w:proofErr w:type="spellStart"/>
+      <w:r>
+        <w:rPr>
+          <w:lang w:val="en-US"/>
+        </w:rPr>
+        <w:t>nước</w:t>
+      </w:r>
+      <w:proofErr w:type="spellEnd"/>
     </w:p>
     <w:p>
       <w:pPr>
@@ -120,8 +938,44 @@
         <w:rPr>
           <w:lang w:val="en-US"/>
         </w:rPr>
-        <w:t xml:space="preserve"> Kí Túc Xá</w:t>
-      </w:r>
+        <w:t xml:space="preserve"> </w:t>
+      </w:r>
+      <w:proofErr w:type="spellStart"/>
+      <w:r>
+        <w:rPr>
+          <w:lang w:val="en-US"/>
+        </w:rPr>
+        <w:t>Kí</w:t>
+      </w:r>
+      <w:proofErr w:type="spellEnd"/>
+      <w:r>
+        <w:rPr>
+          <w:lang w:val="en-US"/>
+        </w:rPr>
+        <w:t xml:space="preserve"> </w:t>
+      </w:r>
+      <w:proofErr w:type="spellStart"/>
+      <w:r>
+        <w:rPr>
+          <w:lang w:val="en-US"/>
+        </w:rPr>
+        <w:t>Túc</w:t>
+      </w:r>
+      <w:proofErr w:type="spellEnd"/>
+      <w:r>
+        <w:rPr>
+          <w:lang w:val="en-US"/>
+        </w:rPr>
+        <w:t xml:space="preserve"> </w:t>
+      </w:r>
+      <w:proofErr w:type="spellStart"/>
+      <w:r>
+        <w:rPr>
+          <w:lang w:val="en-US"/>
+        </w:rPr>
+        <w:t>Xá</w:t>
+      </w:r>
+      <w:proofErr w:type="spellEnd"/>
       <w:r>
         <w:rPr>
           <w:lang w:val="en-US"/>
@@ -144,7 +998,77 @@
         <w:rPr>
           <w:lang w:val="en-US"/>
         </w:rPr>
-        <w:t>Note Lại Vị Trí Phơi Quần Áo?</w:t>
+        <w:t xml:space="preserve">Note </w:t>
+      </w:r>
+      <w:proofErr w:type="spellStart"/>
+      <w:r>
+        <w:rPr>
+          <w:lang w:val="en-US"/>
+        </w:rPr>
+        <w:t>Lại</w:t>
+      </w:r>
+      <w:proofErr w:type="spellEnd"/>
+      <w:r>
+        <w:rPr>
+          <w:lang w:val="en-US"/>
+        </w:rPr>
+        <w:t xml:space="preserve"> </w:t>
+      </w:r>
+      <w:proofErr w:type="spellStart"/>
+      <w:r>
+        <w:rPr>
+          <w:lang w:val="en-US"/>
+        </w:rPr>
+        <w:t>Vị</w:t>
+      </w:r>
+      <w:proofErr w:type="spellEnd"/>
+      <w:r>
+        <w:rPr>
+          <w:lang w:val="en-US"/>
+        </w:rPr>
+        <w:t xml:space="preserve"> Trí </w:t>
+      </w:r>
+      <w:proofErr w:type="spellStart"/>
+      <w:r>
+        <w:rPr>
+          <w:lang w:val="en-US"/>
+        </w:rPr>
+        <w:t>Phơi</w:t>
+      </w:r>
+      <w:proofErr w:type="spellEnd"/>
+      <w:r>
+        <w:rPr>
+          <w:lang w:val="en-US"/>
+        </w:rPr>
+        <w:t xml:space="preserve"> </w:t>
+      </w:r>
+      <w:proofErr w:type="spellStart"/>
+      <w:r>
+        <w:rPr>
+          <w:lang w:val="en-US"/>
+        </w:rPr>
+        <w:t>Quần</w:t>
+      </w:r>
+      <w:proofErr w:type="spellEnd"/>
+      <w:r>
+        <w:rPr>
+          <w:lang w:val="en-US"/>
+        </w:rPr>
+        <w:t xml:space="preserve"> </w:t>
+      </w:r>
+      <w:proofErr w:type="spellStart"/>
+      <w:r>
+        <w:rPr>
+          <w:lang w:val="en-US"/>
+        </w:rPr>
+        <w:t>Áo</w:t>
+      </w:r>
+      <w:proofErr w:type="spellEnd"/>
+      <w:r>
+        <w:rPr>
+          <w:lang w:val="en-US"/>
+        </w:rPr>
+        <w:t>?</w:t>
       </w:r>
     </w:p>
     <w:p>
@@ -158,11 +1082,89 @@
           <w:lang w:val="en-US"/>
         </w:rPr>
       </w:pPr>
-      <w:r>
-        <w:rPr>
-          <w:lang w:val="en-US"/>
-        </w:rPr>
-        <w:t>Quần xanh đen đai đỏ sang trái 3</w:t>
+      <w:proofErr w:type="spellStart"/>
+      <w:r>
+        <w:rPr>
+          <w:lang w:val="en-US"/>
+        </w:rPr>
+        <w:t>Quần</w:t>
+      </w:r>
+      <w:proofErr w:type="spellEnd"/>
+      <w:r>
+        <w:rPr>
+          <w:lang w:val="en-US"/>
+        </w:rPr>
+        <w:t xml:space="preserve"> </w:t>
+      </w:r>
+      <w:proofErr w:type="spellStart"/>
+      <w:r>
+        <w:rPr>
+          <w:lang w:val="en-US"/>
+        </w:rPr>
+        <w:t>xanh</w:t>
+      </w:r>
+      <w:proofErr w:type="spellEnd"/>
+      <w:r>
+        <w:rPr>
+          <w:lang w:val="en-US"/>
+        </w:rPr>
+        <w:t xml:space="preserve"> </w:t>
+      </w:r>
+      <w:proofErr w:type="spellStart"/>
+      <w:r>
+        <w:rPr>
+          <w:lang w:val="en-US"/>
+        </w:rPr>
+        <w:t>đen</w:t>
+      </w:r>
+      <w:proofErr w:type="spellEnd"/>
+      <w:r>
+        <w:rPr>
+          <w:lang w:val="en-US"/>
+        </w:rPr>
+        <w:t xml:space="preserve"> </w:t>
+      </w:r>
+      <w:proofErr w:type="spellStart"/>
+      <w:r>
+        <w:rPr>
+          <w:lang w:val="en-US"/>
+        </w:rPr>
+        <w:t>đai</w:t>
+      </w:r>
+      <w:proofErr w:type="spellEnd"/>
+      <w:r>
+        <w:rPr>
+          <w:lang w:val="en-US"/>
+        </w:rPr>
+        <w:t xml:space="preserve"> </w:t>
+      </w:r>
+      <w:proofErr w:type="spellStart"/>
+      <w:r>
+        <w:rPr>
+          <w:lang w:val="en-US"/>
+        </w:rPr>
+        <w:t>đỏ</w:t>
+      </w:r>
+      <w:proofErr w:type="spellEnd"/>
+      <w:r>
+        <w:rPr>
+          <w:lang w:val="en-US"/>
+        </w:rPr>
+        <w:t xml:space="preserve"> sang </w:t>
+      </w:r>
+      <w:proofErr w:type="spellStart"/>
+      <w:r>
+        <w:rPr>
+          <w:lang w:val="en-US"/>
+        </w:rPr>
+        <w:t>trái</w:t>
+      </w:r>
+      <w:proofErr w:type="spellEnd"/>
+      <w:r>
+        <w:rPr>
+          <w:lang w:val="en-US"/>
+        </w:rPr>
+        <w:t xml:space="preserve"> 3</w:t>
       </w:r>
     </w:p>
     <w:p>
@@ -176,11 +1178,47 @@
           <w:lang w:val="en-US"/>
         </w:rPr>
       </w:pPr>
-      <w:r>
-        <w:rPr>
-          <w:lang w:val="en-US"/>
-        </w:rPr>
-        <w:t>Đăng Kí Biển Số Xe?</w:t>
+      <w:proofErr w:type="spellStart"/>
+      <w:r>
+        <w:rPr>
+          <w:lang w:val="en-US"/>
+        </w:rPr>
+        <w:t>Đăng</w:t>
+      </w:r>
+      <w:proofErr w:type="spellEnd"/>
+      <w:r>
+        <w:rPr>
+          <w:lang w:val="en-US"/>
+        </w:rPr>
+        <w:t xml:space="preserve"> </w:t>
+      </w:r>
+      <w:proofErr w:type="spellStart"/>
+      <w:r>
+        <w:rPr>
+          <w:lang w:val="en-US"/>
+        </w:rPr>
+        <w:t>Kí</w:t>
+      </w:r>
+      <w:proofErr w:type="spellEnd"/>
+      <w:r>
+        <w:rPr>
+          <w:lang w:val="en-US"/>
+        </w:rPr>
+        <w:t xml:space="preserve"> Biển </w:t>
+      </w:r>
+      <w:proofErr w:type="spellStart"/>
+      <w:r>
+        <w:rPr>
+          <w:lang w:val="en-US"/>
+        </w:rPr>
+        <w:t>Số</w:t>
+      </w:r>
+      <w:proofErr w:type="spellEnd"/>
+      <w:r>
+        <w:rPr>
+          <w:lang w:val="en-US"/>
+        </w:rPr>
+        <w:t xml:space="preserve"> Xe?</w:t>
       </w:r>
     </w:p>
     <w:p>
@@ -194,12 +1232,266 @@
           <w:lang w:val="en-US"/>
         </w:rPr>
       </w:pPr>
-      <w:r>
-        <w:rPr>
-          <w:lang w:val="en-US"/>
-        </w:rPr>
-        <w:t>Đăng kí biển số mục đích là để có thể quẹt thẻ trắng ra vào cổng chính = xe máy</w:t>
-      </w:r>
+      <w:proofErr w:type="spellStart"/>
+      <w:r>
+        <w:rPr>
+          <w:lang w:val="en-US"/>
+        </w:rPr>
+        <w:t>Đăng</w:t>
+      </w:r>
+      <w:proofErr w:type="spellEnd"/>
+      <w:r>
+        <w:rPr>
+          <w:lang w:val="en-US"/>
+        </w:rPr>
+        <w:t xml:space="preserve"> </w:t>
+      </w:r>
+      <w:proofErr w:type="spellStart"/>
+      <w:r>
+        <w:rPr>
+          <w:lang w:val="en-US"/>
+        </w:rPr>
+        <w:t>kí</w:t>
+      </w:r>
+      <w:proofErr w:type="spellEnd"/>
+      <w:r>
+        <w:rPr>
+          <w:lang w:val="en-US"/>
+        </w:rPr>
+        <w:t xml:space="preserve"> </w:t>
+      </w:r>
+      <w:proofErr w:type="spellStart"/>
+      <w:r>
+        <w:rPr>
+          <w:lang w:val="en-US"/>
+        </w:rPr>
+        <w:t>biển</w:t>
+      </w:r>
+      <w:proofErr w:type="spellEnd"/>
+      <w:r>
+        <w:rPr>
+          <w:lang w:val="en-US"/>
+        </w:rPr>
+        <w:t xml:space="preserve"> </w:t>
+      </w:r>
+      <w:proofErr w:type="spellStart"/>
+      <w:r>
+        <w:rPr>
+          <w:lang w:val="en-US"/>
+        </w:rPr>
+        <w:t>số</w:t>
+      </w:r>
+      <w:proofErr w:type="spellEnd"/>
+      <w:r>
+        <w:rPr>
+          <w:lang w:val="en-US"/>
+        </w:rPr>
+        <w:t xml:space="preserve"> </w:t>
+      </w:r>
+      <w:proofErr w:type="spellStart"/>
+      <w:r>
+        <w:rPr>
+          <w:lang w:val="en-US"/>
+        </w:rPr>
+        <w:t>mục</w:t>
+      </w:r>
+      <w:proofErr w:type="spellEnd"/>
+      <w:r>
+        <w:rPr>
+          <w:lang w:val="en-US"/>
+        </w:rPr>
+        <w:t xml:space="preserve"> </w:t>
+      </w:r>
+      <w:proofErr w:type="spellStart"/>
+      <w:r>
+        <w:rPr>
+          <w:lang w:val="en-US"/>
+        </w:rPr>
+        <w:t>đích</w:t>
+      </w:r>
+      <w:proofErr w:type="spellEnd"/>
+      <w:r>
+        <w:rPr>
+          <w:lang w:val="en-US"/>
+        </w:rPr>
+        <w:t xml:space="preserve"> </w:t>
+      </w:r>
+      <w:proofErr w:type="spellStart"/>
+      <w:r>
+        <w:rPr>
+          <w:lang w:val="en-US"/>
+        </w:rPr>
+        <w:t>là</w:t>
+      </w:r>
+      <w:proofErr w:type="spellEnd"/>
+      <w:r>
+        <w:rPr>
+          <w:lang w:val="en-US"/>
+        </w:rPr>
+        <w:t xml:space="preserve"> </w:t>
+      </w:r>
+      <w:proofErr w:type="spellStart"/>
+      <w:r>
+        <w:rPr>
+          <w:lang w:val="en-US"/>
+        </w:rPr>
+        <w:t>để</w:t>
+      </w:r>
+      <w:proofErr w:type="spellEnd"/>
+      <w:r>
+        <w:rPr>
+          <w:lang w:val="en-US"/>
+        </w:rPr>
+        <w:t xml:space="preserve"> </w:t>
+      </w:r>
+      <w:proofErr w:type="spellStart"/>
+      <w:r>
+        <w:rPr>
+          <w:lang w:val="en-US"/>
+        </w:rPr>
+        <w:t>có</w:t>
+      </w:r>
+      <w:proofErr w:type="spellEnd"/>
+      <w:r>
+        <w:rPr>
+          <w:lang w:val="en-US"/>
+        </w:rPr>
+        <w:t xml:space="preserve"> </w:t>
+      </w:r>
+      <w:proofErr w:type="spellStart"/>
+      <w:r>
+        <w:rPr>
+          <w:lang w:val="en-US"/>
+        </w:rPr>
+        <w:t>thể</w:t>
+      </w:r>
+      <w:proofErr w:type="spellEnd"/>
+      <w:r>
+        <w:rPr>
+          <w:lang w:val="en-US"/>
+        </w:rPr>
+        <w:t xml:space="preserve"> </w:t>
+      </w:r>
+      <w:proofErr w:type="spellStart"/>
+      <w:r>
+        <w:rPr>
+          <w:lang w:val="en-US"/>
+        </w:rPr>
+        <w:t>quẹt</w:t>
+      </w:r>
+      <w:proofErr w:type="spellEnd"/>
+      <w:r>
+        <w:rPr>
+          <w:lang w:val="en-US"/>
+        </w:rPr>
+        <w:t xml:space="preserve"> </w:t>
+      </w:r>
+      <w:proofErr w:type="spellStart"/>
+      <w:r>
+        <w:rPr>
+          <w:lang w:val="en-US"/>
+        </w:rPr>
+        <w:t>thẻ</w:t>
+      </w:r>
+      <w:proofErr w:type="spellEnd"/>
+      <w:r>
+        <w:rPr>
+          <w:lang w:val="en-US"/>
+        </w:rPr>
+        <w:t xml:space="preserve"> </w:t>
+      </w:r>
+      <w:proofErr w:type="spellStart"/>
+      <w:r>
+        <w:rPr>
+          <w:lang w:val="en-US"/>
+        </w:rPr>
+        <w:t>trắng</w:t>
+      </w:r>
+      <w:proofErr w:type="spellEnd"/>
+      <w:r>
+        <w:rPr>
+          <w:lang w:val="en-US"/>
+        </w:rPr>
+        <w:t xml:space="preserve"> </w:t>
+      </w:r>
+      <w:proofErr w:type="spellStart"/>
+      <w:r>
+        <w:rPr>
+          <w:lang w:val="en-US"/>
+        </w:rPr>
+        <w:t>ra</w:t>
+      </w:r>
+      <w:proofErr w:type="spellEnd"/>
+      <w:r>
+        <w:rPr>
+          <w:lang w:val="en-US"/>
+        </w:rPr>
+        <w:t xml:space="preserve"> </w:t>
+      </w:r>
+      <w:proofErr w:type="spellStart"/>
+      <w:r>
+        <w:rPr>
+          <w:lang w:val="en-US"/>
+        </w:rPr>
+        <w:t>vào</w:t>
+      </w:r>
+      <w:proofErr w:type="spellEnd"/>
+      <w:r>
+        <w:rPr>
+          <w:lang w:val="en-US"/>
+        </w:rPr>
+        <w:t xml:space="preserve"> </w:t>
+      </w:r>
+      <w:proofErr w:type="spellStart"/>
+      <w:r>
+        <w:rPr>
+          <w:lang w:val="en-US"/>
+        </w:rPr>
+        <w:t>cổng</w:t>
+      </w:r>
+      <w:proofErr w:type="spellEnd"/>
+      <w:r>
+        <w:rPr>
+          <w:lang w:val="en-US"/>
+        </w:rPr>
+        <w:t xml:space="preserve"> </w:t>
+      </w:r>
+      <w:proofErr w:type="spellStart"/>
+      <w:r>
+        <w:rPr>
+          <w:lang w:val="en-US"/>
+        </w:rPr>
+        <w:t>chính</w:t>
+      </w:r>
+      <w:proofErr w:type="spellEnd"/>
+      <w:r>
+        <w:rPr>
+          <w:lang w:val="en-US"/>
+        </w:rPr>
+        <w:t xml:space="preserve"> = </w:t>
+      </w:r>
+      <w:proofErr w:type="spellStart"/>
+      <w:r>
+        <w:rPr>
+          <w:lang w:val="en-US"/>
+        </w:rPr>
+        <w:t>xe</w:t>
+      </w:r>
+      <w:proofErr w:type="spellEnd"/>
+      <w:r>
+        <w:rPr>
+          <w:lang w:val="en-US"/>
+        </w:rPr>
+        <w:t xml:space="preserve"> </w:t>
+      </w:r>
+      <w:proofErr w:type="spellStart"/>
+      <w:r>
+        <w:rPr>
+          <w:lang w:val="en-US"/>
+        </w:rPr>
+        <w:t>máy</w:t>
+      </w:r>
+      <w:proofErr w:type="spellEnd"/>
     </w:p>
     <w:p>
       <w:pPr>
@@ -212,12 +1504,112 @@
           <w:lang w:val="en-US"/>
         </w:rPr>
       </w:pPr>
-      <w:r>
-        <w:rPr>
-          <w:lang w:val="en-US"/>
-        </w:rPr>
-        <w:t>Nếu chưa đăng kí thì đi cổng sau</w:t>
-      </w:r>
+      <w:proofErr w:type="spellStart"/>
+      <w:r>
+        <w:rPr>
+          <w:lang w:val="en-US"/>
+        </w:rPr>
+        <w:t>Nếu</w:t>
+      </w:r>
+      <w:proofErr w:type="spellEnd"/>
+      <w:r>
+        <w:rPr>
+          <w:lang w:val="en-US"/>
+        </w:rPr>
+        <w:t xml:space="preserve"> </w:t>
+      </w:r>
+      <w:proofErr w:type="spellStart"/>
+      <w:r>
+        <w:rPr>
+          <w:lang w:val="en-US"/>
+        </w:rPr>
+        <w:t>chưa</w:t>
+      </w:r>
+      <w:proofErr w:type="spellEnd"/>
+      <w:r>
+        <w:rPr>
+          <w:lang w:val="en-US"/>
+        </w:rPr>
+        <w:t xml:space="preserve"> </w:t>
+      </w:r>
+      <w:proofErr w:type="spellStart"/>
+      <w:r>
+        <w:rPr>
+          <w:lang w:val="en-US"/>
+        </w:rPr>
+        <w:t>đăng</w:t>
+      </w:r>
+      <w:proofErr w:type="spellEnd"/>
+      <w:r>
+        <w:rPr>
+          <w:lang w:val="en-US"/>
+        </w:rPr>
+        <w:t xml:space="preserve"> </w:t>
+      </w:r>
+      <w:proofErr w:type="spellStart"/>
+      <w:r>
+        <w:rPr>
+          <w:lang w:val="en-US"/>
+        </w:rPr>
+        <w:t>kí</w:t>
+      </w:r>
+      <w:proofErr w:type="spellEnd"/>
+      <w:r>
+        <w:rPr>
+          <w:lang w:val="en-US"/>
+        </w:rPr>
+        <w:t xml:space="preserve"> </w:t>
+      </w:r>
+      <w:proofErr w:type="spellStart"/>
+      <w:r>
+        <w:rPr>
+          <w:lang w:val="en-US"/>
+        </w:rPr>
+        <w:t>thì</w:t>
+      </w:r>
+      <w:proofErr w:type="spellEnd"/>
+      <w:r>
+        <w:rPr>
+          <w:lang w:val="en-US"/>
+        </w:rPr>
+        <w:t xml:space="preserve"> </w:t>
+      </w:r>
+      <w:proofErr w:type="spellStart"/>
+      <w:r>
+        <w:rPr>
+          <w:lang w:val="en-US"/>
+        </w:rPr>
+        <w:t>đi</w:t>
+      </w:r>
+      <w:proofErr w:type="spellEnd"/>
+      <w:r>
+        <w:rPr>
+          <w:lang w:val="en-US"/>
+        </w:rPr>
+        <w:t xml:space="preserve"> </w:t>
+      </w:r>
+      <w:proofErr w:type="spellStart"/>
+      <w:r>
+        <w:rPr>
+          <w:lang w:val="en-US"/>
+        </w:rPr>
+        <w:t>cổng</w:t>
+      </w:r>
+      <w:proofErr w:type="spellEnd"/>
+      <w:r>
+        <w:rPr>
+          <w:lang w:val="en-US"/>
+        </w:rPr>
+        <w:t xml:space="preserve"> </w:t>
+      </w:r>
+      <w:proofErr w:type="spellStart"/>
+      <w:r>
+        <w:rPr>
+          <w:lang w:val="en-US"/>
+        </w:rPr>
+        <w:t>sau</w:t>
+      </w:r>
+      <w:proofErr w:type="spellEnd"/>
     </w:p>
     <w:p>
       <w:pPr>
@@ -230,12 +1622,280 @@
           <w:lang w:val="en-US"/>
         </w:rPr>
       </w:pPr>
-      <w:r>
-        <w:rPr>
-          <w:lang w:val="en-US"/>
-        </w:rPr>
-        <w:t>Đăng kí = cách lên Web kí túc xá mà tải ảnh biển số lên rồi chờ 1 đến 2 ngày cho nó duyệt</w:t>
-      </w:r>
+      <w:proofErr w:type="spellStart"/>
+      <w:r>
+        <w:rPr>
+          <w:lang w:val="en-US"/>
+        </w:rPr>
+        <w:t>Đăng</w:t>
+      </w:r>
+      <w:proofErr w:type="spellEnd"/>
+      <w:r>
+        <w:rPr>
+          <w:lang w:val="en-US"/>
+        </w:rPr>
+        <w:t xml:space="preserve"> </w:t>
+      </w:r>
+      <w:proofErr w:type="spellStart"/>
+      <w:r>
+        <w:rPr>
+          <w:lang w:val="en-US"/>
+        </w:rPr>
+        <w:t>kí</w:t>
+      </w:r>
+      <w:proofErr w:type="spellEnd"/>
+      <w:r>
+        <w:rPr>
+          <w:lang w:val="en-US"/>
+        </w:rPr>
+        <w:t xml:space="preserve"> = </w:t>
+      </w:r>
+      <w:proofErr w:type="spellStart"/>
+      <w:r>
+        <w:rPr>
+          <w:lang w:val="en-US"/>
+        </w:rPr>
+        <w:t>cách</w:t>
+      </w:r>
+      <w:proofErr w:type="spellEnd"/>
+      <w:r>
+        <w:rPr>
+          <w:lang w:val="en-US"/>
+        </w:rPr>
+        <w:t xml:space="preserve"> </w:t>
+      </w:r>
+      <w:proofErr w:type="spellStart"/>
+      <w:r>
+        <w:rPr>
+          <w:lang w:val="en-US"/>
+        </w:rPr>
+        <w:t>lên</w:t>
+      </w:r>
+      <w:proofErr w:type="spellEnd"/>
+      <w:r>
+        <w:rPr>
+          <w:lang w:val="en-US"/>
+        </w:rPr>
+        <w:t xml:space="preserve"> Web </w:t>
+      </w:r>
+      <w:proofErr w:type="spellStart"/>
+      <w:r>
+        <w:rPr>
+          <w:lang w:val="en-US"/>
+        </w:rPr>
+        <w:t>kí</w:t>
+      </w:r>
+      <w:proofErr w:type="spellEnd"/>
+      <w:r>
+        <w:rPr>
+          <w:lang w:val="en-US"/>
+        </w:rPr>
+        <w:t xml:space="preserve"> </w:t>
+      </w:r>
+      <w:proofErr w:type="spellStart"/>
+      <w:r>
+        <w:rPr>
+          <w:lang w:val="en-US"/>
+        </w:rPr>
+        <w:t>túc</w:t>
+      </w:r>
+      <w:proofErr w:type="spellEnd"/>
+      <w:r>
+        <w:rPr>
+          <w:lang w:val="en-US"/>
+        </w:rPr>
+        <w:t xml:space="preserve"> </w:t>
+      </w:r>
+      <w:proofErr w:type="spellStart"/>
+      <w:r>
+        <w:rPr>
+          <w:lang w:val="en-US"/>
+        </w:rPr>
+        <w:t>xá</w:t>
+      </w:r>
+      <w:proofErr w:type="spellEnd"/>
+      <w:r>
+        <w:rPr>
+          <w:lang w:val="en-US"/>
+        </w:rPr>
+        <w:t xml:space="preserve"> </w:t>
+      </w:r>
+      <w:proofErr w:type="spellStart"/>
+      <w:r>
+        <w:rPr>
+          <w:lang w:val="en-US"/>
+        </w:rPr>
+        <w:t>mà</w:t>
+      </w:r>
+      <w:proofErr w:type="spellEnd"/>
+      <w:r>
+        <w:rPr>
+          <w:lang w:val="en-US"/>
+        </w:rPr>
+        <w:t xml:space="preserve"> </w:t>
+      </w:r>
+      <w:proofErr w:type="spellStart"/>
+      <w:r>
+        <w:rPr>
+          <w:lang w:val="en-US"/>
+        </w:rPr>
+        <w:t>tải</w:t>
+      </w:r>
+      <w:proofErr w:type="spellEnd"/>
+      <w:r>
+        <w:rPr>
+          <w:lang w:val="en-US"/>
+        </w:rPr>
+        <w:t xml:space="preserve"> </w:t>
+      </w:r>
+      <w:proofErr w:type="spellStart"/>
+      <w:r>
+        <w:rPr>
+          <w:lang w:val="en-US"/>
+        </w:rPr>
+        <w:t>ảnh</w:t>
+      </w:r>
+      <w:proofErr w:type="spellEnd"/>
+      <w:r>
+        <w:rPr>
+          <w:lang w:val="en-US"/>
+        </w:rPr>
+        <w:t xml:space="preserve"> </w:t>
+      </w:r>
+      <w:proofErr w:type="spellStart"/>
+      <w:r>
+        <w:rPr>
+          <w:lang w:val="en-US"/>
+        </w:rPr>
+        <w:t>biển</w:t>
+      </w:r>
+      <w:proofErr w:type="spellEnd"/>
+      <w:r>
+        <w:rPr>
+          <w:lang w:val="en-US"/>
+        </w:rPr>
+        <w:t xml:space="preserve"> </w:t>
+      </w:r>
+      <w:proofErr w:type="spellStart"/>
+      <w:r>
+        <w:rPr>
+          <w:lang w:val="en-US"/>
+        </w:rPr>
+        <w:t>số</w:t>
+      </w:r>
+      <w:proofErr w:type="spellEnd"/>
+      <w:r>
+        <w:rPr>
+          <w:lang w:val="en-US"/>
+        </w:rPr>
+        <w:t xml:space="preserve"> </w:t>
+      </w:r>
+      <w:proofErr w:type="spellStart"/>
+      <w:r>
+        <w:rPr>
+          <w:lang w:val="en-US"/>
+        </w:rPr>
+        <w:t>lên</w:t>
+      </w:r>
+      <w:proofErr w:type="spellEnd"/>
+      <w:r>
+        <w:rPr>
+          <w:lang w:val="en-US"/>
+        </w:rPr>
+        <w:t xml:space="preserve"> </w:t>
+      </w:r>
+      <w:proofErr w:type="spellStart"/>
+      <w:r>
+        <w:rPr>
+          <w:lang w:val="en-US"/>
+        </w:rPr>
+        <w:t>rồi</w:t>
+      </w:r>
+      <w:proofErr w:type="spellEnd"/>
+      <w:r>
+        <w:rPr>
+          <w:lang w:val="en-US"/>
+        </w:rPr>
+        <w:t xml:space="preserve"> </w:t>
+      </w:r>
+      <w:proofErr w:type="spellStart"/>
+      <w:r>
+        <w:rPr>
+          <w:lang w:val="en-US"/>
+        </w:rPr>
+        <w:t>chờ</w:t>
+      </w:r>
+      <w:proofErr w:type="spellEnd"/>
+      <w:r>
+        <w:rPr>
+          <w:lang w:val="en-US"/>
+        </w:rPr>
+        <w:t xml:space="preserve"> 1 </w:t>
+      </w:r>
+      <w:proofErr w:type="spellStart"/>
+      <w:r>
+        <w:rPr>
+          <w:lang w:val="en-US"/>
+        </w:rPr>
+        <w:t>đến</w:t>
+      </w:r>
+      <w:proofErr w:type="spellEnd"/>
+      <w:r>
+        <w:rPr>
+          <w:lang w:val="en-US"/>
+        </w:rPr>
+        <w:t xml:space="preserve"> 2 </w:t>
+      </w:r>
+      <w:proofErr w:type="spellStart"/>
+      <w:r>
+        <w:rPr>
+          <w:lang w:val="en-US"/>
+        </w:rPr>
+        <w:t>ngày</w:t>
+      </w:r>
+      <w:proofErr w:type="spellEnd"/>
+      <w:r>
+        <w:rPr>
+          <w:lang w:val="en-US"/>
+        </w:rPr>
+        <w:t xml:space="preserve"> </w:t>
+      </w:r>
+      <w:proofErr w:type="spellStart"/>
+      <w:r>
+        <w:rPr>
+          <w:lang w:val="en-US"/>
+        </w:rPr>
+        <w:t>cho</w:t>
+      </w:r>
+      <w:proofErr w:type="spellEnd"/>
+      <w:r>
+        <w:rPr>
+          <w:lang w:val="en-US"/>
+        </w:rPr>
+        <w:t xml:space="preserve"> </w:t>
+      </w:r>
+      <w:proofErr w:type="spellStart"/>
+      <w:r>
+        <w:rPr>
+          <w:lang w:val="en-US"/>
+        </w:rPr>
+        <w:t>nó</w:t>
+      </w:r>
+      <w:proofErr w:type="spellEnd"/>
+      <w:r>
+        <w:rPr>
+          <w:lang w:val="en-US"/>
+        </w:rPr>
+        <w:t xml:space="preserve"> </w:t>
+      </w:r>
+      <w:proofErr w:type="spellStart"/>
+      <w:r>
+        <w:rPr>
+          <w:lang w:val="en-US"/>
+        </w:rPr>
+        <w:t>duyệt</w:t>
+      </w:r>
+      <w:proofErr w:type="spellEnd"/>
     </w:p>
     <w:p>
       <w:pPr>
@@ -248,11 +1908,33 @@
           <w:lang w:val="en-US"/>
         </w:rPr>
       </w:pPr>
-      <w:r>
-        <w:rPr>
-          <w:lang w:val="en-US"/>
-        </w:rPr>
-        <w:t>Kẹt Thang Máy?</w:t>
+      <w:proofErr w:type="spellStart"/>
+      <w:r>
+        <w:rPr>
+          <w:lang w:val="en-US"/>
+        </w:rPr>
+        <w:t>Kẹt</w:t>
+      </w:r>
+      <w:proofErr w:type="spellEnd"/>
+      <w:r>
+        <w:rPr>
+          <w:lang w:val="en-US"/>
+        </w:rPr>
+        <w:t xml:space="preserve"> Thang </w:t>
+      </w:r>
+      <w:proofErr w:type="spellStart"/>
+      <w:r>
+        <w:rPr>
+          <w:lang w:val="en-US"/>
+        </w:rPr>
+        <w:t>Máy</w:t>
+      </w:r>
+      <w:proofErr w:type="spellEnd"/>
+      <w:r>
+        <w:rPr>
+          <w:lang w:val="en-US"/>
+        </w:rPr>
+        <w:t>?</w:t>
       </w:r>
     </w:p>
     <w:p>
@@ -266,12 +1948,56 @@
           <w:lang w:val="en-US"/>
         </w:rPr>
       </w:pPr>
-      <w:r>
-        <w:rPr>
-          <w:lang w:val="en-US"/>
-        </w:rPr>
-        <w:t>Bấm nút hình chuông</w:t>
-      </w:r>
+      <w:proofErr w:type="spellStart"/>
+      <w:r>
+        <w:rPr>
+          <w:lang w:val="en-US"/>
+        </w:rPr>
+        <w:t>Bấm</w:t>
+      </w:r>
+      <w:proofErr w:type="spellEnd"/>
+      <w:r>
+        <w:rPr>
+          <w:lang w:val="en-US"/>
+        </w:rPr>
+        <w:t xml:space="preserve"> </w:t>
+      </w:r>
+      <w:proofErr w:type="spellStart"/>
+      <w:r>
+        <w:rPr>
+          <w:lang w:val="en-US"/>
+        </w:rPr>
+        <w:t>nút</w:t>
+      </w:r>
+      <w:proofErr w:type="spellEnd"/>
+      <w:r>
+        <w:rPr>
+          <w:lang w:val="en-US"/>
+        </w:rPr>
+        <w:t xml:space="preserve"> </w:t>
+      </w:r>
+      <w:proofErr w:type="spellStart"/>
+      <w:r>
+        <w:rPr>
+          <w:lang w:val="en-US"/>
+        </w:rPr>
+        <w:t>hình</w:t>
+      </w:r>
+      <w:proofErr w:type="spellEnd"/>
+      <w:r>
+        <w:rPr>
+          <w:lang w:val="en-US"/>
+        </w:rPr>
+        <w:t xml:space="preserve"> </w:t>
+      </w:r>
+      <w:proofErr w:type="spellStart"/>
+      <w:r>
+        <w:rPr>
+          <w:lang w:val="en-US"/>
+        </w:rPr>
+        <w:t>chuông</w:t>
+      </w:r>
+      <w:proofErr w:type="spellEnd"/>
     </w:p>
     <w:p>
       <w:pPr>
@@ -284,11 +2010,75 @@
           <w:lang w:val="en-US"/>
         </w:rPr>
       </w:pPr>
-      <w:r>
-        <w:rPr>
-          <w:lang w:val="en-US"/>
-        </w:rPr>
-        <w:t>Địa Chỉ Kí Túc Xá?</w:t>
+      <w:proofErr w:type="spellStart"/>
+      <w:r>
+        <w:rPr>
+          <w:lang w:val="en-US"/>
+        </w:rPr>
+        <w:t>Địa</w:t>
+      </w:r>
+      <w:proofErr w:type="spellEnd"/>
+      <w:r>
+        <w:rPr>
+          <w:lang w:val="en-US"/>
+        </w:rPr>
+        <w:t xml:space="preserve"> </w:t>
+      </w:r>
+      <w:proofErr w:type="spellStart"/>
+      <w:r>
+        <w:rPr>
+          <w:lang w:val="en-US"/>
+        </w:rPr>
+        <w:t>Chỉ</w:t>
+      </w:r>
+      <w:proofErr w:type="spellEnd"/>
+      <w:r>
+        <w:rPr>
+          <w:lang w:val="en-US"/>
+        </w:rPr>
+        <w:t xml:space="preserve"> </w:t>
+      </w:r>
+      <w:proofErr w:type="spellStart"/>
+      <w:r>
+        <w:rPr>
+          <w:lang w:val="en-US"/>
+        </w:rPr>
+        <w:t>Kí</w:t>
+      </w:r>
+      <w:proofErr w:type="spellEnd"/>
+      <w:r>
+        <w:rPr>
+          <w:lang w:val="en-US"/>
+        </w:rPr>
+        <w:t xml:space="preserve"> </w:t>
+      </w:r>
+      <w:proofErr w:type="spellStart"/>
+      <w:r>
+        <w:rPr>
+          <w:lang w:val="en-US"/>
+        </w:rPr>
+        <w:t>Túc</w:t>
+      </w:r>
+      <w:proofErr w:type="spellEnd"/>
+      <w:r>
+        <w:rPr>
+          <w:lang w:val="en-US"/>
+        </w:rPr>
+        <w:t xml:space="preserve"> </w:t>
+      </w:r>
+      <w:proofErr w:type="spellStart"/>
+      <w:r>
+        <w:rPr>
+          <w:lang w:val="en-US"/>
+        </w:rPr>
+        <w:t>Xá</w:t>
+      </w:r>
+      <w:proofErr w:type="spellEnd"/>
+      <w:r>
+        <w:rPr>
+          <w:lang w:val="en-US"/>
+        </w:rPr>
+        <w:t>?</w:t>
       </w:r>
     </w:p>
     <w:p>
@@ -302,24 +2092,69 @@
           <w:lang w:val="en-US"/>
         </w:rPr>
       </w:pPr>
-      <w:r>
-        <w:rPr>
-          <w:lang w:val="en-US"/>
-        </w:rPr>
-        <w:t xml:space="preserve">Đường Mạc Đĩnh Chi, </w:t>
-      </w:r>
-      <w:r>
-        <w:rPr>
-          <w:lang w:val="en-US"/>
-        </w:rPr>
-        <w:t xml:space="preserve">phố </w:t>
-      </w:r>
-      <w:r>
-        <w:rPr>
-          <w:lang w:val="en-US"/>
-        </w:rPr>
-        <w:t xml:space="preserve">Tân Hòa, </w:t>
-      </w:r>
+      <w:proofErr w:type="spellStart"/>
+      <w:r>
+        <w:rPr>
+          <w:lang w:val="en-US"/>
+        </w:rPr>
+        <w:t>Đường</w:t>
+      </w:r>
+      <w:proofErr w:type="spellEnd"/>
+      <w:r>
+        <w:rPr>
+          <w:lang w:val="en-US"/>
+        </w:rPr>
+        <w:t xml:space="preserve"> Mạc </w:t>
+      </w:r>
+      <w:proofErr w:type="spellStart"/>
+      <w:r>
+        <w:rPr>
+          <w:lang w:val="en-US"/>
+        </w:rPr>
+        <w:t>Đĩnh</w:t>
+      </w:r>
+      <w:proofErr w:type="spellEnd"/>
+      <w:r>
+        <w:rPr>
+          <w:lang w:val="en-US"/>
+        </w:rPr>
+        <w:t xml:space="preserve"> Chi, </w:t>
+      </w:r>
+      <w:proofErr w:type="spellStart"/>
+      <w:r>
+        <w:rPr>
+          <w:lang w:val="en-US"/>
+        </w:rPr>
+        <w:t>phố</w:t>
+      </w:r>
+      <w:proofErr w:type="spellEnd"/>
+      <w:r>
+        <w:rPr>
+          <w:lang w:val="en-US"/>
+        </w:rPr>
+        <w:t xml:space="preserve"> </w:t>
+      </w:r>
+      <w:r>
+        <w:rPr>
+          <w:lang w:val="en-US"/>
+        </w:rPr>
+        <w:t xml:space="preserve">Tân </w:t>
+      </w:r>
+      <w:proofErr w:type="spellStart"/>
+      <w:r>
+        <w:rPr>
+          <w:lang w:val="en-US"/>
+        </w:rPr>
+        <w:t>Hòa</w:t>
+      </w:r>
+      <w:proofErr w:type="spellEnd"/>
+      <w:r>
+        <w:rPr>
+          <w:lang w:val="en-US"/>
+        </w:rPr>
+        <w:t xml:space="preserve">, </w:t>
+      </w:r>
+      <w:proofErr w:type="spellStart"/>
       <w:r>
         <w:rPr>
           <w:lang w:val="en-US"/>
@@ -330,8 +2165,30 @@
         <w:rPr>
           <w:lang w:val="en-US"/>
         </w:rPr>
-        <w:t xml:space="preserve">hường Đông Hòa, </w:t>
-      </w:r>
+        <w:t>hường</w:t>
+      </w:r>
+      <w:proofErr w:type="spellEnd"/>
+      <w:r>
+        <w:rPr>
+          <w:lang w:val="en-US"/>
+        </w:rPr>
+        <w:t xml:space="preserve"> Đông </w:t>
+      </w:r>
+      <w:proofErr w:type="spellStart"/>
+      <w:r>
+        <w:rPr>
+          <w:lang w:val="en-US"/>
+        </w:rPr>
+        <w:t>Hòa</w:t>
+      </w:r>
+      <w:proofErr w:type="spellEnd"/>
+      <w:r>
+        <w:rPr>
+          <w:lang w:val="en-US"/>
+        </w:rPr>
+        <w:t xml:space="preserve">, </w:t>
+      </w:r>
+      <w:proofErr w:type="spellStart"/>
       <w:r>
         <w:rPr>
           <w:lang w:val="en-US"/>
@@ -342,8 +2199,44 @@
         <w:rPr>
           <w:lang w:val="en-US"/>
         </w:rPr>
-        <w:t xml:space="preserve">hành phố Dĩ An, </w:t>
-      </w:r>
+        <w:t>hành</w:t>
+      </w:r>
+      <w:proofErr w:type="spellEnd"/>
+      <w:r>
+        <w:rPr>
+          <w:lang w:val="en-US"/>
+        </w:rPr>
+        <w:t xml:space="preserve"> </w:t>
+      </w:r>
+      <w:proofErr w:type="spellStart"/>
+      <w:r>
+        <w:rPr>
+          <w:lang w:val="en-US"/>
+        </w:rPr>
+        <w:t>phố</w:t>
+      </w:r>
+      <w:proofErr w:type="spellEnd"/>
+      <w:r>
+        <w:rPr>
+          <w:lang w:val="en-US"/>
+        </w:rPr>
+        <w:t xml:space="preserve"> </w:t>
+      </w:r>
+      <w:proofErr w:type="spellStart"/>
+      <w:r>
+        <w:rPr>
+          <w:lang w:val="en-US"/>
+        </w:rPr>
+        <w:t>Dĩ</w:t>
+      </w:r>
+      <w:proofErr w:type="spellEnd"/>
+      <w:r>
+        <w:rPr>
+          <w:lang w:val="en-US"/>
+        </w:rPr>
+        <w:t xml:space="preserve"> An, </w:t>
+      </w:r>
+      <w:proofErr w:type="spellStart"/>
       <w:r>
         <w:rPr>
           <w:lang w:val="en-US"/>
@@ -354,7 +2247,14 @@
         <w:rPr>
           <w:lang w:val="en-US"/>
         </w:rPr>
-        <w:t>ỉnh Bình Dương</w:t>
+        <w:t>ỉnh</w:t>
+      </w:r>
+      <w:proofErr w:type="spellEnd"/>
+      <w:r>
+        <w:rPr>
+          <w:lang w:val="en-US"/>
+        </w:rPr>
+        <w:t xml:space="preserve"> Bình Dương</w:t>
       </w:r>
     </w:p>
     <w:p>
@@ -368,11 +2268,19 @@
           <w:lang w:val="en-US"/>
         </w:rPr>
       </w:pPr>
-      <w:r>
-        <w:rPr>
-          <w:lang w:val="en-US"/>
-        </w:rPr>
-        <w:t>Đỗ Xe?</w:t>
+      <w:proofErr w:type="spellStart"/>
+      <w:r>
+        <w:rPr>
+          <w:lang w:val="en-US"/>
+        </w:rPr>
+        <w:t>Đỗ</w:t>
+      </w:r>
+      <w:proofErr w:type="spellEnd"/>
+      <w:r>
+        <w:rPr>
+          <w:lang w:val="en-US"/>
+        </w:rPr>
+        <w:t xml:space="preserve"> Xe?</w:t>
       </w:r>
     </w:p>
     <w:p>
@@ -386,12 +2294,252 @@
           <w:lang w:val="en-US"/>
         </w:rPr>
       </w:pPr>
-      <w:r>
-        <w:rPr>
-          <w:lang w:val="en-US"/>
-        </w:rPr>
-        <w:t>Đi vào bên phải, nhận vé, tiến vào bên trong để xe ở chỗ kế tiếp xe mới để</w:t>
-      </w:r>
+      <w:proofErr w:type="spellStart"/>
+      <w:r>
+        <w:rPr>
+          <w:lang w:val="en-US"/>
+        </w:rPr>
+        <w:t>Đi</w:t>
+      </w:r>
+      <w:proofErr w:type="spellEnd"/>
+      <w:r>
+        <w:rPr>
+          <w:lang w:val="en-US"/>
+        </w:rPr>
+        <w:t xml:space="preserve"> </w:t>
+      </w:r>
+      <w:proofErr w:type="spellStart"/>
+      <w:r>
+        <w:rPr>
+          <w:lang w:val="en-US"/>
+        </w:rPr>
+        <w:t>vào</w:t>
+      </w:r>
+      <w:proofErr w:type="spellEnd"/>
+      <w:r>
+        <w:rPr>
+          <w:lang w:val="en-US"/>
+        </w:rPr>
+        <w:t xml:space="preserve"> </w:t>
+      </w:r>
+      <w:proofErr w:type="spellStart"/>
+      <w:r>
+        <w:rPr>
+          <w:lang w:val="en-US"/>
+        </w:rPr>
+        <w:t>bên</w:t>
+      </w:r>
+      <w:proofErr w:type="spellEnd"/>
+      <w:r>
+        <w:rPr>
+          <w:lang w:val="en-US"/>
+        </w:rPr>
+        <w:t xml:space="preserve"> </w:t>
+      </w:r>
+      <w:proofErr w:type="spellStart"/>
+      <w:r>
+        <w:rPr>
+          <w:lang w:val="en-US"/>
+        </w:rPr>
+        <w:t>phải</w:t>
+      </w:r>
+      <w:proofErr w:type="spellEnd"/>
+      <w:r>
+        <w:rPr>
+          <w:lang w:val="en-US"/>
+        </w:rPr>
+        <w:t xml:space="preserve">, </w:t>
+      </w:r>
+      <w:proofErr w:type="spellStart"/>
+      <w:r>
+        <w:rPr>
+          <w:lang w:val="en-US"/>
+        </w:rPr>
+        <w:t>nhận</w:t>
+      </w:r>
+      <w:proofErr w:type="spellEnd"/>
+      <w:r>
+        <w:rPr>
+          <w:lang w:val="en-US"/>
+        </w:rPr>
+        <w:t xml:space="preserve"> </w:t>
+      </w:r>
+      <w:proofErr w:type="spellStart"/>
+      <w:r>
+        <w:rPr>
+          <w:lang w:val="en-US"/>
+        </w:rPr>
+        <w:t>vé</w:t>
+      </w:r>
+      <w:proofErr w:type="spellEnd"/>
+      <w:r>
+        <w:rPr>
+          <w:lang w:val="en-US"/>
+        </w:rPr>
+        <w:t xml:space="preserve">, </w:t>
+      </w:r>
+      <w:proofErr w:type="spellStart"/>
+      <w:r>
+        <w:rPr>
+          <w:lang w:val="en-US"/>
+        </w:rPr>
+        <w:t>tiến</w:t>
+      </w:r>
+      <w:proofErr w:type="spellEnd"/>
+      <w:r>
+        <w:rPr>
+          <w:lang w:val="en-US"/>
+        </w:rPr>
+        <w:t xml:space="preserve"> </w:t>
+      </w:r>
+      <w:proofErr w:type="spellStart"/>
+      <w:r>
+        <w:rPr>
+          <w:lang w:val="en-US"/>
+        </w:rPr>
+        <w:t>vào</w:t>
+      </w:r>
+      <w:proofErr w:type="spellEnd"/>
+      <w:r>
+        <w:rPr>
+          <w:lang w:val="en-US"/>
+        </w:rPr>
+        <w:t xml:space="preserve"> </w:t>
+      </w:r>
+      <w:proofErr w:type="spellStart"/>
+      <w:r>
+        <w:rPr>
+          <w:lang w:val="en-US"/>
+        </w:rPr>
+        <w:t>bên</w:t>
+      </w:r>
+      <w:proofErr w:type="spellEnd"/>
+      <w:r>
+        <w:rPr>
+          <w:lang w:val="en-US"/>
+        </w:rPr>
+        <w:t xml:space="preserve"> </w:t>
+      </w:r>
+      <w:proofErr w:type="spellStart"/>
+      <w:r>
+        <w:rPr>
+          <w:lang w:val="en-US"/>
+        </w:rPr>
+        <w:t>trong</w:t>
+      </w:r>
+      <w:proofErr w:type="spellEnd"/>
+      <w:r>
+        <w:rPr>
+          <w:lang w:val="en-US"/>
+        </w:rPr>
+        <w:t xml:space="preserve"> </w:t>
+      </w:r>
+      <w:proofErr w:type="spellStart"/>
+      <w:r>
+        <w:rPr>
+          <w:lang w:val="en-US"/>
+        </w:rPr>
+        <w:t>để</w:t>
+      </w:r>
+      <w:proofErr w:type="spellEnd"/>
+      <w:r>
+        <w:rPr>
+          <w:lang w:val="en-US"/>
+        </w:rPr>
+        <w:t xml:space="preserve"> </w:t>
+      </w:r>
+      <w:proofErr w:type="spellStart"/>
+      <w:r>
+        <w:rPr>
+          <w:lang w:val="en-US"/>
+        </w:rPr>
+        <w:t>xe</w:t>
+      </w:r>
+      <w:proofErr w:type="spellEnd"/>
+      <w:r>
+        <w:rPr>
+          <w:lang w:val="en-US"/>
+        </w:rPr>
+        <w:t xml:space="preserve"> ở </w:t>
+      </w:r>
+      <w:proofErr w:type="spellStart"/>
+      <w:r>
+        <w:rPr>
+          <w:lang w:val="en-US"/>
+        </w:rPr>
+        <w:t>chỗ</w:t>
+      </w:r>
+      <w:proofErr w:type="spellEnd"/>
+      <w:r>
+        <w:rPr>
+          <w:lang w:val="en-US"/>
+        </w:rPr>
+        <w:t xml:space="preserve"> </w:t>
+      </w:r>
+      <w:proofErr w:type="spellStart"/>
+      <w:r>
+        <w:rPr>
+          <w:lang w:val="en-US"/>
+        </w:rPr>
+        <w:t>kế</w:t>
+      </w:r>
+      <w:proofErr w:type="spellEnd"/>
+      <w:r>
+        <w:rPr>
+          <w:lang w:val="en-US"/>
+        </w:rPr>
+        <w:t xml:space="preserve"> </w:t>
+      </w:r>
+      <w:proofErr w:type="spellStart"/>
+      <w:r>
+        <w:rPr>
+          <w:lang w:val="en-US"/>
+        </w:rPr>
+        <w:t>tiếp</w:t>
+      </w:r>
+      <w:proofErr w:type="spellEnd"/>
+      <w:r>
+        <w:rPr>
+          <w:lang w:val="en-US"/>
+        </w:rPr>
+        <w:t xml:space="preserve"> </w:t>
+      </w:r>
+      <w:proofErr w:type="spellStart"/>
+      <w:r>
+        <w:rPr>
+          <w:lang w:val="en-US"/>
+        </w:rPr>
+        <w:t>xe</w:t>
+      </w:r>
+      <w:proofErr w:type="spellEnd"/>
+      <w:r>
+        <w:rPr>
+          <w:lang w:val="en-US"/>
+        </w:rPr>
+        <w:t xml:space="preserve"> </w:t>
+      </w:r>
+      <w:proofErr w:type="spellStart"/>
+      <w:r>
+        <w:rPr>
+          <w:lang w:val="en-US"/>
+        </w:rPr>
+        <w:t>mới</w:t>
+      </w:r>
+      <w:proofErr w:type="spellEnd"/>
+      <w:r>
+        <w:rPr>
+          <w:lang w:val="en-US"/>
+        </w:rPr>
+        <w:t xml:space="preserve"> </w:t>
+      </w:r>
+      <w:proofErr w:type="spellStart"/>
+      <w:r>
+        <w:rPr>
+          <w:lang w:val="en-US"/>
+        </w:rPr>
+        <w:t>để</w:t>
+      </w:r>
+      <w:proofErr w:type="spellEnd"/>
     </w:p>
     <w:p>
       <w:pPr>
@@ -404,11 +2552,33 @@
           <w:lang w:val="en-US"/>
         </w:rPr>
       </w:pPr>
-      <w:r>
-        <w:rPr>
-          <w:lang w:val="en-US"/>
-        </w:rPr>
-        <w:t>Đường Xá?</w:t>
+      <w:proofErr w:type="spellStart"/>
+      <w:r>
+        <w:rPr>
+          <w:lang w:val="en-US"/>
+        </w:rPr>
+        <w:t>Đường</w:t>
+      </w:r>
+      <w:proofErr w:type="spellEnd"/>
+      <w:r>
+        <w:rPr>
+          <w:lang w:val="en-US"/>
+        </w:rPr>
+        <w:t xml:space="preserve"> </w:t>
+      </w:r>
+      <w:proofErr w:type="spellStart"/>
+      <w:r>
+        <w:rPr>
+          <w:lang w:val="en-US"/>
+        </w:rPr>
+        <w:t>Xá</w:t>
+      </w:r>
+      <w:proofErr w:type="spellEnd"/>
+      <w:r>
+        <w:rPr>
+          <w:lang w:val="en-US"/>
+        </w:rPr>
+        <w:t>?</w:t>
       </w:r>
     </w:p>
     <w:p>
@@ -422,12 +2592,112 @@
           <w:lang w:val="en-US"/>
         </w:rPr>
       </w:pPr>
-      <w:r>
-        <w:rPr>
-          <w:lang w:val="en-US"/>
-        </w:rPr>
-        <w:t>Dừng tại đèn đỏ nhớ vặn ga giữ máy</w:t>
-      </w:r>
+      <w:proofErr w:type="spellStart"/>
+      <w:r>
+        <w:rPr>
+          <w:lang w:val="en-US"/>
+        </w:rPr>
+        <w:t>Dừng</w:t>
+      </w:r>
+      <w:proofErr w:type="spellEnd"/>
+      <w:r>
+        <w:rPr>
+          <w:lang w:val="en-US"/>
+        </w:rPr>
+        <w:t xml:space="preserve"> </w:t>
+      </w:r>
+      <w:proofErr w:type="spellStart"/>
+      <w:r>
+        <w:rPr>
+          <w:lang w:val="en-US"/>
+        </w:rPr>
+        <w:t>tại</w:t>
+      </w:r>
+      <w:proofErr w:type="spellEnd"/>
+      <w:r>
+        <w:rPr>
+          <w:lang w:val="en-US"/>
+        </w:rPr>
+        <w:t xml:space="preserve"> </w:t>
+      </w:r>
+      <w:proofErr w:type="spellStart"/>
+      <w:r>
+        <w:rPr>
+          <w:lang w:val="en-US"/>
+        </w:rPr>
+        <w:t>đèn</w:t>
+      </w:r>
+      <w:proofErr w:type="spellEnd"/>
+      <w:r>
+        <w:rPr>
+          <w:lang w:val="en-US"/>
+        </w:rPr>
+        <w:t xml:space="preserve"> </w:t>
+      </w:r>
+      <w:proofErr w:type="spellStart"/>
+      <w:r>
+        <w:rPr>
+          <w:lang w:val="en-US"/>
+        </w:rPr>
+        <w:t>đỏ</w:t>
+      </w:r>
+      <w:proofErr w:type="spellEnd"/>
+      <w:r>
+        <w:rPr>
+          <w:lang w:val="en-US"/>
+        </w:rPr>
+        <w:t xml:space="preserve"> </w:t>
+      </w:r>
+      <w:proofErr w:type="spellStart"/>
+      <w:r>
+        <w:rPr>
+          <w:lang w:val="en-US"/>
+        </w:rPr>
+        <w:t>nhớ</w:t>
+      </w:r>
+      <w:proofErr w:type="spellEnd"/>
+      <w:r>
+        <w:rPr>
+          <w:lang w:val="en-US"/>
+        </w:rPr>
+        <w:t xml:space="preserve"> </w:t>
+      </w:r>
+      <w:proofErr w:type="spellStart"/>
+      <w:r>
+        <w:rPr>
+          <w:lang w:val="en-US"/>
+        </w:rPr>
+        <w:t>vặn</w:t>
+      </w:r>
+      <w:proofErr w:type="spellEnd"/>
+      <w:r>
+        <w:rPr>
+          <w:lang w:val="en-US"/>
+        </w:rPr>
+        <w:t xml:space="preserve"> ga </w:t>
+      </w:r>
+      <w:proofErr w:type="spellStart"/>
+      <w:r>
+        <w:rPr>
+          <w:lang w:val="en-US"/>
+        </w:rPr>
+        <w:t>giữ</w:t>
+      </w:r>
+      <w:proofErr w:type="spellEnd"/>
+      <w:r>
+        <w:rPr>
+          <w:lang w:val="en-US"/>
+        </w:rPr>
+        <w:t xml:space="preserve"> </w:t>
+      </w:r>
+      <w:proofErr w:type="spellStart"/>
+      <w:r>
+        <w:rPr>
+          <w:lang w:val="en-US"/>
+        </w:rPr>
+        <w:t>máy</w:t>
+      </w:r>
+      <w:proofErr w:type="spellEnd"/>
     </w:p>
     <w:p>
       <w:pPr>
@@ -440,12 +2710,168 @@
           <w:lang w:val="en-US"/>
         </w:rPr>
       </w:pPr>
-      <w:r>
-        <w:rPr>
-          <w:lang w:val="en-US"/>
-        </w:rPr>
-        <w:t>Đi xe máy từ cơ sở 1 đến cơ sở 2 mất đúng 1 tiếng</w:t>
-      </w:r>
+      <w:proofErr w:type="spellStart"/>
+      <w:r>
+        <w:rPr>
+          <w:lang w:val="en-US"/>
+        </w:rPr>
+        <w:t>Đi</w:t>
+      </w:r>
+      <w:proofErr w:type="spellEnd"/>
+      <w:r>
+        <w:rPr>
+          <w:lang w:val="en-US"/>
+        </w:rPr>
+        <w:t xml:space="preserve"> </w:t>
+      </w:r>
+      <w:proofErr w:type="spellStart"/>
+      <w:r>
+        <w:rPr>
+          <w:lang w:val="en-US"/>
+        </w:rPr>
+        <w:t>xe</w:t>
+      </w:r>
+      <w:proofErr w:type="spellEnd"/>
+      <w:r>
+        <w:rPr>
+          <w:lang w:val="en-US"/>
+        </w:rPr>
+        <w:t xml:space="preserve"> </w:t>
+      </w:r>
+      <w:proofErr w:type="spellStart"/>
+      <w:r>
+        <w:rPr>
+          <w:lang w:val="en-US"/>
+        </w:rPr>
+        <w:t>máy</w:t>
+      </w:r>
+      <w:proofErr w:type="spellEnd"/>
+      <w:r>
+        <w:rPr>
+          <w:lang w:val="en-US"/>
+        </w:rPr>
+        <w:t xml:space="preserve"> </w:t>
+      </w:r>
+      <w:proofErr w:type="spellStart"/>
+      <w:r>
+        <w:rPr>
+          <w:lang w:val="en-US"/>
+        </w:rPr>
+        <w:t>từ</w:t>
+      </w:r>
+      <w:proofErr w:type="spellEnd"/>
+      <w:r>
+        <w:rPr>
+          <w:lang w:val="en-US"/>
+        </w:rPr>
+        <w:t xml:space="preserve"> </w:t>
+      </w:r>
+      <w:proofErr w:type="spellStart"/>
+      <w:r>
+        <w:rPr>
+          <w:lang w:val="en-US"/>
+        </w:rPr>
+        <w:t>cơ</w:t>
+      </w:r>
+      <w:proofErr w:type="spellEnd"/>
+      <w:r>
+        <w:rPr>
+          <w:lang w:val="en-US"/>
+        </w:rPr>
+        <w:t xml:space="preserve"> </w:t>
+      </w:r>
+      <w:proofErr w:type="spellStart"/>
+      <w:r>
+        <w:rPr>
+          <w:lang w:val="en-US"/>
+        </w:rPr>
+        <w:t>sở</w:t>
+      </w:r>
+      <w:proofErr w:type="spellEnd"/>
+      <w:r>
+        <w:rPr>
+          <w:lang w:val="en-US"/>
+        </w:rPr>
+        <w:t xml:space="preserve"> 1 </w:t>
+      </w:r>
+      <w:proofErr w:type="spellStart"/>
+      <w:r>
+        <w:rPr>
+          <w:lang w:val="en-US"/>
+        </w:rPr>
+        <w:t>đến</w:t>
+      </w:r>
+      <w:proofErr w:type="spellEnd"/>
+      <w:r>
+        <w:rPr>
+          <w:lang w:val="en-US"/>
+        </w:rPr>
+        <w:t xml:space="preserve"> </w:t>
+      </w:r>
+      <w:proofErr w:type="spellStart"/>
+      <w:r>
+        <w:rPr>
+          <w:lang w:val="en-US"/>
+        </w:rPr>
+        <w:t>cơ</w:t>
+      </w:r>
+      <w:proofErr w:type="spellEnd"/>
+      <w:r>
+        <w:rPr>
+          <w:lang w:val="en-US"/>
+        </w:rPr>
+        <w:t xml:space="preserve"> </w:t>
+      </w:r>
+      <w:proofErr w:type="spellStart"/>
+      <w:r>
+        <w:rPr>
+          <w:lang w:val="en-US"/>
+        </w:rPr>
+        <w:t>sở</w:t>
+      </w:r>
+      <w:proofErr w:type="spellEnd"/>
+      <w:r>
+        <w:rPr>
+          <w:lang w:val="en-US"/>
+        </w:rPr>
+        <w:t xml:space="preserve"> 2 </w:t>
+      </w:r>
+      <w:proofErr w:type="spellStart"/>
+      <w:r>
+        <w:rPr>
+          <w:lang w:val="en-US"/>
+        </w:rPr>
+        <w:t>mất</w:t>
+      </w:r>
+      <w:proofErr w:type="spellEnd"/>
+      <w:r>
+        <w:rPr>
+          <w:lang w:val="en-US"/>
+        </w:rPr>
+        <w:t xml:space="preserve"> </w:t>
+      </w:r>
+      <w:proofErr w:type="spellStart"/>
+      <w:r>
+        <w:rPr>
+          <w:lang w:val="en-US"/>
+        </w:rPr>
+        <w:t>đúng</w:t>
+      </w:r>
+      <w:proofErr w:type="spellEnd"/>
+      <w:r>
+        <w:rPr>
+          <w:lang w:val="en-US"/>
+        </w:rPr>
+        <w:t xml:space="preserve"> 1 </w:t>
+      </w:r>
+      <w:proofErr w:type="spellStart"/>
+      <w:r>
+        <w:rPr>
+          <w:lang w:val="en-US"/>
+        </w:rPr>
+        <w:t>tiếng</w:t>
+      </w:r>
+      <w:proofErr w:type="spellEnd"/>
     </w:p>
     <w:p>
       <w:pPr>
@@ -462,7 +2888,35 @@
         <w:rPr>
           <w:lang w:val="en-US"/>
         </w:rPr>
-        <w:t>Note Vị Trí Đỗ Xe?</w:t>
+        <w:t xml:space="preserve">Note </w:t>
+      </w:r>
+      <w:proofErr w:type="spellStart"/>
+      <w:r>
+        <w:rPr>
+          <w:lang w:val="en-US"/>
+        </w:rPr>
+        <w:t>Vị</w:t>
+      </w:r>
+      <w:proofErr w:type="spellEnd"/>
+      <w:r>
+        <w:rPr>
+          <w:lang w:val="en-US"/>
+        </w:rPr>
+        <w:t xml:space="preserve"> Trí </w:t>
+      </w:r>
+      <w:proofErr w:type="spellStart"/>
+      <w:r>
+        <w:rPr>
+          <w:lang w:val="en-US"/>
+        </w:rPr>
+        <w:t>Đỗ</w:t>
+      </w:r>
+      <w:proofErr w:type="spellEnd"/>
+      <w:r>
+        <w:rPr>
+          <w:lang w:val="en-US"/>
+        </w:rPr>
+        <w:t xml:space="preserve"> Xe?</w:t>
       </w:r>
     </w:p>
     <w:p>
@@ -476,12 +2930,140 @@
           <w:lang w:val="en-US"/>
         </w:rPr>
       </w:pPr>
-      <w:r>
-        <w:rPr>
-          <w:lang w:val="en-US"/>
-        </w:rPr>
-        <w:t>Đi thẳng vào cửa cho tới tường, quẹo trái 1 tí</w:t>
-      </w:r>
+      <w:proofErr w:type="spellStart"/>
+      <w:r>
+        <w:rPr>
+          <w:lang w:val="en-US"/>
+        </w:rPr>
+        <w:t>Đi</w:t>
+      </w:r>
+      <w:proofErr w:type="spellEnd"/>
+      <w:r>
+        <w:rPr>
+          <w:lang w:val="en-US"/>
+        </w:rPr>
+        <w:t xml:space="preserve"> </w:t>
+      </w:r>
+      <w:proofErr w:type="spellStart"/>
+      <w:r>
+        <w:rPr>
+          <w:lang w:val="en-US"/>
+        </w:rPr>
+        <w:t>thẳng</w:t>
+      </w:r>
+      <w:proofErr w:type="spellEnd"/>
+      <w:r>
+        <w:rPr>
+          <w:lang w:val="en-US"/>
+        </w:rPr>
+        <w:t xml:space="preserve"> </w:t>
+      </w:r>
+      <w:proofErr w:type="spellStart"/>
+      <w:r>
+        <w:rPr>
+          <w:lang w:val="en-US"/>
+        </w:rPr>
+        <w:t>vào</w:t>
+      </w:r>
+      <w:proofErr w:type="spellEnd"/>
+      <w:r>
+        <w:rPr>
+          <w:lang w:val="en-US"/>
+        </w:rPr>
+        <w:t xml:space="preserve"> </w:t>
+      </w:r>
+      <w:proofErr w:type="spellStart"/>
+      <w:r>
+        <w:rPr>
+          <w:lang w:val="en-US"/>
+        </w:rPr>
+        <w:t>cửa</w:t>
+      </w:r>
+      <w:proofErr w:type="spellEnd"/>
+      <w:r>
+        <w:rPr>
+          <w:lang w:val="en-US"/>
+        </w:rPr>
+        <w:t xml:space="preserve"> </w:t>
+      </w:r>
+      <w:proofErr w:type="spellStart"/>
+      <w:r>
+        <w:rPr>
+          <w:lang w:val="en-US"/>
+        </w:rPr>
+        <w:t>cho</w:t>
+      </w:r>
+      <w:proofErr w:type="spellEnd"/>
+      <w:r>
+        <w:rPr>
+          <w:lang w:val="en-US"/>
+        </w:rPr>
+        <w:t xml:space="preserve"> </w:t>
+      </w:r>
+      <w:proofErr w:type="spellStart"/>
+      <w:r>
+        <w:rPr>
+          <w:lang w:val="en-US"/>
+        </w:rPr>
+        <w:t>tới</w:t>
+      </w:r>
+      <w:proofErr w:type="spellEnd"/>
+      <w:r>
+        <w:rPr>
+          <w:lang w:val="en-US"/>
+        </w:rPr>
+        <w:t xml:space="preserve"> </w:t>
+      </w:r>
+      <w:proofErr w:type="spellStart"/>
+      <w:r>
+        <w:rPr>
+          <w:lang w:val="en-US"/>
+        </w:rPr>
+        <w:t>tường</w:t>
+      </w:r>
+      <w:proofErr w:type="spellEnd"/>
+      <w:r>
+        <w:rPr>
+          <w:lang w:val="en-US"/>
+        </w:rPr>
+        <w:t xml:space="preserve">, </w:t>
+      </w:r>
+      <w:proofErr w:type="spellStart"/>
+      <w:r>
+        <w:rPr>
+          <w:lang w:val="en-US"/>
+        </w:rPr>
+        <w:t>quẹo</w:t>
+      </w:r>
+      <w:proofErr w:type="spellEnd"/>
+      <w:r>
+        <w:rPr>
+          <w:lang w:val="en-US"/>
+        </w:rPr>
+        <w:t xml:space="preserve"> </w:t>
+      </w:r>
+      <w:proofErr w:type="spellStart"/>
+      <w:r>
+        <w:rPr>
+          <w:lang w:val="en-US"/>
+        </w:rPr>
+        <w:t>trái</w:t>
+      </w:r>
+      <w:proofErr w:type="spellEnd"/>
+      <w:r>
+        <w:rPr>
+          <w:lang w:val="en-US"/>
+        </w:rPr>
+        <w:t xml:space="preserve"> 1 </w:t>
+      </w:r>
+      <w:proofErr w:type="spellStart"/>
+      <w:r>
+        <w:rPr>
+          <w:lang w:val="en-US"/>
+        </w:rPr>
+        <w:t>tí</w:t>
+      </w:r>
+      <w:proofErr w:type="spellEnd"/>
     </w:p>
     <w:p>
       <w:pPr>
@@ -494,11 +3076,19 @@
           <w:lang w:val="en-US"/>
         </w:rPr>
       </w:pPr>
-      <w:r>
-        <w:rPr>
-          <w:lang w:val="en-US"/>
-        </w:rPr>
-        <w:t xml:space="preserve">Căn </w:t>
+      <w:proofErr w:type="spellStart"/>
+      <w:r>
+        <w:rPr>
+          <w:lang w:val="en-US"/>
+        </w:rPr>
+        <w:t>Căn</w:t>
+      </w:r>
+      <w:proofErr w:type="spellEnd"/>
+      <w:r>
+        <w:rPr>
+          <w:lang w:val="en-US"/>
+        </w:rPr>
+        <w:t xml:space="preserve"> </w:t>
       </w:r>
       <w:r>
         <w:rPr>
@@ -518,12 +3108,42 @@
           <w:lang w:val="en-US"/>
         </w:rPr>
       </w:pPr>
-      <w:r>
-        <w:rPr>
-          <w:lang w:val="en-US"/>
-        </w:rPr>
-        <w:t>Đéo mở sáng</w:t>
-      </w:r>
+      <w:proofErr w:type="spellStart"/>
+      <w:r>
+        <w:rPr>
+          <w:lang w:val="en-US"/>
+        </w:rPr>
+        <w:t>Đéo</w:t>
+      </w:r>
+      <w:proofErr w:type="spellEnd"/>
+      <w:r>
+        <w:rPr>
+          <w:lang w:val="en-US"/>
+        </w:rPr>
+        <w:t xml:space="preserve"> </w:t>
+      </w:r>
+      <w:proofErr w:type="spellStart"/>
+      <w:r>
+        <w:rPr>
+          <w:lang w:val="en-US"/>
+        </w:rPr>
+        <w:t>mở</w:t>
+      </w:r>
+      <w:proofErr w:type="spellEnd"/>
+      <w:r>
+        <w:rPr>
+          <w:lang w:val="en-US"/>
+        </w:rPr>
+        <w:t xml:space="preserve"> </w:t>
+      </w:r>
+      <w:proofErr w:type="spellStart"/>
+      <w:r>
+        <w:rPr>
+          <w:lang w:val="en-US"/>
+        </w:rPr>
+        <w:t>sáng</w:t>
+      </w:r>
+      <w:proofErr w:type="spellEnd"/>
     </w:p>
     <w:p>
       <w:pPr>
@@ -536,12 +3156,70 @@
           <w:lang w:val="en-US"/>
         </w:rPr>
       </w:pPr>
-      <w:r>
-        <w:rPr>
-          <w:lang w:val="en-US"/>
-        </w:rPr>
-        <w:t>Ăn lúc 11 giờ và 18 giờ</w:t>
-      </w:r>
+      <w:proofErr w:type="spellStart"/>
+      <w:r>
+        <w:rPr>
+          <w:lang w:val="en-US"/>
+        </w:rPr>
+        <w:t>Ăn</w:t>
+      </w:r>
+      <w:proofErr w:type="spellEnd"/>
+      <w:r>
+        <w:rPr>
+          <w:lang w:val="en-US"/>
+        </w:rPr>
+        <w:t xml:space="preserve"> </w:t>
+      </w:r>
+      <w:proofErr w:type="spellStart"/>
+      <w:r>
+        <w:rPr>
+          <w:lang w:val="en-US"/>
+        </w:rPr>
+        <w:t>lúc</w:t>
+      </w:r>
+      <w:proofErr w:type="spellEnd"/>
+      <w:r>
+        <w:rPr>
+          <w:lang w:val="en-US"/>
+        </w:rPr>
+        <w:t xml:space="preserve"> 11 </w:t>
+      </w:r>
+      <w:proofErr w:type="spellStart"/>
+      <w:r>
+        <w:rPr>
+          <w:lang w:val="en-US"/>
+        </w:rPr>
+        <w:t>giờ</w:t>
+      </w:r>
+      <w:proofErr w:type="spellEnd"/>
+      <w:r>
+        <w:rPr>
+          <w:lang w:val="en-US"/>
+        </w:rPr>
+        <w:t xml:space="preserve"> </w:t>
+      </w:r>
+      <w:proofErr w:type="spellStart"/>
+      <w:r>
+        <w:rPr>
+          <w:lang w:val="en-US"/>
+        </w:rPr>
+        <w:t>và</w:t>
+      </w:r>
+      <w:proofErr w:type="spellEnd"/>
+      <w:r>
+        <w:rPr>
+          <w:lang w:val="en-US"/>
+        </w:rPr>
+        <w:t xml:space="preserve"> 18 </w:t>
+      </w:r>
+      <w:proofErr w:type="spellStart"/>
+      <w:r>
+        <w:rPr>
+          <w:lang w:val="en-US"/>
+        </w:rPr>
+        <w:t>giờ</w:t>
+      </w:r>
+      <w:proofErr w:type="spellEnd"/>
     </w:p>
     <w:p>
       <w:pPr>
@@ -554,12 +3232,436 @@
           <w:lang w:val="en-US"/>
         </w:rPr>
       </w:pPr>
-      <w:r>
-        <w:rPr>
-          <w:lang w:val="en-US"/>
-        </w:rPr>
-        <w:t>Đéo ăn cá</w:t>
-      </w:r>
+      <w:proofErr w:type="spellStart"/>
+      <w:r>
+        <w:rPr>
+          <w:lang w:val="en-US"/>
+        </w:rPr>
+        <w:t>Đéo</w:t>
+      </w:r>
+      <w:proofErr w:type="spellEnd"/>
+      <w:r>
+        <w:rPr>
+          <w:lang w:val="en-US"/>
+        </w:rPr>
+        <w:t xml:space="preserve"> </w:t>
+      </w:r>
+      <w:proofErr w:type="spellStart"/>
+      <w:r>
+        <w:rPr>
+          <w:lang w:val="en-US"/>
+        </w:rPr>
+        <w:t>ăn</w:t>
+      </w:r>
+      <w:proofErr w:type="spellEnd"/>
+      <w:r>
+        <w:rPr>
+          <w:lang w:val="en-US"/>
+        </w:rPr>
+        <w:t xml:space="preserve"> </w:t>
+      </w:r>
+      <w:proofErr w:type="spellStart"/>
+      <w:r>
+        <w:rPr>
+          <w:lang w:val="en-US"/>
+        </w:rPr>
+        <w:t>cá</w:t>
+      </w:r>
+      <w:proofErr w:type="spellEnd"/>
+    </w:p>
+    <w:p>
+      <w:pPr>
+        <w:pStyle w:val="ListParagraph"/>
+        <w:numPr>
+          <w:ilvl w:val="0"/>
+          <w:numId w:val="7"/>
+        </w:numPr>
+        <w:rPr>
+          <w:lang w:val="en-US"/>
+        </w:rPr>
+      </w:pPr>
+      <w:r>
+        <w:rPr>
+          <w:lang w:val="en-US"/>
+        </w:rPr>
+        <w:t xml:space="preserve">Giao </w:t>
+      </w:r>
+      <w:proofErr w:type="spellStart"/>
+      <w:r>
+        <w:rPr>
+          <w:lang w:val="en-US"/>
+        </w:rPr>
+        <w:t>Hàng</w:t>
+      </w:r>
+      <w:proofErr w:type="spellEnd"/>
+      <w:r>
+        <w:rPr>
+          <w:lang w:val="en-US"/>
+        </w:rPr>
+        <w:t>?</w:t>
+      </w:r>
+    </w:p>
+    <w:p>
+      <w:pPr>
+        <w:pStyle w:val="ListParagraph"/>
+        <w:numPr>
+          <w:ilvl w:val="0"/>
+          <w:numId w:val="8"/>
+        </w:numPr>
+        <w:rPr>
+          <w:lang w:val="en-US"/>
+        </w:rPr>
+      </w:pPr>
+      <w:proofErr w:type="spellStart"/>
+      <w:r>
+        <w:rPr>
+          <w:lang w:val="en-US"/>
+        </w:rPr>
+        <w:t>Đi</w:t>
+      </w:r>
+      <w:proofErr w:type="spellEnd"/>
+      <w:r>
+        <w:rPr>
+          <w:lang w:val="en-US"/>
+        </w:rPr>
+        <w:t xml:space="preserve"> </w:t>
+      </w:r>
+      <w:proofErr w:type="spellStart"/>
+      <w:r>
+        <w:rPr>
+          <w:lang w:val="en-US"/>
+        </w:rPr>
+        <w:t>xe</w:t>
+      </w:r>
+      <w:proofErr w:type="spellEnd"/>
+      <w:r>
+        <w:rPr>
+          <w:lang w:val="en-US"/>
+        </w:rPr>
+        <w:t xml:space="preserve"> </w:t>
+      </w:r>
+      <w:proofErr w:type="spellStart"/>
+      <w:r>
+        <w:rPr>
+          <w:lang w:val="en-US"/>
+        </w:rPr>
+        <w:t>máy</w:t>
+      </w:r>
+      <w:proofErr w:type="spellEnd"/>
+      <w:r>
+        <w:rPr>
+          <w:lang w:val="en-US"/>
+        </w:rPr>
+        <w:t xml:space="preserve"> </w:t>
+      </w:r>
+      <w:proofErr w:type="spellStart"/>
+      <w:r>
+        <w:rPr>
+          <w:lang w:val="en-US"/>
+        </w:rPr>
+        <w:t>ra</w:t>
+      </w:r>
+      <w:proofErr w:type="spellEnd"/>
+      <w:r>
+        <w:rPr>
+          <w:lang w:val="en-US"/>
+        </w:rPr>
+        <w:t xml:space="preserve"> </w:t>
+      </w:r>
+      <w:proofErr w:type="spellStart"/>
+      <w:r>
+        <w:rPr>
+          <w:lang w:val="en-US"/>
+        </w:rPr>
+        <w:t>nhận</w:t>
+      </w:r>
+      <w:proofErr w:type="spellEnd"/>
+      <w:r>
+        <w:rPr>
+          <w:lang w:val="en-US"/>
+        </w:rPr>
+        <w:t xml:space="preserve"> </w:t>
+      </w:r>
+      <w:proofErr w:type="spellStart"/>
+      <w:r>
+        <w:rPr>
+          <w:lang w:val="en-US"/>
+        </w:rPr>
+        <w:t>hàng</w:t>
+      </w:r>
+      <w:proofErr w:type="spellEnd"/>
+    </w:p>
+    <w:p>
+      <w:pPr>
+        <w:pStyle w:val="ListParagraph"/>
+        <w:numPr>
+          <w:ilvl w:val="0"/>
+          <w:numId w:val="7"/>
+        </w:numPr>
+        <w:rPr>
+          <w:lang w:val="en-US"/>
+        </w:rPr>
+      </w:pPr>
+      <w:r>
+        <w:rPr>
+          <w:lang w:val="en-US"/>
+        </w:rPr>
+        <w:t>Trang Phục?</w:t>
+      </w:r>
+    </w:p>
+    <w:p>
+      <w:pPr>
+        <w:pStyle w:val="ListParagraph"/>
+        <w:numPr>
+          <w:ilvl w:val="0"/>
+          <w:numId w:val="8"/>
+        </w:numPr>
+        <w:rPr>
+          <w:lang w:val="en-US"/>
+        </w:rPr>
+      </w:pPr>
+      <w:proofErr w:type="spellStart"/>
+      <w:r>
+        <w:rPr>
+          <w:lang w:val="en-US"/>
+        </w:rPr>
+        <w:t>Đi</w:t>
+      </w:r>
+      <w:proofErr w:type="spellEnd"/>
+      <w:r>
+        <w:rPr>
+          <w:lang w:val="en-US"/>
+        </w:rPr>
+        <w:t xml:space="preserve"> </w:t>
+      </w:r>
+      <w:proofErr w:type="spellStart"/>
+      <w:r>
+        <w:rPr>
+          <w:lang w:val="en-US"/>
+        </w:rPr>
+        <w:t>giày</w:t>
+      </w:r>
+      <w:proofErr w:type="spellEnd"/>
+      <w:r>
+        <w:rPr>
+          <w:lang w:val="en-US"/>
+        </w:rPr>
+        <w:t xml:space="preserve"> </w:t>
+      </w:r>
+      <w:proofErr w:type="spellStart"/>
+      <w:r>
+        <w:rPr>
+          <w:lang w:val="en-US"/>
+        </w:rPr>
+        <w:t>phải</w:t>
+      </w:r>
+      <w:proofErr w:type="spellEnd"/>
+      <w:r>
+        <w:rPr>
+          <w:lang w:val="en-US"/>
+        </w:rPr>
+        <w:t xml:space="preserve"> </w:t>
+      </w:r>
+      <w:proofErr w:type="spellStart"/>
+      <w:r>
+        <w:rPr>
+          <w:lang w:val="en-US"/>
+        </w:rPr>
+        <w:t>đeo</w:t>
+      </w:r>
+      <w:proofErr w:type="spellEnd"/>
+      <w:r>
+        <w:rPr>
+          <w:lang w:val="en-US"/>
+        </w:rPr>
+        <w:t xml:space="preserve"> </w:t>
+      </w:r>
+      <w:proofErr w:type="spellStart"/>
+      <w:r>
+        <w:rPr>
+          <w:lang w:val="en-US"/>
+        </w:rPr>
+        <w:t>dớ</w:t>
+      </w:r>
+      <w:proofErr w:type="spellEnd"/>
+    </w:p>
+    <w:p>
+      <w:pPr>
+        <w:pStyle w:val="ListParagraph"/>
+        <w:numPr>
+          <w:ilvl w:val="0"/>
+          <w:numId w:val="7"/>
+        </w:numPr>
+        <w:rPr>
+          <w:lang w:val="en-US"/>
+        </w:rPr>
+      </w:pPr>
+      <w:r>
+        <w:rPr>
+          <w:lang w:val="en-US"/>
+        </w:rPr>
+        <w:t xml:space="preserve">Mang </w:t>
+      </w:r>
+      <w:proofErr w:type="spellStart"/>
+      <w:r>
+        <w:rPr>
+          <w:lang w:val="en-US"/>
+        </w:rPr>
+        <w:t>Nhiều</w:t>
+      </w:r>
+      <w:proofErr w:type="spellEnd"/>
+      <w:r>
+        <w:rPr>
+          <w:lang w:val="en-US"/>
+        </w:rPr>
+        <w:t xml:space="preserve"> </w:t>
+      </w:r>
+      <w:proofErr w:type="spellStart"/>
+      <w:r>
+        <w:rPr>
+          <w:lang w:val="en-US"/>
+        </w:rPr>
+        <w:t>Đồ</w:t>
+      </w:r>
+      <w:proofErr w:type="spellEnd"/>
+      <w:r>
+        <w:rPr>
+          <w:lang w:val="en-US"/>
+        </w:rPr>
+        <w:t>?</w:t>
+      </w:r>
+    </w:p>
+    <w:p>
+      <w:pPr>
+        <w:pStyle w:val="ListParagraph"/>
+        <w:numPr>
+          <w:ilvl w:val="0"/>
+          <w:numId w:val="8"/>
+        </w:numPr>
+        <w:rPr>
+          <w:lang w:val="en-US"/>
+        </w:rPr>
+      </w:pPr>
+      <w:proofErr w:type="spellStart"/>
+      <w:r>
+        <w:rPr>
+          <w:lang w:val="en-US"/>
+        </w:rPr>
+        <w:t>Kẹp</w:t>
+      </w:r>
+      <w:proofErr w:type="spellEnd"/>
+      <w:r>
+        <w:rPr>
+          <w:lang w:val="en-US"/>
+        </w:rPr>
+        <w:t xml:space="preserve"> </w:t>
+      </w:r>
+      <w:proofErr w:type="spellStart"/>
+      <w:r>
+        <w:rPr>
+          <w:lang w:val="en-US"/>
+        </w:rPr>
+        <w:t>vào</w:t>
+      </w:r>
+      <w:proofErr w:type="spellEnd"/>
+      <w:r>
+        <w:rPr>
+          <w:lang w:val="en-US"/>
+        </w:rPr>
+        <w:t xml:space="preserve"> </w:t>
+      </w:r>
+      <w:proofErr w:type="spellStart"/>
+      <w:r>
+        <w:rPr>
+          <w:lang w:val="en-US"/>
+        </w:rPr>
+        <w:t>áo</w:t>
+      </w:r>
+      <w:proofErr w:type="spellEnd"/>
+      <w:r>
+        <w:rPr>
+          <w:lang w:val="en-US"/>
+        </w:rPr>
+        <w:t xml:space="preserve"> </w:t>
+      </w:r>
+      <w:proofErr w:type="spellStart"/>
+      <w:r>
+        <w:rPr>
+          <w:lang w:val="en-US"/>
+        </w:rPr>
+        <w:t>mưa</w:t>
+      </w:r>
+      <w:proofErr w:type="spellEnd"/>
+      <w:r>
+        <w:rPr>
+          <w:lang w:val="en-US"/>
+        </w:rPr>
+        <w:t xml:space="preserve">, </w:t>
+      </w:r>
+      <w:proofErr w:type="spellStart"/>
+      <w:r>
+        <w:rPr>
+          <w:lang w:val="en-US"/>
+        </w:rPr>
+        <w:t>đựng</w:t>
+      </w:r>
+      <w:proofErr w:type="spellEnd"/>
+      <w:r>
+        <w:rPr>
+          <w:lang w:val="en-US"/>
+        </w:rPr>
+        <w:t xml:space="preserve"> </w:t>
+      </w:r>
+      <w:proofErr w:type="spellStart"/>
+      <w:r>
+        <w:rPr>
+          <w:lang w:val="en-US"/>
+        </w:rPr>
+        <w:t>trong</w:t>
+      </w:r>
+      <w:proofErr w:type="spellEnd"/>
+      <w:r>
+        <w:rPr>
+          <w:lang w:val="en-US"/>
+        </w:rPr>
+        <w:t xml:space="preserve"> </w:t>
+      </w:r>
+      <w:proofErr w:type="spellStart"/>
+      <w:r>
+        <w:rPr>
+          <w:lang w:val="en-US"/>
+        </w:rPr>
+        <w:t>mũ</w:t>
+      </w:r>
+      <w:proofErr w:type="spellEnd"/>
+      <w:r>
+        <w:rPr>
+          <w:lang w:val="en-US"/>
+        </w:rPr>
+        <w:t xml:space="preserve"> </w:t>
+      </w:r>
+      <w:proofErr w:type="spellStart"/>
+      <w:r>
+        <w:rPr>
+          <w:lang w:val="en-US"/>
+        </w:rPr>
+        <w:t>bảo</w:t>
+      </w:r>
+      <w:proofErr w:type="spellEnd"/>
+      <w:r>
+        <w:rPr>
+          <w:lang w:val="en-US"/>
+        </w:rPr>
+        <w:t xml:space="preserve"> </w:t>
+      </w:r>
+      <w:proofErr w:type="spellStart"/>
+      <w:r>
+        <w:rPr>
+          <w:lang w:val="en-US"/>
+        </w:rPr>
+        <w:t>hiểm</w:t>
+      </w:r>
+      <w:proofErr w:type="spellEnd"/>
     </w:p>
     <w:p>
       <w:pPr>
@@ -596,7 +3698,105 @@
         <w:rPr>
           <w:lang w:val="en-US"/>
         </w:rPr>
-        <w:t>Khi Không Biết Làm Gì Chỉ Biết Đứng Yên?</w:t>
+        <w:t xml:space="preserve">Khi </w:t>
+      </w:r>
+      <w:proofErr w:type="spellStart"/>
+      <w:r>
+        <w:rPr>
+          <w:lang w:val="en-US"/>
+        </w:rPr>
+        <w:t>Không</w:t>
+      </w:r>
+      <w:proofErr w:type="spellEnd"/>
+      <w:r>
+        <w:rPr>
+          <w:lang w:val="en-US"/>
+        </w:rPr>
+        <w:t xml:space="preserve"> </w:t>
+      </w:r>
+      <w:proofErr w:type="spellStart"/>
+      <w:r>
+        <w:rPr>
+          <w:lang w:val="en-US"/>
+        </w:rPr>
+        <w:t>Biết</w:t>
+      </w:r>
+      <w:proofErr w:type="spellEnd"/>
+      <w:r>
+        <w:rPr>
+          <w:lang w:val="en-US"/>
+        </w:rPr>
+        <w:t xml:space="preserve"> </w:t>
+      </w:r>
+      <w:proofErr w:type="spellStart"/>
+      <w:r>
+        <w:rPr>
+          <w:lang w:val="en-US"/>
+        </w:rPr>
+        <w:t>Làm</w:t>
+      </w:r>
+      <w:proofErr w:type="spellEnd"/>
+      <w:r>
+        <w:rPr>
+          <w:lang w:val="en-US"/>
+        </w:rPr>
+        <w:t xml:space="preserve"> </w:t>
+      </w:r>
+      <w:proofErr w:type="spellStart"/>
+      <w:r>
+        <w:rPr>
+          <w:lang w:val="en-US"/>
+        </w:rPr>
+        <w:t>Gì</w:t>
+      </w:r>
+      <w:proofErr w:type="spellEnd"/>
+      <w:r>
+        <w:rPr>
+          <w:lang w:val="en-US"/>
+        </w:rPr>
+        <w:t xml:space="preserve"> </w:t>
+      </w:r>
+      <w:proofErr w:type="spellStart"/>
+      <w:r>
+        <w:rPr>
+          <w:lang w:val="en-US"/>
+        </w:rPr>
+        <w:t>Chỉ</w:t>
+      </w:r>
+      <w:proofErr w:type="spellEnd"/>
+      <w:r>
+        <w:rPr>
+          <w:lang w:val="en-US"/>
+        </w:rPr>
+        <w:t xml:space="preserve"> </w:t>
+      </w:r>
+      <w:proofErr w:type="spellStart"/>
+      <w:r>
+        <w:rPr>
+          <w:lang w:val="en-US"/>
+        </w:rPr>
+        <w:t>Biết</w:t>
+      </w:r>
+      <w:proofErr w:type="spellEnd"/>
+      <w:r>
+        <w:rPr>
+          <w:lang w:val="en-US"/>
+        </w:rPr>
+        <w:t xml:space="preserve"> </w:t>
+      </w:r>
+      <w:proofErr w:type="spellStart"/>
+      <w:r>
+        <w:rPr>
+          <w:lang w:val="en-US"/>
+        </w:rPr>
+        <w:t>Đứng</w:t>
+      </w:r>
+      <w:proofErr w:type="spellEnd"/>
+      <w:r>
+        <w:rPr>
+          <w:lang w:val="en-US"/>
+        </w:rPr>
+        <w:t xml:space="preserve"> Yên?</w:t>
       </w:r>
     </w:p>
     <w:p>
@@ -610,12 +3810,84 @@
           <w:lang w:val="en-US"/>
         </w:rPr>
       </w:pPr>
-      <w:r>
-        <w:rPr>
-          <w:lang w:val="en-US"/>
-        </w:rPr>
-        <w:t>Hít thật sau rồi thở dài</w:t>
-      </w:r>
+      <w:proofErr w:type="spellStart"/>
+      <w:r>
+        <w:rPr>
+          <w:lang w:val="en-US"/>
+        </w:rPr>
+        <w:t>Hít</w:t>
+      </w:r>
+      <w:proofErr w:type="spellEnd"/>
+      <w:r>
+        <w:rPr>
+          <w:lang w:val="en-US"/>
+        </w:rPr>
+        <w:t xml:space="preserve"> </w:t>
+      </w:r>
+      <w:proofErr w:type="spellStart"/>
+      <w:r>
+        <w:rPr>
+          <w:lang w:val="en-US"/>
+        </w:rPr>
+        <w:t>thật</w:t>
+      </w:r>
+      <w:proofErr w:type="spellEnd"/>
+      <w:r>
+        <w:rPr>
+          <w:lang w:val="en-US"/>
+        </w:rPr>
+        <w:t xml:space="preserve"> </w:t>
+      </w:r>
+      <w:proofErr w:type="spellStart"/>
+      <w:r>
+        <w:rPr>
+          <w:lang w:val="en-US"/>
+        </w:rPr>
+        <w:t>sau</w:t>
+      </w:r>
+      <w:proofErr w:type="spellEnd"/>
+      <w:r>
+        <w:rPr>
+          <w:lang w:val="en-US"/>
+        </w:rPr>
+        <w:t xml:space="preserve"> </w:t>
+      </w:r>
+      <w:proofErr w:type="spellStart"/>
+      <w:r>
+        <w:rPr>
+          <w:lang w:val="en-US"/>
+        </w:rPr>
+        <w:t>rồi</w:t>
+      </w:r>
+      <w:proofErr w:type="spellEnd"/>
+      <w:r>
+        <w:rPr>
+          <w:lang w:val="en-US"/>
+        </w:rPr>
+        <w:t xml:space="preserve"> </w:t>
+      </w:r>
+      <w:proofErr w:type="spellStart"/>
+      <w:r>
+        <w:rPr>
+          <w:lang w:val="en-US"/>
+        </w:rPr>
+        <w:t>thở</w:t>
+      </w:r>
+      <w:proofErr w:type="spellEnd"/>
+      <w:r>
+        <w:rPr>
+          <w:lang w:val="en-US"/>
+        </w:rPr>
+        <w:t xml:space="preserve"> </w:t>
+      </w:r>
+      <w:proofErr w:type="spellStart"/>
+      <w:r>
+        <w:rPr>
+          <w:lang w:val="en-US"/>
+        </w:rPr>
+        <w:t>dài</w:t>
+      </w:r>
+      <w:proofErr w:type="spellEnd"/>
     </w:p>
     <w:p>
       <w:pPr>
@@ -628,18 +3900,70 @@
           <w:lang w:val="en-US"/>
         </w:rPr>
       </w:pPr>
-      <w:r>
-        <w:rPr>
-          <w:lang w:val="en-US"/>
-        </w:rPr>
-        <w:t xml:space="preserve">Cách Làm Quen </w:t>
-      </w:r>
-      <w:r>
-        <w:rPr>
-          <w:lang w:val="en-US"/>
-        </w:rPr>
-        <w:t>Nhóm Người Lạ</w:t>
-      </w:r>
+      <w:proofErr w:type="spellStart"/>
+      <w:r>
+        <w:rPr>
+          <w:lang w:val="en-US"/>
+        </w:rPr>
+        <w:t>Cách</w:t>
+      </w:r>
+      <w:proofErr w:type="spellEnd"/>
+      <w:r>
+        <w:rPr>
+          <w:lang w:val="en-US"/>
+        </w:rPr>
+        <w:t xml:space="preserve"> </w:t>
+      </w:r>
+      <w:proofErr w:type="spellStart"/>
+      <w:r>
+        <w:rPr>
+          <w:lang w:val="en-US"/>
+        </w:rPr>
+        <w:t>Làm</w:t>
+      </w:r>
+      <w:proofErr w:type="spellEnd"/>
+      <w:r>
+        <w:rPr>
+          <w:lang w:val="en-US"/>
+        </w:rPr>
+        <w:t xml:space="preserve"> Quen </w:t>
+      </w:r>
+      <w:proofErr w:type="spellStart"/>
+      <w:r>
+        <w:rPr>
+          <w:lang w:val="en-US"/>
+        </w:rPr>
+        <w:t>Nhóm</w:t>
+      </w:r>
+      <w:proofErr w:type="spellEnd"/>
+      <w:r>
+        <w:rPr>
+          <w:lang w:val="en-US"/>
+        </w:rPr>
+        <w:t xml:space="preserve"> </w:t>
+      </w:r>
+      <w:proofErr w:type="spellStart"/>
+      <w:r>
+        <w:rPr>
+          <w:lang w:val="en-US"/>
+        </w:rPr>
+        <w:t>Người</w:t>
+      </w:r>
+      <w:proofErr w:type="spellEnd"/>
+      <w:r>
+        <w:rPr>
+          <w:lang w:val="en-US"/>
+        </w:rPr>
+        <w:t xml:space="preserve"> </w:t>
+      </w:r>
+      <w:proofErr w:type="spellStart"/>
+      <w:r>
+        <w:rPr>
+          <w:lang w:val="en-US"/>
+        </w:rPr>
+        <w:t>Lạ</w:t>
+      </w:r>
+      <w:proofErr w:type="spellEnd"/>
       <w:r>
         <w:rPr>
           <w:lang w:val="en-US"/>
@@ -662,7 +3986,106 @@
         <w:rPr>
           <w:lang w:val="en-US"/>
         </w:rPr>
-        <w:t>“Chào, tôi là Nguyễn Văn Đức, và tôi là 1 thằng Nerd”</w:t>
+        <w:lastRenderedPageBreak/>
+        <w:t>“</w:t>
+      </w:r>
+      <w:proofErr w:type="spellStart"/>
+      <w:r>
+        <w:rPr>
+          <w:lang w:val="en-US"/>
+        </w:rPr>
+        <w:t>Chào</w:t>
+      </w:r>
+      <w:proofErr w:type="spellEnd"/>
+      <w:r>
+        <w:rPr>
+          <w:lang w:val="en-US"/>
+        </w:rPr>
+        <w:t xml:space="preserve">, </w:t>
+      </w:r>
+      <w:proofErr w:type="spellStart"/>
+      <w:r>
+        <w:rPr>
+          <w:lang w:val="en-US"/>
+        </w:rPr>
+        <w:t>tôi</w:t>
+      </w:r>
+      <w:proofErr w:type="spellEnd"/>
+      <w:r>
+        <w:rPr>
+          <w:lang w:val="en-US"/>
+        </w:rPr>
+        <w:t xml:space="preserve"> </w:t>
+      </w:r>
+      <w:proofErr w:type="spellStart"/>
+      <w:r>
+        <w:rPr>
+          <w:lang w:val="en-US"/>
+        </w:rPr>
+        <w:t>là</w:t>
+      </w:r>
+      <w:proofErr w:type="spellEnd"/>
+      <w:r>
+        <w:rPr>
+          <w:lang w:val="en-US"/>
+        </w:rPr>
+        <w:t xml:space="preserve"> Nguyễn Văn Đức, </w:t>
+      </w:r>
+      <w:proofErr w:type="spellStart"/>
+      <w:r>
+        <w:rPr>
+          <w:lang w:val="en-US"/>
+        </w:rPr>
+        <w:t>và</w:t>
+      </w:r>
+      <w:proofErr w:type="spellEnd"/>
+      <w:r>
+        <w:rPr>
+          <w:lang w:val="en-US"/>
+        </w:rPr>
+        <w:t xml:space="preserve"> </w:t>
+      </w:r>
+      <w:proofErr w:type="spellStart"/>
+      <w:r>
+        <w:rPr>
+          <w:lang w:val="en-US"/>
+        </w:rPr>
+        <w:t>tôi</w:t>
+      </w:r>
+      <w:proofErr w:type="spellEnd"/>
+      <w:r>
+        <w:rPr>
+          <w:lang w:val="en-US"/>
+        </w:rPr>
+        <w:t xml:space="preserve"> </w:t>
+      </w:r>
+      <w:proofErr w:type="spellStart"/>
+      <w:r>
+        <w:rPr>
+          <w:lang w:val="en-US"/>
+        </w:rPr>
+        <w:t>là</w:t>
+      </w:r>
+      <w:proofErr w:type="spellEnd"/>
+      <w:r>
+        <w:rPr>
+          <w:lang w:val="en-US"/>
+        </w:rPr>
+        <w:t xml:space="preserve"> 1 </w:t>
+      </w:r>
+      <w:proofErr w:type="spellStart"/>
+      <w:r>
+        <w:rPr>
+          <w:lang w:val="en-US"/>
+        </w:rPr>
+        <w:t>thằng</w:t>
+      </w:r>
+      <w:proofErr w:type="spellEnd"/>
+      <w:r>
+        <w:rPr>
+          <w:lang w:val="en-US"/>
+        </w:rPr>
+        <w:t xml:space="preserve"> Nerd”</w:t>
       </w:r>
     </w:p>
     <w:p>
@@ -696,11 +4119,61 @@
           <w:lang w:val="en-US"/>
         </w:rPr>
       </w:pPr>
-      <w:r>
-        <w:rPr>
-          <w:lang w:val="en-US"/>
-        </w:rPr>
-        <w:t>Đầu Lắc Khi Hồi Hộp?</w:t>
+      <w:proofErr w:type="spellStart"/>
+      <w:r>
+        <w:rPr>
+          <w:lang w:val="en-US"/>
+        </w:rPr>
+        <w:t>Đầu</w:t>
+      </w:r>
+      <w:proofErr w:type="spellEnd"/>
+      <w:r>
+        <w:rPr>
+          <w:lang w:val="en-US"/>
+        </w:rPr>
+        <w:t xml:space="preserve"> </w:t>
+      </w:r>
+      <w:proofErr w:type="spellStart"/>
+      <w:r>
+        <w:rPr>
+          <w:lang w:val="en-US"/>
+        </w:rPr>
+        <w:t>Lắc</w:t>
+      </w:r>
+      <w:proofErr w:type="spellEnd"/>
+      <w:r>
+        <w:rPr>
+          <w:lang w:val="en-US"/>
+        </w:rPr>
+        <w:t xml:space="preserve"> Khi </w:t>
+      </w:r>
+      <w:proofErr w:type="spellStart"/>
+      <w:r>
+        <w:rPr>
+          <w:lang w:val="en-US"/>
+        </w:rPr>
+        <w:t>Hồi</w:t>
+      </w:r>
+      <w:proofErr w:type="spellEnd"/>
+      <w:r>
+        <w:rPr>
+          <w:lang w:val="en-US"/>
+        </w:rPr>
+        <w:t xml:space="preserve"> </w:t>
+      </w:r>
+      <w:proofErr w:type="spellStart"/>
+      <w:r>
+        <w:rPr>
+          <w:lang w:val="en-US"/>
+        </w:rPr>
+        <w:t>Hộp</w:t>
+      </w:r>
+      <w:proofErr w:type="spellEnd"/>
+      <w:r>
+        <w:rPr>
+          <w:lang w:val="en-US"/>
+        </w:rPr>
+        <w:t>?</w:t>
       </w:r>
     </w:p>
     <w:p>
@@ -714,13 +4187,98 @@
           <w:lang w:val="en-US"/>
         </w:rPr>
       </w:pPr>
-      <w:r>
-        <w:rPr>
-          <w:lang w:val="en-US"/>
-        </w:rPr>
-        <w:lastRenderedPageBreak/>
-        <w:t>Hít thở dài, quay đầu ra xung quanh</w:t>
-      </w:r>
+      <w:proofErr w:type="spellStart"/>
+      <w:r>
+        <w:rPr>
+          <w:lang w:val="en-US"/>
+        </w:rPr>
+        <w:t>Hít</w:t>
+      </w:r>
+      <w:proofErr w:type="spellEnd"/>
+      <w:r>
+        <w:rPr>
+          <w:lang w:val="en-US"/>
+        </w:rPr>
+        <w:t xml:space="preserve"> </w:t>
+      </w:r>
+      <w:proofErr w:type="spellStart"/>
+      <w:r>
+        <w:rPr>
+          <w:lang w:val="en-US"/>
+        </w:rPr>
+        <w:t>thở</w:t>
+      </w:r>
+      <w:proofErr w:type="spellEnd"/>
+      <w:r>
+        <w:rPr>
+          <w:lang w:val="en-US"/>
+        </w:rPr>
+        <w:t xml:space="preserve"> </w:t>
+      </w:r>
+      <w:proofErr w:type="spellStart"/>
+      <w:r>
+        <w:rPr>
+          <w:lang w:val="en-US"/>
+        </w:rPr>
+        <w:t>dài</w:t>
+      </w:r>
+      <w:proofErr w:type="spellEnd"/>
+      <w:r>
+        <w:rPr>
+          <w:lang w:val="en-US"/>
+        </w:rPr>
+        <w:t xml:space="preserve">, quay </w:t>
+      </w:r>
+      <w:proofErr w:type="spellStart"/>
+      <w:r>
+        <w:rPr>
+          <w:lang w:val="en-US"/>
+        </w:rPr>
+        <w:t>đầu</w:t>
+      </w:r>
+      <w:proofErr w:type="spellEnd"/>
+      <w:r>
+        <w:rPr>
+          <w:lang w:val="en-US"/>
+        </w:rPr>
+        <w:t xml:space="preserve"> </w:t>
+      </w:r>
+      <w:proofErr w:type="spellStart"/>
+      <w:r>
+        <w:rPr>
+          <w:lang w:val="en-US"/>
+        </w:rPr>
+        <w:t>ra</w:t>
+      </w:r>
+      <w:proofErr w:type="spellEnd"/>
+      <w:r>
+        <w:rPr>
+          <w:lang w:val="en-US"/>
+        </w:rPr>
+        <w:t xml:space="preserve"> </w:t>
+      </w:r>
+      <w:proofErr w:type="spellStart"/>
+      <w:r>
+        <w:rPr>
+          <w:lang w:val="en-US"/>
+        </w:rPr>
+        <w:t>xung</w:t>
+      </w:r>
+      <w:proofErr w:type="spellEnd"/>
+      <w:r>
+        <w:rPr>
+          <w:lang w:val="en-US"/>
+        </w:rPr>
+        <w:t xml:space="preserve"> </w:t>
+      </w:r>
+      <w:proofErr w:type="spellStart"/>
+      <w:r>
+        <w:rPr>
+          <w:lang w:val="en-US"/>
+        </w:rPr>
+        <w:t>quanh</w:t>
+      </w:r>
+      <w:proofErr w:type="spellEnd"/>
     </w:p>
     <w:p>
       <w:pPr>
@@ -753,11 +4311,89 @@
           <w:lang w:val="en-US"/>
         </w:rPr>
       </w:pPr>
-      <w:r>
-        <w:rPr>
-          <w:lang w:val="en-US"/>
-        </w:rPr>
-        <w:t>Để Dễ Ngủ Và Chữa Lõm?</w:t>
+      <w:proofErr w:type="spellStart"/>
+      <w:r>
+        <w:rPr>
+          <w:lang w:val="en-US"/>
+        </w:rPr>
+        <w:t>Để</w:t>
+      </w:r>
+      <w:proofErr w:type="spellEnd"/>
+      <w:r>
+        <w:rPr>
+          <w:lang w:val="en-US"/>
+        </w:rPr>
+        <w:t xml:space="preserve"> </w:t>
+      </w:r>
+      <w:proofErr w:type="spellStart"/>
+      <w:r>
+        <w:rPr>
+          <w:lang w:val="en-US"/>
+        </w:rPr>
+        <w:t>Dễ</w:t>
+      </w:r>
+      <w:proofErr w:type="spellEnd"/>
+      <w:r>
+        <w:rPr>
+          <w:lang w:val="en-US"/>
+        </w:rPr>
+        <w:t xml:space="preserve"> </w:t>
+      </w:r>
+      <w:proofErr w:type="spellStart"/>
+      <w:r>
+        <w:rPr>
+          <w:lang w:val="en-US"/>
+        </w:rPr>
+        <w:t>Ngủ</w:t>
+      </w:r>
+      <w:proofErr w:type="spellEnd"/>
+      <w:r>
+        <w:rPr>
+          <w:lang w:val="en-US"/>
+        </w:rPr>
+        <w:t xml:space="preserve"> </w:t>
+      </w:r>
+      <w:proofErr w:type="spellStart"/>
+      <w:r>
+        <w:rPr>
+          <w:lang w:val="en-US"/>
+        </w:rPr>
+        <w:t>Và</w:t>
+      </w:r>
+      <w:proofErr w:type="spellEnd"/>
+      <w:r>
+        <w:rPr>
+          <w:lang w:val="en-US"/>
+        </w:rPr>
+        <w:t xml:space="preserve"> </w:t>
+      </w:r>
+      <w:proofErr w:type="spellStart"/>
+      <w:r>
+        <w:rPr>
+          <w:lang w:val="en-US"/>
+        </w:rPr>
+        <w:t>Chữa</w:t>
+      </w:r>
+      <w:proofErr w:type="spellEnd"/>
+      <w:r>
+        <w:rPr>
+          <w:lang w:val="en-US"/>
+        </w:rPr>
+        <w:t xml:space="preserve"> </w:t>
+      </w:r>
+      <w:proofErr w:type="spellStart"/>
+      <w:r>
+        <w:rPr>
+          <w:lang w:val="en-US"/>
+        </w:rPr>
+        <w:t>Lõm</w:t>
+      </w:r>
+      <w:proofErr w:type="spellEnd"/>
+      <w:r>
+        <w:rPr>
+          <w:lang w:val="en-US"/>
+        </w:rPr>
+        <w:t>?</w:t>
       </w:r>
     </w:p>
     <w:p>
@@ -771,12 +4407,154 @@
           <w:lang w:val="en-US"/>
         </w:rPr>
       </w:pPr>
-      <w:r>
-        <w:rPr>
-          <w:lang w:val="en-US"/>
-        </w:rPr>
-        <w:t>Nằm úp, để gối giữa bụng, kê đầu cho đỡ nghiêng</w:t>
-      </w:r>
+      <w:proofErr w:type="spellStart"/>
+      <w:r>
+        <w:rPr>
+          <w:lang w:val="en-US"/>
+        </w:rPr>
+        <w:t>Nằm</w:t>
+      </w:r>
+      <w:proofErr w:type="spellEnd"/>
+      <w:r>
+        <w:rPr>
+          <w:lang w:val="en-US"/>
+        </w:rPr>
+        <w:t xml:space="preserve"> </w:t>
+      </w:r>
+      <w:proofErr w:type="spellStart"/>
+      <w:r>
+        <w:rPr>
+          <w:lang w:val="en-US"/>
+        </w:rPr>
+        <w:t>úp</w:t>
+      </w:r>
+      <w:proofErr w:type="spellEnd"/>
+      <w:r>
+        <w:rPr>
+          <w:lang w:val="en-US"/>
+        </w:rPr>
+        <w:t xml:space="preserve">, </w:t>
+      </w:r>
+      <w:proofErr w:type="spellStart"/>
+      <w:r>
+        <w:rPr>
+          <w:lang w:val="en-US"/>
+        </w:rPr>
+        <w:t>để</w:t>
+      </w:r>
+      <w:proofErr w:type="spellEnd"/>
+      <w:r>
+        <w:rPr>
+          <w:lang w:val="en-US"/>
+        </w:rPr>
+        <w:t xml:space="preserve"> </w:t>
+      </w:r>
+      <w:proofErr w:type="spellStart"/>
+      <w:r>
+        <w:rPr>
+          <w:lang w:val="en-US"/>
+        </w:rPr>
+        <w:t>gối</w:t>
+      </w:r>
+      <w:proofErr w:type="spellEnd"/>
+      <w:r>
+        <w:rPr>
+          <w:lang w:val="en-US"/>
+        </w:rPr>
+        <w:t xml:space="preserve"> </w:t>
+      </w:r>
+      <w:proofErr w:type="spellStart"/>
+      <w:r>
+        <w:rPr>
+          <w:lang w:val="en-US"/>
+        </w:rPr>
+        <w:t>giữa</w:t>
+      </w:r>
+      <w:proofErr w:type="spellEnd"/>
+      <w:r>
+        <w:rPr>
+          <w:lang w:val="en-US"/>
+        </w:rPr>
+        <w:t xml:space="preserve"> </w:t>
+      </w:r>
+      <w:proofErr w:type="spellStart"/>
+      <w:r>
+        <w:rPr>
+          <w:lang w:val="en-US"/>
+        </w:rPr>
+        <w:t>bụng</w:t>
+      </w:r>
+      <w:proofErr w:type="spellEnd"/>
+      <w:r>
+        <w:rPr>
+          <w:lang w:val="en-US"/>
+        </w:rPr>
+        <w:t xml:space="preserve">, </w:t>
+      </w:r>
+      <w:proofErr w:type="spellStart"/>
+      <w:r>
+        <w:rPr>
+          <w:lang w:val="en-US"/>
+        </w:rPr>
+        <w:t>kê</w:t>
+      </w:r>
+      <w:proofErr w:type="spellEnd"/>
+      <w:r>
+        <w:rPr>
+          <w:lang w:val="en-US"/>
+        </w:rPr>
+        <w:t xml:space="preserve"> </w:t>
+      </w:r>
+      <w:proofErr w:type="spellStart"/>
+      <w:r>
+        <w:rPr>
+          <w:lang w:val="en-US"/>
+        </w:rPr>
+        <w:t>đầu</w:t>
+      </w:r>
+      <w:proofErr w:type="spellEnd"/>
+      <w:r>
+        <w:rPr>
+          <w:lang w:val="en-US"/>
+        </w:rPr>
+        <w:t xml:space="preserve"> </w:t>
+      </w:r>
+      <w:proofErr w:type="spellStart"/>
+      <w:r>
+        <w:rPr>
+          <w:lang w:val="en-US"/>
+        </w:rPr>
+        <w:t>cho</w:t>
+      </w:r>
+      <w:proofErr w:type="spellEnd"/>
+      <w:r>
+        <w:rPr>
+          <w:lang w:val="en-US"/>
+        </w:rPr>
+        <w:t xml:space="preserve"> </w:t>
+      </w:r>
+      <w:proofErr w:type="spellStart"/>
+      <w:r>
+        <w:rPr>
+          <w:lang w:val="en-US"/>
+        </w:rPr>
+        <w:t>đỡ</w:t>
+      </w:r>
+      <w:proofErr w:type="spellEnd"/>
+      <w:r>
+        <w:rPr>
+          <w:lang w:val="en-US"/>
+        </w:rPr>
+        <w:t xml:space="preserve"> </w:t>
+      </w:r>
+      <w:proofErr w:type="spellStart"/>
+      <w:r>
+        <w:rPr>
+          <w:lang w:val="en-US"/>
+        </w:rPr>
+        <w:t>nghiêng</w:t>
+      </w:r>
+      <w:proofErr w:type="spellEnd"/>
     </w:p>
     <w:p>
       <w:pPr>

--- a/experience.docx
+++ b/experience.docx
@@ -722,13 +722,47 @@
     </w:p>
     <w:p>
       <w:pPr>
-        <w:rPr>
-          <w:lang w:val="en-US"/>
-        </w:rPr>
-      </w:pPr>
-    </w:p>
-    <w:p>
-      <w:pPr>
+        <w:pStyle w:val="ListParagraph"/>
+        <w:numPr>
+          <w:ilvl w:val="0"/>
+          <w:numId w:val="7"/>
+        </w:numPr>
+        <w:rPr>
+          <w:lang w:val="en-US"/>
+        </w:rPr>
+      </w:pPr>
+      <w:r>
+        <w:rPr>
+          <w:lang w:val="en-US"/>
+        </w:rPr>
+        <w:t>Bồn Cầu?</w:t>
+      </w:r>
+    </w:p>
+    <w:p>
+      <w:pPr>
+        <w:pStyle w:val="ListParagraph"/>
+        <w:numPr>
+          <w:ilvl w:val="0"/>
+          <w:numId w:val="8"/>
+        </w:numPr>
+        <w:rPr>
+          <w:lang w:val="en-US"/>
+        </w:rPr>
+      </w:pPr>
+      <w:r>
+        <w:rPr>
+          <w:lang w:val="en-US"/>
+        </w:rPr>
+        <w:t>Nếu thấy nó xả liên tục thì lập tức gỡ nắp + đậy cái nắp nhỏ dưới đáy két lại</w:t>
+      </w:r>
+    </w:p>
+    <w:p>
+      <w:pPr>
+        <w:pStyle w:val="ListParagraph"/>
+        <w:numPr>
+          <w:ilvl w:val="0"/>
+          <w:numId w:val="8"/>
+        </w:numPr>
         <w:rPr>
           <w:lang w:val="en-US"/>
         </w:rPr>
@@ -738,6 +772,26 @@
           <w:lang w:val="en-US"/>
         </w:rPr>
         <w:lastRenderedPageBreak/>
+        <w:t>Cơ chế là có cái vòi tạo nước bên trong két, nếu nước trong két đạt đến mức nào đó nó sẽ ngưng xả, nếu cái nắp bên trong đéo đậy, nước sẽ thoát ra chỗ cứt liên tục làm mực nước trong két không dâng cao, và làm cái vòi không ngưng xả</w:t>
+      </w:r>
+    </w:p>
+    <w:p>
+      <w:pPr>
+        <w:rPr>
+          <w:lang w:val="en-US"/>
+        </w:rPr>
+      </w:pPr>
+    </w:p>
+    <w:p>
+      <w:pPr>
+        <w:rPr>
+          <w:lang w:val="en-US"/>
+        </w:rPr>
+      </w:pPr>
+      <w:r>
+        <w:rPr>
+          <w:lang w:val="en-US"/>
+        </w:rPr>
         <w:t>Social Awkward:</w:t>
       </w:r>
     </w:p>

--- a/experience.docx
+++ b/experience.docx
@@ -581,6 +581,24 @@
         <w:pStyle w:val="ListParagraph"/>
         <w:numPr>
           <w:ilvl w:val="0"/>
+          <w:numId w:val="8"/>
+        </w:numPr>
+        <w:rPr>
+          <w:lang w:val="en-US"/>
+        </w:rPr>
+      </w:pPr>
+      <w:r>
+        <w:rPr>
+          <w:lang w:val="en-US"/>
+        </w:rPr>
+        <w:t>Đéo uống nước ngọt vì sẽ ỉa chảy</w:t>
+      </w:r>
+    </w:p>
+    <w:p>
+      <w:pPr>
+        <w:pStyle w:val="ListParagraph"/>
+        <w:numPr>
+          <w:ilvl w:val="0"/>
           <w:numId w:val="7"/>
         </w:numPr>
         <w:rPr>
@@ -753,6 +771,7 @@
         <w:rPr>
           <w:lang w:val="en-US"/>
         </w:rPr>
+        <w:lastRenderedPageBreak/>
         <w:t>Nếu thấy nó xả liên tục thì lập tức gỡ nắp + đậy cái nắp nhỏ dưới đáy két lại</w:t>
       </w:r>
     </w:p>
@@ -771,7 +790,6 @@
         <w:rPr>
           <w:lang w:val="en-US"/>
         </w:rPr>
-        <w:lastRenderedPageBreak/>
         <w:t>Cơ chế là có cái vòi tạo nước bên trong két, nếu nước trong két đạt đến mức nào đó nó sẽ ngưng xả, nếu cái nắp bên trong đéo đậy, nước sẽ thoát ra chỗ cứt liên tục làm mực nước trong két không dâng cao, và làm cái vòi không ngưng xả</w:t>
       </w:r>
     </w:p>

--- a/experience.docx
+++ b/experience.docx
@@ -599,6 +599,42 @@
         <w:pStyle w:val="ListParagraph"/>
         <w:numPr>
           <w:ilvl w:val="0"/>
+          <w:numId w:val="8"/>
+        </w:numPr>
+        <w:rPr>
+          <w:lang w:val="en-US"/>
+        </w:rPr>
+      </w:pPr>
+      <w:r>
+        <w:rPr>
+          <w:lang w:val="en-US"/>
+        </w:rPr>
+        <w:t xml:space="preserve">Muốn ăn cháo, đi thẳng ra cổng + quẹo trái đi thẳng cho tới khi gặp vật cản + có quán cháo trước mặt + </w:t>
+      </w:r>
+      <w:r>
+        <w:rPr>
+          <w:lang w:val="en-US"/>
+        </w:rPr>
+        <w:t xml:space="preserve">“Cho 1 bịch cháo </w:t>
+      </w:r>
+      <w:r>
+        <w:rPr>
+          <w:lang w:val="en-US"/>
+        </w:rPr>
+        <w:t>&lt;Vịt Hoặc Gà&gt;</w:t>
+      </w:r>
+      <w:r>
+        <w:rPr>
+          <w:lang w:val="en-US"/>
+        </w:rPr>
+        <w:t xml:space="preserve"> mang về” + trả 20 nghìn</w:t>
+      </w:r>
+    </w:p>
+    <w:p>
+      <w:pPr>
+        <w:pStyle w:val="ListParagraph"/>
+        <w:numPr>
+          <w:ilvl w:val="0"/>
           <w:numId w:val="7"/>
         </w:numPr>
         <w:rPr>
@@ -609,6 +645,84 @@
         <w:rPr>
           <w:lang w:val="en-US"/>
         </w:rPr>
+        <w:t xml:space="preserve">Tạp </w:t>
+      </w:r>
+      <w:r>
+        <w:rPr>
+          <w:lang w:val="en-US"/>
+        </w:rPr>
+        <w:t xml:space="preserve">Hóa </w:t>
+      </w:r>
+      <w:r>
+        <w:rPr>
+          <w:lang w:val="en-US"/>
+        </w:rPr>
+        <w:t>D2</w:t>
+      </w:r>
+      <w:r>
+        <w:rPr>
+          <w:lang w:val="en-US"/>
+        </w:rPr>
+        <w:t>?</w:t>
+      </w:r>
+    </w:p>
+    <w:p>
+      <w:pPr>
+        <w:pStyle w:val="ListParagraph"/>
+        <w:numPr>
+          <w:ilvl w:val="0"/>
+          <w:numId w:val="8"/>
+        </w:numPr>
+        <w:rPr>
+          <w:lang w:val="en-US"/>
+        </w:rPr>
+      </w:pPr>
+      <w:r>
+        <w:rPr>
+          <w:lang w:val="en-US"/>
+        </w:rPr>
+        <w:t>Đi ra chỗ đỗ xe máy của D2, đi vào 1 lát rồi quẹo trái có chỗ bán tạp hóa</w:t>
+      </w:r>
+    </w:p>
+    <w:p>
+      <w:pPr>
+        <w:pStyle w:val="ListParagraph"/>
+        <w:numPr>
+          <w:ilvl w:val="0"/>
+          <w:numId w:val="8"/>
+        </w:numPr>
+        <w:rPr>
+          <w:lang w:val="en-US"/>
+        </w:rPr>
+      </w:pPr>
+      <w:r>
+        <w:rPr>
+          <w:lang w:val="en-US"/>
+        </w:rPr>
+        <w:t>Bán bát, thìa</w:t>
+      </w:r>
+      <w:r>
+        <w:rPr>
+          <w:lang w:val="en-US"/>
+        </w:rPr>
+        <w:t>, bút, giấy, …</w:t>
+      </w:r>
+    </w:p>
+    <w:p>
+      <w:pPr>
+        <w:pStyle w:val="ListParagraph"/>
+        <w:numPr>
+          <w:ilvl w:val="0"/>
+          <w:numId w:val="7"/>
+        </w:numPr>
+        <w:rPr>
+          <w:lang w:val="en-US"/>
+        </w:rPr>
+      </w:pPr>
+      <w:r>
+        <w:rPr>
+          <w:lang w:val="en-US"/>
+        </w:rPr>
         <w:t>Giao Hàng?</w:t>
       </w:r>
     </w:p>
@@ -635,6 +749,42 @@
         <w:pStyle w:val="ListParagraph"/>
         <w:numPr>
           <w:ilvl w:val="0"/>
+          <w:numId w:val="8"/>
+        </w:numPr>
+        <w:rPr>
+          <w:lang w:val="en-US"/>
+        </w:rPr>
+      </w:pPr>
+      <w:r>
+        <w:rPr>
+          <w:lang w:val="en-US"/>
+        </w:rPr>
+        <w:t>Thanh toán luôn qua Shopee Pay</w:t>
+      </w:r>
+    </w:p>
+    <w:p>
+      <w:pPr>
+        <w:pStyle w:val="ListParagraph"/>
+        <w:numPr>
+          <w:ilvl w:val="0"/>
+          <w:numId w:val="8"/>
+        </w:numPr>
+        <w:rPr>
+          <w:lang w:val="en-US"/>
+        </w:rPr>
+      </w:pPr>
+      <w:r>
+        <w:rPr>
+          <w:lang w:val="en-US"/>
+        </w:rPr>
+        <w:t>“Anh ơi, của em là &lt;3 Số Cuối Số Điện Thoại Thằng Shipper Gọi Đến&gt;”</w:t>
+      </w:r>
+    </w:p>
+    <w:p>
+      <w:pPr>
+        <w:pStyle w:val="ListParagraph"/>
+        <w:numPr>
+          <w:ilvl w:val="0"/>
           <w:numId w:val="7"/>
         </w:numPr>
         <w:rPr>
@@ -681,6 +831,7 @@
         <w:rPr>
           <w:lang w:val="en-US"/>
         </w:rPr>
+        <w:lastRenderedPageBreak/>
         <w:t>Mang Nhiều Đồ?</w:t>
       </w:r>
     </w:p>
@@ -771,7 +922,6 @@
         <w:rPr>
           <w:lang w:val="en-US"/>
         </w:rPr>
-        <w:lastRenderedPageBreak/>
         <w:t>Nếu thấy nó xả liên tục thì lập tức gỡ nắp + đậy cái nắp nhỏ dưới đáy két lại</w:t>
       </w:r>
     </w:p>
@@ -791,6 +941,102 @@
           <w:lang w:val="en-US"/>
         </w:rPr>
         <w:t>Cơ chế là có cái vòi tạo nước bên trong két, nếu nước trong két đạt đến mức nào đó nó sẽ ngưng xả, nếu cái nắp bên trong đéo đậy, nước sẽ thoát ra chỗ cứt liên tục làm mực nước trong két không dâng cao, và làm cái vòi không ngưng xả</w:t>
+      </w:r>
+    </w:p>
+    <w:p>
+      <w:pPr>
+        <w:pStyle w:val="ListParagraph"/>
+        <w:numPr>
+          <w:ilvl w:val="0"/>
+          <w:numId w:val="7"/>
+        </w:numPr>
+        <w:rPr>
+          <w:lang w:val="en-US"/>
+        </w:rPr>
+      </w:pPr>
+      <w:r>
+        <w:rPr>
+          <w:lang w:val="en-US"/>
+        </w:rPr>
+        <w:t xml:space="preserve">Những </w:t>
+      </w:r>
+      <w:r>
+        <w:rPr>
+          <w:lang w:val="en-US"/>
+        </w:rPr>
+        <w:t>Thứ Bắt Buộc Mang Bên Mình?</w:t>
+      </w:r>
+    </w:p>
+    <w:p>
+      <w:pPr>
+        <w:pStyle w:val="ListParagraph"/>
+        <w:numPr>
+          <w:ilvl w:val="0"/>
+          <w:numId w:val="8"/>
+        </w:numPr>
+        <w:rPr>
+          <w:lang w:val="en-US"/>
+        </w:rPr>
+      </w:pPr>
+      <w:r>
+        <w:rPr>
+          <w:lang w:val="en-US"/>
+        </w:rPr>
+        <w:t>Dù, nước, tràng phục linh</w:t>
+      </w:r>
+    </w:p>
+    <w:p>
+      <w:pPr>
+        <w:pStyle w:val="ListParagraph"/>
+        <w:numPr>
+          <w:ilvl w:val="0"/>
+          <w:numId w:val="7"/>
+        </w:numPr>
+        <w:rPr>
+          <w:lang w:val="en-US"/>
+        </w:rPr>
+      </w:pPr>
+      <w:r>
+        <w:rPr>
+          <w:lang w:val="en-US"/>
+        </w:rPr>
+        <w:t>Mua Thuốc?</w:t>
+      </w:r>
+    </w:p>
+    <w:p>
+      <w:pPr>
+        <w:pStyle w:val="ListParagraph"/>
+        <w:numPr>
+          <w:ilvl w:val="0"/>
+          <w:numId w:val="8"/>
+        </w:numPr>
+        <w:rPr>
+          <w:lang w:val="en-US"/>
+        </w:rPr>
+      </w:pPr>
+      <w:r>
+        <w:rPr>
+          <w:lang w:val="en-US"/>
+        </w:rPr>
+        <w:t>Đi thẳng ra cổng chính + quẹo trái đi thẳng cho tới khi gặp vật cản + quẹo trái đi thẳng 1 lát có tiệm thuốc tây</w:t>
+      </w:r>
+    </w:p>
+    <w:p>
+      <w:pPr>
+        <w:pStyle w:val="ListParagraph"/>
+        <w:numPr>
+          <w:ilvl w:val="0"/>
+          <w:numId w:val="8"/>
+        </w:numPr>
+        <w:rPr>
+          <w:lang w:val="en-US"/>
+        </w:rPr>
+      </w:pPr>
+      <w:r>
+        <w:rPr>
+          <w:lang w:val="en-US"/>
+        </w:rPr>
+        <w:t>“Bán cho em mấy cái men tiêu hóa”</w:t>
       </w:r>
     </w:p>
     <w:p>

--- a/experience.docx
+++ b/experience.docx
@@ -573,6 +573,24 @@
         <w:rPr>
           <w:lang w:val="en-US"/>
         </w:rPr>
+        <w:t>Vé gồm cơm, bún bò, hủ tíu</w:t>
+      </w:r>
+    </w:p>
+    <w:p>
+      <w:pPr>
+        <w:pStyle w:val="ListParagraph"/>
+        <w:numPr>
+          <w:ilvl w:val="0"/>
+          <w:numId w:val="8"/>
+        </w:numPr>
+        <w:rPr>
+          <w:lang w:val="en-US"/>
+        </w:rPr>
+      </w:pPr>
+      <w:r>
+        <w:rPr>
+          <w:lang w:val="en-US"/>
+        </w:rPr>
         <w:t>Đéo ăn cá</w:t>
       </w:r>
     </w:p>
@@ -591,7 +609,19 @@
         <w:rPr>
           <w:lang w:val="en-US"/>
         </w:rPr>
-        <w:t>Đéo uống nước ngọt vì sẽ ỉa chảy</w:t>
+        <w:t>Đéo uống nước ngọt</w:t>
+      </w:r>
+      <w:r>
+        <w:rPr>
+          <w:lang w:val="en-US"/>
+        </w:rPr>
+        <w:t xml:space="preserve"> và ăn dưa chua</w:t>
+      </w:r>
+      <w:r>
+        <w:rPr>
+          <w:lang w:val="en-US"/>
+        </w:rPr>
+        <w:t xml:space="preserve"> vì sẽ ỉa chảy</w:t>
       </w:r>
     </w:p>
     <w:p>
@@ -813,6 +843,7 @@
         <w:rPr>
           <w:lang w:val="en-US"/>
         </w:rPr>
+        <w:lastRenderedPageBreak/>
         <w:t>Đi giày phải đeo dớ</w:t>
       </w:r>
     </w:p>
@@ -831,7 +862,6 @@
         <w:rPr>
           <w:lang w:val="en-US"/>
         </w:rPr>
-        <w:lastRenderedPageBreak/>
         <w:t>Mang Nhiều Đồ?</w:t>
       </w:r>
     </w:p>
@@ -1037,6 +1067,42 @@
           <w:lang w:val="en-US"/>
         </w:rPr>
         <w:t>“Bán cho em mấy cái men tiêu hóa”</w:t>
+      </w:r>
+    </w:p>
+    <w:p>
+      <w:pPr>
+        <w:pStyle w:val="ListParagraph"/>
+        <w:numPr>
+          <w:ilvl w:val="0"/>
+          <w:numId w:val="7"/>
+        </w:numPr>
+        <w:rPr>
+          <w:lang w:val="en-US"/>
+        </w:rPr>
+      </w:pPr>
+      <w:r>
+        <w:rPr>
+          <w:lang w:val="en-US"/>
+        </w:rPr>
+        <w:t>Ngủ?</w:t>
+      </w:r>
+    </w:p>
+    <w:p>
+      <w:pPr>
+        <w:pStyle w:val="ListParagraph"/>
+        <w:numPr>
+          <w:ilvl w:val="0"/>
+          <w:numId w:val="8"/>
+        </w:numPr>
+        <w:rPr>
+          <w:lang w:val="en-US"/>
+        </w:rPr>
+      </w:pPr>
+      <w:r>
+        <w:rPr>
+          <w:lang w:val="en-US"/>
+        </w:rPr>
+        <w:t>Đặt chăn làm nệm, đặt gối tựa vai cho đỡ nhức</w:t>
       </w:r>
     </w:p>
     <w:p>

--- a/experience.docx
+++ b/experience.docx
@@ -591,6 +591,24 @@
         <w:rPr>
           <w:lang w:val="en-US"/>
         </w:rPr>
+        <w:t>Ăn bún, hủ tíu vẫn phải đứng xếp hàng ở chỗ cơm</w:t>
+      </w:r>
+    </w:p>
+    <w:p>
+      <w:pPr>
+        <w:pStyle w:val="ListParagraph"/>
+        <w:numPr>
+          <w:ilvl w:val="0"/>
+          <w:numId w:val="8"/>
+        </w:numPr>
+        <w:rPr>
+          <w:lang w:val="en-US"/>
+        </w:rPr>
+      </w:pPr>
+      <w:r>
+        <w:rPr>
+          <w:lang w:val="en-US"/>
+        </w:rPr>
         <w:t>Đéo ăn cá</w:t>
       </w:r>
     </w:p>
@@ -665,6 +683,24 @@
         <w:pStyle w:val="ListParagraph"/>
         <w:numPr>
           <w:ilvl w:val="0"/>
+          <w:numId w:val="8"/>
+        </w:numPr>
+        <w:rPr>
+          <w:lang w:val="en-US"/>
+        </w:rPr>
+      </w:pPr>
+      <w:r>
+        <w:rPr>
+          <w:lang w:val="en-US"/>
+        </w:rPr>
+        <w:t>Muốn ăn bánh mì, đi thẳng ra cổng + quẹo phải tới khi gặp vật cản + quẹo trái đi thẳng 1 lát sẽ có 1 xe bánh mì + “Cho 1 cái bánh mì &lt;Thịt Hoặc Trứng&gt;” + nhận bánh mì và hộp trà + trả 15 nghìn + treo vào vặn ga bên phải</w:t>
+      </w:r>
+    </w:p>
+    <w:p>
+      <w:pPr>
+        <w:pStyle w:val="ListParagraph"/>
+        <w:numPr>
+          <w:ilvl w:val="0"/>
           <w:numId w:val="7"/>
         </w:numPr>
         <w:rPr>
@@ -771,6 +807,7 @@
         <w:rPr>
           <w:lang w:val="en-US"/>
         </w:rPr>
+        <w:lastRenderedPageBreak/>
         <w:t>Đi xe máy ra nhận hàng</w:t>
       </w:r>
     </w:p>
@@ -843,501 +880,537 @@
         <w:rPr>
           <w:lang w:val="en-US"/>
         </w:rPr>
+        <w:t>Đi giày phải đeo dớ</w:t>
+      </w:r>
+    </w:p>
+    <w:p>
+      <w:pPr>
+        <w:pStyle w:val="ListParagraph"/>
+        <w:numPr>
+          <w:ilvl w:val="0"/>
+          <w:numId w:val="7"/>
+        </w:numPr>
+        <w:rPr>
+          <w:lang w:val="en-US"/>
+        </w:rPr>
+      </w:pPr>
+      <w:r>
+        <w:rPr>
+          <w:lang w:val="en-US"/>
+        </w:rPr>
+        <w:t>Mang Nhiều Đồ?</w:t>
+      </w:r>
+    </w:p>
+    <w:p>
+      <w:pPr>
+        <w:pStyle w:val="ListParagraph"/>
+        <w:numPr>
+          <w:ilvl w:val="0"/>
+          <w:numId w:val="8"/>
+        </w:numPr>
+        <w:rPr>
+          <w:lang w:val="en-US"/>
+        </w:rPr>
+      </w:pPr>
+      <w:r>
+        <w:rPr>
+          <w:lang w:val="en-US"/>
+        </w:rPr>
+        <w:t>Kẹp vào áo mưa, đựng trong mũ bảo hiểm</w:t>
+      </w:r>
+    </w:p>
+    <w:p>
+      <w:pPr>
+        <w:pStyle w:val="ListParagraph"/>
+        <w:numPr>
+          <w:ilvl w:val="0"/>
+          <w:numId w:val="7"/>
+        </w:numPr>
+      </w:pPr>
+      <w:r>
+        <w:t>Bưu Điện?</w:t>
+      </w:r>
+    </w:p>
+    <w:p>
+      <w:pPr>
+        <w:pStyle w:val="ListParagraph"/>
+        <w:numPr>
+          <w:ilvl w:val="0"/>
+          <w:numId w:val="8"/>
+        </w:numPr>
+      </w:pPr>
+      <w:r>
+        <w:t>Tòa D4</w:t>
+      </w:r>
+    </w:p>
+    <w:p>
+      <w:pPr>
+        <w:pStyle w:val="ListParagraph"/>
+        <w:numPr>
+          <w:ilvl w:val="0"/>
+          <w:numId w:val="8"/>
+        </w:numPr>
+      </w:pPr>
+      <w:r>
+        <w:t>Vô trong lấy 1 phong bì bên trái + nhét giấy vô + đóng lại + viết thông tin vào mặt sau, không cần Postal Code + đưa cho chị + đóng 20 nghìn</w:t>
+      </w:r>
+    </w:p>
+    <w:p>
+      <w:pPr>
+        <w:pStyle w:val="ListParagraph"/>
+        <w:numPr>
+          <w:ilvl w:val="0"/>
+          <w:numId w:val="7"/>
+        </w:numPr>
+        <w:rPr>
+          <w:lang w:val="en-US"/>
+        </w:rPr>
+      </w:pPr>
+      <w:r>
+        <w:rPr>
+          <w:lang w:val="en-US"/>
+        </w:rPr>
+        <w:t>Bồn Cầu?</w:t>
+      </w:r>
+    </w:p>
+    <w:p>
+      <w:pPr>
+        <w:pStyle w:val="ListParagraph"/>
+        <w:numPr>
+          <w:ilvl w:val="0"/>
+          <w:numId w:val="8"/>
+        </w:numPr>
+        <w:rPr>
+          <w:lang w:val="en-US"/>
+        </w:rPr>
+      </w:pPr>
+      <w:r>
+        <w:rPr>
+          <w:lang w:val="en-US"/>
+        </w:rPr>
+        <w:t>Nếu thấy nó xả liên tục thì lập tức gỡ nắp + đậy cái nắp nhỏ dưới đáy két lại</w:t>
+      </w:r>
+    </w:p>
+    <w:p>
+      <w:pPr>
+        <w:pStyle w:val="ListParagraph"/>
+        <w:numPr>
+          <w:ilvl w:val="0"/>
+          <w:numId w:val="8"/>
+        </w:numPr>
+        <w:rPr>
+          <w:lang w:val="en-US"/>
+        </w:rPr>
+      </w:pPr>
+      <w:r>
+        <w:rPr>
+          <w:lang w:val="en-US"/>
+        </w:rPr>
+        <w:t>Cơ chế là có cái vòi tạo nước bên trong két, nếu nước trong két đạt đến mức nào đó nó sẽ ngưng xả, nếu cái nắp bên trong đéo đậy, nước sẽ thoát ra chỗ cứt liên tục làm mực nước trong két không dâng cao, và làm cái vòi không ngưng xả</w:t>
+      </w:r>
+    </w:p>
+    <w:p>
+      <w:pPr>
+        <w:pStyle w:val="ListParagraph"/>
+        <w:numPr>
+          <w:ilvl w:val="0"/>
+          <w:numId w:val="8"/>
+        </w:numPr>
+        <w:rPr>
+          <w:lang w:val="en-US"/>
+        </w:rPr>
+      </w:pPr>
+      <w:r>
+        <w:rPr>
+          <w:lang w:val="en-US"/>
+        </w:rPr>
+        <w:t>Nếu thấy nó nhỏ giọt thì tinh chỉnh cái nắp dưới đáy két</w:t>
+      </w:r>
+    </w:p>
+    <w:p>
+      <w:pPr>
+        <w:pStyle w:val="ListParagraph"/>
+        <w:numPr>
+          <w:ilvl w:val="0"/>
+          <w:numId w:val="8"/>
+        </w:numPr>
+        <w:rPr>
+          <w:lang w:val="en-US"/>
+        </w:rPr>
+      </w:pPr>
+      <w:r>
+        <w:rPr>
+          <w:lang w:val="en-US"/>
+        </w:rPr>
+        <w:t>Nếu không muốn tốn nước bồn cầu thì xuống nhà vệ sinh tầng trệt đái</w:t>
+      </w:r>
+    </w:p>
+    <w:p>
+      <w:pPr>
+        <w:pStyle w:val="ListParagraph"/>
+        <w:numPr>
+          <w:ilvl w:val="0"/>
+          <w:numId w:val="7"/>
+        </w:numPr>
+        <w:rPr>
+          <w:lang w:val="en-US"/>
+        </w:rPr>
+      </w:pPr>
+      <w:r>
+        <w:rPr>
+          <w:lang w:val="en-US"/>
+        </w:rPr>
+        <w:t xml:space="preserve">Những </w:t>
+      </w:r>
+      <w:r>
+        <w:rPr>
+          <w:lang w:val="en-US"/>
+        </w:rPr>
+        <w:t>Thứ Bắt Buộc Mang Bên Mình?</w:t>
+      </w:r>
+    </w:p>
+    <w:p>
+      <w:pPr>
+        <w:pStyle w:val="ListParagraph"/>
+        <w:numPr>
+          <w:ilvl w:val="0"/>
+          <w:numId w:val="8"/>
+        </w:numPr>
+        <w:rPr>
+          <w:lang w:val="en-US"/>
+        </w:rPr>
+      </w:pPr>
+      <w:r>
+        <w:rPr>
+          <w:lang w:val="en-US"/>
+        </w:rPr>
+        <w:t>Dù, nước, tràng phục linh</w:t>
+      </w:r>
+    </w:p>
+    <w:p>
+      <w:pPr>
+        <w:pStyle w:val="ListParagraph"/>
+        <w:numPr>
+          <w:ilvl w:val="0"/>
+          <w:numId w:val="7"/>
+        </w:numPr>
+        <w:rPr>
+          <w:lang w:val="en-US"/>
+        </w:rPr>
+      </w:pPr>
+      <w:r>
+        <w:rPr>
+          <w:lang w:val="en-US"/>
+        </w:rPr>
+        <w:t>Mua Thuốc?</w:t>
+      </w:r>
+    </w:p>
+    <w:p>
+      <w:pPr>
+        <w:pStyle w:val="ListParagraph"/>
+        <w:numPr>
+          <w:ilvl w:val="0"/>
+          <w:numId w:val="8"/>
+        </w:numPr>
+        <w:rPr>
+          <w:lang w:val="en-US"/>
+        </w:rPr>
+      </w:pPr>
+      <w:r>
+        <w:rPr>
+          <w:lang w:val="en-US"/>
+        </w:rPr>
+        <w:t>Đi thẳng ra cổng chính + quẹo trái đi thẳng cho tới khi gặp vật cản + quẹo trái đi thẳng 1 lát có tiệm thuốc tây</w:t>
+      </w:r>
+    </w:p>
+    <w:p>
+      <w:pPr>
+        <w:pStyle w:val="ListParagraph"/>
+        <w:numPr>
+          <w:ilvl w:val="0"/>
+          <w:numId w:val="8"/>
+        </w:numPr>
+        <w:rPr>
+          <w:lang w:val="en-US"/>
+        </w:rPr>
+      </w:pPr>
+      <w:r>
+        <w:rPr>
+          <w:lang w:val="en-US"/>
+        </w:rPr>
+        <w:t>“Bán cho em mấy cái men tiêu hóa”</w:t>
+      </w:r>
+    </w:p>
+    <w:p>
+      <w:pPr>
+        <w:pStyle w:val="ListParagraph"/>
+        <w:numPr>
+          <w:ilvl w:val="0"/>
+          <w:numId w:val="7"/>
+        </w:numPr>
+        <w:rPr>
+          <w:lang w:val="en-US"/>
+        </w:rPr>
+      </w:pPr>
+      <w:r>
+        <w:rPr>
+          <w:lang w:val="en-US"/>
+        </w:rPr>
+        <w:t>Ngủ?</w:t>
+      </w:r>
+    </w:p>
+    <w:p>
+      <w:pPr>
+        <w:pStyle w:val="ListParagraph"/>
+        <w:numPr>
+          <w:ilvl w:val="0"/>
+          <w:numId w:val="8"/>
+        </w:numPr>
+        <w:rPr>
+          <w:lang w:val="en-US"/>
+        </w:rPr>
+      </w:pPr>
+      <w:r>
+        <w:rPr>
+          <w:lang w:val="en-US"/>
+        </w:rPr>
+        <w:t>Đặt chăn làm nệm, đặt gối tựa vai cho đỡ nhức</w:t>
+      </w:r>
+    </w:p>
+    <w:p>
+      <w:pPr>
+        <w:rPr>
+          <w:lang w:val="en-US"/>
+        </w:rPr>
+      </w:pPr>
+    </w:p>
+    <w:p>
+      <w:pPr>
+        <w:rPr>
+          <w:lang w:val="en-US"/>
+        </w:rPr>
+      </w:pPr>
+      <w:r>
+        <w:rPr>
+          <w:lang w:val="en-US"/>
+        </w:rPr>
+        <w:t>Social Awkward:</w:t>
+      </w:r>
+    </w:p>
+    <w:p>
+      <w:pPr>
+        <w:pStyle w:val="ListParagraph"/>
+        <w:numPr>
+          <w:ilvl w:val="0"/>
+          <w:numId w:val="1"/>
+        </w:numPr>
+        <w:rPr>
+          <w:lang w:val="en-US"/>
+        </w:rPr>
+      </w:pPr>
+      <w:r>
+        <w:rPr>
+          <w:lang w:val="en-US"/>
+        </w:rPr>
+        <w:t>Khi Không Biết Làm Gì Chỉ Biết Đứng Yên?</w:t>
+      </w:r>
+    </w:p>
+    <w:p>
+      <w:pPr>
+        <w:pStyle w:val="ListParagraph"/>
+        <w:numPr>
+          <w:ilvl w:val="0"/>
+          <w:numId w:val="2"/>
+        </w:numPr>
+        <w:rPr>
+          <w:lang w:val="en-US"/>
+        </w:rPr>
+      </w:pPr>
+      <w:r>
+        <w:rPr>
+          <w:lang w:val="en-US"/>
+        </w:rPr>
+        <w:t>Hít thật sau rồi thở dài</w:t>
+      </w:r>
+    </w:p>
+    <w:p>
+      <w:pPr>
+        <w:pStyle w:val="ListParagraph"/>
+        <w:numPr>
+          <w:ilvl w:val="0"/>
+          <w:numId w:val="1"/>
+        </w:numPr>
+        <w:rPr>
+          <w:lang w:val="en-US"/>
+        </w:rPr>
+      </w:pPr>
+      <w:r>
+        <w:rPr>
+          <w:lang w:val="en-US"/>
+        </w:rPr>
+        <w:t xml:space="preserve">Cách Làm Quen </w:t>
+      </w:r>
+      <w:r>
+        <w:rPr>
+          <w:lang w:val="en-US"/>
+        </w:rPr>
+        <w:t>Nhóm Người Lạ</w:t>
+      </w:r>
+      <w:r>
+        <w:rPr>
+          <w:lang w:val="en-US"/>
+        </w:rPr>
+        <w:t>?</w:t>
+      </w:r>
+    </w:p>
+    <w:p>
+      <w:pPr>
+        <w:pStyle w:val="ListParagraph"/>
+        <w:numPr>
+          <w:ilvl w:val="0"/>
+          <w:numId w:val="2"/>
+        </w:numPr>
+        <w:rPr>
+          <w:lang w:val="en-US"/>
+        </w:rPr>
+      </w:pPr>
+      <w:r>
+        <w:rPr>
+          <w:lang w:val="en-US"/>
+        </w:rPr>
+        <w:t>“Chào, tôi là Nguyễn Văn Đức, và tôi là 1 thằng Nerd”</w:t>
+      </w:r>
+    </w:p>
+    <w:p>
+      <w:pPr>
+        <w:rPr>
+          <w:lang w:val="en-US"/>
+        </w:rPr>
+      </w:pPr>
+    </w:p>
+    <w:p>
+      <w:pPr>
+        <w:rPr>
+          <w:lang w:val="en-US"/>
+        </w:rPr>
+      </w:pPr>
+      <w:r>
+        <w:rPr>
+          <w:lang w:val="en-US"/>
+        </w:rPr>
+        <w:t>Social Anxiety:</w:t>
+      </w:r>
+    </w:p>
+    <w:p>
+      <w:pPr>
+        <w:pStyle w:val="ListParagraph"/>
+        <w:numPr>
+          <w:ilvl w:val="0"/>
+          <w:numId w:val="3"/>
+        </w:numPr>
+        <w:rPr>
+          <w:lang w:val="en-US"/>
+        </w:rPr>
+      </w:pPr>
+      <w:r>
+        <w:rPr>
+          <w:lang w:val="en-US"/>
+        </w:rPr>
+        <w:t>Đầu Lắc Khi Hồi Hộp?</w:t>
+      </w:r>
+    </w:p>
+    <w:p>
+      <w:pPr>
+        <w:pStyle w:val="ListParagraph"/>
+        <w:numPr>
+          <w:ilvl w:val="0"/>
+          <w:numId w:val="2"/>
+        </w:numPr>
+        <w:rPr>
+          <w:lang w:val="en-US"/>
+        </w:rPr>
+      </w:pPr>
+      <w:r>
+        <w:rPr>
+          <w:lang w:val="en-US"/>
+        </w:rPr>
+        <w:t>Hít thở dài, quay đầu ra xung quanh</w:t>
+      </w:r>
+    </w:p>
+    <w:p>
+      <w:pPr>
+        <w:rPr>
+          <w:lang w:val="en-US"/>
+        </w:rPr>
+      </w:pPr>
+    </w:p>
+    <w:p>
+      <w:pPr>
+        <w:rPr>
+          <w:lang w:val="en-US"/>
+        </w:rPr>
+      </w:pPr>
+      <w:r>
+        <w:rPr>
+          <w:lang w:val="en-US"/>
+        </w:rPr>
+        <w:t>Body:</w:t>
+      </w:r>
+    </w:p>
+    <w:p>
+      <w:pPr>
+        <w:pStyle w:val="ListParagraph"/>
+        <w:numPr>
+          <w:ilvl w:val="0"/>
+          <w:numId w:val="5"/>
+        </w:numPr>
+        <w:rPr>
+          <w:lang w:val="en-US"/>
+        </w:rPr>
+      </w:pPr>
+      <w:r>
+        <w:rPr>
+          <w:lang w:val="en-US"/>
+        </w:rPr>
+        <w:t>Để Dễ Ngủ Và Chữa Lõm?</w:t>
+      </w:r>
+    </w:p>
+    <w:p>
+      <w:pPr>
+        <w:pStyle w:val="ListParagraph"/>
+        <w:numPr>
+          <w:ilvl w:val="0"/>
+          <w:numId w:val="2"/>
+        </w:numPr>
+        <w:rPr>
+          <w:lang w:val="en-US"/>
+        </w:rPr>
+      </w:pPr>
+      <w:r>
+        <w:rPr>
+          <w:lang w:val="en-US"/>
+        </w:rPr>
+        <w:t>Nằm úp, để gối giữa bụng, kê đầu cho đỡ nghiêng</w:t>
+      </w:r>
+    </w:p>
+    <w:p>
+      <w:pPr>
+        <w:rPr>
+          <w:lang w:val="en-US"/>
+        </w:rPr>
+      </w:pPr>
+    </w:p>
+    <w:p>
+      <w:pPr>
+        <w:rPr>
+          <w:lang w:val="en-US"/>
+        </w:rPr>
+      </w:pPr>
+      <w:r>
+        <w:rPr>
+          <w:lang w:val="en-US"/>
+        </w:rPr>
         <w:lastRenderedPageBreak/>
-        <w:t>Đi giày phải đeo dớ</w:t>
-      </w:r>
-    </w:p>
-    <w:p>
-      <w:pPr>
-        <w:pStyle w:val="ListParagraph"/>
-        <w:numPr>
-          <w:ilvl w:val="0"/>
-          <w:numId w:val="7"/>
-        </w:numPr>
-        <w:rPr>
-          <w:lang w:val="en-US"/>
-        </w:rPr>
-      </w:pPr>
-      <w:r>
-        <w:rPr>
-          <w:lang w:val="en-US"/>
-        </w:rPr>
-        <w:t>Mang Nhiều Đồ?</w:t>
-      </w:r>
-    </w:p>
-    <w:p>
-      <w:pPr>
-        <w:pStyle w:val="ListParagraph"/>
-        <w:numPr>
-          <w:ilvl w:val="0"/>
-          <w:numId w:val="8"/>
-        </w:numPr>
-        <w:rPr>
-          <w:lang w:val="en-US"/>
-        </w:rPr>
-      </w:pPr>
-      <w:r>
-        <w:rPr>
-          <w:lang w:val="en-US"/>
-        </w:rPr>
-        <w:t>Kẹp vào áo mưa, đựng trong mũ bảo hiểm</w:t>
-      </w:r>
-    </w:p>
-    <w:p>
-      <w:pPr>
-        <w:pStyle w:val="ListParagraph"/>
-        <w:numPr>
-          <w:ilvl w:val="0"/>
-          <w:numId w:val="7"/>
-        </w:numPr>
-      </w:pPr>
-      <w:r>
-        <w:t>Bưu Điện?</w:t>
-      </w:r>
-    </w:p>
-    <w:p>
-      <w:pPr>
-        <w:pStyle w:val="ListParagraph"/>
-        <w:numPr>
-          <w:ilvl w:val="0"/>
-          <w:numId w:val="8"/>
-        </w:numPr>
-      </w:pPr>
-      <w:r>
-        <w:t>Tòa D4</w:t>
-      </w:r>
-    </w:p>
-    <w:p>
-      <w:pPr>
-        <w:pStyle w:val="ListParagraph"/>
-        <w:numPr>
-          <w:ilvl w:val="0"/>
-          <w:numId w:val="8"/>
-        </w:numPr>
-      </w:pPr>
-      <w:r>
-        <w:t>Vô trong lấy 1 phong bì bên trái + nhét giấy vô + đóng lại + viết thông tin vào mặt sau, không cần Postal Code + đưa cho chị + đóng 20 nghìn</w:t>
-      </w:r>
-    </w:p>
-    <w:p>
-      <w:pPr>
-        <w:pStyle w:val="ListParagraph"/>
-        <w:numPr>
-          <w:ilvl w:val="0"/>
-          <w:numId w:val="7"/>
-        </w:numPr>
-        <w:rPr>
-          <w:lang w:val="en-US"/>
-        </w:rPr>
-      </w:pPr>
-      <w:r>
-        <w:rPr>
-          <w:lang w:val="en-US"/>
-        </w:rPr>
-        <w:t>Bồn Cầu?</w:t>
-      </w:r>
-    </w:p>
-    <w:p>
-      <w:pPr>
-        <w:pStyle w:val="ListParagraph"/>
-        <w:numPr>
-          <w:ilvl w:val="0"/>
-          <w:numId w:val="8"/>
-        </w:numPr>
-        <w:rPr>
-          <w:lang w:val="en-US"/>
-        </w:rPr>
-      </w:pPr>
-      <w:r>
-        <w:rPr>
-          <w:lang w:val="en-US"/>
-        </w:rPr>
-        <w:t>Nếu thấy nó xả liên tục thì lập tức gỡ nắp + đậy cái nắp nhỏ dưới đáy két lại</w:t>
-      </w:r>
-    </w:p>
-    <w:p>
-      <w:pPr>
-        <w:pStyle w:val="ListParagraph"/>
-        <w:numPr>
-          <w:ilvl w:val="0"/>
-          <w:numId w:val="8"/>
-        </w:numPr>
-        <w:rPr>
-          <w:lang w:val="en-US"/>
-        </w:rPr>
-      </w:pPr>
-      <w:r>
-        <w:rPr>
-          <w:lang w:val="en-US"/>
-        </w:rPr>
-        <w:t>Cơ chế là có cái vòi tạo nước bên trong két, nếu nước trong két đạt đến mức nào đó nó sẽ ngưng xả, nếu cái nắp bên trong đéo đậy, nước sẽ thoát ra chỗ cứt liên tục làm mực nước trong két không dâng cao, và làm cái vòi không ngưng xả</w:t>
-      </w:r>
-    </w:p>
-    <w:p>
-      <w:pPr>
-        <w:pStyle w:val="ListParagraph"/>
-        <w:numPr>
-          <w:ilvl w:val="0"/>
-          <w:numId w:val="7"/>
-        </w:numPr>
-        <w:rPr>
-          <w:lang w:val="en-US"/>
-        </w:rPr>
-      </w:pPr>
-      <w:r>
-        <w:rPr>
-          <w:lang w:val="en-US"/>
-        </w:rPr>
-        <w:t xml:space="preserve">Những </w:t>
-      </w:r>
-      <w:r>
-        <w:rPr>
-          <w:lang w:val="en-US"/>
-        </w:rPr>
-        <w:t>Thứ Bắt Buộc Mang Bên Mình?</w:t>
-      </w:r>
-    </w:p>
-    <w:p>
-      <w:pPr>
-        <w:pStyle w:val="ListParagraph"/>
-        <w:numPr>
-          <w:ilvl w:val="0"/>
-          <w:numId w:val="8"/>
-        </w:numPr>
-        <w:rPr>
-          <w:lang w:val="en-US"/>
-        </w:rPr>
-      </w:pPr>
-      <w:r>
-        <w:rPr>
-          <w:lang w:val="en-US"/>
-        </w:rPr>
-        <w:t>Dù, nước, tràng phục linh</w:t>
-      </w:r>
-    </w:p>
-    <w:p>
-      <w:pPr>
-        <w:pStyle w:val="ListParagraph"/>
-        <w:numPr>
-          <w:ilvl w:val="0"/>
-          <w:numId w:val="7"/>
-        </w:numPr>
-        <w:rPr>
-          <w:lang w:val="en-US"/>
-        </w:rPr>
-      </w:pPr>
-      <w:r>
-        <w:rPr>
-          <w:lang w:val="en-US"/>
-        </w:rPr>
-        <w:t>Mua Thuốc?</w:t>
-      </w:r>
-    </w:p>
-    <w:p>
-      <w:pPr>
-        <w:pStyle w:val="ListParagraph"/>
-        <w:numPr>
-          <w:ilvl w:val="0"/>
-          <w:numId w:val="8"/>
-        </w:numPr>
-        <w:rPr>
-          <w:lang w:val="en-US"/>
-        </w:rPr>
-      </w:pPr>
-      <w:r>
-        <w:rPr>
-          <w:lang w:val="en-US"/>
-        </w:rPr>
-        <w:t>Đi thẳng ra cổng chính + quẹo trái đi thẳng cho tới khi gặp vật cản + quẹo trái đi thẳng 1 lát có tiệm thuốc tây</w:t>
-      </w:r>
-    </w:p>
-    <w:p>
-      <w:pPr>
-        <w:pStyle w:val="ListParagraph"/>
-        <w:numPr>
-          <w:ilvl w:val="0"/>
-          <w:numId w:val="8"/>
-        </w:numPr>
-        <w:rPr>
-          <w:lang w:val="en-US"/>
-        </w:rPr>
-      </w:pPr>
-      <w:r>
-        <w:rPr>
-          <w:lang w:val="en-US"/>
-        </w:rPr>
-        <w:t>“Bán cho em mấy cái men tiêu hóa”</w:t>
-      </w:r>
-    </w:p>
-    <w:p>
-      <w:pPr>
-        <w:pStyle w:val="ListParagraph"/>
-        <w:numPr>
-          <w:ilvl w:val="0"/>
-          <w:numId w:val="7"/>
-        </w:numPr>
-        <w:rPr>
-          <w:lang w:val="en-US"/>
-        </w:rPr>
-      </w:pPr>
-      <w:r>
-        <w:rPr>
-          <w:lang w:val="en-US"/>
-        </w:rPr>
-        <w:t>Ngủ?</w:t>
-      </w:r>
-    </w:p>
-    <w:p>
-      <w:pPr>
-        <w:pStyle w:val="ListParagraph"/>
-        <w:numPr>
-          <w:ilvl w:val="0"/>
-          <w:numId w:val="8"/>
-        </w:numPr>
-        <w:rPr>
-          <w:lang w:val="en-US"/>
-        </w:rPr>
-      </w:pPr>
-      <w:r>
-        <w:rPr>
-          <w:lang w:val="en-US"/>
-        </w:rPr>
-        <w:t>Đặt chăn làm nệm, đặt gối tựa vai cho đỡ nhức</w:t>
-      </w:r>
-    </w:p>
-    <w:p>
-      <w:pPr>
-        <w:rPr>
-          <w:lang w:val="en-US"/>
-        </w:rPr>
-      </w:pPr>
-    </w:p>
-    <w:p>
-      <w:pPr>
-        <w:rPr>
-          <w:lang w:val="en-US"/>
-        </w:rPr>
-      </w:pPr>
-      <w:r>
-        <w:rPr>
-          <w:lang w:val="en-US"/>
-        </w:rPr>
-        <w:t>Social Awkward:</w:t>
-      </w:r>
-    </w:p>
-    <w:p>
-      <w:pPr>
-        <w:pStyle w:val="ListParagraph"/>
-        <w:numPr>
-          <w:ilvl w:val="0"/>
-          <w:numId w:val="1"/>
-        </w:numPr>
-        <w:rPr>
-          <w:lang w:val="en-US"/>
-        </w:rPr>
-      </w:pPr>
-      <w:r>
-        <w:rPr>
-          <w:lang w:val="en-US"/>
-        </w:rPr>
-        <w:t>Khi Không Biết Làm Gì Chỉ Biết Đứng Yên?</w:t>
-      </w:r>
-    </w:p>
-    <w:p>
-      <w:pPr>
-        <w:pStyle w:val="ListParagraph"/>
-        <w:numPr>
-          <w:ilvl w:val="0"/>
-          <w:numId w:val="2"/>
-        </w:numPr>
-        <w:rPr>
-          <w:lang w:val="en-US"/>
-        </w:rPr>
-      </w:pPr>
-      <w:r>
-        <w:rPr>
-          <w:lang w:val="en-US"/>
-        </w:rPr>
-        <w:t>Hít thật sau rồi thở dài</w:t>
-      </w:r>
-    </w:p>
-    <w:p>
-      <w:pPr>
-        <w:pStyle w:val="ListParagraph"/>
-        <w:numPr>
-          <w:ilvl w:val="0"/>
-          <w:numId w:val="1"/>
-        </w:numPr>
-        <w:rPr>
-          <w:lang w:val="en-US"/>
-        </w:rPr>
-      </w:pPr>
-      <w:r>
-        <w:rPr>
-          <w:lang w:val="en-US"/>
-        </w:rPr>
-        <w:t xml:space="preserve">Cách Làm Quen </w:t>
-      </w:r>
-      <w:r>
-        <w:rPr>
-          <w:lang w:val="en-US"/>
-        </w:rPr>
-        <w:t>Nhóm Người Lạ</w:t>
-      </w:r>
-      <w:r>
-        <w:rPr>
-          <w:lang w:val="en-US"/>
-        </w:rPr>
-        <w:t>?</w:t>
-      </w:r>
-    </w:p>
-    <w:p>
-      <w:pPr>
-        <w:pStyle w:val="ListParagraph"/>
-        <w:numPr>
-          <w:ilvl w:val="0"/>
-          <w:numId w:val="2"/>
-        </w:numPr>
-        <w:rPr>
-          <w:lang w:val="en-US"/>
-        </w:rPr>
-      </w:pPr>
-      <w:r>
-        <w:rPr>
-          <w:lang w:val="en-US"/>
-        </w:rPr>
-        <w:t>“Chào, tôi là Nguyễn Văn Đức, và tôi là 1 thằng Nerd”</w:t>
-      </w:r>
-    </w:p>
-    <w:p>
-      <w:pPr>
-        <w:rPr>
-          <w:lang w:val="en-US"/>
-        </w:rPr>
-      </w:pPr>
-    </w:p>
-    <w:p>
-      <w:pPr>
-        <w:rPr>
-          <w:lang w:val="en-US"/>
-        </w:rPr>
-      </w:pPr>
-      <w:r>
-        <w:rPr>
-          <w:lang w:val="en-US"/>
-        </w:rPr>
-        <w:t>Social Anxiety:</w:t>
-      </w:r>
-    </w:p>
-    <w:p>
-      <w:pPr>
-        <w:pStyle w:val="ListParagraph"/>
-        <w:numPr>
-          <w:ilvl w:val="0"/>
-          <w:numId w:val="3"/>
-        </w:numPr>
-        <w:rPr>
-          <w:lang w:val="en-US"/>
-        </w:rPr>
-      </w:pPr>
-      <w:r>
-        <w:rPr>
-          <w:lang w:val="en-US"/>
-        </w:rPr>
-        <w:t>Đầu Lắc Khi Hồi Hộp?</w:t>
-      </w:r>
-    </w:p>
-    <w:p>
-      <w:pPr>
-        <w:pStyle w:val="ListParagraph"/>
-        <w:numPr>
-          <w:ilvl w:val="0"/>
-          <w:numId w:val="2"/>
-        </w:numPr>
-        <w:rPr>
-          <w:lang w:val="en-US"/>
-        </w:rPr>
-      </w:pPr>
-      <w:r>
-        <w:rPr>
-          <w:lang w:val="en-US"/>
-        </w:rPr>
-        <w:t>Hít thở dài, quay đầu ra xung quanh</w:t>
-      </w:r>
-    </w:p>
-    <w:p>
-      <w:pPr>
-        <w:rPr>
-          <w:lang w:val="en-US"/>
-        </w:rPr>
-      </w:pPr>
-    </w:p>
-    <w:p>
-      <w:pPr>
-        <w:rPr>
-          <w:lang w:val="en-US"/>
-        </w:rPr>
-      </w:pPr>
-      <w:r>
-        <w:rPr>
-          <w:lang w:val="en-US"/>
-        </w:rPr>
-        <w:t>Body:</w:t>
-      </w:r>
-    </w:p>
-    <w:p>
-      <w:pPr>
-        <w:pStyle w:val="ListParagraph"/>
-        <w:numPr>
-          <w:ilvl w:val="0"/>
-          <w:numId w:val="5"/>
-        </w:numPr>
-        <w:rPr>
-          <w:lang w:val="en-US"/>
-        </w:rPr>
-      </w:pPr>
-      <w:r>
-        <w:rPr>
-          <w:lang w:val="en-US"/>
-        </w:rPr>
-        <w:t>Để Dễ Ngủ Và Chữa Lõm?</w:t>
-      </w:r>
-    </w:p>
-    <w:p>
-      <w:pPr>
-        <w:pStyle w:val="ListParagraph"/>
-        <w:numPr>
-          <w:ilvl w:val="0"/>
-          <w:numId w:val="2"/>
-        </w:numPr>
-        <w:rPr>
-          <w:lang w:val="en-US"/>
-        </w:rPr>
-      </w:pPr>
-      <w:r>
-        <w:rPr>
-          <w:lang w:val="en-US"/>
-        </w:rPr>
-        <w:t>Nằm úp, để gối giữa bụng, kê đầu cho đỡ nghiêng</w:t>
-      </w:r>
-    </w:p>
-    <w:p>
-      <w:pPr>
-        <w:rPr>
-          <w:lang w:val="en-US"/>
-        </w:rPr>
-      </w:pPr>
-    </w:p>
-    <w:p>
-      <w:pPr>
-        <w:rPr>
-          <w:lang w:val="en-US"/>
-        </w:rPr>
-      </w:pPr>
-      <w:r>
-        <w:rPr>
-          <w:lang w:val="en-US"/>
-        </w:rPr>
         <w:t>Shop:</w:t>
       </w:r>
     </w:p>

--- a/experience.docx
+++ b/experience.docx
@@ -693,7 +693,55 @@
         <w:rPr>
           <w:lang w:val="en-US"/>
         </w:rPr>
-        <w:t>Muốn ăn bánh mì, đi thẳng ra cổng + quẹo phải tới khi gặp vật cản + quẹo trái đi thẳng 1 lát sẽ có 1 xe bánh mì + “Cho 1 cái bánh mì &lt;Thịt Hoặc Trứng&gt;” + nhận bánh mì và hộp trà + trả 15 nghìn + treo vào vặn ga bên phải</w:t>
+        <w:t>Muốn ăn bánh mì</w:t>
+      </w:r>
+      <w:r>
+        <w:rPr>
+          <w:lang w:val="en-US"/>
+        </w:rPr>
+        <w:t xml:space="preserve"> ở ngoài</w:t>
+      </w:r>
+      <w:r>
+        <w:rPr>
+          <w:lang w:val="en-US"/>
+        </w:rPr>
+        <w:t>, đi thẳng ra cổng + quẹo phải tới khi gặp vật cản + quẹo trái đi thẳng 1 lát sẽ có 1 xe bánh mì + “Cho 1 cái bánh mì &lt;Thịt Hoặc Trứng&gt;” + nhận bánh mì và hộp trà + trả 15 nghìn + treo vào vặn ga bên phải</w:t>
+      </w:r>
+    </w:p>
+    <w:p>
+      <w:pPr>
+        <w:pStyle w:val="ListParagraph"/>
+        <w:numPr>
+          <w:ilvl w:val="0"/>
+          <w:numId w:val="8"/>
+        </w:numPr>
+        <w:rPr>
+          <w:lang w:val="en-US"/>
+        </w:rPr>
+      </w:pPr>
+      <w:r>
+        <w:rPr>
+          <w:lang w:val="en-US"/>
+        </w:rPr>
+        <w:t>Muốn ăn bánh mì ở trong kí túc xá, qua gần tòa D3</w:t>
+      </w:r>
+    </w:p>
+    <w:p>
+      <w:pPr>
+        <w:pStyle w:val="ListParagraph"/>
+        <w:numPr>
+          <w:ilvl w:val="0"/>
+          <w:numId w:val="8"/>
+        </w:numPr>
+        <w:rPr>
+          <w:lang w:val="en-US"/>
+        </w:rPr>
+      </w:pPr>
+      <w:r>
+        <w:rPr>
+          <w:lang w:val="en-US"/>
+        </w:rPr>
+        <w:t>Muốn ăn xôi, ra gần cổng sau</w:t>
       </w:r>
     </w:p>
     <w:p>
@@ -765,6 +813,7 @@
         <w:rPr>
           <w:lang w:val="en-US"/>
         </w:rPr>
+        <w:lastRenderedPageBreak/>
         <w:t>Bán bát, thìa</w:t>
       </w:r>
       <w:r>
@@ -807,589 +856,589 @@
         <w:rPr>
           <w:lang w:val="en-US"/>
         </w:rPr>
+        <w:t>Đi xe máy ra nhận hàng</w:t>
+      </w:r>
+    </w:p>
+    <w:p>
+      <w:pPr>
+        <w:pStyle w:val="ListParagraph"/>
+        <w:numPr>
+          <w:ilvl w:val="0"/>
+          <w:numId w:val="8"/>
+        </w:numPr>
+        <w:rPr>
+          <w:lang w:val="en-US"/>
+        </w:rPr>
+      </w:pPr>
+      <w:r>
+        <w:rPr>
+          <w:lang w:val="en-US"/>
+        </w:rPr>
+        <w:t>Thanh toán luôn qua Shopee Pay</w:t>
+      </w:r>
+    </w:p>
+    <w:p>
+      <w:pPr>
+        <w:pStyle w:val="ListParagraph"/>
+        <w:numPr>
+          <w:ilvl w:val="0"/>
+          <w:numId w:val="8"/>
+        </w:numPr>
+        <w:rPr>
+          <w:lang w:val="en-US"/>
+        </w:rPr>
+      </w:pPr>
+      <w:r>
+        <w:rPr>
+          <w:lang w:val="en-US"/>
+        </w:rPr>
+        <w:t>“Anh ơi, của em là &lt;3 Số Cuối Số Điện Thoại Thằng Shipper Gọi Đến&gt;”</w:t>
+      </w:r>
+    </w:p>
+    <w:p>
+      <w:pPr>
+        <w:pStyle w:val="ListParagraph"/>
+        <w:numPr>
+          <w:ilvl w:val="0"/>
+          <w:numId w:val="7"/>
+        </w:numPr>
+        <w:rPr>
+          <w:lang w:val="en-US"/>
+        </w:rPr>
+      </w:pPr>
+      <w:r>
+        <w:rPr>
+          <w:lang w:val="en-US"/>
+        </w:rPr>
+        <w:t>Trang Phục?</w:t>
+      </w:r>
+    </w:p>
+    <w:p>
+      <w:pPr>
+        <w:pStyle w:val="ListParagraph"/>
+        <w:numPr>
+          <w:ilvl w:val="0"/>
+          <w:numId w:val="8"/>
+        </w:numPr>
+        <w:rPr>
+          <w:lang w:val="en-US"/>
+        </w:rPr>
+      </w:pPr>
+      <w:r>
+        <w:rPr>
+          <w:lang w:val="en-US"/>
+        </w:rPr>
+        <w:t>Đi giày phải đeo dớ</w:t>
+      </w:r>
+    </w:p>
+    <w:p>
+      <w:pPr>
+        <w:pStyle w:val="ListParagraph"/>
+        <w:numPr>
+          <w:ilvl w:val="0"/>
+          <w:numId w:val="7"/>
+        </w:numPr>
+        <w:rPr>
+          <w:lang w:val="en-US"/>
+        </w:rPr>
+      </w:pPr>
+      <w:r>
+        <w:rPr>
+          <w:lang w:val="en-US"/>
+        </w:rPr>
+        <w:t>Mang Nhiều Đồ?</w:t>
+      </w:r>
+    </w:p>
+    <w:p>
+      <w:pPr>
+        <w:pStyle w:val="ListParagraph"/>
+        <w:numPr>
+          <w:ilvl w:val="0"/>
+          <w:numId w:val="8"/>
+        </w:numPr>
+        <w:rPr>
+          <w:lang w:val="en-US"/>
+        </w:rPr>
+      </w:pPr>
+      <w:r>
+        <w:rPr>
+          <w:lang w:val="en-US"/>
+        </w:rPr>
+        <w:t>Kẹp vào áo mưa, đựng trong mũ bảo hiểm</w:t>
+      </w:r>
+    </w:p>
+    <w:p>
+      <w:pPr>
+        <w:pStyle w:val="ListParagraph"/>
+        <w:numPr>
+          <w:ilvl w:val="0"/>
+          <w:numId w:val="7"/>
+        </w:numPr>
+      </w:pPr>
+      <w:r>
+        <w:t>Bưu Điện?</w:t>
+      </w:r>
+    </w:p>
+    <w:p>
+      <w:pPr>
+        <w:pStyle w:val="ListParagraph"/>
+        <w:numPr>
+          <w:ilvl w:val="0"/>
+          <w:numId w:val="8"/>
+        </w:numPr>
+      </w:pPr>
+      <w:r>
+        <w:t>Tòa D4</w:t>
+      </w:r>
+    </w:p>
+    <w:p>
+      <w:pPr>
+        <w:pStyle w:val="ListParagraph"/>
+        <w:numPr>
+          <w:ilvl w:val="0"/>
+          <w:numId w:val="8"/>
+        </w:numPr>
+      </w:pPr>
+      <w:r>
+        <w:t>Vô trong lấy 1 phong bì bên trái + nhét giấy vô + đóng lại + viết thông tin vào mặt sau, không cần Postal Code + đưa cho chị + đóng 20 nghìn</w:t>
+      </w:r>
+    </w:p>
+    <w:p>
+      <w:pPr>
+        <w:pStyle w:val="ListParagraph"/>
+        <w:numPr>
+          <w:ilvl w:val="0"/>
+          <w:numId w:val="7"/>
+        </w:numPr>
+        <w:rPr>
+          <w:lang w:val="en-US"/>
+        </w:rPr>
+      </w:pPr>
+      <w:r>
+        <w:rPr>
+          <w:lang w:val="en-US"/>
+        </w:rPr>
+        <w:t>Bồn Cầu?</w:t>
+      </w:r>
+    </w:p>
+    <w:p>
+      <w:pPr>
+        <w:pStyle w:val="ListParagraph"/>
+        <w:numPr>
+          <w:ilvl w:val="0"/>
+          <w:numId w:val="8"/>
+        </w:numPr>
+        <w:rPr>
+          <w:lang w:val="en-US"/>
+        </w:rPr>
+      </w:pPr>
+      <w:r>
+        <w:rPr>
+          <w:lang w:val="en-US"/>
+        </w:rPr>
+        <w:t>Nếu thấy nó xả liên tục thì lập tức gỡ nắp + đậy cái nắp nhỏ dưới đáy két lại</w:t>
+      </w:r>
+    </w:p>
+    <w:p>
+      <w:pPr>
+        <w:pStyle w:val="ListParagraph"/>
+        <w:numPr>
+          <w:ilvl w:val="0"/>
+          <w:numId w:val="8"/>
+        </w:numPr>
+        <w:rPr>
+          <w:lang w:val="en-US"/>
+        </w:rPr>
+      </w:pPr>
+      <w:r>
+        <w:rPr>
+          <w:lang w:val="en-US"/>
+        </w:rPr>
+        <w:t>Cơ chế là có cái vòi tạo nước bên trong két, nếu nước trong két đạt đến mức nào đó nó sẽ ngưng xả, nếu cái nắp bên trong đéo đậy, nước sẽ thoát ra chỗ cứt liên tục làm mực nước trong két không dâng cao, và làm cái vòi không ngưng xả</w:t>
+      </w:r>
+    </w:p>
+    <w:p>
+      <w:pPr>
+        <w:pStyle w:val="ListParagraph"/>
+        <w:numPr>
+          <w:ilvl w:val="0"/>
+          <w:numId w:val="8"/>
+        </w:numPr>
+        <w:rPr>
+          <w:lang w:val="en-US"/>
+        </w:rPr>
+      </w:pPr>
+      <w:r>
+        <w:rPr>
+          <w:lang w:val="en-US"/>
+        </w:rPr>
+        <w:t>Nếu thấy nó nhỏ giọt thì tinh chỉnh cái nắp dưới đáy két</w:t>
+      </w:r>
+    </w:p>
+    <w:p>
+      <w:pPr>
+        <w:pStyle w:val="ListParagraph"/>
+        <w:numPr>
+          <w:ilvl w:val="0"/>
+          <w:numId w:val="8"/>
+        </w:numPr>
+        <w:rPr>
+          <w:lang w:val="en-US"/>
+        </w:rPr>
+      </w:pPr>
+      <w:r>
+        <w:rPr>
+          <w:lang w:val="en-US"/>
+        </w:rPr>
+        <w:t>Nếu không muốn tốn nước bồn cầu thì xuống nhà vệ sinh tầng trệt đái</w:t>
+      </w:r>
+    </w:p>
+    <w:p>
+      <w:pPr>
+        <w:pStyle w:val="ListParagraph"/>
+        <w:numPr>
+          <w:ilvl w:val="0"/>
+          <w:numId w:val="7"/>
+        </w:numPr>
+        <w:rPr>
+          <w:lang w:val="en-US"/>
+        </w:rPr>
+      </w:pPr>
+      <w:r>
+        <w:rPr>
+          <w:lang w:val="en-US"/>
+        </w:rPr>
+        <w:t xml:space="preserve">Những </w:t>
+      </w:r>
+      <w:r>
+        <w:rPr>
+          <w:lang w:val="en-US"/>
+        </w:rPr>
+        <w:t>Thứ Bắt Buộc Mang Bên Mình?</w:t>
+      </w:r>
+    </w:p>
+    <w:p>
+      <w:pPr>
+        <w:pStyle w:val="ListParagraph"/>
+        <w:numPr>
+          <w:ilvl w:val="0"/>
+          <w:numId w:val="8"/>
+        </w:numPr>
+        <w:rPr>
+          <w:lang w:val="en-US"/>
+        </w:rPr>
+      </w:pPr>
+      <w:r>
+        <w:rPr>
+          <w:lang w:val="en-US"/>
+        </w:rPr>
+        <w:t>Dù, nước, tràng phục linh</w:t>
+      </w:r>
+    </w:p>
+    <w:p>
+      <w:pPr>
+        <w:pStyle w:val="ListParagraph"/>
+        <w:numPr>
+          <w:ilvl w:val="0"/>
+          <w:numId w:val="7"/>
+        </w:numPr>
+        <w:rPr>
+          <w:lang w:val="en-US"/>
+        </w:rPr>
+      </w:pPr>
+      <w:r>
+        <w:rPr>
+          <w:lang w:val="en-US"/>
+        </w:rPr>
+        <w:t>Mua Thuốc?</w:t>
+      </w:r>
+    </w:p>
+    <w:p>
+      <w:pPr>
+        <w:pStyle w:val="ListParagraph"/>
+        <w:numPr>
+          <w:ilvl w:val="0"/>
+          <w:numId w:val="8"/>
+        </w:numPr>
+        <w:rPr>
+          <w:lang w:val="en-US"/>
+        </w:rPr>
+      </w:pPr>
+      <w:r>
+        <w:rPr>
+          <w:lang w:val="en-US"/>
+        </w:rPr>
+        <w:t>Đi thẳng ra cổng chính + quẹo trái đi thẳng cho tới khi gặp vật cản + quẹo trái đi thẳng 1 lát có tiệm thuốc tây</w:t>
+      </w:r>
+    </w:p>
+    <w:p>
+      <w:pPr>
+        <w:pStyle w:val="ListParagraph"/>
+        <w:numPr>
+          <w:ilvl w:val="0"/>
+          <w:numId w:val="8"/>
+        </w:numPr>
+        <w:rPr>
+          <w:lang w:val="en-US"/>
+        </w:rPr>
+      </w:pPr>
+      <w:r>
+        <w:rPr>
+          <w:lang w:val="en-US"/>
+        </w:rPr>
+        <w:t>“Bán cho em mấy cái men tiêu hóa”</w:t>
+      </w:r>
+    </w:p>
+    <w:p>
+      <w:pPr>
+        <w:pStyle w:val="ListParagraph"/>
+        <w:numPr>
+          <w:ilvl w:val="0"/>
+          <w:numId w:val="7"/>
+        </w:numPr>
+        <w:rPr>
+          <w:lang w:val="en-US"/>
+        </w:rPr>
+      </w:pPr>
+      <w:r>
+        <w:rPr>
+          <w:lang w:val="en-US"/>
+        </w:rPr>
+        <w:t>Ngủ?</w:t>
+      </w:r>
+    </w:p>
+    <w:p>
+      <w:pPr>
+        <w:pStyle w:val="ListParagraph"/>
+        <w:numPr>
+          <w:ilvl w:val="0"/>
+          <w:numId w:val="8"/>
+        </w:numPr>
+        <w:rPr>
+          <w:lang w:val="en-US"/>
+        </w:rPr>
+      </w:pPr>
+      <w:r>
+        <w:rPr>
+          <w:lang w:val="en-US"/>
+        </w:rPr>
+        <w:t>Đặt chăn làm nệm, đặt gối tựa vai cho đỡ nhức</w:t>
+      </w:r>
+    </w:p>
+    <w:p>
+      <w:pPr>
+        <w:rPr>
+          <w:lang w:val="en-US"/>
+        </w:rPr>
+      </w:pPr>
+    </w:p>
+    <w:p>
+      <w:pPr>
+        <w:rPr>
+          <w:lang w:val="en-US"/>
+        </w:rPr>
+      </w:pPr>
+      <w:r>
+        <w:rPr>
+          <w:lang w:val="en-US"/>
+        </w:rPr>
+        <w:t>Social Awkward:</w:t>
+      </w:r>
+    </w:p>
+    <w:p>
+      <w:pPr>
+        <w:pStyle w:val="ListParagraph"/>
+        <w:numPr>
+          <w:ilvl w:val="0"/>
+          <w:numId w:val="1"/>
+        </w:numPr>
+        <w:rPr>
+          <w:lang w:val="en-US"/>
+        </w:rPr>
+      </w:pPr>
+      <w:r>
+        <w:rPr>
+          <w:lang w:val="en-US"/>
+        </w:rPr>
+        <w:t>Khi Không Biết Làm Gì Chỉ Biết Đứng Yên?</w:t>
+      </w:r>
+    </w:p>
+    <w:p>
+      <w:pPr>
+        <w:pStyle w:val="ListParagraph"/>
+        <w:numPr>
+          <w:ilvl w:val="0"/>
+          <w:numId w:val="2"/>
+        </w:numPr>
+        <w:rPr>
+          <w:lang w:val="en-US"/>
+        </w:rPr>
+      </w:pPr>
+      <w:r>
+        <w:rPr>
+          <w:lang w:val="en-US"/>
+        </w:rPr>
+        <w:t>Hít thật sau rồi thở dài</w:t>
+      </w:r>
+    </w:p>
+    <w:p>
+      <w:pPr>
+        <w:pStyle w:val="ListParagraph"/>
+        <w:numPr>
+          <w:ilvl w:val="0"/>
+          <w:numId w:val="1"/>
+        </w:numPr>
+        <w:rPr>
+          <w:lang w:val="en-US"/>
+        </w:rPr>
+      </w:pPr>
+      <w:r>
+        <w:rPr>
+          <w:lang w:val="en-US"/>
+        </w:rPr>
+        <w:t xml:space="preserve">Cách Làm Quen </w:t>
+      </w:r>
+      <w:r>
+        <w:rPr>
+          <w:lang w:val="en-US"/>
+        </w:rPr>
+        <w:t>Nhóm Người Lạ</w:t>
+      </w:r>
+      <w:r>
+        <w:rPr>
+          <w:lang w:val="en-US"/>
+        </w:rPr>
+        <w:t>?</w:t>
+      </w:r>
+    </w:p>
+    <w:p>
+      <w:pPr>
+        <w:pStyle w:val="ListParagraph"/>
+        <w:numPr>
+          <w:ilvl w:val="0"/>
+          <w:numId w:val="2"/>
+        </w:numPr>
+        <w:rPr>
+          <w:lang w:val="en-US"/>
+        </w:rPr>
+      </w:pPr>
+      <w:r>
+        <w:rPr>
+          <w:lang w:val="en-US"/>
+        </w:rPr>
+        <w:t>“Chào, tôi là Nguyễn Văn Đức, và tôi là 1 thằng Nerd”</w:t>
+      </w:r>
+    </w:p>
+    <w:p>
+      <w:pPr>
+        <w:rPr>
+          <w:lang w:val="en-US"/>
+        </w:rPr>
+      </w:pPr>
+    </w:p>
+    <w:p>
+      <w:pPr>
+        <w:rPr>
+          <w:lang w:val="en-US"/>
+        </w:rPr>
+      </w:pPr>
+      <w:r>
+        <w:rPr>
+          <w:lang w:val="en-US"/>
+        </w:rPr>
+        <w:t>Social Anxiety:</w:t>
+      </w:r>
+    </w:p>
+    <w:p>
+      <w:pPr>
+        <w:pStyle w:val="ListParagraph"/>
+        <w:numPr>
+          <w:ilvl w:val="0"/>
+          <w:numId w:val="3"/>
+        </w:numPr>
+        <w:rPr>
+          <w:lang w:val="en-US"/>
+        </w:rPr>
+      </w:pPr>
+      <w:r>
+        <w:rPr>
+          <w:lang w:val="en-US"/>
+        </w:rPr>
+        <w:t>Đầu Lắc Khi Hồi Hộp?</w:t>
+      </w:r>
+    </w:p>
+    <w:p>
+      <w:pPr>
+        <w:pStyle w:val="ListParagraph"/>
+        <w:numPr>
+          <w:ilvl w:val="0"/>
+          <w:numId w:val="2"/>
+        </w:numPr>
+        <w:rPr>
+          <w:lang w:val="en-US"/>
+        </w:rPr>
+      </w:pPr>
+      <w:r>
+        <w:rPr>
+          <w:lang w:val="en-US"/>
+        </w:rPr>
+        <w:t>Hít thở dài, quay đầu ra xung quanh</w:t>
+      </w:r>
+    </w:p>
+    <w:p>
+      <w:pPr>
+        <w:rPr>
+          <w:lang w:val="en-US"/>
+        </w:rPr>
+      </w:pPr>
+    </w:p>
+    <w:p>
+      <w:pPr>
+        <w:rPr>
+          <w:lang w:val="en-US"/>
+        </w:rPr>
+      </w:pPr>
+      <w:r>
+        <w:rPr>
+          <w:lang w:val="en-US"/>
+        </w:rPr>
+        <w:t>Body:</w:t>
+      </w:r>
+    </w:p>
+    <w:p>
+      <w:pPr>
+        <w:pStyle w:val="ListParagraph"/>
+        <w:numPr>
+          <w:ilvl w:val="0"/>
+          <w:numId w:val="5"/>
+        </w:numPr>
+        <w:rPr>
+          <w:lang w:val="en-US"/>
+        </w:rPr>
+      </w:pPr>
+      <w:r>
+        <w:rPr>
+          <w:lang w:val="en-US"/>
+        </w:rPr>
+        <w:t>Để Dễ Ngủ Và Chữa Lõm?</w:t>
+      </w:r>
+    </w:p>
+    <w:p>
+      <w:pPr>
+        <w:pStyle w:val="ListParagraph"/>
+        <w:numPr>
+          <w:ilvl w:val="0"/>
+          <w:numId w:val="2"/>
+        </w:numPr>
+        <w:rPr>
+          <w:lang w:val="en-US"/>
+        </w:rPr>
+      </w:pPr>
+      <w:r>
+        <w:rPr>
+          <w:lang w:val="en-US"/>
+        </w:rPr>
         <w:lastRenderedPageBreak/>
-        <w:t>Đi xe máy ra nhận hàng</w:t>
-      </w:r>
-    </w:p>
-    <w:p>
-      <w:pPr>
-        <w:pStyle w:val="ListParagraph"/>
-        <w:numPr>
-          <w:ilvl w:val="0"/>
-          <w:numId w:val="8"/>
-        </w:numPr>
-        <w:rPr>
-          <w:lang w:val="en-US"/>
-        </w:rPr>
-      </w:pPr>
-      <w:r>
-        <w:rPr>
-          <w:lang w:val="en-US"/>
-        </w:rPr>
-        <w:t>Thanh toán luôn qua Shopee Pay</w:t>
-      </w:r>
-    </w:p>
-    <w:p>
-      <w:pPr>
-        <w:pStyle w:val="ListParagraph"/>
-        <w:numPr>
-          <w:ilvl w:val="0"/>
-          <w:numId w:val="8"/>
-        </w:numPr>
-        <w:rPr>
-          <w:lang w:val="en-US"/>
-        </w:rPr>
-      </w:pPr>
-      <w:r>
-        <w:rPr>
-          <w:lang w:val="en-US"/>
-        </w:rPr>
-        <w:t>“Anh ơi, của em là &lt;3 Số Cuối Số Điện Thoại Thằng Shipper Gọi Đến&gt;”</w:t>
-      </w:r>
-    </w:p>
-    <w:p>
-      <w:pPr>
-        <w:pStyle w:val="ListParagraph"/>
-        <w:numPr>
-          <w:ilvl w:val="0"/>
-          <w:numId w:val="7"/>
-        </w:numPr>
-        <w:rPr>
-          <w:lang w:val="en-US"/>
-        </w:rPr>
-      </w:pPr>
-      <w:r>
-        <w:rPr>
-          <w:lang w:val="en-US"/>
-        </w:rPr>
-        <w:t>Trang Phục?</w:t>
-      </w:r>
-    </w:p>
-    <w:p>
-      <w:pPr>
-        <w:pStyle w:val="ListParagraph"/>
-        <w:numPr>
-          <w:ilvl w:val="0"/>
-          <w:numId w:val="8"/>
-        </w:numPr>
-        <w:rPr>
-          <w:lang w:val="en-US"/>
-        </w:rPr>
-      </w:pPr>
-      <w:r>
-        <w:rPr>
-          <w:lang w:val="en-US"/>
-        </w:rPr>
-        <w:t>Đi giày phải đeo dớ</w:t>
-      </w:r>
-    </w:p>
-    <w:p>
-      <w:pPr>
-        <w:pStyle w:val="ListParagraph"/>
-        <w:numPr>
-          <w:ilvl w:val="0"/>
-          <w:numId w:val="7"/>
-        </w:numPr>
-        <w:rPr>
-          <w:lang w:val="en-US"/>
-        </w:rPr>
-      </w:pPr>
-      <w:r>
-        <w:rPr>
-          <w:lang w:val="en-US"/>
-        </w:rPr>
-        <w:t>Mang Nhiều Đồ?</w:t>
-      </w:r>
-    </w:p>
-    <w:p>
-      <w:pPr>
-        <w:pStyle w:val="ListParagraph"/>
-        <w:numPr>
-          <w:ilvl w:val="0"/>
-          <w:numId w:val="8"/>
-        </w:numPr>
-        <w:rPr>
-          <w:lang w:val="en-US"/>
-        </w:rPr>
-      </w:pPr>
-      <w:r>
-        <w:rPr>
-          <w:lang w:val="en-US"/>
-        </w:rPr>
-        <w:t>Kẹp vào áo mưa, đựng trong mũ bảo hiểm</w:t>
-      </w:r>
-    </w:p>
-    <w:p>
-      <w:pPr>
-        <w:pStyle w:val="ListParagraph"/>
-        <w:numPr>
-          <w:ilvl w:val="0"/>
-          <w:numId w:val="7"/>
-        </w:numPr>
-      </w:pPr>
-      <w:r>
-        <w:t>Bưu Điện?</w:t>
-      </w:r>
-    </w:p>
-    <w:p>
-      <w:pPr>
-        <w:pStyle w:val="ListParagraph"/>
-        <w:numPr>
-          <w:ilvl w:val="0"/>
-          <w:numId w:val="8"/>
-        </w:numPr>
-      </w:pPr>
-      <w:r>
-        <w:t>Tòa D4</w:t>
-      </w:r>
-    </w:p>
-    <w:p>
-      <w:pPr>
-        <w:pStyle w:val="ListParagraph"/>
-        <w:numPr>
-          <w:ilvl w:val="0"/>
-          <w:numId w:val="8"/>
-        </w:numPr>
-      </w:pPr>
-      <w:r>
-        <w:t>Vô trong lấy 1 phong bì bên trái + nhét giấy vô + đóng lại + viết thông tin vào mặt sau, không cần Postal Code + đưa cho chị + đóng 20 nghìn</w:t>
-      </w:r>
-    </w:p>
-    <w:p>
-      <w:pPr>
-        <w:pStyle w:val="ListParagraph"/>
-        <w:numPr>
-          <w:ilvl w:val="0"/>
-          <w:numId w:val="7"/>
-        </w:numPr>
-        <w:rPr>
-          <w:lang w:val="en-US"/>
-        </w:rPr>
-      </w:pPr>
-      <w:r>
-        <w:rPr>
-          <w:lang w:val="en-US"/>
-        </w:rPr>
-        <w:t>Bồn Cầu?</w:t>
-      </w:r>
-    </w:p>
-    <w:p>
-      <w:pPr>
-        <w:pStyle w:val="ListParagraph"/>
-        <w:numPr>
-          <w:ilvl w:val="0"/>
-          <w:numId w:val="8"/>
-        </w:numPr>
-        <w:rPr>
-          <w:lang w:val="en-US"/>
-        </w:rPr>
-      </w:pPr>
-      <w:r>
-        <w:rPr>
-          <w:lang w:val="en-US"/>
-        </w:rPr>
-        <w:t>Nếu thấy nó xả liên tục thì lập tức gỡ nắp + đậy cái nắp nhỏ dưới đáy két lại</w:t>
-      </w:r>
-    </w:p>
-    <w:p>
-      <w:pPr>
-        <w:pStyle w:val="ListParagraph"/>
-        <w:numPr>
-          <w:ilvl w:val="0"/>
-          <w:numId w:val="8"/>
-        </w:numPr>
-        <w:rPr>
-          <w:lang w:val="en-US"/>
-        </w:rPr>
-      </w:pPr>
-      <w:r>
-        <w:rPr>
-          <w:lang w:val="en-US"/>
-        </w:rPr>
-        <w:t>Cơ chế là có cái vòi tạo nước bên trong két, nếu nước trong két đạt đến mức nào đó nó sẽ ngưng xả, nếu cái nắp bên trong đéo đậy, nước sẽ thoát ra chỗ cứt liên tục làm mực nước trong két không dâng cao, và làm cái vòi không ngưng xả</w:t>
-      </w:r>
-    </w:p>
-    <w:p>
-      <w:pPr>
-        <w:pStyle w:val="ListParagraph"/>
-        <w:numPr>
-          <w:ilvl w:val="0"/>
-          <w:numId w:val="8"/>
-        </w:numPr>
-        <w:rPr>
-          <w:lang w:val="en-US"/>
-        </w:rPr>
-      </w:pPr>
-      <w:r>
-        <w:rPr>
-          <w:lang w:val="en-US"/>
-        </w:rPr>
-        <w:t>Nếu thấy nó nhỏ giọt thì tinh chỉnh cái nắp dưới đáy két</w:t>
-      </w:r>
-    </w:p>
-    <w:p>
-      <w:pPr>
-        <w:pStyle w:val="ListParagraph"/>
-        <w:numPr>
-          <w:ilvl w:val="0"/>
-          <w:numId w:val="8"/>
-        </w:numPr>
-        <w:rPr>
-          <w:lang w:val="en-US"/>
-        </w:rPr>
-      </w:pPr>
-      <w:r>
-        <w:rPr>
-          <w:lang w:val="en-US"/>
-        </w:rPr>
-        <w:t>Nếu không muốn tốn nước bồn cầu thì xuống nhà vệ sinh tầng trệt đái</w:t>
-      </w:r>
-    </w:p>
-    <w:p>
-      <w:pPr>
-        <w:pStyle w:val="ListParagraph"/>
-        <w:numPr>
-          <w:ilvl w:val="0"/>
-          <w:numId w:val="7"/>
-        </w:numPr>
-        <w:rPr>
-          <w:lang w:val="en-US"/>
-        </w:rPr>
-      </w:pPr>
-      <w:r>
-        <w:rPr>
-          <w:lang w:val="en-US"/>
-        </w:rPr>
-        <w:t xml:space="preserve">Những </w:t>
-      </w:r>
-      <w:r>
-        <w:rPr>
-          <w:lang w:val="en-US"/>
-        </w:rPr>
-        <w:t>Thứ Bắt Buộc Mang Bên Mình?</w:t>
-      </w:r>
-    </w:p>
-    <w:p>
-      <w:pPr>
-        <w:pStyle w:val="ListParagraph"/>
-        <w:numPr>
-          <w:ilvl w:val="0"/>
-          <w:numId w:val="8"/>
-        </w:numPr>
-        <w:rPr>
-          <w:lang w:val="en-US"/>
-        </w:rPr>
-      </w:pPr>
-      <w:r>
-        <w:rPr>
-          <w:lang w:val="en-US"/>
-        </w:rPr>
-        <w:t>Dù, nước, tràng phục linh</w:t>
-      </w:r>
-    </w:p>
-    <w:p>
-      <w:pPr>
-        <w:pStyle w:val="ListParagraph"/>
-        <w:numPr>
-          <w:ilvl w:val="0"/>
-          <w:numId w:val="7"/>
-        </w:numPr>
-        <w:rPr>
-          <w:lang w:val="en-US"/>
-        </w:rPr>
-      </w:pPr>
-      <w:r>
-        <w:rPr>
-          <w:lang w:val="en-US"/>
-        </w:rPr>
-        <w:t>Mua Thuốc?</w:t>
-      </w:r>
-    </w:p>
-    <w:p>
-      <w:pPr>
-        <w:pStyle w:val="ListParagraph"/>
-        <w:numPr>
-          <w:ilvl w:val="0"/>
-          <w:numId w:val="8"/>
-        </w:numPr>
-        <w:rPr>
-          <w:lang w:val="en-US"/>
-        </w:rPr>
-      </w:pPr>
-      <w:r>
-        <w:rPr>
-          <w:lang w:val="en-US"/>
-        </w:rPr>
-        <w:t>Đi thẳng ra cổng chính + quẹo trái đi thẳng cho tới khi gặp vật cản + quẹo trái đi thẳng 1 lát có tiệm thuốc tây</w:t>
-      </w:r>
-    </w:p>
-    <w:p>
-      <w:pPr>
-        <w:pStyle w:val="ListParagraph"/>
-        <w:numPr>
-          <w:ilvl w:val="0"/>
-          <w:numId w:val="8"/>
-        </w:numPr>
-        <w:rPr>
-          <w:lang w:val="en-US"/>
-        </w:rPr>
-      </w:pPr>
-      <w:r>
-        <w:rPr>
-          <w:lang w:val="en-US"/>
-        </w:rPr>
-        <w:t>“Bán cho em mấy cái men tiêu hóa”</w:t>
-      </w:r>
-    </w:p>
-    <w:p>
-      <w:pPr>
-        <w:pStyle w:val="ListParagraph"/>
-        <w:numPr>
-          <w:ilvl w:val="0"/>
-          <w:numId w:val="7"/>
-        </w:numPr>
-        <w:rPr>
-          <w:lang w:val="en-US"/>
-        </w:rPr>
-      </w:pPr>
-      <w:r>
-        <w:rPr>
-          <w:lang w:val="en-US"/>
-        </w:rPr>
-        <w:t>Ngủ?</w:t>
-      </w:r>
-    </w:p>
-    <w:p>
-      <w:pPr>
-        <w:pStyle w:val="ListParagraph"/>
-        <w:numPr>
-          <w:ilvl w:val="0"/>
-          <w:numId w:val="8"/>
-        </w:numPr>
-        <w:rPr>
-          <w:lang w:val="en-US"/>
-        </w:rPr>
-      </w:pPr>
-      <w:r>
-        <w:rPr>
-          <w:lang w:val="en-US"/>
-        </w:rPr>
-        <w:t>Đặt chăn làm nệm, đặt gối tựa vai cho đỡ nhức</w:t>
-      </w:r>
-    </w:p>
-    <w:p>
-      <w:pPr>
-        <w:rPr>
-          <w:lang w:val="en-US"/>
-        </w:rPr>
-      </w:pPr>
-    </w:p>
-    <w:p>
-      <w:pPr>
-        <w:rPr>
-          <w:lang w:val="en-US"/>
-        </w:rPr>
-      </w:pPr>
-      <w:r>
-        <w:rPr>
-          <w:lang w:val="en-US"/>
-        </w:rPr>
-        <w:t>Social Awkward:</w:t>
-      </w:r>
-    </w:p>
-    <w:p>
-      <w:pPr>
-        <w:pStyle w:val="ListParagraph"/>
-        <w:numPr>
-          <w:ilvl w:val="0"/>
-          <w:numId w:val="1"/>
-        </w:numPr>
-        <w:rPr>
-          <w:lang w:val="en-US"/>
-        </w:rPr>
-      </w:pPr>
-      <w:r>
-        <w:rPr>
-          <w:lang w:val="en-US"/>
-        </w:rPr>
-        <w:t>Khi Không Biết Làm Gì Chỉ Biết Đứng Yên?</w:t>
-      </w:r>
-    </w:p>
-    <w:p>
-      <w:pPr>
-        <w:pStyle w:val="ListParagraph"/>
-        <w:numPr>
-          <w:ilvl w:val="0"/>
-          <w:numId w:val="2"/>
-        </w:numPr>
-        <w:rPr>
-          <w:lang w:val="en-US"/>
-        </w:rPr>
-      </w:pPr>
-      <w:r>
-        <w:rPr>
-          <w:lang w:val="en-US"/>
-        </w:rPr>
-        <w:t>Hít thật sau rồi thở dài</w:t>
-      </w:r>
-    </w:p>
-    <w:p>
-      <w:pPr>
-        <w:pStyle w:val="ListParagraph"/>
-        <w:numPr>
-          <w:ilvl w:val="0"/>
-          <w:numId w:val="1"/>
-        </w:numPr>
-        <w:rPr>
-          <w:lang w:val="en-US"/>
-        </w:rPr>
-      </w:pPr>
-      <w:r>
-        <w:rPr>
-          <w:lang w:val="en-US"/>
-        </w:rPr>
-        <w:t xml:space="preserve">Cách Làm Quen </w:t>
-      </w:r>
-      <w:r>
-        <w:rPr>
-          <w:lang w:val="en-US"/>
-        </w:rPr>
-        <w:t>Nhóm Người Lạ</w:t>
-      </w:r>
-      <w:r>
-        <w:rPr>
-          <w:lang w:val="en-US"/>
-        </w:rPr>
-        <w:t>?</w:t>
-      </w:r>
-    </w:p>
-    <w:p>
-      <w:pPr>
-        <w:pStyle w:val="ListParagraph"/>
-        <w:numPr>
-          <w:ilvl w:val="0"/>
-          <w:numId w:val="2"/>
-        </w:numPr>
-        <w:rPr>
-          <w:lang w:val="en-US"/>
-        </w:rPr>
-      </w:pPr>
-      <w:r>
-        <w:rPr>
-          <w:lang w:val="en-US"/>
-        </w:rPr>
-        <w:t>“Chào, tôi là Nguyễn Văn Đức, và tôi là 1 thằng Nerd”</w:t>
-      </w:r>
-    </w:p>
-    <w:p>
-      <w:pPr>
-        <w:rPr>
-          <w:lang w:val="en-US"/>
-        </w:rPr>
-      </w:pPr>
-    </w:p>
-    <w:p>
-      <w:pPr>
-        <w:rPr>
-          <w:lang w:val="en-US"/>
-        </w:rPr>
-      </w:pPr>
-      <w:r>
-        <w:rPr>
-          <w:lang w:val="en-US"/>
-        </w:rPr>
-        <w:t>Social Anxiety:</w:t>
-      </w:r>
-    </w:p>
-    <w:p>
-      <w:pPr>
-        <w:pStyle w:val="ListParagraph"/>
-        <w:numPr>
-          <w:ilvl w:val="0"/>
-          <w:numId w:val="3"/>
-        </w:numPr>
-        <w:rPr>
-          <w:lang w:val="en-US"/>
-        </w:rPr>
-      </w:pPr>
-      <w:r>
-        <w:rPr>
-          <w:lang w:val="en-US"/>
-        </w:rPr>
-        <w:t>Đầu Lắc Khi Hồi Hộp?</w:t>
-      </w:r>
-    </w:p>
-    <w:p>
-      <w:pPr>
-        <w:pStyle w:val="ListParagraph"/>
-        <w:numPr>
-          <w:ilvl w:val="0"/>
-          <w:numId w:val="2"/>
-        </w:numPr>
-        <w:rPr>
-          <w:lang w:val="en-US"/>
-        </w:rPr>
-      </w:pPr>
-      <w:r>
-        <w:rPr>
-          <w:lang w:val="en-US"/>
-        </w:rPr>
-        <w:t>Hít thở dài, quay đầu ra xung quanh</w:t>
-      </w:r>
-    </w:p>
-    <w:p>
-      <w:pPr>
-        <w:rPr>
-          <w:lang w:val="en-US"/>
-        </w:rPr>
-      </w:pPr>
-    </w:p>
-    <w:p>
-      <w:pPr>
-        <w:rPr>
-          <w:lang w:val="en-US"/>
-        </w:rPr>
-      </w:pPr>
-      <w:r>
-        <w:rPr>
-          <w:lang w:val="en-US"/>
-        </w:rPr>
-        <w:t>Body:</w:t>
-      </w:r>
-    </w:p>
-    <w:p>
-      <w:pPr>
-        <w:pStyle w:val="ListParagraph"/>
-        <w:numPr>
-          <w:ilvl w:val="0"/>
-          <w:numId w:val="5"/>
-        </w:numPr>
-        <w:rPr>
-          <w:lang w:val="en-US"/>
-        </w:rPr>
-      </w:pPr>
-      <w:r>
-        <w:rPr>
-          <w:lang w:val="en-US"/>
-        </w:rPr>
-        <w:t>Để Dễ Ngủ Và Chữa Lõm?</w:t>
-      </w:r>
-    </w:p>
-    <w:p>
-      <w:pPr>
-        <w:pStyle w:val="ListParagraph"/>
-        <w:numPr>
-          <w:ilvl w:val="0"/>
-          <w:numId w:val="2"/>
-        </w:numPr>
-        <w:rPr>
-          <w:lang w:val="en-US"/>
-        </w:rPr>
-      </w:pPr>
-      <w:r>
-        <w:rPr>
-          <w:lang w:val="en-US"/>
-        </w:rPr>
         <w:t>Nằm úp, để gối giữa bụng, kê đầu cho đỡ nghiêng</w:t>
       </w:r>
     </w:p>
@@ -1410,7 +1459,6 @@
         <w:rPr>
           <w:lang w:val="en-US"/>
         </w:rPr>
-        <w:lastRenderedPageBreak/>
         <w:t>Shop:</w:t>
       </w:r>
     </w:p>

--- a/experience.docx
+++ b/experience.docx
@@ -575,6 +575,12 @@
         </w:rPr>
         <w:t>Vé gồm cơm, bún bò, hủ tíu</w:t>
       </w:r>
+      <w:r>
+        <w:rPr>
+          <w:lang w:val="en-US"/>
+        </w:rPr>
+        <w:t>, mì bò</w:t>
+      </w:r>
     </w:p>
     <w:p>
       <w:pPr>
@@ -723,7 +729,13 @@
         <w:rPr>
           <w:lang w:val="en-US"/>
         </w:rPr>
-        <w:t>Muốn ăn bánh mì ở trong kí túc xá, qua gần tòa D3</w:t>
+        <w:t xml:space="preserve">Muốn ăn bánh mì ở trong kí túc xá, </w:t>
+      </w:r>
+      <w:r>
+        <w:rPr>
+          <w:lang w:val="en-US"/>
+        </w:rPr>
+        <w:t>ra cổng tòa B5, nhìn sang trái 1 chút</w:t>
       </w:r>
     </w:p>
     <w:p>
@@ -749,6 +761,24 @@
         <w:pStyle w:val="ListParagraph"/>
         <w:numPr>
           <w:ilvl w:val="0"/>
+          <w:numId w:val="8"/>
+        </w:numPr>
+        <w:rPr>
+          <w:lang w:val="en-US"/>
+        </w:rPr>
+      </w:pPr>
+      <w:r>
+        <w:rPr>
+          <w:lang w:val="en-US"/>
+        </w:rPr>
+        <w:t>Đi ăn không bao giờ đi dưới tán cây vì có sâu</w:t>
+      </w:r>
+    </w:p>
+    <w:p>
+      <w:pPr>
+        <w:pStyle w:val="ListParagraph"/>
+        <w:numPr>
+          <w:ilvl w:val="0"/>
           <w:numId w:val="7"/>
         </w:numPr>
         <w:rPr>
@@ -795,6 +825,7 @@
         <w:rPr>
           <w:lang w:val="en-US"/>
         </w:rPr>
+        <w:lastRenderedPageBreak/>
         <w:t>Đi ra chỗ đỗ xe máy của D2, đi vào 1 lát rồi quẹo trái có chỗ bán tạp hóa</w:t>
       </w:r>
     </w:p>
@@ -813,454 +844,626 @@
         <w:rPr>
           <w:lang w:val="en-US"/>
         </w:rPr>
+        <w:t>Bán bát, thìa</w:t>
+      </w:r>
+      <w:r>
+        <w:rPr>
+          <w:lang w:val="en-US"/>
+        </w:rPr>
+        <w:t>, bút, giấy, …</w:t>
+      </w:r>
+    </w:p>
+    <w:p>
+      <w:pPr>
+        <w:pStyle w:val="ListParagraph"/>
+        <w:numPr>
+          <w:ilvl w:val="0"/>
+          <w:numId w:val="7"/>
+        </w:numPr>
+        <w:rPr>
+          <w:lang w:val="en-US"/>
+        </w:rPr>
+      </w:pPr>
+      <w:r>
+        <w:rPr>
+          <w:lang w:val="en-US"/>
+        </w:rPr>
+        <w:t>Giao Hàng?</w:t>
+      </w:r>
+    </w:p>
+    <w:p>
+      <w:pPr>
+        <w:pStyle w:val="ListParagraph"/>
+        <w:numPr>
+          <w:ilvl w:val="0"/>
+          <w:numId w:val="8"/>
+        </w:numPr>
+        <w:rPr>
+          <w:lang w:val="en-US"/>
+        </w:rPr>
+      </w:pPr>
+      <w:r>
+        <w:rPr>
+          <w:lang w:val="en-US"/>
+        </w:rPr>
+        <w:t>Đi xe máy ra nhận hàng</w:t>
+      </w:r>
+    </w:p>
+    <w:p>
+      <w:pPr>
+        <w:pStyle w:val="ListParagraph"/>
+        <w:numPr>
+          <w:ilvl w:val="0"/>
+          <w:numId w:val="8"/>
+        </w:numPr>
+        <w:rPr>
+          <w:lang w:val="en-US"/>
+        </w:rPr>
+      </w:pPr>
+      <w:r>
+        <w:rPr>
+          <w:lang w:val="en-US"/>
+        </w:rPr>
+        <w:t>Thanh toán luôn qua Shopee Pay</w:t>
+      </w:r>
+    </w:p>
+    <w:p>
+      <w:pPr>
+        <w:pStyle w:val="ListParagraph"/>
+        <w:numPr>
+          <w:ilvl w:val="0"/>
+          <w:numId w:val="8"/>
+        </w:numPr>
+        <w:rPr>
+          <w:lang w:val="en-US"/>
+        </w:rPr>
+      </w:pPr>
+      <w:r>
+        <w:rPr>
+          <w:lang w:val="en-US"/>
+        </w:rPr>
+        <w:t xml:space="preserve">“Anh ơi, của em là </w:t>
+      </w:r>
+      <w:r>
+        <w:rPr>
+          <w:lang w:val="en-US"/>
+        </w:rPr>
+        <w:t>963, số Shipper là 190</w:t>
+      </w:r>
+      <w:r>
+        <w:rPr>
+          <w:lang w:val="en-US"/>
+        </w:rPr>
+        <w:t>”</w:t>
+      </w:r>
+    </w:p>
+    <w:p>
+      <w:pPr>
+        <w:pStyle w:val="ListParagraph"/>
+        <w:numPr>
+          <w:ilvl w:val="0"/>
+          <w:numId w:val="7"/>
+        </w:numPr>
+        <w:rPr>
+          <w:lang w:val="en-US"/>
+        </w:rPr>
+      </w:pPr>
+      <w:r>
+        <w:rPr>
+          <w:lang w:val="en-US"/>
+        </w:rPr>
+        <w:t>Trang Phục?</w:t>
+      </w:r>
+    </w:p>
+    <w:p>
+      <w:pPr>
+        <w:pStyle w:val="ListParagraph"/>
+        <w:numPr>
+          <w:ilvl w:val="0"/>
+          <w:numId w:val="8"/>
+        </w:numPr>
+        <w:rPr>
+          <w:lang w:val="en-US"/>
+        </w:rPr>
+      </w:pPr>
+      <w:r>
+        <w:rPr>
+          <w:lang w:val="en-US"/>
+        </w:rPr>
+        <w:t>Đi giày phải đeo dớ</w:t>
+      </w:r>
+    </w:p>
+    <w:p>
+      <w:pPr>
+        <w:pStyle w:val="ListParagraph"/>
+        <w:numPr>
+          <w:ilvl w:val="0"/>
+          <w:numId w:val="7"/>
+        </w:numPr>
+        <w:rPr>
+          <w:lang w:val="en-US"/>
+        </w:rPr>
+      </w:pPr>
+      <w:r>
+        <w:rPr>
+          <w:lang w:val="en-US"/>
+        </w:rPr>
+        <w:t>Mang Nhiều Đồ?</w:t>
+      </w:r>
+    </w:p>
+    <w:p>
+      <w:pPr>
+        <w:pStyle w:val="ListParagraph"/>
+        <w:numPr>
+          <w:ilvl w:val="0"/>
+          <w:numId w:val="8"/>
+        </w:numPr>
+        <w:rPr>
+          <w:lang w:val="en-US"/>
+        </w:rPr>
+      </w:pPr>
+      <w:r>
+        <w:rPr>
+          <w:lang w:val="en-US"/>
+        </w:rPr>
+        <w:t>Kẹp vào áo mưa, đựng trong mũ bảo hiểm</w:t>
+      </w:r>
+    </w:p>
+    <w:p>
+      <w:pPr>
+        <w:pStyle w:val="ListParagraph"/>
+        <w:numPr>
+          <w:ilvl w:val="0"/>
+          <w:numId w:val="7"/>
+        </w:numPr>
+      </w:pPr>
+      <w:r>
+        <w:t>Bưu Điện?</w:t>
+      </w:r>
+    </w:p>
+    <w:p>
+      <w:pPr>
+        <w:pStyle w:val="ListParagraph"/>
+        <w:numPr>
+          <w:ilvl w:val="0"/>
+          <w:numId w:val="8"/>
+        </w:numPr>
+      </w:pPr>
+      <w:r>
+        <w:t>Tòa D4</w:t>
+      </w:r>
+    </w:p>
+    <w:p>
+      <w:pPr>
+        <w:pStyle w:val="ListParagraph"/>
+        <w:numPr>
+          <w:ilvl w:val="0"/>
+          <w:numId w:val="8"/>
+        </w:numPr>
+      </w:pPr>
+      <w:r>
+        <w:t>Vô trong lấy 1 phong bì bên trái + nhét giấy vô + đóng lại + viết thông tin vào mặt sau, không cần Postal Code + đưa cho chị + đóng 20 nghìn</w:t>
+      </w:r>
+    </w:p>
+    <w:p>
+      <w:pPr>
+        <w:pStyle w:val="ListParagraph"/>
+        <w:numPr>
+          <w:ilvl w:val="0"/>
+          <w:numId w:val="7"/>
+        </w:numPr>
+        <w:rPr>
+          <w:lang w:val="en-US"/>
+        </w:rPr>
+      </w:pPr>
+      <w:r>
+        <w:rPr>
+          <w:lang w:val="en-US"/>
+        </w:rPr>
+        <w:t>Bồn Cầu?</w:t>
+      </w:r>
+    </w:p>
+    <w:p>
+      <w:pPr>
+        <w:pStyle w:val="ListParagraph"/>
+        <w:numPr>
+          <w:ilvl w:val="0"/>
+          <w:numId w:val="8"/>
+        </w:numPr>
+        <w:rPr>
+          <w:lang w:val="en-US"/>
+        </w:rPr>
+      </w:pPr>
+      <w:r>
+        <w:rPr>
+          <w:lang w:val="en-US"/>
+        </w:rPr>
+        <w:t>Nếu thấy nó xả liên tục thì lập tức gỡ nắp + đậy cái nắp nhỏ dưới đáy két lại</w:t>
+      </w:r>
+    </w:p>
+    <w:p>
+      <w:pPr>
+        <w:pStyle w:val="ListParagraph"/>
+        <w:numPr>
+          <w:ilvl w:val="0"/>
+          <w:numId w:val="8"/>
+        </w:numPr>
+        <w:rPr>
+          <w:lang w:val="en-US"/>
+        </w:rPr>
+      </w:pPr>
+      <w:r>
+        <w:rPr>
+          <w:lang w:val="en-US"/>
+        </w:rPr>
+        <w:t>Cơ chế là có cái vòi tạo nước bên trong két, nếu nước trong két đạt đến mức nào đó nó sẽ ngưng xả, nếu cái nắp bên trong đéo đậy, nước sẽ thoát ra chỗ cứt liên tục làm mực nước trong két không dâng cao, và làm cái vòi không ngưng xả</w:t>
+      </w:r>
+    </w:p>
+    <w:p>
+      <w:pPr>
+        <w:pStyle w:val="ListParagraph"/>
+        <w:numPr>
+          <w:ilvl w:val="0"/>
+          <w:numId w:val="8"/>
+        </w:numPr>
+        <w:rPr>
+          <w:lang w:val="en-US"/>
+        </w:rPr>
+      </w:pPr>
+      <w:r>
+        <w:rPr>
+          <w:lang w:val="en-US"/>
+        </w:rPr>
+        <w:t>Nếu thấy nó nhỏ giọt thì tinh chỉnh cái nắp dưới đáy két</w:t>
+      </w:r>
+    </w:p>
+    <w:p>
+      <w:pPr>
+        <w:pStyle w:val="ListParagraph"/>
+        <w:numPr>
+          <w:ilvl w:val="0"/>
+          <w:numId w:val="8"/>
+        </w:numPr>
+        <w:rPr>
+          <w:lang w:val="en-US"/>
+        </w:rPr>
+      </w:pPr>
+      <w:r>
+        <w:rPr>
+          <w:lang w:val="en-US"/>
+        </w:rPr>
+        <w:t>Nếu không muốn tốn nước bồn cầu thì xuống nhà vệ sinh tầng trệt đái</w:t>
+      </w:r>
+    </w:p>
+    <w:p>
+      <w:pPr>
+        <w:pStyle w:val="ListParagraph"/>
+        <w:numPr>
+          <w:ilvl w:val="0"/>
+          <w:numId w:val="7"/>
+        </w:numPr>
+        <w:rPr>
+          <w:lang w:val="en-US"/>
+        </w:rPr>
+      </w:pPr>
+      <w:r>
+        <w:rPr>
+          <w:lang w:val="en-US"/>
+        </w:rPr>
+        <w:t xml:space="preserve">Những </w:t>
+      </w:r>
+      <w:r>
+        <w:rPr>
+          <w:lang w:val="en-US"/>
+        </w:rPr>
+        <w:t>Thứ Bắt Buộc Mang Bên Mình?</w:t>
+      </w:r>
+    </w:p>
+    <w:p>
+      <w:pPr>
+        <w:pStyle w:val="ListParagraph"/>
+        <w:numPr>
+          <w:ilvl w:val="0"/>
+          <w:numId w:val="8"/>
+        </w:numPr>
+        <w:rPr>
+          <w:lang w:val="en-US"/>
+        </w:rPr>
+      </w:pPr>
+      <w:r>
+        <w:rPr>
+          <w:lang w:val="en-US"/>
+        </w:rPr>
+        <w:t>Dù, nước, tràng phục linh</w:t>
+      </w:r>
+    </w:p>
+    <w:p>
+      <w:pPr>
+        <w:pStyle w:val="ListParagraph"/>
+        <w:numPr>
+          <w:ilvl w:val="0"/>
+          <w:numId w:val="7"/>
+        </w:numPr>
+        <w:rPr>
+          <w:lang w:val="en-US"/>
+        </w:rPr>
+      </w:pPr>
+      <w:r>
+        <w:rPr>
+          <w:lang w:val="en-US"/>
+        </w:rPr>
+        <w:t>Mua Thuốc?</w:t>
+      </w:r>
+    </w:p>
+    <w:p>
+      <w:pPr>
+        <w:pStyle w:val="ListParagraph"/>
+        <w:numPr>
+          <w:ilvl w:val="0"/>
+          <w:numId w:val="8"/>
+        </w:numPr>
+        <w:rPr>
+          <w:lang w:val="en-US"/>
+        </w:rPr>
+      </w:pPr>
+      <w:r>
+        <w:rPr>
+          <w:lang w:val="en-US"/>
+        </w:rPr>
+        <w:t>Đi thẳng ra cổng chính + quẹo trái đi thẳng cho tới khi gặp vật cản + quẹo trái đi thẳng 1 lát có tiệm thuốc tây</w:t>
+      </w:r>
+    </w:p>
+    <w:p>
+      <w:pPr>
+        <w:pStyle w:val="ListParagraph"/>
+        <w:numPr>
+          <w:ilvl w:val="0"/>
+          <w:numId w:val="8"/>
+        </w:numPr>
+        <w:rPr>
+          <w:lang w:val="en-US"/>
+        </w:rPr>
+      </w:pPr>
+      <w:r>
+        <w:rPr>
+          <w:lang w:val="en-US"/>
+        </w:rPr>
+        <w:t>“Bán cho em mấy cái men tiêu hóa”</w:t>
+      </w:r>
+    </w:p>
+    <w:p>
+      <w:pPr>
+        <w:pStyle w:val="ListParagraph"/>
+        <w:numPr>
+          <w:ilvl w:val="0"/>
+          <w:numId w:val="7"/>
+        </w:numPr>
+        <w:rPr>
+          <w:lang w:val="en-US"/>
+        </w:rPr>
+      </w:pPr>
+      <w:r>
+        <w:rPr>
+          <w:lang w:val="en-US"/>
+        </w:rPr>
+        <w:t>Ngủ?</w:t>
+      </w:r>
+    </w:p>
+    <w:p>
+      <w:pPr>
+        <w:pStyle w:val="ListParagraph"/>
+        <w:numPr>
+          <w:ilvl w:val="0"/>
+          <w:numId w:val="8"/>
+        </w:numPr>
+        <w:rPr>
+          <w:lang w:val="en-US"/>
+        </w:rPr>
+      </w:pPr>
+      <w:r>
+        <w:rPr>
+          <w:lang w:val="en-US"/>
+        </w:rPr>
+        <w:t>Đặt chăn làm nệm, đặt gối tựa vai cho đỡ nhức</w:t>
+      </w:r>
+    </w:p>
+    <w:p>
+      <w:pPr>
+        <w:rPr>
+          <w:lang w:val="en-US"/>
+        </w:rPr>
+      </w:pPr>
+    </w:p>
+    <w:p>
+      <w:pPr>
+        <w:rPr>
+          <w:lang w:val="en-US"/>
+        </w:rPr>
+      </w:pPr>
+      <w:r>
+        <w:rPr>
+          <w:lang w:val="en-US"/>
+        </w:rPr>
+        <w:t>Social Awkward:</w:t>
+      </w:r>
+    </w:p>
+    <w:p>
+      <w:pPr>
+        <w:pStyle w:val="ListParagraph"/>
+        <w:numPr>
+          <w:ilvl w:val="0"/>
+          <w:numId w:val="1"/>
+        </w:numPr>
+        <w:rPr>
+          <w:lang w:val="en-US"/>
+        </w:rPr>
+      </w:pPr>
+      <w:r>
+        <w:rPr>
+          <w:lang w:val="en-US"/>
+        </w:rPr>
+        <w:t>Khi Không Biết Làm Gì Chỉ Biết Đứng Yên?</w:t>
+      </w:r>
+    </w:p>
+    <w:p>
+      <w:pPr>
+        <w:pStyle w:val="ListParagraph"/>
+        <w:numPr>
+          <w:ilvl w:val="0"/>
+          <w:numId w:val="2"/>
+        </w:numPr>
+        <w:rPr>
+          <w:lang w:val="en-US"/>
+        </w:rPr>
+      </w:pPr>
+      <w:r>
+        <w:rPr>
+          <w:lang w:val="en-US"/>
+        </w:rPr>
+        <w:t>Hít thật sau rồi thở dài</w:t>
+      </w:r>
+    </w:p>
+    <w:p>
+      <w:pPr>
+        <w:pStyle w:val="ListParagraph"/>
+        <w:numPr>
+          <w:ilvl w:val="0"/>
+          <w:numId w:val="1"/>
+        </w:numPr>
+        <w:rPr>
+          <w:lang w:val="en-US"/>
+        </w:rPr>
+      </w:pPr>
+      <w:r>
+        <w:rPr>
+          <w:lang w:val="en-US"/>
+        </w:rPr>
+        <w:t xml:space="preserve">Cách Làm Quen </w:t>
+      </w:r>
+      <w:r>
+        <w:rPr>
+          <w:lang w:val="en-US"/>
+        </w:rPr>
+        <w:t>Nhóm Người Lạ</w:t>
+      </w:r>
+      <w:r>
+        <w:rPr>
+          <w:lang w:val="en-US"/>
+        </w:rPr>
+        <w:t>?</w:t>
+      </w:r>
+    </w:p>
+    <w:p>
+      <w:pPr>
+        <w:pStyle w:val="ListParagraph"/>
+        <w:numPr>
+          <w:ilvl w:val="0"/>
+          <w:numId w:val="2"/>
+        </w:numPr>
+        <w:rPr>
+          <w:lang w:val="en-US"/>
+        </w:rPr>
+      </w:pPr>
+      <w:r>
+        <w:rPr>
+          <w:lang w:val="en-US"/>
+        </w:rPr>
+        <w:t>“Chào, tôi là Nguyễn Văn Đức, và tôi là 1 thằng Nerd”</w:t>
+      </w:r>
+    </w:p>
+    <w:p>
+      <w:pPr>
+        <w:rPr>
+          <w:lang w:val="en-US"/>
+        </w:rPr>
+      </w:pPr>
+    </w:p>
+    <w:p>
+      <w:pPr>
+        <w:rPr>
+          <w:lang w:val="en-US"/>
+        </w:rPr>
+      </w:pPr>
+      <w:r>
+        <w:rPr>
+          <w:lang w:val="en-US"/>
+        </w:rPr>
+        <w:t>Social Anxiety:</w:t>
+      </w:r>
+    </w:p>
+    <w:p>
+      <w:pPr>
+        <w:pStyle w:val="ListParagraph"/>
+        <w:numPr>
+          <w:ilvl w:val="0"/>
+          <w:numId w:val="3"/>
+        </w:numPr>
+        <w:rPr>
+          <w:lang w:val="en-US"/>
+        </w:rPr>
+      </w:pPr>
+      <w:r>
+        <w:rPr>
+          <w:lang w:val="en-US"/>
+        </w:rPr>
+        <w:t>Đầu Lắc Khi Hồi Hộp?</w:t>
+      </w:r>
+    </w:p>
+    <w:p>
+      <w:pPr>
+        <w:pStyle w:val="ListParagraph"/>
+        <w:numPr>
+          <w:ilvl w:val="0"/>
+          <w:numId w:val="2"/>
+        </w:numPr>
+        <w:rPr>
+          <w:lang w:val="en-US"/>
+        </w:rPr>
+      </w:pPr>
+      <w:r>
+        <w:rPr>
+          <w:lang w:val="en-US"/>
+        </w:rPr>
+        <w:t>Hít thở dài, quay đầu ra xung quanh</w:t>
+      </w:r>
+    </w:p>
+    <w:p>
+      <w:pPr>
+        <w:rPr>
+          <w:lang w:val="en-US"/>
+        </w:rPr>
+      </w:pPr>
+    </w:p>
+    <w:p>
+      <w:pPr>
+        <w:rPr>
+          <w:lang w:val="en-US"/>
+        </w:rPr>
+      </w:pPr>
+      <w:r>
+        <w:rPr>
+          <w:lang w:val="en-US"/>
+        </w:rPr>
+        <w:t>Body:</w:t>
+      </w:r>
+    </w:p>
+    <w:p>
+      <w:pPr>
+        <w:pStyle w:val="ListParagraph"/>
+        <w:numPr>
+          <w:ilvl w:val="0"/>
+          <w:numId w:val="5"/>
+        </w:numPr>
+        <w:rPr>
+          <w:lang w:val="en-US"/>
+        </w:rPr>
+      </w:pPr>
+      <w:r>
+        <w:rPr>
+          <w:lang w:val="en-US"/>
+        </w:rPr>
         <w:lastRenderedPageBreak/>
-        <w:t>Bán bát, thìa</w:t>
-      </w:r>
-      <w:r>
-        <w:rPr>
-          <w:lang w:val="en-US"/>
-        </w:rPr>
-        <w:t>, bút, giấy, …</w:t>
-      </w:r>
-    </w:p>
-    <w:p>
-      <w:pPr>
-        <w:pStyle w:val="ListParagraph"/>
-        <w:numPr>
-          <w:ilvl w:val="0"/>
-          <w:numId w:val="7"/>
-        </w:numPr>
-        <w:rPr>
-          <w:lang w:val="en-US"/>
-        </w:rPr>
-      </w:pPr>
-      <w:r>
-        <w:rPr>
-          <w:lang w:val="en-US"/>
-        </w:rPr>
-        <w:t>Giao Hàng?</w:t>
-      </w:r>
-    </w:p>
-    <w:p>
-      <w:pPr>
-        <w:pStyle w:val="ListParagraph"/>
-        <w:numPr>
-          <w:ilvl w:val="0"/>
-          <w:numId w:val="8"/>
-        </w:numPr>
-        <w:rPr>
-          <w:lang w:val="en-US"/>
-        </w:rPr>
-      </w:pPr>
-      <w:r>
-        <w:rPr>
-          <w:lang w:val="en-US"/>
-        </w:rPr>
-        <w:t>Đi xe máy ra nhận hàng</w:t>
-      </w:r>
-    </w:p>
-    <w:p>
-      <w:pPr>
-        <w:pStyle w:val="ListParagraph"/>
-        <w:numPr>
-          <w:ilvl w:val="0"/>
-          <w:numId w:val="8"/>
-        </w:numPr>
-        <w:rPr>
-          <w:lang w:val="en-US"/>
-        </w:rPr>
-      </w:pPr>
-      <w:r>
-        <w:rPr>
-          <w:lang w:val="en-US"/>
-        </w:rPr>
-        <w:t>Thanh toán luôn qua Shopee Pay</w:t>
-      </w:r>
-    </w:p>
-    <w:p>
-      <w:pPr>
-        <w:pStyle w:val="ListParagraph"/>
-        <w:numPr>
-          <w:ilvl w:val="0"/>
-          <w:numId w:val="8"/>
-        </w:numPr>
-        <w:rPr>
-          <w:lang w:val="en-US"/>
-        </w:rPr>
-      </w:pPr>
-      <w:r>
-        <w:rPr>
-          <w:lang w:val="en-US"/>
-        </w:rPr>
-        <w:t>“Anh ơi, của em là &lt;3 Số Cuối Số Điện Thoại Thằng Shipper Gọi Đến&gt;”</w:t>
-      </w:r>
-    </w:p>
-    <w:p>
-      <w:pPr>
-        <w:pStyle w:val="ListParagraph"/>
-        <w:numPr>
-          <w:ilvl w:val="0"/>
-          <w:numId w:val="7"/>
-        </w:numPr>
-        <w:rPr>
-          <w:lang w:val="en-US"/>
-        </w:rPr>
-      </w:pPr>
-      <w:r>
-        <w:rPr>
-          <w:lang w:val="en-US"/>
-        </w:rPr>
-        <w:t>Trang Phục?</w:t>
-      </w:r>
-    </w:p>
-    <w:p>
-      <w:pPr>
-        <w:pStyle w:val="ListParagraph"/>
-        <w:numPr>
-          <w:ilvl w:val="0"/>
-          <w:numId w:val="8"/>
-        </w:numPr>
-        <w:rPr>
-          <w:lang w:val="en-US"/>
-        </w:rPr>
-      </w:pPr>
-      <w:r>
-        <w:rPr>
-          <w:lang w:val="en-US"/>
-        </w:rPr>
-        <w:t>Đi giày phải đeo dớ</w:t>
-      </w:r>
-    </w:p>
-    <w:p>
-      <w:pPr>
-        <w:pStyle w:val="ListParagraph"/>
-        <w:numPr>
-          <w:ilvl w:val="0"/>
-          <w:numId w:val="7"/>
-        </w:numPr>
-        <w:rPr>
-          <w:lang w:val="en-US"/>
-        </w:rPr>
-      </w:pPr>
-      <w:r>
-        <w:rPr>
-          <w:lang w:val="en-US"/>
-        </w:rPr>
-        <w:t>Mang Nhiều Đồ?</w:t>
-      </w:r>
-    </w:p>
-    <w:p>
-      <w:pPr>
-        <w:pStyle w:val="ListParagraph"/>
-        <w:numPr>
-          <w:ilvl w:val="0"/>
-          <w:numId w:val="8"/>
-        </w:numPr>
-        <w:rPr>
-          <w:lang w:val="en-US"/>
-        </w:rPr>
-      </w:pPr>
-      <w:r>
-        <w:rPr>
-          <w:lang w:val="en-US"/>
-        </w:rPr>
-        <w:t>Kẹp vào áo mưa, đựng trong mũ bảo hiểm</w:t>
-      </w:r>
-    </w:p>
-    <w:p>
-      <w:pPr>
-        <w:pStyle w:val="ListParagraph"/>
-        <w:numPr>
-          <w:ilvl w:val="0"/>
-          <w:numId w:val="7"/>
-        </w:numPr>
-      </w:pPr>
-      <w:r>
-        <w:t>Bưu Điện?</w:t>
-      </w:r>
-    </w:p>
-    <w:p>
-      <w:pPr>
-        <w:pStyle w:val="ListParagraph"/>
-        <w:numPr>
-          <w:ilvl w:val="0"/>
-          <w:numId w:val="8"/>
-        </w:numPr>
-      </w:pPr>
-      <w:r>
-        <w:t>Tòa D4</w:t>
-      </w:r>
-    </w:p>
-    <w:p>
-      <w:pPr>
-        <w:pStyle w:val="ListParagraph"/>
-        <w:numPr>
-          <w:ilvl w:val="0"/>
-          <w:numId w:val="8"/>
-        </w:numPr>
-      </w:pPr>
-      <w:r>
-        <w:t>Vô trong lấy 1 phong bì bên trái + nhét giấy vô + đóng lại + viết thông tin vào mặt sau, không cần Postal Code + đưa cho chị + đóng 20 nghìn</w:t>
-      </w:r>
-    </w:p>
-    <w:p>
-      <w:pPr>
-        <w:pStyle w:val="ListParagraph"/>
-        <w:numPr>
-          <w:ilvl w:val="0"/>
-          <w:numId w:val="7"/>
-        </w:numPr>
-        <w:rPr>
-          <w:lang w:val="en-US"/>
-        </w:rPr>
-      </w:pPr>
-      <w:r>
-        <w:rPr>
-          <w:lang w:val="en-US"/>
-        </w:rPr>
-        <w:t>Bồn Cầu?</w:t>
-      </w:r>
-    </w:p>
-    <w:p>
-      <w:pPr>
-        <w:pStyle w:val="ListParagraph"/>
-        <w:numPr>
-          <w:ilvl w:val="0"/>
-          <w:numId w:val="8"/>
-        </w:numPr>
-        <w:rPr>
-          <w:lang w:val="en-US"/>
-        </w:rPr>
-      </w:pPr>
-      <w:r>
-        <w:rPr>
-          <w:lang w:val="en-US"/>
-        </w:rPr>
-        <w:t>Nếu thấy nó xả liên tục thì lập tức gỡ nắp + đậy cái nắp nhỏ dưới đáy két lại</w:t>
-      </w:r>
-    </w:p>
-    <w:p>
-      <w:pPr>
-        <w:pStyle w:val="ListParagraph"/>
-        <w:numPr>
-          <w:ilvl w:val="0"/>
-          <w:numId w:val="8"/>
-        </w:numPr>
-        <w:rPr>
-          <w:lang w:val="en-US"/>
-        </w:rPr>
-      </w:pPr>
-      <w:r>
-        <w:rPr>
-          <w:lang w:val="en-US"/>
-        </w:rPr>
-        <w:t>Cơ chế là có cái vòi tạo nước bên trong két, nếu nước trong két đạt đến mức nào đó nó sẽ ngưng xả, nếu cái nắp bên trong đéo đậy, nước sẽ thoát ra chỗ cứt liên tục làm mực nước trong két không dâng cao, và làm cái vòi không ngưng xả</w:t>
-      </w:r>
-    </w:p>
-    <w:p>
-      <w:pPr>
-        <w:pStyle w:val="ListParagraph"/>
-        <w:numPr>
-          <w:ilvl w:val="0"/>
-          <w:numId w:val="8"/>
-        </w:numPr>
-        <w:rPr>
-          <w:lang w:val="en-US"/>
-        </w:rPr>
-      </w:pPr>
-      <w:r>
-        <w:rPr>
-          <w:lang w:val="en-US"/>
-        </w:rPr>
-        <w:t>Nếu thấy nó nhỏ giọt thì tinh chỉnh cái nắp dưới đáy két</w:t>
-      </w:r>
-    </w:p>
-    <w:p>
-      <w:pPr>
-        <w:pStyle w:val="ListParagraph"/>
-        <w:numPr>
-          <w:ilvl w:val="0"/>
-          <w:numId w:val="8"/>
-        </w:numPr>
-        <w:rPr>
-          <w:lang w:val="en-US"/>
-        </w:rPr>
-      </w:pPr>
-      <w:r>
-        <w:rPr>
-          <w:lang w:val="en-US"/>
-        </w:rPr>
-        <w:t>Nếu không muốn tốn nước bồn cầu thì xuống nhà vệ sinh tầng trệt đái</w:t>
-      </w:r>
-    </w:p>
-    <w:p>
-      <w:pPr>
-        <w:pStyle w:val="ListParagraph"/>
-        <w:numPr>
-          <w:ilvl w:val="0"/>
-          <w:numId w:val="7"/>
-        </w:numPr>
-        <w:rPr>
-          <w:lang w:val="en-US"/>
-        </w:rPr>
-      </w:pPr>
-      <w:r>
-        <w:rPr>
-          <w:lang w:val="en-US"/>
-        </w:rPr>
-        <w:t xml:space="preserve">Những </w:t>
-      </w:r>
-      <w:r>
-        <w:rPr>
-          <w:lang w:val="en-US"/>
-        </w:rPr>
-        <w:t>Thứ Bắt Buộc Mang Bên Mình?</w:t>
-      </w:r>
-    </w:p>
-    <w:p>
-      <w:pPr>
-        <w:pStyle w:val="ListParagraph"/>
-        <w:numPr>
-          <w:ilvl w:val="0"/>
-          <w:numId w:val="8"/>
-        </w:numPr>
-        <w:rPr>
-          <w:lang w:val="en-US"/>
-        </w:rPr>
-      </w:pPr>
-      <w:r>
-        <w:rPr>
-          <w:lang w:val="en-US"/>
-        </w:rPr>
-        <w:t>Dù, nước, tràng phục linh</w:t>
-      </w:r>
-    </w:p>
-    <w:p>
-      <w:pPr>
-        <w:pStyle w:val="ListParagraph"/>
-        <w:numPr>
-          <w:ilvl w:val="0"/>
-          <w:numId w:val="7"/>
-        </w:numPr>
-        <w:rPr>
-          <w:lang w:val="en-US"/>
-        </w:rPr>
-      </w:pPr>
-      <w:r>
-        <w:rPr>
-          <w:lang w:val="en-US"/>
-        </w:rPr>
-        <w:t>Mua Thuốc?</w:t>
-      </w:r>
-    </w:p>
-    <w:p>
-      <w:pPr>
-        <w:pStyle w:val="ListParagraph"/>
-        <w:numPr>
-          <w:ilvl w:val="0"/>
-          <w:numId w:val="8"/>
-        </w:numPr>
-        <w:rPr>
-          <w:lang w:val="en-US"/>
-        </w:rPr>
-      </w:pPr>
-      <w:r>
-        <w:rPr>
-          <w:lang w:val="en-US"/>
-        </w:rPr>
-        <w:t>Đi thẳng ra cổng chính + quẹo trái đi thẳng cho tới khi gặp vật cản + quẹo trái đi thẳng 1 lát có tiệm thuốc tây</w:t>
-      </w:r>
-    </w:p>
-    <w:p>
-      <w:pPr>
-        <w:pStyle w:val="ListParagraph"/>
-        <w:numPr>
-          <w:ilvl w:val="0"/>
-          <w:numId w:val="8"/>
-        </w:numPr>
-        <w:rPr>
-          <w:lang w:val="en-US"/>
-        </w:rPr>
-      </w:pPr>
-      <w:r>
-        <w:rPr>
-          <w:lang w:val="en-US"/>
-        </w:rPr>
-        <w:t>“Bán cho em mấy cái men tiêu hóa”</w:t>
-      </w:r>
-    </w:p>
-    <w:p>
-      <w:pPr>
-        <w:pStyle w:val="ListParagraph"/>
-        <w:numPr>
-          <w:ilvl w:val="0"/>
-          <w:numId w:val="7"/>
-        </w:numPr>
-        <w:rPr>
-          <w:lang w:val="en-US"/>
-        </w:rPr>
-      </w:pPr>
-      <w:r>
-        <w:rPr>
-          <w:lang w:val="en-US"/>
-        </w:rPr>
-        <w:t>Ngủ?</w:t>
-      </w:r>
-    </w:p>
-    <w:p>
-      <w:pPr>
-        <w:pStyle w:val="ListParagraph"/>
-        <w:numPr>
-          <w:ilvl w:val="0"/>
-          <w:numId w:val="8"/>
-        </w:numPr>
-        <w:rPr>
-          <w:lang w:val="en-US"/>
-        </w:rPr>
-      </w:pPr>
-      <w:r>
-        <w:rPr>
-          <w:lang w:val="en-US"/>
-        </w:rPr>
-        <w:t>Đặt chăn làm nệm, đặt gối tựa vai cho đỡ nhức</w:t>
-      </w:r>
-    </w:p>
-    <w:p>
-      <w:pPr>
-        <w:rPr>
-          <w:lang w:val="en-US"/>
-        </w:rPr>
-      </w:pPr>
-    </w:p>
-    <w:p>
-      <w:pPr>
-        <w:rPr>
-          <w:lang w:val="en-US"/>
-        </w:rPr>
-      </w:pPr>
-      <w:r>
-        <w:rPr>
-          <w:lang w:val="en-US"/>
-        </w:rPr>
-        <w:t>Social Awkward:</w:t>
-      </w:r>
-    </w:p>
-    <w:p>
-      <w:pPr>
-        <w:pStyle w:val="ListParagraph"/>
-        <w:numPr>
-          <w:ilvl w:val="0"/>
-          <w:numId w:val="1"/>
-        </w:numPr>
-        <w:rPr>
-          <w:lang w:val="en-US"/>
-        </w:rPr>
-      </w:pPr>
-      <w:r>
-        <w:rPr>
-          <w:lang w:val="en-US"/>
-        </w:rPr>
-        <w:t>Khi Không Biết Làm Gì Chỉ Biết Đứng Yên?</w:t>
+        <w:t>Để Dễ Ngủ Và Chữa Lõm?</w:t>
       </w:r>
     </w:p>
     <w:p>
@@ -1278,167 +1481,6 @@
         <w:rPr>
           <w:lang w:val="en-US"/>
         </w:rPr>
-        <w:t>Hít thật sau rồi thở dài</w:t>
-      </w:r>
-    </w:p>
-    <w:p>
-      <w:pPr>
-        <w:pStyle w:val="ListParagraph"/>
-        <w:numPr>
-          <w:ilvl w:val="0"/>
-          <w:numId w:val="1"/>
-        </w:numPr>
-        <w:rPr>
-          <w:lang w:val="en-US"/>
-        </w:rPr>
-      </w:pPr>
-      <w:r>
-        <w:rPr>
-          <w:lang w:val="en-US"/>
-        </w:rPr>
-        <w:t xml:space="preserve">Cách Làm Quen </w:t>
-      </w:r>
-      <w:r>
-        <w:rPr>
-          <w:lang w:val="en-US"/>
-        </w:rPr>
-        <w:t>Nhóm Người Lạ</w:t>
-      </w:r>
-      <w:r>
-        <w:rPr>
-          <w:lang w:val="en-US"/>
-        </w:rPr>
-        <w:t>?</w:t>
-      </w:r>
-    </w:p>
-    <w:p>
-      <w:pPr>
-        <w:pStyle w:val="ListParagraph"/>
-        <w:numPr>
-          <w:ilvl w:val="0"/>
-          <w:numId w:val="2"/>
-        </w:numPr>
-        <w:rPr>
-          <w:lang w:val="en-US"/>
-        </w:rPr>
-      </w:pPr>
-      <w:r>
-        <w:rPr>
-          <w:lang w:val="en-US"/>
-        </w:rPr>
-        <w:t>“Chào, tôi là Nguyễn Văn Đức, và tôi là 1 thằng Nerd”</w:t>
-      </w:r>
-    </w:p>
-    <w:p>
-      <w:pPr>
-        <w:rPr>
-          <w:lang w:val="en-US"/>
-        </w:rPr>
-      </w:pPr>
-    </w:p>
-    <w:p>
-      <w:pPr>
-        <w:rPr>
-          <w:lang w:val="en-US"/>
-        </w:rPr>
-      </w:pPr>
-      <w:r>
-        <w:rPr>
-          <w:lang w:val="en-US"/>
-        </w:rPr>
-        <w:t>Social Anxiety:</w:t>
-      </w:r>
-    </w:p>
-    <w:p>
-      <w:pPr>
-        <w:pStyle w:val="ListParagraph"/>
-        <w:numPr>
-          <w:ilvl w:val="0"/>
-          <w:numId w:val="3"/>
-        </w:numPr>
-        <w:rPr>
-          <w:lang w:val="en-US"/>
-        </w:rPr>
-      </w:pPr>
-      <w:r>
-        <w:rPr>
-          <w:lang w:val="en-US"/>
-        </w:rPr>
-        <w:t>Đầu Lắc Khi Hồi Hộp?</w:t>
-      </w:r>
-    </w:p>
-    <w:p>
-      <w:pPr>
-        <w:pStyle w:val="ListParagraph"/>
-        <w:numPr>
-          <w:ilvl w:val="0"/>
-          <w:numId w:val="2"/>
-        </w:numPr>
-        <w:rPr>
-          <w:lang w:val="en-US"/>
-        </w:rPr>
-      </w:pPr>
-      <w:r>
-        <w:rPr>
-          <w:lang w:val="en-US"/>
-        </w:rPr>
-        <w:t>Hít thở dài, quay đầu ra xung quanh</w:t>
-      </w:r>
-    </w:p>
-    <w:p>
-      <w:pPr>
-        <w:rPr>
-          <w:lang w:val="en-US"/>
-        </w:rPr>
-      </w:pPr>
-    </w:p>
-    <w:p>
-      <w:pPr>
-        <w:rPr>
-          <w:lang w:val="en-US"/>
-        </w:rPr>
-      </w:pPr>
-      <w:r>
-        <w:rPr>
-          <w:lang w:val="en-US"/>
-        </w:rPr>
-        <w:t>Body:</w:t>
-      </w:r>
-    </w:p>
-    <w:p>
-      <w:pPr>
-        <w:pStyle w:val="ListParagraph"/>
-        <w:numPr>
-          <w:ilvl w:val="0"/>
-          <w:numId w:val="5"/>
-        </w:numPr>
-        <w:rPr>
-          <w:lang w:val="en-US"/>
-        </w:rPr>
-      </w:pPr>
-      <w:r>
-        <w:rPr>
-          <w:lang w:val="en-US"/>
-        </w:rPr>
-        <w:t>Để Dễ Ngủ Và Chữa Lõm?</w:t>
-      </w:r>
-    </w:p>
-    <w:p>
-      <w:pPr>
-        <w:pStyle w:val="ListParagraph"/>
-        <w:numPr>
-          <w:ilvl w:val="0"/>
-          <w:numId w:val="2"/>
-        </w:numPr>
-        <w:rPr>
-          <w:lang w:val="en-US"/>
-        </w:rPr>
-      </w:pPr>
-      <w:r>
-        <w:rPr>
-          <w:lang w:val="en-US"/>
-        </w:rPr>
-        <w:lastRenderedPageBreak/>
         <w:t>Nằm úp, để gối giữa bụng, kê đầu cho đỡ nghiêng</w:t>
       </w:r>
     </w:p>

--- a/experience.docx
+++ b/experience.docx
@@ -12,102 +12,6 @@
         <w:rPr>
           <w:lang w:val="en-US"/>
         </w:rPr>
-        <w:t>Không học gì hết</w:t>
-      </w:r>
-      <w:r>
-        <w:rPr>
-          <w:lang w:val="en-US"/>
-        </w:rPr>
-        <w:t xml:space="preserve"> nếu ngay từ đầu đã thấy không ổn cho</w:t>
-      </w:r>
-      <w:r>
-        <w:rPr>
-          <w:lang w:val="en-US"/>
-        </w:rPr>
-        <w:t xml:space="preserve"> đỡ tốn thời gian vô ích</w:t>
-      </w:r>
-    </w:p>
-    <w:p>
-      <w:pPr>
-        <w:rPr>
-          <w:lang w:val="en-US"/>
-        </w:rPr>
-      </w:pPr>
-      <w:r>
-        <w:rPr>
-          <w:lang w:val="en-US"/>
-        </w:rPr>
-        <w:t>Không biết gì hỏi ChatGPT</w:t>
-      </w:r>
-      <w:r>
-        <w:rPr>
-          <w:lang w:val="en-US"/>
-        </w:rPr>
-        <w:t xml:space="preserve"> giải thích cho đứa trẻ 5 tuổi</w:t>
-      </w:r>
-    </w:p>
-    <w:p>
-      <w:pPr>
-        <w:rPr>
-          <w:lang w:val="en-US"/>
-        </w:rPr>
-      </w:pPr>
-      <w:r>
-        <w:rPr>
-          <w:lang w:val="en-US"/>
-        </w:rPr>
-        <w:t>Trốn người nhớ cầm điện thoại vào nhà vệ sinh</w:t>
-      </w:r>
-    </w:p>
-    <w:p>
-      <w:pPr>
-        <w:rPr>
-          <w:lang w:val="en-US"/>
-        </w:rPr>
-      </w:pPr>
-      <w:r>
-        <w:rPr>
-          <w:lang w:val="en-US"/>
-        </w:rPr>
-        <w:t>Note đại học bằng bảng tự xóa</w:t>
-      </w:r>
-    </w:p>
-    <w:p>
-      <w:pPr>
-        <w:rPr>
-          <w:lang w:val="en-US"/>
-        </w:rPr>
-      </w:pPr>
-      <w:r>
-        <w:rPr>
-          <w:lang w:val="en-US"/>
-        </w:rPr>
-        <w:t>Hỏi Chat GPT viết Code AI để tham khảo nó lấy dữ liệu vào ở đâu</w:t>
-      </w:r>
-    </w:p>
-    <w:p>
-      <w:pPr>
-        <w:rPr>
-          <w:lang w:val="en-US"/>
-        </w:rPr>
-      </w:pPr>
-      <w:r>
-        <w:rPr>
-          <w:lang w:val="en-US"/>
-        </w:rPr>
-        <w:t>Đau đầu vãi lồn thì uống nhiều nước</w:t>
-      </w:r>
-    </w:p>
-    <w:p>
-      <w:pPr>
-        <w:rPr>
-          <w:lang w:val="en-US"/>
-        </w:rPr>
-      </w:pPr>
-      <w:r>
-        <w:rPr>
-          <w:lang w:val="en-US"/>
-        </w:rPr>
         <w:t xml:space="preserve">Dorm </w:t>
       </w:r>
       <w:r>
@@ -771,6 +675,24 @@
         <w:rPr>
           <w:lang w:val="en-US"/>
         </w:rPr>
+        <w:t>Muốn ăn mì, xuống căn tin lấy vài gói + trả 5 nghìn mỗi gói</w:t>
+      </w:r>
+    </w:p>
+    <w:p>
+      <w:pPr>
+        <w:pStyle w:val="ListParagraph"/>
+        <w:numPr>
+          <w:ilvl w:val="0"/>
+          <w:numId w:val="8"/>
+        </w:numPr>
+        <w:rPr>
+          <w:lang w:val="en-US"/>
+        </w:rPr>
+      </w:pPr>
+      <w:r>
+        <w:rPr>
+          <w:lang w:val="en-US"/>
+        </w:rPr>
         <w:t>Đi ăn không bao giờ đi dưới tán cây vì có sâu</w:t>
       </w:r>
     </w:p>
@@ -825,32 +747,188 @@
         <w:rPr>
           <w:lang w:val="en-US"/>
         </w:rPr>
+        <w:t>Đi ra chỗ đỗ xe máy của D2, đi vào 1 lát rồi quẹo trái có chỗ bán tạp hóa</w:t>
+      </w:r>
+    </w:p>
+    <w:p>
+      <w:pPr>
+        <w:pStyle w:val="ListParagraph"/>
+        <w:numPr>
+          <w:ilvl w:val="0"/>
+          <w:numId w:val="8"/>
+        </w:numPr>
+        <w:rPr>
+          <w:lang w:val="en-US"/>
+        </w:rPr>
+      </w:pPr>
+      <w:r>
+        <w:rPr>
+          <w:lang w:val="en-US"/>
+        </w:rPr>
+        <w:t>Bán bát, thìa</w:t>
+      </w:r>
+      <w:r>
+        <w:rPr>
+          <w:lang w:val="en-US"/>
+        </w:rPr>
+        <w:t>, bút, giấy, …</w:t>
+      </w:r>
+    </w:p>
+    <w:p>
+      <w:pPr>
+        <w:pStyle w:val="ListParagraph"/>
+        <w:numPr>
+          <w:ilvl w:val="0"/>
+          <w:numId w:val="7"/>
+        </w:numPr>
+        <w:rPr>
+          <w:lang w:val="en-US"/>
+        </w:rPr>
+      </w:pPr>
+      <w:r>
+        <w:rPr>
+          <w:lang w:val="en-US"/>
+        </w:rPr>
+        <w:t>Giao Hàng?</w:t>
+      </w:r>
+    </w:p>
+    <w:p>
+      <w:pPr>
+        <w:pStyle w:val="ListParagraph"/>
+        <w:numPr>
+          <w:ilvl w:val="0"/>
+          <w:numId w:val="8"/>
+        </w:numPr>
+        <w:rPr>
+          <w:lang w:val="en-US"/>
+        </w:rPr>
+      </w:pPr>
+      <w:r>
+        <w:rPr>
+          <w:lang w:val="en-US"/>
+        </w:rPr>
+        <w:t>Đi xe máy ra nhận hàng</w:t>
+      </w:r>
+    </w:p>
+    <w:p>
+      <w:pPr>
+        <w:pStyle w:val="ListParagraph"/>
+        <w:numPr>
+          <w:ilvl w:val="0"/>
+          <w:numId w:val="8"/>
+        </w:numPr>
+        <w:rPr>
+          <w:lang w:val="en-US"/>
+        </w:rPr>
+      </w:pPr>
+      <w:r>
+        <w:rPr>
+          <w:lang w:val="en-US"/>
+        </w:rPr>
+        <w:t>Thanh toán luôn qua Shopee Pay</w:t>
+      </w:r>
+    </w:p>
+    <w:p>
+      <w:pPr>
+        <w:pStyle w:val="ListParagraph"/>
+        <w:numPr>
+          <w:ilvl w:val="0"/>
+          <w:numId w:val="8"/>
+        </w:numPr>
+        <w:rPr>
+          <w:lang w:val="en-US"/>
+        </w:rPr>
+      </w:pPr>
+      <w:r>
+        <w:rPr>
+          <w:lang w:val="en-US"/>
+        </w:rPr>
+        <w:t xml:space="preserve">“Anh ơi, của em là </w:t>
+      </w:r>
+      <w:r>
+        <w:rPr>
+          <w:lang w:val="en-US"/>
+        </w:rPr>
+        <w:t>963, số Shipper là 190</w:t>
+      </w:r>
+      <w:r>
+        <w:rPr>
+          <w:lang w:val="en-US"/>
+        </w:rPr>
+        <w:t>”</w:t>
+      </w:r>
+    </w:p>
+    <w:p>
+      <w:pPr>
+        <w:pStyle w:val="ListParagraph"/>
+        <w:numPr>
+          <w:ilvl w:val="0"/>
+          <w:numId w:val="7"/>
+        </w:numPr>
+        <w:rPr>
+          <w:lang w:val="en-US"/>
+        </w:rPr>
+      </w:pPr>
+      <w:r>
+        <w:rPr>
+          <w:lang w:val="en-US"/>
+        </w:rPr>
+        <w:t>Trang Phục?</w:t>
+      </w:r>
+    </w:p>
+    <w:p>
+      <w:pPr>
+        <w:pStyle w:val="ListParagraph"/>
+        <w:numPr>
+          <w:ilvl w:val="0"/>
+          <w:numId w:val="8"/>
+        </w:numPr>
+        <w:rPr>
+          <w:lang w:val="en-US"/>
+        </w:rPr>
+      </w:pPr>
+      <w:r>
+        <w:rPr>
+          <w:lang w:val="en-US"/>
+        </w:rPr>
+        <w:t>Đi giày phải đeo dớ</w:t>
+      </w:r>
+    </w:p>
+    <w:p>
+      <w:pPr>
+        <w:pStyle w:val="ListParagraph"/>
+        <w:numPr>
+          <w:ilvl w:val="0"/>
+          <w:numId w:val="7"/>
+        </w:numPr>
+        <w:rPr>
+          <w:lang w:val="en-US"/>
+        </w:rPr>
+      </w:pPr>
+      <w:r>
+        <w:rPr>
+          <w:lang w:val="en-US"/>
+        </w:rPr>
+        <w:t>Mang Nhiều Đồ?</w:t>
+      </w:r>
+    </w:p>
+    <w:p>
+      <w:pPr>
+        <w:pStyle w:val="ListParagraph"/>
+        <w:numPr>
+          <w:ilvl w:val="0"/>
+          <w:numId w:val="8"/>
+        </w:numPr>
+        <w:rPr>
+          <w:lang w:val="en-US"/>
+        </w:rPr>
+      </w:pPr>
+      <w:r>
+        <w:rPr>
+          <w:lang w:val="en-US"/>
+        </w:rPr>
         <w:lastRenderedPageBreak/>
-        <w:t>Đi ra chỗ đỗ xe máy của D2, đi vào 1 lát rồi quẹo trái có chỗ bán tạp hóa</w:t>
-      </w:r>
-    </w:p>
-    <w:p>
-      <w:pPr>
-        <w:pStyle w:val="ListParagraph"/>
-        <w:numPr>
-          <w:ilvl w:val="0"/>
-          <w:numId w:val="8"/>
-        </w:numPr>
-        <w:rPr>
-          <w:lang w:val="en-US"/>
-        </w:rPr>
-      </w:pPr>
-      <w:r>
-        <w:rPr>
-          <w:lang w:val="en-US"/>
-        </w:rPr>
-        <w:t>Bán bát, thìa</w:t>
-      </w:r>
-      <w:r>
-        <w:rPr>
-          <w:lang w:val="en-US"/>
-        </w:rPr>
-        <w:t>, bút, giấy, …</w:t>
+        <w:t>Kẹp vào áo mưa, đựng trong mũ bảo hiểm</w:t>
       </w:r>
     </w:p>
     <w:p>
@@ -860,81 +938,33 @@
           <w:ilvl w:val="0"/>
           <w:numId w:val="7"/>
         </w:numPr>
-        <w:rPr>
-          <w:lang w:val="en-US"/>
-        </w:rPr>
-      </w:pPr>
-      <w:r>
-        <w:rPr>
-          <w:lang w:val="en-US"/>
-        </w:rPr>
-        <w:t>Giao Hàng?</w:t>
-      </w:r>
-    </w:p>
-    <w:p>
-      <w:pPr>
-        <w:pStyle w:val="ListParagraph"/>
-        <w:numPr>
-          <w:ilvl w:val="0"/>
-          <w:numId w:val="8"/>
-        </w:numPr>
-        <w:rPr>
-          <w:lang w:val="en-US"/>
-        </w:rPr>
-      </w:pPr>
-      <w:r>
-        <w:rPr>
-          <w:lang w:val="en-US"/>
-        </w:rPr>
-        <w:t>Đi xe máy ra nhận hàng</w:t>
-      </w:r>
-    </w:p>
-    <w:p>
-      <w:pPr>
-        <w:pStyle w:val="ListParagraph"/>
-        <w:numPr>
-          <w:ilvl w:val="0"/>
-          <w:numId w:val="8"/>
-        </w:numPr>
-        <w:rPr>
-          <w:lang w:val="en-US"/>
-        </w:rPr>
-      </w:pPr>
-      <w:r>
-        <w:rPr>
-          <w:lang w:val="en-US"/>
-        </w:rPr>
-        <w:t>Thanh toán luôn qua Shopee Pay</w:t>
-      </w:r>
-    </w:p>
-    <w:p>
-      <w:pPr>
-        <w:pStyle w:val="ListParagraph"/>
-        <w:numPr>
-          <w:ilvl w:val="0"/>
-          <w:numId w:val="8"/>
-        </w:numPr>
-        <w:rPr>
-          <w:lang w:val="en-US"/>
-        </w:rPr>
-      </w:pPr>
-      <w:r>
-        <w:rPr>
-          <w:lang w:val="en-US"/>
-        </w:rPr>
-        <w:t xml:space="preserve">“Anh ơi, của em là </w:t>
-      </w:r>
-      <w:r>
-        <w:rPr>
-          <w:lang w:val="en-US"/>
-        </w:rPr>
-        <w:t>963, số Shipper là 190</w:t>
-      </w:r>
-      <w:r>
-        <w:rPr>
-          <w:lang w:val="en-US"/>
-        </w:rPr>
-        <w:t>”</w:t>
+      </w:pPr>
+      <w:r>
+        <w:t>Bưu Điện?</w:t>
+      </w:r>
+    </w:p>
+    <w:p>
+      <w:pPr>
+        <w:pStyle w:val="ListParagraph"/>
+        <w:numPr>
+          <w:ilvl w:val="0"/>
+          <w:numId w:val="8"/>
+        </w:numPr>
+      </w:pPr>
+      <w:r>
+        <w:t>Tòa D4</w:t>
+      </w:r>
+    </w:p>
+    <w:p>
+      <w:pPr>
+        <w:pStyle w:val="ListParagraph"/>
+        <w:numPr>
+          <w:ilvl w:val="0"/>
+          <w:numId w:val="8"/>
+        </w:numPr>
+      </w:pPr>
+      <w:r>
+        <w:t>Vô trong lấy 1 phong bì bên trái + nhét giấy vô + đóng lại + viết thông tin vào mặt sau, không cần Postal Code + đưa cho chị + đóng 20 nghìn</w:t>
       </w:r>
     </w:p>
     <w:p>
@@ -952,25 +982,79 @@
         <w:rPr>
           <w:lang w:val="en-US"/>
         </w:rPr>
-        <w:t>Trang Phục?</w:t>
-      </w:r>
-    </w:p>
-    <w:p>
-      <w:pPr>
-        <w:pStyle w:val="ListParagraph"/>
-        <w:numPr>
-          <w:ilvl w:val="0"/>
-          <w:numId w:val="8"/>
-        </w:numPr>
-        <w:rPr>
-          <w:lang w:val="en-US"/>
-        </w:rPr>
-      </w:pPr>
-      <w:r>
-        <w:rPr>
-          <w:lang w:val="en-US"/>
-        </w:rPr>
-        <w:t>Đi giày phải đeo dớ</w:t>
+        <w:t>Bồn Cầu?</w:t>
+      </w:r>
+    </w:p>
+    <w:p>
+      <w:pPr>
+        <w:pStyle w:val="ListParagraph"/>
+        <w:numPr>
+          <w:ilvl w:val="0"/>
+          <w:numId w:val="8"/>
+        </w:numPr>
+        <w:rPr>
+          <w:lang w:val="en-US"/>
+        </w:rPr>
+      </w:pPr>
+      <w:r>
+        <w:rPr>
+          <w:lang w:val="en-US"/>
+        </w:rPr>
+        <w:t>Nếu thấy nó xả liên tục thì lập tức gỡ nắp + đậy cái nắp nhỏ dưới đáy két lại</w:t>
+      </w:r>
+    </w:p>
+    <w:p>
+      <w:pPr>
+        <w:pStyle w:val="ListParagraph"/>
+        <w:numPr>
+          <w:ilvl w:val="0"/>
+          <w:numId w:val="8"/>
+        </w:numPr>
+        <w:rPr>
+          <w:lang w:val="en-US"/>
+        </w:rPr>
+      </w:pPr>
+      <w:r>
+        <w:rPr>
+          <w:lang w:val="en-US"/>
+        </w:rPr>
+        <w:t>Cơ chế là có cái vòi tạo nước bên trong két, nếu nước trong két đạt đến mức nào đó nó sẽ ngưng xả, nếu cái nắp bên trong đéo đậy, nước sẽ thoát ra chỗ cứt liên tục làm mực nước trong két không dâng cao, và làm cái vòi không ngưng xả</w:t>
+      </w:r>
+    </w:p>
+    <w:p>
+      <w:pPr>
+        <w:pStyle w:val="ListParagraph"/>
+        <w:numPr>
+          <w:ilvl w:val="0"/>
+          <w:numId w:val="8"/>
+        </w:numPr>
+        <w:rPr>
+          <w:lang w:val="en-US"/>
+        </w:rPr>
+      </w:pPr>
+      <w:r>
+        <w:rPr>
+          <w:lang w:val="en-US"/>
+        </w:rPr>
+        <w:t>Nếu thấy nó nhỏ giọt thì tinh chỉnh cái nắp dưới đáy két</w:t>
+      </w:r>
+    </w:p>
+    <w:p>
+      <w:pPr>
+        <w:pStyle w:val="ListParagraph"/>
+        <w:numPr>
+          <w:ilvl w:val="0"/>
+          <w:numId w:val="8"/>
+        </w:numPr>
+        <w:rPr>
+          <w:lang w:val="en-US"/>
+        </w:rPr>
+      </w:pPr>
+      <w:r>
+        <w:rPr>
+          <w:lang w:val="en-US"/>
+        </w:rPr>
+        <w:t>Nếu không muốn tốn nước bồn cầu thì xuống nhà vệ sinh tầng trệt đái</w:t>
       </w:r>
     </w:p>
     <w:p>
@@ -988,25 +1072,31 @@
         <w:rPr>
           <w:lang w:val="en-US"/>
         </w:rPr>
-        <w:t>Mang Nhiều Đồ?</w:t>
-      </w:r>
-    </w:p>
-    <w:p>
-      <w:pPr>
-        <w:pStyle w:val="ListParagraph"/>
-        <w:numPr>
-          <w:ilvl w:val="0"/>
-          <w:numId w:val="8"/>
-        </w:numPr>
-        <w:rPr>
-          <w:lang w:val="en-US"/>
-        </w:rPr>
-      </w:pPr>
-      <w:r>
-        <w:rPr>
-          <w:lang w:val="en-US"/>
-        </w:rPr>
-        <w:t>Kẹp vào áo mưa, đựng trong mũ bảo hiểm</w:t>
+        <w:t xml:space="preserve">Những </w:t>
+      </w:r>
+      <w:r>
+        <w:rPr>
+          <w:lang w:val="en-US"/>
+        </w:rPr>
+        <w:t>Thứ Bắt Buộc Mang Bên Mình?</w:t>
+      </w:r>
+    </w:p>
+    <w:p>
+      <w:pPr>
+        <w:pStyle w:val="ListParagraph"/>
+        <w:numPr>
+          <w:ilvl w:val="0"/>
+          <w:numId w:val="8"/>
+        </w:numPr>
+        <w:rPr>
+          <w:lang w:val="en-US"/>
+        </w:rPr>
+      </w:pPr>
+      <w:r>
+        <w:rPr>
+          <w:lang w:val="en-US"/>
+        </w:rPr>
+        <w:t>Dù, nước, tràng phục linh</w:t>
       </w:r>
     </w:p>
     <w:p>
@@ -1016,33 +1106,51 @@
           <w:ilvl w:val="0"/>
           <w:numId w:val="7"/>
         </w:numPr>
-      </w:pPr>
-      <w:r>
-        <w:t>Bưu Điện?</w:t>
-      </w:r>
-    </w:p>
-    <w:p>
-      <w:pPr>
-        <w:pStyle w:val="ListParagraph"/>
-        <w:numPr>
-          <w:ilvl w:val="0"/>
-          <w:numId w:val="8"/>
-        </w:numPr>
-      </w:pPr>
-      <w:r>
-        <w:t>Tòa D4</w:t>
-      </w:r>
-    </w:p>
-    <w:p>
-      <w:pPr>
-        <w:pStyle w:val="ListParagraph"/>
-        <w:numPr>
-          <w:ilvl w:val="0"/>
-          <w:numId w:val="8"/>
-        </w:numPr>
-      </w:pPr>
-      <w:r>
-        <w:t>Vô trong lấy 1 phong bì bên trái + nhét giấy vô + đóng lại + viết thông tin vào mặt sau, không cần Postal Code + đưa cho chị + đóng 20 nghìn</w:t>
+        <w:rPr>
+          <w:lang w:val="en-US"/>
+        </w:rPr>
+      </w:pPr>
+      <w:r>
+        <w:rPr>
+          <w:lang w:val="en-US"/>
+        </w:rPr>
+        <w:t>Mua Thuốc?</w:t>
+      </w:r>
+    </w:p>
+    <w:p>
+      <w:pPr>
+        <w:pStyle w:val="ListParagraph"/>
+        <w:numPr>
+          <w:ilvl w:val="0"/>
+          <w:numId w:val="8"/>
+        </w:numPr>
+        <w:rPr>
+          <w:lang w:val="en-US"/>
+        </w:rPr>
+      </w:pPr>
+      <w:r>
+        <w:rPr>
+          <w:lang w:val="en-US"/>
+        </w:rPr>
+        <w:t>Đi thẳng ra cổng chính + quẹo trái đi thẳng cho tới khi gặp vật cản + quẹo trái đi thẳng 1 lát có tiệm thuốc tây</w:t>
+      </w:r>
+    </w:p>
+    <w:p>
+      <w:pPr>
+        <w:pStyle w:val="ListParagraph"/>
+        <w:numPr>
+          <w:ilvl w:val="0"/>
+          <w:numId w:val="8"/>
+        </w:numPr>
+        <w:rPr>
+          <w:lang w:val="en-US"/>
+        </w:rPr>
+      </w:pPr>
+      <w:r>
+        <w:rPr>
+          <w:lang w:val="en-US"/>
+        </w:rPr>
+        <w:t>“Bán cho em mấy cái men tiêu hóa”</w:t>
       </w:r>
     </w:p>
     <w:p>
@@ -1060,79 +1168,25 @@
         <w:rPr>
           <w:lang w:val="en-US"/>
         </w:rPr>
-        <w:t>Bồn Cầu?</w:t>
-      </w:r>
-    </w:p>
-    <w:p>
-      <w:pPr>
-        <w:pStyle w:val="ListParagraph"/>
-        <w:numPr>
-          <w:ilvl w:val="0"/>
-          <w:numId w:val="8"/>
-        </w:numPr>
-        <w:rPr>
-          <w:lang w:val="en-US"/>
-        </w:rPr>
-      </w:pPr>
-      <w:r>
-        <w:rPr>
-          <w:lang w:val="en-US"/>
-        </w:rPr>
-        <w:t>Nếu thấy nó xả liên tục thì lập tức gỡ nắp + đậy cái nắp nhỏ dưới đáy két lại</w:t>
-      </w:r>
-    </w:p>
-    <w:p>
-      <w:pPr>
-        <w:pStyle w:val="ListParagraph"/>
-        <w:numPr>
-          <w:ilvl w:val="0"/>
-          <w:numId w:val="8"/>
-        </w:numPr>
-        <w:rPr>
-          <w:lang w:val="en-US"/>
-        </w:rPr>
-      </w:pPr>
-      <w:r>
-        <w:rPr>
-          <w:lang w:val="en-US"/>
-        </w:rPr>
-        <w:t>Cơ chế là có cái vòi tạo nước bên trong két, nếu nước trong két đạt đến mức nào đó nó sẽ ngưng xả, nếu cái nắp bên trong đéo đậy, nước sẽ thoát ra chỗ cứt liên tục làm mực nước trong két không dâng cao, và làm cái vòi không ngưng xả</w:t>
-      </w:r>
-    </w:p>
-    <w:p>
-      <w:pPr>
-        <w:pStyle w:val="ListParagraph"/>
-        <w:numPr>
-          <w:ilvl w:val="0"/>
-          <w:numId w:val="8"/>
-        </w:numPr>
-        <w:rPr>
-          <w:lang w:val="en-US"/>
-        </w:rPr>
-      </w:pPr>
-      <w:r>
-        <w:rPr>
-          <w:lang w:val="en-US"/>
-        </w:rPr>
-        <w:t>Nếu thấy nó nhỏ giọt thì tinh chỉnh cái nắp dưới đáy két</w:t>
-      </w:r>
-    </w:p>
-    <w:p>
-      <w:pPr>
-        <w:pStyle w:val="ListParagraph"/>
-        <w:numPr>
-          <w:ilvl w:val="0"/>
-          <w:numId w:val="8"/>
-        </w:numPr>
-        <w:rPr>
-          <w:lang w:val="en-US"/>
-        </w:rPr>
-      </w:pPr>
-      <w:r>
-        <w:rPr>
-          <w:lang w:val="en-US"/>
-        </w:rPr>
-        <w:t>Nếu không muốn tốn nước bồn cầu thì xuống nhà vệ sinh tầng trệt đái</w:t>
+        <w:t>Ngủ?</w:t>
+      </w:r>
+    </w:p>
+    <w:p>
+      <w:pPr>
+        <w:pStyle w:val="ListParagraph"/>
+        <w:numPr>
+          <w:ilvl w:val="0"/>
+          <w:numId w:val="8"/>
+        </w:numPr>
+        <w:rPr>
+          <w:lang w:val="en-US"/>
+        </w:rPr>
+      </w:pPr>
+      <w:r>
+        <w:rPr>
+          <w:lang w:val="en-US"/>
+        </w:rPr>
+        <w:t>Đặt chăn làm nệm, đặt gối tựa vai cho đỡ nhức</w:t>
       </w:r>
     </w:p>
     <w:p>
@@ -1150,31 +1204,25 @@
         <w:rPr>
           <w:lang w:val="en-US"/>
         </w:rPr>
-        <w:t xml:space="preserve">Những </w:t>
-      </w:r>
-      <w:r>
-        <w:rPr>
-          <w:lang w:val="en-US"/>
-        </w:rPr>
-        <w:t>Thứ Bắt Buộc Mang Bên Mình?</w:t>
-      </w:r>
-    </w:p>
-    <w:p>
-      <w:pPr>
-        <w:pStyle w:val="ListParagraph"/>
-        <w:numPr>
-          <w:ilvl w:val="0"/>
-          <w:numId w:val="8"/>
-        </w:numPr>
-        <w:rPr>
-          <w:lang w:val="en-US"/>
-        </w:rPr>
-      </w:pPr>
-      <w:r>
-        <w:rPr>
-          <w:lang w:val="en-US"/>
-        </w:rPr>
-        <w:t>Dù, nước, tràng phục linh</w:t>
+        <w:t>Nước Nóng?</w:t>
+      </w:r>
+    </w:p>
+    <w:p>
+      <w:pPr>
+        <w:pStyle w:val="ListParagraph"/>
+        <w:numPr>
+          <w:ilvl w:val="0"/>
+          <w:numId w:val="8"/>
+        </w:numPr>
+        <w:rPr>
+          <w:lang w:val="en-US"/>
+        </w:rPr>
+      </w:pPr>
+      <w:r>
+        <w:rPr>
+          <w:lang w:val="en-US"/>
+        </w:rPr>
+        <w:t>Lấy bình siêu tốc đổ nước vào + đặt vào đế + bật công tắc + chờ vài phút + nó tự đóng công tắc + lấy bình ra + đổ nước vào tô</w:t>
       </w:r>
     </w:p>
     <w:p>
@@ -1192,43 +1240,25 @@
         <w:rPr>
           <w:lang w:val="en-US"/>
         </w:rPr>
-        <w:t>Mua Thuốc?</w:t>
-      </w:r>
-    </w:p>
-    <w:p>
-      <w:pPr>
-        <w:pStyle w:val="ListParagraph"/>
-        <w:numPr>
-          <w:ilvl w:val="0"/>
-          <w:numId w:val="8"/>
-        </w:numPr>
-        <w:rPr>
-          <w:lang w:val="en-US"/>
-        </w:rPr>
-      </w:pPr>
-      <w:r>
-        <w:rPr>
-          <w:lang w:val="en-US"/>
-        </w:rPr>
-        <w:t>Đi thẳng ra cổng chính + quẹo trái đi thẳng cho tới khi gặp vật cản + quẹo trái đi thẳng 1 lát có tiệm thuốc tây</w:t>
-      </w:r>
-    </w:p>
-    <w:p>
-      <w:pPr>
-        <w:pStyle w:val="ListParagraph"/>
-        <w:numPr>
-          <w:ilvl w:val="0"/>
-          <w:numId w:val="8"/>
-        </w:numPr>
-        <w:rPr>
-          <w:lang w:val="en-US"/>
-        </w:rPr>
-      </w:pPr>
-      <w:r>
-        <w:rPr>
-          <w:lang w:val="en-US"/>
-        </w:rPr>
-        <w:t>“Bán cho em mấy cái men tiêu hóa”</w:t>
+        <w:t>Cất Laptop?</w:t>
+      </w:r>
+    </w:p>
+    <w:p>
+      <w:pPr>
+        <w:pStyle w:val="ListParagraph"/>
+        <w:numPr>
+          <w:ilvl w:val="0"/>
+          <w:numId w:val="8"/>
+        </w:numPr>
+        <w:rPr>
+          <w:lang w:val="en-US"/>
+        </w:rPr>
+      </w:pPr>
+      <w:r>
+        <w:rPr>
+          <w:lang w:val="en-US"/>
+        </w:rPr>
+        <w:t>Đặt dưới chiếu</w:t>
       </w:r>
     </w:p>
     <w:p>
@@ -1246,25 +1276,25 @@
         <w:rPr>
           <w:lang w:val="en-US"/>
         </w:rPr>
-        <w:t>Ngủ?</w:t>
-      </w:r>
-    </w:p>
-    <w:p>
-      <w:pPr>
-        <w:pStyle w:val="ListParagraph"/>
-        <w:numPr>
-          <w:ilvl w:val="0"/>
-          <w:numId w:val="8"/>
-        </w:numPr>
-        <w:rPr>
-          <w:lang w:val="en-US"/>
-        </w:rPr>
-      </w:pPr>
-      <w:r>
-        <w:rPr>
-          <w:lang w:val="en-US"/>
-        </w:rPr>
-        <w:t>Đặt chăn làm nệm, đặt gối tựa vai cho đỡ nhức</w:t>
+        <w:t>Tắm?</w:t>
+      </w:r>
+    </w:p>
+    <w:p>
+      <w:pPr>
+        <w:pStyle w:val="ListParagraph"/>
+        <w:numPr>
+          <w:ilvl w:val="0"/>
+          <w:numId w:val="8"/>
+        </w:numPr>
+        <w:rPr>
+          <w:lang w:val="en-US"/>
+        </w:rPr>
+      </w:pPr>
+      <w:r>
+        <w:rPr>
+          <w:lang w:val="en-US"/>
+        </w:rPr>
+        <w:t>Xài dầu gội xong cất vào tủ</w:t>
       </w:r>
     </w:p>
     <w:p>
@@ -1462,7 +1492,6 @@
         <w:rPr>
           <w:lang w:val="en-US"/>
         </w:rPr>
-        <w:lastRenderedPageBreak/>
         <w:t>Để Dễ Ngủ Và Chữa Lõm?</w:t>
       </w:r>
     </w:p>

--- a/experience.docx
+++ b/experience.docx
@@ -1299,6 +1299,42 @@
     </w:p>
     <w:p>
       <w:pPr>
+        <w:pStyle w:val="ListParagraph"/>
+        <w:numPr>
+          <w:ilvl w:val="0"/>
+          <w:numId w:val="7"/>
+        </w:numPr>
+        <w:rPr>
+          <w:lang w:val="en-US"/>
+        </w:rPr>
+      </w:pPr>
+      <w:r>
+        <w:rPr>
+          <w:lang w:val="en-US"/>
+        </w:rPr>
+        <w:t>Cúp Điện?</w:t>
+      </w:r>
+    </w:p>
+    <w:p>
+      <w:pPr>
+        <w:pStyle w:val="ListParagraph"/>
+        <w:numPr>
+          <w:ilvl w:val="0"/>
+          <w:numId w:val="8"/>
+        </w:numPr>
+        <w:rPr>
+          <w:lang w:val="en-US"/>
+        </w:rPr>
+      </w:pPr>
+      <w:r>
+        <w:rPr>
+          <w:lang w:val="en-US"/>
+        </w:rPr>
+        <w:t>Vẫn có cơm tòa B5 nhưng không có đèn nên phải ăn trong tối</w:t>
+      </w:r>
+    </w:p>
+    <w:p>
+      <w:pPr>
         <w:rPr>
           <w:lang w:val="en-US"/>
         </w:rPr>
@@ -1492,6 +1528,7 @@
         <w:rPr>
           <w:lang w:val="en-US"/>
         </w:rPr>
+        <w:lastRenderedPageBreak/>
         <w:t>Để Dễ Ngủ Và Chữa Lõm?</w:t>
       </w:r>
     </w:p>

--- a/experience.docx
+++ b/experience.docx
@@ -825,7 +825,25 @@
         <w:rPr>
           <w:lang w:val="en-US"/>
         </w:rPr>
-        <w:t>Thanh toán luôn qua Shopee Pay</w:t>
+        <w:t>Không bao giờ thanh toán trên Shopee Pay có gì không nhận được hàng không mất tiền</w:t>
+      </w:r>
+    </w:p>
+    <w:p>
+      <w:pPr>
+        <w:pStyle w:val="ListParagraph"/>
+        <w:numPr>
+          <w:ilvl w:val="0"/>
+          <w:numId w:val="8"/>
+        </w:numPr>
+        <w:rPr>
+          <w:lang w:val="en-US"/>
+        </w:rPr>
+      </w:pPr>
+      <w:r>
+        <w:rPr>
+          <w:lang w:val="en-US"/>
+        </w:rPr>
+        <w:t>Dò mấy cái cổng sắt</w:t>
       </w:r>
     </w:p>
     <w:p>
@@ -855,6 +873,12 @@
         <w:rPr>
           <w:lang w:val="en-US"/>
         </w:rPr>
+        <w:t xml:space="preserve"> (318)</w:t>
+      </w:r>
+      <w:r>
+        <w:rPr>
+          <w:lang w:val="en-US"/>
+        </w:rPr>
         <w:t>”</w:t>
       </w:r>
     </w:p>
@@ -891,6 +915,7 @@
         <w:rPr>
           <w:lang w:val="en-US"/>
         </w:rPr>
+        <w:lastRenderedPageBreak/>
         <w:t>Đi giày phải đeo dớ</w:t>
       </w:r>
     </w:p>
@@ -927,626 +952,613 @@
         <w:rPr>
           <w:lang w:val="en-US"/>
         </w:rPr>
+        <w:t>Kẹp vào áo mưa, đựng trong mũ bảo hiểm</w:t>
+      </w:r>
+    </w:p>
+    <w:p>
+      <w:pPr>
+        <w:pStyle w:val="ListParagraph"/>
+        <w:numPr>
+          <w:ilvl w:val="0"/>
+          <w:numId w:val="7"/>
+        </w:numPr>
+      </w:pPr>
+      <w:r>
+        <w:t>Bưu Điện?</w:t>
+      </w:r>
+    </w:p>
+    <w:p>
+      <w:pPr>
+        <w:pStyle w:val="ListParagraph"/>
+        <w:numPr>
+          <w:ilvl w:val="0"/>
+          <w:numId w:val="8"/>
+        </w:numPr>
+      </w:pPr>
+      <w:r>
+        <w:t>Tòa D4</w:t>
+      </w:r>
+    </w:p>
+    <w:p>
+      <w:pPr>
+        <w:pStyle w:val="ListParagraph"/>
+        <w:numPr>
+          <w:ilvl w:val="0"/>
+          <w:numId w:val="8"/>
+        </w:numPr>
+      </w:pPr>
+      <w:r>
+        <w:t>Vô trong lấy 1 phong bì bên trái + nhét giấy vô + đóng lại + viết thông tin vào mặt sau, không cần Postal Code + đưa cho chị + đóng 20 nghìn</w:t>
+      </w:r>
+    </w:p>
+    <w:p>
+      <w:pPr>
+        <w:pStyle w:val="ListParagraph"/>
+        <w:numPr>
+          <w:ilvl w:val="0"/>
+          <w:numId w:val="7"/>
+        </w:numPr>
+        <w:rPr>
+          <w:lang w:val="en-US"/>
+        </w:rPr>
+      </w:pPr>
+      <w:r>
+        <w:rPr>
+          <w:lang w:val="en-US"/>
+        </w:rPr>
+        <w:t>Bồn Cầu?</w:t>
+      </w:r>
+    </w:p>
+    <w:p>
+      <w:pPr>
+        <w:pStyle w:val="ListParagraph"/>
+        <w:numPr>
+          <w:ilvl w:val="0"/>
+          <w:numId w:val="8"/>
+        </w:numPr>
+        <w:rPr>
+          <w:lang w:val="en-US"/>
+        </w:rPr>
+      </w:pPr>
+      <w:r>
+        <w:rPr>
+          <w:lang w:val="en-US"/>
+        </w:rPr>
+        <w:t>Nếu thấ</w:t>
+      </w:r>
+      <w:r>
+        <w:rPr>
+          <w:lang w:val="en-US"/>
+        </w:rPr>
+        <w:t>y nó xả nước liên tục thì bấm xả nước lần nữa</w:t>
+      </w:r>
+    </w:p>
+    <w:p>
+      <w:pPr>
+        <w:pStyle w:val="ListParagraph"/>
+        <w:numPr>
+          <w:ilvl w:val="0"/>
+          <w:numId w:val="8"/>
+        </w:numPr>
+        <w:rPr>
+          <w:lang w:val="en-US"/>
+        </w:rPr>
+      </w:pPr>
+      <w:r>
+        <w:rPr>
+          <w:lang w:val="en-US"/>
+        </w:rPr>
+        <w:t>Nếu không muốn tốn nước bồn cầu thì xuống nhà vệ sinh tầng trệt đái</w:t>
+      </w:r>
+    </w:p>
+    <w:p>
+      <w:pPr>
+        <w:pStyle w:val="ListParagraph"/>
+        <w:numPr>
+          <w:ilvl w:val="0"/>
+          <w:numId w:val="8"/>
+        </w:numPr>
+        <w:rPr>
+          <w:lang w:val="en-US"/>
+        </w:rPr>
+      </w:pPr>
+      <w:r>
+        <w:rPr>
+          <w:lang w:val="en-US"/>
+        </w:rPr>
+        <w:t>Né bà lao công nhà vệ sinh</w:t>
+      </w:r>
+    </w:p>
+    <w:p>
+      <w:pPr>
+        <w:pStyle w:val="ListParagraph"/>
+        <w:numPr>
+          <w:ilvl w:val="0"/>
+          <w:numId w:val="7"/>
+        </w:numPr>
+        <w:rPr>
+          <w:lang w:val="en-US"/>
+        </w:rPr>
+      </w:pPr>
+      <w:r>
+        <w:rPr>
+          <w:lang w:val="en-US"/>
+        </w:rPr>
+        <w:t xml:space="preserve">Những </w:t>
+      </w:r>
+      <w:r>
+        <w:rPr>
+          <w:lang w:val="en-US"/>
+        </w:rPr>
+        <w:t>Thứ Bắt Buộc Mang Bên Mình?</w:t>
+      </w:r>
+    </w:p>
+    <w:p>
+      <w:pPr>
+        <w:pStyle w:val="ListParagraph"/>
+        <w:numPr>
+          <w:ilvl w:val="0"/>
+          <w:numId w:val="8"/>
+        </w:numPr>
+        <w:rPr>
+          <w:lang w:val="en-US"/>
+        </w:rPr>
+      </w:pPr>
+      <w:r>
+        <w:rPr>
+          <w:lang w:val="en-US"/>
+        </w:rPr>
+        <w:t>Dù, nước, tràng phục linh</w:t>
+      </w:r>
+    </w:p>
+    <w:p>
+      <w:pPr>
+        <w:pStyle w:val="ListParagraph"/>
+        <w:numPr>
+          <w:ilvl w:val="0"/>
+          <w:numId w:val="7"/>
+        </w:numPr>
+        <w:rPr>
+          <w:lang w:val="en-US"/>
+        </w:rPr>
+      </w:pPr>
+      <w:r>
+        <w:rPr>
+          <w:lang w:val="en-US"/>
+        </w:rPr>
+        <w:t>Mua Thuốc?</w:t>
+      </w:r>
+    </w:p>
+    <w:p>
+      <w:pPr>
+        <w:pStyle w:val="ListParagraph"/>
+        <w:numPr>
+          <w:ilvl w:val="0"/>
+          <w:numId w:val="8"/>
+        </w:numPr>
+        <w:rPr>
+          <w:lang w:val="en-US"/>
+        </w:rPr>
+      </w:pPr>
+      <w:r>
+        <w:rPr>
+          <w:lang w:val="en-US"/>
+        </w:rPr>
+        <w:t>Đi thẳng ra cổng chính + quẹo trái đi thẳng cho tới khi gặp vật cản + quẹo trái đi thẳng 1 lát có tiệm thuốc tây</w:t>
+      </w:r>
+    </w:p>
+    <w:p>
+      <w:pPr>
+        <w:pStyle w:val="ListParagraph"/>
+        <w:numPr>
+          <w:ilvl w:val="0"/>
+          <w:numId w:val="8"/>
+        </w:numPr>
+        <w:rPr>
+          <w:lang w:val="en-US"/>
+        </w:rPr>
+      </w:pPr>
+      <w:r>
+        <w:rPr>
+          <w:lang w:val="en-US"/>
+        </w:rPr>
+        <w:t>“Bán cho em mấy cái men tiêu hóa”</w:t>
+      </w:r>
+    </w:p>
+    <w:p>
+      <w:pPr>
+        <w:pStyle w:val="ListParagraph"/>
+        <w:numPr>
+          <w:ilvl w:val="0"/>
+          <w:numId w:val="7"/>
+        </w:numPr>
+        <w:rPr>
+          <w:lang w:val="en-US"/>
+        </w:rPr>
+      </w:pPr>
+      <w:r>
+        <w:rPr>
+          <w:lang w:val="en-US"/>
+        </w:rPr>
+        <w:t>Ngủ?</w:t>
+      </w:r>
+    </w:p>
+    <w:p>
+      <w:pPr>
+        <w:pStyle w:val="ListParagraph"/>
+        <w:numPr>
+          <w:ilvl w:val="0"/>
+          <w:numId w:val="8"/>
+        </w:numPr>
+        <w:rPr>
+          <w:lang w:val="en-US"/>
+        </w:rPr>
+      </w:pPr>
+      <w:r>
+        <w:rPr>
+          <w:lang w:val="en-US"/>
+        </w:rPr>
+        <w:t>Đặt chăn làm nệm, đặt gối tựa vai cho đỡ nhức</w:t>
+      </w:r>
+    </w:p>
+    <w:p>
+      <w:pPr>
+        <w:pStyle w:val="ListParagraph"/>
+        <w:numPr>
+          <w:ilvl w:val="0"/>
+          <w:numId w:val="7"/>
+        </w:numPr>
+        <w:rPr>
+          <w:lang w:val="en-US"/>
+        </w:rPr>
+      </w:pPr>
+      <w:r>
+        <w:rPr>
+          <w:lang w:val="en-US"/>
+        </w:rPr>
+        <w:t>Nước Nóng?</w:t>
+      </w:r>
+    </w:p>
+    <w:p>
+      <w:pPr>
+        <w:pStyle w:val="ListParagraph"/>
+        <w:numPr>
+          <w:ilvl w:val="0"/>
+          <w:numId w:val="8"/>
+        </w:numPr>
+        <w:rPr>
+          <w:lang w:val="en-US"/>
+        </w:rPr>
+      </w:pPr>
+      <w:r>
+        <w:rPr>
+          <w:lang w:val="en-US"/>
+        </w:rPr>
+        <w:t>Lấy bình siêu tốc đổ nước vào + đặt vào đế + bật công tắc + chờ vài phút + nó tự đóng công tắc + lấy bình ra + đổ nước vào tô</w:t>
+      </w:r>
+    </w:p>
+    <w:p>
+      <w:pPr>
+        <w:pStyle w:val="ListParagraph"/>
+        <w:numPr>
+          <w:ilvl w:val="0"/>
+          <w:numId w:val="7"/>
+        </w:numPr>
+        <w:rPr>
+          <w:lang w:val="en-US"/>
+        </w:rPr>
+      </w:pPr>
+      <w:r>
+        <w:rPr>
+          <w:lang w:val="en-US"/>
+        </w:rPr>
+        <w:t>Cất Laptop?</w:t>
+      </w:r>
+    </w:p>
+    <w:p>
+      <w:pPr>
+        <w:pStyle w:val="ListParagraph"/>
+        <w:numPr>
+          <w:ilvl w:val="0"/>
+          <w:numId w:val="8"/>
+        </w:numPr>
+        <w:rPr>
+          <w:lang w:val="en-US"/>
+        </w:rPr>
+      </w:pPr>
+      <w:r>
+        <w:rPr>
+          <w:lang w:val="en-US"/>
+        </w:rPr>
+        <w:t>Đặt dưới chiếu</w:t>
+      </w:r>
+    </w:p>
+    <w:p>
+      <w:pPr>
+        <w:pStyle w:val="ListParagraph"/>
+        <w:numPr>
+          <w:ilvl w:val="0"/>
+          <w:numId w:val="7"/>
+        </w:numPr>
+        <w:rPr>
+          <w:lang w:val="en-US"/>
+        </w:rPr>
+      </w:pPr>
+      <w:r>
+        <w:rPr>
+          <w:lang w:val="en-US"/>
+        </w:rPr>
+        <w:t>Tắm?</w:t>
+      </w:r>
+    </w:p>
+    <w:p>
+      <w:pPr>
+        <w:pStyle w:val="ListParagraph"/>
+        <w:numPr>
+          <w:ilvl w:val="0"/>
+          <w:numId w:val="8"/>
+        </w:numPr>
+        <w:rPr>
+          <w:lang w:val="en-US"/>
+        </w:rPr>
+      </w:pPr>
+      <w:r>
+        <w:rPr>
+          <w:lang w:val="en-US"/>
+        </w:rPr>
+        <w:t>Xài dầu gội xong cất vào tủ</w:t>
+      </w:r>
+    </w:p>
+    <w:p>
+      <w:pPr>
+        <w:pStyle w:val="ListParagraph"/>
+        <w:numPr>
+          <w:ilvl w:val="0"/>
+          <w:numId w:val="7"/>
+        </w:numPr>
+        <w:rPr>
+          <w:lang w:val="en-US"/>
+        </w:rPr>
+      </w:pPr>
+      <w:r>
+        <w:rPr>
+          <w:lang w:val="en-US"/>
+        </w:rPr>
+        <w:t>Cúp Điện?</w:t>
+      </w:r>
+    </w:p>
+    <w:p>
+      <w:pPr>
+        <w:pStyle w:val="ListParagraph"/>
+        <w:numPr>
+          <w:ilvl w:val="0"/>
+          <w:numId w:val="8"/>
+        </w:numPr>
+        <w:rPr>
+          <w:lang w:val="en-US"/>
+        </w:rPr>
+      </w:pPr>
+      <w:r>
+        <w:rPr>
+          <w:lang w:val="en-US"/>
+        </w:rPr>
+        <w:t>Vẫn có cơm tòa B5 nhưng không có đèn nên phải ăn trong tối</w:t>
+      </w:r>
+    </w:p>
+    <w:p>
+      <w:pPr>
+        <w:rPr>
+          <w:lang w:val="en-US"/>
+        </w:rPr>
+      </w:pPr>
+    </w:p>
+    <w:p>
+      <w:pPr>
+        <w:rPr>
+          <w:lang w:val="en-US"/>
+        </w:rPr>
+      </w:pPr>
+      <w:r>
+        <w:rPr>
+          <w:lang w:val="en-US"/>
+        </w:rPr>
+        <w:t>Social Awkward:</w:t>
+      </w:r>
+    </w:p>
+    <w:p>
+      <w:pPr>
+        <w:pStyle w:val="ListParagraph"/>
+        <w:numPr>
+          <w:ilvl w:val="0"/>
+          <w:numId w:val="1"/>
+        </w:numPr>
+        <w:rPr>
+          <w:lang w:val="en-US"/>
+        </w:rPr>
+      </w:pPr>
+      <w:r>
+        <w:rPr>
+          <w:lang w:val="en-US"/>
+        </w:rPr>
+        <w:t>Khi Không Biết Làm Gì Chỉ Biết Đứng Yên?</w:t>
+      </w:r>
+    </w:p>
+    <w:p>
+      <w:pPr>
+        <w:pStyle w:val="ListParagraph"/>
+        <w:numPr>
+          <w:ilvl w:val="0"/>
+          <w:numId w:val="2"/>
+        </w:numPr>
+        <w:rPr>
+          <w:lang w:val="en-US"/>
+        </w:rPr>
+      </w:pPr>
+      <w:r>
+        <w:rPr>
+          <w:lang w:val="en-US"/>
+        </w:rPr>
+        <w:t>Hít thật sau rồi thở dài</w:t>
+      </w:r>
+    </w:p>
+    <w:p>
+      <w:pPr>
+        <w:pStyle w:val="ListParagraph"/>
+        <w:numPr>
+          <w:ilvl w:val="0"/>
+          <w:numId w:val="1"/>
+        </w:numPr>
+        <w:rPr>
+          <w:lang w:val="en-US"/>
+        </w:rPr>
+      </w:pPr>
+      <w:r>
+        <w:rPr>
+          <w:lang w:val="en-US"/>
+        </w:rPr>
+        <w:t xml:space="preserve">Cách Làm Quen </w:t>
+      </w:r>
+      <w:r>
+        <w:rPr>
+          <w:lang w:val="en-US"/>
+        </w:rPr>
+        <w:t>Nhóm Người Lạ</w:t>
+      </w:r>
+      <w:r>
+        <w:rPr>
+          <w:lang w:val="en-US"/>
+        </w:rPr>
+        <w:t>?</w:t>
+      </w:r>
+    </w:p>
+    <w:p>
+      <w:pPr>
+        <w:pStyle w:val="ListParagraph"/>
+        <w:numPr>
+          <w:ilvl w:val="0"/>
+          <w:numId w:val="2"/>
+        </w:numPr>
+        <w:rPr>
+          <w:lang w:val="en-US"/>
+        </w:rPr>
+      </w:pPr>
+      <w:r>
+        <w:rPr>
+          <w:lang w:val="en-US"/>
+        </w:rPr>
+        <w:t>“Chào, tôi là Nguyễn Văn Đức, và tôi là 1 thằng Nerd”</w:t>
+      </w:r>
+    </w:p>
+    <w:p>
+      <w:pPr>
+        <w:rPr>
+          <w:lang w:val="en-US"/>
+        </w:rPr>
+      </w:pPr>
+    </w:p>
+    <w:p>
+      <w:pPr>
+        <w:rPr>
+          <w:lang w:val="en-US"/>
+        </w:rPr>
+      </w:pPr>
+      <w:r>
+        <w:rPr>
+          <w:lang w:val="en-US"/>
+        </w:rPr>
+        <w:t>Social Anxiety:</w:t>
+      </w:r>
+    </w:p>
+    <w:p>
+      <w:pPr>
+        <w:pStyle w:val="ListParagraph"/>
+        <w:numPr>
+          <w:ilvl w:val="0"/>
+          <w:numId w:val="3"/>
+        </w:numPr>
+        <w:rPr>
+          <w:lang w:val="en-US"/>
+        </w:rPr>
+      </w:pPr>
+      <w:r>
+        <w:rPr>
+          <w:lang w:val="en-US"/>
+        </w:rPr>
+        <w:t>Đầu Lắc Khi Hồi Hộp?</w:t>
+      </w:r>
+    </w:p>
+    <w:p>
+      <w:pPr>
+        <w:pStyle w:val="ListParagraph"/>
+        <w:numPr>
+          <w:ilvl w:val="0"/>
+          <w:numId w:val="2"/>
+        </w:numPr>
+        <w:rPr>
+          <w:lang w:val="en-US"/>
+        </w:rPr>
+      </w:pPr>
+      <w:r>
+        <w:rPr>
+          <w:lang w:val="en-US"/>
+        </w:rPr>
+        <w:t>Hít thở dài, quay đầu ra xung quanh</w:t>
+      </w:r>
+    </w:p>
+    <w:p>
+      <w:pPr>
+        <w:rPr>
+          <w:lang w:val="en-US"/>
+        </w:rPr>
+      </w:pPr>
+    </w:p>
+    <w:p>
+      <w:pPr>
+        <w:rPr>
+          <w:lang w:val="en-US"/>
+        </w:rPr>
+      </w:pPr>
+      <w:r>
+        <w:rPr>
+          <w:lang w:val="en-US"/>
+        </w:rPr>
+        <w:t>Body:</w:t>
+      </w:r>
+    </w:p>
+    <w:p>
+      <w:pPr>
+        <w:pStyle w:val="ListParagraph"/>
+        <w:numPr>
+          <w:ilvl w:val="0"/>
+          <w:numId w:val="5"/>
+        </w:numPr>
+        <w:rPr>
+          <w:lang w:val="en-US"/>
+        </w:rPr>
+      </w:pPr>
+      <w:r>
+        <w:rPr>
+          <w:lang w:val="en-US"/>
+        </w:rPr>
+        <w:t>Để Dễ Ngủ Và Chữa Lõm?</w:t>
+      </w:r>
+    </w:p>
+    <w:p>
+      <w:pPr>
+        <w:pStyle w:val="ListParagraph"/>
+        <w:numPr>
+          <w:ilvl w:val="0"/>
+          <w:numId w:val="2"/>
+        </w:numPr>
+        <w:rPr>
+          <w:lang w:val="en-US"/>
+        </w:rPr>
+      </w:pPr>
+      <w:r>
+        <w:rPr>
+          <w:lang w:val="en-US"/>
+        </w:rPr>
         <w:lastRenderedPageBreak/>
-        <w:t>Kẹp vào áo mưa, đựng trong mũ bảo hiểm</w:t>
-      </w:r>
-    </w:p>
-    <w:p>
-      <w:pPr>
-        <w:pStyle w:val="ListParagraph"/>
-        <w:numPr>
-          <w:ilvl w:val="0"/>
-          <w:numId w:val="7"/>
-        </w:numPr>
-      </w:pPr>
-      <w:r>
-        <w:t>Bưu Điện?</w:t>
-      </w:r>
-    </w:p>
-    <w:p>
-      <w:pPr>
-        <w:pStyle w:val="ListParagraph"/>
-        <w:numPr>
-          <w:ilvl w:val="0"/>
-          <w:numId w:val="8"/>
-        </w:numPr>
-      </w:pPr>
-      <w:r>
-        <w:t>Tòa D4</w:t>
-      </w:r>
-    </w:p>
-    <w:p>
-      <w:pPr>
-        <w:pStyle w:val="ListParagraph"/>
-        <w:numPr>
-          <w:ilvl w:val="0"/>
-          <w:numId w:val="8"/>
-        </w:numPr>
-      </w:pPr>
-      <w:r>
-        <w:t>Vô trong lấy 1 phong bì bên trái + nhét giấy vô + đóng lại + viết thông tin vào mặt sau, không cần Postal Code + đưa cho chị + đóng 20 nghìn</w:t>
-      </w:r>
-    </w:p>
-    <w:p>
-      <w:pPr>
-        <w:pStyle w:val="ListParagraph"/>
-        <w:numPr>
-          <w:ilvl w:val="0"/>
-          <w:numId w:val="7"/>
-        </w:numPr>
-        <w:rPr>
-          <w:lang w:val="en-US"/>
-        </w:rPr>
-      </w:pPr>
-      <w:r>
-        <w:rPr>
-          <w:lang w:val="en-US"/>
-        </w:rPr>
-        <w:t>Bồn Cầu?</w:t>
-      </w:r>
-    </w:p>
-    <w:p>
-      <w:pPr>
-        <w:pStyle w:val="ListParagraph"/>
-        <w:numPr>
-          <w:ilvl w:val="0"/>
-          <w:numId w:val="8"/>
-        </w:numPr>
-        <w:rPr>
-          <w:lang w:val="en-US"/>
-        </w:rPr>
-      </w:pPr>
-      <w:r>
-        <w:rPr>
-          <w:lang w:val="en-US"/>
-        </w:rPr>
-        <w:t>Nếu thấy nó xả liên tục thì lập tức gỡ nắp + đậy cái nắp nhỏ dưới đáy két lại</w:t>
-      </w:r>
-    </w:p>
-    <w:p>
-      <w:pPr>
-        <w:pStyle w:val="ListParagraph"/>
-        <w:numPr>
-          <w:ilvl w:val="0"/>
-          <w:numId w:val="8"/>
-        </w:numPr>
-        <w:rPr>
-          <w:lang w:val="en-US"/>
-        </w:rPr>
-      </w:pPr>
-      <w:r>
-        <w:rPr>
-          <w:lang w:val="en-US"/>
-        </w:rPr>
-        <w:t>Cơ chế là có cái vòi tạo nước bên trong két, nếu nước trong két đạt đến mức nào đó nó sẽ ngưng xả, nếu cái nắp bên trong đéo đậy, nước sẽ thoát ra chỗ cứt liên tục làm mực nước trong két không dâng cao, và làm cái vòi không ngưng xả</w:t>
-      </w:r>
-    </w:p>
-    <w:p>
-      <w:pPr>
-        <w:pStyle w:val="ListParagraph"/>
-        <w:numPr>
-          <w:ilvl w:val="0"/>
-          <w:numId w:val="8"/>
-        </w:numPr>
-        <w:rPr>
-          <w:lang w:val="en-US"/>
-        </w:rPr>
-      </w:pPr>
-      <w:r>
-        <w:rPr>
-          <w:lang w:val="en-US"/>
-        </w:rPr>
-        <w:t>Nếu thấy nó nhỏ giọt thì tinh chỉnh cái nắp dưới đáy két</w:t>
-      </w:r>
-    </w:p>
-    <w:p>
-      <w:pPr>
-        <w:pStyle w:val="ListParagraph"/>
-        <w:numPr>
-          <w:ilvl w:val="0"/>
-          <w:numId w:val="8"/>
-        </w:numPr>
-        <w:rPr>
-          <w:lang w:val="en-US"/>
-        </w:rPr>
-      </w:pPr>
-      <w:r>
-        <w:rPr>
-          <w:lang w:val="en-US"/>
-        </w:rPr>
-        <w:t>Nếu không muốn tốn nước bồn cầu thì xuống nhà vệ sinh tầng trệt đái</w:t>
-      </w:r>
-    </w:p>
-    <w:p>
-      <w:pPr>
-        <w:pStyle w:val="ListParagraph"/>
-        <w:numPr>
-          <w:ilvl w:val="0"/>
-          <w:numId w:val="7"/>
-        </w:numPr>
-        <w:rPr>
-          <w:lang w:val="en-US"/>
-        </w:rPr>
-      </w:pPr>
-      <w:r>
-        <w:rPr>
-          <w:lang w:val="en-US"/>
-        </w:rPr>
-        <w:t xml:space="preserve">Những </w:t>
-      </w:r>
-      <w:r>
-        <w:rPr>
-          <w:lang w:val="en-US"/>
-        </w:rPr>
-        <w:t>Thứ Bắt Buộc Mang Bên Mình?</w:t>
-      </w:r>
-    </w:p>
-    <w:p>
-      <w:pPr>
-        <w:pStyle w:val="ListParagraph"/>
-        <w:numPr>
-          <w:ilvl w:val="0"/>
-          <w:numId w:val="8"/>
-        </w:numPr>
-        <w:rPr>
-          <w:lang w:val="en-US"/>
-        </w:rPr>
-      </w:pPr>
-      <w:r>
-        <w:rPr>
-          <w:lang w:val="en-US"/>
-        </w:rPr>
-        <w:t>Dù, nước, tràng phục linh</w:t>
-      </w:r>
-    </w:p>
-    <w:p>
-      <w:pPr>
-        <w:pStyle w:val="ListParagraph"/>
-        <w:numPr>
-          <w:ilvl w:val="0"/>
-          <w:numId w:val="7"/>
-        </w:numPr>
-        <w:rPr>
-          <w:lang w:val="en-US"/>
-        </w:rPr>
-      </w:pPr>
-      <w:r>
-        <w:rPr>
-          <w:lang w:val="en-US"/>
-        </w:rPr>
-        <w:t>Mua Thuốc?</w:t>
-      </w:r>
-    </w:p>
-    <w:p>
-      <w:pPr>
-        <w:pStyle w:val="ListParagraph"/>
-        <w:numPr>
-          <w:ilvl w:val="0"/>
-          <w:numId w:val="8"/>
-        </w:numPr>
-        <w:rPr>
-          <w:lang w:val="en-US"/>
-        </w:rPr>
-      </w:pPr>
-      <w:r>
-        <w:rPr>
-          <w:lang w:val="en-US"/>
-        </w:rPr>
-        <w:t>Đi thẳng ra cổng chính + quẹo trái đi thẳng cho tới khi gặp vật cản + quẹo trái đi thẳng 1 lát có tiệm thuốc tây</w:t>
-      </w:r>
-    </w:p>
-    <w:p>
-      <w:pPr>
-        <w:pStyle w:val="ListParagraph"/>
-        <w:numPr>
-          <w:ilvl w:val="0"/>
-          <w:numId w:val="8"/>
-        </w:numPr>
-        <w:rPr>
-          <w:lang w:val="en-US"/>
-        </w:rPr>
-      </w:pPr>
-      <w:r>
-        <w:rPr>
-          <w:lang w:val="en-US"/>
-        </w:rPr>
-        <w:t>“Bán cho em mấy cái men tiêu hóa”</w:t>
-      </w:r>
-    </w:p>
-    <w:p>
-      <w:pPr>
-        <w:pStyle w:val="ListParagraph"/>
-        <w:numPr>
-          <w:ilvl w:val="0"/>
-          <w:numId w:val="7"/>
-        </w:numPr>
-        <w:rPr>
-          <w:lang w:val="en-US"/>
-        </w:rPr>
-      </w:pPr>
-      <w:r>
-        <w:rPr>
-          <w:lang w:val="en-US"/>
-        </w:rPr>
-        <w:t>Ngủ?</w:t>
-      </w:r>
-    </w:p>
-    <w:p>
-      <w:pPr>
-        <w:pStyle w:val="ListParagraph"/>
-        <w:numPr>
-          <w:ilvl w:val="0"/>
-          <w:numId w:val="8"/>
-        </w:numPr>
-        <w:rPr>
-          <w:lang w:val="en-US"/>
-        </w:rPr>
-      </w:pPr>
-      <w:r>
-        <w:rPr>
-          <w:lang w:val="en-US"/>
-        </w:rPr>
-        <w:t>Đặt chăn làm nệm, đặt gối tựa vai cho đỡ nhức</w:t>
-      </w:r>
-    </w:p>
-    <w:p>
-      <w:pPr>
-        <w:pStyle w:val="ListParagraph"/>
-        <w:numPr>
-          <w:ilvl w:val="0"/>
-          <w:numId w:val="7"/>
-        </w:numPr>
-        <w:rPr>
-          <w:lang w:val="en-US"/>
-        </w:rPr>
-      </w:pPr>
-      <w:r>
-        <w:rPr>
-          <w:lang w:val="en-US"/>
-        </w:rPr>
-        <w:t>Nước Nóng?</w:t>
-      </w:r>
-    </w:p>
-    <w:p>
-      <w:pPr>
-        <w:pStyle w:val="ListParagraph"/>
-        <w:numPr>
-          <w:ilvl w:val="0"/>
-          <w:numId w:val="8"/>
-        </w:numPr>
-        <w:rPr>
-          <w:lang w:val="en-US"/>
-        </w:rPr>
-      </w:pPr>
-      <w:r>
-        <w:rPr>
-          <w:lang w:val="en-US"/>
-        </w:rPr>
-        <w:t>Lấy bình siêu tốc đổ nước vào + đặt vào đế + bật công tắc + chờ vài phút + nó tự đóng công tắc + lấy bình ra + đổ nước vào tô</w:t>
-      </w:r>
-    </w:p>
-    <w:p>
-      <w:pPr>
-        <w:pStyle w:val="ListParagraph"/>
-        <w:numPr>
-          <w:ilvl w:val="0"/>
-          <w:numId w:val="7"/>
-        </w:numPr>
-        <w:rPr>
-          <w:lang w:val="en-US"/>
-        </w:rPr>
-      </w:pPr>
-      <w:r>
-        <w:rPr>
-          <w:lang w:val="en-US"/>
-        </w:rPr>
-        <w:t>Cất Laptop?</w:t>
-      </w:r>
-    </w:p>
-    <w:p>
-      <w:pPr>
-        <w:pStyle w:val="ListParagraph"/>
-        <w:numPr>
-          <w:ilvl w:val="0"/>
-          <w:numId w:val="8"/>
-        </w:numPr>
-        <w:rPr>
-          <w:lang w:val="en-US"/>
-        </w:rPr>
-      </w:pPr>
-      <w:r>
-        <w:rPr>
-          <w:lang w:val="en-US"/>
-        </w:rPr>
-        <w:t>Đặt dưới chiếu</w:t>
-      </w:r>
-    </w:p>
-    <w:p>
-      <w:pPr>
-        <w:pStyle w:val="ListParagraph"/>
-        <w:numPr>
-          <w:ilvl w:val="0"/>
-          <w:numId w:val="7"/>
-        </w:numPr>
-        <w:rPr>
-          <w:lang w:val="en-US"/>
-        </w:rPr>
-      </w:pPr>
-      <w:r>
-        <w:rPr>
-          <w:lang w:val="en-US"/>
-        </w:rPr>
-        <w:t>Tắm?</w:t>
-      </w:r>
-    </w:p>
-    <w:p>
-      <w:pPr>
-        <w:pStyle w:val="ListParagraph"/>
-        <w:numPr>
-          <w:ilvl w:val="0"/>
-          <w:numId w:val="8"/>
-        </w:numPr>
-        <w:rPr>
-          <w:lang w:val="en-US"/>
-        </w:rPr>
-      </w:pPr>
-      <w:r>
-        <w:rPr>
-          <w:lang w:val="en-US"/>
-        </w:rPr>
-        <w:t>Xài dầu gội xong cất vào tủ</w:t>
-      </w:r>
-    </w:p>
-    <w:p>
-      <w:pPr>
-        <w:pStyle w:val="ListParagraph"/>
-        <w:numPr>
-          <w:ilvl w:val="0"/>
-          <w:numId w:val="7"/>
-        </w:numPr>
-        <w:rPr>
-          <w:lang w:val="en-US"/>
-        </w:rPr>
-      </w:pPr>
-      <w:r>
-        <w:rPr>
-          <w:lang w:val="en-US"/>
-        </w:rPr>
-        <w:t>Cúp Điện?</w:t>
-      </w:r>
-    </w:p>
-    <w:p>
-      <w:pPr>
-        <w:pStyle w:val="ListParagraph"/>
-        <w:numPr>
-          <w:ilvl w:val="0"/>
-          <w:numId w:val="8"/>
-        </w:numPr>
-        <w:rPr>
-          <w:lang w:val="en-US"/>
-        </w:rPr>
-      </w:pPr>
-      <w:r>
-        <w:rPr>
-          <w:lang w:val="en-US"/>
-        </w:rPr>
-        <w:t>Vẫn có cơm tòa B5 nhưng không có đèn nên phải ăn trong tối</w:t>
-      </w:r>
-    </w:p>
-    <w:p>
-      <w:pPr>
-        <w:rPr>
-          <w:lang w:val="en-US"/>
-        </w:rPr>
-      </w:pPr>
-    </w:p>
-    <w:p>
-      <w:pPr>
-        <w:rPr>
-          <w:lang w:val="en-US"/>
-        </w:rPr>
-      </w:pPr>
-      <w:r>
-        <w:rPr>
-          <w:lang w:val="en-US"/>
-        </w:rPr>
-        <w:t>Social Awkward:</w:t>
-      </w:r>
-    </w:p>
-    <w:p>
-      <w:pPr>
-        <w:pStyle w:val="ListParagraph"/>
-        <w:numPr>
-          <w:ilvl w:val="0"/>
-          <w:numId w:val="1"/>
-        </w:numPr>
-        <w:rPr>
-          <w:lang w:val="en-US"/>
-        </w:rPr>
-      </w:pPr>
-      <w:r>
-        <w:rPr>
-          <w:lang w:val="en-US"/>
-        </w:rPr>
-        <w:t>Khi Không Biết Làm Gì Chỉ Biết Đứng Yên?</w:t>
-      </w:r>
-    </w:p>
-    <w:p>
-      <w:pPr>
-        <w:pStyle w:val="ListParagraph"/>
-        <w:numPr>
-          <w:ilvl w:val="0"/>
-          <w:numId w:val="2"/>
-        </w:numPr>
-        <w:rPr>
-          <w:lang w:val="en-US"/>
-        </w:rPr>
-      </w:pPr>
-      <w:r>
-        <w:rPr>
-          <w:lang w:val="en-US"/>
-        </w:rPr>
-        <w:t>Hít thật sau rồi thở dài</w:t>
-      </w:r>
-    </w:p>
-    <w:p>
-      <w:pPr>
-        <w:pStyle w:val="ListParagraph"/>
-        <w:numPr>
-          <w:ilvl w:val="0"/>
-          <w:numId w:val="1"/>
-        </w:numPr>
-        <w:rPr>
-          <w:lang w:val="en-US"/>
-        </w:rPr>
-      </w:pPr>
-      <w:r>
-        <w:rPr>
-          <w:lang w:val="en-US"/>
-        </w:rPr>
-        <w:t xml:space="preserve">Cách Làm Quen </w:t>
-      </w:r>
-      <w:r>
-        <w:rPr>
-          <w:lang w:val="en-US"/>
-        </w:rPr>
-        <w:t>Nhóm Người Lạ</w:t>
-      </w:r>
-      <w:r>
-        <w:rPr>
-          <w:lang w:val="en-US"/>
-        </w:rPr>
-        <w:t>?</w:t>
-      </w:r>
-    </w:p>
-    <w:p>
-      <w:pPr>
-        <w:pStyle w:val="ListParagraph"/>
-        <w:numPr>
-          <w:ilvl w:val="0"/>
-          <w:numId w:val="2"/>
-        </w:numPr>
-        <w:rPr>
-          <w:lang w:val="en-US"/>
-        </w:rPr>
-      </w:pPr>
-      <w:r>
-        <w:rPr>
-          <w:lang w:val="en-US"/>
-        </w:rPr>
-        <w:t>“Chào, tôi là Nguyễn Văn Đức, và tôi là 1 thằng Nerd”</w:t>
-      </w:r>
-    </w:p>
-    <w:p>
-      <w:pPr>
-        <w:rPr>
-          <w:lang w:val="en-US"/>
-        </w:rPr>
-      </w:pPr>
-    </w:p>
-    <w:p>
-      <w:pPr>
-        <w:rPr>
-          <w:lang w:val="en-US"/>
-        </w:rPr>
-      </w:pPr>
-      <w:r>
-        <w:rPr>
-          <w:lang w:val="en-US"/>
-        </w:rPr>
-        <w:t>Social Anxiety:</w:t>
-      </w:r>
-    </w:p>
-    <w:p>
-      <w:pPr>
-        <w:pStyle w:val="ListParagraph"/>
-        <w:numPr>
-          <w:ilvl w:val="0"/>
-          <w:numId w:val="3"/>
-        </w:numPr>
-        <w:rPr>
-          <w:lang w:val="en-US"/>
-        </w:rPr>
-      </w:pPr>
-      <w:r>
-        <w:rPr>
-          <w:lang w:val="en-US"/>
-        </w:rPr>
-        <w:t>Đầu Lắc Khi Hồi Hộp?</w:t>
-      </w:r>
-    </w:p>
-    <w:p>
-      <w:pPr>
-        <w:pStyle w:val="ListParagraph"/>
-        <w:numPr>
-          <w:ilvl w:val="0"/>
-          <w:numId w:val="2"/>
-        </w:numPr>
-        <w:rPr>
-          <w:lang w:val="en-US"/>
-        </w:rPr>
-      </w:pPr>
-      <w:r>
-        <w:rPr>
-          <w:lang w:val="en-US"/>
-        </w:rPr>
-        <w:t>Hít thở dài, quay đầu ra xung quanh</w:t>
-      </w:r>
-    </w:p>
-    <w:p>
-      <w:pPr>
-        <w:rPr>
-          <w:lang w:val="en-US"/>
-        </w:rPr>
-      </w:pPr>
-    </w:p>
-    <w:p>
-      <w:pPr>
-        <w:rPr>
-          <w:lang w:val="en-US"/>
-        </w:rPr>
-      </w:pPr>
-      <w:r>
-        <w:rPr>
-          <w:lang w:val="en-US"/>
-        </w:rPr>
-        <w:t>Body:</w:t>
-      </w:r>
-    </w:p>
-    <w:p>
-      <w:pPr>
-        <w:pStyle w:val="ListParagraph"/>
-        <w:numPr>
-          <w:ilvl w:val="0"/>
-          <w:numId w:val="5"/>
-        </w:numPr>
-        <w:rPr>
-          <w:lang w:val="en-US"/>
-        </w:rPr>
-      </w:pPr>
-      <w:r>
-        <w:rPr>
-          <w:lang w:val="en-US"/>
-        </w:rPr>
-        <w:lastRenderedPageBreak/>
-        <w:t>Để Dễ Ngủ Và Chữa Lõm?</w:t>
-      </w:r>
-    </w:p>
-    <w:p>
-      <w:pPr>
-        <w:pStyle w:val="ListParagraph"/>
-        <w:numPr>
-          <w:ilvl w:val="0"/>
-          <w:numId w:val="2"/>
-        </w:numPr>
-        <w:rPr>
-          <w:lang w:val="en-US"/>
-        </w:rPr>
-      </w:pPr>
-      <w:r>
-        <w:rPr>
-          <w:lang w:val="en-US"/>
-        </w:rPr>
         <w:t>Nằm úp, để gối giữa bụng, kê đầu cho đỡ nghiêng</w:t>
       </w:r>
     </w:p>

--- a/experience.docx
+++ b/experience.docx
@@ -1347,6 +1347,42 @@
     </w:p>
     <w:p>
       <w:pPr>
+        <w:pStyle w:val="ListParagraph"/>
+        <w:numPr>
+          <w:ilvl w:val="0"/>
+          <w:numId w:val="7"/>
+        </w:numPr>
+        <w:rPr>
+          <w:lang w:val="en-US"/>
+        </w:rPr>
+      </w:pPr>
+      <w:r>
+        <w:rPr>
+          <w:lang w:val="en-US"/>
+        </w:rPr>
+        <w:t>Nước Uống?</w:t>
+      </w:r>
+    </w:p>
+    <w:p>
+      <w:pPr>
+        <w:pStyle w:val="ListParagraph"/>
+        <w:numPr>
+          <w:ilvl w:val="0"/>
+          <w:numId w:val="8"/>
+        </w:numPr>
+        <w:rPr>
+          <w:lang w:val="en-US"/>
+        </w:rPr>
+      </w:pPr>
+      <w:r>
+        <w:rPr>
+          <w:lang w:val="en-US"/>
+        </w:rPr>
+        <w:t>Tối đun nước tắm để nguội rót vào chai</w:t>
+      </w:r>
+    </w:p>
+    <w:p>
+      <w:pPr>
         <w:rPr>
           <w:lang w:val="en-US"/>
         </w:rPr>
@@ -1540,6 +1576,7 @@
         <w:rPr>
           <w:lang w:val="en-US"/>
         </w:rPr>
+        <w:lastRenderedPageBreak/>
         <w:t>Để Dễ Ngủ Và Chữa Lõm?</w:t>
       </w:r>
     </w:p>
@@ -1558,7 +1595,6 @@
         <w:rPr>
           <w:lang w:val="en-US"/>
         </w:rPr>
-        <w:lastRenderedPageBreak/>
         <w:t>Nằm úp, để gối giữa bụng, kê đầu cho đỡ nghiêng</w:t>
       </w:r>
     </w:p>

--- a/experience.docx
+++ b/experience.docx
@@ -1378,7 +1378,79 @@
         <w:rPr>
           <w:lang w:val="en-US"/>
         </w:rPr>
-        <w:t>Tối đun nước tắm để nguội rót vào chai</w:t>
+        <w:t>Không được uống nước máy vì chứa Clo</w:t>
+      </w:r>
+    </w:p>
+    <w:p>
+      <w:pPr>
+        <w:pStyle w:val="ListParagraph"/>
+        <w:numPr>
+          <w:ilvl w:val="0"/>
+          <w:numId w:val="7"/>
+        </w:numPr>
+        <w:rPr>
+          <w:lang w:val="en-US"/>
+        </w:rPr>
+      </w:pPr>
+      <w:r>
+        <w:rPr>
+          <w:lang w:val="en-US"/>
+        </w:rPr>
+        <w:t>Đóng Tiền Xe?</w:t>
+      </w:r>
+    </w:p>
+    <w:p>
+      <w:pPr>
+        <w:pStyle w:val="ListParagraph"/>
+        <w:numPr>
+          <w:ilvl w:val="0"/>
+          <w:numId w:val="8"/>
+        </w:numPr>
+        <w:rPr>
+          <w:lang w:val="en-US"/>
+        </w:rPr>
+      </w:pPr>
+      <w:r>
+        <w:rPr>
+          <w:lang w:val="en-US"/>
+        </w:rPr>
+        <w:t>Ngày 29 mỗi tháng, xuống gặp thằng canh xe</w:t>
+      </w:r>
+    </w:p>
+    <w:p>
+      <w:pPr>
+        <w:pStyle w:val="ListParagraph"/>
+        <w:numPr>
+          <w:ilvl w:val="0"/>
+          <w:numId w:val="8"/>
+        </w:numPr>
+        <w:rPr>
+          <w:lang w:val="en-US"/>
+        </w:rPr>
+      </w:pPr>
+      <w:r>
+        <w:rPr>
+          <w:lang w:val="en-US"/>
+        </w:rPr>
+        <w:t>“Cho em đóng tiền xe tháng”</w:t>
+      </w:r>
+    </w:p>
+    <w:p>
+      <w:pPr>
+        <w:pStyle w:val="ListParagraph"/>
+        <w:numPr>
+          <w:ilvl w:val="0"/>
+          <w:numId w:val="8"/>
+        </w:numPr>
+        <w:rPr>
+          <w:lang w:val="en-US"/>
+        </w:rPr>
+      </w:pPr>
+      <w:r>
+        <w:rPr>
+          <w:lang w:val="en-US"/>
+        </w:rPr>
+        <w:t>Đưa nó 50 nghìn + thẻ xe + chờ + đi sang bàn có cái sổ + lật ra gần giữa + tìm số phòng 616 + kí tên + về</w:t>
       </w:r>
     </w:p>
     <w:p>
@@ -1520,6 +1592,7 @@
         <w:rPr>
           <w:lang w:val="en-US"/>
         </w:rPr>
+        <w:lastRenderedPageBreak/>
         <w:t>Đầu Lắc Khi Hồi Hộp?</w:t>
       </w:r>
     </w:p>
@@ -1576,7 +1649,6 @@
         <w:rPr>
           <w:lang w:val="en-US"/>
         </w:rPr>
-        <w:lastRenderedPageBreak/>
         <w:t>Để Dễ Ngủ Và Chữa Lõm?</w:t>
       </w:r>
     </w:p>

--- a/experience.docx
+++ b/experience.docx
@@ -501,6 +501,24 @@
         <w:rPr>
           <w:lang w:val="en-US"/>
         </w:rPr>
+        <w:t>“Cho 1 phần cơm”</w:t>
+      </w:r>
+    </w:p>
+    <w:p>
+      <w:pPr>
+        <w:pStyle w:val="ListParagraph"/>
+        <w:numPr>
+          <w:ilvl w:val="0"/>
+          <w:numId w:val="8"/>
+        </w:numPr>
+        <w:rPr>
+          <w:lang w:val="en-US"/>
+        </w:rPr>
+      </w:pPr>
+      <w:r>
+        <w:rPr>
+          <w:lang w:val="en-US"/>
+        </w:rPr>
         <w:t>Ăn bún, hủ tíu vẫn phải đứng xếp hàng ở chỗ cơm</w:t>
       </w:r>
     </w:p>
@@ -843,7 +861,13 @@
         <w:rPr>
           <w:lang w:val="en-US"/>
         </w:rPr>
-        <w:t>Dò mấy cái cổng sắt</w:t>
+        <w:t>Cổng sau</w:t>
+      </w:r>
+      <w:r>
+        <w:rPr>
+          <w:lang w:val="en-US"/>
+        </w:rPr>
+        <w:t xml:space="preserve"> rẽ phải</w:t>
       </w:r>
     </w:p>
     <w:p>
@@ -873,12 +897,6 @@
         <w:rPr>
           <w:lang w:val="en-US"/>
         </w:rPr>
-        <w:t xml:space="preserve"> (318)</w:t>
-      </w:r>
-      <w:r>
-        <w:rPr>
-          <w:lang w:val="en-US"/>
-        </w:rPr>
         <w:t>”</w:t>
       </w:r>
     </w:p>
@@ -887,6 +905,49 @@
         <w:pStyle w:val="ListParagraph"/>
         <w:numPr>
           <w:ilvl w:val="0"/>
+          <w:numId w:val="8"/>
+        </w:numPr>
+        <w:rPr>
+          <w:lang w:val="en-US"/>
+        </w:rPr>
+      </w:pPr>
+      <w:r>
+        <w:rPr>
+          <w:lang w:val="en-US"/>
+        </w:rPr>
+        <w:lastRenderedPageBreak/>
+        <w:t>Cổng trước</w:t>
+      </w:r>
+      <w:r>
+        <w:rPr>
+          <w:lang w:val="en-US"/>
+        </w:rPr>
+        <w:t xml:space="preserve"> đối diện bên đường cây ATM sang phải 1 chút</w:t>
+      </w:r>
+    </w:p>
+    <w:p>
+      <w:pPr>
+        <w:pStyle w:val="ListParagraph"/>
+        <w:numPr>
+          <w:ilvl w:val="0"/>
+          <w:numId w:val="8"/>
+        </w:numPr>
+        <w:rPr>
+          <w:lang w:val="en-US"/>
+        </w:rPr>
+      </w:pPr>
+      <w:r>
+        <w:rPr>
+          <w:lang w:val="en-US"/>
+        </w:rPr>
+        <w:t>“Anh ơi, của em là 2963, số Shipper 318”</w:t>
+      </w:r>
+    </w:p>
+    <w:p>
+      <w:pPr>
+        <w:pStyle w:val="ListParagraph"/>
+        <w:numPr>
+          <w:ilvl w:val="0"/>
           <w:numId w:val="7"/>
         </w:numPr>
         <w:rPr>
@@ -915,542 +976,818 @@
         <w:rPr>
           <w:lang w:val="en-US"/>
         </w:rPr>
+        <w:t>Đi giày phải đeo dớ</w:t>
+      </w:r>
+    </w:p>
+    <w:p>
+      <w:pPr>
+        <w:pStyle w:val="ListParagraph"/>
+        <w:numPr>
+          <w:ilvl w:val="0"/>
+          <w:numId w:val="7"/>
+        </w:numPr>
+        <w:rPr>
+          <w:lang w:val="en-US"/>
+        </w:rPr>
+      </w:pPr>
+      <w:r>
+        <w:rPr>
+          <w:lang w:val="en-US"/>
+        </w:rPr>
+        <w:t>Mang Nhiều Đồ?</w:t>
+      </w:r>
+    </w:p>
+    <w:p>
+      <w:pPr>
+        <w:pStyle w:val="ListParagraph"/>
+        <w:numPr>
+          <w:ilvl w:val="0"/>
+          <w:numId w:val="8"/>
+        </w:numPr>
+        <w:rPr>
+          <w:lang w:val="en-US"/>
+        </w:rPr>
+      </w:pPr>
+      <w:r>
+        <w:rPr>
+          <w:lang w:val="en-US"/>
+        </w:rPr>
+        <w:t>Kẹp vào áo mưa, đựng trong mũ bảo hiểm</w:t>
+      </w:r>
+    </w:p>
+    <w:p>
+      <w:pPr>
+        <w:pStyle w:val="ListParagraph"/>
+        <w:numPr>
+          <w:ilvl w:val="0"/>
+          <w:numId w:val="7"/>
+        </w:numPr>
+      </w:pPr>
+      <w:r>
+        <w:t>Bưu Điện?</w:t>
+      </w:r>
+    </w:p>
+    <w:p>
+      <w:pPr>
+        <w:pStyle w:val="ListParagraph"/>
+        <w:numPr>
+          <w:ilvl w:val="0"/>
+          <w:numId w:val="8"/>
+        </w:numPr>
+      </w:pPr>
+      <w:r>
+        <w:t>Tòa D4</w:t>
+      </w:r>
+    </w:p>
+    <w:p>
+      <w:pPr>
+        <w:pStyle w:val="ListParagraph"/>
+        <w:numPr>
+          <w:ilvl w:val="0"/>
+          <w:numId w:val="8"/>
+        </w:numPr>
+      </w:pPr>
+      <w:r>
+        <w:t>Vô trong lấy 1 phong bì bên trái + nhét giấy vô + đóng lại + viết thông tin vào mặt sau, không cần Postal Code + đưa cho chị + đóng 20 nghìn</w:t>
+      </w:r>
+    </w:p>
+    <w:p>
+      <w:pPr>
+        <w:pStyle w:val="ListParagraph"/>
+        <w:numPr>
+          <w:ilvl w:val="0"/>
+          <w:numId w:val="7"/>
+        </w:numPr>
+        <w:rPr>
+          <w:lang w:val="en-US"/>
+        </w:rPr>
+      </w:pPr>
+      <w:r>
+        <w:rPr>
+          <w:lang w:val="en-US"/>
+        </w:rPr>
+        <w:t>Bồn Cầu?</w:t>
+      </w:r>
+    </w:p>
+    <w:p>
+      <w:pPr>
+        <w:pStyle w:val="ListParagraph"/>
+        <w:numPr>
+          <w:ilvl w:val="0"/>
+          <w:numId w:val="8"/>
+        </w:numPr>
+        <w:rPr>
+          <w:lang w:val="en-US"/>
+        </w:rPr>
+      </w:pPr>
+      <w:r>
+        <w:rPr>
+          <w:lang w:val="en-US"/>
+        </w:rPr>
+        <w:t>Nếu thấ</w:t>
+      </w:r>
+      <w:r>
+        <w:rPr>
+          <w:lang w:val="en-US"/>
+        </w:rPr>
+        <w:t>y nó xả nước liên tục thì bấm xả nước lần nữa</w:t>
+      </w:r>
+    </w:p>
+    <w:p>
+      <w:pPr>
+        <w:pStyle w:val="ListParagraph"/>
+        <w:numPr>
+          <w:ilvl w:val="0"/>
+          <w:numId w:val="8"/>
+        </w:numPr>
+        <w:rPr>
+          <w:lang w:val="en-US"/>
+        </w:rPr>
+      </w:pPr>
+      <w:r>
+        <w:rPr>
+          <w:lang w:val="en-US"/>
+        </w:rPr>
+        <w:t>Nếu không muốn tốn nước bồn cầu thì xuống nhà vệ sinh tầng trệt đái</w:t>
+      </w:r>
+    </w:p>
+    <w:p>
+      <w:pPr>
+        <w:pStyle w:val="ListParagraph"/>
+        <w:numPr>
+          <w:ilvl w:val="0"/>
+          <w:numId w:val="8"/>
+        </w:numPr>
+        <w:rPr>
+          <w:lang w:val="en-US"/>
+        </w:rPr>
+      </w:pPr>
+      <w:r>
+        <w:rPr>
+          <w:lang w:val="en-US"/>
+        </w:rPr>
+        <w:t>Né bà lao công nhà vệ sinh</w:t>
+      </w:r>
+    </w:p>
+    <w:p>
+      <w:pPr>
+        <w:pStyle w:val="ListParagraph"/>
+        <w:numPr>
+          <w:ilvl w:val="0"/>
+          <w:numId w:val="7"/>
+        </w:numPr>
+        <w:rPr>
+          <w:lang w:val="en-US"/>
+        </w:rPr>
+      </w:pPr>
+      <w:r>
+        <w:rPr>
+          <w:lang w:val="en-US"/>
+        </w:rPr>
+        <w:t xml:space="preserve">Những </w:t>
+      </w:r>
+      <w:r>
+        <w:rPr>
+          <w:lang w:val="en-US"/>
+        </w:rPr>
+        <w:t>Thứ Bắt Buộc Mang Bên Mình?</w:t>
+      </w:r>
+    </w:p>
+    <w:p>
+      <w:pPr>
+        <w:pStyle w:val="ListParagraph"/>
+        <w:numPr>
+          <w:ilvl w:val="0"/>
+          <w:numId w:val="8"/>
+        </w:numPr>
+        <w:rPr>
+          <w:lang w:val="en-US"/>
+        </w:rPr>
+      </w:pPr>
+      <w:r>
+        <w:rPr>
+          <w:lang w:val="en-US"/>
+        </w:rPr>
+        <w:t>Dù, nước, tràng phục linh</w:t>
+      </w:r>
+    </w:p>
+    <w:p>
+      <w:pPr>
+        <w:pStyle w:val="ListParagraph"/>
+        <w:numPr>
+          <w:ilvl w:val="0"/>
+          <w:numId w:val="7"/>
+        </w:numPr>
+        <w:rPr>
+          <w:lang w:val="en-US"/>
+        </w:rPr>
+      </w:pPr>
+      <w:r>
+        <w:rPr>
+          <w:lang w:val="en-US"/>
+        </w:rPr>
+        <w:t>Mua Thuốc?</w:t>
+      </w:r>
+    </w:p>
+    <w:p>
+      <w:pPr>
+        <w:pStyle w:val="ListParagraph"/>
+        <w:numPr>
+          <w:ilvl w:val="0"/>
+          <w:numId w:val="8"/>
+        </w:numPr>
+        <w:rPr>
+          <w:lang w:val="en-US"/>
+        </w:rPr>
+      </w:pPr>
+      <w:r>
+        <w:rPr>
+          <w:lang w:val="en-US"/>
+        </w:rPr>
+        <w:t>Đi thẳng ra cổng chính + quẹo trái đi thẳng cho tới khi gặp vật cản + quẹo trái đi thẳng 1 lát có tiệm thuốc tây</w:t>
+      </w:r>
+    </w:p>
+    <w:p>
+      <w:pPr>
+        <w:pStyle w:val="ListParagraph"/>
+        <w:numPr>
+          <w:ilvl w:val="0"/>
+          <w:numId w:val="8"/>
+        </w:numPr>
+        <w:rPr>
+          <w:lang w:val="en-US"/>
+        </w:rPr>
+      </w:pPr>
+      <w:r>
+        <w:rPr>
+          <w:lang w:val="en-US"/>
+        </w:rPr>
+        <w:t>“Bán cho em mấy cái men tiêu hóa”</w:t>
+      </w:r>
+    </w:p>
+    <w:p>
+      <w:pPr>
+        <w:pStyle w:val="ListParagraph"/>
+        <w:numPr>
+          <w:ilvl w:val="0"/>
+          <w:numId w:val="7"/>
+        </w:numPr>
+        <w:rPr>
+          <w:lang w:val="en-US"/>
+        </w:rPr>
+      </w:pPr>
+      <w:r>
+        <w:rPr>
+          <w:lang w:val="en-US"/>
+        </w:rPr>
+        <w:t>Ngủ?</w:t>
+      </w:r>
+    </w:p>
+    <w:p>
+      <w:pPr>
+        <w:pStyle w:val="ListParagraph"/>
+        <w:numPr>
+          <w:ilvl w:val="0"/>
+          <w:numId w:val="8"/>
+        </w:numPr>
+        <w:rPr>
+          <w:lang w:val="en-US"/>
+        </w:rPr>
+      </w:pPr>
+      <w:r>
+        <w:rPr>
+          <w:lang w:val="en-US"/>
+        </w:rPr>
+        <w:t>Đặt chăn làm nệm, đặt gối tựa vai cho đỡ nhức</w:t>
+      </w:r>
+    </w:p>
+    <w:p>
+      <w:pPr>
+        <w:pStyle w:val="ListParagraph"/>
+        <w:numPr>
+          <w:ilvl w:val="0"/>
+          <w:numId w:val="7"/>
+        </w:numPr>
+        <w:rPr>
+          <w:lang w:val="en-US"/>
+        </w:rPr>
+      </w:pPr>
+      <w:r>
+        <w:rPr>
+          <w:lang w:val="en-US"/>
+        </w:rPr>
+        <w:t>Nước Nóng?</w:t>
+      </w:r>
+    </w:p>
+    <w:p>
+      <w:pPr>
+        <w:pStyle w:val="ListParagraph"/>
+        <w:numPr>
+          <w:ilvl w:val="0"/>
+          <w:numId w:val="8"/>
+        </w:numPr>
+        <w:rPr>
+          <w:lang w:val="en-US"/>
+        </w:rPr>
+      </w:pPr>
+      <w:r>
+        <w:rPr>
+          <w:lang w:val="en-US"/>
+        </w:rPr>
+        <w:t>Lấy bình siêu tốc đổ nước vào + đặt vào đế + bật công tắc + chờ vài phút + nó tự đóng công tắc + lấy bình ra + đổ nước vào tô</w:t>
+      </w:r>
+    </w:p>
+    <w:p>
+      <w:pPr>
+        <w:pStyle w:val="ListParagraph"/>
+        <w:numPr>
+          <w:ilvl w:val="0"/>
+          <w:numId w:val="7"/>
+        </w:numPr>
+        <w:rPr>
+          <w:lang w:val="en-US"/>
+        </w:rPr>
+      </w:pPr>
+      <w:r>
+        <w:rPr>
+          <w:lang w:val="en-US"/>
+        </w:rPr>
+        <w:t>Cất Laptop?</w:t>
+      </w:r>
+    </w:p>
+    <w:p>
+      <w:pPr>
+        <w:pStyle w:val="ListParagraph"/>
+        <w:numPr>
+          <w:ilvl w:val="0"/>
+          <w:numId w:val="8"/>
+        </w:numPr>
+        <w:rPr>
+          <w:lang w:val="en-US"/>
+        </w:rPr>
+      </w:pPr>
+      <w:r>
+        <w:rPr>
+          <w:lang w:val="en-US"/>
+        </w:rPr>
+        <w:t>Đặt dưới chiếu</w:t>
+      </w:r>
+    </w:p>
+    <w:p>
+      <w:pPr>
+        <w:pStyle w:val="ListParagraph"/>
+        <w:numPr>
+          <w:ilvl w:val="0"/>
+          <w:numId w:val="7"/>
+        </w:numPr>
+        <w:rPr>
+          <w:lang w:val="en-US"/>
+        </w:rPr>
+      </w:pPr>
+      <w:r>
+        <w:rPr>
+          <w:lang w:val="en-US"/>
+        </w:rPr>
+        <w:t>Tắm?</w:t>
+      </w:r>
+    </w:p>
+    <w:p>
+      <w:pPr>
+        <w:pStyle w:val="ListParagraph"/>
+        <w:numPr>
+          <w:ilvl w:val="0"/>
+          <w:numId w:val="8"/>
+        </w:numPr>
+        <w:rPr>
+          <w:lang w:val="en-US"/>
+        </w:rPr>
+      </w:pPr>
+      <w:r>
+        <w:rPr>
+          <w:lang w:val="en-US"/>
+        </w:rPr>
+        <w:t>Xài dầu gội xong cất vào tủ</w:t>
+      </w:r>
+    </w:p>
+    <w:p>
+      <w:pPr>
+        <w:pStyle w:val="ListParagraph"/>
+        <w:numPr>
+          <w:ilvl w:val="0"/>
+          <w:numId w:val="7"/>
+        </w:numPr>
+        <w:rPr>
+          <w:lang w:val="en-US"/>
+        </w:rPr>
+      </w:pPr>
+      <w:r>
+        <w:rPr>
+          <w:lang w:val="en-US"/>
+        </w:rPr>
+        <w:t>Cúp Điện?</w:t>
+      </w:r>
+    </w:p>
+    <w:p>
+      <w:pPr>
+        <w:pStyle w:val="ListParagraph"/>
+        <w:numPr>
+          <w:ilvl w:val="0"/>
+          <w:numId w:val="8"/>
+        </w:numPr>
+        <w:rPr>
+          <w:lang w:val="en-US"/>
+        </w:rPr>
+      </w:pPr>
+      <w:r>
+        <w:rPr>
+          <w:lang w:val="en-US"/>
+        </w:rPr>
+        <w:t>Vẫn có cơm tòa B5 nhưng không có đèn nên phải ăn trong tối</w:t>
+      </w:r>
+    </w:p>
+    <w:p>
+      <w:pPr>
+        <w:pStyle w:val="ListParagraph"/>
+        <w:numPr>
+          <w:ilvl w:val="0"/>
+          <w:numId w:val="7"/>
+        </w:numPr>
+        <w:rPr>
+          <w:lang w:val="en-US"/>
+        </w:rPr>
+      </w:pPr>
+      <w:r>
+        <w:rPr>
+          <w:lang w:val="en-US"/>
+        </w:rPr>
+        <w:t>Nước Uống?</w:t>
+      </w:r>
+    </w:p>
+    <w:p>
+      <w:pPr>
+        <w:pStyle w:val="ListParagraph"/>
+        <w:numPr>
+          <w:ilvl w:val="0"/>
+          <w:numId w:val="8"/>
+        </w:numPr>
+        <w:rPr>
+          <w:lang w:val="en-US"/>
+        </w:rPr>
+      </w:pPr>
+      <w:r>
+        <w:rPr>
+          <w:lang w:val="en-US"/>
+        </w:rPr>
+        <w:t>Không được uống nước máy vì chứa Clo</w:t>
+      </w:r>
+    </w:p>
+    <w:p>
+      <w:pPr>
+        <w:pStyle w:val="ListParagraph"/>
+        <w:numPr>
+          <w:ilvl w:val="0"/>
+          <w:numId w:val="7"/>
+        </w:numPr>
+        <w:rPr>
+          <w:lang w:val="en-US"/>
+        </w:rPr>
+      </w:pPr>
+      <w:r>
+        <w:rPr>
+          <w:lang w:val="en-US"/>
+        </w:rPr>
+        <w:t>Đóng Tiền Xe?</w:t>
+      </w:r>
+    </w:p>
+    <w:p>
+      <w:pPr>
+        <w:pStyle w:val="ListParagraph"/>
+        <w:numPr>
+          <w:ilvl w:val="0"/>
+          <w:numId w:val="8"/>
+        </w:numPr>
+        <w:rPr>
+          <w:lang w:val="en-US"/>
+        </w:rPr>
+      </w:pPr>
+      <w:r>
+        <w:rPr>
+          <w:lang w:val="en-US"/>
+        </w:rPr>
+        <w:t>X</w:t>
+      </w:r>
+      <w:r>
+        <w:rPr>
+          <w:lang w:val="en-US"/>
+        </w:rPr>
+        <w:t>uống gặp thằng canh xe</w:t>
+      </w:r>
+    </w:p>
+    <w:p>
+      <w:pPr>
+        <w:pStyle w:val="ListParagraph"/>
+        <w:numPr>
+          <w:ilvl w:val="0"/>
+          <w:numId w:val="8"/>
+        </w:numPr>
+        <w:rPr>
+          <w:lang w:val="en-US"/>
+        </w:rPr>
+      </w:pPr>
+      <w:r>
+        <w:rPr>
+          <w:lang w:val="en-US"/>
+        </w:rPr>
+        <w:t>“Cho em đóng tiền xe tháng”</w:t>
+      </w:r>
+    </w:p>
+    <w:p>
+      <w:pPr>
+        <w:pStyle w:val="ListParagraph"/>
+        <w:numPr>
+          <w:ilvl w:val="0"/>
+          <w:numId w:val="8"/>
+        </w:numPr>
+        <w:rPr>
+          <w:lang w:val="en-US"/>
+        </w:rPr>
+      </w:pPr>
+      <w:r>
+        <w:rPr>
+          <w:lang w:val="en-US"/>
+        </w:rPr>
+        <w:t>Đưa nó 50 nghìn + thẻ xe + chờ + đi sang bàn có cái sổ + lật ra gần giữa + tìm số phòng 616 + kí tên + về</w:t>
+      </w:r>
+    </w:p>
+    <w:p>
+      <w:pPr>
+        <w:pStyle w:val="ListParagraph"/>
+        <w:numPr>
+          <w:ilvl w:val="0"/>
+          <w:numId w:val="7"/>
+        </w:numPr>
+        <w:rPr>
+          <w:lang w:val="en-US"/>
+        </w:rPr>
+      </w:pPr>
+      <w:r>
+        <w:rPr>
+          <w:lang w:val="en-US"/>
+        </w:rPr>
+        <w:t>Mua Thẻ Mạng?</w:t>
+      </w:r>
+    </w:p>
+    <w:p>
+      <w:pPr>
+        <w:pStyle w:val="ListParagraph"/>
+        <w:numPr>
+          <w:ilvl w:val="0"/>
+          <w:numId w:val="8"/>
+        </w:numPr>
+        <w:rPr>
+          <w:lang w:val="en-US"/>
+        </w:rPr>
+      </w:pPr>
+      <w:r>
+        <w:rPr>
+          <w:lang w:val="en-US"/>
+        </w:rPr>
+        <w:t>Vào ứng dụng My Wifi trên điện thoại + vào Tab “Trang chủ” + cuộn xuống + tại mục “Thẻ tháng WEB” + Click “Thêm giỏ hàng” + Click biểu tượng “Giỏ hàng” góc phải trên + Click “Thanh toán” + điền thông tin roofif thanh toán + chờ tin nhắn gửi mã đăng nhập về</w:t>
+      </w:r>
+    </w:p>
+    <w:p>
+      <w:pPr>
+        <w:pStyle w:val="ListParagraph"/>
+        <w:numPr>
+          <w:ilvl w:val="0"/>
+          <w:numId w:val="8"/>
+        </w:numPr>
+        <w:rPr>
+          <w:lang w:val="en-US"/>
+        </w:rPr>
+      </w:pPr>
+      <w:r>
+        <w:rPr>
+          <w:lang w:val="en-US"/>
+        </w:rPr>
+        <w:t>Để đăng nhập mạng</w:t>
+      </w:r>
+    </w:p>
+    <w:p>
+      <w:pPr>
+        <w:pStyle w:val="ListParagraph"/>
+        <w:numPr>
+          <w:ilvl w:val="0"/>
+          <w:numId w:val="8"/>
+        </w:numPr>
+        <w:rPr>
+          <w:lang w:val="en-US"/>
+        </w:rPr>
+      </w:pPr>
+      <w:r>
+        <w:rPr>
+          <w:lang w:val="en-US"/>
+        </w:rPr>
+        <w:t>Kết nối vào Wifi “Mang Day KTX 5.0GHZ” + click vào nó để đến Web đăng nhập + điền mã đăng nhập rồi đăng nhập</w:t>
+      </w:r>
+    </w:p>
+    <w:p>
+      <w:pPr>
+        <w:pStyle w:val="ListParagraph"/>
+        <w:numPr>
+          <w:ilvl w:val="0"/>
+          <w:numId w:val="7"/>
+        </w:numPr>
+        <w:rPr>
+          <w:lang w:val="en-US"/>
+        </w:rPr>
+      </w:pPr>
+      <w:r>
+        <w:rPr>
+          <w:lang w:val="en-US"/>
+        </w:rPr>
+        <w:t>3G?</w:t>
+      </w:r>
+    </w:p>
+    <w:p>
+      <w:pPr>
+        <w:pStyle w:val="ListParagraph"/>
+        <w:numPr>
+          <w:ilvl w:val="0"/>
+          <w:numId w:val="8"/>
+        </w:numPr>
+        <w:rPr>
+          <w:lang w:val="en-US"/>
+        </w:rPr>
+      </w:pPr>
+      <w:r>
+        <w:rPr>
+          <w:lang w:val="en-US"/>
+        </w:rPr>
+        <w:t>Mất 2 nghìn mỗi ngày, được 50 MB, đang gia hạn</w:t>
+      </w:r>
+    </w:p>
+    <w:p>
+      <w:pPr>
+        <w:pStyle w:val="ListParagraph"/>
+        <w:numPr>
+          <w:ilvl w:val="0"/>
+          <w:numId w:val="8"/>
+        </w:numPr>
+        <w:rPr>
+          <w:lang w:val="en-US"/>
+        </w:rPr>
+      </w:pPr>
+      <w:r>
+        <w:rPr>
+          <w:lang w:val="en-US"/>
+        </w:rPr>
         <w:lastRenderedPageBreak/>
-        <w:t>Đi giày phải đeo dớ</w:t>
-      </w:r>
-    </w:p>
-    <w:p>
-      <w:pPr>
-        <w:pStyle w:val="ListParagraph"/>
-        <w:numPr>
-          <w:ilvl w:val="0"/>
-          <w:numId w:val="7"/>
-        </w:numPr>
-        <w:rPr>
-          <w:lang w:val="en-US"/>
-        </w:rPr>
-      </w:pPr>
-      <w:r>
-        <w:rPr>
-          <w:lang w:val="en-US"/>
-        </w:rPr>
-        <w:t>Mang Nhiều Đồ?</w:t>
-      </w:r>
-    </w:p>
-    <w:p>
-      <w:pPr>
-        <w:pStyle w:val="ListParagraph"/>
-        <w:numPr>
-          <w:ilvl w:val="0"/>
-          <w:numId w:val="8"/>
-        </w:numPr>
-        <w:rPr>
-          <w:lang w:val="en-US"/>
-        </w:rPr>
-      </w:pPr>
-      <w:r>
-        <w:rPr>
-          <w:lang w:val="en-US"/>
-        </w:rPr>
-        <w:t>Kẹp vào áo mưa, đựng trong mũ bảo hiểm</w:t>
-      </w:r>
-    </w:p>
-    <w:p>
-      <w:pPr>
-        <w:pStyle w:val="ListParagraph"/>
-        <w:numPr>
-          <w:ilvl w:val="0"/>
-          <w:numId w:val="7"/>
-        </w:numPr>
-      </w:pPr>
-      <w:r>
-        <w:t>Bưu Điện?</w:t>
-      </w:r>
-    </w:p>
-    <w:p>
-      <w:pPr>
-        <w:pStyle w:val="ListParagraph"/>
-        <w:numPr>
-          <w:ilvl w:val="0"/>
-          <w:numId w:val="8"/>
-        </w:numPr>
-      </w:pPr>
-      <w:r>
-        <w:t>Tòa D4</w:t>
-      </w:r>
-    </w:p>
-    <w:p>
-      <w:pPr>
-        <w:pStyle w:val="ListParagraph"/>
-        <w:numPr>
-          <w:ilvl w:val="0"/>
-          <w:numId w:val="8"/>
-        </w:numPr>
-      </w:pPr>
-      <w:r>
-        <w:t>Vô trong lấy 1 phong bì bên trái + nhét giấy vô + đóng lại + viết thông tin vào mặt sau, không cần Postal Code + đưa cho chị + đóng 20 nghìn</w:t>
-      </w:r>
-    </w:p>
-    <w:p>
-      <w:pPr>
-        <w:pStyle w:val="ListParagraph"/>
-        <w:numPr>
-          <w:ilvl w:val="0"/>
-          <w:numId w:val="7"/>
-        </w:numPr>
-        <w:rPr>
-          <w:lang w:val="en-US"/>
-        </w:rPr>
-      </w:pPr>
-      <w:r>
-        <w:rPr>
-          <w:lang w:val="en-US"/>
-        </w:rPr>
-        <w:t>Bồn Cầu?</w:t>
-      </w:r>
-    </w:p>
-    <w:p>
-      <w:pPr>
-        <w:pStyle w:val="ListParagraph"/>
-        <w:numPr>
-          <w:ilvl w:val="0"/>
-          <w:numId w:val="8"/>
-        </w:numPr>
-        <w:rPr>
-          <w:lang w:val="en-US"/>
-        </w:rPr>
-      </w:pPr>
-      <w:r>
-        <w:rPr>
-          <w:lang w:val="en-US"/>
-        </w:rPr>
-        <w:t>Nếu thấ</w:t>
-      </w:r>
-      <w:r>
-        <w:rPr>
-          <w:lang w:val="en-US"/>
-        </w:rPr>
-        <w:t>y nó xả nước liên tục thì bấm xả nước lần nữa</w:t>
-      </w:r>
-    </w:p>
-    <w:p>
-      <w:pPr>
-        <w:pStyle w:val="ListParagraph"/>
-        <w:numPr>
-          <w:ilvl w:val="0"/>
-          <w:numId w:val="8"/>
-        </w:numPr>
-        <w:rPr>
-          <w:lang w:val="en-US"/>
-        </w:rPr>
-      </w:pPr>
-      <w:r>
-        <w:rPr>
-          <w:lang w:val="en-US"/>
-        </w:rPr>
-        <w:t>Nếu không muốn tốn nước bồn cầu thì xuống nhà vệ sinh tầng trệt đái</w:t>
-      </w:r>
-    </w:p>
-    <w:p>
-      <w:pPr>
-        <w:pStyle w:val="ListParagraph"/>
-        <w:numPr>
-          <w:ilvl w:val="0"/>
-          <w:numId w:val="8"/>
-        </w:numPr>
-        <w:rPr>
-          <w:lang w:val="en-US"/>
-        </w:rPr>
-      </w:pPr>
-      <w:r>
-        <w:rPr>
-          <w:lang w:val="en-US"/>
-        </w:rPr>
-        <w:t>Né bà lao công nhà vệ sinh</w:t>
-      </w:r>
-    </w:p>
-    <w:p>
-      <w:pPr>
-        <w:pStyle w:val="ListParagraph"/>
-        <w:numPr>
-          <w:ilvl w:val="0"/>
-          <w:numId w:val="7"/>
-        </w:numPr>
-        <w:rPr>
-          <w:lang w:val="en-US"/>
-        </w:rPr>
-      </w:pPr>
-      <w:r>
-        <w:rPr>
-          <w:lang w:val="en-US"/>
-        </w:rPr>
-        <w:t xml:space="preserve">Những </w:t>
-      </w:r>
-      <w:r>
-        <w:rPr>
-          <w:lang w:val="en-US"/>
-        </w:rPr>
-        <w:t>Thứ Bắt Buộc Mang Bên Mình?</w:t>
-      </w:r>
-    </w:p>
-    <w:p>
-      <w:pPr>
-        <w:pStyle w:val="ListParagraph"/>
-        <w:numPr>
-          <w:ilvl w:val="0"/>
-          <w:numId w:val="8"/>
-        </w:numPr>
-        <w:rPr>
-          <w:lang w:val="en-US"/>
-        </w:rPr>
-      </w:pPr>
-      <w:r>
-        <w:rPr>
-          <w:lang w:val="en-US"/>
-        </w:rPr>
-        <w:t>Dù, nước, tràng phục linh</w:t>
-      </w:r>
-    </w:p>
-    <w:p>
-      <w:pPr>
-        <w:pStyle w:val="ListParagraph"/>
-        <w:numPr>
-          <w:ilvl w:val="0"/>
-          <w:numId w:val="7"/>
-        </w:numPr>
-        <w:rPr>
-          <w:lang w:val="en-US"/>
-        </w:rPr>
-      </w:pPr>
-      <w:r>
-        <w:rPr>
-          <w:lang w:val="en-US"/>
-        </w:rPr>
-        <w:t>Mua Thuốc?</w:t>
-      </w:r>
-    </w:p>
-    <w:p>
-      <w:pPr>
-        <w:pStyle w:val="ListParagraph"/>
-        <w:numPr>
-          <w:ilvl w:val="0"/>
-          <w:numId w:val="8"/>
-        </w:numPr>
-        <w:rPr>
-          <w:lang w:val="en-US"/>
-        </w:rPr>
-      </w:pPr>
-      <w:r>
-        <w:rPr>
-          <w:lang w:val="en-US"/>
-        </w:rPr>
-        <w:t>Đi thẳng ra cổng chính + quẹo trái đi thẳng cho tới khi gặp vật cản + quẹo trái đi thẳng 1 lát có tiệm thuốc tây</w:t>
-      </w:r>
-    </w:p>
-    <w:p>
-      <w:pPr>
-        <w:pStyle w:val="ListParagraph"/>
-        <w:numPr>
-          <w:ilvl w:val="0"/>
-          <w:numId w:val="8"/>
-        </w:numPr>
-        <w:rPr>
-          <w:lang w:val="en-US"/>
-        </w:rPr>
-      </w:pPr>
-      <w:r>
-        <w:rPr>
-          <w:lang w:val="en-US"/>
-        </w:rPr>
-        <w:t>“Bán cho em mấy cái men tiêu hóa”</w:t>
-      </w:r>
-    </w:p>
-    <w:p>
-      <w:pPr>
-        <w:pStyle w:val="ListParagraph"/>
-        <w:numPr>
-          <w:ilvl w:val="0"/>
-          <w:numId w:val="7"/>
-        </w:numPr>
-        <w:rPr>
-          <w:lang w:val="en-US"/>
-        </w:rPr>
-      </w:pPr>
-      <w:r>
-        <w:rPr>
-          <w:lang w:val="en-US"/>
-        </w:rPr>
-        <w:t>Ngủ?</w:t>
-      </w:r>
-    </w:p>
-    <w:p>
-      <w:pPr>
-        <w:pStyle w:val="ListParagraph"/>
-        <w:numPr>
-          <w:ilvl w:val="0"/>
-          <w:numId w:val="8"/>
-        </w:numPr>
-        <w:rPr>
-          <w:lang w:val="en-US"/>
-        </w:rPr>
-      </w:pPr>
-      <w:r>
-        <w:rPr>
-          <w:lang w:val="en-US"/>
-        </w:rPr>
-        <w:t>Đặt chăn làm nệm, đặt gối tựa vai cho đỡ nhức</w:t>
-      </w:r>
-    </w:p>
-    <w:p>
-      <w:pPr>
-        <w:pStyle w:val="ListParagraph"/>
-        <w:numPr>
-          <w:ilvl w:val="0"/>
-          <w:numId w:val="7"/>
-        </w:numPr>
-        <w:rPr>
-          <w:lang w:val="en-US"/>
-        </w:rPr>
-      </w:pPr>
-      <w:r>
-        <w:rPr>
-          <w:lang w:val="en-US"/>
-        </w:rPr>
-        <w:t>Nước Nóng?</w:t>
-      </w:r>
-    </w:p>
-    <w:p>
-      <w:pPr>
-        <w:pStyle w:val="ListParagraph"/>
-        <w:numPr>
-          <w:ilvl w:val="0"/>
-          <w:numId w:val="8"/>
-        </w:numPr>
-        <w:rPr>
-          <w:lang w:val="en-US"/>
-        </w:rPr>
-      </w:pPr>
-      <w:r>
-        <w:rPr>
-          <w:lang w:val="en-US"/>
-        </w:rPr>
-        <w:t>Lấy bình siêu tốc đổ nước vào + đặt vào đế + bật công tắc + chờ vài phút + nó tự đóng công tắc + lấy bình ra + đổ nước vào tô</w:t>
-      </w:r>
-    </w:p>
-    <w:p>
-      <w:pPr>
-        <w:pStyle w:val="ListParagraph"/>
-        <w:numPr>
-          <w:ilvl w:val="0"/>
-          <w:numId w:val="7"/>
-        </w:numPr>
-        <w:rPr>
-          <w:lang w:val="en-US"/>
-        </w:rPr>
-      </w:pPr>
-      <w:r>
-        <w:rPr>
-          <w:lang w:val="en-US"/>
-        </w:rPr>
-        <w:t>Cất Laptop?</w:t>
-      </w:r>
-    </w:p>
-    <w:p>
-      <w:pPr>
-        <w:pStyle w:val="ListParagraph"/>
-        <w:numPr>
-          <w:ilvl w:val="0"/>
-          <w:numId w:val="8"/>
-        </w:numPr>
-        <w:rPr>
-          <w:lang w:val="en-US"/>
-        </w:rPr>
-      </w:pPr>
-      <w:r>
-        <w:rPr>
-          <w:lang w:val="en-US"/>
-        </w:rPr>
-        <w:t>Đặt dưới chiếu</w:t>
-      </w:r>
-    </w:p>
-    <w:p>
-      <w:pPr>
-        <w:pStyle w:val="ListParagraph"/>
-        <w:numPr>
-          <w:ilvl w:val="0"/>
-          <w:numId w:val="7"/>
-        </w:numPr>
-        <w:rPr>
-          <w:lang w:val="en-US"/>
-        </w:rPr>
-      </w:pPr>
-      <w:r>
-        <w:rPr>
-          <w:lang w:val="en-US"/>
-        </w:rPr>
-        <w:t>Tắm?</w:t>
-      </w:r>
-    </w:p>
-    <w:p>
-      <w:pPr>
-        <w:pStyle w:val="ListParagraph"/>
-        <w:numPr>
-          <w:ilvl w:val="0"/>
-          <w:numId w:val="8"/>
-        </w:numPr>
-        <w:rPr>
-          <w:lang w:val="en-US"/>
-        </w:rPr>
-      </w:pPr>
-      <w:r>
-        <w:rPr>
-          <w:lang w:val="en-US"/>
-        </w:rPr>
-        <w:t>Xài dầu gội xong cất vào tủ</w:t>
-      </w:r>
-    </w:p>
-    <w:p>
-      <w:pPr>
-        <w:pStyle w:val="ListParagraph"/>
-        <w:numPr>
-          <w:ilvl w:val="0"/>
-          <w:numId w:val="7"/>
-        </w:numPr>
-        <w:rPr>
-          <w:lang w:val="en-US"/>
-        </w:rPr>
-      </w:pPr>
-      <w:r>
-        <w:rPr>
-          <w:lang w:val="en-US"/>
-        </w:rPr>
-        <w:t>Cúp Điện?</w:t>
-      </w:r>
-    </w:p>
-    <w:p>
-      <w:pPr>
-        <w:pStyle w:val="ListParagraph"/>
-        <w:numPr>
-          <w:ilvl w:val="0"/>
-          <w:numId w:val="8"/>
-        </w:numPr>
-        <w:rPr>
-          <w:lang w:val="en-US"/>
-        </w:rPr>
-      </w:pPr>
-      <w:r>
-        <w:rPr>
-          <w:lang w:val="en-US"/>
-        </w:rPr>
-        <w:t>Vẫn có cơm tòa B5 nhưng không có đèn nên phải ăn trong tối</w:t>
-      </w:r>
-    </w:p>
-    <w:p>
-      <w:pPr>
-        <w:pStyle w:val="ListParagraph"/>
-        <w:numPr>
-          <w:ilvl w:val="0"/>
-          <w:numId w:val="7"/>
-        </w:numPr>
-        <w:rPr>
-          <w:lang w:val="en-US"/>
-        </w:rPr>
-      </w:pPr>
-      <w:r>
-        <w:rPr>
-          <w:lang w:val="en-US"/>
-        </w:rPr>
-        <w:t>Nước Uống?</w:t>
-      </w:r>
-    </w:p>
-    <w:p>
-      <w:pPr>
-        <w:pStyle w:val="ListParagraph"/>
-        <w:numPr>
-          <w:ilvl w:val="0"/>
-          <w:numId w:val="8"/>
-        </w:numPr>
-        <w:rPr>
-          <w:lang w:val="en-US"/>
-        </w:rPr>
-      </w:pPr>
-      <w:r>
-        <w:rPr>
-          <w:lang w:val="en-US"/>
-        </w:rPr>
-        <w:t>Không được uống nước máy vì chứa Clo</w:t>
-      </w:r>
-    </w:p>
-    <w:p>
-      <w:pPr>
-        <w:pStyle w:val="ListParagraph"/>
-        <w:numPr>
-          <w:ilvl w:val="0"/>
-          <w:numId w:val="7"/>
-        </w:numPr>
-        <w:rPr>
-          <w:lang w:val="en-US"/>
-        </w:rPr>
-      </w:pPr>
-      <w:r>
-        <w:rPr>
-          <w:lang w:val="en-US"/>
-        </w:rPr>
-        <w:t>Đóng Tiền Xe?</w:t>
-      </w:r>
-    </w:p>
-    <w:p>
-      <w:pPr>
-        <w:pStyle w:val="ListParagraph"/>
-        <w:numPr>
-          <w:ilvl w:val="0"/>
-          <w:numId w:val="8"/>
-        </w:numPr>
-        <w:rPr>
-          <w:lang w:val="en-US"/>
-        </w:rPr>
-      </w:pPr>
-      <w:r>
-        <w:rPr>
-          <w:lang w:val="en-US"/>
-        </w:rPr>
-        <w:t>Ngày 29 mỗi tháng, xuống gặp thằng canh xe</w:t>
-      </w:r>
-    </w:p>
-    <w:p>
-      <w:pPr>
-        <w:pStyle w:val="ListParagraph"/>
-        <w:numPr>
-          <w:ilvl w:val="0"/>
-          <w:numId w:val="8"/>
-        </w:numPr>
-        <w:rPr>
-          <w:lang w:val="en-US"/>
-        </w:rPr>
-      </w:pPr>
-      <w:r>
-        <w:rPr>
-          <w:lang w:val="en-US"/>
-        </w:rPr>
-        <w:t>“Cho em đóng tiền xe tháng”</w:t>
-      </w:r>
-    </w:p>
-    <w:p>
-      <w:pPr>
-        <w:pStyle w:val="ListParagraph"/>
-        <w:numPr>
-          <w:ilvl w:val="0"/>
-          <w:numId w:val="8"/>
-        </w:numPr>
-        <w:rPr>
-          <w:lang w:val="en-US"/>
-        </w:rPr>
-      </w:pPr>
-      <w:r>
-        <w:rPr>
-          <w:lang w:val="en-US"/>
-        </w:rPr>
-        <w:t>Đưa nó 50 nghìn + thẻ xe + chờ + đi sang bàn có cái sổ + lật ra gần giữa + tìm số phòng 616 + kí tên + về</w:t>
+        <w:t>Soạn</w:t>
+      </w:r>
+    </w:p>
+    <w:p>
+      <w:pPr>
+        <w:pStyle w:val="ListParagraph"/>
+        <w:numPr>
+          <w:ilvl w:val="0"/>
+          <w:numId w:val="8"/>
+        </w:numPr>
+        <w:rPr>
+          <w:lang w:val="en-US"/>
+        </w:rPr>
+      </w:pPr>
+      <w:r>
+        <w:rPr>
+          <w:lang w:val="en-US"/>
+        </w:rPr>
+        <w:t>MI2K MO</w:t>
+      </w:r>
+    </w:p>
+    <w:p>
+      <w:pPr>
+        <w:pStyle w:val="ListParagraph"/>
+        <w:numPr>
+          <w:ilvl w:val="0"/>
+          <w:numId w:val="8"/>
+        </w:numPr>
+        <w:rPr>
+          <w:lang w:val="en-US"/>
+        </w:rPr>
+      </w:pPr>
+      <w:r>
+        <w:rPr>
+          <w:lang w:val="en-US"/>
+        </w:rPr>
+        <w:t>Gửi</w:t>
+      </w:r>
+    </w:p>
+    <w:p>
+      <w:pPr>
+        <w:pStyle w:val="ListParagraph"/>
+        <w:numPr>
+          <w:ilvl w:val="0"/>
+          <w:numId w:val="8"/>
+        </w:numPr>
+        <w:rPr>
+          <w:lang w:val="en-US"/>
+        </w:rPr>
+      </w:pPr>
+      <w:r>
+        <w:rPr>
+          <w:lang w:val="en-US"/>
+        </w:rPr>
+        <w:t>9123</w:t>
+      </w:r>
+    </w:p>
+    <w:p>
+      <w:pPr>
+        <w:pStyle w:val="ListParagraph"/>
+        <w:numPr>
+          <w:ilvl w:val="0"/>
+          <w:numId w:val="8"/>
+        </w:numPr>
+        <w:rPr>
+          <w:lang w:val="en-US"/>
+        </w:rPr>
+      </w:pPr>
+      <w:r>
+        <w:rPr>
+          <w:lang w:val="en-US"/>
+        </w:rPr>
+        <w:t>Để hủy gia hạn nhưng vẫn được xài tiếp lượng lưu lượng còn lại</w:t>
+      </w:r>
+    </w:p>
+    <w:p>
+      <w:pPr>
+        <w:pStyle w:val="ListParagraph"/>
+        <w:numPr>
+          <w:ilvl w:val="0"/>
+          <w:numId w:val="8"/>
+        </w:numPr>
+        <w:rPr>
+          <w:lang w:val="en-US"/>
+        </w:rPr>
+      </w:pPr>
+      <w:r>
+        <w:rPr>
+          <w:lang w:val="en-US"/>
+        </w:rPr>
+        <w:t>Soạn</w:t>
+      </w:r>
+    </w:p>
+    <w:p>
+      <w:pPr>
+        <w:pStyle w:val="ListParagraph"/>
+        <w:numPr>
+          <w:ilvl w:val="0"/>
+          <w:numId w:val="8"/>
+        </w:numPr>
+        <w:rPr>
+          <w:lang w:val="en-US"/>
+        </w:rPr>
+      </w:pPr>
+      <w:r>
+        <w:rPr>
+          <w:lang w:val="en-US"/>
+        </w:rPr>
+        <w:t>HUY MI2K</w:t>
+      </w:r>
+    </w:p>
+    <w:p>
+      <w:pPr>
+        <w:pStyle w:val="ListParagraph"/>
+        <w:numPr>
+          <w:ilvl w:val="0"/>
+          <w:numId w:val="8"/>
+        </w:numPr>
+        <w:rPr>
+          <w:lang w:val="en-US"/>
+        </w:rPr>
+      </w:pPr>
+      <w:r>
+        <w:rPr>
+          <w:lang w:val="en-US"/>
+        </w:rPr>
+        <w:t>Gửi</w:t>
+      </w:r>
+    </w:p>
+    <w:p>
+      <w:pPr>
+        <w:pStyle w:val="ListParagraph"/>
+        <w:numPr>
+          <w:ilvl w:val="0"/>
+          <w:numId w:val="8"/>
+        </w:numPr>
+        <w:rPr>
+          <w:lang w:val="en-US"/>
+        </w:rPr>
+      </w:pPr>
+      <w:r>
+        <w:rPr>
+          <w:lang w:val="en-US"/>
+        </w:rPr>
+        <w:t>191</w:t>
       </w:r>
     </w:p>
     <w:p>
@@ -1592,7 +1929,6 @@
         <w:rPr>
           <w:lang w:val="en-US"/>
         </w:rPr>
-        <w:lastRenderedPageBreak/>
         <w:t>Đầu Lắc Khi Hồi Hộp?</w:t>
       </w:r>
     </w:p>

--- a/experience.docx
+++ b/experience.docx
@@ -317,6 +317,24 @@
         <w:pStyle w:val="ListParagraph"/>
         <w:numPr>
           <w:ilvl w:val="0"/>
+          <w:numId w:val="8"/>
+        </w:numPr>
+        <w:rPr>
+          <w:lang w:val="en-US"/>
+        </w:rPr>
+      </w:pPr>
+      <w:r>
+        <w:rPr>
+          <w:lang w:val="en-US"/>
+        </w:rPr>
+        <w:t>Trả tiền chẵn như 50 nghìn để người ta khỏi lấy tiền</w:t>
+      </w:r>
+    </w:p>
+    <w:p>
+      <w:pPr>
+        <w:pStyle w:val="ListParagraph"/>
+        <w:numPr>
+          <w:ilvl w:val="0"/>
           <w:numId w:val="7"/>
         </w:numPr>
         <w:rPr>
@@ -885,6 +903,7 @@
         <w:rPr>
           <w:lang w:val="en-US"/>
         </w:rPr>
+        <w:lastRenderedPageBreak/>
         <w:t xml:space="preserve">“Anh ơi, của em là </w:t>
       </w:r>
       <w:r>
@@ -915,32 +934,704 @@
         <w:rPr>
           <w:lang w:val="en-US"/>
         </w:rPr>
+        <w:t>Cổng trước</w:t>
+      </w:r>
+      <w:r>
+        <w:rPr>
+          <w:lang w:val="en-US"/>
+        </w:rPr>
+        <w:t xml:space="preserve"> đối diện bên đường cây ATM sang phải 1 chút</w:t>
+      </w:r>
+    </w:p>
+    <w:p>
+      <w:pPr>
+        <w:pStyle w:val="ListParagraph"/>
+        <w:numPr>
+          <w:ilvl w:val="0"/>
+          <w:numId w:val="8"/>
+        </w:numPr>
+        <w:rPr>
+          <w:lang w:val="en-US"/>
+        </w:rPr>
+      </w:pPr>
+      <w:r>
+        <w:rPr>
+          <w:lang w:val="en-US"/>
+        </w:rPr>
+        <w:t>“Anh ơi, của em là 2963, số Shipper 318”</w:t>
+      </w:r>
+    </w:p>
+    <w:p>
+      <w:pPr>
+        <w:pStyle w:val="ListParagraph"/>
+        <w:numPr>
+          <w:ilvl w:val="0"/>
+          <w:numId w:val="8"/>
+        </w:numPr>
+        <w:rPr>
+          <w:lang w:val="en-US"/>
+        </w:rPr>
+      </w:pPr>
+      <w:r>
+        <w:rPr>
+          <w:lang w:val="en-US"/>
+        </w:rPr>
+        <w:t>Đi từ nhà xe về phòng thì đi thẳng ra cổng, rẽ phải, đi lối tắt cho đỡ nắng</w:t>
+      </w:r>
+    </w:p>
+    <w:p>
+      <w:pPr>
+        <w:pStyle w:val="ListParagraph"/>
+        <w:numPr>
+          <w:ilvl w:val="0"/>
+          <w:numId w:val="7"/>
+        </w:numPr>
+        <w:rPr>
+          <w:lang w:val="en-US"/>
+        </w:rPr>
+      </w:pPr>
+      <w:r>
+        <w:rPr>
+          <w:lang w:val="en-US"/>
+        </w:rPr>
+        <w:t>Trang Phục?</w:t>
+      </w:r>
+    </w:p>
+    <w:p>
+      <w:pPr>
+        <w:pStyle w:val="ListParagraph"/>
+        <w:numPr>
+          <w:ilvl w:val="0"/>
+          <w:numId w:val="8"/>
+        </w:numPr>
+        <w:rPr>
+          <w:lang w:val="en-US"/>
+        </w:rPr>
+      </w:pPr>
+      <w:r>
+        <w:rPr>
+          <w:lang w:val="en-US"/>
+        </w:rPr>
+        <w:t>Đi giày phải đeo dớ</w:t>
+      </w:r>
+    </w:p>
+    <w:p>
+      <w:pPr>
+        <w:pStyle w:val="ListParagraph"/>
+        <w:numPr>
+          <w:ilvl w:val="0"/>
+          <w:numId w:val="7"/>
+        </w:numPr>
+        <w:rPr>
+          <w:lang w:val="en-US"/>
+        </w:rPr>
+      </w:pPr>
+      <w:r>
+        <w:rPr>
+          <w:lang w:val="en-US"/>
+        </w:rPr>
+        <w:t>Mang Nhiều Đồ?</w:t>
+      </w:r>
+    </w:p>
+    <w:p>
+      <w:pPr>
+        <w:pStyle w:val="ListParagraph"/>
+        <w:numPr>
+          <w:ilvl w:val="0"/>
+          <w:numId w:val="8"/>
+        </w:numPr>
+        <w:rPr>
+          <w:lang w:val="en-US"/>
+        </w:rPr>
+      </w:pPr>
+      <w:r>
+        <w:rPr>
+          <w:lang w:val="en-US"/>
+        </w:rPr>
+        <w:t>Kẹp vào áo mưa, đựng trong mũ bảo hiểm</w:t>
+      </w:r>
+    </w:p>
+    <w:p>
+      <w:pPr>
+        <w:pStyle w:val="ListParagraph"/>
+        <w:numPr>
+          <w:ilvl w:val="0"/>
+          <w:numId w:val="7"/>
+        </w:numPr>
+      </w:pPr>
+      <w:r>
+        <w:t>Bưu Điện?</w:t>
+      </w:r>
+    </w:p>
+    <w:p>
+      <w:pPr>
+        <w:pStyle w:val="ListParagraph"/>
+        <w:numPr>
+          <w:ilvl w:val="0"/>
+          <w:numId w:val="8"/>
+        </w:numPr>
+      </w:pPr>
+      <w:r>
+        <w:t>Tòa D4</w:t>
+      </w:r>
+    </w:p>
+    <w:p>
+      <w:pPr>
+        <w:pStyle w:val="ListParagraph"/>
+        <w:numPr>
+          <w:ilvl w:val="0"/>
+          <w:numId w:val="8"/>
+        </w:numPr>
+      </w:pPr>
+      <w:r>
+        <w:t>Vô trong lấy 1 phong bì bên trái + nhét giấy vô + đóng lại + viết thông tin vào mặt sau, không cần Postal Code + đưa cho chị + đóng 20 nghìn</w:t>
+      </w:r>
+    </w:p>
+    <w:p>
+      <w:pPr>
+        <w:pStyle w:val="ListParagraph"/>
+        <w:numPr>
+          <w:ilvl w:val="0"/>
+          <w:numId w:val="7"/>
+        </w:numPr>
+        <w:rPr>
+          <w:lang w:val="en-US"/>
+        </w:rPr>
+      </w:pPr>
+      <w:r>
+        <w:rPr>
+          <w:lang w:val="en-US"/>
+        </w:rPr>
+        <w:t>Bồn Cầu?</w:t>
+      </w:r>
+    </w:p>
+    <w:p>
+      <w:pPr>
+        <w:pStyle w:val="ListParagraph"/>
+        <w:numPr>
+          <w:ilvl w:val="0"/>
+          <w:numId w:val="8"/>
+        </w:numPr>
+        <w:rPr>
+          <w:lang w:val="en-US"/>
+        </w:rPr>
+      </w:pPr>
+      <w:r>
+        <w:rPr>
+          <w:lang w:val="en-US"/>
+        </w:rPr>
+        <w:t>Nếu thấ</w:t>
+      </w:r>
+      <w:r>
+        <w:rPr>
+          <w:lang w:val="en-US"/>
+        </w:rPr>
+        <w:t>y nó xả nước liên tục thì bấm xả nước lần nữa</w:t>
+      </w:r>
+      <w:r>
+        <w:rPr>
+          <w:lang w:val="en-US"/>
+        </w:rPr>
+        <w:t>, không lấy tay chỉnh nắp vì nó là nắp chân không</w:t>
+      </w:r>
+    </w:p>
+    <w:p>
+      <w:pPr>
+        <w:pStyle w:val="ListParagraph"/>
+        <w:numPr>
+          <w:ilvl w:val="0"/>
+          <w:numId w:val="8"/>
+        </w:numPr>
+        <w:rPr>
+          <w:lang w:val="en-US"/>
+        </w:rPr>
+      </w:pPr>
+      <w:r>
+        <w:rPr>
+          <w:lang w:val="en-US"/>
+        </w:rPr>
+        <w:t>Nếu không muốn tốn nước bồn cầu thì xuống nhà vệ sinh tầng trệt đái</w:t>
+      </w:r>
+    </w:p>
+    <w:p>
+      <w:pPr>
+        <w:pStyle w:val="ListParagraph"/>
+        <w:numPr>
+          <w:ilvl w:val="0"/>
+          <w:numId w:val="8"/>
+        </w:numPr>
+        <w:rPr>
+          <w:lang w:val="en-US"/>
+        </w:rPr>
+      </w:pPr>
+      <w:r>
+        <w:rPr>
+          <w:lang w:val="en-US"/>
+        </w:rPr>
+        <w:t>Né bà lao công nhà vệ sinh</w:t>
+      </w:r>
+    </w:p>
+    <w:p>
+      <w:pPr>
+        <w:pStyle w:val="ListParagraph"/>
+        <w:numPr>
+          <w:ilvl w:val="0"/>
+          <w:numId w:val="7"/>
+        </w:numPr>
+        <w:rPr>
+          <w:lang w:val="en-US"/>
+        </w:rPr>
+      </w:pPr>
+      <w:r>
+        <w:rPr>
+          <w:lang w:val="en-US"/>
+        </w:rPr>
+        <w:t xml:space="preserve">Những </w:t>
+      </w:r>
+      <w:r>
+        <w:rPr>
+          <w:lang w:val="en-US"/>
+        </w:rPr>
+        <w:t>Thứ Bắt Buộc Mang Bên Mình?</w:t>
+      </w:r>
+    </w:p>
+    <w:p>
+      <w:pPr>
+        <w:pStyle w:val="ListParagraph"/>
+        <w:numPr>
+          <w:ilvl w:val="0"/>
+          <w:numId w:val="8"/>
+        </w:numPr>
+        <w:rPr>
+          <w:lang w:val="en-US"/>
+        </w:rPr>
+      </w:pPr>
+      <w:r>
+        <w:rPr>
+          <w:lang w:val="en-US"/>
+        </w:rPr>
+        <w:t>Dù, nước, tràng phục linh</w:t>
+      </w:r>
+    </w:p>
+    <w:p>
+      <w:pPr>
+        <w:pStyle w:val="ListParagraph"/>
+        <w:numPr>
+          <w:ilvl w:val="0"/>
+          <w:numId w:val="7"/>
+        </w:numPr>
+        <w:rPr>
+          <w:lang w:val="en-US"/>
+        </w:rPr>
+      </w:pPr>
+      <w:r>
+        <w:rPr>
+          <w:lang w:val="en-US"/>
+        </w:rPr>
+        <w:t>Mua Thuốc?</w:t>
+      </w:r>
+    </w:p>
+    <w:p>
+      <w:pPr>
+        <w:pStyle w:val="ListParagraph"/>
+        <w:numPr>
+          <w:ilvl w:val="0"/>
+          <w:numId w:val="8"/>
+        </w:numPr>
+        <w:rPr>
+          <w:lang w:val="en-US"/>
+        </w:rPr>
+      </w:pPr>
+      <w:r>
+        <w:rPr>
+          <w:lang w:val="en-US"/>
+        </w:rPr>
+        <w:t>Đi thẳng ra cổng chính + quẹo trái đi thẳng cho tới khi gặp vật cản + quẹo trái đi thẳng 1 lát có tiệm thuốc tây</w:t>
+      </w:r>
+    </w:p>
+    <w:p>
+      <w:pPr>
+        <w:pStyle w:val="ListParagraph"/>
+        <w:numPr>
+          <w:ilvl w:val="0"/>
+          <w:numId w:val="8"/>
+        </w:numPr>
+        <w:rPr>
+          <w:lang w:val="en-US"/>
+        </w:rPr>
+      </w:pPr>
+      <w:r>
+        <w:rPr>
+          <w:lang w:val="en-US"/>
+        </w:rPr>
+        <w:t>“Bán cho em mấy cái men tiêu hóa”</w:t>
+      </w:r>
+    </w:p>
+    <w:p>
+      <w:pPr>
+        <w:pStyle w:val="ListParagraph"/>
+        <w:numPr>
+          <w:ilvl w:val="0"/>
+          <w:numId w:val="7"/>
+        </w:numPr>
+        <w:rPr>
+          <w:lang w:val="en-US"/>
+        </w:rPr>
+      </w:pPr>
+      <w:r>
+        <w:rPr>
+          <w:lang w:val="en-US"/>
+        </w:rPr>
+        <w:t>Ngủ?</w:t>
+      </w:r>
+    </w:p>
+    <w:p>
+      <w:pPr>
+        <w:pStyle w:val="ListParagraph"/>
+        <w:numPr>
+          <w:ilvl w:val="0"/>
+          <w:numId w:val="8"/>
+        </w:numPr>
+        <w:rPr>
+          <w:lang w:val="en-US"/>
+        </w:rPr>
+      </w:pPr>
+      <w:r>
+        <w:rPr>
+          <w:lang w:val="en-US"/>
+        </w:rPr>
+        <w:t>Đặt chăn làm nệm, đặt gối tựa vai cho đỡ nhức</w:t>
+      </w:r>
+    </w:p>
+    <w:p>
+      <w:pPr>
+        <w:pStyle w:val="ListParagraph"/>
+        <w:numPr>
+          <w:ilvl w:val="0"/>
+          <w:numId w:val="7"/>
+        </w:numPr>
+        <w:rPr>
+          <w:lang w:val="en-US"/>
+        </w:rPr>
+      </w:pPr>
+      <w:r>
+        <w:rPr>
+          <w:lang w:val="en-US"/>
+        </w:rPr>
+        <w:t>Nước Nóng?</w:t>
+      </w:r>
+    </w:p>
+    <w:p>
+      <w:pPr>
+        <w:pStyle w:val="ListParagraph"/>
+        <w:numPr>
+          <w:ilvl w:val="0"/>
+          <w:numId w:val="8"/>
+        </w:numPr>
+        <w:rPr>
+          <w:lang w:val="en-US"/>
+        </w:rPr>
+      </w:pPr>
+      <w:r>
+        <w:rPr>
+          <w:lang w:val="en-US"/>
+        </w:rPr>
+        <w:t>Lấy bình siêu tốc đổ nước vào + đặt vào đế + bật công tắc + chờ vài phút + nó tự đóng công tắc + lấy bình ra + đổ nước vào tô</w:t>
+      </w:r>
+    </w:p>
+    <w:p>
+      <w:pPr>
+        <w:pStyle w:val="ListParagraph"/>
+        <w:numPr>
+          <w:ilvl w:val="0"/>
+          <w:numId w:val="7"/>
+        </w:numPr>
+        <w:rPr>
+          <w:lang w:val="en-US"/>
+        </w:rPr>
+      </w:pPr>
+      <w:r>
+        <w:rPr>
+          <w:lang w:val="en-US"/>
+        </w:rPr>
+        <w:t>Cất Laptop?</w:t>
+      </w:r>
+    </w:p>
+    <w:p>
+      <w:pPr>
+        <w:pStyle w:val="ListParagraph"/>
+        <w:numPr>
+          <w:ilvl w:val="0"/>
+          <w:numId w:val="8"/>
+        </w:numPr>
+        <w:rPr>
+          <w:lang w:val="en-US"/>
+        </w:rPr>
+      </w:pPr>
+      <w:r>
+        <w:rPr>
+          <w:lang w:val="en-US"/>
+        </w:rPr>
+        <w:t>Đặt dưới chiếu</w:t>
+      </w:r>
+    </w:p>
+    <w:p>
+      <w:pPr>
+        <w:pStyle w:val="ListParagraph"/>
+        <w:numPr>
+          <w:ilvl w:val="0"/>
+          <w:numId w:val="7"/>
+        </w:numPr>
+        <w:rPr>
+          <w:lang w:val="en-US"/>
+        </w:rPr>
+      </w:pPr>
+      <w:r>
+        <w:rPr>
+          <w:lang w:val="en-US"/>
+        </w:rPr>
+        <w:t>Tắm?</w:t>
+      </w:r>
+    </w:p>
+    <w:p>
+      <w:pPr>
+        <w:pStyle w:val="ListParagraph"/>
+        <w:numPr>
+          <w:ilvl w:val="0"/>
+          <w:numId w:val="8"/>
+        </w:numPr>
+        <w:rPr>
+          <w:lang w:val="en-US"/>
+        </w:rPr>
+      </w:pPr>
+      <w:r>
+        <w:rPr>
+          <w:lang w:val="en-US"/>
+        </w:rPr>
+        <w:t>Xài dầu gội xong cất vào tủ</w:t>
+      </w:r>
+    </w:p>
+    <w:p>
+      <w:pPr>
+        <w:pStyle w:val="ListParagraph"/>
+        <w:numPr>
+          <w:ilvl w:val="0"/>
+          <w:numId w:val="7"/>
+        </w:numPr>
+        <w:rPr>
+          <w:lang w:val="en-US"/>
+        </w:rPr>
+      </w:pPr>
+      <w:r>
+        <w:rPr>
+          <w:lang w:val="en-US"/>
+        </w:rPr>
+        <w:t>Cúp Điện?</w:t>
+      </w:r>
+    </w:p>
+    <w:p>
+      <w:pPr>
+        <w:pStyle w:val="ListParagraph"/>
+        <w:numPr>
+          <w:ilvl w:val="0"/>
+          <w:numId w:val="8"/>
+        </w:numPr>
+        <w:rPr>
+          <w:lang w:val="en-US"/>
+        </w:rPr>
+      </w:pPr>
+      <w:r>
+        <w:rPr>
+          <w:lang w:val="en-US"/>
+        </w:rPr>
+        <w:t>Vẫn có cơm tòa B5 nhưng không có đèn nên phải ăn trong tối</w:t>
+      </w:r>
+    </w:p>
+    <w:p>
+      <w:pPr>
+        <w:pStyle w:val="ListParagraph"/>
+        <w:numPr>
+          <w:ilvl w:val="0"/>
+          <w:numId w:val="7"/>
+        </w:numPr>
+        <w:rPr>
+          <w:lang w:val="en-US"/>
+        </w:rPr>
+      </w:pPr>
+      <w:r>
+        <w:rPr>
+          <w:lang w:val="en-US"/>
+        </w:rPr>
+        <w:t>Nước Uống?</w:t>
+      </w:r>
+    </w:p>
+    <w:p>
+      <w:pPr>
+        <w:pStyle w:val="ListParagraph"/>
+        <w:numPr>
+          <w:ilvl w:val="0"/>
+          <w:numId w:val="8"/>
+        </w:numPr>
+        <w:rPr>
+          <w:lang w:val="en-US"/>
+        </w:rPr>
+      </w:pPr>
+      <w:r>
+        <w:rPr>
+          <w:lang w:val="en-US"/>
+        </w:rPr>
+        <w:t>Không được uống nước máy vì chứa Clo</w:t>
+      </w:r>
+    </w:p>
+    <w:p>
+      <w:pPr>
+        <w:pStyle w:val="ListParagraph"/>
+        <w:numPr>
+          <w:ilvl w:val="0"/>
+          <w:numId w:val="7"/>
+        </w:numPr>
+        <w:rPr>
+          <w:lang w:val="en-US"/>
+        </w:rPr>
+      </w:pPr>
+      <w:r>
+        <w:rPr>
+          <w:lang w:val="en-US"/>
+        </w:rPr>
+        <w:t>Đóng Tiền Xe?</w:t>
+      </w:r>
+    </w:p>
+    <w:p>
+      <w:pPr>
+        <w:pStyle w:val="ListParagraph"/>
+        <w:numPr>
+          <w:ilvl w:val="0"/>
+          <w:numId w:val="8"/>
+        </w:numPr>
+        <w:rPr>
+          <w:lang w:val="en-US"/>
+        </w:rPr>
+      </w:pPr>
+      <w:r>
+        <w:rPr>
+          <w:lang w:val="en-US"/>
+        </w:rPr>
+        <w:t>X</w:t>
+      </w:r>
+      <w:r>
+        <w:rPr>
+          <w:lang w:val="en-US"/>
+        </w:rPr>
+        <w:t>uống gặp thằng canh xe</w:t>
+      </w:r>
+    </w:p>
+    <w:p>
+      <w:pPr>
+        <w:pStyle w:val="ListParagraph"/>
+        <w:numPr>
+          <w:ilvl w:val="0"/>
+          <w:numId w:val="8"/>
+        </w:numPr>
+        <w:rPr>
+          <w:lang w:val="en-US"/>
+        </w:rPr>
+      </w:pPr>
+      <w:r>
+        <w:rPr>
+          <w:lang w:val="en-US"/>
+        </w:rPr>
+        <w:t>“Cho em đóng tiền xe tháng”</w:t>
+      </w:r>
+    </w:p>
+    <w:p>
+      <w:pPr>
+        <w:pStyle w:val="ListParagraph"/>
+        <w:numPr>
+          <w:ilvl w:val="0"/>
+          <w:numId w:val="8"/>
+        </w:numPr>
+        <w:rPr>
+          <w:lang w:val="en-US"/>
+        </w:rPr>
+      </w:pPr>
+      <w:r>
+        <w:rPr>
+          <w:lang w:val="en-US"/>
+        </w:rPr>
+        <w:t>Đưa nó 50 nghìn + thẻ xe + chờ + đi sang bàn có cái sổ + lật ra gần giữa + tìm số phòng 616 + kí tên + về</w:t>
+      </w:r>
+    </w:p>
+    <w:p>
+      <w:pPr>
+        <w:pStyle w:val="ListParagraph"/>
+        <w:numPr>
+          <w:ilvl w:val="0"/>
+          <w:numId w:val="7"/>
+        </w:numPr>
+        <w:rPr>
+          <w:lang w:val="en-US"/>
+        </w:rPr>
+      </w:pPr>
+      <w:r>
+        <w:rPr>
+          <w:lang w:val="en-US"/>
+        </w:rPr>
+        <w:t>Mua Thẻ Mạng?</w:t>
+      </w:r>
+    </w:p>
+    <w:p>
+      <w:pPr>
+        <w:pStyle w:val="ListParagraph"/>
+        <w:numPr>
+          <w:ilvl w:val="0"/>
+          <w:numId w:val="8"/>
+        </w:numPr>
+        <w:rPr>
+          <w:lang w:val="en-US"/>
+        </w:rPr>
+      </w:pPr>
+      <w:r>
+        <w:rPr>
+          <w:lang w:val="en-US"/>
+        </w:rPr>
+        <w:t>Vào ứng dụng My Wifi trên điện thoại + vào Tab “Trang chủ” + cuộn xuống + tại mục “Thẻ tháng WEB” + Click “Thêm giỏ hàng” + Click biểu tượng “Giỏ hàng” góc phải trên + Click “Thanh toán” + điền thông tin roofif thanh toán + chờ tin nhắn gửi mã đăng nhập về</w:t>
+      </w:r>
+    </w:p>
+    <w:p>
+      <w:pPr>
+        <w:pStyle w:val="ListParagraph"/>
+        <w:numPr>
+          <w:ilvl w:val="0"/>
+          <w:numId w:val="8"/>
+        </w:numPr>
+        <w:rPr>
+          <w:lang w:val="en-US"/>
+        </w:rPr>
+      </w:pPr>
+      <w:r>
+        <w:rPr>
+          <w:lang w:val="en-US"/>
+        </w:rPr>
+        <w:t>Để đăng nhập mạng</w:t>
+      </w:r>
+    </w:p>
+    <w:p>
+      <w:pPr>
+        <w:pStyle w:val="ListParagraph"/>
+        <w:numPr>
+          <w:ilvl w:val="0"/>
+          <w:numId w:val="8"/>
+        </w:numPr>
+        <w:rPr>
+          <w:lang w:val="en-US"/>
+        </w:rPr>
+      </w:pPr>
+      <w:r>
+        <w:rPr>
+          <w:lang w:val="en-US"/>
+        </w:rPr>
         <w:lastRenderedPageBreak/>
-        <w:t>Cổng trước</w:t>
-      </w:r>
-      <w:r>
-        <w:rPr>
-          <w:lang w:val="en-US"/>
-        </w:rPr>
-        <w:t xml:space="preserve"> đối diện bên đường cây ATM sang phải 1 chút</w:t>
-      </w:r>
-    </w:p>
-    <w:p>
-      <w:pPr>
-        <w:pStyle w:val="ListParagraph"/>
-        <w:numPr>
-          <w:ilvl w:val="0"/>
-          <w:numId w:val="8"/>
-        </w:numPr>
-        <w:rPr>
-          <w:lang w:val="en-US"/>
-        </w:rPr>
-      </w:pPr>
-      <w:r>
-        <w:rPr>
-          <w:lang w:val="en-US"/>
-        </w:rPr>
-        <w:t>“Anh ơi, của em là 2963, số Shipper 318”</w:t>
+        <w:t>Kết nối vào Wifi “Mang Day KTX 5.0GHZ” + click vào nó để đến Web đăng nhập + điền mã đăng nhập rồi đăng nhập</w:t>
       </w:r>
     </w:p>
     <w:p>
@@ -958,25 +1649,187 @@
         <w:rPr>
           <w:lang w:val="en-US"/>
         </w:rPr>
-        <w:t>Trang Phục?</w:t>
-      </w:r>
-    </w:p>
-    <w:p>
-      <w:pPr>
-        <w:pStyle w:val="ListParagraph"/>
-        <w:numPr>
-          <w:ilvl w:val="0"/>
-          <w:numId w:val="8"/>
-        </w:numPr>
-        <w:rPr>
-          <w:lang w:val="en-US"/>
-        </w:rPr>
-      </w:pPr>
-      <w:r>
-        <w:rPr>
-          <w:lang w:val="en-US"/>
-        </w:rPr>
-        <w:t>Đi giày phải đeo dớ</w:t>
+        <w:t>3G?</w:t>
+      </w:r>
+    </w:p>
+    <w:p>
+      <w:pPr>
+        <w:pStyle w:val="ListParagraph"/>
+        <w:numPr>
+          <w:ilvl w:val="0"/>
+          <w:numId w:val="8"/>
+        </w:numPr>
+        <w:rPr>
+          <w:lang w:val="en-US"/>
+        </w:rPr>
+      </w:pPr>
+      <w:r>
+        <w:rPr>
+          <w:lang w:val="en-US"/>
+        </w:rPr>
+        <w:t>Mất 2 nghìn mỗi ngày, được 50 MB, đang gia hạn</w:t>
+      </w:r>
+    </w:p>
+    <w:p>
+      <w:pPr>
+        <w:pStyle w:val="ListParagraph"/>
+        <w:numPr>
+          <w:ilvl w:val="0"/>
+          <w:numId w:val="8"/>
+        </w:numPr>
+        <w:rPr>
+          <w:lang w:val="en-US"/>
+        </w:rPr>
+      </w:pPr>
+      <w:r>
+        <w:rPr>
+          <w:lang w:val="en-US"/>
+        </w:rPr>
+        <w:t>Soạn</w:t>
+      </w:r>
+    </w:p>
+    <w:p>
+      <w:pPr>
+        <w:pStyle w:val="ListParagraph"/>
+        <w:numPr>
+          <w:ilvl w:val="0"/>
+          <w:numId w:val="8"/>
+        </w:numPr>
+        <w:rPr>
+          <w:lang w:val="en-US"/>
+        </w:rPr>
+      </w:pPr>
+      <w:r>
+        <w:rPr>
+          <w:lang w:val="en-US"/>
+        </w:rPr>
+        <w:t>MI2K MO</w:t>
+      </w:r>
+    </w:p>
+    <w:p>
+      <w:pPr>
+        <w:pStyle w:val="ListParagraph"/>
+        <w:numPr>
+          <w:ilvl w:val="0"/>
+          <w:numId w:val="8"/>
+        </w:numPr>
+        <w:rPr>
+          <w:lang w:val="en-US"/>
+        </w:rPr>
+      </w:pPr>
+      <w:r>
+        <w:rPr>
+          <w:lang w:val="en-US"/>
+        </w:rPr>
+        <w:t>Gửi</w:t>
+      </w:r>
+    </w:p>
+    <w:p>
+      <w:pPr>
+        <w:pStyle w:val="ListParagraph"/>
+        <w:numPr>
+          <w:ilvl w:val="0"/>
+          <w:numId w:val="8"/>
+        </w:numPr>
+        <w:rPr>
+          <w:lang w:val="en-US"/>
+        </w:rPr>
+      </w:pPr>
+      <w:r>
+        <w:rPr>
+          <w:lang w:val="en-US"/>
+        </w:rPr>
+        <w:t>9123</w:t>
+      </w:r>
+    </w:p>
+    <w:p>
+      <w:pPr>
+        <w:pStyle w:val="ListParagraph"/>
+        <w:numPr>
+          <w:ilvl w:val="0"/>
+          <w:numId w:val="8"/>
+        </w:numPr>
+        <w:rPr>
+          <w:lang w:val="en-US"/>
+        </w:rPr>
+      </w:pPr>
+      <w:r>
+        <w:rPr>
+          <w:lang w:val="en-US"/>
+        </w:rPr>
+        <w:t>Để hủy gia hạn nhưng vẫn được xài tiếp lượng lưu lượng còn lại</w:t>
+      </w:r>
+    </w:p>
+    <w:p>
+      <w:pPr>
+        <w:pStyle w:val="ListParagraph"/>
+        <w:numPr>
+          <w:ilvl w:val="0"/>
+          <w:numId w:val="8"/>
+        </w:numPr>
+        <w:rPr>
+          <w:lang w:val="en-US"/>
+        </w:rPr>
+      </w:pPr>
+      <w:r>
+        <w:rPr>
+          <w:lang w:val="en-US"/>
+        </w:rPr>
+        <w:t>Soạn</w:t>
+      </w:r>
+    </w:p>
+    <w:p>
+      <w:pPr>
+        <w:pStyle w:val="ListParagraph"/>
+        <w:numPr>
+          <w:ilvl w:val="0"/>
+          <w:numId w:val="8"/>
+        </w:numPr>
+        <w:rPr>
+          <w:lang w:val="en-US"/>
+        </w:rPr>
+      </w:pPr>
+      <w:r>
+        <w:rPr>
+          <w:lang w:val="en-US"/>
+        </w:rPr>
+        <w:t>HUY MI2K</w:t>
+      </w:r>
+    </w:p>
+    <w:p>
+      <w:pPr>
+        <w:pStyle w:val="ListParagraph"/>
+        <w:numPr>
+          <w:ilvl w:val="0"/>
+          <w:numId w:val="8"/>
+        </w:numPr>
+        <w:rPr>
+          <w:lang w:val="en-US"/>
+        </w:rPr>
+      </w:pPr>
+      <w:r>
+        <w:rPr>
+          <w:lang w:val="en-US"/>
+        </w:rPr>
+        <w:t>Gửi</w:t>
+      </w:r>
+    </w:p>
+    <w:p>
+      <w:pPr>
+        <w:pStyle w:val="ListParagraph"/>
+        <w:numPr>
+          <w:ilvl w:val="0"/>
+          <w:numId w:val="8"/>
+        </w:numPr>
+        <w:rPr>
+          <w:lang w:val="en-US"/>
+        </w:rPr>
+      </w:pPr>
+      <w:r>
+        <w:rPr>
+          <w:lang w:val="en-US"/>
+        </w:rPr>
+        <w:t>191</w:t>
       </w:r>
     </w:p>
     <w:p>
@@ -994,25 +1847,43 @@
         <w:rPr>
           <w:lang w:val="en-US"/>
         </w:rPr>
-        <w:t>Mang Nhiều Đồ?</w:t>
-      </w:r>
-    </w:p>
-    <w:p>
-      <w:pPr>
-        <w:pStyle w:val="ListParagraph"/>
-        <w:numPr>
-          <w:ilvl w:val="0"/>
-          <w:numId w:val="8"/>
-        </w:numPr>
-        <w:rPr>
-          <w:lang w:val="en-US"/>
-        </w:rPr>
-      </w:pPr>
-      <w:r>
-        <w:rPr>
-          <w:lang w:val="en-US"/>
-        </w:rPr>
-        <w:t>Kẹp vào áo mưa, đựng trong mũ bảo hiểm</w:t>
+        <w:t>Bơm Xe?</w:t>
+      </w:r>
+    </w:p>
+    <w:p>
+      <w:pPr>
+        <w:pStyle w:val="ListParagraph"/>
+        <w:numPr>
+          <w:ilvl w:val="0"/>
+          <w:numId w:val="8"/>
+        </w:numPr>
+        <w:rPr>
+          <w:lang w:val="en-US"/>
+        </w:rPr>
+      </w:pPr>
+      <w:r>
+        <w:rPr>
+          <w:lang w:val="en-US"/>
+        </w:rPr>
+        <w:t>Chỉ bơm khi nào cực non, đi đường tới trường đéo có đinh, không để xe bãi đá</w:t>
+      </w:r>
+    </w:p>
+    <w:p>
+      <w:pPr>
+        <w:pStyle w:val="ListParagraph"/>
+        <w:numPr>
+          <w:ilvl w:val="0"/>
+          <w:numId w:val="8"/>
+        </w:numPr>
+        <w:rPr>
+          <w:lang w:val="en-US"/>
+        </w:rPr>
+      </w:pPr>
+      <w:r>
+        <w:rPr>
+          <w:lang w:val="en-US"/>
+        </w:rPr>
+        <w:t>Có tiếng xịt là bơm không vào</w:t>
       </w:r>
     </w:p>
     <w:p>
@@ -1022,772 +1893,63 @@
           <w:ilvl w:val="0"/>
           <w:numId w:val="7"/>
         </w:numPr>
-      </w:pPr>
-      <w:r>
-        <w:t>Bưu Điện?</w:t>
-      </w:r>
-    </w:p>
-    <w:p>
-      <w:pPr>
-        <w:pStyle w:val="ListParagraph"/>
-        <w:numPr>
-          <w:ilvl w:val="0"/>
-          <w:numId w:val="8"/>
-        </w:numPr>
-      </w:pPr>
-      <w:r>
-        <w:t>Tòa D4</w:t>
-      </w:r>
-    </w:p>
-    <w:p>
-      <w:pPr>
-        <w:pStyle w:val="ListParagraph"/>
-        <w:numPr>
-          <w:ilvl w:val="0"/>
-          <w:numId w:val="8"/>
-        </w:numPr>
-      </w:pPr>
-      <w:r>
-        <w:t>Vô trong lấy 1 phong bì bên trái + nhét giấy vô + đóng lại + viết thông tin vào mặt sau, không cần Postal Code + đưa cho chị + đóng 20 nghìn</w:t>
-      </w:r>
-    </w:p>
-    <w:p>
-      <w:pPr>
-        <w:pStyle w:val="ListParagraph"/>
-        <w:numPr>
-          <w:ilvl w:val="0"/>
-          <w:numId w:val="7"/>
-        </w:numPr>
-        <w:rPr>
-          <w:lang w:val="en-US"/>
-        </w:rPr>
-      </w:pPr>
-      <w:r>
-        <w:rPr>
-          <w:lang w:val="en-US"/>
-        </w:rPr>
-        <w:t>Bồn Cầu?</w:t>
-      </w:r>
-    </w:p>
-    <w:p>
-      <w:pPr>
-        <w:pStyle w:val="ListParagraph"/>
-        <w:numPr>
-          <w:ilvl w:val="0"/>
-          <w:numId w:val="8"/>
-        </w:numPr>
-        <w:rPr>
-          <w:lang w:val="en-US"/>
-        </w:rPr>
-      </w:pPr>
-      <w:r>
-        <w:rPr>
-          <w:lang w:val="en-US"/>
-        </w:rPr>
-        <w:t>Nếu thấ</w:t>
-      </w:r>
-      <w:r>
-        <w:rPr>
-          <w:lang w:val="en-US"/>
-        </w:rPr>
-        <w:t>y nó xả nước liên tục thì bấm xả nước lần nữa</w:t>
-      </w:r>
-    </w:p>
-    <w:p>
-      <w:pPr>
-        <w:pStyle w:val="ListParagraph"/>
-        <w:numPr>
-          <w:ilvl w:val="0"/>
-          <w:numId w:val="8"/>
-        </w:numPr>
-        <w:rPr>
-          <w:lang w:val="en-US"/>
-        </w:rPr>
-      </w:pPr>
-      <w:r>
-        <w:rPr>
-          <w:lang w:val="en-US"/>
-        </w:rPr>
-        <w:t>Nếu không muốn tốn nước bồn cầu thì xuống nhà vệ sinh tầng trệt đái</w:t>
-      </w:r>
-    </w:p>
-    <w:p>
-      <w:pPr>
-        <w:pStyle w:val="ListParagraph"/>
-        <w:numPr>
-          <w:ilvl w:val="0"/>
-          <w:numId w:val="8"/>
-        </w:numPr>
-        <w:rPr>
-          <w:lang w:val="en-US"/>
-        </w:rPr>
-      </w:pPr>
-      <w:r>
-        <w:rPr>
-          <w:lang w:val="en-US"/>
-        </w:rPr>
-        <w:t>Né bà lao công nhà vệ sinh</w:t>
-      </w:r>
-    </w:p>
-    <w:p>
-      <w:pPr>
-        <w:pStyle w:val="ListParagraph"/>
-        <w:numPr>
-          <w:ilvl w:val="0"/>
-          <w:numId w:val="7"/>
-        </w:numPr>
-        <w:rPr>
-          <w:lang w:val="en-US"/>
-        </w:rPr>
-      </w:pPr>
-      <w:r>
-        <w:rPr>
-          <w:lang w:val="en-US"/>
-        </w:rPr>
-        <w:t xml:space="preserve">Những </w:t>
-      </w:r>
-      <w:r>
-        <w:rPr>
-          <w:lang w:val="en-US"/>
-        </w:rPr>
-        <w:t>Thứ Bắt Buộc Mang Bên Mình?</w:t>
-      </w:r>
-    </w:p>
-    <w:p>
-      <w:pPr>
-        <w:pStyle w:val="ListParagraph"/>
-        <w:numPr>
-          <w:ilvl w:val="0"/>
-          <w:numId w:val="8"/>
-        </w:numPr>
-        <w:rPr>
-          <w:lang w:val="en-US"/>
-        </w:rPr>
-      </w:pPr>
-      <w:r>
-        <w:rPr>
-          <w:lang w:val="en-US"/>
-        </w:rPr>
-        <w:t>Dù, nước, tràng phục linh</w:t>
-      </w:r>
-    </w:p>
-    <w:p>
-      <w:pPr>
-        <w:pStyle w:val="ListParagraph"/>
-        <w:numPr>
-          <w:ilvl w:val="0"/>
-          <w:numId w:val="7"/>
-        </w:numPr>
-        <w:rPr>
-          <w:lang w:val="en-US"/>
-        </w:rPr>
-      </w:pPr>
-      <w:r>
-        <w:rPr>
-          <w:lang w:val="en-US"/>
-        </w:rPr>
-        <w:t>Mua Thuốc?</w:t>
-      </w:r>
-    </w:p>
-    <w:p>
-      <w:pPr>
-        <w:pStyle w:val="ListParagraph"/>
-        <w:numPr>
-          <w:ilvl w:val="0"/>
-          <w:numId w:val="8"/>
-        </w:numPr>
-        <w:rPr>
-          <w:lang w:val="en-US"/>
-        </w:rPr>
-      </w:pPr>
-      <w:r>
-        <w:rPr>
-          <w:lang w:val="en-US"/>
-        </w:rPr>
-        <w:t>Đi thẳng ra cổng chính + quẹo trái đi thẳng cho tới khi gặp vật cản + quẹo trái đi thẳng 1 lát có tiệm thuốc tây</w:t>
-      </w:r>
-    </w:p>
-    <w:p>
-      <w:pPr>
-        <w:pStyle w:val="ListParagraph"/>
-        <w:numPr>
-          <w:ilvl w:val="0"/>
-          <w:numId w:val="8"/>
-        </w:numPr>
-        <w:rPr>
-          <w:lang w:val="en-US"/>
-        </w:rPr>
-      </w:pPr>
-      <w:r>
-        <w:rPr>
-          <w:lang w:val="en-US"/>
-        </w:rPr>
-        <w:t>“Bán cho em mấy cái men tiêu hóa”</w:t>
-      </w:r>
-    </w:p>
-    <w:p>
-      <w:pPr>
-        <w:pStyle w:val="ListParagraph"/>
-        <w:numPr>
-          <w:ilvl w:val="0"/>
-          <w:numId w:val="7"/>
-        </w:numPr>
-        <w:rPr>
-          <w:lang w:val="en-US"/>
-        </w:rPr>
-      </w:pPr>
-      <w:r>
-        <w:rPr>
-          <w:lang w:val="en-US"/>
-        </w:rPr>
-        <w:t>Ngủ?</w:t>
-      </w:r>
-    </w:p>
-    <w:p>
-      <w:pPr>
-        <w:pStyle w:val="ListParagraph"/>
-        <w:numPr>
-          <w:ilvl w:val="0"/>
-          <w:numId w:val="8"/>
-        </w:numPr>
-        <w:rPr>
-          <w:lang w:val="en-US"/>
-        </w:rPr>
-      </w:pPr>
-      <w:r>
-        <w:rPr>
-          <w:lang w:val="en-US"/>
-        </w:rPr>
-        <w:t>Đặt chăn làm nệm, đặt gối tựa vai cho đỡ nhức</w:t>
-      </w:r>
-    </w:p>
-    <w:p>
-      <w:pPr>
-        <w:pStyle w:val="ListParagraph"/>
-        <w:numPr>
-          <w:ilvl w:val="0"/>
-          <w:numId w:val="7"/>
-        </w:numPr>
-        <w:rPr>
-          <w:lang w:val="en-US"/>
-        </w:rPr>
-      </w:pPr>
-      <w:r>
-        <w:rPr>
-          <w:lang w:val="en-US"/>
-        </w:rPr>
-        <w:t>Nước Nóng?</w:t>
-      </w:r>
-    </w:p>
-    <w:p>
-      <w:pPr>
-        <w:pStyle w:val="ListParagraph"/>
-        <w:numPr>
-          <w:ilvl w:val="0"/>
-          <w:numId w:val="8"/>
-        </w:numPr>
-        <w:rPr>
-          <w:lang w:val="en-US"/>
-        </w:rPr>
-      </w:pPr>
-      <w:r>
-        <w:rPr>
-          <w:lang w:val="en-US"/>
-        </w:rPr>
-        <w:t>Lấy bình siêu tốc đổ nước vào + đặt vào đế + bật công tắc + chờ vài phút + nó tự đóng công tắc + lấy bình ra + đổ nước vào tô</w:t>
-      </w:r>
-    </w:p>
-    <w:p>
-      <w:pPr>
-        <w:pStyle w:val="ListParagraph"/>
-        <w:numPr>
-          <w:ilvl w:val="0"/>
-          <w:numId w:val="7"/>
-        </w:numPr>
-        <w:rPr>
-          <w:lang w:val="en-US"/>
-        </w:rPr>
-      </w:pPr>
-      <w:r>
-        <w:rPr>
-          <w:lang w:val="en-US"/>
-        </w:rPr>
-        <w:t>Cất Laptop?</w:t>
-      </w:r>
-    </w:p>
-    <w:p>
-      <w:pPr>
-        <w:pStyle w:val="ListParagraph"/>
-        <w:numPr>
-          <w:ilvl w:val="0"/>
-          <w:numId w:val="8"/>
-        </w:numPr>
-        <w:rPr>
-          <w:lang w:val="en-US"/>
-        </w:rPr>
-      </w:pPr>
-      <w:r>
-        <w:rPr>
-          <w:lang w:val="en-US"/>
-        </w:rPr>
-        <w:t>Đặt dưới chiếu</w:t>
-      </w:r>
-    </w:p>
-    <w:p>
-      <w:pPr>
-        <w:pStyle w:val="ListParagraph"/>
-        <w:numPr>
-          <w:ilvl w:val="0"/>
-          <w:numId w:val="7"/>
-        </w:numPr>
-        <w:rPr>
-          <w:lang w:val="en-US"/>
-        </w:rPr>
-      </w:pPr>
-      <w:r>
-        <w:rPr>
-          <w:lang w:val="en-US"/>
-        </w:rPr>
-        <w:t>Tắm?</w:t>
-      </w:r>
-    </w:p>
-    <w:p>
-      <w:pPr>
-        <w:pStyle w:val="ListParagraph"/>
-        <w:numPr>
-          <w:ilvl w:val="0"/>
-          <w:numId w:val="8"/>
-        </w:numPr>
-        <w:rPr>
-          <w:lang w:val="en-US"/>
-        </w:rPr>
-      </w:pPr>
-      <w:r>
-        <w:rPr>
-          <w:lang w:val="en-US"/>
-        </w:rPr>
-        <w:t>Xài dầu gội xong cất vào tủ</w:t>
-      </w:r>
-    </w:p>
-    <w:p>
-      <w:pPr>
-        <w:pStyle w:val="ListParagraph"/>
-        <w:numPr>
-          <w:ilvl w:val="0"/>
-          <w:numId w:val="7"/>
-        </w:numPr>
-        <w:rPr>
-          <w:lang w:val="en-US"/>
-        </w:rPr>
-      </w:pPr>
-      <w:r>
-        <w:rPr>
-          <w:lang w:val="en-US"/>
-        </w:rPr>
-        <w:t>Cúp Điện?</w:t>
-      </w:r>
-    </w:p>
-    <w:p>
-      <w:pPr>
-        <w:pStyle w:val="ListParagraph"/>
-        <w:numPr>
-          <w:ilvl w:val="0"/>
-          <w:numId w:val="8"/>
-        </w:numPr>
-        <w:rPr>
-          <w:lang w:val="en-US"/>
-        </w:rPr>
-      </w:pPr>
-      <w:r>
-        <w:rPr>
-          <w:lang w:val="en-US"/>
-        </w:rPr>
-        <w:t>Vẫn có cơm tòa B5 nhưng không có đèn nên phải ăn trong tối</w:t>
-      </w:r>
-    </w:p>
-    <w:p>
-      <w:pPr>
-        <w:pStyle w:val="ListParagraph"/>
-        <w:numPr>
-          <w:ilvl w:val="0"/>
-          <w:numId w:val="7"/>
-        </w:numPr>
-        <w:rPr>
-          <w:lang w:val="en-US"/>
-        </w:rPr>
-      </w:pPr>
-      <w:r>
-        <w:rPr>
-          <w:lang w:val="en-US"/>
-        </w:rPr>
-        <w:t>Nước Uống?</w:t>
-      </w:r>
-    </w:p>
-    <w:p>
-      <w:pPr>
-        <w:pStyle w:val="ListParagraph"/>
-        <w:numPr>
-          <w:ilvl w:val="0"/>
-          <w:numId w:val="8"/>
-        </w:numPr>
-        <w:rPr>
-          <w:lang w:val="en-US"/>
-        </w:rPr>
-      </w:pPr>
-      <w:r>
-        <w:rPr>
-          <w:lang w:val="en-US"/>
-        </w:rPr>
-        <w:t>Không được uống nước máy vì chứa Clo</w:t>
-      </w:r>
-    </w:p>
-    <w:p>
-      <w:pPr>
-        <w:pStyle w:val="ListParagraph"/>
-        <w:numPr>
-          <w:ilvl w:val="0"/>
-          <w:numId w:val="7"/>
-        </w:numPr>
-        <w:rPr>
-          <w:lang w:val="en-US"/>
-        </w:rPr>
-      </w:pPr>
-      <w:r>
-        <w:rPr>
-          <w:lang w:val="en-US"/>
-        </w:rPr>
-        <w:t>Đóng Tiền Xe?</w:t>
-      </w:r>
-    </w:p>
-    <w:p>
-      <w:pPr>
-        <w:pStyle w:val="ListParagraph"/>
-        <w:numPr>
-          <w:ilvl w:val="0"/>
-          <w:numId w:val="8"/>
-        </w:numPr>
-        <w:rPr>
-          <w:lang w:val="en-US"/>
-        </w:rPr>
-      </w:pPr>
-      <w:r>
-        <w:rPr>
-          <w:lang w:val="en-US"/>
-        </w:rPr>
-        <w:t>X</w:t>
-      </w:r>
-      <w:r>
-        <w:rPr>
-          <w:lang w:val="en-US"/>
-        </w:rPr>
-        <w:t>uống gặp thằng canh xe</w:t>
-      </w:r>
-    </w:p>
-    <w:p>
-      <w:pPr>
-        <w:pStyle w:val="ListParagraph"/>
-        <w:numPr>
-          <w:ilvl w:val="0"/>
-          <w:numId w:val="8"/>
-        </w:numPr>
-        <w:rPr>
-          <w:lang w:val="en-US"/>
-        </w:rPr>
-      </w:pPr>
-      <w:r>
-        <w:rPr>
-          <w:lang w:val="en-US"/>
-        </w:rPr>
-        <w:t>“Cho em đóng tiền xe tháng”</w:t>
-      </w:r>
-    </w:p>
-    <w:p>
-      <w:pPr>
-        <w:pStyle w:val="ListParagraph"/>
-        <w:numPr>
-          <w:ilvl w:val="0"/>
-          <w:numId w:val="8"/>
-        </w:numPr>
-        <w:rPr>
-          <w:lang w:val="en-US"/>
-        </w:rPr>
-      </w:pPr>
-      <w:r>
-        <w:rPr>
-          <w:lang w:val="en-US"/>
-        </w:rPr>
-        <w:t>Đưa nó 50 nghìn + thẻ xe + chờ + đi sang bàn có cái sổ + lật ra gần giữa + tìm số phòng 616 + kí tên + về</w:t>
-      </w:r>
-    </w:p>
-    <w:p>
-      <w:pPr>
-        <w:pStyle w:val="ListParagraph"/>
-        <w:numPr>
-          <w:ilvl w:val="0"/>
-          <w:numId w:val="7"/>
-        </w:numPr>
-        <w:rPr>
-          <w:lang w:val="en-US"/>
-        </w:rPr>
-      </w:pPr>
-      <w:r>
-        <w:rPr>
-          <w:lang w:val="en-US"/>
-        </w:rPr>
-        <w:t>Mua Thẻ Mạng?</w:t>
-      </w:r>
-    </w:p>
-    <w:p>
-      <w:pPr>
-        <w:pStyle w:val="ListParagraph"/>
-        <w:numPr>
-          <w:ilvl w:val="0"/>
-          <w:numId w:val="8"/>
-        </w:numPr>
-        <w:rPr>
-          <w:lang w:val="en-US"/>
-        </w:rPr>
-      </w:pPr>
-      <w:r>
-        <w:rPr>
-          <w:lang w:val="en-US"/>
-        </w:rPr>
-        <w:t>Vào ứng dụng My Wifi trên điện thoại + vào Tab “Trang chủ” + cuộn xuống + tại mục “Thẻ tháng WEB” + Click “Thêm giỏ hàng” + Click biểu tượng “Giỏ hàng” góc phải trên + Click “Thanh toán” + điền thông tin roofif thanh toán + chờ tin nhắn gửi mã đăng nhập về</w:t>
-      </w:r>
-    </w:p>
-    <w:p>
-      <w:pPr>
-        <w:pStyle w:val="ListParagraph"/>
-        <w:numPr>
-          <w:ilvl w:val="0"/>
-          <w:numId w:val="8"/>
-        </w:numPr>
-        <w:rPr>
-          <w:lang w:val="en-US"/>
-        </w:rPr>
-      </w:pPr>
-      <w:r>
-        <w:rPr>
-          <w:lang w:val="en-US"/>
-        </w:rPr>
-        <w:t>Để đăng nhập mạng</w:t>
-      </w:r>
-    </w:p>
-    <w:p>
-      <w:pPr>
-        <w:pStyle w:val="ListParagraph"/>
-        <w:numPr>
-          <w:ilvl w:val="0"/>
-          <w:numId w:val="8"/>
-        </w:numPr>
-        <w:rPr>
-          <w:lang w:val="en-US"/>
-        </w:rPr>
-      </w:pPr>
-      <w:r>
-        <w:rPr>
-          <w:lang w:val="en-US"/>
-        </w:rPr>
-        <w:t>Kết nối vào Wifi “Mang Day KTX 5.0GHZ” + click vào nó để đến Web đăng nhập + điền mã đăng nhập rồi đăng nhập</w:t>
-      </w:r>
-    </w:p>
-    <w:p>
-      <w:pPr>
-        <w:pStyle w:val="ListParagraph"/>
-        <w:numPr>
-          <w:ilvl w:val="0"/>
-          <w:numId w:val="7"/>
-        </w:numPr>
-        <w:rPr>
-          <w:lang w:val="en-US"/>
-        </w:rPr>
-      </w:pPr>
-      <w:r>
-        <w:rPr>
-          <w:lang w:val="en-US"/>
-        </w:rPr>
-        <w:t>3G?</w:t>
-      </w:r>
-    </w:p>
-    <w:p>
-      <w:pPr>
-        <w:pStyle w:val="ListParagraph"/>
-        <w:numPr>
-          <w:ilvl w:val="0"/>
-          <w:numId w:val="8"/>
-        </w:numPr>
-        <w:rPr>
-          <w:lang w:val="en-US"/>
-        </w:rPr>
-      </w:pPr>
-      <w:r>
-        <w:rPr>
-          <w:lang w:val="en-US"/>
-        </w:rPr>
-        <w:t>Mất 2 nghìn mỗi ngày, được 50 MB, đang gia hạn</w:t>
-      </w:r>
-    </w:p>
-    <w:p>
-      <w:pPr>
-        <w:pStyle w:val="ListParagraph"/>
-        <w:numPr>
-          <w:ilvl w:val="0"/>
-          <w:numId w:val="8"/>
-        </w:numPr>
-        <w:rPr>
-          <w:lang w:val="en-US"/>
-        </w:rPr>
-      </w:pPr>
-      <w:r>
-        <w:rPr>
-          <w:lang w:val="en-US"/>
-        </w:rPr>
-        <w:lastRenderedPageBreak/>
-        <w:t>Soạn</w:t>
-      </w:r>
-    </w:p>
-    <w:p>
-      <w:pPr>
-        <w:pStyle w:val="ListParagraph"/>
-        <w:numPr>
-          <w:ilvl w:val="0"/>
-          <w:numId w:val="8"/>
-        </w:numPr>
-        <w:rPr>
-          <w:lang w:val="en-US"/>
-        </w:rPr>
-      </w:pPr>
-      <w:r>
-        <w:rPr>
-          <w:lang w:val="en-US"/>
-        </w:rPr>
-        <w:t>MI2K MO</w:t>
-      </w:r>
-    </w:p>
-    <w:p>
-      <w:pPr>
-        <w:pStyle w:val="ListParagraph"/>
-        <w:numPr>
-          <w:ilvl w:val="0"/>
-          <w:numId w:val="8"/>
-        </w:numPr>
-        <w:rPr>
-          <w:lang w:val="en-US"/>
-        </w:rPr>
-      </w:pPr>
-      <w:r>
-        <w:rPr>
-          <w:lang w:val="en-US"/>
-        </w:rPr>
-        <w:t>Gửi</w:t>
-      </w:r>
-    </w:p>
-    <w:p>
-      <w:pPr>
-        <w:pStyle w:val="ListParagraph"/>
-        <w:numPr>
-          <w:ilvl w:val="0"/>
-          <w:numId w:val="8"/>
-        </w:numPr>
-        <w:rPr>
-          <w:lang w:val="en-US"/>
-        </w:rPr>
-      </w:pPr>
-      <w:r>
-        <w:rPr>
-          <w:lang w:val="en-US"/>
-        </w:rPr>
-        <w:t>9123</w:t>
-      </w:r>
-    </w:p>
-    <w:p>
-      <w:pPr>
-        <w:pStyle w:val="ListParagraph"/>
-        <w:numPr>
-          <w:ilvl w:val="0"/>
-          <w:numId w:val="8"/>
-        </w:numPr>
-        <w:rPr>
-          <w:lang w:val="en-US"/>
-        </w:rPr>
-      </w:pPr>
-      <w:r>
-        <w:rPr>
-          <w:lang w:val="en-US"/>
-        </w:rPr>
-        <w:t>Để hủy gia hạn nhưng vẫn được xài tiếp lượng lưu lượng còn lại</w:t>
-      </w:r>
-    </w:p>
-    <w:p>
-      <w:pPr>
-        <w:pStyle w:val="ListParagraph"/>
-        <w:numPr>
-          <w:ilvl w:val="0"/>
-          <w:numId w:val="8"/>
-        </w:numPr>
-        <w:rPr>
-          <w:lang w:val="en-US"/>
-        </w:rPr>
-      </w:pPr>
-      <w:r>
-        <w:rPr>
-          <w:lang w:val="en-US"/>
-        </w:rPr>
-        <w:t>Soạn</w:t>
-      </w:r>
-    </w:p>
-    <w:p>
-      <w:pPr>
-        <w:pStyle w:val="ListParagraph"/>
-        <w:numPr>
-          <w:ilvl w:val="0"/>
-          <w:numId w:val="8"/>
-        </w:numPr>
-        <w:rPr>
-          <w:lang w:val="en-US"/>
-        </w:rPr>
-      </w:pPr>
-      <w:r>
-        <w:rPr>
-          <w:lang w:val="en-US"/>
-        </w:rPr>
-        <w:t>HUY MI2K</w:t>
-      </w:r>
-    </w:p>
-    <w:p>
-      <w:pPr>
-        <w:pStyle w:val="ListParagraph"/>
-        <w:numPr>
-          <w:ilvl w:val="0"/>
-          <w:numId w:val="8"/>
-        </w:numPr>
-        <w:rPr>
-          <w:lang w:val="en-US"/>
-        </w:rPr>
-      </w:pPr>
-      <w:r>
-        <w:rPr>
-          <w:lang w:val="en-US"/>
-        </w:rPr>
-        <w:t>Gửi</w:t>
-      </w:r>
-    </w:p>
-    <w:p>
-      <w:pPr>
-        <w:pStyle w:val="ListParagraph"/>
-        <w:numPr>
-          <w:ilvl w:val="0"/>
-          <w:numId w:val="8"/>
-        </w:numPr>
-        <w:rPr>
-          <w:lang w:val="en-US"/>
-        </w:rPr>
-      </w:pPr>
-      <w:r>
-        <w:rPr>
-          <w:lang w:val="en-US"/>
-        </w:rPr>
-        <w:t>191</w:t>
+        <w:rPr>
+          <w:lang w:val="en-US"/>
+        </w:rPr>
+      </w:pPr>
+      <w:r>
+        <w:rPr>
+          <w:lang w:val="en-US"/>
+        </w:rPr>
+        <w:t xml:space="preserve">Ngồi </w:t>
+      </w:r>
+      <w:r>
+        <w:rPr>
+          <w:lang w:val="en-US"/>
+        </w:rPr>
+        <w:t>Học Tại Trường?</w:t>
+      </w:r>
+    </w:p>
+    <w:p>
+      <w:pPr>
+        <w:pStyle w:val="ListParagraph"/>
+        <w:numPr>
+          <w:ilvl w:val="0"/>
+          <w:numId w:val="8"/>
+        </w:numPr>
+        <w:rPr>
+          <w:lang w:val="en-US"/>
+        </w:rPr>
+      </w:pPr>
+      <w:r>
+        <w:rPr>
+          <w:lang w:val="en-US"/>
+        </w:rPr>
+        <w:t xml:space="preserve">Ngồi ở giữa </w:t>
+      </w:r>
+      <w:r>
+        <w:rPr>
+          <w:lang w:val="en-US"/>
+        </w:rPr>
+        <w:t xml:space="preserve">để </w:t>
+      </w:r>
+      <w:r>
+        <w:rPr>
+          <w:lang w:val="en-US"/>
+        </w:rPr>
+        <w:t xml:space="preserve">mất công </w:t>
+      </w:r>
+      <w:r>
+        <w:rPr>
+          <w:lang w:val="en-US"/>
+        </w:rPr>
+        <w:t xml:space="preserve">ông </w:t>
+      </w:r>
+      <w:r>
+        <w:rPr>
+          <w:lang w:val="en-US"/>
+        </w:rPr>
+        <w:t>lại đi kiểm tra</w:t>
       </w:r>
     </w:p>
     <w:p>

--- a/experience.docx
+++ b/experience.docx
@@ -537,6 +537,24 @@
         <w:rPr>
           <w:lang w:val="en-US"/>
         </w:rPr>
+        <w:t>Chỗ lấy thìa có bát với bình nước mắm, rót vô nếu cơm nhạt</w:t>
+      </w:r>
+    </w:p>
+    <w:p>
+      <w:pPr>
+        <w:pStyle w:val="ListParagraph"/>
+        <w:numPr>
+          <w:ilvl w:val="0"/>
+          <w:numId w:val="8"/>
+        </w:numPr>
+        <w:rPr>
+          <w:lang w:val="en-US"/>
+        </w:rPr>
+      </w:pPr>
+      <w:r>
+        <w:rPr>
+          <w:lang w:val="en-US"/>
+        </w:rPr>
         <w:t>Ăn bún, hủ tíu vẫn phải đứng xếp hàng ở chỗ cơm</w:t>
       </w:r>
     </w:p>
@@ -677,6 +695,12 @@
         </w:rPr>
         <w:t>ra cổng tòa B5, nhìn sang trái 1 chút</w:t>
       </w:r>
+      <w:r>
+        <w:rPr>
+          <w:lang w:val="en-US"/>
+        </w:rPr>
+        <w:t>, “Uhm, cho cháu 1 cái thập cẩm”</w:t>
+      </w:r>
     </w:p>
     <w:p>
       <w:pPr>
@@ -861,6 +885,7 @@
         <w:rPr>
           <w:lang w:val="en-US"/>
         </w:rPr>
+        <w:lastRenderedPageBreak/>
         <w:t>Không bao giờ thanh toán trên Shopee Pay có gì không nhận được hàng không mất tiền</w:t>
       </w:r>
     </w:p>
@@ -903,80 +928,740 @@
         <w:rPr>
           <w:lang w:val="en-US"/>
         </w:rPr>
+        <w:t xml:space="preserve">“Anh ơi, của em là </w:t>
+      </w:r>
+      <w:r>
+        <w:rPr>
+          <w:lang w:val="en-US"/>
+        </w:rPr>
+        <w:t>963, số Shipper là 190</w:t>
+      </w:r>
+      <w:r>
+        <w:rPr>
+          <w:lang w:val="en-US"/>
+        </w:rPr>
+        <w:t>”</w:t>
+      </w:r>
+    </w:p>
+    <w:p>
+      <w:pPr>
+        <w:pStyle w:val="ListParagraph"/>
+        <w:numPr>
+          <w:ilvl w:val="0"/>
+          <w:numId w:val="8"/>
+        </w:numPr>
+        <w:rPr>
+          <w:lang w:val="en-US"/>
+        </w:rPr>
+      </w:pPr>
+      <w:r>
+        <w:rPr>
+          <w:lang w:val="en-US"/>
+        </w:rPr>
+        <w:t>Cổng trước</w:t>
+      </w:r>
+      <w:r>
+        <w:rPr>
+          <w:lang w:val="en-US"/>
+        </w:rPr>
+        <w:t xml:space="preserve"> đối diện bên đường cây ATM sang phải 1 chút</w:t>
+      </w:r>
+    </w:p>
+    <w:p>
+      <w:pPr>
+        <w:pStyle w:val="ListParagraph"/>
+        <w:numPr>
+          <w:ilvl w:val="0"/>
+          <w:numId w:val="8"/>
+        </w:numPr>
+        <w:rPr>
+          <w:lang w:val="en-US"/>
+        </w:rPr>
+      </w:pPr>
+      <w:r>
+        <w:rPr>
+          <w:lang w:val="en-US"/>
+        </w:rPr>
+        <w:t>“Anh ơi, của em là 2963, số Shipper 318”</w:t>
+      </w:r>
+    </w:p>
+    <w:p>
+      <w:pPr>
+        <w:pStyle w:val="ListParagraph"/>
+        <w:numPr>
+          <w:ilvl w:val="0"/>
+          <w:numId w:val="8"/>
+        </w:numPr>
+        <w:rPr>
+          <w:lang w:val="en-US"/>
+        </w:rPr>
+      </w:pPr>
+      <w:r>
+        <w:rPr>
+          <w:lang w:val="en-US"/>
+        </w:rPr>
+        <w:t>Đi từ nhà xe về phòng thì đi thẳng ra cổng, rẽ phải, đi lối tắt cho đỡ nắng</w:t>
+      </w:r>
+    </w:p>
+    <w:p>
+      <w:pPr>
+        <w:pStyle w:val="ListParagraph"/>
+        <w:numPr>
+          <w:ilvl w:val="0"/>
+          <w:numId w:val="7"/>
+        </w:numPr>
+        <w:rPr>
+          <w:lang w:val="en-US"/>
+        </w:rPr>
+      </w:pPr>
+      <w:r>
+        <w:rPr>
+          <w:lang w:val="en-US"/>
+        </w:rPr>
+        <w:t>Trang Phục?</w:t>
+      </w:r>
+    </w:p>
+    <w:p>
+      <w:pPr>
+        <w:pStyle w:val="ListParagraph"/>
+        <w:numPr>
+          <w:ilvl w:val="0"/>
+          <w:numId w:val="8"/>
+        </w:numPr>
+        <w:rPr>
+          <w:lang w:val="en-US"/>
+        </w:rPr>
+      </w:pPr>
+      <w:r>
+        <w:rPr>
+          <w:lang w:val="en-US"/>
+        </w:rPr>
+        <w:t>Đi giày phải đeo dớ</w:t>
+      </w:r>
+    </w:p>
+    <w:p>
+      <w:pPr>
+        <w:pStyle w:val="ListParagraph"/>
+        <w:numPr>
+          <w:ilvl w:val="0"/>
+          <w:numId w:val="7"/>
+        </w:numPr>
+        <w:rPr>
+          <w:lang w:val="en-US"/>
+        </w:rPr>
+      </w:pPr>
+      <w:r>
+        <w:rPr>
+          <w:lang w:val="en-US"/>
+        </w:rPr>
+        <w:t>Mang Nhiều Đồ?</w:t>
+      </w:r>
+    </w:p>
+    <w:p>
+      <w:pPr>
+        <w:pStyle w:val="ListParagraph"/>
+        <w:numPr>
+          <w:ilvl w:val="0"/>
+          <w:numId w:val="8"/>
+        </w:numPr>
+        <w:rPr>
+          <w:lang w:val="en-US"/>
+        </w:rPr>
+      </w:pPr>
+      <w:r>
+        <w:rPr>
+          <w:lang w:val="en-US"/>
+        </w:rPr>
+        <w:t>Kẹp vào áo mưa, đựng trong mũ bảo hiểm</w:t>
+      </w:r>
+    </w:p>
+    <w:p>
+      <w:pPr>
+        <w:pStyle w:val="ListParagraph"/>
+        <w:numPr>
+          <w:ilvl w:val="0"/>
+          <w:numId w:val="7"/>
+        </w:numPr>
+      </w:pPr>
+      <w:r>
+        <w:t>Bưu Điện?</w:t>
+      </w:r>
+    </w:p>
+    <w:p>
+      <w:pPr>
+        <w:pStyle w:val="ListParagraph"/>
+        <w:numPr>
+          <w:ilvl w:val="0"/>
+          <w:numId w:val="8"/>
+        </w:numPr>
+      </w:pPr>
+      <w:r>
+        <w:t>Tòa D4</w:t>
+      </w:r>
+    </w:p>
+    <w:p>
+      <w:pPr>
+        <w:pStyle w:val="ListParagraph"/>
+        <w:numPr>
+          <w:ilvl w:val="0"/>
+          <w:numId w:val="8"/>
+        </w:numPr>
+      </w:pPr>
+      <w:r>
+        <w:t>Vô trong lấy 1 phong bì bên trái + nhét giấy vô + đóng lại + viết thông tin vào mặt sau, không cần Postal Code + đưa cho chị + đóng 20 nghìn</w:t>
+      </w:r>
+    </w:p>
+    <w:p>
+      <w:pPr>
+        <w:pStyle w:val="ListParagraph"/>
+        <w:numPr>
+          <w:ilvl w:val="0"/>
+          <w:numId w:val="7"/>
+        </w:numPr>
+        <w:rPr>
+          <w:lang w:val="en-US"/>
+        </w:rPr>
+      </w:pPr>
+      <w:r>
+        <w:rPr>
+          <w:lang w:val="en-US"/>
+        </w:rPr>
+        <w:t>Bồn Cầu?</w:t>
+      </w:r>
+    </w:p>
+    <w:p>
+      <w:pPr>
+        <w:pStyle w:val="ListParagraph"/>
+        <w:numPr>
+          <w:ilvl w:val="0"/>
+          <w:numId w:val="8"/>
+        </w:numPr>
+        <w:rPr>
+          <w:lang w:val="en-US"/>
+        </w:rPr>
+      </w:pPr>
+      <w:r>
+        <w:rPr>
+          <w:lang w:val="en-US"/>
+        </w:rPr>
+        <w:t>Nếu thấ</w:t>
+      </w:r>
+      <w:r>
+        <w:rPr>
+          <w:lang w:val="en-US"/>
+        </w:rPr>
+        <w:t>y nó xả nước liên tục thì bấm xả nước lần nữa</w:t>
+      </w:r>
+      <w:r>
+        <w:rPr>
+          <w:lang w:val="en-US"/>
+        </w:rPr>
+        <w:t>, không lấy tay chỉnh nắp vì nó là nắp chân không</w:t>
+      </w:r>
+    </w:p>
+    <w:p>
+      <w:pPr>
+        <w:pStyle w:val="ListParagraph"/>
+        <w:numPr>
+          <w:ilvl w:val="0"/>
+          <w:numId w:val="8"/>
+        </w:numPr>
+        <w:rPr>
+          <w:lang w:val="en-US"/>
+        </w:rPr>
+      </w:pPr>
+      <w:r>
+        <w:rPr>
+          <w:lang w:val="en-US"/>
+        </w:rPr>
+        <w:t>Nếu không muốn tốn nước bồn cầu thì xuống nhà vệ sinh tầng trệt đái</w:t>
+      </w:r>
+    </w:p>
+    <w:p>
+      <w:pPr>
+        <w:pStyle w:val="ListParagraph"/>
+        <w:numPr>
+          <w:ilvl w:val="0"/>
+          <w:numId w:val="8"/>
+        </w:numPr>
+        <w:rPr>
+          <w:lang w:val="en-US"/>
+        </w:rPr>
+      </w:pPr>
+      <w:r>
+        <w:rPr>
+          <w:lang w:val="en-US"/>
+        </w:rPr>
+        <w:t>Né bà lao công nhà vệ sinh</w:t>
+      </w:r>
+    </w:p>
+    <w:p>
+      <w:pPr>
+        <w:pStyle w:val="ListParagraph"/>
+        <w:numPr>
+          <w:ilvl w:val="0"/>
+          <w:numId w:val="7"/>
+        </w:numPr>
+        <w:rPr>
+          <w:lang w:val="en-US"/>
+        </w:rPr>
+      </w:pPr>
+      <w:r>
+        <w:rPr>
+          <w:lang w:val="en-US"/>
+        </w:rPr>
+        <w:t xml:space="preserve">Những </w:t>
+      </w:r>
+      <w:r>
+        <w:rPr>
+          <w:lang w:val="en-US"/>
+        </w:rPr>
+        <w:t>Thứ Bắt Buộc Mang Bên Mình?</w:t>
+      </w:r>
+    </w:p>
+    <w:p>
+      <w:pPr>
+        <w:pStyle w:val="ListParagraph"/>
+        <w:numPr>
+          <w:ilvl w:val="0"/>
+          <w:numId w:val="8"/>
+        </w:numPr>
+        <w:rPr>
+          <w:lang w:val="en-US"/>
+        </w:rPr>
+      </w:pPr>
+      <w:r>
+        <w:rPr>
+          <w:lang w:val="en-US"/>
+        </w:rPr>
+        <w:t>Dù, nước, tràng phục linh</w:t>
+      </w:r>
+    </w:p>
+    <w:p>
+      <w:pPr>
+        <w:pStyle w:val="ListParagraph"/>
+        <w:numPr>
+          <w:ilvl w:val="0"/>
+          <w:numId w:val="7"/>
+        </w:numPr>
+        <w:rPr>
+          <w:lang w:val="en-US"/>
+        </w:rPr>
+      </w:pPr>
+      <w:r>
+        <w:rPr>
+          <w:lang w:val="en-US"/>
+        </w:rPr>
+        <w:t>Mua Thuốc?</w:t>
+      </w:r>
+    </w:p>
+    <w:p>
+      <w:pPr>
+        <w:pStyle w:val="ListParagraph"/>
+        <w:numPr>
+          <w:ilvl w:val="0"/>
+          <w:numId w:val="8"/>
+        </w:numPr>
+        <w:rPr>
+          <w:lang w:val="en-US"/>
+        </w:rPr>
+      </w:pPr>
+      <w:r>
+        <w:rPr>
+          <w:lang w:val="en-US"/>
+        </w:rPr>
+        <w:t>Đi thẳng ra cổng chính + quẹo trái đi thẳng cho tới khi gặp vật cản + quẹo trái đi thẳng 1 lát có tiệm thuốc tây</w:t>
+      </w:r>
+    </w:p>
+    <w:p>
+      <w:pPr>
+        <w:pStyle w:val="ListParagraph"/>
+        <w:numPr>
+          <w:ilvl w:val="0"/>
+          <w:numId w:val="8"/>
+        </w:numPr>
+        <w:rPr>
+          <w:lang w:val="en-US"/>
+        </w:rPr>
+      </w:pPr>
+      <w:r>
+        <w:rPr>
+          <w:lang w:val="en-US"/>
+        </w:rPr>
+        <w:t>“Bán cho em mấy cái men tiêu hóa”</w:t>
+      </w:r>
+    </w:p>
+    <w:p>
+      <w:pPr>
+        <w:pStyle w:val="ListParagraph"/>
+        <w:numPr>
+          <w:ilvl w:val="0"/>
+          <w:numId w:val="7"/>
+        </w:numPr>
+        <w:rPr>
+          <w:lang w:val="en-US"/>
+        </w:rPr>
+      </w:pPr>
+      <w:r>
+        <w:rPr>
+          <w:lang w:val="en-US"/>
+        </w:rPr>
+        <w:t>Ngủ?</w:t>
+      </w:r>
+    </w:p>
+    <w:p>
+      <w:pPr>
+        <w:pStyle w:val="ListParagraph"/>
+        <w:numPr>
+          <w:ilvl w:val="0"/>
+          <w:numId w:val="8"/>
+        </w:numPr>
+        <w:rPr>
+          <w:lang w:val="en-US"/>
+        </w:rPr>
+      </w:pPr>
+      <w:r>
+        <w:rPr>
+          <w:lang w:val="en-US"/>
+        </w:rPr>
+        <w:t>Đặt chăn làm nệm, đặt gối tựa vai cho đỡ nhức</w:t>
+      </w:r>
+    </w:p>
+    <w:p>
+      <w:pPr>
+        <w:pStyle w:val="ListParagraph"/>
+        <w:numPr>
+          <w:ilvl w:val="0"/>
+          <w:numId w:val="7"/>
+        </w:numPr>
+        <w:rPr>
+          <w:lang w:val="en-US"/>
+        </w:rPr>
+      </w:pPr>
+      <w:r>
+        <w:rPr>
+          <w:lang w:val="en-US"/>
+        </w:rPr>
+        <w:t>Nước Nóng?</w:t>
+      </w:r>
+    </w:p>
+    <w:p>
+      <w:pPr>
+        <w:pStyle w:val="ListParagraph"/>
+        <w:numPr>
+          <w:ilvl w:val="0"/>
+          <w:numId w:val="8"/>
+        </w:numPr>
+        <w:rPr>
+          <w:lang w:val="en-US"/>
+        </w:rPr>
+      </w:pPr>
+      <w:r>
+        <w:rPr>
+          <w:lang w:val="en-US"/>
+        </w:rPr>
+        <w:t>Lấy bình siêu tốc đổ nước vào + đặt vào đế + bật công tắc + chờ vài phút + nó tự đóng công tắc + lấy bình ra + đổ nước vào tô</w:t>
+      </w:r>
+    </w:p>
+    <w:p>
+      <w:pPr>
+        <w:pStyle w:val="ListParagraph"/>
+        <w:numPr>
+          <w:ilvl w:val="0"/>
+          <w:numId w:val="7"/>
+        </w:numPr>
+        <w:rPr>
+          <w:lang w:val="en-US"/>
+        </w:rPr>
+      </w:pPr>
+      <w:r>
+        <w:rPr>
+          <w:lang w:val="en-US"/>
+        </w:rPr>
+        <w:t>Cất Laptop?</w:t>
+      </w:r>
+    </w:p>
+    <w:p>
+      <w:pPr>
+        <w:pStyle w:val="ListParagraph"/>
+        <w:numPr>
+          <w:ilvl w:val="0"/>
+          <w:numId w:val="8"/>
+        </w:numPr>
+        <w:rPr>
+          <w:lang w:val="en-US"/>
+        </w:rPr>
+      </w:pPr>
+      <w:r>
+        <w:rPr>
+          <w:lang w:val="en-US"/>
+        </w:rPr>
+        <w:t>Đặt dưới chiếu</w:t>
+      </w:r>
+    </w:p>
+    <w:p>
+      <w:pPr>
+        <w:pStyle w:val="ListParagraph"/>
+        <w:numPr>
+          <w:ilvl w:val="0"/>
+          <w:numId w:val="7"/>
+        </w:numPr>
+        <w:rPr>
+          <w:lang w:val="en-US"/>
+        </w:rPr>
+      </w:pPr>
+      <w:r>
+        <w:rPr>
+          <w:lang w:val="en-US"/>
+        </w:rPr>
+        <w:t>Tắm?</w:t>
+      </w:r>
+    </w:p>
+    <w:p>
+      <w:pPr>
+        <w:pStyle w:val="ListParagraph"/>
+        <w:numPr>
+          <w:ilvl w:val="0"/>
+          <w:numId w:val="8"/>
+        </w:numPr>
+        <w:rPr>
+          <w:lang w:val="en-US"/>
+        </w:rPr>
+      </w:pPr>
+      <w:r>
+        <w:rPr>
+          <w:lang w:val="en-US"/>
+        </w:rPr>
+        <w:t>Xài dầu gội xong cất vào tủ</w:t>
+      </w:r>
+    </w:p>
+    <w:p>
+      <w:pPr>
+        <w:pStyle w:val="ListParagraph"/>
+        <w:numPr>
+          <w:ilvl w:val="0"/>
+          <w:numId w:val="7"/>
+        </w:numPr>
+        <w:rPr>
+          <w:lang w:val="en-US"/>
+        </w:rPr>
+      </w:pPr>
+      <w:r>
+        <w:rPr>
+          <w:lang w:val="en-US"/>
+        </w:rPr>
+        <w:t>Cúp Điện?</w:t>
+      </w:r>
+    </w:p>
+    <w:p>
+      <w:pPr>
+        <w:pStyle w:val="ListParagraph"/>
+        <w:numPr>
+          <w:ilvl w:val="0"/>
+          <w:numId w:val="8"/>
+        </w:numPr>
+        <w:rPr>
+          <w:lang w:val="en-US"/>
+        </w:rPr>
+      </w:pPr>
+      <w:r>
+        <w:rPr>
+          <w:lang w:val="en-US"/>
+        </w:rPr>
+        <w:t>Vẫn có cơm tòa B5 nhưng không có đèn nên phải ăn trong tối</w:t>
+      </w:r>
+    </w:p>
+    <w:p>
+      <w:pPr>
+        <w:pStyle w:val="ListParagraph"/>
+        <w:numPr>
+          <w:ilvl w:val="0"/>
+          <w:numId w:val="7"/>
+        </w:numPr>
+        <w:rPr>
+          <w:lang w:val="en-US"/>
+        </w:rPr>
+      </w:pPr>
+      <w:r>
+        <w:rPr>
+          <w:lang w:val="en-US"/>
+        </w:rPr>
+        <w:t>Nước Uống?</w:t>
+      </w:r>
+    </w:p>
+    <w:p>
+      <w:pPr>
+        <w:pStyle w:val="ListParagraph"/>
+        <w:numPr>
+          <w:ilvl w:val="0"/>
+          <w:numId w:val="8"/>
+        </w:numPr>
+        <w:rPr>
+          <w:lang w:val="en-US"/>
+        </w:rPr>
+      </w:pPr>
+      <w:r>
+        <w:rPr>
+          <w:lang w:val="en-US"/>
+        </w:rPr>
+        <w:t>Không được uống nước máy vì chứa Clo</w:t>
+      </w:r>
+    </w:p>
+    <w:p>
+      <w:pPr>
+        <w:pStyle w:val="ListParagraph"/>
+        <w:numPr>
+          <w:ilvl w:val="0"/>
+          <w:numId w:val="7"/>
+        </w:numPr>
+        <w:rPr>
+          <w:lang w:val="en-US"/>
+        </w:rPr>
+      </w:pPr>
+      <w:r>
+        <w:rPr>
+          <w:lang w:val="en-US"/>
+        </w:rPr>
+        <w:t>Đóng Tiền Xe?</w:t>
+      </w:r>
+    </w:p>
+    <w:p>
+      <w:pPr>
+        <w:pStyle w:val="ListParagraph"/>
+        <w:numPr>
+          <w:ilvl w:val="0"/>
+          <w:numId w:val="8"/>
+        </w:numPr>
+        <w:rPr>
+          <w:lang w:val="en-US"/>
+        </w:rPr>
+      </w:pPr>
+      <w:r>
+        <w:rPr>
+          <w:lang w:val="en-US"/>
+        </w:rPr>
+        <w:t>X</w:t>
+      </w:r>
+      <w:r>
+        <w:rPr>
+          <w:lang w:val="en-US"/>
+        </w:rPr>
+        <w:t>uống gặp thằng canh xe</w:t>
+      </w:r>
+    </w:p>
+    <w:p>
+      <w:pPr>
+        <w:pStyle w:val="ListParagraph"/>
+        <w:numPr>
+          <w:ilvl w:val="0"/>
+          <w:numId w:val="8"/>
+        </w:numPr>
+        <w:rPr>
+          <w:lang w:val="en-US"/>
+        </w:rPr>
+      </w:pPr>
+      <w:r>
+        <w:rPr>
+          <w:lang w:val="en-US"/>
+        </w:rPr>
+        <w:t>“Cho em đóng tiền xe tháng”</w:t>
+      </w:r>
+    </w:p>
+    <w:p>
+      <w:pPr>
+        <w:pStyle w:val="ListParagraph"/>
+        <w:numPr>
+          <w:ilvl w:val="0"/>
+          <w:numId w:val="8"/>
+        </w:numPr>
+        <w:rPr>
+          <w:lang w:val="en-US"/>
+        </w:rPr>
+      </w:pPr>
+      <w:r>
+        <w:rPr>
+          <w:lang w:val="en-US"/>
+        </w:rPr>
+        <w:t>Đưa nó 50 nghìn + thẻ xe + chờ + đi sang bàn có cái sổ + lật ra gần giữa + tìm số phòng 616 + kí tên + về</w:t>
+      </w:r>
+    </w:p>
+    <w:p>
+      <w:pPr>
+        <w:pStyle w:val="ListParagraph"/>
+        <w:numPr>
+          <w:ilvl w:val="0"/>
+          <w:numId w:val="7"/>
+        </w:numPr>
+        <w:rPr>
+          <w:lang w:val="en-US"/>
+        </w:rPr>
+      </w:pPr>
+      <w:r>
+        <w:rPr>
+          <w:lang w:val="en-US"/>
+        </w:rPr>
+        <w:t>Mua Thẻ Mạng?</w:t>
+      </w:r>
+    </w:p>
+    <w:p>
+      <w:pPr>
+        <w:pStyle w:val="ListParagraph"/>
+        <w:numPr>
+          <w:ilvl w:val="0"/>
+          <w:numId w:val="8"/>
+        </w:numPr>
+        <w:rPr>
+          <w:lang w:val="en-US"/>
+        </w:rPr>
+      </w:pPr>
+      <w:r>
+        <w:rPr>
+          <w:lang w:val="en-US"/>
+        </w:rPr>
+        <w:t xml:space="preserve">Vào ứng dụng My Wifi trên điện thoại + vào Tab “Trang chủ” + cuộn xuống + tại mục “Thẻ tháng WEB” + Click “Thêm giỏ hàng” + Click biểu tượng “Giỏ hàng” </w:t>
+      </w:r>
+      <w:r>
+        <w:rPr>
+          <w:lang w:val="en-US"/>
+        </w:rPr>
         <w:lastRenderedPageBreak/>
-        <w:t xml:space="preserve">“Anh ơi, của em là </w:t>
-      </w:r>
-      <w:r>
-        <w:rPr>
-          <w:lang w:val="en-US"/>
-        </w:rPr>
-        <w:t>963, số Shipper là 190</w:t>
-      </w:r>
-      <w:r>
-        <w:rPr>
-          <w:lang w:val="en-US"/>
-        </w:rPr>
-        <w:t>”</w:t>
-      </w:r>
-    </w:p>
-    <w:p>
-      <w:pPr>
-        <w:pStyle w:val="ListParagraph"/>
-        <w:numPr>
-          <w:ilvl w:val="0"/>
-          <w:numId w:val="8"/>
-        </w:numPr>
-        <w:rPr>
-          <w:lang w:val="en-US"/>
-        </w:rPr>
-      </w:pPr>
-      <w:r>
-        <w:rPr>
-          <w:lang w:val="en-US"/>
-        </w:rPr>
-        <w:t>Cổng trước</w:t>
-      </w:r>
-      <w:r>
-        <w:rPr>
-          <w:lang w:val="en-US"/>
-        </w:rPr>
-        <w:t xml:space="preserve"> đối diện bên đường cây ATM sang phải 1 chút</w:t>
-      </w:r>
-    </w:p>
-    <w:p>
-      <w:pPr>
-        <w:pStyle w:val="ListParagraph"/>
-        <w:numPr>
-          <w:ilvl w:val="0"/>
-          <w:numId w:val="8"/>
-        </w:numPr>
-        <w:rPr>
-          <w:lang w:val="en-US"/>
-        </w:rPr>
-      </w:pPr>
-      <w:r>
-        <w:rPr>
-          <w:lang w:val="en-US"/>
-        </w:rPr>
-        <w:t>“Anh ơi, của em là 2963, số Shipper 318”</w:t>
-      </w:r>
-    </w:p>
-    <w:p>
-      <w:pPr>
-        <w:pStyle w:val="ListParagraph"/>
-        <w:numPr>
-          <w:ilvl w:val="0"/>
-          <w:numId w:val="8"/>
-        </w:numPr>
-        <w:rPr>
-          <w:lang w:val="en-US"/>
-        </w:rPr>
-      </w:pPr>
-      <w:r>
-        <w:rPr>
-          <w:lang w:val="en-US"/>
-        </w:rPr>
-        <w:t>Đi từ nhà xe về phòng thì đi thẳng ra cổng, rẽ phải, đi lối tắt cho đỡ nắng</w:t>
+        <w:t>góc phải trên + Click “Thanh toán” + điền thông tin roofif thanh toán + chờ tin nhắn gửi mã đăng nhập về</w:t>
+      </w:r>
+    </w:p>
+    <w:p>
+      <w:pPr>
+        <w:pStyle w:val="ListParagraph"/>
+        <w:numPr>
+          <w:ilvl w:val="0"/>
+          <w:numId w:val="8"/>
+        </w:numPr>
+        <w:rPr>
+          <w:lang w:val="en-US"/>
+        </w:rPr>
+      </w:pPr>
+      <w:r>
+        <w:rPr>
+          <w:lang w:val="en-US"/>
+        </w:rPr>
+        <w:t>Để đăng nhập mạng</w:t>
+      </w:r>
+    </w:p>
+    <w:p>
+      <w:pPr>
+        <w:pStyle w:val="ListParagraph"/>
+        <w:numPr>
+          <w:ilvl w:val="0"/>
+          <w:numId w:val="8"/>
+        </w:numPr>
+        <w:rPr>
+          <w:lang w:val="en-US"/>
+        </w:rPr>
+      </w:pPr>
+      <w:r>
+        <w:rPr>
+          <w:lang w:val="en-US"/>
+        </w:rPr>
+        <w:t>Kết nối vào Wifi “Mang Day KTX 5.0GHZ” + click vào nó để đến Web đăng nhập + điền mã đăng nhập rồi đăng nhập</w:t>
       </w:r>
     </w:p>
     <w:p>
@@ -994,661 +1679,6 @@
         <w:rPr>
           <w:lang w:val="en-US"/>
         </w:rPr>
-        <w:t>Trang Phục?</w:t>
-      </w:r>
-    </w:p>
-    <w:p>
-      <w:pPr>
-        <w:pStyle w:val="ListParagraph"/>
-        <w:numPr>
-          <w:ilvl w:val="0"/>
-          <w:numId w:val="8"/>
-        </w:numPr>
-        <w:rPr>
-          <w:lang w:val="en-US"/>
-        </w:rPr>
-      </w:pPr>
-      <w:r>
-        <w:rPr>
-          <w:lang w:val="en-US"/>
-        </w:rPr>
-        <w:t>Đi giày phải đeo dớ</w:t>
-      </w:r>
-    </w:p>
-    <w:p>
-      <w:pPr>
-        <w:pStyle w:val="ListParagraph"/>
-        <w:numPr>
-          <w:ilvl w:val="0"/>
-          <w:numId w:val="7"/>
-        </w:numPr>
-        <w:rPr>
-          <w:lang w:val="en-US"/>
-        </w:rPr>
-      </w:pPr>
-      <w:r>
-        <w:rPr>
-          <w:lang w:val="en-US"/>
-        </w:rPr>
-        <w:t>Mang Nhiều Đồ?</w:t>
-      </w:r>
-    </w:p>
-    <w:p>
-      <w:pPr>
-        <w:pStyle w:val="ListParagraph"/>
-        <w:numPr>
-          <w:ilvl w:val="0"/>
-          <w:numId w:val="8"/>
-        </w:numPr>
-        <w:rPr>
-          <w:lang w:val="en-US"/>
-        </w:rPr>
-      </w:pPr>
-      <w:r>
-        <w:rPr>
-          <w:lang w:val="en-US"/>
-        </w:rPr>
-        <w:t>Kẹp vào áo mưa, đựng trong mũ bảo hiểm</w:t>
-      </w:r>
-    </w:p>
-    <w:p>
-      <w:pPr>
-        <w:pStyle w:val="ListParagraph"/>
-        <w:numPr>
-          <w:ilvl w:val="0"/>
-          <w:numId w:val="7"/>
-        </w:numPr>
-      </w:pPr>
-      <w:r>
-        <w:t>Bưu Điện?</w:t>
-      </w:r>
-    </w:p>
-    <w:p>
-      <w:pPr>
-        <w:pStyle w:val="ListParagraph"/>
-        <w:numPr>
-          <w:ilvl w:val="0"/>
-          <w:numId w:val="8"/>
-        </w:numPr>
-      </w:pPr>
-      <w:r>
-        <w:t>Tòa D4</w:t>
-      </w:r>
-    </w:p>
-    <w:p>
-      <w:pPr>
-        <w:pStyle w:val="ListParagraph"/>
-        <w:numPr>
-          <w:ilvl w:val="0"/>
-          <w:numId w:val="8"/>
-        </w:numPr>
-      </w:pPr>
-      <w:r>
-        <w:t>Vô trong lấy 1 phong bì bên trái + nhét giấy vô + đóng lại + viết thông tin vào mặt sau, không cần Postal Code + đưa cho chị + đóng 20 nghìn</w:t>
-      </w:r>
-    </w:p>
-    <w:p>
-      <w:pPr>
-        <w:pStyle w:val="ListParagraph"/>
-        <w:numPr>
-          <w:ilvl w:val="0"/>
-          <w:numId w:val="7"/>
-        </w:numPr>
-        <w:rPr>
-          <w:lang w:val="en-US"/>
-        </w:rPr>
-      </w:pPr>
-      <w:r>
-        <w:rPr>
-          <w:lang w:val="en-US"/>
-        </w:rPr>
-        <w:t>Bồn Cầu?</w:t>
-      </w:r>
-    </w:p>
-    <w:p>
-      <w:pPr>
-        <w:pStyle w:val="ListParagraph"/>
-        <w:numPr>
-          <w:ilvl w:val="0"/>
-          <w:numId w:val="8"/>
-        </w:numPr>
-        <w:rPr>
-          <w:lang w:val="en-US"/>
-        </w:rPr>
-      </w:pPr>
-      <w:r>
-        <w:rPr>
-          <w:lang w:val="en-US"/>
-        </w:rPr>
-        <w:t>Nếu thấ</w:t>
-      </w:r>
-      <w:r>
-        <w:rPr>
-          <w:lang w:val="en-US"/>
-        </w:rPr>
-        <w:t>y nó xả nước liên tục thì bấm xả nước lần nữa</w:t>
-      </w:r>
-      <w:r>
-        <w:rPr>
-          <w:lang w:val="en-US"/>
-        </w:rPr>
-        <w:t>, không lấy tay chỉnh nắp vì nó là nắp chân không</w:t>
-      </w:r>
-    </w:p>
-    <w:p>
-      <w:pPr>
-        <w:pStyle w:val="ListParagraph"/>
-        <w:numPr>
-          <w:ilvl w:val="0"/>
-          <w:numId w:val="8"/>
-        </w:numPr>
-        <w:rPr>
-          <w:lang w:val="en-US"/>
-        </w:rPr>
-      </w:pPr>
-      <w:r>
-        <w:rPr>
-          <w:lang w:val="en-US"/>
-        </w:rPr>
-        <w:t>Nếu không muốn tốn nước bồn cầu thì xuống nhà vệ sinh tầng trệt đái</w:t>
-      </w:r>
-    </w:p>
-    <w:p>
-      <w:pPr>
-        <w:pStyle w:val="ListParagraph"/>
-        <w:numPr>
-          <w:ilvl w:val="0"/>
-          <w:numId w:val="8"/>
-        </w:numPr>
-        <w:rPr>
-          <w:lang w:val="en-US"/>
-        </w:rPr>
-      </w:pPr>
-      <w:r>
-        <w:rPr>
-          <w:lang w:val="en-US"/>
-        </w:rPr>
-        <w:t>Né bà lao công nhà vệ sinh</w:t>
-      </w:r>
-    </w:p>
-    <w:p>
-      <w:pPr>
-        <w:pStyle w:val="ListParagraph"/>
-        <w:numPr>
-          <w:ilvl w:val="0"/>
-          <w:numId w:val="7"/>
-        </w:numPr>
-        <w:rPr>
-          <w:lang w:val="en-US"/>
-        </w:rPr>
-      </w:pPr>
-      <w:r>
-        <w:rPr>
-          <w:lang w:val="en-US"/>
-        </w:rPr>
-        <w:t xml:space="preserve">Những </w:t>
-      </w:r>
-      <w:r>
-        <w:rPr>
-          <w:lang w:val="en-US"/>
-        </w:rPr>
-        <w:t>Thứ Bắt Buộc Mang Bên Mình?</w:t>
-      </w:r>
-    </w:p>
-    <w:p>
-      <w:pPr>
-        <w:pStyle w:val="ListParagraph"/>
-        <w:numPr>
-          <w:ilvl w:val="0"/>
-          <w:numId w:val="8"/>
-        </w:numPr>
-        <w:rPr>
-          <w:lang w:val="en-US"/>
-        </w:rPr>
-      </w:pPr>
-      <w:r>
-        <w:rPr>
-          <w:lang w:val="en-US"/>
-        </w:rPr>
-        <w:t>Dù, nước, tràng phục linh</w:t>
-      </w:r>
-    </w:p>
-    <w:p>
-      <w:pPr>
-        <w:pStyle w:val="ListParagraph"/>
-        <w:numPr>
-          <w:ilvl w:val="0"/>
-          <w:numId w:val="7"/>
-        </w:numPr>
-        <w:rPr>
-          <w:lang w:val="en-US"/>
-        </w:rPr>
-      </w:pPr>
-      <w:r>
-        <w:rPr>
-          <w:lang w:val="en-US"/>
-        </w:rPr>
-        <w:t>Mua Thuốc?</w:t>
-      </w:r>
-    </w:p>
-    <w:p>
-      <w:pPr>
-        <w:pStyle w:val="ListParagraph"/>
-        <w:numPr>
-          <w:ilvl w:val="0"/>
-          <w:numId w:val="8"/>
-        </w:numPr>
-        <w:rPr>
-          <w:lang w:val="en-US"/>
-        </w:rPr>
-      </w:pPr>
-      <w:r>
-        <w:rPr>
-          <w:lang w:val="en-US"/>
-        </w:rPr>
-        <w:t>Đi thẳng ra cổng chính + quẹo trái đi thẳng cho tới khi gặp vật cản + quẹo trái đi thẳng 1 lát có tiệm thuốc tây</w:t>
-      </w:r>
-    </w:p>
-    <w:p>
-      <w:pPr>
-        <w:pStyle w:val="ListParagraph"/>
-        <w:numPr>
-          <w:ilvl w:val="0"/>
-          <w:numId w:val="8"/>
-        </w:numPr>
-        <w:rPr>
-          <w:lang w:val="en-US"/>
-        </w:rPr>
-      </w:pPr>
-      <w:r>
-        <w:rPr>
-          <w:lang w:val="en-US"/>
-        </w:rPr>
-        <w:t>“Bán cho em mấy cái men tiêu hóa”</w:t>
-      </w:r>
-    </w:p>
-    <w:p>
-      <w:pPr>
-        <w:pStyle w:val="ListParagraph"/>
-        <w:numPr>
-          <w:ilvl w:val="0"/>
-          <w:numId w:val="7"/>
-        </w:numPr>
-        <w:rPr>
-          <w:lang w:val="en-US"/>
-        </w:rPr>
-      </w:pPr>
-      <w:r>
-        <w:rPr>
-          <w:lang w:val="en-US"/>
-        </w:rPr>
-        <w:t>Ngủ?</w:t>
-      </w:r>
-    </w:p>
-    <w:p>
-      <w:pPr>
-        <w:pStyle w:val="ListParagraph"/>
-        <w:numPr>
-          <w:ilvl w:val="0"/>
-          <w:numId w:val="8"/>
-        </w:numPr>
-        <w:rPr>
-          <w:lang w:val="en-US"/>
-        </w:rPr>
-      </w:pPr>
-      <w:r>
-        <w:rPr>
-          <w:lang w:val="en-US"/>
-        </w:rPr>
-        <w:t>Đặt chăn làm nệm, đặt gối tựa vai cho đỡ nhức</w:t>
-      </w:r>
-    </w:p>
-    <w:p>
-      <w:pPr>
-        <w:pStyle w:val="ListParagraph"/>
-        <w:numPr>
-          <w:ilvl w:val="0"/>
-          <w:numId w:val="7"/>
-        </w:numPr>
-        <w:rPr>
-          <w:lang w:val="en-US"/>
-        </w:rPr>
-      </w:pPr>
-      <w:r>
-        <w:rPr>
-          <w:lang w:val="en-US"/>
-        </w:rPr>
-        <w:t>Nước Nóng?</w:t>
-      </w:r>
-    </w:p>
-    <w:p>
-      <w:pPr>
-        <w:pStyle w:val="ListParagraph"/>
-        <w:numPr>
-          <w:ilvl w:val="0"/>
-          <w:numId w:val="8"/>
-        </w:numPr>
-        <w:rPr>
-          <w:lang w:val="en-US"/>
-        </w:rPr>
-      </w:pPr>
-      <w:r>
-        <w:rPr>
-          <w:lang w:val="en-US"/>
-        </w:rPr>
-        <w:t>Lấy bình siêu tốc đổ nước vào + đặt vào đế + bật công tắc + chờ vài phút + nó tự đóng công tắc + lấy bình ra + đổ nước vào tô</w:t>
-      </w:r>
-    </w:p>
-    <w:p>
-      <w:pPr>
-        <w:pStyle w:val="ListParagraph"/>
-        <w:numPr>
-          <w:ilvl w:val="0"/>
-          <w:numId w:val="7"/>
-        </w:numPr>
-        <w:rPr>
-          <w:lang w:val="en-US"/>
-        </w:rPr>
-      </w:pPr>
-      <w:r>
-        <w:rPr>
-          <w:lang w:val="en-US"/>
-        </w:rPr>
-        <w:t>Cất Laptop?</w:t>
-      </w:r>
-    </w:p>
-    <w:p>
-      <w:pPr>
-        <w:pStyle w:val="ListParagraph"/>
-        <w:numPr>
-          <w:ilvl w:val="0"/>
-          <w:numId w:val="8"/>
-        </w:numPr>
-        <w:rPr>
-          <w:lang w:val="en-US"/>
-        </w:rPr>
-      </w:pPr>
-      <w:r>
-        <w:rPr>
-          <w:lang w:val="en-US"/>
-        </w:rPr>
-        <w:t>Đặt dưới chiếu</w:t>
-      </w:r>
-    </w:p>
-    <w:p>
-      <w:pPr>
-        <w:pStyle w:val="ListParagraph"/>
-        <w:numPr>
-          <w:ilvl w:val="0"/>
-          <w:numId w:val="7"/>
-        </w:numPr>
-        <w:rPr>
-          <w:lang w:val="en-US"/>
-        </w:rPr>
-      </w:pPr>
-      <w:r>
-        <w:rPr>
-          <w:lang w:val="en-US"/>
-        </w:rPr>
-        <w:t>Tắm?</w:t>
-      </w:r>
-    </w:p>
-    <w:p>
-      <w:pPr>
-        <w:pStyle w:val="ListParagraph"/>
-        <w:numPr>
-          <w:ilvl w:val="0"/>
-          <w:numId w:val="8"/>
-        </w:numPr>
-        <w:rPr>
-          <w:lang w:val="en-US"/>
-        </w:rPr>
-      </w:pPr>
-      <w:r>
-        <w:rPr>
-          <w:lang w:val="en-US"/>
-        </w:rPr>
-        <w:t>Xài dầu gội xong cất vào tủ</w:t>
-      </w:r>
-    </w:p>
-    <w:p>
-      <w:pPr>
-        <w:pStyle w:val="ListParagraph"/>
-        <w:numPr>
-          <w:ilvl w:val="0"/>
-          <w:numId w:val="7"/>
-        </w:numPr>
-        <w:rPr>
-          <w:lang w:val="en-US"/>
-        </w:rPr>
-      </w:pPr>
-      <w:r>
-        <w:rPr>
-          <w:lang w:val="en-US"/>
-        </w:rPr>
-        <w:t>Cúp Điện?</w:t>
-      </w:r>
-    </w:p>
-    <w:p>
-      <w:pPr>
-        <w:pStyle w:val="ListParagraph"/>
-        <w:numPr>
-          <w:ilvl w:val="0"/>
-          <w:numId w:val="8"/>
-        </w:numPr>
-        <w:rPr>
-          <w:lang w:val="en-US"/>
-        </w:rPr>
-      </w:pPr>
-      <w:r>
-        <w:rPr>
-          <w:lang w:val="en-US"/>
-        </w:rPr>
-        <w:t>Vẫn có cơm tòa B5 nhưng không có đèn nên phải ăn trong tối</w:t>
-      </w:r>
-    </w:p>
-    <w:p>
-      <w:pPr>
-        <w:pStyle w:val="ListParagraph"/>
-        <w:numPr>
-          <w:ilvl w:val="0"/>
-          <w:numId w:val="7"/>
-        </w:numPr>
-        <w:rPr>
-          <w:lang w:val="en-US"/>
-        </w:rPr>
-      </w:pPr>
-      <w:r>
-        <w:rPr>
-          <w:lang w:val="en-US"/>
-        </w:rPr>
-        <w:t>Nước Uống?</w:t>
-      </w:r>
-    </w:p>
-    <w:p>
-      <w:pPr>
-        <w:pStyle w:val="ListParagraph"/>
-        <w:numPr>
-          <w:ilvl w:val="0"/>
-          <w:numId w:val="8"/>
-        </w:numPr>
-        <w:rPr>
-          <w:lang w:val="en-US"/>
-        </w:rPr>
-      </w:pPr>
-      <w:r>
-        <w:rPr>
-          <w:lang w:val="en-US"/>
-        </w:rPr>
-        <w:t>Không được uống nước máy vì chứa Clo</w:t>
-      </w:r>
-    </w:p>
-    <w:p>
-      <w:pPr>
-        <w:pStyle w:val="ListParagraph"/>
-        <w:numPr>
-          <w:ilvl w:val="0"/>
-          <w:numId w:val="7"/>
-        </w:numPr>
-        <w:rPr>
-          <w:lang w:val="en-US"/>
-        </w:rPr>
-      </w:pPr>
-      <w:r>
-        <w:rPr>
-          <w:lang w:val="en-US"/>
-        </w:rPr>
-        <w:t>Đóng Tiền Xe?</w:t>
-      </w:r>
-    </w:p>
-    <w:p>
-      <w:pPr>
-        <w:pStyle w:val="ListParagraph"/>
-        <w:numPr>
-          <w:ilvl w:val="0"/>
-          <w:numId w:val="8"/>
-        </w:numPr>
-        <w:rPr>
-          <w:lang w:val="en-US"/>
-        </w:rPr>
-      </w:pPr>
-      <w:r>
-        <w:rPr>
-          <w:lang w:val="en-US"/>
-        </w:rPr>
-        <w:t>X</w:t>
-      </w:r>
-      <w:r>
-        <w:rPr>
-          <w:lang w:val="en-US"/>
-        </w:rPr>
-        <w:t>uống gặp thằng canh xe</w:t>
-      </w:r>
-    </w:p>
-    <w:p>
-      <w:pPr>
-        <w:pStyle w:val="ListParagraph"/>
-        <w:numPr>
-          <w:ilvl w:val="0"/>
-          <w:numId w:val="8"/>
-        </w:numPr>
-        <w:rPr>
-          <w:lang w:val="en-US"/>
-        </w:rPr>
-      </w:pPr>
-      <w:r>
-        <w:rPr>
-          <w:lang w:val="en-US"/>
-        </w:rPr>
-        <w:t>“Cho em đóng tiền xe tháng”</w:t>
-      </w:r>
-    </w:p>
-    <w:p>
-      <w:pPr>
-        <w:pStyle w:val="ListParagraph"/>
-        <w:numPr>
-          <w:ilvl w:val="0"/>
-          <w:numId w:val="8"/>
-        </w:numPr>
-        <w:rPr>
-          <w:lang w:val="en-US"/>
-        </w:rPr>
-      </w:pPr>
-      <w:r>
-        <w:rPr>
-          <w:lang w:val="en-US"/>
-        </w:rPr>
-        <w:t>Đưa nó 50 nghìn + thẻ xe + chờ + đi sang bàn có cái sổ + lật ra gần giữa + tìm số phòng 616 + kí tên + về</w:t>
-      </w:r>
-    </w:p>
-    <w:p>
-      <w:pPr>
-        <w:pStyle w:val="ListParagraph"/>
-        <w:numPr>
-          <w:ilvl w:val="0"/>
-          <w:numId w:val="7"/>
-        </w:numPr>
-        <w:rPr>
-          <w:lang w:val="en-US"/>
-        </w:rPr>
-      </w:pPr>
-      <w:r>
-        <w:rPr>
-          <w:lang w:val="en-US"/>
-        </w:rPr>
-        <w:t>Mua Thẻ Mạng?</w:t>
-      </w:r>
-    </w:p>
-    <w:p>
-      <w:pPr>
-        <w:pStyle w:val="ListParagraph"/>
-        <w:numPr>
-          <w:ilvl w:val="0"/>
-          <w:numId w:val="8"/>
-        </w:numPr>
-        <w:rPr>
-          <w:lang w:val="en-US"/>
-        </w:rPr>
-      </w:pPr>
-      <w:r>
-        <w:rPr>
-          <w:lang w:val="en-US"/>
-        </w:rPr>
-        <w:t>Vào ứng dụng My Wifi trên điện thoại + vào Tab “Trang chủ” + cuộn xuống + tại mục “Thẻ tháng WEB” + Click “Thêm giỏ hàng” + Click biểu tượng “Giỏ hàng” góc phải trên + Click “Thanh toán” + điền thông tin roofif thanh toán + chờ tin nhắn gửi mã đăng nhập về</w:t>
-      </w:r>
-    </w:p>
-    <w:p>
-      <w:pPr>
-        <w:pStyle w:val="ListParagraph"/>
-        <w:numPr>
-          <w:ilvl w:val="0"/>
-          <w:numId w:val="8"/>
-        </w:numPr>
-        <w:rPr>
-          <w:lang w:val="en-US"/>
-        </w:rPr>
-      </w:pPr>
-      <w:r>
-        <w:rPr>
-          <w:lang w:val="en-US"/>
-        </w:rPr>
-        <w:t>Để đăng nhập mạng</w:t>
-      </w:r>
-    </w:p>
-    <w:p>
-      <w:pPr>
-        <w:pStyle w:val="ListParagraph"/>
-        <w:numPr>
-          <w:ilvl w:val="0"/>
-          <w:numId w:val="8"/>
-        </w:numPr>
-        <w:rPr>
-          <w:lang w:val="en-US"/>
-        </w:rPr>
-      </w:pPr>
-      <w:r>
-        <w:rPr>
-          <w:lang w:val="en-US"/>
-        </w:rPr>
-        <w:lastRenderedPageBreak/>
-        <w:t>Kết nối vào Wifi “Mang Day KTX 5.0GHZ” + click vào nó để đến Web đăng nhập + điền mã đăng nhập rồi đăng nhập</w:t>
-      </w:r>
-    </w:p>
-    <w:p>
-      <w:pPr>
-        <w:pStyle w:val="ListParagraph"/>
-        <w:numPr>
-          <w:ilvl w:val="0"/>
-          <w:numId w:val="7"/>
-        </w:numPr>
-        <w:rPr>
-          <w:lang w:val="en-US"/>
-        </w:rPr>
-      </w:pPr>
-      <w:r>
-        <w:rPr>
-          <w:lang w:val="en-US"/>
-        </w:rPr>
         <w:t>3G?</w:t>
       </w:r>
     </w:p>
@@ -1667,7 +1697,13 @@
         <w:rPr>
           <w:lang w:val="en-US"/>
         </w:rPr>
-        <w:t>Mất 2 nghìn mỗi ngày, được 50 MB, đang gia hạn</w:t>
+        <w:t xml:space="preserve">Mất 2 nghìn mỗi ngày, được 50 MB, </w:t>
+      </w:r>
+      <w:r>
+        <w:rPr>
+          <w:lang w:val="en-US"/>
+        </w:rPr>
+        <w:t>đã hủy, không được đăng ký gói khác trong khi đang xài gói này, nếu không sẽ mất tiền mà chẳng được gì</w:t>
       </w:r>
     </w:p>
     <w:p>
@@ -1830,6 +1866,24 @@
           <w:lang w:val="en-US"/>
         </w:rPr>
         <w:t>191</w:t>
+      </w:r>
+    </w:p>
+    <w:p>
+      <w:pPr>
+        <w:pStyle w:val="ListParagraph"/>
+        <w:numPr>
+          <w:ilvl w:val="0"/>
+          <w:numId w:val="8"/>
+        </w:numPr>
+        <w:rPr>
+          <w:lang w:val="en-US"/>
+        </w:rPr>
+      </w:pPr>
+      <w:r>
+        <w:rPr>
+          <w:lang w:val="en-US"/>
+        </w:rPr>
+        <w:t>Vào Viettel Money mua gói 5M7N 10 nghìn 1 tuần có 500 MB, đang sử dụng</w:t>
       </w:r>
     </w:p>
     <w:p>

--- a/experience.docx
+++ b/experience.docx
@@ -2023,6 +2023,98 @@
         <w:rPr>
           <w:lang w:val="en-US"/>
         </w:rPr>
+        <w:t>Biển báo giao thông:</w:t>
+      </w:r>
+    </w:p>
+    <w:p>
+      <w:pPr>
+        <w:pStyle w:val="ListParagraph"/>
+        <w:numPr>
+          <w:ilvl w:val="0"/>
+          <w:numId w:val="9"/>
+        </w:numPr>
+        <w:rPr>
+          <w:lang w:val="en-US"/>
+        </w:rPr>
+      </w:pPr>
+      <w:r>
+        <w:rPr>
+          <w:lang w:val="en-US"/>
+        </w:rPr>
+        <w:t>Tròn Nền Đỏ Gạch Ngang Trắng?</w:t>
+      </w:r>
+    </w:p>
+    <w:p>
+      <w:pPr>
+        <w:pStyle w:val="ListParagraph"/>
+        <w:numPr>
+          <w:ilvl w:val="0"/>
+          <w:numId w:val="8"/>
+        </w:numPr>
+        <w:rPr>
+          <w:lang w:val="en-US"/>
+        </w:rPr>
+      </w:pPr>
+      <w:r>
+        <w:rPr>
+          <w:lang w:val="en-US"/>
+        </w:rPr>
+        <w:t>Cấm đi ngược chiều</w:t>
+      </w:r>
+    </w:p>
+    <w:p>
+      <w:pPr>
+        <w:pStyle w:val="ListParagraph"/>
+        <w:numPr>
+          <w:ilvl w:val="0"/>
+          <w:numId w:val="9"/>
+        </w:numPr>
+        <w:rPr>
+          <w:lang w:val="en-US"/>
+        </w:rPr>
+      </w:pPr>
+      <w:r>
+        <w:rPr>
+          <w:lang w:val="en-US"/>
+        </w:rPr>
+        <w:t>Tròn Nền Xanh Mũi Tên Trắng Chéo Xuống 45 Độ?</w:t>
+      </w:r>
+    </w:p>
+    <w:p>
+      <w:pPr>
+        <w:pStyle w:val="ListParagraph"/>
+        <w:numPr>
+          <w:ilvl w:val="0"/>
+          <w:numId w:val="8"/>
+        </w:numPr>
+        <w:rPr>
+          <w:lang w:val="en-US"/>
+        </w:rPr>
+      </w:pPr>
+      <w:r>
+        <w:rPr>
+          <w:lang w:val="en-US"/>
+        </w:rPr>
+        <w:t>Được phép vòng qua theo hướng mũi tên</w:t>
+      </w:r>
+    </w:p>
+    <w:p>
+      <w:pPr>
+        <w:rPr>
+          <w:lang w:val="en-US"/>
+        </w:rPr>
+      </w:pPr>
+    </w:p>
+    <w:p>
+      <w:pPr>
+        <w:rPr>
+          <w:lang w:val="en-US"/>
+        </w:rPr>
+      </w:pPr>
+      <w:r>
+        <w:rPr>
+          <w:lang w:val="en-US"/>
+        </w:rPr>
         <w:t>Social Awkward:</w:t>
       </w:r>
     </w:p>
@@ -2183,6 +2275,7 @@
         <w:rPr>
           <w:lang w:val="en-US"/>
         </w:rPr>
+        <w:lastRenderedPageBreak/>
         <w:t>Body:</w:t>
       </w:r>
     </w:p>
@@ -2845,6 +2938,95 @@
     </w:lvl>
   </w:abstractNum>
   <w:abstractNum w:abstractNumId="6" w15:restartNumberingAfterBreak="0">
+    <w:nsid w:val="40BC2B2A"/>
+    <w:multiLevelType w:val="hybridMultilevel"/>
+    <w:tmpl w:val="D4A0BC76"/>
+    <w:lvl w:ilvl="0" w:tplc="19321194">
+      <w:start w:val="1"/>
+      <w:numFmt w:val="decimal"/>
+      <w:lvlText w:val="%1."/>
+      <w:lvlJc w:val="left"/>
+      <w:pPr>
+        <w:ind w:left="1080" w:hanging="360"/>
+      </w:pPr>
+      <w:rPr>
+        <w:rFonts w:hint="default"/>
+      </w:rPr>
+    </w:lvl>
+    <w:lvl w:ilvl="1" w:tplc="04090019" w:tentative="1">
+      <w:start w:val="1"/>
+      <w:numFmt w:val="lowerLetter"/>
+      <w:lvlText w:val="%2."/>
+      <w:lvlJc w:val="left"/>
+      <w:pPr>
+        <w:ind w:left="1800" w:hanging="360"/>
+      </w:pPr>
+    </w:lvl>
+    <w:lvl w:ilvl="2" w:tplc="0409001B" w:tentative="1">
+      <w:start w:val="1"/>
+      <w:numFmt w:val="lowerRoman"/>
+      <w:lvlText w:val="%3."/>
+      <w:lvlJc w:val="right"/>
+      <w:pPr>
+        <w:ind w:left="2520" w:hanging="180"/>
+      </w:pPr>
+    </w:lvl>
+    <w:lvl w:ilvl="3" w:tplc="0409000F" w:tentative="1">
+      <w:start w:val="1"/>
+      <w:numFmt w:val="decimal"/>
+      <w:lvlText w:val="%4."/>
+      <w:lvlJc w:val="left"/>
+      <w:pPr>
+        <w:ind w:left="3240" w:hanging="360"/>
+      </w:pPr>
+    </w:lvl>
+    <w:lvl w:ilvl="4" w:tplc="04090019" w:tentative="1">
+      <w:start w:val="1"/>
+      <w:numFmt w:val="lowerLetter"/>
+      <w:lvlText w:val="%5."/>
+      <w:lvlJc w:val="left"/>
+      <w:pPr>
+        <w:ind w:left="3960" w:hanging="360"/>
+      </w:pPr>
+    </w:lvl>
+    <w:lvl w:ilvl="5" w:tplc="0409001B" w:tentative="1">
+      <w:start w:val="1"/>
+      <w:numFmt w:val="lowerRoman"/>
+      <w:lvlText w:val="%6."/>
+      <w:lvlJc w:val="right"/>
+      <w:pPr>
+        <w:ind w:left="4680" w:hanging="180"/>
+      </w:pPr>
+    </w:lvl>
+    <w:lvl w:ilvl="6" w:tplc="0409000F" w:tentative="1">
+      <w:start w:val="1"/>
+      <w:numFmt w:val="decimal"/>
+      <w:lvlText w:val="%7."/>
+      <w:lvlJc w:val="left"/>
+      <w:pPr>
+        <w:ind w:left="5400" w:hanging="360"/>
+      </w:pPr>
+    </w:lvl>
+    <w:lvl w:ilvl="7" w:tplc="04090019" w:tentative="1">
+      <w:start w:val="1"/>
+      <w:numFmt w:val="lowerLetter"/>
+      <w:lvlText w:val="%8."/>
+      <w:lvlJc w:val="left"/>
+      <w:pPr>
+        <w:ind w:left="6120" w:hanging="360"/>
+      </w:pPr>
+    </w:lvl>
+    <w:lvl w:ilvl="8" w:tplc="0409001B" w:tentative="1">
+      <w:start w:val="1"/>
+      <w:numFmt w:val="lowerRoman"/>
+      <w:lvlText w:val="%9."/>
+      <w:lvlJc w:val="right"/>
+      <w:pPr>
+        <w:ind w:left="6840" w:hanging="180"/>
+      </w:pPr>
+    </w:lvl>
+  </w:abstractNum>
+  <w:abstractNum w:abstractNumId="7" w15:restartNumberingAfterBreak="0">
     <w:nsid w:val="5EF527DB"/>
     <w:multiLevelType w:val="hybridMultilevel"/>
     <w:tmpl w:val="8D742794"/>
@@ -2933,7 +3115,7 @@
       </w:pPr>
     </w:lvl>
   </w:abstractNum>
-  <w:abstractNum w:abstractNumId="7" w15:restartNumberingAfterBreak="0">
+  <w:abstractNum w:abstractNumId="8" w15:restartNumberingAfterBreak="0">
     <w:nsid w:val="77623F10"/>
     <w:multiLevelType w:val="hybridMultilevel"/>
     <w:tmpl w:val="BBB6D188"/>
@@ -3062,13 +3244,16 @@
     <w:abstractNumId w:val="0"/>
   </w:num>
   <w:num w:numId="6" w16cid:durableId="706687744">
-    <w:abstractNumId w:val="6"/>
+    <w:abstractNumId w:val="7"/>
   </w:num>
   <w:num w:numId="7" w16cid:durableId="362638504">
     <w:abstractNumId w:val="4"/>
   </w:num>
   <w:num w:numId="8" w16cid:durableId="147602166">
-    <w:abstractNumId w:val="7"/>
+    <w:abstractNumId w:val="8"/>
+  </w:num>
+  <w:num w:numId="9" w16cid:durableId="1644193468">
+    <w:abstractNumId w:val="6"/>
   </w:num>
 </w:numbering>
 </file>

--- a/experience.docx
+++ b/experience.docx
@@ -2041,6 +2041,42 @@
         <w:rPr>
           <w:lang w:val="en-US"/>
         </w:rPr>
+        <w:t>Đường Ưu Tiên Và Đường Không Ưu Tiên?</w:t>
+      </w:r>
+    </w:p>
+    <w:p>
+      <w:pPr>
+        <w:pStyle w:val="ListParagraph"/>
+        <w:numPr>
+          <w:ilvl w:val="0"/>
+          <w:numId w:val="8"/>
+        </w:numPr>
+        <w:rPr>
+          <w:lang w:val="en-US"/>
+        </w:rPr>
+      </w:pPr>
+      <w:r>
+        <w:rPr>
+          <w:lang w:val="en-US"/>
+        </w:rPr>
+        <w:t>Ví dụ đường A giao với đường B tại C, xe D đang đi trên A, xe E đang đi trên B, vô tình 2 xe gặp nhau, thì xe D phải dừng lại cho xe E chạy qua, khi này ta nói B là đường ưu tiên và A là đường không ưu tiên</w:t>
+      </w:r>
+    </w:p>
+    <w:p>
+      <w:pPr>
+        <w:pStyle w:val="ListParagraph"/>
+        <w:numPr>
+          <w:ilvl w:val="0"/>
+          <w:numId w:val="9"/>
+        </w:numPr>
+        <w:rPr>
+          <w:lang w:val="en-US"/>
+        </w:rPr>
+      </w:pPr>
+      <w:r>
+        <w:rPr>
+          <w:lang w:val="en-US"/>
+        </w:rPr>
         <w:t>Tròn Nền Đỏ Gạch Ngang Trắng?</w:t>
       </w:r>
     </w:p>
@@ -2100,6 +2136,84 @@
     </w:p>
     <w:p>
       <w:pPr>
+        <w:pStyle w:val="ListParagraph"/>
+        <w:numPr>
+          <w:ilvl w:val="0"/>
+          <w:numId w:val="9"/>
+        </w:numPr>
+        <w:rPr>
+          <w:lang w:val="en-US"/>
+        </w:rPr>
+      </w:pPr>
+      <w:r>
+        <w:rPr>
+          <w:lang w:val="en-US"/>
+        </w:rPr>
+        <w:t xml:space="preserve">Tam Giác </w:t>
+      </w:r>
+      <w:r>
+        <w:rPr>
+          <w:lang w:val="en-US"/>
+        </w:rPr>
+        <w:t>Viền Đỏ Nền Vàng Hình Mũi Tên Tăng Tốc Hướng Lên Màu Đen Và Gạch Ngang Đen?</w:t>
+      </w:r>
+    </w:p>
+    <w:p>
+      <w:pPr>
+        <w:pStyle w:val="ListParagraph"/>
+        <w:numPr>
+          <w:ilvl w:val="0"/>
+          <w:numId w:val="8"/>
+        </w:numPr>
+        <w:rPr>
+          <w:lang w:val="en-US"/>
+        </w:rPr>
+      </w:pPr>
+      <w:r>
+        <w:rPr>
+          <w:lang w:val="en-US"/>
+        </w:rPr>
+        <w:t>Khi đang đi trên đường ưu tiên mà gặp biển báo này thì sắp có giao nhau với đường không ưu tiên</w:t>
+      </w:r>
+    </w:p>
+    <w:p>
+      <w:pPr>
+        <w:pStyle w:val="ListParagraph"/>
+        <w:numPr>
+          <w:ilvl w:val="0"/>
+          <w:numId w:val="8"/>
+        </w:numPr>
+        <w:rPr>
+          <w:lang w:val="en-US"/>
+        </w:rPr>
+      </w:pPr>
+      <w:r>
+        <w:rPr>
+          <w:lang w:val="en-US"/>
+        </w:rPr>
+        <w:t>Mũi tên tăng tốc biểu tượng cho đường ưu tiên</w:t>
+      </w:r>
+    </w:p>
+    <w:p>
+      <w:pPr>
+        <w:pStyle w:val="ListParagraph"/>
+        <w:numPr>
+          <w:ilvl w:val="0"/>
+          <w:numId w:val="8"/>
+        </w:numPr>
+        <w:rPr>
+          <w:lang w:val="en-US"/>
+        </w:rPr>
+      </w:pPr>
+      <w:r>
+        <w:rPr>
+          <w:lang w:val="en-US"/>
+        </w:rPr>
+        <w:t>Gạch đen biểu tượng cho đường không ưu tiên</w:t>
+      </w:r>
+    </w:p>
+    <w:p>
+      <w:pPr>
         <w:rPr>
           <w:lang w:val="en-US"/>
         </w:rPr>
@@ -2169,6 +2283,7 @@
         <w:rPr>
           <w:lang w:val="en-US"/>
         </w:rPr>
+        <w:lastRenderedPageBreak/>
         <w:t xml:space="preserve">Cách Làm Quen </w:t>
       </w:r>
       <w:r>
@@ -2275,7 +2390,6 @@
         <w:rPr>
           <w:lang w:val="en-US"/>
         </w:rPr>
-        <w:lastRenderedPageBreak/>
         <w:t>Body:</w:t>
       </w:r>
     </w:p>

--- a/experience.docx
+++ b/experience.docx
@@ -807,31 +807,43 @@
         <w:rPr>
           <w:lang w:val="en-US"/>
         </w:rPr>
-        <w:t>Đi ra chỗ đỗ xe máy của D2, đi vào 1 lát rồi quẹo trái có chỗ bán tạp hóa</w:t>
-      </w:r>
-    </w:p>
-    <w:p>
-      <w:pPr>
-        <w:pStyle w:val="ListParagraph"/>
-        <w:numPr>
-          <w:ilvl w:val="0"/>
-          <w:numId w:val="8"/>
-        </w:numPr>
-        <w:rPr>
-          <w:lang w:val="en-US"/>
-        </w:rPr>
-      </w:pPr>
-      <w:r>
-        <w:rPr>
-          <w:lang w:val="en-US"/>
-        </w:rPr>
-        <w:t>Bán bát, thìa</w:t>
-      </w:r>
-      <w:r>
-        <w:rPr>
-          <w:lang w:val="en-US"/>
-        </w:rPr>
-        <w:t>, bút, giấy, …</w:t>
+        <w:t xml:space="preserve">Đi </w:t>
+      </w:r>
+      <w:r>
+        <w:rPr>
+          <w:lang w:val="en-US"/>
+        </w:rPr>
+        <w:t>vào</w:t>
+      </w:r>
+      <w:r>
+        <w:rPr>
+          <w:lang w:val="en-US"/>
+        </w:rPr>
+        <w:t xml:space="preserve"> </w:t>
+      </w:r>
+      <w:r>
+        <w:rPr>
+          <w:lang w:val="en-US"/>
+        </w:rPr>
+        <w:t>cổng chính tòa D2, nhìn sang phải</w:t>
+      </w:r>
+    </w:p>
+    <w:p>
+      <w:pPr>
+        <w:pStyle w:val="ListParagraph"/>
+        <w:numPr>
+          <w:ilvl w:val="0"/>
+          <w:numId w:val="8"/>
+        </w:numPr>
+        <w:rPr>
+          <w:lang w:val="en-US"/>
+        </w:rPr>
+      </w:pPr>
+      <w:r>
+        <w:rPr>
+          <w:lang w:val="en-US"/>
+        </w:rPr>
+        <w:t>Mua bút, chuốt, tẩy, giấy, bát, thìa, đĩa</w:t>
       </w:r>
     </w:p>
     <w:p>
@@ -2008,6 +2020,84 @@
     </w:p>
     <w:p>
       <w:pPr>
+        <w:pStyle w:val="ListParagraph"/>
+        <w:numPr>
+          <w:ilvl w:val="0"/>
+          <w:numId w:val="7"/>
+        </w:numPr>
+        <w:rPr>
+          <w:lang w:val="en-US"/>
+        </w:rPr>
+      </w:pPr>
+      <w:r>
+        <w:rPr>
+          <w:lang w:val="en-US"/>
+        </w:rPr>
+        <w:t>Photo?</w:t>
+      </w:r>
+    </w:p>
+    <w:p>
+      <w:pPr>
+        <w:pStyle w:val="ListParagraph"/>
+        <w:numPr>
+          <w:ilvl w:val="0"/>
+          <w:numId w:val="8"/>
+        </w:numPr>
+        <w:rPr>
+          <w:lang w:val="en-US"/>
+        </w:rPr>
+      </w:pPr>
+      <w:r>
+        <w:rPr>
+          <w:lang w:val="en-US"/>
+        </w:rPr>
+        <w:t>Đi vào cổng trước kí túc xá, nhìn ngay sang trái là thấy</w:t>
+      </w:r>
+    </w:p>
+    <w:p>
+      <w:pPr>
+        <w:pStyle w:val="ListParagraph"/>
+        <w:numPr>
+          <w:ilvl w:val="0"/>
+          <w:numId w:val="8"/>
+        </w:numPr>
+        <w:rPr>
+          <w:lang w:val="en-US"/>
+        </w:rPr>
+      </w:pPr>
+      <w:r>
+        <w:rPr>
+          <w:lang w:val="en-US"/>
+        </w:rPr>
+        <w:t>Quét QR trên cửa để nhắn tin Zalo cho chủ tiệm</w:t>
+      </w:r>
+    </w:p>
+    <w:p>
+      <w:pPr>
+        <w:pStyle w:val="ListParagraph"/>
+        <w:numPr>
+          <w:ilvl w:val="0"/>
+          <w:numId w:val="8"/>
+        </w:numPr>
+        <w:rPr>
+          <w:lang w:val="en-US"/>
+        </w:rPr>
+      </w:pPr>
+      <w:r>
+        <w:rPr>
+          <w:lang w:val="en-US"/>
+        </w:rPr>
+        <w:t>“Em vừa gửi mấy cái File đấy, in ra dùm em”</w:t>
+      </w:r>
+      <w:r>
+        <w:rPr>
+          <w:lang w:val="en-US"/>
+        </w:rPr>
+        <w:t xml:space="preserve"> + trả 1 nghìn cho 2 tờ, nó dơ mấy ngón tay thì trả bấy nhiêu nghìn</w:t>
+      </w:r>
+    </w:p>
+    <w:p>
+      <w:pPr>
         <w:rPr>
           <w:lang w:val="en-US"/>
         </w:rPr>
@@ -2229,6 +2319,7 @@
         <w:rPr>
           <w:lang w:val="en-US"/>
         </w:rPr>
+        <w:lastRenderedPageBreak/>
         <w:t>Social Awkward:</w:t>
       </w:r>
     </w:p>
@@ -2283,7 +2374,6 @@
         <w:rPr>
           <w:lang w:val="en-US"/>
         </w:rPr>
-        <w:lastRenderedPageBreak/>
         <w:t xml:space="preserve">Cách Làm Quen </w:t>
       </w:r>
       <w:r>

--- a/experience.docx
+++ b/experience.docx
@@ -2113,7 +2113,13 @@
         <w:rPr>
           <w:lang w:val="en-US"/>
         </w:rPr>
-        <w:t>Biển báo giao thông:</w:t>
+        <w:t xml:space="preserve">Biển </w:t>
+      </w:r>
+      <w:r>
+        <w:rPr>
+          <w:lang w:val="en-US"/>
+        </w:rPr>
+        <w:t>Báo Giao Thông:</w:t>
       </w:r>
     </w:p>
     <w:p>
@@ -2239,6 +2245,42 @@
         <w:rPr>
           <w:lang w:val="en-US"/>
         </w:rPr>
+        <w:t>Tròn Viền Đỏ Nền Trắng Có Số Màu Đen Ở Giữa?</w:t>
+      </w:r>
+    </w:p>
+    <w:p>
+      <w:pPr>
+        <w:pStyle w:val="ListParagraph"/>
+        <w:numPr>
+          <w:ilvl w:val="0"/>
+          <w:numId w:val="8"/>
+        </w:numPr>
+        <w:rPr>
+          <w:lang w:val="en-US"/>
+        </w:rPr>
+      </w:pPr>
+      <w:r>
+        <w:rPr>
+          <w:lang w:val="en-US"/>
+        </w:rPr>
+        <w:t>Tốc độ tối đa cho phép</w:t>
+      </w:r>
+    </w:p>
+    <w:p>
+      <w:pPr>
+        <w:pStyle w:val="ListParagraph"/>
+        <w:numPr>
+          <w:ilvl w:val="0"/>
+          <w:numId w:val="9"/>
+        </w:numPr>
+        <w:rPr>
+          <w:lang w:val="en-US"/>
+        </w:rPr>
+      </w:pPr>
+      <w:r>
+        <w:rPr>
+          <w:lang w:val="en-US"/>
+        </w:rPr>
         <w:t xml:space="preserve">Tam Giác </w:t>
       </w:r>
       <w:r>
@@ -2319,7 +2361,6 @@
         <w:rPr>
           <w:lang w:val="en-US"/>
         </w:rPr>
-        <w:lastRenderedPageBreak/>
         <w:t>Social Awkward:</w:t>
       </w:r>
     </w:p>

--- a/experience.docx
+++ b/experience.docx
@@ -119,6 +119,12 @@
       <w:r>
         <w:t>Khi quét thẻ nếu đéo mở thì quét ở cảm biến khác</w:t>
       </w:r>
+      <w:r>
+        <w:rPr>
+          <w:lang w:val="en-US"/>
+        </w:rPr>
+        <w:t xml:space="preserve"> + kiểm tra áo mưa có che biển số hay không</w:t>
+      </w:r>
     </w:p>
     <w:p>
       <w:pPr>
@@ -1138,6 +1144,42 @@
         <w:rPr>
           <w:lang w:val="en-US"/>
         </w:rPr>
+        <w:t>Rút Tiền?</w:t>
+      </w:r>
+    </w:p>
+    <w:p>
+      <w:pPr>
+        <w:pStyle w:val="ListParagraph"/>
+        <w:numPr>
+          <w:ilvl w:val="0"/>
+          <w:numId w:val="8"/>
+        </w:numPr>
+        <w:rPr>
+          <w:lang w:val="en-US"/>
+        </w:rPr>
+      </w:pPr>
+      <w:r>
+        <w:rPr>
+          <w:lang w:val="en-US"/>
+        </w:rPr>
+        <w:t>Rút vào buổi sáng</w:t>
+      </w:r>
+    </w:p>
+    <w:p>
+      <w:pPr>
+        <w:pStyle w:val="ListParagraph"/>
+        <w:numPr>
+          <w:ilvl w:val="0"/>
+          <w:numId w:val="7"/>
+        </w:numPr>
+        <w:rPr>
+          <w:lang w:val="en-US"/>
+        </w:rPr>
+      </w:pPr>
+      <w:r>
+        <w:rPr>
+          <w:lang w:val="en-US"/>
+        </w:rPr>
         <w:t>Bồn Cầu?</w:t>
       </w:r>
     </w:p>
@@ -1630,14 +1672,8 @@
         <w:rPr>
           <w:lang w:val="en-US"/>
         </w:rPr>
-        <w:t xml:space="preserve">Vào ứng dụng My Wifi trên điện thoại + vào Tab “Trang chủ” + cuộn xuống + tại mục “Thẻ tháng WEB” + Click “Thêm giỏ hàng” + Click biểu tượng “Giỏ hàng” </w:t>
-      </w:r>
-      <w:r>
-        <w:rPr>
-          <w:lang w:val="en-US"/>
-        </w:rPr>
         <w:lastRenderedPageBreak/>
-        <w:t>góc phải trên + Click “Thanh toán” + điền thông tin roofif thanh toán + chờ tin nhắn gửi mã đăng nhập về</w:t>
+        <w:t>Vào ứng dụng My Wifi trên điện thoại + vào Tab “Trang chủ” + cuộn xuống + tại mục “Thẻ tháng WEB” + Click “Thêm giỏ hàng” + Click biểu tượng “Giỏ hàng” góc phải trên + Click “Thanh toán” + điền thông tin roofif thanh toán + chờ tin nhắn gửi mã đăng nhập về</w:t>
       </w:r>
     </w:p>
     <w:p>
@@ -2323,6 +2359,7 @@
         <w:rPr>
           <w:lang w:val="en-US"/>
         </w:rPr>
+        <w:lastRenderedPageBreak/>
         <w:t>Mũi tên tăng tốc biểu tượng cho đường ưu tiên</w:t>
       </w:r>
     </w:p>
@@ -2578,6 +2615,42 @@
           <w:lang w:val="en-US"/>
         </w:rPr>
         <w:t>Shop:</w:t>
+      </w:r>
+    </w:p>
+    <w:p>
+      <w:pPr>
+        <w:pStyle w:val="ListParagraph"/>
+        <w:numPr>
+          <w:ilvl w:val="0"/>
+          <w:numId w:val="10"/>
+        </w:numPr>
+        <w:rPr>
+          <w:lang w:val="en-US"/>
+        </w:rPr>
+      </w:pPr>
+      <w:r>
+        <w:rPr>
+          <w:lang w:val="en-US"/>
+        </w:rPr>
+        <w:t>Máy Bán Nước Tự Động?</w:t>
+      </w:r>
+    </w:p>
+    <w:p>
+      <w:pPr>
+        <w:pStyle w:val="ListParagraph"/>
+        <w:numPr>
+          <w:ilvl w:val="0"/>
+          <w:numId w:val="2"/>
+        </w:numPr>
+        <w:rPr>
+          <w:lang w:val="en-US"/>
+        </w:rPr>
+      </w:pPr>
+      <w:r>
+        <w:rPr>
+          <w:lang w:val="en-US"/>
+        </w:rPr>
+        <w:t>Nhét tờ tiền 10 nghìn thẳng vào khe + lướt màn hình + Tap đồ uống mong muốn + chờ nó rớt chai xuống + đẩy cái của ở dưới về phía trước + lấy chai</w:t>
       </w:r>
     </w:p>
     <w:p>
@@ -3361,6 +3434,95 @@
     </w:lvl>
   </w:abstractNum>
   <w:abstractNum w:abstractNumId="8" w15:restartNumberingAfterBreak="0">
+    <w:nsid w:val="69ED7BE5"/>
+    <w:multiLevelType w:val="hybridMultilevel"/>
+    <w:tmpl w:val="3F2AA8A4"/>
+    <w:lvl w:ilvl="0" w:tplc="C3BCBCC4">
+      <w:start w:val="1"/>
+      <w:numFmt w:val="decimal"/>
+      <w:lvlText w:val="%1."/>
+      <w:lvlJc w:val="left"/>
+      <w:pPr>
+        <w:ind w:left="1080" w:hanging="360"/>
+      </w:pPr>
+      <w:rPr>
+        <w:rFonts w:hint="default"/>
+      </w:rPr>
+    </w:lvl>
+    <w:lvl w:ilvl="1" w:tplc="04090019" w:tentative="1">
+      <w:start w:val="1"/>
+      <w:numFmt w:val="lowerLetter"/>
+      <w:lvlText w:val="%2."/>
+      <w:lvlJc w:val="left"/>
+      <w:pPr>
+        <w:ind w:left="1800" w:hanging="360"/>
+      </w:pPr>
+    </w:lvl>
+    <w:lvl w:ilvl="2" w:tplc="0409001B" w:tentative="1">
+      <w:start w:val="1"/>
+      <w:numFmt w:val="lowerRoman"/>
+      <w:lvlText w:val="%3."/>
+      <w:lvlJc w:val="right"/>
+      <w:pPr>
+        <w:ind w:left="2520" w:hanging="180"/>
+      </w:pPr>
+    </w:lvl>
+    <w:lvl w:ilvl="3" w:tplc="0409000F" w:tentative="1">
+      <w:start w:val="1"/>
+      <w:numFmt w:val="decimal"/>
+      <w:lvlText w:val="%4."/>
+      <w:lvlJc w:val="left"/>
+      <w:pPr>
+        <w:ind w:left="3240" w:hanging="360"/>
+      </w:pPr>
+    </w:lvl>
+    <w:lvl w:ilvl="4" w:tplc="04090019" w:tentative="1">
+      <w:start w:val="1"/>
+      <w:numFmt w:val="lowerLetter"/>
+      <w:lvlText w:val="%5."/>
+      <w:lvlJc w:val="left"/>
+      <w:pPr>
+        <w:ind w:left="3960" w:hanging="360"/>
+      </w:pPr>
+    </w:lvl>
+    <w:lvl w:ilvl="5" w:tplc="0409001B" w:tentative="1">
+      <w:start w:val="1"/>
+      <w:numFmt w:val="lowerRoman"/>
+      <w:lvlText w:val="%6."/>
+      <w:lvlJc w:val="right"/>
+      <w:pPr>
+        <w:ind w:left="4680" w:hanging="180"/>
+      </w:pPr>
+    </w:lvl>
+    <w:lvl w:ilvl="6" w:tplc="0409000F" w:tentative="1">
+      <w:start w:val="1"/>
+      <w:numFmt w:val="decimal"/>
+      <w:lvlText w:val="%7."/>
+      <w:lvlJc w:val="left"/>
+      <w:pPr>
+        <w:ind w:left="5400" w:hanging="360"/>
+      </w:pPr>
+    </w:lvl>
+    <w:lvl w:ilvl="7" w:tplc="04090019" w:tentative="1">
+      <w:start w:val="1"/>
+      <w:numFmt w:val="lowerLetter"/>
+      <w:lvlText w:val="%8."/>
+      <w:lvlJc w:val="left"/>
+      <w:pPr>
+        <w:ind w:left="6120" w:hanging="360"/>
+      </w:pPr>
+    </w:lvl>
+    <w:lvl w:ilvl="8" w:tplc="0409001B" w:tentative="1">
+      <w:start w:val="1"/>
+      <w:numFmt w:val="lowerRoman"/>
+      <w:lvlText w:val="%9."/>
+      <w:lvlJc w:val="right"/>
+      <w:pPr>
+        <w:ind w:left="6840" w:hanging="180"/>
+      </w:pPr>
+    </w:lvl>
+  </w:abstractNum>
+  <w:abstractNum w:abstractNumId="9" w15:restartNumberingAfterBreak="0">
     <w:nsid w:val="77623F10"/>
     <w:multiLevelType w:val="hybridMultilevel"/>
     <w:tmpl w:val="BBB6D188"/>
@@ -3495,10 +3657,13 @@
     <w:abstractNumId w:val="4"/>
   </w:num>
   <w:num w:numId="8" w16cid:durableId="147602166">
-    <w:abstractNumId w:val="8"/>
+    <w:abstractNumId w:val="9"/>
   </w:num>
   <w:num w:numId="9" w16cid:durableId="1644193468">
     <w:abstractNumId w:val="6"/>
+  </w:num>
+  <w:num w:numId="10" w16cid:durableId="1479493478">
+    <w:abstractNumId w:val="8"/>
   </w:num>
 </w:numbering>
 </file>

--- a/experience.docx
+++ b/experience.docx
@@ -1115,6 +1115,12 @@
       </w:pPr>
       <w:r>
         <w:t>Tòa D4</w:t>
+      </w:r>
+      <w:r>
+        <w:rPr>
+          <w:lang w:val="en-US"/>
+        </w:rPr>
+        <w:t>, 8 giờ mới mở cửa</w:t>
       </w:r>
     </w:p>
     <w:p>

--- a/experience.docx
+++ b/experience.docx
@@ -759,6 +759,24 @@
         <w:rPr>
           <w:lang w:val="en-US"/>
         </w:rPr>
+        <w:t>Muốn ăn mì ly, mà bên trong khô đéo có nước, xuống căn tin lấy 1 lọ + trả 10 nghìn</w:t>
+      </w:r>
+    </w:p>
+    <w:p>
+      <w:pPr>
+        <w:pStyle w:val="ListParagraph"/>
+        <w:numPr>
+          <w:ilvl w:val="0"/>
+          <w:numId w:val="8"/>
+        </w:numPr>
+        <w:rPr>
+          <w:lang w:val="en-US"/>
+        </w:rPr>
+      </w:pPr>
+      <w:r>
+        <w:rPr>
+          <w:lang w:val="en-US"/>
+        </w:rPr>
         <w:t>Đi ăn không bao giờ đi dưới tán cây vì có sâu</w:t>
       </w:r>
     </w:p>
@@ -813,6 +831,24 @@
         <w:rPr>
           <w:lang w:val="en-US"/>
         </w:rPr>
+        <w:t>8 giờ mới mở cửa</w:t>
+      </w:r>
+    </w:p>
+    <w:p>
+      <w:pPr>
+        <w:pStyle w:val="ListParagraph"/>
+        <w:numPr>
+          <w:ilvl w:val="0"/>
+          <w:numId w:val="8"/>
+        </w:numPr>
+        <w:rPr>
+          <w:lang w:val="en-US"/>
+        </w:rPr>
+      </w:pPr>
+      <w:r>
+        <w:rPr>
+          <w:lang w:val="en-US"/>
+        </w:rPr>
         <w:t xml:space="preserve">Đi </w:t>
       </w:r>
       <w:r>
@@ -849,6 +885,7 @@
         <w:rPr>
           <w:lang w:val="en-US"/>
         </w:rPr>
+        <w:lastRenderedPageBreak/>
         <w:t>Mua bút, chuốt, tẩy, giấy, bát, thìa, đĩa</w:t>
       </w:r>
     </w:p>
@@ -903,122 +940,752 @@
         <w:rPr>
           <w:lang w:val="en-US"/>
         </w:rPr>
+        <w:t>Không bao giờ thanh toán trên Shopee Pay có gì không nhận được hàng không mất tiền</w:t>
+      </w:r>
+    </w:p>
+    <w:p>
+      <w:pPr>
+        <w:pStyle w:val="ListParagraph"/>
+        <w:numPr>
+          <w:ilvl w:val="0"/>
+          <w:numId w:val="8"/>
+        </w:numPr>
+        <w:rPr>
+          <w:lang w:val="en-US"/>
+        </w:rPr>
+      </w:pPr>
+      <w:r>
+        <w:rPr>
+          <w:lang w:val="en-US"/>
+        </w:rPr>
+        <w:t>Cổng sau</w:t>
+      </w:r>
+      <w:r>
+        <w:rPr>
+          <w:lang w:val="en-US"/>
+        </w:rPr>
+        <w:t xml:space="preserve"> rẽ phải</w:t>
+      </w:r>
+    </w:p>
+    <w:p>
+      <w:pPr>
+        <w:pStyle w:val="ListParagraph"/>
+        <w:numPr>
+          <w:ilvl w:val="0"/>
+          <w:numId w:val="8"/>
+        </w:numPr>
+        <w:rPr>
+          <w:lang w:val="en-US"/>
+        </w:rPr>
+      </w:pPr>
+      <w:r>
+        <w:rPr>
+          <w:lang w:val="en-US"/>
+        </w:rPr>
+        <w:t xml:space="preserve">“Anh ơi, của em là </w:t>
+      </w:r>
+      <w:r>
+        <w:rPr>
+          <w:lang w:val="en-US"/>
+        </w:rPr>
+        <w:t>963, số Shipper là 190</w:t>
+      </w:r>
+      <w:r>
+        <w:rPr>
+          <w:lang w:val="en-US"/>
+        </w:rPr>
+        <w:t>”</w:t>
+      </w:r>
+    </w:p>
+    <w:p>
+      <w:pPr>
+        <w:pStyle w:val="ListParagraph"/>
+        <w:numPr>
+          <w:ilvl w:val="0"/>
+          <w:numId w:val="8"/>
+        </w:numPr>
+        <w:rPr>
+          <w:lang w:val="en-US"/>
+        </w:rPr>
+      </w:pPr>
+      <w:r>
+        <w:rPr>
+          <w:lang w:val="en-US"/>
+        </w:rPr>
+        <w:t>Cổng trước</w:t>
+      </w:r>
+      <w:r>
+        <w:rPr>
+          <w:lang w:val="en-US"/>
+        </w:rPr>
+        <w:t xml:space="preserve"> đối diện bên đường cây ATM sang phải 1 chút</w:t>
+      </w:r>
+    </w:p>
+    <w:p>
+      <w:pPr>
+        <w:pStyle w:val="ListParagraph"/>
+        <w:numPr>
+          <w:ilvl w:val="0"/>
+          <w:numId w:val="8"/>
+        </w:numPr>
+        <w:rPr>
+          <w:lang w:val="en-US"/>
+        </w:rPr>
+      </w:pPr>
+      <w:r>
+        <w:rPr>
+          <w:lang w:val="en-US"/>
+        </w:rPr>
+        <w:t>“Anh ơi, của em là 2963, số Shipper 318”</w:t>
+      </w:r>
+    </w:p>
+    <w:p>
+      <w:pPr>
+        <w:pStyle w:val="ListParagraph"/>
+        <w:numPr>
+          <w:ilvl w:val="0"/>
+          <w:numId w:val="8"/>
+        </w:numPr>
+        <w:rPr>
+          <w:lang w:val="en-US"/>
+        </w:rPr>
+      </w:pPr>
+      <w:r>
+        <w:rPr>
+          <w:lang w:val="en-US"/>
+        </w:rPr>
+        <w:t>Đi từ nhà xe về phòng thì đi thẳng ra cổng, rẽ phải, đi lối tắt cho đỡ nắng</w:t>
+      </w:r>
+    </w:p>
+    <w:p>
+      <w:pPr>
+        <w:pStyle w:val="ListParagraph"/>
+        <w:numPr>
+          <w:ilvl w:val="0"/>
+          <w:numId w:val="7"/>
+        </w:numPr>
+        <w:rPr>
+          <w:lang w:val="en-US"/>
+        </w:rPr>
+      </w:pPr>
+      <w:r>
+        <w:rPr>
+          <w:lang w:val="en-US"/>
+        </w:rPr>
+        <w:t>Trang Phục?</w:t>
+      </w:r>
+    </w:p>
+    <w:p>
+      <w:pPr>
+        <w:pStyle w:val="ListParagraph"/>
+        <w:numPr>
+          <w:ilvl w:val="0"/>
+          <w:numId w:val="8"/>
+        </w:numPr>
+        <w:rPr>
+          <w:lang w:val="en-US"/>
+        </w:rPr>
+      </w:pPr>
+      <w:r>
+        <w:rPr>
+          <w:lang w:val="en-US"/>
+        </w:rPr>
+        <w:t>Đi giày phải đeo dớ</w:t>
+      </w:r>
+    </w:p>
+    <w:p>
+      <w:pPr>
+        <w:pStyle w:val="ListParagraph"/>
+        <w:numPr>
+          <w:ilvl w:val="0"/>
+          <w:numId w:val="7"/>
+        </w:numPr>
+        <w:rPr>
+          <w:lang w:val="en-US"/>
+        </w:rPr>
+      </w:pPr>
+      <w:r>
+        <w:rPr>
+          <w:lang w:val="en-US"/>
+        </w:rPr>
+        <w:t>Mang Nhiều Đồ?</w:t>
+      </w:r>
+    </w:p>
+    <w:p>
+      <w:pPr>
+        <w:pStyle w:val="ListParagraph"/>
+        <w:numPr>
+          <w:ilvl w:val="0"/>
+          <w:numId w:val="8"/>
+        </w:numPr>
+        <w:rPr>
+          <w:lang w:val="en-US"/>
+        </w:rPr>
+      </w:pPr>
+      <w:r>
+        <w:rPr>
+          <w:lang w:val="en-US"/>
+        </w:rPr>
+        <w:t>Kẹp vào áo mưa, đựng trong mũ bảo hiểm</w:t>
+      </w:r>
+    </w:p>
+    <w:p>
+      <w:pPr>
+        <w:pStyle w:val="ListParagraph"/>
+        <w:numPr>
+          <w:ilvl w:val="0"/>
+          <w:numId w:val="7"/>
+        </w:numPr>
+      </w:pPr>
+      <w:r>
+        <w:t>Bưu Điện?</w:t>
+      </w:r>
+    </w:p>
+    <w:p>
+      <w:pPr>
+        <w:pStyle w:val="ListParagraph"/>
+        <w:numPr>
+          <w:ilvl w:val="0"/>
+          <w:numId w:val="8"/>
+        </w:numPr>
+      </w:pPr>
+      <w:r>
+        <w:t>Tòa D4</w:t>
+      </w:r>
+      <w:r>
+        <w:rPr>
+          <w:lang w:val="en-US"/>
+        </w:rPr>
+        <w:t>, 8 giờ mới mở cửa</w:t>
+      </w:r>
+    </w:p>
+    <w:p>
+      <w:pPr>
+        <w:pStyle w:val="ListParagraph"/>
+        <w:numPr>
+          <w:ilvl w:val="0"/>
+          <w:numId w:val="8"/>
+        </w:numPr>
+      </w:pPr>
+      <w:r>
+        <w:t>Vô trong lấy 1 phong bì bên trái + nhét giấy vô + đóng lại + viết thông tin vào mặt sau, không cần Postal Code + đưa cho chị + đóng 20 nghìn</w:t>
+      </w:r>
+    </w:p>
+    <w:p>
+      <w:pPr>
+        <w:pStyle w:val="ListParagraph"/>
+        <w:numPr>
+          <w:ilvl w:val="0"/>
+          <w:numId w:val="7"/>
+        </w:numPr>
+        <w:rPr>
+          <w:lang w:val="en-US"/>
+        </w:rPr>
+      </w:pPr>
+      <w:r>
+        <w:rPr>
+          <w:lang w:val="en-US"/>
+        </w:rPr>
+        <w:t>Rút Tiền?</w:t>
+      </w:r>
+    </w:p>
+    <w:p>
+      <w:pPr>
+        <w:pStyle w:val="ListParagraph"/>
+        <w:numPr>
+          <w:ilvl w:val="0"/>
+          <w:numId w:val="8"/>
+        </w:numPr>
+        <w:rPr>
+          <w:lang w:val="en-US"/>
+        </w:rPr>
+      </w:pPr>
+      <w:r>
+        <w:rPr>
+          <w:lang w:val="en-US"/>
+        </w:rPr>
+        <w:t>Rút vào buổi sáng</w:t>
+      </w:r>
+    </w:p>
+    <w:p>
+      <w:pPr>
+        <w:pStyle w:val="ListParagraph"/>
+        <w:numPr>
+          <w:ilvl w:val="0"/>
+          <w:numId w:val="7"/>
+        </w:numPr>
+        <w:rPr>
+          <w:lang w:val="en-US"/>
+        </w:rPr>
+      </w:pPr>
+      <w:r>
+        <w:rPr>
+          <w:lang w:val="en-US"/>
+        </w:rPr>
+        <w:t>Bồn Cầu?</w:t>
+      </w:r>
+    </w:p>
+    <w:p>
+      <w:pPr>
+        <w:pStyle w:val="ListParagraph"/>
+        <w:numPr>
+          <w:ilvl w:val="0"/>
+          <w:numId w:val="8"/>
+        </w:numPr>
+        <w:rPr>
+          <w:lang w:val="en-US"/>
+        </w:rPr>
+      </w:pPr>
+      <w:r>
+        <w:rPr>
+          <w:lang w:val="en-US"/>
+        </w:rPr>
+        <w:t>Nếu thấ</w:t>
+      </w:r>
+      <w:r>
+        <w:rPr>
+          <w:lang w:val="en-US"/>
+        </w:rPr>
+        <w:t>y nó xả nước liên tục thì bấm xả nước lần nữa</w:t>
+      </w:r>
+      <w:r>
+        <w:rPr>
+          <w:lang w:val="en-US"/>
+        </w:rPr>
+        <w:t>, không lấy tay chỉnh nắp vì nó là nắp chân không</w:t>
+      </w:r>
+    </w:p>
+    <w:p>
+      <w:pPr>
+        <w:pStyle w:val="ListParagraph"/>
+        <w:numPr>
+          <w:ilvl w:val="0"/>
+          <w:numId w:val="8"/>
+        </w:numPr>
+        <w:rPr>
+          <w:lang w:val="en-US"/>
+        </w:rPr>
+      </w:pPr>
+      <w:r>
+        <w:rPr>
+          <w:lang w:val="en-US"/>
+        </w:rPr>
+        <w:t>Nếu không muốn tốn nước bồn cầu thì xuống nhà vệ sinh tầng trệt đái</w:t>
+      </w:r>
+    </w:p>
+    <w:p>
+      <w:pPr>
+        <w:pStyle w:val="ListParagraph"/>
+        <w:numPr>
+          <w:ilvl w:val="0"/>
+          <w:numId w:val="8"/>
+        </w:numPr>
+        <w:rPr>
+          <w:lang w:val="en-US"/>
+        </w:rPr>
+      </w:pPr>
+      <w:r>
+        <w:rPr>
+          <w:lang w:val="en-US"/>
+        </w:rPr>
+        <w:t>Né bà lao công nhà vệ sinh</w:t>
+      </w:r>
+    </w:p>
+    <w:p>
+      <w:pPr>
+        <w:pStyle w:val="ListParagraph"/>
+        <w:numPr>
+          <w:ilvl w:val="0"/>
+          <w:numId w:val="7"/>
+        </w:numPr>
+        <w:rPr>
+          <w:lang w:val="en-US"/>
+        </w:rPr>
+      </w:pPr>
+      <w:r>
+        <w:rPr>
+          <w:lang w:val="en-US"/>
+        </w:rPr>
+        <w:t xml:space="preserve">Những </w:t>
+      </w:r>
+      <w:r>
+        <w:rPr>
+          <w:lang w:val="en-US"/>
+        </w:rPr>
+        <w:t>Thứ Bắt Buộc Mang Bên Mình?</w:t>
+      </w:r>
+    </w:p>
+    <w:p>
+      <w:pPr>
+        <w:pStyle w:val="ListParagraph"/>
+        <w:numPr>
+          <w:ilvl w:val="0"/>
+          <w:numId w:val="8"/>
+        </w:numPr>
+        <w:rPr>
+          <w:lang w:val="en-US"/>
+        </w:rPr>
+      </w:pPr>
+      <w:r>
+        <w:rPr>
+          <w:lang w:val="en-US"/>
+        </w:rPr>
+        <w:t>Dù, nước, tràng phục linh</w:t>
+      </w:r>
+    </w:p>
+    <w:p>
+      <w:pPr>
+        <w:pStyle w:val="ListParagraph"/>
+        <w:numPr>
+          <w:ilvl w:val="0"/>
+          <w:numId w:val="7"/>
+        </w:numPr>
+        <w:rPr>
+          <w:lang w:val="en-US"/>
+        </w:rPr>
+      </w:pPr>
+      <w:r>
+        <w:rPr>
+          <w:lang w:val="en-US"/>
+        </w:rPr>
+        <w:t>Mua Thuốc?</w:t>
+      </w:r>
+    </w:p>
+    <w:p>
+      <w:pPr>
+        <w:pStyle w:val="ListParagraph"/>
+        <w:numPr>
+          <w:ilvl w:val="0"/>
+          <w:numId w:val="8"/>
+        </w:numPr>
+        <w:rPr>
+          <w:lang w:val="en-US"/>
+        </w:rPr>
+      </w:pPr>
+      <w:r>
+        <w:rPr>
+          <w:lang w:val="en-US"/>
+        </w:rPr>
+        <w:t>Đi thẳng ra cổng chính + quẹo trái đi thẳng cho tới khi gặp vật cản + quẹo trái đi thẳng 1 lát có tiệm thuốc tây</w:t>
+      </w:r>
+    </w:p>
+    <w:p>
+      <w:pPr>
+        <w:pStyle w:val="ListParagraph"/>
+        <w:numPr>
+          <w:ilvl w:val="0"/>
+          <w:numId w:val="8"/>
+        </w:numPr>
+        <w:rPr>
+          <w:lang w:val="en-US"/>
+        </w:rPr>
+      </w:pPr>
+      <w:r>
+        <w:rPr>
+          <w:lang w:val="en-US"/>
+        </w:rPr>
+        <w:t>“Bán cho em mấy cái men tiêu hóa”</w:t>
+      </w:r>
+    </w:p>
+    <w:p>
+      <w:pPr>
+        <w:pStyle w:val="ListParagraph"/>
+        <w:numPr>
+          <w:ilvl w:val="0"/>
+          <w:numId w:val="7"/>
+        </w:numPr>
+        <w:rPr>
+          <w:lang w:val="en-US"/>
+        </w:rPr>
+      </w:pPr>
+      <w:r>
+        <w:rPr>
+          <w:lang w:val="en-US"/>
+        </w:rPr>
+        <w:t>Ngủ?</w:t>
+      </w:r>
+    </w:p>
+    <w:p>
+      <w:pPr>
+        <w:pStyle w:val="ListParagraph"/>
+        <w:numPr>
+          <w:ilvl w:val="0"/>
+          <w:numId w:val="8"/>
+        </w:numPr>
+        <w:rPr>
+          <w:lang w:val="en-US"/>
+        </w:rPr>
+      </w:pPr>
+      <w:r>
+        <w:rPr>
+          <w:lang w:val="en-US"/>
+        </w:rPr>
+        <w:t>Đặt chăn làm nệm, đặt gối tựa vai cho đỡ nhức</w:t>
+      </w:r>
+    </w:p>
+    <w:p>
+      <w:pPr>
+        <w:pStyle w:val="ListParagraph"/>
+        <w:numPr>
+          <w:ilvl w:val="0"/>
+          <w:numId w:val="7"/>
+        </w:numPr>
+        <w:rPr>
+          <w:lang w:val="en-US"/>
+        </w:rPr>
+      </w:pPr>
+      <w:r>
+        <w:rPr>
+          <w:lang w:val="en-US"/>
+        </w:rPr>
+        <w:t>Nước Nóng?</w:t>
+      </w:r>
+    </w:p>
+    <w:p>
+      <w:pPr>
+        <w:pStyle w:val="ListParagraph"/>
+        <w:numPr>
+          <w:ilvl w:val="0"/>
+          <w:numId w:val="8"/>
+        </w:numPr>
+        <w:rPr>
+          <w:lang w:val="en-US"/>
+        </w:rPr>
+      </w:pPr>
+      <w:r>
+        <w:rPr>
+          <w:lang w:val="en-US"/>
+        </w:rPr>
+        <w:t>Lấy bình siêu tốc đổ nước vào + đặt vào đế + bật công tắc + chờ vài phút + nó tự đóng công tắc + lấy bình ra + đổ nước vào tô</w:t>
+      </w:r>
+    </w:p>
+    <w:p>
+      <w:pPr>
+        <w:pStyle w:val="ListParagraph"/>
+        <w:numPr>
+          <w:ilvl w:val="0"/>
+          <w:numId w:val="7"/>
+        </w:numPr>
+        <w:rPr>
+          <w:lang w:val="en-US"/>
+        </w:rPr>
+      </w:pPr>
+      <w:r>
+        <w:rPr>
+          <w:lang w:val="en-US"/>
+        </w:rPr>
+        <w:t>Cất Laptop?</w:t>
+      </w:r>
+    </w:p>
+    <w:p>
+      <w:pPr>
+        <w:pStyle w:val="ListParagraph"/>
+        <w:numPr>
+          <w:ilvl w:val="0"/>
+          <w:numId w:val="8"/>
+        </w:numPr>
+        <w:rPr>
+          <w:lang w:val="en-US"/>
+        </w:rPr>
+      </w:pPr>
+      <w:r>
+        <w:rPr>
+          <w:lang w:val="en-US"/>
+        </w:rPr>
+        <w:t>Đặt dưới chiếu</w:t>
+      </w:r>
+    </w:p>
+    <w:p>
+      <w:pPr>
+        <w:pStyle w:val="ListParagraph"/>
+        <w:numPr>
+          <w:ilvl w:val="0"/>
+          <w:numId w:val="7"/>
+        </w:numPr>
+        <w:rPr>
+          <w:lang w:val="en-US"/>
+        </w:rPr>
+      </w:pPr>
+      <w:r>
+        <w:rPr>
+          <w:lang w:val="en-US"/>
+        </w:rPr>
+        <w:t>Tắm?</w:t>
+      </w:r>
+    </w:p>
+    <w:p>
+      <w:pPr>
+        <w:pStyle w:val="ListParagraph"/>
+        <w:numPr>
+          <w:ilvl w:val="0"/>
+          <w:numId w:val="8"/>
+        </w:numPr>
+        <w:rPr>
+          <w:lang w:val="en-US"/>
+        </w:rPr>
+      </w:pPr>
+      <w:r>
+        <w:rPr>
+          <w:lang w:val="en-US"/>
+        </w:rPr>
+        <w:t>Xài dầu gội xong cất vào tủ</w:t>
+      </w:r>
+    </w:p>
+    <w:p>
+      <w:pPr>
+        <w:pStyle w:val="ListParagraph"/>
+        <w:numPr>
+          <w:ilvl w:val="0"/>
+          <w:numId w:val="7"/>
+        </w:numPr>
+        <w:rPr>
+          <w:lang w:val="en-US"/>
+        </w:rPr>
+      </w:pPr>
+      <w:r>
+        <w:rPr>
+          <w:lang w:val="en-US"/>
+        </w:rPr>
+        <w:t>Cúp Điện?</w:t>
+      </w:r>
+    </w:p>
+    <w:p>
+      <w:pPr>
+        <w:pStyle w:val="ListParagraph"/>
+        <w:numPr>
+          <w:ilvl w:val="0"/>
+          <w:numId w:val="8"/>
+        </w:numPr>
+        <w:rPr>
+          <w:lang w:val="en-US"/>
+        </w:rPr>
+      </w:pPr>
+      <w:r>
+        <w:rPr>
+          <w:lang w:val="en-US"/>
+        </w:rPr>
+        <w:t>Vẫn có cơm tòa B5 nhưng không có đèn nên phải ăn trong tối</w:t>
+      </w:r>
+    </w:p>
+    <w:p>
+      <w:pPr>
+        <w:pStyle w:val="ListParagraph"/>
+        <w:numPr>
+          <w:ilvl w:val="0"/>
+          <w:numId w:val="7"/>
+        </w:numPr>
+        <w:rPr>
+          <w:lang w:val="en-US"/>
+        </w:rPr>
+      </w:pPr>
+      <w:r>
+        <w:rPr>
+          <w:lang w:val="en-US"/>
+        </w:rPr>
+        <w:t>Nước Uống?</w:t>
+      </w:r>
+    </w:p>
+    <w:p>
+      <w:pPr>
+        <w:pStyle w:val="ListParagraph"/>
+        <w:numPr>
+          <w:ilvl w:val="0"/>
+          <w:numId w:val="8"/>
+        </w:numPr>
+        <w:rPr>
+          <w:lang w:val="en-US"/>
+        </w:rPr>
+      </w:pPr>
+      <w:r>
+        <w:rPr>
+          <w:lang w:val="en-US"/>
+        </w:rPr>
+        <w:t>Không được uống nước máy vì chứa Clo</w:t>
+      </w:r>
+      <w:r>
+        <w:rPr>
+          <w:lang w:val="en-US"/>
+        </w:rPr>
+        <w:t>, nếu dùng để ăn mì thì không ăn nước</w:t>
+      </w:r>
+    </w:p>
+    <w:p>
+      <w:pPr>
+        <w:pStyle w:val="ListParagraph"/>
+        <w:numPr>
+          <w:ilvl w:val="0"/>
+          <w:numId w:val="7"/>
+        </w:numPr>
+        <w:rPr>
+          <w:lang w:val="en-US"/>
+        </w:rPr>
+      </w:pPr>
+      <w:r>
+        <w:rPr>
+          <w:lang w:val="en-US"/>
+        </w:rPr>
+        <w:t>Đóng Tiền Xe?</w:t>
+      </w:r>
+    </w:p>
+    <w:p>
+      <w:pPr>
+        <w:pStyle w:val="ListParagraph"/>
+        <w:numPr>
+          <w:ilvl w:val="0"/>
+          <w:numId w:val="8"/>
+        </w:numPr>
+        <w:rPr>
+          <w:lang w:val="en-US"/>
+        </w:rPr>
+      </w:pPr>
+      <w:r>
+        <w:rPr>
+          <w:lang w:val="en-US"/>
+        </w:rPr>
+        <w:t>X</w:t>
+      </w:r>
+      <w:r>
+        <w:rPr>
+          <w:lang w:val="en-US"/>
+        </w:rPr>
+        <w:t>uống gặp thằng canh xe</w:t>
+      </w:r>
+    </w:p>
+    <w:p>
+      <w:pPr>
+        <w:pStyle w:val="ListParagraph"/>
+        <w:numPr>
+          <w:ilvl w:val="0"/>
+          <w:numId w:val="8"/>
+        </w:numPr>
+        <w:rPr>
+          <w:lang w:val="en-US"/>
+        </w:rPr>
+      </w:pPr>
+      <w:r>
+        <w:rPr>
+          <w:lang w:val="en-US"/>
+        </w:rPr>
+        <w:t>“Cho em đóng tiền xe tháng”</w:t>
+      </w:r>
+    </w:p>
+    <w:p>
+      <w:pPr>
+        <w:pStyle w:val="ListParagraph"/>
+        <w:numPr>
+          <w:ilvl w:val="0"/>
+          <w:numId w:val="8"/>
+        </w:numPr>
+        <w:rPr>
+          <w:lang w:val="en-US"/>
+        </w:rPr>
+      </w:pPr>
+      <w:r>
+        <w:rPr>
+          <w:lang w:val="en-US"/>
+        </w:rPr>
         <w:lastRenderedPageBreak/>
-        <w:t>Không bao giờ thanh toán trên Shopee Pay có gì không nhận được hàng không mất tiền</w:t>
-      </w:r>
-    </w:p>
-    <w:p>
-      <w:pPr>
-        <w:pStyle w:val="ListParagraph"/>
-        <w:numPr>
-          <w:ilvl w:val="0"/>
-          <w:numId w:val="8"/>
-        </w:numPr>
-        <w:rPr>
-          <w:lang w:val="en-US"/>
-        </w:rPr>
-      </w:pPr>
-      <w:r>
-        <w:rPr>
-          <w:lang w:val="en-US"/>
-        </w:rPr>
-        <w:t>Cổng sau</w:t>
-      </w:r>
-      <w:r>
-        <w:rPr>
-          <w:lang w:val="en-US"/>
-        </w:rPr>
-        <w:t xml:space="preserve"> rẽ phải</w:t>
-      </w:r>
-    </w:p>
-    <w:p>
-      <w:pPr>
-        <w:pStyle w:val="ListParagraph"/>
-        <w:numPr>
-          <w:ilvl w:val="0"/>
-          <w:numId w:val="8"/>
-        </w:numPr>
-        <w:rPr>
-          <w:lang w:val="en-US"/>
-        </w:rPr>
-      </w:pPr>
-      <w:r>
-        <w:rPr>
-          <w:lang w:val="en-US"/>
-        </w:rPr>
-        <w:t xml:space="preserve">“Anh ơi, của em là </w:t>
-      </w:r>
-      <w:r>
-        <w:rPr>
-          <w:lang w:val="en-US"/>
-        </w:rPr>
-        <w:t>963, số Shipper là 190</w:t>
-      </w:r>
-      <w:r>
-        <w:rPr>
-          <w:lang w:val="en-US"/>
-        </w:rPr>
-        <w:t>”</w:t>
-      </w:r>
-    </w:p>
-    <w:p>
-      <w:pPr>
-        <w:pStyle w:val="ListParagraph"/>
-        <w:numPr>
-          <w:ilvl w:val="0"/>
-          <w:numId w:val="8"/>
-        </w:numPr>
-        <w:rPr>
-          <w:lang w:val="en-US"/>
-        </w:rPr>
-      </w:pPr>
-      <w:r>
-        <w:rPr>
-          <w:lang w:val="en-US"/>
-        </w:rPr>
-        <w:t>Cổng trước</w:t>
-      </w:r>
-      <w:r>
-        <w:rPr>
-          <w:lang w:val="en-US"/>
-        </w:rPr>
-        <w:t xml:space="preserve"> đối diện bên đường cây ATM sang phải 1 chút</w:t>
-      </w:r>
-    </w:p>
-    <w:p>
-      <w:pPr>
-        <w:pStyle w:val="ListParagraph"/>
-        <w:numPr>
-          <w:ilvl w:val="0"/>
-          <w:numId w:val="8"/>
-        </w:numPr>
-        <w:rPr>
-          <w:lang w:val="en-US"/>
-        </w:rPr>
-      </w:pPr>
-      <w:r>
-        <w:rPr>
-          <w:lang w:val="en-US"/>
-        </w:rPr>
-        <w:t>“Anh ơi, của em là 2963, số Shipper 318”</w:t>
-      </w:r>
-    </w:p>
-    <w:p>
-      <w:pPr>
-        <w:pStyle w:val="ListParagraph"/>
-        <w:numPr>
-          <w:ilvl w:val="0"/>
-          <w:numId w:val="8"/>
-        </w:numPr>
-        <w:rPr>
-          <w:lang w:val="en-US"/>
-        </w:rPr>
-      </w:pPr>
-      <w:r>
-        <w:rPr>
-          <w:lang w:val="en-US"/>
-        </w:rPr>
-        <w:t>Đi từ nhà xe về phòng thì đi thẳng ra cổng, rẽ phải, đi lối tắt cho đỡ nắng</w:t>
+        <w:t>Đưa nó 50 nghìn + thẻ xe + chờ + đi sang bàn có cái sổ + lật ra gần giữa + tìm số phòng 616 + kí tên + về</w:t>
       </w:r>
     </w:p>
     <w:p>
@@ -1036,25 +1703,43 @@
         <w:rPr>
           <w:lang w:val="en-US"/>
         </w:rPr>
-        <w:t>Trang Phục?</w:t>
-      </w:r>
-    </w:p>
-    <w:p>
-      <w:pPr>
-        <w:pStyle w:val="ListParagraph"/>
-        <w:numPr>
-          <w:ilvl w:val="0"/>
-          <w:numId w:val="8"/>
-        </w:numPr>
-        <w:rPr>
-          <w:lang w:val="en-US"/>
-        </w:rPr>
-      </w:pPr>
-      <w:r>
-        <w:rPr>
-          <w:lang w:val="en-US"/>
-        </w:rPr>
-        <w:t>Đi giày phải đeo dớ</w:t>
+        <w:t>Đổi Xe?</w:t>
+      </w:r>
+    </w:p>
+    <w:p>
+      <w:pPr>
+        <w:pStyle w:val="ListParagraph"/>
+        <w:numPr>
+          <w:ilvl w:val="0"/>
+          <w:numId w:val="8"/>
+        </w:numPr>
+        <w:rPr>
+          <w:lang w:val="en-US"/>
+        </w:rPr>
+      </w:pPr>
+      <w:r>
+        <w:rPr>
+          <w:lang w:val="en-US"/>
+        </w:rPr>
+        <w:t>Cuối tháng mới đổi xe</w:t>
+      </w:r>
+    </w:p>
+    <w:p>
+      <w:pPr>
+        <w:pStyle w:val="ListParagraph"/>
+        <w:numPr>
+          <w:ilvl w:val="0"/>
+          <w:numId w:val="8"/>
+        </w:numPr>
+        <w:rPr>
+          <w:lang w:val="en-US"/>
+        </w:rPr>
+      </w:pPr>
+      <w:r>
+        <w:rPr>
+          <w:lang w:val="en-US"/>
+        </w:rPr>
+        <w:t>Chạy xe ra ngoài + đổi xe + chạy cổng sau kí túc xá + để vào hầm xe như đúng rồi + đi sang ban quản lý cụm nhà, là cái tòa ngay cạnh tiệm bánh mì hay mua + cầm tay cửa kéo xuống ngược chiều kim đồng hồ 75 độ + kéo cửa vào phía người mình + đi vào + đóng cửa + gặp thằng cha trước mặt + nói to “tình hình là em mới mua xe mới, nên em muốn hủy biển số xe cũ trên Web” + về phòng + chụp biển số xe mới lên Web + ra đóng tiền xe tháng cho thằng giữ xe, có thẻ là được vào đéo quan tâm biển số</w:t>
       </w:r>
     </w:p>
     <w:p>
@@ -1072,25 +1757,73 @@
         <w:rPr>
           <w:lang w:val="en-US"/>
         </w:rPr>
-        <w:t>Mang Nhiều Đồ?</w:t>
-      </w:r>
-    </w:p>
-    <w:p>
-      <w:pPr>
-        <w:pStyle w:val="ListParagraph"/>
-        <w:numPr>
-          <w:ilvl w:val="0"/>
-          <w:numId w:val="8"/>
-        </w:numPr>
-        <w:rPr>
-          <w:lang w:val="en-US"/>
-        </w:rPr>
-      </w:pPr>
-      <w:r>
-        <w:rPr>
-          <w:lang w:val="en-US"/>
-        </w:rPr>
-        <w:t>Kẹp vào áo mưa, đựng trong mũ bảo hiểm</w:t>
+        <w:t>Mua Thẻ Mạng?</w:t>
+      </w:r>
+    </w:p>
+    <w:p>
+      <w:pPr>
+        <w:pStyle w:val="ListParagraph"/>
+        <w:numPr>
+          <w:ilvl w:val="0"/>
+          <w:numId w:val="8"/>
+        </w:numPr>
+        <w:rPr>
+          <w:lang w:val="en-US"/>
+        </w:rPr>
+      </w:pPr>
+      <w:r>
+        <w:rPr>
+          <w:lang w:val="en-US"/>
+        </w:rPr>
+        <w:t xml:space="preserve">Vào ứng dụng My Wifi trên điện thoại + vào Tab “Trang chủ” + cuộn xuống + tại mục “Thẻ tháng WEB” + Click “Thêm giỏ hàng” + Click biểu tượng “Giỏ hàng” góc phải trên + Click “Thanh toán” + </w:t>
+      </w:r>
+      <w:r>
+        <w:rPr>
+          <w:lang w:val="en-US"/>
+        </w:rPr>
+        <w:t>điền thông tin + tại mục “Phương thức thanh toán” + chọn “Ví Viettel Money” + Click “Xác nhận” +</w:t>
+      </w:r>
+      <w:r>
+        <w:rPr>
+          <w:lang w:val="en-US"/>
+        </w:rPr>
+        <w:t xml:space="preserve"> Tick “Viettel Money” + điền số điện thoại và mật khẩu Viettel Money + Click “Đăng nhập” + điền mã OTP + Click “Xác nhận” + chọn “ViettelPay” + Click “Thanh toán” + điền mã OTP + Click “Xác nhận” + chờ 1 lát nó gửi tên đăng nhập và mật khẩu thẻ về</w:t>
+      </w:r>
+    </w:p>
+    <w:p>
+      <w:pPr>
+        <w:pStyle w:val="ListParagraph"/>
+        <w:numPr>
+          <w:ilvl w:val="0"/>
+          <w:numId w:val="8"/>
+        </w:numPr>
+        <w:rPr>
+          <w:lang w:val="en-US"/>
+        </w:rPr>
+      </w:pPr>
+      <w:r>
+        <w:rPr>
+          <w:lang w:val="en-US"/>
+        </w:rPr>
+        <w:t>Để đăng nhập mạng</w:t>
+      </w:r>
+    </w:p>
+    <w:p>
+      <w:pPr>
+        <w:pStyle w:val="ListParagraph"/>
+        <w:numPr>
+          <w:ilvl w:val="0"/>
+          <w:numId w:val="8"/>
+        </w:numPr>
+        <w:rPr>
+          <w:lang w:val="en-US"/>
+        </w:rPr>
+      </w:pPr>
+      <w:r>
+        <w:rPr>
+          <w:lang w:val="en-US"/>
+        </w:rPr>
+        <w:t>Kết nối vào Wifi “Mang Day KTX 5.0GHZ” + click vào nó để đến Web đăng nhập + điền mã đăng nhập rồi đăng nhập</w:t>
       </w:r>
     </w:p>
     <w:p>
@@ -1100,39 +1833,219 @@
           <w:ilvl w:val="0"/>
           <w:numId w:val="7"/>
         </w:numPr>
-      </w:pPr>
-      <w:r>
-        <w:t>Bưu Điện?</w:t>
-      </w:r>
-    </w:p>
-    <w:p>
-      <w:pPr>
-        <w:pStyle w:val="ListParagraph"/>
-        <w:numPr>
-          <w:ilvl w:val="0"/>
-          <w:numId w:val="8"/>
-        </w:numPr>
-      </w:pPr>
-      <w:r>
-        <w:t>Tòa D4</w:t>
-      </w:r>
-      <w:r>
-        <w:rPr>
-          <w:lang w:val="en-US"/>
-        </w:rPr>
-        <w:t>, 8 giờ mới mở cửa</w:t>
-      </w:r>
-    </w:p>
-    <w:p>
-      <w:pPr>
-        <w:pStyle w:val="ListParagraph"/>
-        <w:numPr>
-          <w:ilvl w:val="0"/>
-          <w:numId w:val="8"/>
-        </w:numPr>
-      </w:pPr>
-      <w:r>
-        <w:t>Vô trong lấy 1 phong bì bên trái + nhét giấy vô + đóng lại + viết thông tin vào mặt sau, không cần Postal Code + đưa cho chị + đóng 20 nghìn</w:t>
+        <w:rPr>
+          <w:lang w:val="en-US"/>
+        </w:rPr>
+      </w:pPr>
+      <w:r>
+        <w:rPr>
+          <w:lang w:val="en-US"/>
+        </w:rPr>
+        <w:t>3G?</w:t>
+      </w:r>
+    </w:p>
+    <w:p>
+      <w:pPr>
+        <w:pStyle w:val="ListParagraph"/>
+        <w:numPr>
+          <w:ilvl w:val="0"/>
+          <w:numId w:val="8"/>
+        </w:numPr>
+        <w:rPr>
+          <w:lang w:val="en-US"/>
+        </w:rPr>
+      </w:pPr>
+      <w:r>
+        <w:rPr>
+          <w:lang w:val="en-US"/>
+        </w:rPr>
+        <w:t xml:space="preserve">Mất 2 nghìn mỗi ngày, được 50 MB, </w:t>
+      </w:r>
+      <w:r>
+        <w:rPr>
+          <w:lang w:val="en-US"/>
+        </w:rPr>
+        <w:t>đã hủy, không được đăng ký gói khác trong khi đang xài gói này, nếu không sẽ mất tiền mà chẳng được gì</w:t>
+      </w:r>
+    </w:p>
+    <w:p>
+      <w:pPr>
+        <w:pStyle w:val="ListParagraph"/>
+        <w:numPr>
+          <w:ilvl w:val="0"/>
+          <w:numId w:val="8"/>
+        </w:numPr>
+        <w:rPr>
+          <w:lang w:val="en-US"/>
+        </w:rPr>
+      </w:pPr>
+      <w:r>
+        <w:rPr>
+          <w:lang w:val="en-US"/>
+        </w:rPr>
+        <w:t>Soạn</w:t>
+      </w:r>
+    </w:p>
+    <w:p>
+      <w:pPr>
+        <w:pStyle w:val="ListParagraph"/>
+        <w:numPr>
+          <w:ilvl w:val="0"/>
+          <w:numId w:val="8"/>
+        </w:numPr>
+        <w:rPr>
+          <w:lang w:val="en-US"/>
+        </w:rPr>
+      </w:pPr>
+      <w:r>
+        <w:rPr>
+          <w:lang w:val="en-US"/>
+        </w:rPr>
+        <w:t>MI2K MO</w:t>
+      </w:r>
+    </w:p>
+    <w:p>
+      <w:pPr>
+        <w:pStyle w:val="ListParagraph"/>
+        <w:numPr>
+          <w:ilvl w:val="0"/>
+          <w:numId w:val="8"/>
+        </w:numPr>
+        <w:rPr>
+          <w:lang w:val="en-US"/>
+        </w:rPr>
+      </w:pPr>
+      <w:r>
+        <w:rPr>
+          <w:lang w:val="en-US"/>
+        </w:rPr>
+        <w:t>Gửi</w:t>
+      </w:r>
+    </w:p>
+    <w:p>
+      <w:pPr>
+        <w:pStyle w:val="ListParagraph"/>
+        <w:numPr>
+          <w:ilvl w:val="0"/>
+          <w:numId w:val="8"/>
+        </w:numPr>
+        <w:rPr>
+          <w:lang w:val="en-US"/>
+        </w:rPr>
+      </w:pPr>
+      <w:r>
+        <w:rPr>
+          <w:lang w:val="en-US"/>
+        </w:rPr>
+        <w:t>9123</w:t>
+      </w:r>
+    </w:p>
+    <w:p>
+      <w:pPr>
+        <w:pStyle w:val="ListParagraph"/>
+        <w:numPr>
+          <w:ilvl w:val="0"/>
+          <w:numId w:val="8"/>
+        </w:numPr>
+        <w:rPr>
+          <w:lang w:val="en-US"/>
+        </w:rPr>
+      </w:pPr>
+      <w:r>
+        <w:rPr>
+          <w:lang w:val="en-US"/>
+        </w:rPr>
+        <w:t>Để hủy gia hạn nhưng vẫn được xài tiếp lượng lưu lượng còn lại</w:t>
+      </w:r>
+    </w:p>
+    <w:p>
+      <w:pPr>
+        <w:pStyle w:val="ListParagraph"/>
+        <w:numPr>
+          <w:ilvl w:val="0"/>
+          <w:numId w:val="8"/>
+        </w:numPr>
+        <w:rPr>
+          <w:lang w:val="en-US"/>
+        </w:rPr>
+      </w:pPr>
+      <w:r>
+        <w:rPr>
+          <w:lang w:val="en-US"/>
+        </w:rPr>
+        <w:t>Soạn</w:t>
+      </w:r>
+    </w:p>
+    <w:p>
+      <w:pPr>
+        <w:pStyle w:val="ListParagraph"/>
+        <w:numPr>
+          <w:ilvl w:val="0"/>
+          <w:numId w:val="8"/>
+        </w:numPr>
+        <w:rPr>
+          <w:lang w:val="en-US"/>
+        </w:rPr>
+      </w:pPr>
+      <w:r>
+        <w:rPr>
+          <w:lang w:val="en-US"/>
+        </w:rPr>
+        <w:t>HUY MI2K</w:t>
+      </w:r>
+    </w:p>
+    <w:p>
+      <w:pPr>
+        <w:pStyle w:val="ListParagraph"/>
+        <w:numPr>
+          <w:ilvl w:val="0"/>
+          <w:numId w:val="8"/>
+        </w:numPr>
+        <w:rPr>
+          <w:lang w:val="en-US"/>
+        </w:rPr>
+      </w:pPr>
+      <w:r>
+        <w:rPr>
+          <w:lang w:val="en-US"/>
+        </w:rPr>
+        <w:t>Gửi</w:t>
+      </w:r>
+    </w:p>
+    <w:p>
+      <w:pPr>
+        <w:pStyle w:val="ListParagraph"/>
+        <w:numPr>
+          <w:ilvl w:val="0"/>
+          <w:numId w:val="8"/>
+        </w:numPr>
+        <w:rPr>
+          <w:lang w:val="en-US"/>
+        </w:rPr>
+      </w:pPr>
+      <w:r>
+        <w:rPr>
+          <w:lang w:val="en-US"/>
+        </w:rPr>
+        <w:t>191</w:t>
+      </w:r>
+    </w:p>
+    <w:p>
+      <w:pPr>
+        <w:pStyle w:val="ListParagraph"/>
+        <w:numPr>
+          <w:ilvl w:val="0"/>
+          <w:numId w:val="8"/>
+        </w:numPr>
+        <w:rPr>
+          <w:lang w:val="en-US"/>
+        </w:rPr>
+      </w:pPr>
+      <w:r>
+        <w:rPr>
+          <w:lang w:val="en-US"/>
+        </w:rPr>
+        <w:t>Vào Viettel Money mua gói 5M7N 10 nghìn 1 tuần có 500 MB, đang sử dụng</w:t>
       </w:r>
     </w:p>
     <w:p>
@@ -1150,25 +2063,43 @@
         <w:rPr>
           <w:lang w:val="en-US"/>
         </w:rPr>
-        <w:t>Rút Tiền?</w:t>
-      </w:r>
-    </w:p>
-    <w:p>
-      <w:pPr>
-        <w:pStyle w:val="ListParagraph"/>
-        <w:numPr>
-          <w:ilvl w:val="0"/>
-          <w:numId w:val="8"/>
-        </w:numPr>
-        <w:rPr>
-          <w:lang w:val="en-US"/>
-        </w:rPr>
-      </w:pPr>
-      <w:r>
-        <w:rPr>
-          <w:lang w:val="en-US"/>
-        </w:rPr>
-        <w:t>Rút vào buổi sáng</w:t>
+        <w:t>Bơm Xe?</w:t>
+      </w:r>
+    </w:p>
+    <w:p>
+      <w:pPr>
+        <w:pStyle w:val="ListParagraph"/>
+        <w:numPr>
+          <w:ilvl w:val="0"/>
+          <w:numId w:val="8"/>
+        </w:numPr>
+        <w:rPr>
+          <w:lang w:val="en-US"/>
+        </w:rPr>
+      </w:pPr>
+      <w:r>
+        <w:rPr>
+          <w:lang w:val="en-US"/>
+        </w:rPr>
+        <w:t>Chỉ bơm khi nào cực non, đi đường tới trường đéo có đinh, không để xe bãi đá</w:t>
+      </w:r>
+    </w:p>
+    <w:p>
+      <w:pPr>
+        <w:pStyle w:val="ListParagraph"/>
+        <w:numPr>
+          <w:ilvl w:val="0"/>
+          <w:numId w:val="8"/>
+        </w:numPr>
+        <w:rPr>
+          <w:lang w:val="en-US"/>
+        </w:rPr>
+      </w:pPr>
+      <w:r>
+        <w:rPr>
+          <w:lang w:val="en-US"/>
+        </w:rPr>
+        <w:t>Có tiếng xịt là bơm không vào</w:t>
       </w:r>
     </w:p>
     <w:p>
@@ -1186,73 +2117,55 @@
         <w:rPr>
           <w:lang w:val="en-US"/>
         </w:rPr>
-        <w:t>Bồn Cầu?</w:t>
-      </w:r>
-    </w:p>
-    <w:p>
-      <w:pPr>
-        <w:pStyle w:val="ListParagraph"/>
-        <w:numPr>
-          <w:ilvl w:val="0"/>
-          <w:numId w:val="8"/>
-        </w:numPr>
-        <w:rPr>
-          <w:lang w:val="en-US"/>
-        </w:rPr>
-      </w:pPr>
-      <w:r>
-        <w:rPr>
-          <w:lang w:val="en-US"/>
-        </w:rPr>
-        <w:t>Nếu thấ</w:t>
-      </w:r>
-      <w:r>
-        <w:rPr>
-          <w:lang w:val="en-US"/>
-        </w:rPr>
-        <w:t>y nó xả nước liên tục thì bấm xả nước lần nữa</w:t>
-      </w:r>
-      <w:r>
-        <w:rPr>
-          <w:lang w:val="en-US"/>
-        </w:rPr>
-        <w:t>, không lấy tay chỉnh nắp vì nó là nắp chân không</w:t>
-      </w:r>
-    </w:p>
-    <w:p>
-      <w:pPr>
-        <w:pStyle w:val="ListParagraph"/>
-        <w:numPr>
-          <w:ilvl w:val="0"/>
-          <w:numId w:val="8"/>
-        </w:numPr>
-        <w:rPr>
-          <w:lang w:val="en-US"/>
-        </w:rPr>
-      </w:pPr>
-      <w:r>
-        <w:rPr>
-          <w:lang w:val="en-US"/>
-        </w:rPr>
-        <w:t>Nếu không muốn tốn nước bồn cầu thì xuống nhà vệ sinh tầng trệt đái</w:t>
-      </w:r>
-    </w:p>
-    <w:p>
-      <w:pPr>
-        <w:pStyle w:val="ListParagraph"/>
-        <w:numPr>
-          <w:ilvl w:val="0"/>
-          <w:numId w:val="8"/>
-        </w:numPr>
-        <w:rPr>
-          <w:lang w:val="en-US"/>
-        </w:rPr>
-      </w:pPr>
-      <w:r>
-        <w:rPr>
-          <w:lang w:val="en-US"/>
-        </w:rPr>
-        <w:t>Né bà lao công nhà vệ sinh</w:t>
+        <w:t xml:space="preserve">Ngồi </w:t>
+      </w:r>
+      <w:r>
+        <w:rPr>
+          <w:lang w:val="en-US"/>
+        </w:rPr>
+        <w:t>Học Tại Trường?</w:t>
+      </w:r>
+    </w:p>
+    <w:p>
+      <w:pPr>
+        <w:pStyle w:val="ListParagraph"/>
+        <w:numPr>
+          <w:ilvl w:val="0"/>
+          <w:numId w:val="8"/>
+        </w:numPr>
+        <w:rPr>
+          <w:lang w:val="en-US"/>
+        </w:rPr>
+      </w:pPr>
+      <w:r>
+        <w:rPr>
+          <w:lang w:val="en-US"/>
+        </w:rPr>
+        <w:t xml:space="preserve">Ngồi ở giữa </w:t>
+      </w:r>
+      <w:r>
+        <w:rPr>
+          <w:lang w:val="en-US"/>
+        </w:rPr>
+        <w:t xml:space="preserve">để </w:t>
+      </w:r>
+      <w:r>
+        <w:rPr>
+          <w:lang w:val="en-US"/>
+        </w:rPr>
+        <w:t xml:space="preserve">mất công </w:t>
+      </w:r>
+      <w:r>
+        <w:rPr>
+          <w:lang w:val="en-US"/>
+        </w:rPr>
+        <w:t xml:space="preserve">ông </w:t>
+      </w:r>
+      <w:r>
+        <w:rPr>
+          <w:lang w:val="en-US"/>
+        </w:rPr>
+        <w:t>lại đi kiểm tra</w:t>
       </w:r>
     </w:p>
     <w:p>
@@ -1270,406 +2183,78 @@
         <w:rPr>
           <w:lang w:val="en-US"/>
         </w:rPr>
-        <w:t xml:space="preserve">Những </w:t>
-      </w:r>
-      <w:r>
-        <w:rPr>
-          <w:lang w:val="en-US"/>
-        </w:rPr>
-        <w:t>Thứ Bắt Buộc Mang Bên Mình?</w:t>
-      </w:r>
-    </w:p>
-    <w:p>
-      <w:pPr>
-        <w:pStyle w:val="ListParagraph"/>
-        <w:numPr>
-          <w:ilvl w:val="0"/>
-          <w:numId w:val="8"/>
-        </w:numPr>
-        <w:rPr>
-          <w:lang w:val="en-US"/>
-        </w:rPr>
-      </w:pPr>
-      <w:r>
-        <w:rPr>
-          <w:lang w:val="en-US"/>
-        </w:rPr>
-        <w:t>Dù, nước, tràng phục linh</w:t>
-      </w:r>
-    </w:p>
-    <w:p>
-      <w:pPr>
-        <w:pStyle w:val="ListParagraph"/>
-        <w:numPr>
-          <w:ilvl w:val="0"/>
-          <w:numId w:val="7"/>
-        </w:numPr>
-        <w:rPr>
-          <w:lang w:val="en-US"/>
-        </w:rPr>
-      </w:pPr>
-      <w:r>
-        <w:rPr>
-          <w:lang w:val="en-US"/>
-        </w:rPr>
-        <w:t>Mua Thuốc?</w:t>
-      </w:r>
-    </w:p>
-    <w:p>
-      <w:pPr>
-        <w:pStyle w:val="ListParagraph"/>
-        <w:numPr>
-          <w:ilvl w:val="0"/>
-          <w:numId w:val="8"/>
-        </w:numPr>
-        <w:rPr>
-          <w:lang w:val="en-US"/>
-        </w:rPr>
-      </w:pPr>
-      <w:r>
-        <w:rPr>
-          <w:lang w:val="en-US"/>
-        </w:rPr>
-        <w:t>Đi thẳng ra cổng chính + quẹo trái đi thẳng cho tới khi gặp vật cản + quẹo trái đi thẳng 1 lát có tiệm thuốc tây</w:t>
-      </w:r>
-    </w:p>
-    <w:p>
-      <w:pPr>
-        <w:pStyle w:val="ListParagraph"/>
-        <w:numPr>
-          <w:ilvl w:val="0"/>
-          <w:numId w:val="8"/>
-        </w:numPr>
-        <w:rPr>
-          <w:lang w:val="en-US"/>
-        </w:rPr>
-      </w:pPr>
-      <w:r>
-        <w:rPr>
-          <w:lang w:val="en-US"/>
-        </w:rPr>
-        <w:t>“Bán cho em mấy cái men tiêu hóa”</w:t>
-      </w:r>
-    </w:p>
-    <w:p>
-      <w:pPr>
-        <w:pStyle w:val="ListParagraph"/>
-        <w:numPr>
-          <w:ilvl w:val="0"/>
-          <w:numId w:val="7"/>
-        </w:numPr>
-        <w:rPr>
-          <w:lang w:val="en-US"/>
-        </w:rPr>
-      </w:pPr>
-      <w:r>
-        <w:rPr>
-          <w:lang w:val="en-US"/>
-        </w:rPr>
-        <w:t>Ngủ?</w:t>
-      </w:r>
-    </w:p>
-    <w:p>
-      <w:pPr>
-        <w:pStyle w:val="ListParagraph"/>
-        <w:numPr>
-          <w:ilvl w:val="0"/>
-          <w:numId w:val="8"/>
-        </w:numPr>
-        <w:rPr>
-          <w:lang w:val="en-US"/>
-        </w:rPr>
-      </w:pPr>
-      <w:r>
-        <w:rPr>
-          <w:lang w:val="en-US"/>
-        </w:rPr>
-        <w:t>Đặt chăn làm nệm, đặt gối tựa vai cho đỡ nhức</w:t>
-      </w:r>
-    </w:p>
-    <w:p>
-      <w:pPr>
-        <w:pStyle w:val="ListParagraph"/>
-        <w:numPr>
-          <w:ilvl w:val="0"/>
-          <w:numId w:val="7"/>
-        </w:numPr>
-        <w:rPr>
-          <w:lang w:val="en-US"/>
-        </w:rPr>
-      </w:pPr>
-      <w:r>
-        <w:rPr>
-          <w:lang w:val="en-US"/>
-        </w:rPr>
-        <w:t>Nước Nóng?</w:t>
-      </w:r>
-    </w:p>
-    <w:p>
-      <w:pPr>
-        <w:pStyle w:val="ListParagraph"/>
-        <w:numPr>
-          <w:ilvl w:val="0"/>
-          <w:numId w:val="8"/>
-        </w:numPr>
-        <w:rPr>
-          <w:lang w:val="en-US"/>
-        </w:rPr>
-      </w:pPr>
-      <w:r>
-        <w:rPr>
-          <w:lang w:val="en-US"/>
-        </w:rPr>
-        <w:t>Lấy bình siêu tốc đổ nước vào + đặt vào đế + bật công tắc + chờ vài phút + nó tự đóng công tắc + lấy bình ra + đổ nước vào tô</w:t>
-      </w:r>
-    </w:p>
-    <w:p>
-      <w:pPr>
-        <w:pStyle w:val="ListParagraph"/>
-        <w:numPr>
-          <w:ilvl w:val="0"/>
-          <w:numId w:val="7"/>
-        </w:numPr>
-        <w:rPr>
-          <w:lang w:val="en-US"/>
-        </w:rPr>
-      </w:pPr>
-      <w:r>
-        <w:rPr>
-          <w:lang w:val="en-US"/>
-        </w:rPr>
-        <w:t>Cất Laptop?</w:t>
-      </w:r>
-    </w:p>
-    <w:p>
-      <w:pPr>
-        <w:pStyle w:val="ListParagraph"/>
-        <w:numPr>
-          <w:ilvl w:val="0"/>
-          <w:numId w:val="8"/>
-        </w:numPr>
-        <w:rPr>
-          <w:lang w:val="en-US"/>
-        </w:rPr>
-      </w:pPr>
-      <w:r>
-        <w:rPr>
-          <w:lang w:val="en-US"/>
-        </w:rPr>
-        <w:t>Đặt dưới chiếu</w:t>
-      </w:r>
-    </w:p>
-    <w:p>
-      <w:pPr>
-        <w:pStyle w:val="ListParagraph"/>
-        <w:numPr>
-          <w:ilvl w:val="0"/>
-          <w:numId w:val="7"/>
-        </w:numPr>
-        <w:rPr>
-          <w:lang w:val="en-US"/>
-        </w:rPr>
-      </w:pPr>
-      <w:r>
-        <w:rPr>
-          <w:lang w:val="en-US"/>
-        </w:rPr>
-        <w:t>Tắm?</w:t>
-      </w:r>
-    </w:p>
-    <w:p>
-      <w:pPr>
-        <w:pStyle w:val="ListParagraph"/>
-        <w:numPr>
-          <w:ilvl w:val="0"/>
-          <w:numId w:val="8"/>
-        </w:numPr>
-        <w:rPr>
-          <w:lang w:val="en-US"/>
-        </w:rPr>
-      </w:pPr>
-      <w:r>
-        <w:rPr>
-          <w:lang w:val="en-US"/>
-        </w:rPr>
-        <w:t>Xài dầu gội xong cất vào tủ</w:t>
-      </w:r>
-    </w:p>
-    <w:p>
-      <w:pPr>
-        <w:pStyle w:val="ListParagraph"/>
-        <w:numPr>
-          <w:ilvl w:val="0"/>
-          <w:numId w:val="7"/>
-        </w:numPr>
-        <w:rPr>
-          <w:lang w:val="en-US"/>
-        </w:rPr>
-      </w:pPr>
-      <w:r>
-        <w:rPr>
-          <w:lang w:val="en-US"/>
-        </w:rPr>
-        <w:t>Cúp Điện?</w:t>
-      </w:r>
-    </w:p>
-    <w:p>
-      <w:pPr>
-        <w:pStyle w:val="ListParagraph"/>
-        <w:numPr>
-          <w:ilvl w:val="0"/>
-          <w:numId w:val="8"/>
-        </w:numPr>
-        <w:rPr>
-          <w:lang w:val="en-US"/>
-        </w:rPr>
-      </w:pPr>
-      <w:r>
-        <w:rPr>
-          <w:lang w:val="en-US"/>
-        </w:rPr>
-        <w:t>Vẫn có cơm tòa B5 nhưng không có đèn nên phải ăn trong tối</w:t>
-      </w:r>
-    </w:p>
-    <w:p>
-      <w:pPr>
-        <w:pStyle w:val="ListParagraph"/>
-        <w:numPr>
-          <w:ilvl w:val="0"/>
-          <w:numId w:val="7"/>
-        </w:numPr>
-        <w:rPr>
-          <w:lang w:val="en-US"/>
-        </w:rPr>
-      </w:pPr>
-      <w:r>
-        <w:rPr>
-          <w:lang w:val="en-US"/>
-        </w:rPr>
-        <w:t>Nước Uống?</w:t>
-      </w:r>
-    </w:p>
-    <w:p>
-      <w:pPr>
-        <w:pStyle w:val="ListParagraph"/>
-        <w:numPr>
-          <w:ilvl w:val="0"/>
-          <w:numId w:val="8"/>
-        </w:numPr>
-        <w:rPr>
-          <w:lang w:val="en-US"/>
-        </w:rPr>
-      </w:pPr>
-      <w:r>
-        <w:rPr>
-          <w:lang w:val="en-US"/>
-        </w:rPr>
-        <w:t>Không được uống nước máy vì chứa Clo</w:t>
-      </w:r>
-    </w:p>
-    <w:p>
-      <w:pPr>
-        <w:pStyle w:val="ListParagraph"/>
-        <w:numPr>
-          <w:ilvl w:val="0"/>
-          <w:numId w:val="7"/>
-        </w:numPr>
-        <w:rPr>
-          <w:lang w:val="en-US"/>
-        </w:rPr>
-      </w:pPr>
-      <w:r>
-        <w:rPr>
-          <w:lang w:val="en-US"/>
-        </w:rPr>
-        <w:t>Đóng Tiền Xe?</w:t>
-      </w:r>
-    </w:p>
-    <w:p>
-      <w:pPr>
-        <w:pStyle w:val="ListParagraph"/>
-        <w:numPr>
-          <w:ilvl w:val="0"/>
-          <w:numId w:val="8"/>
-        </w:numPr>
-        <w:rPr>
-          <w:lang w:val="en-US"/>
-        </w:rPr>
-      </w:pPr>
-      <w:r>
-        <w:rPr>
-          <w:lang w:val="en-US"/>
-        </w:rPr>
-        <w:t>X</w:t>
-      </w:r>
-      <w:r>
-        <w:rPr>
-          <w:lang w:val="en-US"/>
-        </w:rPr>
-        <w:t>uống gặp thằng canh xe</w:t>
-      </w:r>
-    </w:p>
-    <w:p>
-      <w:pPr>
-        <w:pStyle w:val="ListParagraph"/>
-        <w:numPr>
-          <w:ilvl w:val="0"/>
-          <w:numId w:val="8"/>
-        </w:numPr>
-        <w:rPr>
-          <w:lang w:val="en-US"/>
-        </w:rPr>
-      </w:pPr>
-      <w:r>
-        <w:rPr>
-          <w:lang w:val="en-US"/>
-        </w:rPr>
-        <w:t>“Cho em đóng tiền xe tháng”</w:t>
-      </w:r>
-    </w:p>
-    <w:p>
-      <w:pPr>
-        <w:pStyle w:val="ListParagraph"/>
-        <w:numPr>
-          <w:ilvl w:val="0"/>
-          <w:numId w:val="8"/>
-        </w:numPr>
-        <w:rPr>
-          <w:lang w:val="en-US"/>
-        </w:rPr>
-      </w:pPr>
-      <w:r>
-        <w:rPr>
-          <w:lang w:val="en-US"/>
-        </w:rPr>
-        <w:t>Đưa nó 50 nghìn + thẻ xe + chờ + đi sang bàn có cái sổ + lật ra gần giữa + tìm số phòng 616 + kí tên + về</w:t>
-      </w:r>
-    </w:p>
-    <w:p>
-      <w:pPr>
-        <w:pStyle w:val="ListParagraph"/>
-        <w:numPr>
-          <w:ilvl w:val="0"/>
-          <w:numId w:val="7"/>
-        </w:numPr>
-        <w:rPr>
-          <w:lang w:val="en-US"/>
-        </w:rPr>
-      </w:pPr>
-      <w:r>
-        <w:rPr>
-          <w:lang w:val="en-US"/>
-        </w:rPr>
-        <w:t>Mua Thẻ Mạng?</w:t>
-      </w:r>
-    </w:p>
-    <w:p>
-      <w:pPr>
-        <w:pStyle w:val="ListParagraph"/>
-        <w:numPr>
-          <w:ilvl w:val="0"/>
-          <w:numId w:val="8"/>
-        </w:numPr>
+        <w:t>Photo?</w:t>
+      </w:r>
+    </w:p>
+    <w:p>
+      <w:pPr>
+        <w:pStyle w:val="ListParagraph"/>
+        <w:numPr>
+          <w:ilvl w:val="0"/>
+          <w:numId w:val="8"/>
+        </w:numPr>
+        <w:rPr>
+          <w:lang w:val="en-US"/>
+        </w:rPr>
+      </w:pPr>
+      <w:r>
+        <w:rPr>
+          <w:lang w:val="en-US"/>
+        </w:rPr>
+        <w:t>Đi vào cổng trước kí túc xá, nhìn ngay sang trái là thấy</w:t>
+      </w:r>
+    </w:p>
+    <w:p>
+      <w:pPr>
+        <w:pStyle w:val="ListParagraph"/>
+        <w:numPr>
+          <w:ilvl w:val="0"/>
+          <w:numId w:val="8"/>
+        </w:numPr>
+        <w:rPr>
+          <w:lang w:val="en-US"/>
+        </w:rPr>
+      </w:pPr>
+      <w:r>
+        <w:rPr>
+          <w:lang w:val="en-US"/>
+        </w:rPr>
+        <w:t>Quét QR trên cửa để nhắn tin Zalo cho chủ tiệm</w:t>
+      </w:r>
+    </w:p>
+    <w:p>
+      <w:pPr>
+        <w:pStyle w:val="ListParagraph"/>
+        <w:numPr>
+          <w:ilvl w:val="0"/>
+          <w:numId w:val="8"/>
+        </w:numPr>
+        <w:rPr>
+          <w:lang w:val="en-US"/>
+        </w:rPr>
+      </w:pPr>
+      <w:r>
+        <w:rPr>
+          <w:lang w:val="en-US"/>
+        </w:rPr>
+        <w:t>“Em vừa gửi mấy cái File đấy, in ra dùm em”</w:t>
+      </w:r>
+      <w:r>
+        <w:rPr>
+          <w:lang w:val="en-US"/>
+        </w:rPr>
+        <w:t xml:space="preserve"> + trả 1 nghìn cho 2 tờ, nó dơ mấy ngón tay thì trả bấy nhiêu nghìn</w:t>
+      </w:r>
+    </w:p>
+    <w:p>
+      <w:pPr>
+        <w:rPr>
+          <w:lang w:val="en-US"/>
+        </w:rPr>
+      </w:pPr>
+    </w:p>
+    <w:p>
+      <w:pPr>
         <w:rPr>
           <w:lang w:val="en-US"/>
         </w:rPr>
@@ -1679,482 +2264,6 @@
           <w:lang w:val="en-US"/>
         </w:rPr>
         <w:lastRenderedPageBreak/>
-        <w:t>Vào ứng dụng My Wifi trên điện thoại + vào Tab “Trang chủ” + cuộn xuống + tại mục “Thẻ tháng WEB” + Click “Thêm giỏ hàng” + Click biểu tượng “Giỏ hàng” góc phải trên + Click “Thanh toán” + điền thông tin roofif thanh toán + chờ tin nhắn gửi mã đăng nhập về</w:t>
-      </w:r>
-    </w:p>
-    <w:p>
-      <w:pPr>
-        <w:pStyle w:val="ListParagraph"/>
-        <w:numPr>
-          <w:ilvl w:val="0"/>
-          <w:numId w:val="8"/>
-        </w:numPr>
-        <w:rPr>
-          <w:lang w:val="en-US"/>
-        </w:rPr>
-      </w:pPr>
-      <w:r>
-        <w:rPr>
-          <w:lang w:val="en-US"/>
-        </w:rPr>
-        <w:t>Để đăng nhập mạng</w:t>
-      </w:r>
-    </w:p>
-    <w:p>
-      <w:pPr>
-        <w:pStyle w:val="ListParagraph"/>
-        <w:numPr>
-          <w:ilvl w:val="0"/>
-          <w:numId w:val="8"/>
-        </w:numPr>
-        <w:rPr>
-          <w:lang w:val="en-US"/>
-        </w:rPr>
-      </w:pPr>
-      <w:r>
-        <w:rPr>
-          <w:lang w:val="en-US"/>
-        </w:rPr>
-        <w:t>Kết nối vào Wifi “Mang Day KTX 5.0GHZ” + click vào nó để đến Web đăng nhập + điền mã đăng nhập rồi đăng nhập</w:t>
-      </w:r>
-    </w:p>
-    <w:p>
-      <w:pPr>
-        <w:pStyle w:val="ListParagraph"/>
-        <w:numPr>
-          <w:ilvl w:val="0"/>
-          <w:numId w:val="7"/>
-        </w:numPr>
-        <w:rPr>
-          <w:lang w:val="en-US"/>
-        </w:rPr>
-      </w:pPr>
-      <w:r>
-        <w:rPr>
-          <w:lang w:val="en-US"/>
-        </w:rPr>
-        <w:t>3G?</w:t>
-      </w:r>
-    </w:p>
-    <w:p>
-      <w:pPr>
-        <w:pStyle w:val="ListParagraph"/>
-        <w:numPr>
-          <w:ilvl w:val="0"/>
-          <w:numId w:val="8"/>
-        </w:numPr>
-        <w:rPr>
-          <w:lang w:val="en-US"/>
-        </w:rPr>
-      </w:pPr>
-      <w:r>
-        <w:rPr>
-          <w:lang w:val="en-US"/>
-        </w:rPr>
-        <w:t xml:space="preserve">Mất 2 nghìn mỗi ngày, được 50 MB, </w:t>
-      </w:r>
-      <w:r>
-        <w:rPr>
-          <w:lang w:val="en-US"/>
-        </w:rPr>
-        <w:t>đã hủy, không được đăng ký gói khác trong khi đang xài gói này, nếu không sẽ mất tiền mà chẳng được gì</w:t>
-      </w:r>
-    </w:p>
-    <w:p>
-      <w:pPr>
-        <w:pStyle w:val="ListParagraph"/>
-        <w:numPr>
-          <w:ilvl w:val="0"/>
-          <w:numId w:val="8"/>
-        </w:numPr>
-        <w:rPr>
-          <w:lang w:val="en-US"/>
-        </w:rPr>
-      </w:pPr>
-      <w:r>
-        <w:rPr>
-          <w:lang w:val="en-US"/>
-        </w:rPr>
-        <w:t>Soạn</w:t>
-      </w:r>
-    </w:p>
-    <w:p>
-      <w:pPr>
-        <w:pStyle w:val="ListParagraph"/>
-        <w:numPr>
-          <w:ilvl w:val="0"/>
-          <w:numId w:val="8"/>
-        </w:numPr>
-        <w:rPr>
-          <w:lang w:val="en-US"/>
-        </w:rPr>
-      </w:pPr>
-      <w:r>
-        <w:rPr>
-          <w:lang w:val="en-US"/>
-        </w:rPr>
-        <w:t>MI2K MO</w:t>
-      </w:r>
-    </w:p>
-    <w:p>
-      <w:pPr>
-        <w:pStyle w:val="ListParagraph"/>
-        <w:numPr>
-          <w:ilvl w:val="0"/>
-          <w:numId w:val="8"/>
-        </w:numPr>
-        <w:rPr>
-          <w:lang w:val="en-US"/>
-        </w:rPr>
-      </w:pPr>
-      <w:r>
-        <w:rPr>
-          <w:lang w:val="en-US"/>
-        </w:rPr>
-        <w:t>Gửi</w:t>
-      </w:r>
-    </w:p>
-    <w:p>
-      <w:pPr>
-        <w:pStyle w:val="ListParagraph"/>
-        <w:numPr>
-          <w:ilvl w:val="0"/>
-          <w:numId w:val="8"/>
-        </w:numPr>
-        <w:rPr>
-          <w:lang w:val="en-US"/>
-        </w:rPr>
-      </w:pPr>
-      <w:r>
-        <w:rPr>
-          <w:lang w:val="en-US"/>
-        </w:rPr>
-        <w:t>9123</w:t>
-      </w:r>
-    </w:p>
-    <w:p>
-      <w:pPr>
-        <w:pStyle w:val="ListParagraph"/>
-        <w:numPr>
-          <w:ilvl w:val="0"/>
-          <w:numId w:val="8"/>
-        </w:numPr>
-        <w:rPr>
-          <w:lang w:val="en-US"/>
-        </w:rPr>
-      </w:pPr>
-      <w:r>
-        <w:rPr>
-          <w:lang w:val="en-US"/>
-        </w:rPr>
-        <w:t>Để hủy gia hạn nhưng vẫn được xài tiếp lượng lưu lượng còn lại</w:t>
-      </w:r>
-    </w:p>
-    <w:p>
-      <w:pPr>
-        <w:pStyle w:val="ListParagraph"/>
-        <w:numPr>
-          <w:ilvl w:val="0"/>
-          <w:numId w:val="8"/>
-        </w:numPr>
-        <w:rPr>
-          <w:lang w:val="en-US"/>
-        </w:rPr>
-      </w:pPr>
-      <w:r>
-        <w:rPr>
-          <w:lang w:val="en-US"/>
-        </w:rPr>
-        <w:t>Soạn</w:t>
-      </w:r>
-    </w:p>
-    <w:p>
-      <w:pPr>
-        <w:pStyle w:val="ListParagraph"/>
-        <w:numPr>
-          <w:ilvl w:val="0"/>
-          <w:numId w:val="8"/>
-        </w:numPr>
-        <w:rPr>
-          <w:lang w:val="en-US"/>
-        </w:rPr>
-      </w:pPr>
-      <w:r>
-        <w:rPr>
-          <w:lang w:val="en-US"/>
-        </w:rPr>
-        <w:t>HUY MI2K</w:t>
-      </w:r>
-    </w:p>
-    <w:p>
-      <w:pPr>
-        <w:pStyle w:val="ListParagraph"/>
-        <w:numPr>
-          <w:ilvl w:val="0"/>
-          <w:numId w:val="8"/>
-        </w:numPr>
-        <w:rPr>
-          <w:lang w:val="en-US"/>
-        </w:rPr>
-      </w:pPr>
-      <w:r>
-        <w:rPr>
-          <w:lang w:val="en-US"/>
-        </w:rPr>
-        <w:t>Gửi</w:t>
-      </w:r>
-    </w:p>
-    <w:p>
-      <w:pPr>
-        <w:pStyle w:val="ListParagraph"/>
-        <w:numPr>
-          <w:ilvl w:val="0"/>
-          <w:numId w:val="8"/>
-        </w:numPr>
-        <w:rPr>
-          <w:lang w:val="en-US"/>
-        </w:rPr>
-      </w:pPr>
-      <w:r>
-        <w:rPr>
-          <w:lang w:val="en-US"/>
-        </w:rPr>
-        <w:t>191</w:t>
-      </w:r>
-    </w:p>
-    <w:p>
-      <w:pPr>
-        <w:pStyle w:val="ListParagraph"/>
-        <w:numPr>
-          <w:ilvl w:val="0"/>
-          <w:numId w:val="8"/>
-        </w:numPr>
-        <w:rPr>
-          <w:lang w:val="en-US"/>
-        </w:rPr>
-      </w:pPr>
-      <w:r>
-        <w:rPr>
-          <w:lang w:val="en-US"/>
-        </w:rPr>
-        <w:t>Vào Viettel Money mua gói 5M7N 10 nghìn 1 tuần có 500 MB, đang sử dụng</w:t>
-      </w:r>
-    </w:p>
-    <w:p>
-      <w:pPr>
-        <w:pStyle w:val="ListParagraph"/>
-        <w:numPr>
-          <w:ilvl w:val="0"/>
-          <w:numId w:val="7"/>
-        </w:numPr>
-        <w:rPr>
-          <w:lang w:val="en-US"/>
-        </w:rPr>
-      </w:pPr>
-      <w:r>
-        <w:rPr>
-          <w:lang w:val="en-US"/>
-        </w:rPr>
-        <w:t>Bơm Xe?</w:t>
-      </w:r>
-    </w:p>
-    <w:p>
-      <w:pPr>
-        <w:pStyle w:val="ListParagraph"/>
-        <w:numPr>
-          <w:ilvl w:val="0"/>
-          <w:numId w:val="8"/>
-        </w:numPr>
-        <w:rPr>
-          <w:lang w:val="en-US"/>
-        </w:rPr>
-      </w:pPr>
-      <w:r>
-        <w:rPr>
-          <w:lang w:val="en-US"/>
-        </w:rPr>
-        <w:t>Chỉ bơm khi nào cực non, đi đường tới trường đéo có đinh, không để xe bãi đá</w:t>
-      </w:r>
-    </w:p>
-    <w:p>
-      <w:pPr>
-        <w:pStyle w:val="ListParagraph"/>
-        <w:numPr>
-          <w:ilvl w:val="0"/>
-          <w:numId w:val="8"/>
-        </w:numPr>
-        <w:rPr>
-          <w:lang w:val="en-US"/>
-        </w:rPr>
-      </w:pPr>
-      <w:r>
-        <w:rPr>
-          <w:lang w:val="en-US"/>
-        </w:rPr>
-        <w:t>Có tiếng xịt là bơm không vào</w:t>
-      </w:r>
-    </w:p>
-    <w:p>
-      <w:pPr>
-        <w:pStyle w:val="ListParagraph"/>
-        <w:numPr>
-          <w:ilvl w:val="0"/>
-          <w:numId w:val="7"/>
-        </w:numPr>
-        <w:rPr>
-          <w:lang w:val="en-US"/>
-        </w:rPr>
-      </w:pPr>
-      <w:r>
-        <w:rPr>
-          <w:lang w:val="en-US"/>
-        </w:rPr>
-        <w:t xml:space="preserve">Ngồi </w:t>
-      </w:r>
-      <w:r>
-        <w:rPr>
-          <w:lang w:val="en-US"/>
-        </w:rPr>
-        <w:t>Học Tại Trường?</w:t>
-      </w:r>
-    </w:p>
-    <w:p>
-      <w:pPr>
-        <w:pStyle w:val="ListParagraph"/>
-        <w:numPr>
-          <w:ilvl w:val="0"/>
-          <w:numId w:val="8"/>
-        </w:numPr>
-        <w:rPr>
-          <w:lang w:val="en-US"/>
-        </w:rPr>
-      </w:pPr>
-      <w:r>
-        <w:rPr>
-          <w:lang w:val="en-US"/>
-        </w:rPr>
-        <w:t xml:space="preserve">Ngồi ở giữa </w:t>
-      </w:r>
-      <w:r>
-        <w:rPr>
-          <w:lang w:val="en-US"/>
-        </w:rPr>
-        <w:t xml:space="preserve">để </w:t>
-      </w:r>
-      <w:r>
-        <w:rPr>
-          <w:lang w:val="en-US"/>
-        </w:rPr>
-        <w:t xml:space="preserve">mất công </w:t>
-      </w:r>
-      <w:r>
-        <w:rPr>
-          <w:lang w:val="en-US"/>
-        </w:rPr>
-        <w:t xml:space="preserve">ông </w:t>
-      </w:r>
-      <w:r>
-        <w:rPr>
-          <w:lang w:val="en-US"/>
-        </w:rPr>
-        <w:t>lại đi kiểm tra</w:t>
-      </w:r>
-    </w:p>
-    <w:p>
-      <w:pPr>
-        <w:pStyle w:val="ListParagraph"/>
-        <w:numPr>
-          <w:ilvl w:val="0"/>
-          <w:numId w:val="7"/>
-        </w:numPr>
-        <w:rPr>
-          <w:lang w:val="en-US"/>
-        </w:rPr>
-      </w:pPr>
-      <w:r>
-        <w:rPr>
-          <w:lang w:val="en-US"/>
-        </w:rPr>
-        <w:t>Photo?</w:t>
-      </w:r>
-    </w:p>
-    <w:p>
-      <w:pPr>
-        <w:pStyle w:val="ListParagraph"/>
-        <w:numPr>
-          <w:ilvl w:val="0"/>
-          <w:numId w:val="8"/>
-        </w:numPr>
-        <w:rPr>
-          <w:lang w:val="en-US"/>
-        </w:rPr>
-      </w:pPr>
-      <w:r>
-        <w:rPr>
-          <w:lang w:val="en-US"/>
-        </w:rPr>
-        <w:t>Đi vào cổng trước kí túc xá, nhìn ngay sang trái là thấy</w:t>
-      </w:r>
-    </w:p>
-    <w:p>
-      <w:pPr>
-        <w:pStyle w:val="ListParagraph"/>
-        <w:numPr>
-          <w:ilvl w:val="0"/>
-          <w:numId w:val="8"/>
-        </w:numPr>
-        <w:rPr>
-          <w:lang w:val="en-US"/>
-        </w:rPr>
-      </w:pPr>
-      <w:r>
-        <w:rPr>
-          <w:lang w:val="en-US"/>
-        </w:rPr>
-        <w:t>Quét QR trên cửa để nhắn tin Zalo cho chủ tiệm</w:t>
-      </w:r>
-    </w:p>
-    <w:p>
-      <w:pPr>
-        <w:pStyle w:val="ListParagraph"/>
-        <w:numPr>
-          <w:ilvl w:val="0"/>
-          <w:numId w:val="8"/>
-        </w:numPr>
-        <w:rPr>
-          <w:lang w:val="en-US"/>
-        </w:rPr>
-      </w:pPr>
-      <w:r>
-        <w:rPr>
-          <w:lang w:val="en-US"/>
-        </w:rPr>
-        <w:t>“Em vừa gửi mấy cái File đấy, in ra dùm em”</w:t>
-      </w:r>
-      <w:r>
-        <w:rPr>
-          <w:lang w:val="en-US"/>
-        </w:rPr>
-        <w:t xml:space="preserve"> + trả 1 nghìn cho 2 tờ, nó dơ mấy ngón tay thì trả bấy nhiêu nghìn</w:t>
-      </w:r>
-    </w:p>
-    <w:p>
-      <w:pPr>
-        <w:rPr>
-          <w:lang w:val="en-US"/>
-        </w:rPr>
-      </w:pPr>
-    </w:p>
-    <w:p>
-      <w:pPr>
-        <w:rPr>
-          <w:lang w:val="en-US"/>
-        </w:rPr>
-      </w:pPr>
-      <w:r>
-        <w:rPr>
-          <w:lang w:val="en-US"/>
-        </w:rPr>
         <w:t xml:space="preserve">Biển </w:t>
       </w:r>
       <w:r>
@@ -2365,317 +2474,317 @@
         <w:rPr>
           <w:lang w:val="en-US"/>
         </w:rPr>
+        <w:t>Mũi tên tăng tốc biểu tượng cho đường ưu tiên</w:t>
+      </w:r>
+    </w:p>
+    <w:p>
+      <w:pPr>
+        <w:pStyle w:val="ListParagraph"/>
+        <w:numPr>
+          <w:ilvl w:val="0"/>
+          <w:numId w:val="8"/>
+        </w:numPr>
+        <w:rPr>
+          <w:lang w:val="en-US"/>
+        </w:rPr>
+      </w:pPr>
+      <w:r>
+        <w:rPr>
+          <w:lang w:val="en-US"/>
+        </w:rPr>
+        <w:t>Gạch đen biểu tượng cho đường không ưu tiên</w:t>
+      </w:r>
+    </w:p>
+    <w:p>
+      <w:pPr>
+        <w:rPr>
+          <w:lang w:val="en-US"/>
+        </w:rPr>
+      </w:pPr>
+    </w:p>
+    <w:p>
+      <w:pPr>
+        <w:rPr>
+          <w:lang w:val="en-US"/>
+        </w:rPr>
+      </w:pPr>
+      <w:r>
+        <w:rPr>
+          <w:lang w:val="en-US"/>
+        </w:rPr>
+        <w:t>Social Awkward:</w:t>
+      </w:r>
+    </w:p>
+    <w:p>
+      <w:pPr>
+        <w:pStyle w:val="ListParagraph"/>
+        <w:numPr>
+          <w:ilvl w:val="0"/>
+          <w:numId w:val="1"/>
+        </w:numPr>
+        <w:rPr>
+          <w:lang w:val="en-US"/>
+        </w:rPr>
+      </w:pPr>
+      <w:r>
+        <w:rPr>
+          <w:lang w:val="en-US"/>
+        </w:rPr>
+        <w:t>Khi Không Biết Làm Gì Chỉ Biết Đứng Yên?</w:t>
+      </w:r>
+    </w:p>
+    <w:p>
+      <w:pPr>
+        <w:pStyle w:val="ListParagraph"/>
+        <w:numPr>
+          <w:ilvl w:val="0"/>
+          <w:numId w:val="2"/>
+        </w:numPr>
+        <w:rPr>
+          <w:lang w:val="en-US"/>
+        </w:rPr>
+      </w:pPr>
+      <w:r>
+        <w:rPr>
+          <w:lang w:val="en-US"/>
+        </w:rPr>
+        <w:t>Hít thật sau rồi thở dài</w:t>
+      </w:r>
+    </w:p>
+    <w:p>
+      <w:pPr>
+        <w:pStyle w:val="ListParagraph"/>
+        <w:numPr>
+          <w:ilvl w:val="0"/>
+          <w:numId w:val="1"/>
+        </w:numPr>
+        <w:rPr>
+          <w:lang w:val="en-US"/>
+        </w:rPr>
+      </w:pPr>
+      <w:r>
+        <w:rPr>
+          <w:lang w:val="en-US"/>
+        </w:rPr>
+        <w:t xml:space="preserve">Cách Làm Quen </w:t>
+      </w:r>
+      <w:r>
+        <w:rPr>
+          <w:lang w:val="en-US"/>
+        </w:rPr>
+        <w:t>Nhóm Người Lạ</w:t>
+      </w:r>
+      <w:r>
+        <w:rPr>
+          <w:lang w:val="en-US"/>
+        </w:rPr>
+        <w:t>?</w:t>
+      </w:r>
+    </w:p>
+    <w:p>
+      <w:pPr>
+        <w:pStyle w:val="ListParagraph"/>
+        <w:numPr>
+          <w:ilvl w:val="0"/>
+          <w:numId w:val="2"/>
+        </w:numPr>
+        <w:rPr>
+          <w:lang w:val="en-US"/>
+        </w:rPr>
+      </w:pPr>
+      <w:r>
+        <w:rPr>
+          <w:lang w:val="en-US"/>
+        </w:rPr>
+        <w:t>“Chào, tôi là Nguyễn Văn Đức, và tôi là 1 thằng Nerd”</w:t>
+      </w:r>
+    </w:p>
+    <w:p>
+      <w:pPr>
+        <w:rPr>
+          <w:lang w:val="en-US"/>
+        </w:rPr>
+      </w:pPr>
+    </w:p>
+    <w:p>
+      <w:pPr>
+        <w:rPr>
+          <w:lang w:val="en-US"/>
+        </w:rPr>
+      </w:pPr>
+      <w:r>
+        <w:rPr>
+          <w:lang w:val="en-US"/>
+        </w:rPr>
+        <w:t>Social Anxiety:</w:t>
+      </w:r>
+    </w:p>
+    <w:p>
+      <w:pPr>
+        <w:pStyle w:val="ListParagraph"/>
+        <w:numPr>
+          <w:ilvl w:val="0"/>
+          <w:numId w:val="3"/>
+        </w:numPr>
+        <w:rPr>
+          <w:lang w:val="en-US"/>
+        </w:rPr>
+      </w:pPr>
+      <w:r>
+        <w:rPr>
+          <w:lang w:val="en-US"/>
+        </w:rPr>
+        <w:t>Đầu Lắc Khi Hồi Hộp?</w:t>
+      </w:r>
+    </w:p>
+    <w:p>
+      <w:pPr>
+        <w:pStyle w:val="ListParagraph"/>
+        <w:numPr>
+          <w:ilvl w:val="0"/>
+          <w:numId w:val="2"/>
+        </w:numPr>
+        <w:rPr>
+          <w:lang w:val="en-US"/>
+        </w:rPr>
+      </w:pPr>
+      <w:r>
+        <w:rPr>
+          <w:lang w:val="en-US"/>
+        </w:rPr>
+        <w:t>Hít thở dài, quay đầu ra xung quanh</w:t>
+      </w:r>
+    </w:p>
+    <w:p>
+      <w:pPr>
+        <w:rPr>
+          <w:lang w:val="en-US"/>
+        </w:rPr>
+      </w:pPr>
+    </w:p>
+    <w:p>
+      <w:pPr>
+        <w:rPr>
+          <w:lang w:val="en-US"/>
+        </w:rPr>
+      </w:pPr>
+      <w:r>
+        <w:rPr>
+          <w:lang w:val="en-US"/>
+        </w:rPr>
+        <w:t>Body:</w:t>
+      </w:r>
+    </w:p>
+    <w:p>
+      <w:pPr>
+        <w:pStyle w:val="ListParagraph"/>
+        <w:numPr>
+          <w:ilvl w:val="0"/>
+          <w:numId w:val="5"/>
+        </w:numPr>
+        <w:rPr>
+          <w:lang w:val="en-US"/>
+        </w:rPr>
+      </w:pPr>
+      <w:r>
+        <w:rPr>
+          <w:lang w:val="en-US"/>
+        </w:rPr>
+        <w:t>Để Dễ Ngủ Và Chữa Lõm?</w:t>
+      </w:r>
+    </w:p>
+    <w:p>
+      <w:pPr>
+        <w:pStyle w:val="ListParagraph"/>
+        <w:numPr>
+          <w:ilvl w:val="0"/>
+          <w:numId w:val="2"/>
+        </w:numPr>
+        <w:rPr>
+          <w:lang w:val="en-US"/>
+        </w:rPr>
+      </w:pPr>
+      <w:r>
+        <w:rPr>
+          <w:lang w:val="en-US"/>
+        </w:rPr>
+        <w:t>Nằm úp, để gối giữa bụng, kê đầu cho đỡ nghiêng</w:t>
+      </w:r>
+    </w:p>
+    <w:p>
+      <w:pPr>
+        <w:rPr>
+          <w:lang w:val="en-US"/>
+        </w:rPr>
+      </w:pPr>
+    </w:p>
+    <w:p>
+      <w:pPr>
+        <w:rPr>
+          <w:lang w:val="en-US"/>
+        </w:rPr>
+      </w:pPr>
+      <w:r>
+        <w:rPr>
+          <w:lang w:val="en-US"/>
+        </w:rPr>
+        <w:t>Shop:</w:t>
+      </w:r>
+    </w:p>
+    <w:p>
+      <w:pPr>
+        <w:pStyle w:val="ListParagraph"/>
+        <w:numPr>
+          <w:ilvl w:val="0"/>
+          <w:numId w:val="10"/>
+        </w:numPr>
+        <w:rPr>
+          <w:lang w:val="en-US"/>
+        </w:rPr>
+      </w:pPr>
+      <w:r>
+        <w:rPr>
+          <w:lang w:val="en-US"/>
+        </w:rPr>
+        <w:t>Máy Bán Nước Tự Động?</w:t>
+      </w:r>
+    </w:p>
+    <w:p>
+      <w:pPr>
+        <w:pStyle w:val="ListParagraph"/>
+        <w:numPr>
+          <w:ilvl w:val="0"/>
+          <w:numId w:val="2"/>
+        </w:numPr>
+        <w:rPr>
+          <w:lang w:val="en-US"/>
+        </w:rPr>
+      </w:pPr>
+      <w:r>
+        <w:rPr>
+          <w:lang w:val="en-US"/>
+        </w:rPr>
+        <w:t>Nhét tờ tiền 10 nghìn thẳng vào khe + lướt màn hình + Tap đồ uống mong muốn + chờ nó rớt chai xuống + đẩy cái của ở dưới về phía trước + lấy chai</w:t>
+      </w:r>
+    </w:p>
+    <w:p>
+      <w:pPr>
+        <w:rPr>
+          <w:lang w:val="en-US"/>
+        </w:rPr>
+      </w:pPr>
+    </w:p>
+    <w:p>
+      <w:pPr>
+        <w:rPr>
+          <w:lang w:val="en-US"/>
+        </w:rPr>
+      </w:pPr>
+      <w:r>
+        <w:rPr>
+          <w:lang w:val="en-US"/>
+        </w:rPr>
         <w:lastRenderedPageBreak/>
-        <w:t>Mũi tên tăng tốc biểu tượng cho đường ưu tiên</w:t>
-      </w:r>
-    </w:p>
-    <w:p>
-      <w:pPr>
-        <w:pStyle w:val="ListParagraph"/>
-        <w:numPr>
-          <w:ilvl w:val="0"/>
-          <w:numId w:val="8"/>
-        </w:numPr>
-        <w:rPr>
-          <w:lang w:val="en-US"/>
-        </w:rPr>
-      </w:pPr>
-      <w:r>
-        <w:rPr>
-          <w:lang w:val="en-US"/>
-        </w:rPr>
-        <w:t>Gạch đen biểu tượng cho đường không ưu tiên</w:t>
-      </w:r>
-    </w:p>
-    <w:p>
-      <w:pPr>
-        <w:rPr>
-          <w:lang w:val="en-US"/>
-        </w:rPr>
-      </w:pPr>
-    </w:p>
-    <w:p>
-      <w:pPr>
-        <w:rPr>
-          <w:lang w:val="en-US"/>
-        </w:rPr>
-      </w:pPr>
-      <w:r>
-        <w:rPr>
-          <w:lang w:val="en-US"/>
-        </w:rPr>
-        <w:t>Social Awkward:</w:t>
-      </w:r>
-    </w:p>
-    <w:p>
-      <w:pPr>
-        <w:pStyle w:val="ListParagraph"/>
-        <w:numPr>
-          <w:ilvl w:val="0"/>
-          <w:numId w:val="1"/>
-        </w:numPr>
-        <w:rPr>
-          <w:lang w:val="en-US"/>
-        </w:rPr>
-      </w:pPr>
-      <w:r>
-        <w:rPr>
-          <w:lang w:val="en-US"/>
-        </w:rPr>
-        <w:t>Khi Không Biết Làm Gì Chỉ Biết Đứng Yên?</w:t>
-      </w:r>
-    </w:p>
-    <w:p>
-      <w:pPr>
-        <w:pStyle w:val="ListParagraph"/>
-        <w:numPr>
-          <w:ilvl w:val="0"/>
-          <w:numId w:val="2"/>
-        </w:numPr>
-        <w:rPr>
-          <w:lang w:val="en-US"/>
-        </w:rPr>
-      </w:pPr>
-      <w:r>
-        <w:rPr>
-          <w:lang w:val="en-US"/>
-        </w:rPr>
-        <w:t>Hít thật sau rồi thở dài</w:t>
-      </w:r>
-    </w:p>
-    <w:p>
-      <w:pPr>
-        <w:pStyle w:val="ListParagraph"/>
-        <w:numPr>
-          <w:ilvl w:val="0"/>
-          <w:numId w:val="1"/>
-        </w:numPr>
-        <w:rPr>
-          <w:lang w:val="en-US"/>
-        </w:rPr>
-      </w:pPr>
-      <w:r>
-        <w:rPr>
-          <w:lang w:val="en-US"/>
-        </w:rPr>
-        <w:t xml:space="preserve">Cách Làm Quen </w:t>
-      </w:r>
-      <w:r>
-        <w:rPr>
-          <w:lang w:val="en-US"/>
-        </w:rPr>
-        <w:t>Nhóm Người Lạ</w:t>
-      </w:r>
-      <w:r>
-        <w:rPr>
-          <w:lang w:val="en-US"/>
-        </w:rPr>
-        <w:t>?</w:t>
-      </w:r>
-    </w:p>
-    <w:p>
-      <w:pPr>
-        <w:pStyle w:val="ListParagraph"/>
-        <w:numPr>
-          <w:ilvl w:val="0"/>
-          <w:numId w:val="2"/>
-        </w:numPr>
-        <w:rPr>
-          <w:lang w:val="en-US"/>
-        </w:rPr>
-      </w:pPr>
-      <w:r>
-        <w:rPr>
-          <w:lang w:val="en-US"/>
-        </w:rPr>
-        <w:t>“Chào, tôi là Nguyễn Văn Đức, và tôi là 1 thằng Nerd”</w:t>
-      </w:r>
-    </w:p>
-    <w:p>
-      <w:pPr>
-        <w:rPr>
-          <w:lang w:val="en-US"/>
-        </w:rPr>
-      </w:pPr>
-    </w:p>
-    <w:p>
-      <w:pPr>
-        <w:rPr>
-          <w:lang w:val="en-US"/>
-        </w:rPr>
-      </w:pPr>
-      <w:r>
-        <w:rPr>
-          <w:lang w:val="en-US"/>
-        </w:rPr>
-        <w:t>Social Anxiety:</w:t>
-      </w:r>
-    </w:p>
-    <w:p>
-      <w:pPr>
-        <w:pStyle w:val="ListParagraph"/>
-        <w:numPr>
-          <w:ilvl w:val="0"/>
-          <w:numId w:val="3"/>
-        </w:numPr>
-        <w:rPr>
-          <w:lang w:val="en-US"/>
-        </w:rPr>
-      </w:pPr>
-      <w:r>
-        <w:rPr>
-          <w:lang w:val="en-US"/>
-        </w:rPr>
-        <w:t>Đầu Lắc Khi Hồi Hộp?</w:t>
-      </w:r>
-    </w:p>
-    <w:p>
-      <w:pPr>
-        <w:pStyle w:val="ListParagraph"/>
-        <w:numPr>
-          <w:ilvl w:val="0"/>
-          <w:numId w:val="2"/>
-        </w:numPr>
-        <w:rPr>
-          <w:lang w:val="en-US"/>
-        </w:rPr>
-      </w:pPr>
-      <w:r>
-        <w:rPr>
-          <w:lang w:val="en-US"/>
-        </w:rPr>
-        <w:t>Hít thở dài, quay đầu ra xung quanh</w:t>
-      </w:r>
-    </w:p>
-    <w:p>
-      <w:pPr>
-        <w:rPr>
-          <w:lang w:val="en-US"/>
-        </w:rPr>
-      </w:pPr>
-    </w:p>
-    <w:p>
-      <w:pPr>
-        <w:rPr>
-          <w:lang w:val="en-US"/>
-        </w:rPr>
-      </w:pPr>
-      <w:r>
-        <w:rPr>
-          <w:lang w:val="en-US"/>
-        </w:rPr>
-        <w:t>Body:</w:t>
-      </w:r>
-    </w:p>
-    <w:p>
-      <w:pPr>
-        <w:pStyle w:val="ListParagraph"/>
-        <w:numPr>
-          <w:ilvl w:val="0"/>
-          <w:numId w:val="5"/>
-        </w:numPr>
-        <w:rPr>
-          <w:lang w:val="en-US"/>
-        </w:rPr>
-      </w:pPr>
-      <w:r>
-        <w:rPr>
-          <w:lang w:val="en-US"/>
-        </w:rPr>
-        <w:t>Để Dễ Ngủ Và Chữa Lõm?</w:t>
-      </w:r>
-    </w:p>
-    <w:p>
-      <w:pPr>
-        <w:pStyle w:val="ListParagraph"/>
-        <w:numPr>
-          <w:ilvl w:val="0"/>
-          <w:numId w:val="2"/>
-        </w:numPr>
-        <w:rPr>
-          <w:lang w:val="en-US"/>
-        </w:rPr>
-      </w:pPr>
-      <w:r>
-        <w:rPr>
-          <w:lang w:val="en-US"/>
-        </w:rPr>
-        <w:t>Nằm úp, để gối giữa bụng, kê đầu cho đỡ nghiêng</w:t>
-      </w:r>
-    </w:p>
-    <w:p>
-      <w:pPr>
-        <w:rPr>
-          <w:lang w:val="en-US"/>
-        </w:rPr>
-      </w:pPr>
-    </w:p>
-    <w:p>
-      <w:pPr>
-        <w:rPr>
-          <w:lang w:val="en-US"/>
-        </w:rPr>
-      </w:pPr>
-      <w:r>
-        <w:rPr>
-          <w:lang w:val="en-US"/>
-        </w:rPr>
-        <w:t>Shop:</w:t>
-      </w:r>
-    </w:p>
-    <w:p>
-      <w:pPr>
-        <w:pStyle w:val="ListParagraph"/>
-        <w:numPr>
-          <w:ilvl w:val="0"/>
-          <w:numId w:val="10"/>
-        </w:numPr>
-        <w:rPr>
-          <w:lang w:val="en-US"/>
-        </w:rPr>
-      </w:pPr>
-      <w:r>
-        <w:rPr>
-          <w:lang w:val="en-US"/>
-        </w:rPr>
-        <w:t>Máy Bán Nước Tự Động?</w:t>
-      </w:r>
-    </w:p>
-    <w:p>
-      <w:pPr>
-        <w:pStyle w:val="ListParagraph"/>
-        <w:numPr>
-          <w:ilvl w:val="0"/>
-          <w:numId w:val="2"/>
-        </w:numPr>
-        <w:rPr>
-          <w:lang w:val="en-US"/>
-        </w:rPr>
-      </w:pPr>
-      <w:r>
-        <w:rPr>
-          <w:lang w:val="en-US"/>
-        </w:rPr>
-        <w:t>Nhét tờ tiền 10 nghìn thẳng vào khe + lướt màn hình + Tap đồ uống mong muốn + chờ nó rớt chai xuống + đẩy cái của ở dưới về phía trước + lấy chai</w:t>
-      </w:r>
-    </w:p>
-    <w:p>
-      <w:pPr>
-        <w:rPr>
-          <w:lang w:val="en-US"/>
-        </w:rPr>
-      </w:pPr>
-    </w:p>
-    <w:p>
-      <w:pPr>
-        <w:rPr>
-          <w:lang w:val="en-US"/>
-        </w:rPr>
-      </w:pPr>
-      <w:r>
-        <w:rPr>
-          <w:lang w:val="en-US"/>
-        </w:rPr>
         <w:t>Joke:</w:t>
       </w:r>
     </w:p>

--- a/experience.docx
+++ b/experience.docx
@@ -1685,7 +1685,19 @@
           <w:lang w:val="en-US"/>
         </w:rPr>
         <w:lastRenderedPageBreak/>
-        <w:t>Đưa nó 50 nghìn + thẻ xe + chờ + đi sang bàn có cái sổ + lật ra gần giữa + tìm số phòng 616 + kí tên + về</w:t>
+        <w:t xml:space="preserve">Đưa nó 50 nghìn + thẻ xe + chờ + đi sang bàn có cái sổ + lật ra gần giữa + </w:t>
+      </w:r>
+      <w:r>
+        <w:rPr>
+          <w:lang w:val="en-US"/>
+        </w:rPr>
+        <w:t xml:space="preserve">từ trên xuống dưới kiếm theo số thứ tự 1451 </w:t>
+      </w:r>
+      <w:r>
+        <w:rPr>
+          <w:lang w:val="en-US"/>
+        </w:rPr>
+        <w:t>+ kí tên + về</w:t>
       </w:r>
     </w:p>
     <w:p>

--- a/experience.docx
+++ b/experience.docx
@@ -647,6 +647,18 @@
         </w:rPr>
         <w:t xml:space="preserve"> mang về” + trả 20 nghìn</w:t>
       </w:r>
+      <w:r>
+        <w:rPr>
+          <w:lang w:val="en-US"/>
+        </w:rPr>
+        <w:t>, hạn chế ăn cái này vì có sợi</w:t>
+      </w:r>
+      <w:r>
+        <w:rPr>
+          <w:lang w:val="en-US"/>
+        </w:rPr>
+        <w:t xml:space="preserve"> nhựa</w:t>
+      </w:r>
     </w:p>
     <w:p>
       <w:pPr>
@@ -849,6 +861,7 @@
         <w:rPr>
           <w:lang w:val="en-US"/>
         </w:rPr>
+        <w:lastRenderedPageBreak/>
         <w:t xml:space="preserve">Đi </w:t>
       </w:r>
       <w:r>
@@ -885,8 +898,848 @@
         <w:rPr>
           <w:lang w:val="en-US"/>
         </w:rPr>
+        <w:t>Mua bút, chuốt, tẩy, giấy, bát, thìa, đĩa</w:t>
+      </w:r>
+    </w:p>
+    <w:p>
+      <w:pPr>
+        <w:pStyle w:val="ListParagraph"/>
+        <w:numPr>
+          <w:ilvl w:val="0"/>
+          <w:numId w:val="7"/>
+        </w:numPr>
+        <w:rPr>
+          <w:lang w:val="en-US"/>
+        </w:rPr>
+      </w:pPr>
+      <w:r>
+        <w:rPr>
+          <w:lang w:val="en-US"/>
+        </w:rPr>
+        <w:t>Giao Hàng?</w:t>
+      </w:r>
+    </w:p>
+    <w:p>
+      <w:pPr>
+        <w:pStyle w:val="ListParagraph"/>
+        <w:numPr>
+          <w:ilvl w:val="0"/>
+          <w:numId w:val="8"/>
+        </w:numPr>
+        <w:rPr>
+          <w:lang w:val="en-US"/>
+        </w:rPr>
+      </w:pPr>
+      <w:r>
+        <w:rPr>
+          <w:lang w:val="en-US"/>
+        </w:rPr>
+        <w:t>Đi xe máy ra nhận hàng</w:t>
+      </w:r>
+    </w:p>
+    <w:p>
+      <w:pPr>
+        <w:pStyle w:val="ListParagraph"/>
+        <w:numPr>
+          <w:ilvl w:val="0"/>
+          <w:numId w:val="8"/>
+        </w:numPr>
+        <w:rPr>
+          <w:lang w:val="en-US"/>
+        </w:rPr>
+      </w:pPr>
+      <w:r>
+        <w:rPr>
+          <w:lang w:val="en-US"/>
+        </w:rPr>
+        <w:t>Không bao giờ thanh toán trên Shopee Pay có gì không nhận được hàng không mất tiền</w:t>
+      </w:r>
+    </w:p>
+    <w:p>
+      <w:pPr>
+        <w:pStyle w:val="ListParagraph"/>
+        <w:numPr>
+          <w:ilvl w:val="0"/>
+          <w:numId w:val="8"/>
+        </w:numPr>
+        <w:rPr>
+          <w:lang w:val="en-US"/>
+        </w:rPr>
+      </w:pPr>
+      <w:r>
+        <w:rPr>
+          <w:lang w:val="en-US"/>
+        </w:rPr>
+        <w:t>Cổng sau</w:t>
+      </w:r>
+      <w:r>
+        <w:rPr>
+          <w:lang w:val="en-US"/>
+        </w:rPr>
+        <w:t xml:space="preserve"> rẽ phải</w:t>
+      </w:r>
+    </w:p>
+    <w:p>
+      <w:pPr>
+        <w:pStyle w:val="ListParagraph"/>
+        <w:numPr>
+          <w:ilvl w:val="0"/>
+          <w:numId w:val="8"/>
+        </w:numPr>
+        <w:rPr>
+          <w:lang w:val="en-US"/>
+        </w:rPr>
+      </w:pPr>
+      <w:r>
+        <w:rPr>
+          <w:lang w:val="en-US"/>
+        </w:rPr>
+        <w:t xml:space="preserve">“Anh ơi, của em là </w:t>
+      </w:r>
+      <w:r>
+        <w:rPr>
+          <w:lang w:val="en-US"/>
+        </w:rPr>
+        <w:t>963, số Shipper là 190</w:t>
+      </w:r>
+      <w:r>
+        <w:rPr>
+          <w:lang w:val="en-US"/>
+        </w:rPr>
+        <w:t>”</w:t>
+      </w:r>
+    </w:p>
+    <w:p>
+      <w:pPr>
+        <w:pStyle w:val="ListParagraph"/>
+        <w:numPr>
+          <w:ilvl w:val="0"/>
+          <w:numId w:val="8"/>
+        </w:numPr>
+        <w:rPr>
+          <w:lang w:val="en-US"/>
+        </w:rPr>
+      </w:pPr>
+      <w:r>
+        <w:rPr>
+          <w:lang w:val="en-US"/>
+        </w:rPr>
+        <w:t>Cổng trước</w:t>
+      </w:r>
+      <w:r>
+        <w:rPr>
+          <w:lang w:val="en-US"/>
+        </w:rPr>
+        <w:t xml:space="preserve"> đối diện bên đường cây ATM sang phải 1 chút</w:t>
+      </w:r>
+    </w:p>
+    <w:p>
+      <w:pPr>
+        <w:pStyle w:val="ListParagraph"/>
+        <w:numPr>
+          <w:ilvl w:val="0"/>
+          <w:numId w:val="8"/>
+        </w:numPr>
+        <w:rPr>
+          <w:lang w:val="en-US"/>
+        </w:rPr>
+      </w:pPr>
+      <w:r>
+        <w:rPr>
+          <w:lang w:val="en-US"/>
+        </w:rPr>
+        <w:t>“Anh ơi, của em là 2963, số Shipper 318”</w:t>
+      </w:r>
+    </w:p>
+    <w:p>
+      <w:pPr>
+        <w:pStyle w:val="ListParagraph"/>
+        <w:numPr>
+          <w:ilvl w:val="0"/>
+          <w:numId w:val="8"/>
+        </w:numPr>
+        <w:rPr>
+          <w:lang w:val="en-US"/>
+        </w:rPr>
+      </w:pPr>
+      <w:r>
+        <w:rPr>
+          <w:lang w:val="en-US"/>
+        </w:rPr>
+        <w:t>Đi từ nhà xe về phòng thì đi thẳng ra cổng, rẽ phải, đi lối tắt cho đỡ nắng</w:t>
+      </w:r>
+    </w:p>
+    <w:p>
+      <w:pPr>
+        <w:pStyle w:val="ListParagraph"/>
+        <w:numPr>
+          <w:ilvl w:val="0"/>
+          <w:numId w:val="7"/>
+        </w:numPr>
+        <w:rPr>
+          <w:lang w:val="en-US"/>
+        </w:rPr>
+      </w:pPr>
+      <w:r>
+        <w:rPr>
+          <w:lang w:val="en-US"/>
+        </w:rPr>
+        <w:t>Trang Phục?</w:t>
+      </w:r>
+    </w:p>
+    <w:p>
+      <w:pPr>
+        <w:pStyle w:val="ListParagraph"/>
+        <w:numPr>
+          <w:ilvl w:val="0"/>
+          <w:numId w:val="8"/>
+        </w:numPr>
+        <w:rPr>
+          <w:lang w:val="en-US"/>
+        </w:rPr>
+      </w:pPr>
+      <w:r>
+        <w:rPr>
+          <w:lang w:val="en-US"/>
+        </w:rPr>
+        <w:t>Đi giày phải đeo dớ</w:t>
+      </w:r>
+    </w:p>
+    <w:p>
+      <w:pPr>
+        <w:pStyle w:val="ListParagraph"/>
+        <w:numPr>
+          <w:ilvl w:val="0"/>
+          <w:numId w:val="7"/>
+        </w:numPr>
+        <w:rPr>
+          <w:lang w:val="en-US"/>
+        </w:rPr>
+      </w:pPr>
+      <w:r>
+        <w:rPr>
+          <w:lang w:val="en-US"/>
+        </w:rPr>
+        <w:t>Mang Nhiều Đồ?</w:t>
+      </w:r>
+    </w:p>
+    <w:p>
+      <w:pPr>
+        <w:pStyle w:val="ListParagraph"/>
+        <w:numPr>
+          <w:ilvl w:val="0"/>
+          <w:numId w:val="8"/>
+        </w:numPr>
+        <w:rPr>
+          <w:lang w:val="en-US"/>
+        </w:rPr>
+      </w:pPr>
+      <w:r>
+        <w:rPr>
+          <w:lang w:val="en-US"/>
+        </w:rPr>
+        <w:t>Kẹp vào áo mưa, đựng trong mũ bảo hiểm</w:t>
+      </w:r>
+    </w:p>
+    <w:p>
+      <w:pPr>
+        <w:pStyle w:val="ListParagraph"/>
+        <w:numPr>
+          <w:ilvl w:val="0"/>
+          <w:numId w:val="7"/>
+        </w:numPr>
+      </w:pPr>
+      <w:r>
+        <w:t>Bưu Điện?</w:t>
+      </w:r>
+    </w:p>
+    <w:p>
+      <w:pPr>
+        <w:pStyle w:val="ListParagraph"/>
+        <w:numPr>
+          <w:ilvl w:val="0"/>
+          <w:numId w:val="8"/>
+        </w:numPr>
+      </w:pPr>
+      <w:r>
+        <w:t>Tòa D4</w:t>
+      </w:r>
+      <w:r>
+        <w:rPr>
+          <w:lang w:val="en-US"/>
+        </w:rPr>
+        <w:t>, 8 giờ mới mở cửa</w:t>
+      </w:r>
+      <w:r>
+        <w:rPr>
+          <w:lang w:val="en-US"/>
+        </w:rPr>
+        <w:t>, 18 giờ đóng cửa</w:t>
+      </w:r>
+    </w:p>
+    <w:p>
+      <w:pPr>
+        <w:pStyle w:val="ListParagraph"/>
+        <w:numPr>
+          <w:ilvl w:val="0"/>
+          <w:numId w:val="8"/>
+        </w:numPr>
+      </w:pPr>
+      <w:r>
+        <w:t>Vô trong lấy 1 phong bì bên trái + nhét giấy vô + đóng lại + viết thông tin vào mặt sau, không cần Postal Code + đưa cho chị + đóng 20 nghìn</w:t>
+      </w:r>
+    </w:p>
+    <w:p>
+      <w:pPr>
+        <w:pStyle w:val="ListParagraph"/>
+        <w:numPr>
+          <w:ilvl w:val="0"/>
+          <w:numId w:val="7"/>
+        </w:numPr>
+        <w:rPr>
+          <w:lang w:val="en-US"/>
+        </w:rPr>
+      </w:pPr>
+      <w:r>
+        <w:rPr>
+          <w:lang w:val="en-US"/>
+        </w:rPr>
+        <w:t>Rút Tiền?</w:t>
+      </w:r>
+    </w:p>
+    <w:p>
+      <w:pPr>
+        <w:pStyle w:val="ListParagraph"/>
+        <w:numPr>
+          <w:ilvl w:val="0"/>
+          <w:numId w:val="8"/>
+        </w:numPr>
+        <w:rPr>
+          <w:lang w:val="en-US"/>
+        </w:rPr>
+      </w:pPr>
+      <w:r>
+        <w:rPr>
+          <w:lang w:val="en-US"/>
+        </w:rPr>
+        <w:t>Rút vào buổi sáng</w:t>
+      </w:r>
+    </w:p>
+    <w:p>
+      <w:pPr>
+        <w:pStyle w:val="ListParagraph"/>
+        <w:numPr>
+          <w:ilvl w:val="0"/>
+          <w:numId w:val="7"/>
+        </w:numPr>
+        <w:rPr>
+          <w:lang w:val="en-US"/>
+        </w:rPr>
+      </w:pPr>
+      <w:r>
+        <w:rPr>
+          <w:lang w:val="en-US"/>
+        </w:rPr>
+        <w:t>Bồn Cầu?</w:t>
+      </w:r>
+    </w:p>
+    <w:p>
+      <w:pPr>
+        <w:pStyle w:val="ListParagraph"/>
+        <w:numPr>
+          <w:ilvl w:val="0"/>
+          <w:numId w:val="8"/>
+        </w:numPr>
+        <w:rPr>
+          <w:lang w:val="en-US"/>
+        </w:rPr>
+      </w:pPr>
+      <w:r>
+        <w:rPr>
+          <w:lang w:val="en-US"/>
+        </w:rPr>
+        <w:t>Nếu thấ</w:t>
+      </w:r>
+      <w:r>
+        <w:rPr>
+          <w:lang w:val="en-US"/>
+        </w:rPr>
+        <w:t>y nó xả nước liên tục thì bấm xả nước lần nữa</w:t>
+      </w:r>
+      <w:r>
+        <w:rPr>
+          <w:lang w:val="en-US"/>
+        </w:rPr>
+        <w:t>, không lấy tay chỉnh nắp vì nó là nắp chân không</w:t>
+      </w:r>
+    </w:p>
+    <w:p>
+      <w:pPr>
+        <w:pStyle w:val="ListParagraph"/>
+        <w:numPr>
+          <w:ilvl w:val="0"/>
+          <w:numId w:val="8"/>
+        </w:numPr>
+        <w:rPr>
+          <w:lang w:val="en-US"/>
+        </w:rPr>
+      </w:pPr>
+      <w:r>
+        <w:rPr>
+          <w:lang w:val="en-US"/>
+        </w:rPr>
+        <w:t>Nếu không muốn tốn nước bồn cầu thì xuống nhà vệ sinh tầng trệt đái</w:t>
+      </w:r>
+    </w:p>
+    <w:p>
+      <w:pPr>
+        <w:pStyle w:val="ListParagraph"/>
+        <w:numPr>
+          <w:ilvl w:val="0"/>
+          <w:numId w:val="8"/>
+        </w:numPr>
+        <w:rPr>
+          <w:lang w:val="en-US"/>
+        </w:rPr>
+      </w:pPr>
+      <w:r>
+        <w:rPr>
+          <w:lang w:val="en-US"/>
+        </w:rPr>
+        <w:t>Né bà lao công nhà vệ sinh</w:t>
+      </w:r>
+    </w:p>
+    <w:p>
+      <w:pPr>
+        <w:pStyle w:val="ListParagraph"/>
+        <w:numPr>
+          <w:ilvl w:val="0"/>
+          <w:numId w:val="7"/>
+        </w:numPr>
+        <w:rPr>
+          <w:lang w:val="en-US"/>
+        </w:rPr>
+      </w:pPr>
+      <w:r>
+        <w:rPr>
+          <w:lang w:val="en-US"/>
+        </w:rPr>
+        <w:t xml:space="preserve">Những </w:t>
+      </w:r>
+      <w:r>
+        <w:rPr>
+          <w:lang w:val="en-US"/>
+        </w:rPr>
+        <w:t>Thứ Bắt Buộc Mang Bên Mình?</w:t>
+      </w:r>
+    </w:p>
+    <w:p>
+      <w:pPr>
+        <w:pStyle w:val="ListParagraph"/>
+        <w:numPr>
+          <w:ilvl w:val="0"/>
+          <w:numId w:val="8"/>
+        </w:numPr>
+        <w:rPr>
+          <w:lang w:val="en-US"/>
+        </w:rPr>
+      </w:pPr>
+      <w:r>
+        <w:rPr>
+          <w:lang w:val="en-US"/>
+        </w:rPr>
+        <w:t>Dù, nước, tràng phục linh</w:t>
+      </w:r>
+    </w:p>
+    <w:p>
+      <w:pPr>
+        <w:pStyle w:val="ListParagraph"/>
+        <w:numPr>
+          <w:ilvl w:val="0"/>
+          <w:numId w:val="7"/>
+        </w:numPr>
+        <w:rPr>
+          <w:lang w:val="en-US"/>
+        </w:rPr>
+      </w:pPr>
+      <w:r>
+        <w:rPr>
+          <w:lang w:val="en-US"/>
+        </w:rPr>
+        <w:t>Mua Thuốc?</w:t>
+      </w:r>
+    </w:p>
+    <w:p>
+      <w:pPr>
+        <w:pStyle w:val="ListParagraph"/>
+        <w:numPr>
+          <w:ilvl w:val="0"/>
+          <w:numId w:val="8"/>
+        </w:numPr>
+        <w:rPr>
+          <w:lang w:val="en-US"/>
+        </w:rPr>
+      </w:pPr>
+      <w:r>
+        <w:rPr>
+          <w:lang w:val="en-US"/>
+        </w:rPr>
+        <w:t>Đi thẳng ra cổng chính + quẹo trái đi thẳng cho tới khi gặp vật cản + quẹo trái đi thẳng 1 lát có tiệm thuốc tây</w:t>
+      </w:r>
+    </w:p>
+    <w:p>
+      <w:pPr>
+        <w:pStyle w:val="ListParagraph"/>
+        <w:numPr>
+          <w:ilvl w:val="0"/>
+          <w:numId w:val="8"/>
+        </w:numPr>
+        <w:rPr>
+          <w:lang w:val="en-US"/>
+        </w:rPr>
+      </w:pPr>
+      <w:r>
+        <w:rPr>
+          <w:lang w:val="en-US"/>
+        </w:rPr>
+        <w:t>“Bán cho em mấy cái men tiêu hóa”</w:t>
+      </w:r>
+    </w:p>
+    <w:p>
+      <w:pPr>
+        <w:pStyle w:val="ListParagraph"/>
+        <w:numPr>
+          <w:ilvl w:val="0"/>
+          <w:numId w:val="7"/>
+        </w:numPr>
+        <w:rPr>
+          <w:lang w:val="en-US"/>
+        </w:rPr>
+      </w:pPr>
+      <w:r>
+        <w:rPr>
+          <w:lang w:val="en-US"/>
+        </w:rPr>
+        <w:t>Ngủ?</w:t>
+      </w:r>
+    </w:p>
+    <w:p>
+      <w:pPr>
+        <w:pStyle w:val="ListParagraph"/>
+        <w:numPr>
+          <w:ilvl w:val="0"/>
+          <w:numId w:val="8"/>
+        </w:numPr>
+        <w:rPr>
+          <w:lang w:val="en-US"/>
+        </w:rPr>
+      </w:pPr>
+      <w:r>
+        <w:rPr>
+          <w:lang w:val="en-US"/>
+        </w:rPr>
+        <w:t>Đặt chăn làm nệm, đặt gối tựa vai cho đỡ nhức</w:t>
+      </w:r>
+    </w:p>
+    <w:p>
+      <w:pPr>
+        <w:pStyle w:val="ListParagraph"/>
+        <w:numPr>
+          <w:ilvl w:val="0"/>
+          <w:numId w:val="7"/>
+        </w:numPr>
+        <w:rPr>
+          <w:lang w:val="en-US"/>
+        </w:rPr>
+      </w:pPr>
+      <w:r>
+        <w:rPr>
+          <w:lang w:val="en-US"/>
+        </w:rPr>
+        <w:t>Nước Nóng?</w:t>
+      </w:r>
+    </w:p>
+    <w:p>
+      <w:pPr>
+        <w:pStyle w:val="ListParagraph"/>
+        <w:numPr>
+          <w:ilvl w:val="0"/>
+          <w:numId w:val="8"/>
+        </w:numPr>
+        <w:rPr>
+          <w:lang w:val="en-US"/>
+        </w:rPr>
+      </w:pPr>
+      <w:r>
+        <w:rPr>
+          <w:lang w:val="en-US"/>
+        </w:rPr>
+        <w:t>Lấy bình siêu tốc đổ nước vào + đặt vào đế + bật công tắc + chờ vài phút + nó tự đóng công tắc + lấy bình ra + đổ nước vào tô</w:t>
+      </w:r>
+    </w:p>
+    <w:p>
+      <w:pPr>
+        <w:pStyle w:val="ListParagraph"/>
+        <w:numPr>
+          <w:ilvl w:val="0"/>
+          <w:numId w:val="7"/>
+        </w:numPr>
+        <w:rPr>
+          <w:lang w:val="en-US"/>
+        </w:rPr>
+      </w:pPr>
+      <w:r>
+        <w:rPr>
+          <w:lang w:val="en-US"/>
+        </w:rPr>
+        <w:t>Cất Laptop?</w:t>
+      </w:r>
+    </w:p>
+    <w:p>
+      <w:pPr>
+        <w:pStyle w:val="ListParagraph"/>
+        <w:numPr>
+          <w:ilvl w:val="0"/>
+          <w:numId w:val="8"/>
+        </w:numPr>
+        <w:rPr>
+          <w:lang w:val="en-US"/>
+        </w:rPr>
+      </w:pPr>
+      <w:r>
+        <w:rPr>
+          <w:lang w:val="en-US"/>
+        </w:rPr>
+        <w:t>Đặt dưới chiếu</w:t>
+      </w:r>
+    </w:p>
+    <w:p>
+      <w:pPr>
+        <w:pStyle w:val="ListParagraph"/>
+        <w:numPr>
+          <w:ilvl w:val="0"/>
+          <w:numId w:val="7"/>
+        </w:numPr>
+        <w:rPr>
+          <w:lang w:val="en-US"/>
+        </w:rPr>
+      </w:pPr>
+      <w:r>
+        <w:rPr>
+          <w:lang w:val="en-US"/>
+        </w:rPr>
+        <w:t>Tắm?</w:t>
+      </w:r>
+    </w:p>
+    <w:p>
+      <w:pPr>
+        <w:pStyle w:val="ListParagraph"/>
+        <w:numPr>
+          <w:ilvl w:val="0"/>
+          <w:numId w:val="8"/>
+        </w:numPr>
+        <w:rPr>
+          <w:lang w:val="en-US"/>
+        </w:rPr>
+      </w:pPr>
+      <w:r>
+        <w:rPr>
+          <w:lang w:val="en-US"/>
+        </w:rPr>
+        <w:t>Xài dầu gội xong cất vào tủ</w:t>
+      </w:r>
+    </w:p>
+    <w:p>
+      <w:pPr>
+        <w:pStyle w:val="ListParagraph"/>
+        <w:numPr>
+          <w:ilvl w:val="0"/>
+          <w:numId w:val="7"/>
+        </w:numPr>
+        <w:rPr>
+          <w:lang w:val="en-US"/>
+        </w:rPr>
+      </w:pPr>
+      <w:r>
+        <w:rPr>
+          <w:lang w:val="en-US"/>
+        </w:rPr>
+        <w:t>Cúp Điện?</w:t>
+      </w:r>
+    </w:p>
+    <w:p>
+      <w:pPr>
+        <w:pStyle w:val="ListParagraph"/>
+        <w:numPr>
+          <w:ilvl w:val="0"/>
+          <w:numId w:val="8"/>
+        </w:numPr>
+        <w:rPr>
+          <w:lang w:val="en-US"/>
+        </w:rPr>
+      </w:pPr>
+      <w:r>
+        <w:rPr>
+          <w:lang w:val="en-US"/>
+        </w:rPr>
+        <w:t>Vẫn có cơm tòa B5 nhưng không có đèn nên phải ăn trong tối</w:t>
+      </w:r>
+    </w:p>
+    <w:p>
+      <w:pPr>
+        <w:pStyle w:val="ListParagraph"/>
+        <w:numPr>
+          <w:ilvl w:val="0"/>
+          <w:numId w:val="7"/>
+        </w:numPr>
+        <w:rPr>
+          <w:lang w:val="en-US"/>
+        </w:rPr>
+      </w:pPr>
+      <w:r>
+        <w:rPr>
+          <w:lang w:val="en-US"/>
+        </w:rPr>
+        <w:t>Nước Uống?</w:t>
+      </w:r>
+    </w:p>
+    <w:p>
+      <w:pPr>
+        <w:pStyle w:val="ListParagraph"/>
+        <w:numPr>
+          <w:ilvl w:val="0"/>
+          <w:numId w:val="8"/>
+        </w:numPr>
+        <w:rPr>
+          <w:lang w:val="en-US"/>
+        </w:rPr>
+      </w:pPr>
+      <w:r>
+        <w:rPr>
+          <w:lang w:val="en-US"/>
+        </w:rPr>
+        <w:t>Không được uống nước máy vì chứa Clo</w:t>
+      </w:r>
+      <w:r>
+        <w:rPr>
+          <w:lang w:val="en-US"/>
+        </w:rPr>
+        <w:t>, nếu dùng để ăn mì thì không ăn nước</w:t>
+      </w:r>
+    </w:p>
+    <w:p>
+      <w:pPr>
+        <w:pStyle w:val="ListParagraph"/>
+        <w:numPr>
+          <w:ilvl w:val="0"/>
+          <w:numId w:val="8"/>
+        </w:numPr>
+        <w:rPr>
+          <w:lang w:val="en-US"/>
+        </w:rPr>
+      </w:pPr>
+      <w:r>
+        <w:rPr>
+          <w:lang w:val="en-US"/>
+        </w:rPr>
+        <w:t>Uống nước ngọt để dành chai, cất trong tủ, đi học thì lấy chai rỗng rót vào</w:t>
+      </w:r>
+    </w:p>
+    <w:p>
+      <w:pPr>
+        <w:pStyle w:val="ListParagraph"/>
+        <w:numPr>
+          <w:ilvl w:val="0"/>
+          <w:numId w:val="7"/>
+        </w:numPr>
+        <w:rPr>
+          <w:lang w:val="en-US"/>
+        </w:rPr>
+      </w:pPr>
+      <w:r>
+        <w:rPr>
+          <w:lang w:val="en-US"/>
+        </w:rPr>
+        <w:t>Đóng Tiền Xe?</w:t>
+      </w:r>
+    </w:p>
+    <w:p>
+      <w:pPr>
+        <w:pStyle w:val="ListParagraph"/>
+        <w:numPr>
+          <w:ilvl w:val="0"/>
+          <w:numId w:val="8"/>
+        </w:numPr>
+        <w:rPr>
+          <w:lang w:val="en-US"/>
+        </w:rPr>
+      </w:pPr>
+      <w:r>
+        <w:rPr>
+          <w:lang w:val="en-US"/>
+        </w:rPr>
+        <w:t>X</w:t>
+      </w:r>
+      <w:r>
+        <w:rPr>
+          <w:lang w:val="en-US"/>
+        </w:rPr>
+        <w:t>uống gặp thằng canh xe</w:t>
+      </w:r>
+      <w:r>
+        <w:rPr>
+          <w:lang w:val="en-US"/>
+        </w:rPr>
+        <w:t>, nhìn thấy cái sổ trên bàn mới đóng tiền</w:t>
+      </w:r>
+    </w:p>
+    <w:p>
+      <w:pPr>
+        <w:pStyle w:val="ListParagraph"/>
+        <w:numPr>
+          <w:ilvl w:val="0"/>
+          <w:numId w:val="8"/>
+        </w:numPr>
+        <w:rPr>
+          <w:lang w:val="en-US"/>
+        </w:rPr>
+      </w:pPr>
+      <w:r>
+        <w:rPr>
+          <w:lang w:val="en-US"/>
+        </w:rPr>
         <w:lastRenderedPageBreak/>
-        <w:t>Mua bút, chuốt, tẩy, giấy, bát, thìa, đĩa</w:t>
+        <w:t>“Cho em đóng tiền xe tháng”</w:t>
+      </w:r>
+    </w:p>
+    <w:p>
+      <w:pPr>
+        <w:pStyle w:val="ListParagraph"/>
+        <w:numPr>
+          <w:ilvl w:val="0"/>
+          <w:numId w:val="8"/>
+        </w:numPr>
+        <w:rPr>
+          <w:lang w:val="en-US"/>
+        </w:rPr>
+      </w:pPr>
+      <w:r>
+        <w:rPr>
+          <w:lang w:val="en-US"/>
+        </w:rPr>
+        <w:t xml:space="preserve">Đưa nó 50 nghìn + thẻ xe + chờ + đi sang bàn có cái sổ + lật ra gần giữa + </w:t>
+      </w:r>
+      <w:r>
+        <w:rPr>
+          <w:lang w:val="en-US"/>
+        </w:rPr>
+        <w:t xml:space="preserve">từ trên xuống dưới kiếm theo số thứ tự 1451 </w:t>
+      </w:r>
+      <w:r>
+        <w:rPr>
+          <w:lang w:val="en-US"/>
+        </w:rPr>
+        <w:t>+ kí tên + về</w:t>
       </w:r>
     </w:p>
     <w:p>
@@ -904,157 +1757,61 @@
         <w:rPr>
           <w:lang w:val="en-US"/>
         </w:rPr>
-        <w:t>Giao Hàng?</w:t>
-      </w:r>
-    </w:p>
-    <w:p>
-      <w:pPr>
-        <w:pStyle w:val="ListParagraph"/>
-        <w:numPr>
-          <w:ilvl w:val="0"/>
-          <w:numId w:val="8"/>
-        </w:numPr>
-        <w:rPr>
-          <w:lang w:val="en-US"/>
-        </w:rPr>
-      </w:pPr>
-      <w:r>
-        <w:rPr>
-          <w:lang w:val="en-US"/>
-        </w:rPr>
-        <w:t>Đi xe máy ra nhận hàng</w:t>
-      </w:r>
-    </w:p>
-    <w:p>
-      <w:pPr>
-        <w:pStyle w:val="ListParagraph"/>
-        <w:numPr>
-          <w:ilvl w:val="0"/>
-          <w:numId w:val="8"/>
-        </w:numPr>
-        <w:rPr>
-          <w:lang w:val="en-US"/>
-        </w:rPr>
-      </w:pPr>
-      <w:r>
-        <w:rPr>
-          <w:lang w:val="en-US"/>
-        </w:rPr>
-        <w:t>Không bao giờ thanh toán trên Shopee Pay có gì không nhận được hàng không mất tiền</w:t>
-      </w:r>
-    </w:p>
-    <w:p>
-      <w:pPr>
-        <w:pStyle w:val="ListParagraph"/>
-        <w:numPr>
-          <w:ilvl w:val="0"/>
-          <w:numId w:val="8"/>
-        </w:numPr>
-        <w:rPr>
-          <w:lang w:val="en-US"/>
-        </w:rPr>
-      </w:pPr>
-      <w:r>
-        <w:rPr>
-          <w:lang w:val="en-US"/>
-        </w:rPr>
-        <w:t>Cổng sau</w:t>
-      </w:r>
-      <w:r>
-        <w:rPr>
-          <w:lang w:val="en-US"/>
-        </w:rPr>
-        <w:t xml:space="preserve"> rẽ phải</w:t>
-      </w:r>
-    </w:p>
-    <w:p>
-      <w:pPr>
-        <w:pStyle w:val="ListParagraph"/>
-        <w:numPr>
-          <w:ilvl w:val="0"/>
-          <w:numId w:val="8"/>
-        </w:numPr>
-        <w:rPr>
-          <w:lang w:val="en-US"/>
-        </w:rPr>
-      </w:pPr>
-      <w:r>
-        <w:rPr>
-          <w:lang w:val="en-US"/>
-        </w:rPr>
-        <w:t xml:space="preserve">“Anh ơi, của em là </w:t>
-      </w:r>
-      <w:r>
-        <w:rPr>
-          <w:lang w:val="en-US"/>
-        </w:rPr>
-        <w:t>963, số Shipper là 190</w:t>
-      </w:r>
-      <w:r>
-        <w:rPr>
-          <w:lang w:val="en-US"/>
-        </w:rPr>
-        <w:t>”</w:t>
-      </w:r>
-    </w:p>
-    <w:p>
-      <w:pPr>
-        <w:pStyle w:val="ListParagraph"/>
-        <w:numPr>
-          <w:ilvl w:val="0"/>
-          <w:numId w:val="8"/>
-        </w:numPr>
-        <w:rPr>
-          <w:lang w:val="en-US"/>
-        </w:rPr>
-      </w:pPr>
-      <w:r>
-        <w:rPr>
-          <w:lang w:val="en-US"/>
-        </w:rPr>
-        <w:t>Cổng trước</w:t>
-      </w:r>
-      <w:r>
-        <w:rPr>
-          <w:lang w:val="en-US"/>
-        </w:rPr>
-        <w:t xml:space="preserve"> đối diện bên đường cây ATM sang phải 1 chút</w:t>
-      </w:r>
-    </w:p>
-    <w:p>
-      <w:pPr>
-        <w:pStyle w:val="ListParagraph"/>
-        <w:numPr>
-          <w:ilvl w:val="0"/>
-          <w:numId w:val="8"/>
-        </w:numPr>
-        <w:rPr>
-          <w:lang w:val="en-US"/>
-        </w:rPr>
-      </w:pPr>
-      <w:r>
-        <w:rPr>
-          <w:lang w:val="en-US"/>
-        </w:rPr>
-        <w:t>“Anh ơi, của em là 2963, số Shipper 318”</w:t>
-      </w:r>
-    </w:p>
-    <w:p>
-      <w:pPr>
-        <w:pStyle w:val="ListParagraph"/>
-        <w:numPr>
-          <w:ilvl w:val="0"/>
-          <w:numId w:val="8"/>
-        </w:numPr>
-        <w:rPr>
-          <w:lang w:val="en-US"/>
-        </w:rPr>
-      </w:pPr>
-      <w:r>
-        <w:rPr>
-          <w:lang w:val="en-US"/>
-        </w:rPr>
-        <w:t>Đi từ nhà xe về phòng thì đi thẳng ra cổng, rẽ phải, đi lối tắt cho đỡ nắng</w:t>
+        <w:t>Đổi Xe?</w:t>
+      </w:r>
+    </w:p>
+    <w:p>
+      <w:pPr>
+        <w:pStyle w:val="ListParagraph"/>
+        <w:numPr>
+          <w:ilvl w:val="0"/>
+          <w:numId w:val="8"/>
+        </w:numPr>
+        <w:rPr>
+          <w:lang w:val="en-US"/>
+        </w:rPr>
+      </w:pPr>
+      <w:r>
+        <w:rPr>
+          <w:lang w:val="en-US"/>
+        </w:rPr>
+        <w:t>Cuối tháng mới đổi xe</w:t>
+      </w:r>
+    </w:p>
+    <w:p>
+      <w:pPr>
+        <w:pStyle w:val="ListParagraph"/>
+        <w:numPr>
+          <w:ilvl w:val="0"/>
+          <w:numId w:val="8"/>
+        </w:numPr>
+        <w:rPr>
+          <w:lang w:val="en-US"/>
+        </w:rPr>
+      </w:pPr>
+      <w:r>
+        <w:rPr>
+          <w:lang w:val="en-US"/>
+        </w:rPr>
+        <w:t>Chạy xe ra ngoài + đổi xe + chạy cổng sau kí túc xá + để vào hầm xe như đúng rồi + đi sang ban quản lý cụm nhà, là cái tòa ngay cạnh tiệm bánh mì hay mua + cầm tay cửa kéo xuống ngược chiều kim đồng hồ 75 độ + kéo cửa vào phía người mình + đi vào + đóng cửa + gặp thằng cha trước mặt + nói to “tình hình là em mới mua xe mới, nên em muốn hủy biển số xe cũ trên Web” + về phòng + chụp biển số xe mới lên Web + ra đóng tiền xe tháng cho thằng giữ xe</w:t>
+      </w:r>
+    </w:p>
+    <w:p>
+      <w:pPr>
+        <w:pStyle w:val="ListParagraph"/>
+        <w:numPr>
+          <w:ilvl w:val="0"/>
+          <w:numId w:val="8"/>
+        </w:numPr>
+        <w:rPr>
+          <w:lang w:val="en-US"/>
+        </w:rPr>
+      </w:pPr>
+      <w:r>
+        <w:rPr>
+          <w:lang w:val="en-US"/>
+        </w:rPr>
+        <w:t>Cứ quẹt thẻ để ra vào cổng như đúng rồi, nếu biển số xe không khớp thì bảo em mới đổi xe để nó nhập lại biển số mới</w:t>
       </w:r>
     </w:p>
     <w:p>
@@ -1072,25 +1829,73 @@
         <w:rPr>
           <w:lang w:val="en-US"/>
         </w:rPr>
-        <w:t>Trang Phục?</w:t>
-      </w:r>
-    </w:p>
-    <w:p>
-      <w:pPr>
-        <w:pStyle w:val="ListParagraph"/>
-        <w:numPr>
-          <w:ilvl w:val="0"/>
-          <w:numId w:val="8"/>
-        </w:numPr>
-        <w:rPr>
-          <w:lang w:val="en-US"/>
-        </w:rPr>
-      </w:pPr>
-      <w:r>
-        <w:rPr>
-          <w:lang w:val="en-US"/>
-        </w:rPr>
-        <w:t>Đi giày phải đeo dớ</w:t>
+        <w:t>Mua Thẻ Mạng?</w:t>
+      </w:r>
+    </w:p>
+    <w:p>
+      <w:pPr>
+        <w:pStyle w:val="ListParagraph"/>
+        <w:numPr>
+          <w:ilvl w:val="0"/>
+          <w:numId w:val="8"/>
+        </w:numPr>
+        <w:rPr>
+          <w:lang w:val="en-US"/>
+        </w:rPr>
+      </w:pPr>
+      <w:r>
+        <w:rPr>
+          <w:lang w:val="en-US"/>
+        </w:rPr>
+        <w:t xml:space="preserve">Vào ứng dụng My Wifi trên điện thoại + vào Tab “Trang chủ” + cuộn xuống + tại mục “Thẻ tháng WEB” + Click “Thêm giỏ hàng” + Click biểu tượng “Giỏ hàng” góc phải trên + Click “Thanh toán” + </w:t>
+      </w:r>
+      <w:r>
+        <w:rPr>
+          <w:lang w:val="en-US"/>
+        </w:rPr>
+        <w:t>điền thông tin + tại mục “Phương thức thanh toán” + chọn “Ví Viettel Money” + Click “Xác nhận” +</w:t>
+      </w:r>
+      <w:r>
+        <w:rPr>
+          <w:lang w:val="en-US"/>
+        </w:rPr>
+        <w:t xml:space="preserve"> Tick “Viettel Money” + điền số điện thoại và mật khẩu Viettel Money + Click “Đăng nhập” + điền mã OTP + Click “Xác nhận” + chọn “ViettelPay” + Click “Thanh toán” + điền mã OTP + Click “Xác nhận” + chờ 1 lát nó gửi tên đăng nhập và mật khẩu thẻ về</w:t>
+      </w:r>
+    </w:p>
+    <w:p>
+      <w:pPr>
+        <w:pStyle w:val="ListParagraph"/>
+        <w:numPr>
+          <w:ilvl w:val="0"/>
+          <w:numId w:val="8"/>
+        </w:numPr>
+        <w:rPr>
+          <w:lang w:val="en-US"/>
+        </w:rPr>
+      </w:pPr>
+      <w:r>
+        <w:rPr>
+          <w:lang w:val="en-US"/>
+        </w:rPr>
+        <w:t>Để đăng nhập mạng</w:t>
+      </w:r>
+    </w:p>
+    <w:p>
+      <w:pPr>
+        <w:pStyle w:val="ListParagraph"/>
+        <w:numPr>
+          <w:ilvl w:val="0"/>
+          <w:numId w:val="8"/>
+        </w:numPr>
+        <w:rPr>
+          <w:lang w:val="en-US"/>
+        </w:rPr>
+      </w:pPr>
+      <w:r>
+        <w:rPr>
+          <w:lang w:val="en-US"/>
+        </w:rPr>
+        <w:t>Kết nối vào Wifi “Mang Day KTX 5.0GHZ” + click vào nó để đến Web đăng nhập + điền mã đăng nhập rồi đăng nhập</w:t>
       </w:r>
     </w:p>
     <w:p>
@@ -1108,25 +1913,211 @@
         <w:rPr>
           <w:lang w:val="en-US"/>
         </w:rPr>
-        <w:t>Mang Nhiều Đồ?</w:t>
-      </w:r>
-    </w:p>
-    <w:p>
-      <w:pPr>
-        <w:pStyle w:val="ListParagraph"/>
-        <w:numPr>
-          <w:ilvl w:val="0"/>
-          <w:numId w:val="8"/>
-        </w:numPr>
-        <w:rPr>
-          <w:lang w:val="en-US"/>
-        </w:rPr>
-      </w:pPr>
-      <w:r>
-        <w:rPr>
-          <w:lang w:val="en-US"/>
-        </w:rPr>
-        <w:t>Kẹp vào áo mưa, đựng trong mũ bảo hiểm</w:t>
+        <w:t>3G?</w:t>
+      </w:r>
+    </w:p>
+    <w:p>
+      <w:pPr>
+        <w:pStyle w:val="ListParagraph"/>
+        <w:numPr>
+          <w:ilvl w:val="0"/>
+          <w:numId w:val="8"/>
+        </w:numPr>
+        <w:rPr>
+          <w:lang w:val="en-US"/>
+        </w:rPr>
+      </w:pPr>
+      <w:r>
+        <w:rPr>
+          <w:lang w:val="en-US"/>
+        </w:rPr>
+        <w:t xml:space="preserve">Mất 2 nghìn mỗi ngày, được 50 MB, </w:t>
+      </w:r>
+      <w:r>
+        <w:rPr>
+          <w:lang w:val="en-US"/>
+        </w:rPr>
+        <w:t>đã hủy, không được đăng ký gói khác trong khi đang xài gói này, nếu không sẽ mất tiền mà chẳng được gì</w:t>
+      </w:r>
+    </w:p>
+    <w:p>
+      <w:pPr>
+        <w:pStyle w:val="ListParagraph"/>
+        <w:numPr>
+          <w:ilvl w:val="0"/>
+          <w:numId w:val="8"/>
+        </w:numPr>
+        <w:rPr>
+          <w:lang w:val="en-US"/>
+        </w:rPr>
+      </w:pPr>
+      <w:r>
+        <w:rPr>
+          <w:lang w:val="en-US"/>
+        </w:rPr>
+        <w:t>Soạn</w:t>
+      </w:r>
+    </w:p>
+    <w:p>
+      <w:pPr>
+        <w:pStyle w:val="ListParagraph"/>
+        <w:numPr>
+          <w:ilvl w:val="0"/>
+          <w:numId w:val="8"/>
+        </w:numPr>
+        <w:rPr>
+          <w:lang w:val="en-US"/>
+        </w:rPr>
+      </w:pPr>
+      <w:r>
+        <w:rPr>
+          <w:lang w:val="en-US"/>
+        </w:rPr>
+        <w:t>MI2K MO</w:t>
+      </w:r>
+    </w:p>
+    <w:p>
+      <w:pPr>
+        <w:pStyle w:val="ListParagraph"/>
+        <w:numPr>
+          <w:ilvl w:val="0"/>
+          <w:numId w:val="8"/>
+        </w:numPr>
+        <w:rPr>
+          <w:lang w:val="en-US"/>
+        </w:rPr>
+      </w:pPr>
+      <w:r>
+        <w:rPr>
+          <w:lang w:val="en-US"/>
+        </w:rPr>
+        <w:t>Gửi</w:t>
+      </w:r>
+    </w:p>
+    <w:p>
+      <w:pPr>
+        <w:pStyle w:val="ListParagraph"/>
+        <w:numPr>
+          <w:ilvl w:val="0"/>
+          <w:numId w:val="8"/>
+        </w:numPr>
+        <w:rPr>
+          <w:lang w:val="en-US"/>
+        </w:rPr>
+      </w:pPr>
+      <w:r>
+        <w:rPr>
+          <w:lang w:val="en-US"/>
+        </w:rPr>
+        <w:t>9123</w:t>
+      </w:r>
+    </w:p>
+    <w:p>
+      <w:pPr>
+        <w:pStyle w:val="ListParagraph"/>
+        <w:numPr>
+          <w:ilvl w:val="0"/>
+          <w:numId w:val="8"/>
+        </w:numPr>
+        <w:rPr>
+          <w:lang w:val="en-US"/>
+        </w:rPr>
+      </w:pPr>
+      <w:r>
+        <w:rPr>
+          <w:lang w:val="en-US"/>
+        </w:rPr>
+        <w:t>Để hủy gia hạn nhưng vẫn được xài tiếp lượng lưu lượng còn lại</w:t>
+      </w:r>
+    </w:p>
+    <w:p>
+      <w:pPr>
+        <w:pStyle w:val="ListParagraph"/>
+        <w:numPr>
+          <w:ilvl w:val="0"/>
+          <w:numId w:val="8"/>
+        </w:numPr>
+        <w:rPr>
+          <w:lang w:val="en-US"/>
+        </w:rPr>
+      </w:pPr>
+      <w:r>
+        <w:rPr>
+          <w:lang w:val="en-US"/>
+        </w:rPr>
+        <w:t>Soạn</w:t>
+      </w:r>
+    </w:p>
+    <w:p>
+      <w:pPr>
+        <w:pStyle w:val="ListParagraph"/>
+        <w:numPr>
+          <w:ilvl w:val="0"/>
+          <w:numId w:val="8"/>
+        </w:numPr>
+        <w:rPr>
+          <w:lang w:val="en-US"/>
+        </w:rPr>
+      </w:pPr>
+      <w:r>
+        <w:rPr>
+          <w:lang w:val="en-US"/>
+        </w:rPr>
+        <w:t>HUY MI2K</w:t>
+      </w:r>
+    </w:p>
+    <w:p>
+      <w:pPr>
+        <w:pStyle w:val="ListParagraph"/>
+        <w:numPr>
+          <w:ilvl w:val="0"/>
+          <w:numId w:val="8"/>
+        </w:numPr>
+        <w:rPr>
+          <w:lang w:val="en-US"/>
+        </w:rPr>
+      </w:pPr>
+      <w:r>
+        <w:rPr>
+          <w:lang w:val="en-US"/>
+        </w:rPr>
+        <w:t>Gửi</w:t>
+      </w:r>
+    </w:p>
+    <w:p>
+      <w:pPr>
+        <w:pStyle w:val="ListParagraph"/>
+        <w:numPr>
+          <w:ilvl w:val="0"/>
+          <w:numId w:val="8"/>
+        </w:numPr>
+        <w:rPr>
+          <w:lang w:val="en-US"/>
+        </w:rPr>
+      </w:pPr>
+      <w:r>
+        <w:rPr>
+          <w:lang w:val="en-US"/>
+        </w:rPr>
+        <w:t>191</w:t>
+      </w:r>
+    </w:p>
+    <w:p>
+      <w:pPr>
+        <w:pStyle w:val="ListParagraph"/>
+        <w:numPr>
+          <w:ilvl w:val="0"/>
+          <w:numId w:val="8"/>
+        </w:numPr>
+        <w:rPr>
+          <w:lang w:val="en-US"/>
+        </w:rPr>
+      </w:pPr>
+      <w:r>
+        <w:rPr>
+          <w:lang w:val="en-US"/>
+        </w:rPr>
+        <w:t>Vào Viettel Money mua gói 5M7N 10 nghìn 1 tuần có 500 MB, đang sử dụng</w:t>
       </w:r>
     </w:p>
     <w:p>
@@ -1136,39 +2127,51 @@
           <w:ilvl w:val="0"/>
           <w:numId w:val="7"/>
         </w:numPr>
-      </w:pPr>
-      <w:r>
-        <w:t>Bưu Điện?</w:t>
-      </w:r>
-    </w:p>
-    <w:p>
-      <w:pPr>
-        <w:pStyle w:val="ListParagraph"/>
-        <w:numPr>
-          <w:ilvl w:val="0"/>
-          <w:numId w:val="8"/>
-        </w:numPr>
-      </w:pPr>
-      <w:r>
-        <w:t>Tòa D4</w:t>
-      </w:r>
-      <w:r>
-        <w:rPr>
-          <w:lang w:val="en-US"/>
-        </w:rPr>
-        <w:t>, 8 giờ mới mở cửa</w:t>
-      </w:r>
-    </w:p>
-    <w:p>
-      <w:pPr>
-        <w:pStyle w:val="ListParagraph"/>
-        <w:numPr>
-          <w:ilvl w:val="0"/>
-          <w:numId w:val="8"/>
-        </w:numPr>
-      </w:pPr>
-      <w:r>
-        <w:t>Vô trong lấy 1 phong bì bên trái + nhét giấy vô + đóng lại + viết thông tin vào mặt sau, không cần Postal Code + đưa cho chị + đóng 20 nghìn</w:t>
+        <w:rPr>
+          <w:lang w:val="en-US"/>
+        </w:rPr>
+      </w:pPr>
+      <w:r>
+        <w:rPr>
+          <w:lang w:val="en-US"/>
+        </w:rPr>
+        <w:t>Bơm Xe?</w:t>
+      </w:r>
+    </w:p>
+    <w:p>
+      <w:pPr>
+        <w:pStyle w:val="ListParagraph"/>
+        <w:numPr>
+          <w:ilvl w:val="0"/>
+          <w:numId w:val="8"/>
+        </w:numPr>
+        <w:rPr>
+          <w:lang w:val="en-US"/>
+        </w:rPr>
+      </w:pPr>
+      <w:r>
+        <w:rPr>
+          <w:lang w:val="en-US"/>
+        </w:rPr>
+        <w:t>Chỉ bơm khi nào cực non, đi đường tới trường đéo có đinh, không để xe bãi đá</w:t>
+      </w:r>
+    </w:p>
+    <w:p>
+      <w:pPr>
+        <w:pStyle w:val="ListParagraph"/>
+        <w:numPr>
+          <w:ilvl w:val="0"/>
+          <w:numId w:val="8"/>
+        </w:numPr>
+        <w:rPr>
+          <w:lang w:val="en-US"/>
+        </w:rPr>
+      </w:pPr>
+      <w:r>
+        <w:rPr>
+          <w:lang w:val="en-US"/>
+        </w:rPr>
+        <w:t>Có tiếng xịt là bơm không vào</w:t>
       </w:r>
     </w:p>
     <w:p>
@@ -1186,25 +2189,55 @@
         <w:rPr>
           <w:lang w:val="en-US"/>
         </w:rPr>
-        <w:t>Rút Tiền?</w:t>
-      </w:r>
-    </w:p>
-    <w:p>
-      <w:pPr>
-        <w:pStyle w:val="ListParagraph"/>
-        <w:numPr>
-          <w:ilvl w:val="0"/>
-          <w:numId w:val="8"/>
-        </w:numPr>
-        <w:rPr>
-          <w:lang w:val="en-US"/>
-        </w:rPr>
-      </w:pPr>
-      <w:r>
-        <w:rPr>
-          <w:lang w:val="en-US"/>
-        </w:rPr>
-        <w:t>Rút vào buổi sáng</w:t>
+        <w:t xml:space="preserve">Ngồi </w:t>
+      </w:r>
+      <w:r>
+        <w:rPr>
+          <w:lang w:val="en-US"/>
+        </w:rPr>
+        <w:t>Học Tại Trường?</w:t>
+      </w:r>
+    </w:p>
+    <w:p>
+      <w:pPr>
+        <w:pStyle w:val="ListParagraph"/>
+        <w:numPr>
+          <w:ilvl w:val="0"/>
+          <w:numId w:val="8"/>
+        </w:numPr>
+        <w:rPr>
+          <w:lang w:val="en-US"/>
+        </w:rPr>
+      </w:pPr>
+      <w:r>
+        <w:rPr>
+          <w:lang w:val="en-US"/>
+        </w:rPr>
+        <w:t xml:space="preserve">Ngồi ở giữa </w:t>
+      </w:r>
+      <w:r>
+        <w:rPr>
+          <w:lang w:val="en-US"/>
+        </w:rPr>
+        <w:t xml:space="preserve">để </w:t>
+      </w:r>
+      <w:r>
+        <w:rPr>
+          <w:lang w:val="en-US"/>
+        </w:rPr>
+        <w:t xml:space="preserve">mất công </w:t>
+      </w:r>
+      <w:r>
+        <w:rPr>
+          <w:lang w:val="en-US"/>
+        </w:rPr>
+        <w:t xml:space="preserve">ông </w:t>
+      </w:r>
+      <w:r>
+        <w:rPr>
+          <w:lang w:val="en-US"/>
+        </w:rPr>
+        <w:t>lại đi kiểm tra</w:t>
       </w:r>
     </w:p>
     <w:p>
@@ -1222,73 +2255,86 @@
         <w:rPr>
           <w:lang w:val="en-US"/>
         </w:rPr>
-        <w:t>Bồn Cầu?</w:t>
-      </w:r>
-    </w:p>
-    <w:p>
-      <w:pPr>
-        <w:pStyle w:val="ListParagraph"/>
-        <w:numPr>
-          <w:ilvl w:val="0"/>
-          <w:numId w:val="8"/>
-        </w:numPr>
-        <w:rPr>
-          <w:lang w:val="en-US"/>
-        </w:rPr>
-      </w:pPr>
-      <w:r>
-        <w:rPr>
-          <w:lang w:val="en-US"/>
-        </w:rPr>
-        <w:t>Nếu thấ</w:t>
-      </w:r>
-      <w:r>
-        <w:rPr>
-          <w:lang w:val="en-US"/>
-        </w:rPr>
-        <w:t>y nó xả nước liên tục thì bấm xả nước lần nữa</w:t>
-      </w:r>
-      <w:r>
-        <w:rPr>
-          <w:lang w:val="en-US"/>
-        </w:rPr>
-        <w:t>, không lấy tay chỉnh nắp vì nó là nắp chân không</w:t>
-      </w:r>
-    </w:p>
-    <w:p>
-      <w:pPr>
-        <w:pStyle w:val="ListParagraph"/>
-        <w:numPr>
-          <w:ilvl w:val="0"/>
-          <w:numId w:val="8"/>
-        </w:numPr>
-        <w:rPr>
-          <w:lang w:val="en-US"/>
-        </w:rPr>
-      </w:pPr>
-      <w:r>
-        <w:rPr>
-          <w:lang w:val="en-US"/>
-        </w:rPr>
-        <w:t>Nếu không muốn tốn nước bồn cầu thì xuống nhà vệ sinh tầng trệt đái</w:t>
-      </w:r>
-    </w:p>
-    <w:p>
-      <w:pPr>
-        <w:pStyle w:val="ListParagraph"/>
-        <w:numPr>
-          <w:ilvl w:val="0"/>
-          <w:numId w:val="8"/>
-        </w:numPr>
-        <w:rPr>
-          <w:lang w:val="en-US"/>
-        </w:rPr>
-      </w:pPr>
-      <w:r>
-        <w:rPr>
-          <w:lang w:val="en-US"/>
-        </w:rPr>
-        <w:t>Né bà lao công nhà vệ sinh</w:t>
+        <w:t>Photo?</w:t>
+      </w:r>
+    </w:p>
+    <w:p>
+      <w:pPr>
+        <w:pStyle w:val="ListParagraph"/>
+        <w:numPr>
+          <w:ilvl w:val="0"/>
+          <w:numId w:val="8"/>
+        </w:numPr>
+        <w:rPr>
+          <w:lang w:val="en-US"/>
+        </w:rPr>
+      </w:pPr>
+      <w:r>
+        <w:rPr>
+          <w:lang w:val="en-US"/>
+        </w:rPr>
+        <w:t>Đi vào cổng trước kí túc xá, nhìn ngay sang trái là thấy</w:t>
+      </w:r>
+    </w:p>
+    <w:p>
+      <w:pPr>
+        <w:pStyle w:val="ListParagraph"/>
+        <w:numPr>
+          <w:ilvl w:val="0"/>
+          <w:numId w:val="8"/>
+        </w:numPr>
+        <w:rPr>
+          <w:lang w:val="en-US"/>
+        </w:rPr>
+      </w:pPr>
+      <w:r>
+        <w:rPr>
+          <w:lang w:val="en-US"/>
+        </w:rPr>
+        <w:t>Quét QR trên cửa để nhắn tin Zalo cho chủ tiệm</w:t>
+      </w:r>
+    </w:p>
+    <w:p>
+      <w:pPr>
+        <w:pStyle w:val="ListParagraph"/>
+        <w:numPr>
+          <w:ilvl w:val="0"/>
+          <w:numId w:val="8"/>
+        </w:numPr>
+        <w:rPr>
+          <w:lang w:val="en-US"/>
+        </w:rPr>
+      </w:pPr>
+      <w:r>
+        <w:rPr>
+          <w:lang w:val="en-US"/>
+        </w:rPr>
+        <w:t>“Em vừa gửi mấy cái File đấy, in ra dùm em”</w:t>
+      </w:r>
+      <w:r>
+        <w:rPr>
+          <w:lang w:val="en-US"/>
+        </w:rPr>
+        <w:t xml:space="preserve"> + trả 1 nghìn cho 2 tờ, nó dơ mấy ngón tay thì trả bấy nhiêu nghìn</w:t>
+      </w:r>
+    </w:p>
+    <w:p>
+      <w:pPr>
+        <w:pStyle w:val="ListParagraph"/>
+        <w:numPr>
+          <w:ilvl w:val="0"/>
+          <w:numId w:val="8"/>
+        </w:numPr>
+        <w:rPr>
+          <w:lang w:val="en-US"/>
+        </w:rPr>
+      </w:pPr>
+      <w:r>
+        <w:rPr>
+          <w:lang w:val="en-US"/>
+        </w:rPr>
+        <w:lastRenderedPageBreak/>
+        <w:t>Có 3 cái máy in, nếu in nhiều người cùng lúc thì mỗi máy sẽ in cho 1 người, máy thứ 1 từ ngoài vào</w:t>
       </w:r>
     </w:p>
     <w:p>
@@ -1306,375 +2352,497 @@
         <w:rPr>
           <w:lang w:val="en-US"/>
         </w:rPr>
-        <w:t xml:space="preserve">Những </w:t>
-      </w:r>
-      <w:r>
-        <w:rPr>
-          <w:lang w:val="en-US"/>
-        </w:rPr>
-        <w:t>Thứ Bắt Buộc Mang Bên Mình?</w:t>
-      </w:r>
-    </w:p>
-    <w:p>
-      <w:pPr>
-        <w:pStyle w:val="ListParagraph"/>
-        <w:numPr>
-          <w:ilvl w:val="0"/>
-          <w:numId w:val="8"/>
-        </w:numPr>
-        <w:rPr>
-          <w:lang w:val="en-US"/>
-        </w:rPr>
-      </w:pPr>
-      <w:r>
-        <w:rPr>
-          <w:lang w:val="en-US"/>
-        </w:rPr>
-        <w:t>Dù, nước, tràng phục linh</w:t>
-      </w:r>
-    </w:p>
-    <w:p>
-      <w:pPr>
-        <w:pStyle w:val="ListParagraph"/>
-        <w:numPr>
-          <w:ilvl w:val="0"/>
-          <w:numId w:val="7"/>
-        </w:numPr>
-        <w:rPr>
-          <w:lang w:val="en-US"/>
-        </w:rPr>
-      </w:pPr>
-      <w:r>
-        <w:rPr>
-          <w:lang w:val="en-US"/>
-        </w:rPr>
-        <w:t>Mua Thuốc?</w:t>
-      </w:r>
-    </w:p>
-    <w:p>
-      <w:pPr>
-        <w:pStyle w:val="ListParagraph"/>
-        <w:numPr>
-          <w:ilvl w:val="0"/>
-          <w:numId w:val="8"/>
-        </w:numPr>
-        <w:rPr>
-          <w:lang w:val="en-US"/>
-        </w:rPr>
-      </w:pPr>
-      <w:r>
-        <w:rPr>
-          <w:lang w:val="en-US"/>
-        </w:rPr>
-        <w:t>Đi thẳng ra cổng chính + quẹo trái đi thẳng cho tới khi gặp vật cản + quẹo trái đi thẳng 1 lát có tiệm thuốc tây</w:t>
-      </w:r>
-    </w:p>
-    <w:p>
-      <w:pPr>
-        <w:pStyle w:val="ListParagraph"/>
-        <w:numPr>
-          <w:ilvl w:val="0"/>
-          <w:numId w:val="8"/>
-        </w:numPr>
-        <w:rPr>
-          <w:lang w:val="en-US"/>
-        </w:rPr>
-      </w:pPr>
-      <w:r>
-        <w:rPr>
-          <w:lang w:val="en-US"/>
-        </w:rPr>
-        <w:t>“Bán cho em mấy cái men tiêu hóa”</w:t>
-      </w:r>
-    </w:p>
-    <w:p>
-      <w:pPr>
-        <w:pStyle w:val="ListParagraph"/>
-        <w:numPr>
-          <w:ilvl w:val="0"/>
-          <w:numId w:val="7"/>
-        </w:numPr>
-        <w:rPr>
-          <w:lang w:val="en-US"/>
-        </w:rPr>
-      </w:pPr>
-      <w:r>
-        <w:rPr>
-          <w:lang w:val="en-US"/>
-        </w:rPr>
-        <w:t>Ngủ?</w:t>
-      </w:r>
-    </w:p>
-    <w:p>
-      <w:pPr>
-        <w:pStyle w:val="ListParagraph"/>
-        <w:numPr>
-          <w:ilvl w:val="0"/>
-          <w:numId w:val="8"/>
-        </w:numPr>
-        <w:rPr>
-          <w:lang w:val="en-US"/>
-        </w:rPr>
-      </w:pPr>
-      <w:r>
-        <w:rPr>
-          <w:lang w:val="en-US"/>
-        </w:rPr>
-        <w:t>Đặt chăn làm nệm, đặt gối tựa vai cho đỡ nhức</w:t>
-      </w:r>
-    </w:p>
-    <w:p>
-      <w:pPr>
-        <w:pStyle w:val="ListParagraph"/>
-        <w:numPr>
-          <w:ilvl w:val="0"/>
-          <w:numId w:val="7"/>
-        </w:numPr>
-        <w:rPr>
-          <w:lang w:val="en-US"/>
-        </w:rPr>
-      </w:pPr>
-      <w:r>
-        <w:rPr>
-          <w:lang w:val="en-US"/>
-        </w:rPr>
-        <w:t>Nước Nóng?</w:t>
-      </w:r>
-    </w:p>
-    <w:p>
-      <w:pPr>
-        <w:pStyle w:val="ListParagraph"/>
-        <w:numPr>
-          <w:ilvl w:val="0"/>
-          <w:numId w:val="8"/>
-        </w:numPr>
-        <w:rPr>
-          <w:lang w:val="en-US"/>
-        </w:rPr>
-      </w:pPr>
-      <w:r>
-        <w:rPr>
-          <w:lang w:val="en-US"/>
-        </w:rPr>
-        <w:t>Lấy bình siêu tốc đổ nước vào + đặt vào đế + bật công tắc + chờ vài phút + nó tự đóng công tắc + lấy bình ra + đổ nước vào tô</w:t>
-      </w:r>
-    </w:p>
-    <w:p>
-      <w:pPr>
-        <w:pStyle w:val="ListParagraph"/>
-        <w:numPr>
-          <w:ilvl w:val="0"/>
-          <w:numId w:val="7"/>
-        </w:numPr>
-        <w:rPr>
-          <w:lang w:val="en-US"/>
-        </w:rPr>
-      </w:pPr>
-      <w:r>
-        <w:rPr>
-          <w:lang w:val="en-US"/>
-        </w:rPr>
-        <w:t>Cất Laptop?</w:t>
-      </w:r>
-    </w:p>
-    <w:p>
-      <w:pPr>
-        <w:pStyle w:val="ListParagraph"/>
-        <w:numPr>
-          <w:ilvl w:val="0"/>
-          <w:numId w:val="8"/>
-        </w:numPr>
-        <w:rPr>
-          <w:lang w:val="en-US"/>
-        </w:rPr>
-      </w:pPr>
-      <w:r>
-        <w:rPr>
-          <w:lang w:val="en-US"/>
-        </w:rPr>
-        <w:t>Đặt dưới chiếu</w:t>
-      </w:r>
-    </w:p>
-    <w:p>
-      <w:pPr>
-        <w:pStyle w:val="ListParagraph"/>
-        <w:numPr>
-          <w:ilvl w:val="0"/>
-          <w:numId w:val="7"/>
-        </w:numPr>
-        <w:rPr>
-          <w:lang w:val="en-US"/>
-        </w:rPr>
-      </w:pPr>
-      <w:r>
-        <w:rPr>
-          <w:lang w:val="en-US"/>
-        </w:rPr>
-        <w:t>Tắm?</w:t>
-      </w:r>
-    </w:p>
-    <w:p>
-      <w:pPr>
-        <w:pStyle w:val="ListParagraph"/>
-        <w:numPr>
-          <w:ilvl w:val="0"/>
-          <w:numId w:val="8"/>
-        </w:numPr>
-        <w:rPr>
-          <w:lang w:val="en-US"/>
-        </w:rPr>
-      </w:pPr>
-      <w:r>
-        <w:rPr>
-          <w:lang w:val="en-US"/>
-        </w:rPr>
-        <w:t>Xài dầu gội xong cất vào tủ</w:t>
-      </w:r>
-    </w:p>
-    <w:p>
-      <w:pPr>
-        <w:pStyle w:val="ListParagraph"/>
-        <w:numPr>
-          <w:ilvl w:val="0"/>
-          <w:numId w:val="7"/>
-        </w:numPr>
-        <w:rPr>
-          <w:lang w:val="en-US"/>
-        </w:rPr>
-      </w:pPr>
-      <w:r>
-        <w:rPr>
-          <w:lang w:val="en-US"/>
-        </w:rPr>
-        <w:t>Cúp Điện?</w:t>
-      </w:r>
-    </w:p>
-    <w:p>
-      <w:pPr>
-        <w:pStyle w:val="ListParagraph"/>
-        <w:numPr>
-          <w:ilvl w:val="0"/>
-          <w:numId w:val="8"/>
-        </w:numPr>
-        <w:rPr>
-          <w:lang w:val="en-US"/>
-        </w:rPr>
-      </w:pPr>
-      <w:r>
-        <w:rPr>
-          <w:lang w:val="en-US"/>
-        </w:rPr>
-        <w:t>Vẫn có cơm tòa B5 nhưng không có đèn nên phải ăn trong tối</w:t>
-      </w:r>
-    </w:p>
-    <w:p>
-      <w:pPr>
-        <w:pStyle w:val="ListParagraph"/>
-        <w:numPr>
-          <w:ilvl w:val="0"/>
-          <w:numId w:val="7"/>
-        </w:numPr>
-        <w:rPr>
-          <w:lang w:val="en-US"/>
-        </w:rPr>
-      </w:pPr>
-      <w:r>
-        <w:rPr>
-          <w:lang w:val="en-US"/>
-        </w:rPr>
-        <w:t>Nước Uống?</w:t>
-      </w:r>
-    </w:p>
-    <w:p>
-      <w:pPr>
-        <w:pStyle w:val="ListParagraph"/>
-        <w:numPr>
-          <w:ilvl w:val="0"/>
-          <w:numId w:val="8"/>
-        </w:numPr>
-        <w:rPr>
-          <w:lang w:val="en-US"/>
-        </w:rPr>
-      </w:pPr>
-      <w:r>
-        <w:rPr>
-          <w:lang w:val="en-US"/>
-        </w:rPr>
-        <w:t>Không được uống nước máy vì chứa Clo</w:t>
-      </w:r>
-      <w:r>
-        <w:rPr>
-          <w:lang w:val="en-US"/>
-        </w:rPr>
-        <w:t>, nếu dùng để ăn mì thì không ăn nước</w:t>
-      </w:r>
-    </w:p>
-    <w:p>
-      <w:pPr>
-        <w:pStyle w:val="ListParagraph"/>
-        <w:numPr>
-          <w:ilvl w:val="0"/>
-          <w:numId w:val="7"/>
-        </w:numPr>
-        <w:rPr>
-          <w:lang w:val="en-US"/>
-        </w:rPr>
-      </w:pPr>
-      <w:r>
-        <w:rPr>
-          <w:lang w:val="en-US"/>
-        </w:rPr>
-        <w:t>Đóng Tiền Xe?</w:t>
-      </w:r>
-    </w:p>
-    <w:p>
-      <w:pPr>
-        <w:pStyle w:val="ListParagraph"/>
-        <w:numPr>
-          <w:ilvl w:val="0"/>
-          <w:numId w:val="8"/>
-        </w:numPr>
-        <w:rPr>
-          <w:lang w:val="en-US"/>
-        </w:rPr>
-      </w:pPr>
-      <w:r>
-        <w:rPr>
-          <w:lang w:val="en-US"/>
-        </w:rPr>
-        <w:t>X</w:t>
-      </w:r>
-      <w:r>
-        <w:rPr>
-          <w:lang w:val="en-US"/>
-        </w:rPr>
-        <w:t>uống gặp thằng canh xe</w:t>
-      </w:r>
-    </w:p>
-    <w:p>
-      <w:pPr>
-        <w:pStyle w:val="ListParagraph"/>
-        <w:numPr>
-          <w:ilvl w:val="0"/>
-          <w:numId w:val="8"/>
-        </w:numPr>
-        <w:rPr>
-          <w:lang w:val="en-US"/>
-        </w:rPr>
-      </w:pPr>
-      <w:r>
-        <w:rPr>
-          <w:lang w:val="en-US"/>
-        </w:rPr>
-        <w:t>“Cho em đóng tiền xe tháng”</w:t>
-      </w:r>
-    </w:p>
-    <w:p>
-      <w:pPr>
-        <w:pStyle w:val="ListParagraph"/>
-        <w:numPr>
-          <w:ilvl w:val="0"/>
-          <w:numId w:val="8"/>
+        <w:t xml:space="preserve">Xin </w:t>
+      </w:r>
+      <w:r>
+        <w:rPr>
+          <w:lang w:val="en-US"/>
+        </w:rPr>
+        <w:t>Giấy Xác Nhận Vay Vốn?</w:t>
+      </w:r>
+    </w:p>
+    <w:p>
+      <w:pPr>
+        <w:pStyle w:val="ListParagraph"/>
+        <w:numPr>
+          <w:ilvl w:val="0"/>
+          <w:numId w:val="8"/>
+        </w:numPr>
+        <w:rPr>
+          <w:lang w:val="en-US"/>
+        </w:rPr>
+      </w:pPr>
+      <w:r>
+        <w:rPr>
+          <w:lang w:val="en-US"/>
+        </w:rPr>
+        <w:t xml:space="preserve">In </w:t>
+      </w:r>
+      <w:r>
+        <w:rPr>
+          <w:lang w:val="en-US"/>
+        </w:rPr>
+        <w:t>File “giay_vay_von” trong thư mục “Paper”</w:t>
+      </w:r>
+      <w:r>
+        <w:rPr>
+          <w:lang w:val="en-US"/>
+        </w:rPr>
+        <w:t>, sau đó ra phòng công tác chính trị sinh viên, thủ sẵn thời khóa biểu trong điện thoại, kêu “Cho em gửi cái giấy vay vốn”, dơ thời khóa biểu trong điện thoại ra để nó hẹn kèo, chờ vài ngày</w:t>
+      </w:r>
+      <w:r>
+        <w:rPr>
+          <w:lang w:val="en-US"/>
+        </w:rPr>
+        <w:t>, nên chờ qua cái ngày nó hẹn</w:t>
+      </w:r>
+      <w:r>
+        <w:rPr>
+          <w:lang w:val="en-US"/>
+        </w:rPr>
+        <w:t xml:space="preserve">, đến phòng công tác chính trị sinh viên lần nữa kêu “Cho em xin </w:t>
+      </w:r>
+      <w:r>
+        <w:rPr>
+          <w:lang w:val="en-US"/>
+        </w:rPr>
+        <w:t>giấy xác nhận vay vốn, em đã nộp từ thứ &lt;Ngày Nộp&gt; rồi và hôm nay hẹn lấy”, lấy giấy gửi về nhà</w:t>
+      </w:r>
+    </w:p>
+    <w:p>
+      <w:pPr>
+        <w:rPr>
+          <w:lang w:val="en-US"/>
+        </w:rPr>
+      </w:pPr>
+    </w:p>
+    <w:p>
+      <w:pPr>
+        <w:rPr>
+          <w:lang w:val="en-US"/>
+        </w:rPr>
+      </w:pPr>
+      <w:r>
+        <w:rPr>
+          <w:lang w:val="en-US"/>
+        </w:rPr>
+        <w:t xml:space="preserve">Biển </w:t>
+      </w:r>
+      <w:r>
+        <w:rPr>
+          <w:lang w:val="en-US"/>
+        </w:rPr>
+        <w:t>Báo Giao Thông:</w:t>
+      </w:r>
+    </w:p>
+    <w:p>
+      <w:pPr>
+        <w:pStyle w:val="ListParagraph"/>
+        <w:numPr>
+          <w:ilvl w:val="0"/>
+          <w:numId w:val="9"/>
+        </w:numPr>
+        <w:rPr>
+          <w:lang w:val="en-US"/>
+        </w:rPr>
+      </w:pPr>
+      <w:r>
+        <w:rPr>
+          <w:lang w:val="en-US"/>
+        </w:rPr>
+        <w:t>Đường Ưu Tiên Và Đường Không Ưu Tiên?</w:t>
+      </w:r>
+    </w:p>
+    <w:p>
+      <w:pPr>
+        <w:pStyle w:val="ListParagraph"/>
+        <w:numPr>
+          <w:ilvl w:val="0"/>
+          <w:numId w:val="8"/>
+        </w:numPr>
+        <w:rPr>
+          <w:lang w:val="en-US"/>
+        </w:rPr>
+      </w:pPr>
+      <w:r>
+        <w:rPr>
+          <w:lang w:val="en-US"/>
+        </w:rPr>
+        <w:t>Ví dụ đường A giao với đường B tại C, xe D đang đi trên A, xe E đang đi trên B, vô tình 2 xe gặp nhau, thì xe D phải dừng lại cho xe E chạy qua, khi này ta nói B là đường ưu tiên và A là đường không ưu tiên</w:t>
+      </w:r>
+    </w:p>
+    <w:p>
+      <w:pPr>
+        <w:pStyle w:val="ListParagraph"/>
+        <w:numPr>
+          <w:ilvl w:val="0"/>
+          <w:numId w:val="9"/>
+        </w:numPr>
+        <w:rPr>
+          <w:lang w:val="en-US"/>
+        </w:rPr>
+      </w:pPr>
+      <w:r>
+        <w:rPr>
+          <w:lang w:val="en-US"/>
+        </w:rPr>
+        <w:t>Tròn Nền Đỏ Gạch Ngang Trắng?</w:t>
+      </w:r>
+    </w:p>
+    <w:p>
+      <w:pPr>
+        <w:pStyle w:val="ListParagraph"/>
+        <w:numPr>
+          <w:ilvl w:val="0"/>
+          <w:numId w:val="8"/>
+        </w:numPr>
+        <w:rPr>
+          <w:lang w:val="en-US"/>
+        </w:rPr>
+      </w:pPr>
+      <w:r>
+        <w:rPr>
+          <w:lang w:val="en-US"/>
+        </w:rPr>
+        <w:t>Cấm đi ngược chiều</w:t>
+      </w:r>
+    </w:p>
+    <w:p>
+      <w:pPr>
+        <w:pStyle w:val="ListParagraph"/>
+        <w:numPr>
+          <w:ilvl w:val="0"/>
+          <w:numId w:val="9"/>
+        </w:numPr>
+        <w:rPr>
+          <w:lang w:val="en-US"/>
+        </w:rPr>
+      </w:pPr>
+      <w:r>
+        <w:rPr>
+          <w:lang w:val="en-US"/>
+        </w:rPr>
+        <w:t>Tròn Nền Xanh Mũi Tên Trắng Chéo Xuống 45 Độ?</w:t>
+      </w:r>
+    </w:p>
+    <w:p>
+      <w:pPr>
+        <w:pStyle w:val="ListParagraph"/>
+        <w:numPr>
+          <w:ilvl w:val="0"/>
+          <w:numId w:val="8"/>
+        </w:numPr>
+        <w:rPr>
+          <w:lang w:val="en-US"/>
+        </w:rPr>
+      </w:pPr>
+      <w:r>
+        <w:rPr>
+          <w:lang w:val="en-US"/>
+        </w:rPr>
+        <w:t>Được phép vòng qua theo hướng mũi tên</w:t>
+      </w:r>
+    </w:p>
+    <w:p>
+      <w:pPr>
+        <w:pStyle w:val="ListParagraph"/>
+        <w:numPr>
+          <w:ilvl w:val="0"/>
+          <w:numId w:val="9"/>
+        </w:numPr>
+        <w:rPr>
+          <w:lang w:val="en-US"/>
+        </w:rPr>
+      </w:pPr>
+      <w:r>
+        <w:rPr>
+          <w:lang w:val="en-US"/>
+        </w:rPr>
+        <w:t>Tròn Viền Đỏ Nền Trắng Có Số Màu Đen Ở Giữa?</w:t>
+      </w:r>
+    </w:p>
+    <w:p>
+      <w:pPr>
+        <w:pStyle w:val="ListParagraph"/>
+        <w:numPr>
+          <w:ilvl w:val="0"/>
+          <w:numId w:val="8"/>
+        </w:numPr>
+        <w:rPr>
+          <w:lang w:val="en-US"/>
+        </w:rPr>
+      </w:pPr>
+      <w:r>
+        <w:rPr>
+          <w:lang w:val="en-US"/>
+        </w:rPr>
+        <w:t>Tốc độ tối đa cho phép</w:t>
+      </w:r>
+    </w:p>
+    <w:p>
+      <w:pPr>
+        <w:pStyle w:val="ListParagraph"/>
+        <w:numPr>
+          <w:ilvl w:val="0"/>
+          <w:numId w:val="9"/>
+        </w:numPr>
+        <w:rPr>
+          <w:lang w:val="en-US"/>
+        </w:rPr>
+      </w:pPr>
+      <w:r>
+        <w:rPr>
+          <w:lang w:val="en-US"/>
+        </w:rPr>
+        <w:t xml:space="preserve">Tam Giác </w:t>
+      </w:r>
+      <w:r>
+        <w:rPr>
+          <w:lang w:val="en-US"/>
+        </w:rPr>
+        <w:t>Viền Đỏ Nền Vàng Hình Mũi Tên Tăng Tốc Hướng Lên Màu Đen Và Gạch Ngang Đen?</w:t>
+      </w:r>
+    </w:p>
+    <w:p>
+      <w:pPr>
+        <w:pStyle w:val="ListParagraph"/>
+        <w:numPr>
+          <w:ilvl w:val="0"/>
+          <w:numId w:val="8"/>
+        </w:numPr>
+        <w:rPr>
+          <w:lang w:val="en-US"/>
+        </w:rPr>
+      </w:pPr>
+      <w:r>
+        <w:rPr>
+          <w:lang w:val="en-US"/>
+        </w:rPr>
+        <w:t>Khi đang đi trên đường ưu tiên mà gặp biển báo này thì sắp có giao nhau với đường không ưu tiên</w:t>
+      </w:r>
+    </w:p>
+    <w:p>
+      <w:pPr>
+        <w:pStyle w:val="ListParagraph"/>
+        <w:numPr>
+          <w:ilvl w:val="0"/>
+          <w:numId w:val="8"/>
+        </w:numPr>
+        <w:rPr>
+          <w:lang w:val="en-US"/>
+        </w:rPr>
+      </w:pPr>
+      <w:r>
+        <w:rPr>
+          <w:lang w:val="en-US"/>
+        </w:rPr>
+        <w:t>Mũi tên tăng tốc biểu tượng cho đường ưu tiên</w:t>
+      </w:r>
+    </w:p>
+    <w:p>
+      <w:pPr>
+        <w:pStyle w:val="ListParagraph"/>
+        <w:numPr>
+          <w:ilvl w:val="0"/>
+          <w:numId w:val="8"/>
+        </w:numPr>
+        <w:rPr>
+          <w:lang w:val="en-US"/>
+        </w:rPr>
+      </w:pPr>
+      <w:r>
+        <w:rPr>
+          <w:lang w:val="en-US"/>
+        </w:rPr>
+        <w:t>Gạch đen biểu tượng cho đường không ưu tiên</w:t>
+      </w:r>
+    </w:p>
+    <w:p>
+      <w:pPr>
+        <w:rPr>
+          <w:lang w:val="en-US"/>
+        </w:rPr>
+      </w:pPr>
+    </w:p>
+    <w:p>
+      <w:pPr>
+        <w:rPr>
+          <w:lang w:val="en-US"/>
+        </w:rPr>
+      </w:pPr>
+      <w:r>
+        <w:rPr>
+          <w:lang w:val="en-US"/>
+        </w:rPr>
+        <w:t>Social Awkward:</w:t>
+      </w:r>
+    </w:p>
+    <w:p>
+      <w:pPr>
+        <w:pStyle w:val="ListParagraph"/>
+        <w:numPr>
+          <w:ilvl w:val="0"/>
+          <w:numId w:val="1"/>
+        </w:numPr>
+        <w:rPr>
+          <w:lang w:val="en-US"/>
+        </w:rPr>
+      </w:pPr>
+      <w:r>
+        <w:rPr>
+          <w:lang w:val="en-US"/>
+        </w:rPr>
+        <w:t>Khi Không Biết Làm Gì Chỉ Biết Đứng Yên?</w:t>
+      </w:r>
+    </w:p>
+    <w:p>
+      <w:pPr>
+        <w:pStyle w:val="ListParagraph"/>
+        <w:numPr>
+          <w:ilvl w:val="0"/>
+          <w:numId w:val="2"/>
+        </w:numPr>
+        <w:rPr>
+          <w:lang w:val="en-US"/>
+        </w:rPr>
+      </w:pPr>
+      <w:r>
+        <w:rPr>
+          <w:lang w:val="en-US"/>
+        </w:rPr>
+        <w:t>Hít thật sau rồi thở dài</w:t>
+      </w:r>
+    </w:p>
+    <w:p>
+      <w:pPr>
+        <w:pStyle w:val="ListParagraph"/>
+        <w:numPr>
+          <w:ilvl w:val="0"/>
+          <w:numId w:val="1"/>
+        </w:numPr>
+        <w:rPr>
+          <w:lang w:val="en-US"/>
+        </w:rPr>
+      </w:pPr>
+      <w:r>
+        <w:rPr>
+          <w:lang w:val="en-US"/>
+        </w:rPr>
+        <w:t xml:space="preserve">Cách Làm Quen </w:t>
+      </w:r>
+      <w:r>
+        <w:rPr>
+          <w:lang w:val="en-US"/>
+        </w:rPr>
+        <w:t>Nhóm Người Lạ</w:t>
+      </w:r>
+      <w:r>
+        <w:rPr>
+          <w:lang w:val="en-US"/>
+        </w:rPr>
+        <w:t>?</w:t>
+      </w:r>
+    </w:p>
+    <w:p>
+      <w:pPr>
+        <w:pStyle w:val="ListParagraph"/>
+        <w:numPr>
+          <w:ilvl w:val="0"/>
+          <w:numId w:val="2"/>
+        </w:numPr>
+        <w:rPr>
+          <w:lang w:val="en-US"/>
+        </w:rPr>
+      </w:pPr>
+      <w:r>
+        <w:rPr>
+          <w:lang w:val="en-US"/>
+        </w:rPr>
+        <w:t>“Chào, tôi là Nguyễn Văn Đức, và tôi là 1 thằng Nerd”</w:t>
+      </w:r>
+    </w:p>
+    <w:p>
+      <w:pPr>
+        <w:rPr>
+          <w:lang w:val="en-US"/>
+        </w:rPr>
+      </w:pPr>
+    </w:p>
+    <w:p>
+      <w:pPr>
+        <w:rPr>
+          <w:lang w:val="en-US"/>
+        </w:rPr>
+      </w:pPr>
+      <w:r>
+        <w:rPr>
+          <w:lang w:val="en-US"/>
+        </w:rPr>
+        <w:t>Social Anxiety:</w:t>
+      </w:r>
+    </w:p>
+    <w:p>
+      <w:pPr>
+        <w:pStyle w:val="ListParagraph"/>
+        <w:numPr>
+          <w:ilvl w:val="0"/>
+          <w:numId w:val="3"/>
+        </w:numPr>
+        <w:rPr>
+          <w:lang w:val="en-US"/>
+        </w:rPr>
+      </w:pPr>
+      <w:r>
+        <w:rPr>
+          <w:lang w:val="en-US"/>
+        </w:rPr>
+        <w:t>Đầu Lắc Khi Hồi Hộp?</w:t>
+      </w:r>
+    </w:p>
+    <w:p>
+      <w:pPr>
+        <w:pStyle w:val="ListParagraph"/>
+        <w:numPr>
+          <w:ilvl w:val="0"/>
+          <w:numId w:val="2"/>
+        </w:numPr>
+        <w:rPr>
+          <w:lang w:val="en-US"/>
+        </w:rPr>
+      </w:pPr>
+      <w:r>
+        <w:rPr>
+          <w:lang w:val="en-US"/>
+        </w:rPr>
+        <w:t>Hít thở dài, quay đầu ra xung quanh</w:t>
+      </w:r>
+    </w:p>
+    <w:p>
+      <w:pPr>
+        <w:rPr>
+          <w:lang w:val="en-US"/>
+        </w:rPr>
+      </w:pPr>
+    </w:p>
+    <w:p>
+      <w:pPr>
+        <w:rPr>
+          <w:lang w:val="en-US"/>
+        </w:rPr>
+      </w:pPr>
+      <w:r>
+        <w:rPr>
+          <w:lang w:val="en-US"/>
+        </w:rPr>
+        <w:t>Body:</w:t>
+      </w:r>
+    </w:p>
+    <w:p>
+      <w:pPr>
+        <w:pStyle w:val="ListParagraph"/>
+        <w:numPr>
+          <w:ilvl w:val="0"/>
+          <w:numId w:val="5"/>
         </w:numPr>
         <w:rPr>
           <w:lang w:val="en-US"/>
@@ -1685,864 +2853,7 @@
           <w:lang w:val="en-US"/>
         </w:rPr>
         <w:lastRenderedPageBreak/>
-        <w:t xml:space="preserve">Đưa nó 50 nghìn + thẻ xe + chờ + đi sang bàn có cái sổ + lật ra gần giữa + </w:t>
-      </w:r>
-      <w:r>
-        <w:rPr>
-          <w:lang w:val="en-US"/>
-        </w:rPr>
-        <w:t xml:space="preserve">từ trên xuống dưới kiếm theo số thứ tự 1451 </w:t>
-      </w:r>
-      <w:r>
-        <w:rPr>
-          <w:lang w:val="en-US"/>
-        </w:rPr>
-        <w:t>+ kí tên + về</w:t>
-      </w:r>
-    </w:p>
-    <w:p>
-      <w:pPr>
-        <w:pStyle w:val="ListParagraph"/>
-        <w:numPr>
-          <w:ilvl w:val="0"/>
-          <w:numId w:val="7"/>
-        </w:numPr>
-        <w:rPr>
-          <w:lang w:val="en-US"/>
-        </w:rPr>
-      </w:pPr>
-      <w:r>
-        <w:rPr>
-          <w:lang w:val="en-US"/>
-        </w:rPr>
-        <w:t>Đổi Xe?</w:t>
-      </w:r>
-    </w:p>
-    <w:p>
-      <w:pPr>
-        <w:pStyle w:val="ListParagraph"/>
-        <w:numPr>
-          <w:ilvl w:val="0"/>
-          <w:numId w:val="8"/>
-        </w:numPr>
-        <w:rPr>
-          <w:lang w:val="en-US"/>
-        </w:rPr>
-      </w:pPr>
-      <w:r>
-        <w:rPr>
-          <w:lang w:val="en-US"/>
-        </w:rPr>
-        <w:t>Cuối tháng mới đổi xe</w:t>
-      </w:r>
-    </w:p>
-    <w:p>
-      <w:pPr>
-        <w:pStyle w:val="ListParagraph"/>
-        <w:numPr>
-          <w:ilvl w:val="0"/>
-          <w:numId w:val="8"/>
-        </w:numPr>
-        <w:rPr>
-          <w:lang w:val="en-US"/>
-        </w:rPr>
-      </w:pPr>
-      <w:r>
-        <w:rPr>
-          <w:lang w:val="en-US"/>
-        </w:rPr>
-        <w:t>Chạy xe ra ngoài + đổi xe + chạy cổng sau kí túc xá + để vào hầm xe như đúng rồi + đi sang ban quản lý cụm nhà, là cái tòa ngay cạnh tiệm bánh mì hay mua + cầm tay cửa kéo xuống ngược chiều kim đồng hồ 75 độ + kéo cửa vào phía người mình + đi vào + đóng cửa + gặp thằng cha trước mặt + nói to “tình hình là em mới mua xe mới, nên em muốn hủy biển số xe cũ trên Web” + về phòng + chụp biển số xe mới lên Web + ra đóng tiền xe tháng cho thằng giữ xe, có thẻ là được vào đéo quan tâm biển số</w:t>
-      </w:r>
-    </w:p>
-    <w:p>
-      <w:pPr>
-        <w:pStyle w:val="ListParagraph"/>
-        <w:numPr>
-          <w:ilvl w:val="0"/>
-          <w:numId w:val="7"/>
-        </w:numPr>
-        <w:rPr>
-          <w:lang w:val="en-US"/>
-        </w:rPr>
-      </w:pPr>
-      <w:r>
-        <w:rPr>
-          <w:lang w:val="en-US"/>
-        </w:rPr>
-        <w:t>Mua Thẻ Mạng?</w:t>
-      </w:r>
-    </w:p>
-    <w:p>
-      <w:pPr>
-        <w:pStyle w:val="ListParagraph"/>
-        <w:numPr>
-          <w:ilvl w:val="0"/>
-          <w:numId w:val="8"/>
-        </w:numPr>
-        <w:rPr>
-          <w:lang w:val="en-US"/>
-        </w:rPr>
-      </w:pPr>
-      <w:r>
-        <w:rPr>
-          <w:lang w:val="en-US"/>
-        </w:rPr>
-        <w:t xml:space="preserve">Vào ứng dụng My Wifi trên điện thoại + vào Tab “Trang chủ” + cuộn xuống + tại mục “Thẻ tháng WEB” + Click “Thêm giỏ hàng” + Click biểu tượng “Giỏ hàng” góc phải trên + Click “Thanh toán” + </w:t>
-      </w:r>
-      <w:r>
-        <w:rPr>
-          <w:lang w:val="en-US"/>
-        </w:rPr>
-        <w:t>điền thông tin + tại mục “Phương thức thanh toán” + chọn “Ví Viettel Money” + Click “Xác nhận” +</w:t>
-      </w:r>
-      <w:r>
-        <w:rPr>
-          <w:lang w:val="en-US"/>
-        </w:rPr>
-        <w:t xml:space="preserve"> Tick “Viettel Money” + điền số điện thoại và mật khẩu Viettel Money + Click “Đăng nhập” + điền mã OTP + Click “Xác nhận” + chọn “ViettelPay” + Click “Thanh toán” + điền mã OTP + Click “Xác nhận” + chờ 1 lát nó gửi tên đăng nhập và mật khẩu thẻ về</w:t>
-      </w:r>
-    </w:p>
-    <w:p>
-      <w:pPr>
-        <w:pStyle w:val="ListParagraph"/>
-        <w:numPr>
-          <w:ilvl w:val="0"/>
-          <w:numId w:val="8"/>
-        </w:numPr>
-        <w:rPr>
-          <w:lang w:val="en-US"/>
-        </w:rPr>
-      </w:pPr>
-      <w:r>
-        <w:rPr>
-          <w:lang w:val="en-US"/>
-        </w:rPr>
-        <w:t>Để đăng nhập mạng</w:t>
-      </w:r>
-    </w:p>
-    <w:p>
-      <w:pPr>
-        <w:pStyle w:val="ListParagraph"/>
-        <w:numPr>
-          <w:ilvl w:val="0"/>
-          <w:numId w:val="8"/>
-        </w:numPr>
-        <w:rPr>
-          <w:lang w:val="en-US"/>
-        </w:rPr>
-      </w:pPr>
-      <w:r>
-        <w:rPr>
-          <w:lang w:val="en-US"/>
-        </w:rPr>
-        <w:t>Kết nối vào Wifi “Mang Day KTX 5.0GHZ” + click vào nó để đến Web đăng nhập + điền mã đăng nhập rồi đăng nhập</w:t>
-      </w:r>
-    </w:p>
-    <w:p>
-      <w:pPr>
-        <w:pStyle w:val="ListParagraph"/>
-        <w:numPr>
-          <w:ilvl w:val="0"/>
-          <w:numId w:val="7"/>
-        </w:numPr>
-        <w:rPr>
-          <w:lang w:val="en-US"/>
-        </w:rPr>
-      </w:pPr>
-      <w:r>
-        <w:rPr>
-          <w:lang w:val="en-US"/>
-        </w:rPr>
-        <w:t>3G?</w:t>
-      </w:r>
-    </w:p>
-    <w:p>
-      <w:pPr>
-        <w:pStyle w:val="ListParagraph"/>
-        <w:numPr>
-          <w:ilvl w:val="0"/>
-          <w:numId w:val="8"/>
-        </w:numPr>
-        <w:rPr>
-          <w:lang w:val="en-US"/>
-        </w:rPr>
-      </w:pPr>
-      <w:r>
-        <w:rPr>
-          <w:lang w:val="en-US"/>
-        </w:rPr>
-        <w:t xml:space="preserve">Mất 2 nghìn mỗi ngày, được 50 MB, </w:t>
-      </w:r>
-      <w:r>
-        <w:rPr>
-          <w:lang w:val="en-US"/>
-        </w:rPr>
-        <w:t>đã hủy, không được đăng ký gói khác trong khi đang xài gói này, nếu không sẽ mất tiền mà chẳng được gì</w:t>
-      </w:r>
-    </w:p>
-    <w:p>
-      <w:pPr>
-        <w:pStyle w:val="ListParagraph"/>
-        <w:numPr>
-          <w:ilvl w:val="0"/>
-          <w:numId w:val="8"/>
-        </w:numPr>
-        <w:rPr>
-          <w:lang w:val="en-US"/>
-        </w:rPr>
-      </w:pPr>
-      <w:r>
-        <w:rPr>
-          <w:lang w:val="en-US"/>
-        </w:rPr>
-        <w:t>Soạn</w:t>
-      </w:r>
-    </w:p>
-    <w:p>
-      <w:pPr>
-        <w:pStyle w:val="ListParagraph"/>
-        <w:numPr>
-          <w:ilvl w:val="0"/>
-          <w:numId w:val="8"/>
-        </w:numPr>
-        <w:rPr>
-          <w:lang w:val="en-US"/>
-        </w:rPr>
-      </w:pPr>
-      <w:r>
-        <w:rPr>
-          <w:lang w:val="en-US"/>
-        </w:rPr>
-        <w:t>MI2K MO</w:t>
-      </w:r>
-    </w:p>
-    <w:p>
-      <w:pPr>
-        <w:pStyle w:val="ListParagraph"/>
-        <w:numPr>
-          <w:ilvl w:val="0"/>
-          <w:numId w:val="8"/>
-        </w:numPr>
-        <w:rPr>
-          <w:lang w:val="en-US"/>
-        </w:rPr>
-      </w:pPr>
-      <w:r>
-        <w:rPr>
-          <w:lang w:val="en-US"/>
-        </w:rPr>
-        <w:t>Gửi</w:t>
-      </w:r>
-    </w:p>
-    <w:p>
-      <w:pPr>
-        <w:pStyle w:val="ListParagraph"/>
-        <w:numPr>
-          <w:ilvl w:val="0"/>
-          <w:numId w:val="8"/>
-        </w:numPr>
-        <w:rPr>
-          <w:lang w:val="en-US"/>
-        </w:rPr>
-      </w:pPr>
-      <w:r>
-        <w:rPr>
-          <w:lang w:val="en-US"/>
-        </w:rPr>
-        <w:t>9123</w:t>
-      </w:r>
-    </w:p>
-    <w:p>
-      <w:pPr>
-        <w:pStyle w:val="ListParagraph"/>
-        <w:numPr>
-          <w:ilvl w:val="0"/>
-          <w:numId w:val="8"/>
-        </w:numPr>
-        <w:rPr>
-          <w:lang w:val="en-US"/>
-        </w:rPr>
-      </w:pPr>
-      <w:r>
-        <w:rPr>
-          <w:lang w:val="en-US"/>
-        </w:rPr>
-        <w:t>Để hủy gia hạn nhưng vẫn được xài tiếp lượng lưu lượng còn lại</w:t>
-      </w:r>
-    </w:p>
-    <w:p>
-      <w:pPr>
-        <w:pStyle w:val="ListParagraph"/>
-        <w:numPr>
-          <w:ilvl w:val="0"/>
-          <w:numId w:val="8"/>
-        </w:numPr>
-        <w:rPr>
-          <w:lang w:val="en-US"/>
-        </w:rPr>
-      </w:pPr>
-      <w:r>
-        <w:rPr>
-          <w:lang w:val="en-US"/>
-        </w:rPr>
-        <w:t>Soạn</w:t>
-      </w:r>
-    </w:p>
-    <w:p>
-      <w:pPr>
-        <w:pStyle w:val="ListParagraph"/>
-        <w:numPr>
-          <w:ilvl w:val="0"/>
-          <w:numId w:val="8"/>
-        </w:numPr>
-        <w:rPr>
-          <w:lang w:val="en-US"/>
-        </w:rPr>
-      </w:pPr>
-      <w:r>
-        <w:rPr>
-          <w:lang w:val="en-US"/>
-        </w:rPr>
-        <w:t>HUY MI2K</w:t>
-      </w:r>
-    </w:p>
-    <w:p>
-      <w:pPr>
-        <w:pStyle w:val="ListParagraph"/>
-        <w:numPr>
-          <w:ilvl w:val="0"/>
-          <w:numId w:val="8"/>
-        </w:numPr>
-        <w:rPr>
-          <w:lang w:val="en-US"/>
-        </w:rPr>
-      </w:pPr>
-      <w:r>
-        <w:rPr>
-          <w:lang w:val="en-US"/>
-        </w:rPr>
-        <w:t>Gửi</w:t>
-      </w:r>
-    </w:p>
-    <w:p>
-      <w:pPr>
-        <w:pStyle w:val="ListParagraph"/>
-        <w:numPr>
-          <w:ilvl w:val="0"/>
-          <w:numId w:val="8"/>
-        </w:numPr>
-        <w:rPr>
-          <w:lang w:val="en-US"/>
-        </w:rPr>
-      </w:pPr>
-      <w:r>
-        <w:rPr>
-          <w:lang w:val="en-US"/>
-        </w:rPr>
-        <w:t>191</w:t>
-      </w:r>
-    </w:p>
-    <w:p>
-      <w:pPr>
-        <w:pStyle w:val="ListParagraph"/>
-        <w:numPr>
-          <w:ilvl w:val="0"/>
-          <w:numId w:val="8"/>
-        </w:numPr>
-        <w:rPr>
-          <w:lang w:val="en-US"/>
-        </w:rPr>
-      </w:pPr>
-      <w:r>
-        <w:rPr>
-          <w:lang w:val="en-US"/>
-        </w:rPr>
-        <w:t>Vào Viettel Money mua gói 5M7N 10 nghìn 1 tuần có 500 MB, đang sử dụng</w:t>
-      </w:r>
-    </w:p>
-    <w:p>
-      <w:pPr>
-        <w:pStyle w:val="ListParagraph"/>
-        <w:numPr>
-          <w:ilvl w:val="0"/>
-          <w:numId w:val="7"/>
-        </w:numPr>
-        <w:rPr>
-          <w:lang w:val="en-US"/>
-        </w:rPr>
-      </w:pPr>
-      <w:r>
-        <w:rPr>
-          <w:lang w:val="en-US"/>
-        </w:rPr>
-        <w:t>Bơm Xe?</w:t>
-      </w:r>
-    </w:p>
-    <w:p>
-      <w:pPr>
-        <w:pStyle w:val="ListParagraph"/>
-        <w:numPr>
-          <w:ilvl w:val="0"/>
-          <w:numId w:val="8"/>
-        </w:numPr>
-        <w:rPr>
-          <w:lang w:val="en-US"/>
-        </w:rPr>
-      </w:pPr>
-      <w:r>
-        <w:rPr>
-          <w:lang w:val="en-US"/>
-        </w:rPr>
-        <w:t>Chỉ bơm khi nào cực non, đi đường tới trường đéo có đinh, không để xe bãi đá</w:t>
-      </w:r>
-    </w:p>
-    <w:p>
-      <w:pPr>
-        <w:pStyle w:val="ListParagraph"/>
-        <w:numPr>
-          <w:ilvl w:val="0"/>
-          <w:numId w:val="8"/>
-        </w:numPr>
-        <w:rPr>
-          <w:lang w:val="en-US"/>
-        </w:rPr>
-      </w:pPr>
-      <w:r>
-        <w:rPr>
-          <w:lang w:val="en-US"/>
-        </w:rPr>
-        <w:t>Có tiếng xịt là bơm không vào</w:t>
-      </w:r>
-    </w:p>
-    <w:p>
-      <w:pPr>
-        <w:pStyle w:val="ListParagraph"/>
-        <w:numPr>
-          <w:ilvl w:val="0"/>
-          <w:numId w:val="7"/>
-        </w:numPr>
-        <w:rPr>
-          <w:lang w:val="en-US"/>
-        </w:rPr>
-      </w:pPr>
-      <w:r>
-        <w:rPr>
-          <w:lang w:val="en-US"/>
-        </w:rPr>
-        <w:t xml:space="preserve">Ngồi </w:t>
-      </w:r>
-      <w:r>
-        <w:rPr>
-          <w:lang w:val="en-US"/>
-        </w:rPr>
-        <w:t>Học Tại Trường?</w:t>
-      </w:r>
-    </w:p>
-    <w:p>
-      <w:pPr>
-        <w:pStyle w:val="ListParagraph"/>
-        <w:numPr>
-          <w:ilvl w:val="0"/>
-          <w:numId w:val="8"/>
-        </w:numPr>
-        <w:rPr>
-          <w:lang w:val="en-US"/>
-        </w:rPr>
-      </w:pPr>
-      <w:r>
-        <w:rPr>
-          <w:lang w:val="en-US"/>
-        </w:rPr>
-        <w:t xml:space="preserve">Ngồi ở giữa </w:t>
-      </w:r>
-      <w:r>
-        <w:rPr>
-          <w:lang w:val="en-US"/>
-        </w:rPr>
-        <w:t xml:space="preserve">để </w:t>
-      </w:r>
-      <w:r>
-        <w:rPr>
-          <w:lang w:val="en-US"/>
-        </w:rPr>
-        <w:t xml:space="preserve">mất công </w:t>
-      </w:r>
-      <w:r>
-        <w:rPr>
-          <w:lang w:val="en-US"/>
-        </w:rPr>
-        <w:t xml:space="preserve">ông </w:t>
-      </w:r>
-      <w:r>
-        <w:rPr>
-          <w:lang w:val="en-US"/>
-        </w:rPr>
-        <w:t>lại đi kiểm tra</w:t>
-      </w:r>
-    </w:p>
-    <w:p>
-      <w:pPr>
-        <w:pStyle w:val="ListParagraph"/>
-        <w:numPr>
-          <w:ilvl w:val="0"/>
-          <w:numId w:val="7"/>
-        </w:numPr>
-        <w:rPr>
-          <w:lang w:val="en-US"/>
-        </w:rPr>
-      </w:pPr>
-      <w:r>
-        <w:rPr>
-          <w:lang w:val="en-US"/>
-        </w:rPr>
-        <w:t>Photo?</w:t>
-      </w:r>
-    </w:p>
-    <w:p>
-      <w:pPr>
-        <w:pStyle w:val="ListParagraph"/>
-        <w:numPr>
-          <w:ilvl w:val="0"/>
-          <w:numId w:val="8"/>
-        </w:numPr>
-        <w:rPr>
-          <w:lang w:val="en-US"/>
-        </w:rPr>
-      </w:pPr>
-      <w:r>
-        <w:rPr>
-          <w:lang w:val="en-US"/>
-        </w:rPr>
-        <w:t>Đi vào cổng trước kí túc xá, nhìn ngay sang trái là thấy</w:t>
-      </w:r>
-    </w:p>
-    <w:p>
-      <w:pPr>
-        <w:pStyle w:val="ListParagraph"/>
-        <w:numPr>
-          <w:ilvl w:val="0"/>
-          <w:numId w:val="8"/>
-        </w:numPr>
-        <w:rPr>
-          <w:lang w:val="en-US"/>
-        </w:rPr>
-      </w:pPr>
-      <w:r>
-        <w:rPr>
-          <w:lang w:val="en-US"/>
-        </w:rPr>
-        <w:t>Quét QR trên cửa để nhắn tin Zalo cho chủ tiệm</w:t>
-      </w:r>
-    </w:p>
-    <w:p>
-      <w:pPr>
-        <w:pStyle w:val="ListParagraph"/>
-        <w:numPr>
-          <w:ilvl w:val="0"/>
-          <w:numId w:val="8"/>
-        </w:numPr>
-        <w:rPr>
-          <w:lang w:val="en-US"/>
-        </w:rPr>
-      </w:pPr>
-      <w:r>
-        <w:rPr>
-          <w:lang w:val="en-US"/>
-        </w:rPr>
-        <w:t>“Em vừa gửi mấy cái File đấy, in ra dùm em”</w:t>
-      </w:r>
-      <w:r>
-        <w:rPr>
-          <w:lang w:val="en-US"/>
-        </w:rPr>
-        <w:t xml:space="preserve"> + trả 1 nghìn cho 2 tờ, nó dơ mấy ngón tay thì trả bấy nhiêu nghìn</w:t>
-      </w:r>
-    </w:p>
-    <w:p>
-      <w:pPr>
-        <w:rPr>
-          <w:lang w:val="en-US"/>
-        </w:rPr>
-      </w:pPr>
-    </w:p>
-    <w:p>
-      <w:pPr>
-        <w:rPr>
-          <w:lang w:val="en-US"/>
-        </w:rPr>
-      </w:pPr>
-      <w:r>
-        <w:rPr>
-          <w:lang w:val="en-US"/>
-        </w:rPr>
-        <w:lastRenderedPageBreak/>
-        <w:t xml:space="preserve">Biển </w:t>
-      </w:r>
-      <w:r>
-        <w:rPr>
-          <w:lang w:val="en-US"/>
-        </w:rPr>
-        <w:t>Báo Giao Thông:</w:t>
-      </w:r>
-    </w:p>
-    <w:p>
-      <w:pPr>
-        <w:pStyle w:val="ListParagraph"/>
-        <w:numPr>
-          <w:ilvl w:val="0"/>
-          <w:numId w:val="9"/>
-        </w:numPr>
-        <w:rPr>
-          <w:lang w:val="en-US"/>
-        </w:rPr>
-      </w:pPr>
-      <w:r>
-        <w:rPr>
-          <w:lang w:val="en-US"/>
-        </w:rPr>
-        <w:t>Đường Ưu Tiên Và Đường Không Ưu Tiên?</w:t>
-      </w:r>
-    </w:p>
-    <w:p>
-      <w:pPr>
-        <w:pStyle w:val="ListParagraph"/>
-        <w:numPr>
-          <w:ilvl w:val="0"/>
-          <w:numId w:val="8"/>
-        </w:numPr>
-        <w:rPr>
-          <w:lang w:val="en-US"/>
-        </w:rPr>
-      </w:pPr>
-      <w:r>
-        <w:rPr>
-          <w:lang w:val="en-US"/>
-        </w:rPr>
-        <w:t>Ví dụ đường A giao với đường B tại C, xe D đang đi trên A, xe E đang đi trên B, vô tình 2 xe gặp nhau, thì xe D phải dừng lại cho xe E chạy qua, khi này ta nói B là đường ưu tiên và A là đường không ưu tiên</w:t>
-      </w:r>
-    </w:p>
-    <w:p>
-      <w:pPr>
-        <w:pStyle w:val="ListParagraph"/>
-        <w:numPr>
-          <w:ilvl w:val="0"/>
-          <w:numId w:val="9"/>
-        </w:numPr>
-        <w:rPr>
-          <w:lang w:val="en-US"/>
-        </w:rPr>
-      </w:pPr>
-      <w:r>
-        <w:rPr>
-          <w:lang w:val="en-US"/>
-        </w:rPr>
-        <w:t>Tròn Nền Đỏ Gạch Ngang Trắng?</w:t>
-      </w:r>
-    </w:p>
-    <w:p>
-      <w:pPr>
-        <w:pStyle w:val="ListParagraph"/>
-        <w:numPr>
-          <w:ilvl w:val="0"/>
-          <w:numId w:val="8"/>
-        </w:numPr>
-        <w:rPr>
-          <w:lang w:val="en-US"/>
-        </w:rPr>
-      </w:pPr>
-      <w:r>
-        <w:rPr>
-          <w:lang w:val="en-US"/>
-        </w:rPr>
-        <w:t>Cấm đi ngược chiều</w:t>
-      </w:r>
-    </w:p>
-    <w:p>
-      <w:pPr>
-        <w:pStyle w:val="ListParagraph"/>
-        <w:numPr>
-          <w:ilvl w:val="0"/>
-          <w:numId w:val="9"/>
-        </w:numPr>
-        <w:rPr>
-          <w:lang w:val="en-US"/>
-        </w:rPr>
-      </w:pPr>
-      <w:r>
-        <w:rPr>
-          <w:lang w:val="en-US"/>
-        </w:rPr>
-        <w:t>Tròn Nền Xanh Mũi Tên Trắng Chéo Xuống 45 Độ?</w:t>
-      </w:r>
-    </w:p>
-    <w:p>
-      <w:pPr>
-        <w:pStyle w:val="ListParagraph"/>
-        <w:numPr>
-          <w:ilvl w:val="0"/>
-          <w:numId w:val="8"/>
-        </w:numPr>
-        <w:rPr>
-          <w:lang w:val="en-US"/>
-        </w:rPr>
-      </w:pPr>
-      <w:r>
-        <w:rPr>
-          <w:lang w:val="en-US"/>
-        </w:rPr>
-        <w:t>Được phép vòng qua theo hướng mũi tên</w:t>
-      </w:r>
-    </w:p>
-    <w:p>
-      <w:pPr>
-        <w:pStyle w:val="ListParagraph"/>
-        <w:numPr>
-          <w:ilvl w:val="0"/>
-          <w:numId w:val="9"/>
-        </w:numPr>
-        <w:rPr>
-          <w:lang w:val="en-US"/>
-        </w:rPr>
-      </w:pPr>
-      <w:r>
-        <w:rPr>
-          <w:lang w:val="en-US"/>
-        </w:rPr>
-        <w:t>Tròn Viền Đỏ Nền Trắng Có Số Màu Đen Ở Giữa?</w:t>
-      </w:r>
-    </w:p>
-    <w:p>
-      <w:pPr>
-        <w:pStyle w:val="ListParagraph"/>
-        <w:numPr>
-          <w:ilvl w:val="0"/>
-          <w:numId w:val="8"/>
-        </w:numPr>
-        <w:rPr>
-          <w:lang w:val="en-US"/>
-        </w:rPr>
-      </w:pPr>
-      <w:r>
-        <w:rPr>
-          <w:lang w:val="en-US"/>
-        </w:rPr>
-        <w:t>Tốc độ tối đa cho phép</w:t>
-      </w:r>
-    </w:p>
-    <w:p>
-      <w:pPr>
-        <w:pStyle w:val="ListParagraph"/>
-        <w:numPr>
-          <w:ilvl w:val="0"/>
-          <w:numId w:val="9"/>
-        </w:numPr>
-        <w:rPr>
-          <w:lang w:val="en-US"/>
-        </w:rPr>
-      </w:pPr>
-      <w:r>
-        <w:rPr>
-          <w:lang w:val="en-US"/>
-        </w:rPr>
-        <w:t xml:space="preserve">Tam Giác </w:t>
-      </w:r>
-      <w:r>
-        <w:rPr>
-          <w:lang w:val="en-US"/>
-        </w:rPr>
-        <w:t>Viền Đỏ Nền Vàng Hình Mũi Tên Tăng Tốc Hướng Lên Màu Đen Và Gạch Ngang Đen?</w:t>
-      </w:r>
-    </w:p>
-    <w:p>
-      <w:pPr>
-        <w:pStyle w:val="ListParagraph"/>
-        <w:numPr>
-          <w:ilvl w:val="0"/>
-          <w:numId w:val="8"/>
-        </w:numPr>
-        <w:rPr>
-          <w:lang w:val="en-US"/>
-        </w:rPr>
-      </w:pPr>
-      <w:r>
-        <w:rPr>
-          <w:lang w:val="en-US"/>
-        </w:rPr>
-        <w:t>Khi đang đi trên đường ưu tiên mà gặp biển báo này thì sắp có giao nhau với đường không ưu tiên</w:t>
-      </w:r>
-    </w:p>
-    <w:p>
-      <w:pPr>
-        <w:pStyle w:val="ListParagraph"/>
-        <w:numPr>
-          <w:ilvl w:val="0"/>
-          <w:numId w:val="8"/>
-        </w:numPr>
-        <w:rPr>
-          <w:lang w:val="en-US"/>
-        </w:rPr>
-      </w:pPr>
-      <w:r>
-        <w:rPr>
-          <w:lang w:val="en-US"/>
-        </w:rPr>
-        <w:t>Mũi tên tăng tốc biểu tượng cho đường ưu tiên</w:t>
-      </w:r>
-    </w:p>
-    <w:p>
-      <w:pPr>
-        <w:pStyle w:val="ListParagraph"/>
-        <w:numPr>
-          <w:ilvl w:val="0"/>
-          <w:numId w:val="8"/>
-        </w:numPr>
-        <w:rPr>
-          <w:lang w:val="en-US"/>
-        </w:rPr>
-      </w:pPr>
-      <w:r>
-        <w:rPr>
-          <w:lang w:val="en-US"/>
-        </w:rPr>
-        <w:t>Gạch đen biểu tượng cho đường không ưu tiên</w:t>
-      </w:r>
-    </w:p>
-    <w:p>
-      <w:pPr>
-        <w:rPr>
-          <w:lang w:val="en-US"/>
-        </w:rPr>
-      </w:pPr>
-    </w:p>
-    <w:p>
-      <w:pPr>
-        <w:rPr>
-          <w:lang w:val="en-US"/>
-        </w:rPr>
-      </w:pPr>
-      <w:r>
-        <w:rPr>
-          <w:lang w:val="en-US"/>
-        </w:rPr>
-        <w:t>Social Awkward:</w:t>
-      </w:r>
-    </w:p>
-    <w:p>
-      <w:pPr>
-        <w:pStyle w:val="ListParagraph"/>
-        <w:numPr>
-          <w:ilvl w:val="0"/>
-          <w:numId w:val="1"/>
-        </w:numPr>
-        <w:rPr>
-          <w:lang w:val="en-US"/>
-        </w:rPr>
-      </w:pPr>
-      <w:r>
-        <w:rPr>
-          <w:lang w:val="en-US"/>
-        </w:rPr>
-        <w:t>Khi Không Biết Làm Gì Chỉ Biết Đứng Yên?</w:t>
+        <w:t>Để Dễ Ngủ Và Chữa Lõm?</w:t>
       </w:r>
     </w:p>
     <w:p>
@@ -2560,37 +2871,45 @@
         <w:rPr>
           <w:lang w:val="en-US"/>
         </w:rPr>
-        <w:t>Hít thật sau rồi thở dài</w:t>
-      </w:r>
-    </w:p>
-    <w:p>
-      <w:pPr>
-        <w:pStyle w:val="ListParagraph"/>
-        <w:numPr>
-          <w:ilvl w:val="0"/>
-          <w:numId w:val="1"/>
-        </w:numPr>
-        <w:rPr>
-          <w:lang w:val="en-US"/>
-        </w:rPr>
-      </w:pPr>
-      <w:r>
-        <w:rPr>
-          <w:lang w:val="en-US"/>
-        </w:rPr>
-        <w:t xml:space="preserve">Cách Làm Quen </w:t>
-      </w:r>
-      <w:r>
-        <w:rPr>
-          <w:lang w:val="en-US"/>
-        </w:rPr>
-        <w:t>Nhóm Người Lạ</w:t>
-      </w:r>
-      <w:r>
-        <w:rPr>
-          <w:lang w:val="en-US"/>
-        </w:rPr>
-        <w:t>?</w:t>
+        <w:t>Nằm úp, để gối giữa bụng, kê đầu cho đỡ nghiêng</w:t>
+      </w:r>
+    </w:p>
+    <w:p>
+      <w:pPr>
+        <w:rPr>
+          <w:lang w:val="en-US"/>
+        </w:rPr>
+      </w:pPr>
+    </w:p>
+    <w:p>
+      <w:pPr>
+        <w:rPr>
+          <w:lang w:val="en-US"/>
+        </w:rPr>
+      </w:pPr>
+      <w:r>
+        <w:rPr>
+          <w:lang w:val="en-US"/>
+        </w:rPr>
+        <w:t>Shop:</w:t>
+      </w:r>
+    </w:p>
+    <w:p>
+      <w:pPr>
+        <w:pStyle w:val="ListParagraph"/>
+        <w:numPr>
+          <w:ilvl w:val="0"/>
+          <w:numId w:val="10"/>
+        </w:numPr>
+        <w:rPr>
+          <w:lang w:val="en-US"/>
+        </w:rPr>
+      </w:pPr>
+      <w:r>
+        <w:rPr>
+          <w:lang w:val="en-US"/>
+        </w:rPr>
+        <w:t>Máy Bán Nước Tự Động?</w:t>
       </w:r>
     </w:p>
     <w:p>
@@ -2608,174 +2927,6 @@
         <w:rPr>
           <w:lang w:val="en-US"/>
         </w:rPr>
-        <w:t>“Chào, tôi là Nguyễn Văn Đức, và tôi là 1 thằng Nerd”</w:t>
-      </w:r>
-    </w:p>
-    <w:p>
-      <w:pPr>
-        <w:rPr>
-          <w:lang w:val="en-US"/>
-        </w:rPr>
-      </w:pPr>
-    </w:p>
-    <w:p>
-      <w:pPr>
-        <w:rPr>
-          <w:lang w:val="en-US"/>
-        </w:rPr>
-      </w:pPr>
-      <w:r>
-        <w:rPr>
-          <w:lang w:val="en-US"/>
-        </w:rPr>
-        <w:t>Social Anxiety:</w:t>
-      </w:r>
-    </w:p>
-    <w:p>
-      <w:pPr>
-        <w:pStyle w:val="ListParagraph"/>
-        <w:numPr>
-          <w:ilvl w:val="0"/>
-          <w:numId w:val="3"/>
-        </w:numPr>
-        <w:rPr>
-          <w:lang w:val="en-US"/>
-        </w:rPr>
-      </w:pPr>
-      <w:r>
-        <w:rPr>
-          <w:lang w:val="en-US"/>
-        </w:rPr>
-        <w:t>Đầu Lắc Khi Hồi Hộp?</w:t>
-      </w:r>
-    </w:p>
-    <w:p>
-      <w:pPr>
-        <w:pStyle w:val="ListParagraph"/>
-        <w:numPr>
-          <w:ilvl w:val="0"/>
-          <w:numId w:val="2"/>
-        </w:numPr>
-        <w:rPr>
-          <w:lang w:val="en-US"/>
-        </w:rPr>
-      </w:pPr>
-      <w:r>
-        <w:rPr>
-          <w:lang w:val="en-US"/>
-        </w:rPr>
-        <w:t>Hít thở dài, quay đầu ra xung quanh</w:t>
-      </w:r>
-    </w:p>
-    <w:p>
-      <w:pPr>
-        <w:rPr>
-          <w:lang w:val="en-US"/>
-        </w:rPr>
-      </w:pPr>
-    </w:p>
-    <w:p>
-      <w:pPr>
-        <w:rPr>
-          <w:lang w:val="en-US"/>
-        </w:rPr>
-      </w:pPr>
-      <w:r>
-        <w:rPr>
-          <w:lang w:val="en-US"/>
-        </w:rPr>
-        <w:t>Body:</w:t>
-      </w:r>
-    </w:p>
-    <w:p>
-      <w:pPr>
-        <w:pStyle w:val="ListParagraph"/>
-        <w:numPr>
-          <w:ilvl w:val="0"/>
-          <w:numId w:val="5"/>
-        </w:numPr>
-        <w:rPr>
-          <w:lang w:val="en-US"/>
-        </w:rPr>
-      </w:pPr>
-      <w:r>
-        <w:rPr>
-          <w:lang w:val="en-US"/>
-        </w:rPr>
-        <w:t>Để Dễ Ngủ Và Chữa Lõm?</w:t>
-      </w:r>
-    </w:p>
-    <w:p>
-      <w:pPr>
-        <w:pStyle w:val="ListParagraph"/>
-        <w:numPr>
-          <w:ilvl w:val="0"/>
-          <w:numId w:val="2"/>
-        </w:numPr>
-        <w:rPr>
-          <w:lang w:val="en-US"/>
-        </w:rPr>
-      </w:pPr>
-      <w:r>
-        <w:rPr>
-          <w:lang w:val="en-US"/>
-        </w:rPr>
-        <w:t>Nằm úp, để gối giữa bụng, kê đầu cho đỡ nghiêng</w:t>
-      </w:r>
-    </w:p>
-    <w:p>
-      <w:pPr>
-        <w:rPr>
-          <w:lang w:val="en-US"/>
-        </w:rPr>
-      </w:pPr>
-    </w:p>
-    <w:p>
-      <w:pPr>
-        <w:rPr>
-          <w:lang w:val="en-US"/>
-        </w:rPr>
-      </w:pPr>
-      <w:r>
-        <w:rPr>
-          <w:lang w:val="en-US"/>
-        </w:rPr>
-        <w:t>Shop:</w:t>
-      </w:r>
-    </w:p>
-    <w:p>
-      <w:pPr>
-        <w:pStyle w:val="ListParagraph"/>
-        <w:numPr>
-          <w:ilvl w:val="0"/>
-          <w:numId w:val="10"/>
-        </w:numPr>
-        <w:rPr>
-          <w:lang w:val="en-US"/>
-        </w:rPr>
-      </w:pPr>
-      <w:r>
-        <w:rPr>
-          <w:lang w:val="en-US"/>
-        </w:rPr>
-        <w:t>Máy Bán Nước Tự Động?</w:t>
-      </w:r>
-    </w:p>
-    <w:p>
-      <w:pPr>
-        <w:pStyle w:val="ListParagraph"/>
-        <w:numPr>
-          <w:ilvl w:val="0"/>
-          <w:numId w:val="2"/>
-        </w:numPr>
-        <w:rPr>
-          <w:lang w:val="en-US"/>
-        </w:rPr>
-      </w:pPr>
-      <w:r>
-        <w:rPr>
-          <w:lang w:val="en-US"/>
-        </w:rPr>
         <w:t>Nhét tờ tiền 10 nghìn thẳng vào khe + lướt màn hình + Tap đồ uống mong muốn + chờ nó rớt chai xuống + đẩy cái của ở dưới về phía trước + lấy chai</w:t>
       </w:r>
     </w:p>
@@ -2796,7 +2947,6 @@
         <w:rPr>
           <w:lang w:val="en-US"/>
         </w:rPr>
-        <w:lastRenderedPageBreak/>
         <w:t>Joke:</w:t>
       </w:r>
     </w:p>

--- a/experience.docx
+++ b/experience.docx
@@ -2411,6 +2411,42 @@
     </w:p>
     <w:p>
       <w:pPr>
+        <w:pStyle w:val="ListParagraph"/>
+        <w:numPr>
+          <w:ilvl w:val="0"/>
+          <w:numId w:val="7"/>
+        </w:numPr>
+        <w:rPr>
+          <w:lang w:val="en-US"/>
+        </w:rPr>
+      </w:pPr>
+      <w:r>
+        <w:rPr>
+          <w:lang w:val="en-US"/>
+        </w:rPr>
+        <w:t>Ngồi Học Ở Nhà?</w:t>
+      </w:r>
+    </w:p>
+    <w:p>
+      <w:pPr>
+        <w:pStyle w:val="ListParagraph"/>
+        <w:numPr>
+          <w:ilvl w:val="0"/>
+          <w:numId w:val="8"/>
+        </w:numPr>
+        <w:rPr>
+          <w:lang w:val="en-US"/>
+        </w:rPr>
+      </w:pPr>
+      <w:r>
+        <w:rPr>
+          <w:lang w:val="en-US"/>
+        </w:rPr>
+        <w:t>Ngồi xổm tựa lưng trên giường</w:t>
+      </w:r>
+    </w:p>
+    <w:p>
+      <w:pPr>
         <w:rPr>
           <w:lang w:val="en-US"/>
         </w:rPr>
@@ -2834,6 +2870,7 @@
         <w:rPr>
           <w:lang w:val="en-US"/>
         </w:rPr>
+        <w:lastRenderedPageBreak/>
         <w:t>Body:</w:t>
       </w:r>
     </w:p>
@@ -2852,7 +2889,6 @@
         <w:rPr>
           <w:lang w:val="en-US"/>
         </w:rPr>
-        <w:lastRenderedPageBreak/>
         <w:t>Để Dễ Ngủ Và Chữa Lõm?</w:t>
       </w:r>
     </w:p>

--- a/experience.docx
+++ b/experience.docx
@@ -687,7 +687,25 @@
         <w:rPr>
           <w:lang w:val="en-US"/>
         </w:rPr>
-        <w:t>, đi thẳng ra cổng + quẹo phải tới khi gặp vật cản + quẹo trái đi thẳng 1 lát sẽ có 1 xe bánh mì + “Cho 1 cái bánh mì &lt;Thịt Hoặc Trứng&gt;” + nhận bánh mì và hộp trà + trả 15 nghìn + treo vào vặn ga bên phải</w:t>
+        <w:t xml:space="preserve">, đi thẳng ra cổng + quẹo phải tới khi gặp vật cản + quẹo trái đi thẳng 1 lát sẽ có 1 xe bánh mì + “Cho 1 cái bánh mì &lt;Thịt Hoặc </w:t>
+      </w:r>
+      <w:r>
+        <w:rPr>
+          <w:lang w:val="en-US"/>
+        </w:rPr>
+        <w:t>Ốp La Hoặc Chả Cá</w:t>
+      </w:r>
+      <w:r>
+        <w:rPr>
+          <w:lang w:val="en-US"/>
+        </w:rPr>
+        <w:t>&gt;” + nhận bánh mì và hộp trà + trả 15 nghìn + treo vào vặn ga bên phải</w:t>
+      </w:r>
+      <w:r>
+        <w:rPr>
+          <w:lang w:val="en-US"/>
+        </w:rPr>
+        <w:t>, chủ nhật đéo mở cửa</w:t>
       </w:r>
     </w:p>
     <w:p>
@@ -789,6 +807,31 @@
         <w:rPr>
           <w:lang w:val="en-US"/>
         </w:rPr>
+        <w:lastRenderedPageBreak/>
+        <w:t>Muốn ăn bún chả hà nội, đi ra cổng B5, quẹo phải đi thẳng tới quầy ghi bún chả hà nội nói với thằng kia cho 1 phần bún chả hà nội mang về + chờ + trả 25 nghìn + mang về</w:t>
+      </w:r>
+      <w:r>
+        <w:rPr>
+          <w:lang w:val="en-US"/>
+        </w:rPr>
+        <w:t xml:space="preserve"> + đổ hết vào 1 tô ăn</w:t>
+      </w:r>
+    </w:p>
+    <w:p>
+      <w:pPr>
+        <w:pStyle w:val="ListParagraph"/>
+        <w:numPr>
+          <w:ilvl w:val="0"/>
+          <w:numId w:val="8"/>
+        </w:numPr>
+        <w:rPr>
+          <w:lang w:val="en-US"/>
+        </w:rPr>
+      </w:pPr>
+      <w:r>
+        <w:rPr>
+          <w:lang w:val="en-US"/>
+        </w:rPr>
         <w:t>Đi ăn không bao giờ đi dưới tán cây vì có sâu</w:t>
       </w:r>
     </w:p>
@@ -861,44 +904,728 @@
         <w:rPr>
           <w:lang w:val="en-US"/>
         </w:rPr>
+        <w:t xml:space="preserve">Đi </w:t>
+      </w:r>
+      <w:r>
+        <w:rPr>
+          <w:lang w:val="en-US"/>
+        </w:rPr>
+        <w:t>vào</w:t>
+      </w:r>
+      <w:r>
+        <w:rPr>
+          <w:lang w:val="en-US"/>
+        </w:rPr>
+        <w:t xml:space="preserve"> </w:t>
+      </w:r>
+      <w:r>
+        <w:rPr>
+          <w:lang w:val="en-US"/>
+        </w:rPr>
+        <w:t>cổng chính tòa D2, nhìn sang phải</w:t>
+      </w:r>
+    </w:p>
+    <w:p>
+      <w:pPr>
+        <w:pStyle w:val="ListParagraph"/>
+        <w:numPr>
+          <w:ilvl w:val="0"/>
+          <w:numId w:val="8"/>
+        </w:numPr>
+        <w:rPr>
+          <w:lang w:val="en-US"/>
+        </w:rPr>
+      </w:pPr>
+      <w:r>
+        <w:rPr>
+          <w:lang w:val="en-US"/>
+        </w:rPr>
+        <w:t>Mua bút, chuốt, tẩy, giấy, bát, thìa, đĩa</w:t>
+      </w:r>
+    </w:p>
+    <w:p>
+      <w:pPr>
+        <w:pStyle w:val="ListParagraph"/>
+        <w:numPr>
+          <w:ilvl w:val="0"/>
+          <w:numId w:val="7"/>
+        </w:numPr>
+        <w:rPr>
+          <w:lang w:val="en-US"/>
+        </w:rPr>
+      </w:pPr>
+      <w:r>
+        <w:rPr>
+          <w:lang w:val="en-US"/>
+        </w:rPr>
+        <w:t>Giao Hàng?</w:t>
+      </w:r>
+    </w:p>
+    <w:p>
+      <w:pPr>
+        <w:pStyle w:val="ListParagraph"/>
+        <w:numPr>
+          <w:ilvl w:val="0"/>
+          <w:numId w:val="8"/>
+        </w:numPr>
+        <w:rPr>
+          <w:lang w:val="en-US"/>
+        </w:rPr>
+      </w:pPr>
+      <w:r>
+        <w:rPr>
+          <w:lang w:val="en-US"/>
+        </w:rPr>
+        <w:t>Đi xe máy ra nhận hàng</w:t>
+      </w:r>
+    </w:p>
+    <w:p>
+      <w:pPr>
+        <w:pStyle w:val="ListParagraph"/>
+        <w:numPr>
+          <w:ilvl w:val="0"/>
+          <w:numId w:val="8"/>
+        </w:numPr>
+        <w:rPr>
+          <w:lang w:val="en-US"/>
+        </w:rPr>
+      </w:pPr>
+      <w:r>
+        <w:rPr>
+          <w:lang w:val="en-US"/>
+        </w:rPr>
+        <w:t>Không bao giờ thanh toán trên Shopee Pay có gì không nhận được hàng không mất tiền</w:t>
+      </w:r>
+    </w:p>
+    <w:p>
+      <w:pPr>
+        <w:pStyle w:val="ListParagraph"/>
+        <w:numPr>
+          <w:ilvl w:val="0"/>
+          <w:numId w:val="8"/>
+        </w:numPr>
+        <w:rPr>
+          <w:lang w:val="en-US"/>
+        </w:rPr>
+      </w:pPr>
+      <w:r>
+        <w:rPr>
+          <w:lang w:val="en-US"/>
+        </w:rPr>
+        <w:t>Cổng sau</w:t>
+      </w:r>
+      <w:r>
+        <w:rPr>
+          <w:lang w:val="en-US"/>
+        </w:rPr>
+        <w:t xml:space="preserve"> rẽ phải</w:t>
+      </w:r>
+    </w:p>
+    <w:p>
+      <w:pPr>
+        <w:pStyle w:val="ListParagraph"/>
+        <w:numPr>
+          <w:ilvl w:val="0"/>
+          <w:numId w:val="8"/>
+        </w:numPr>
+        <w:rPr>
+          <w:lang w:val="en-US"/>
+        </w:rPr>
+      </w:pPr>
+      <w:r>
+        <w:rPr>
+          <w:lang w:val="en-US"/>
+        </w:rPr>
+        <w:t xml:space="preserve">“Anh ơi, của em là </w:t>
+      </w:r>
+      <w:r>
+        <w:rPr>
+          <w:lang w:val="en-US"/>
+        </w:rPr>
+        <w:t>963, số Shipper là 190</w:t>
+      </w:r>
+      <w:r>
+        <w:rPr>
+          <w:lang w:val="en-US"/>
+        </w:rPr>
+        <w:t>”</w:t>
+      </w:r>
+    </w:p>
+    <w:p>
+      <w:pPr>
+        <w:pStyle w:val="ListParagraph"/>
+        <w:numPr>
+          <w:ilvl w:val="0"/>
+          <w:numId w:val="8"/>
+        </w:numPr>
+        <w:rPr>
+          <w:lang w:val="en-US"/>
+        </w:rPr>
+      </w:pPr>
+      <w:r>
+        <w:rPr>
+          <w:lang w:val="en-US"/>
+        </w:rPr>
+        <w:t>Cổng trước</w:t>
+      </w:r>
+      <w:r>
+        <w:rPr>
+          <w:lang w:val="en-US"/>
+        </w:rPr>
+        <w:t xml:space="preserve"> đối diện bên đường cây ATM sang phải 1 chút</w:t>
+      </w:r>
+    </w:p>
+    <w:p>
+      <w:pPr>
+        <w:pStyle w:val="ListParagraph"/>
+        <w:numPr>
+          <w:ilvl w:val="0"/>
+          <w:numId w:val="8"/>
+        </w:numPr>
+        <w:rPr>
+          <w:lang w:val="en-US"/>
+        </w:rPr>
+      </w:pPr>
+      <w:r>
+        <w:rPr>
+          <w:lang w:val="en-US"/>
+        </w:rPr>
+        <w:t>“Anh ơi, của em là 2963, số Shipper 318”</w:t>
+      </w:r>
+    </w:p>
+    <w:p>
+      <w:pPr>
+        <w:pStyle w:val="ListParagraph"/>
+        <w:numPr>
+          <w:ilvl w:val="0"/>
+          <w:numId w:val="8"/>
+        </w:numPr>
+        <w:rPr>
+          <w:lang w:val="en-US"/>
+        </w:rPr>
+      </w:pPr>
+      <w:r>
+        <w:rPr>
+          <w:lang w:val="en-US"/>
+        </w:rPr>
+        <w:t>Đi từ nhà xe về phòng thì đi thẳng ra cổng, rẽ phải, đi lối tắt cho đỡ nắng</w:t>
+      </w:r>
+    </w:p>
+    <w:p>
+      <w:pPr>
+        <w:pStyle w:val="ListParagraph"/>
+        <w:numPr>
+          <w:ilvl w:val="0"/>
+          <w:numId w:val="7"/>
+        </w:numPr>
+        <w:rPr>
+          <w:lang w:val="en-US"/>
+        </w:rPr>
+      </w:pPr>
+      <w:r>
+        <w:rPr>
+          <w:lang w:val="en-US"/>
+        </w:rPr>
+        <w:t>Trang Phục?</w:t>
+      </w:r>
+    </w:p>
+    <w:p>
+      <w:pPr>
+        <w:pStyle w:val="ListParagraph"/>
+        <w:numPr>
+          <w:ilvl w:val="0"/>
+          <w:numId w:val="8"/>
+        </w:numPr>
+        <w:rPr>
+          <w:lang w:val="en-US"/>
+        </w:rPr>
+      </w:pPr>
+      <w:r>
+        <w:rPr>
+          <w:lang w:val="en-US"/>
+        </w:rPr>
+        <w:t>Đi giày phải đeo dớ</w:t>
+      </w:r>
+    </w:p>
+    <w:p>
+      <w:pPr>
+        <w:pStyle w:val="ListParagraph"/>
+        <w:numPr>
+          <w:ilvl w:val="0"/>
+          <w:numId w:val="7"/>
+        </w:numPr>
+        <w:rPr>
+          <w:lang w:val="en-US"/>
+        </w:rPr>
+      </w:pPr>
+      <w:r>
+        <w:rPr>
+          <w:lang w:val="en-US"/>
+        </w:rPr>
+        <w:t>Mang Nhiều Đồ?</w:t>
+      </w:r>
+    </w:p>
+    <w:p>
+      <w:pPr>
+        <w:pStyle w:val="ListParagraph"/>
+        <w:numPr>
+          <w:ilvl w:val="0"/>
+          <w:numId w:val="8"/>
+        </w:numPr>
+        <w:rPr>
+          <w:lang w:val="en-US"/>
+        </w:rPr>
+      </w:pPr>
+      <w:r>
+        <w:rPr>
+          <w:lang w:val="en-US"/>
+        </w:rPr>
+        <w:t>Kẹp vào áo mưa, đựng trong mũ bảo hiểm</w:t>
+      </w:r>
+    </w:p>
+    <w:p>
+      <w:pPr>
+        <w:pStyle w:val="ListParagraph"/>
+        <w:numPr>
+          <w:ilvl w:val="0"/>
+          <w:numId w:val="7"/>
+        </w:numPr>
+      </w:pPr>
+      <w:r>
+        <w:t>Bưu Điện?</w:t>
+      </w:r>
+    </w:p>
+    <w:p>
+      <w:pPr>
+        <w:pStyle w:val="ListParagraph"/>
+        <w:numPr>
+          <w:ilvl w:val="0"/>
+          <w:numId w:val="8"/>
+        </w:numPr>
+      </w:pPr>
+      <w:r>
+        <w:t>Tòa D4</w:t>
+      </w:r>
+      <w:r>
+        <w:rPr>
+          <w:lang w:val="en-US"/>
+        </w:rPr>
+        <w:t>, 8 giờ mới mở cửa</w:t>
+      </w:r>
+      <w:r>
+        <w:rPr>
+          <w:lang w:val="en-US"/>
+        </w:rPr>
+        <w:t>, 18 giờ đóng cửa</w:t>
+      </w:r>
+    </w:p>
+    <w:p>
+      <w:pPr>
+        <w:pStyle w:val="ListParagraph"/>
+        <w:numPr>
+          <w:ilvl w:val="0"/>
+          <w:numId w:val="8"/>
+        </w:numPr>
+      </w:pPr>
+      <w:r>
+        <w:t>Vô trong lấy 1 phong bì bên trái + nhét giấy vô + đóng lại + viết thông tin vào mặt sau, không cần Postal Code + đưa cho chị + đóng 20 nghìn</w:t>
+      </w:r>
+    </w:p>
+    <w:p>
+      <w:pPr>
+        <w:pStyle w:val="ListParagraph"/>
+        <w:numPr>
+          <w:ilvl w:val="0"/>
+          <w:numId w:val="7"/>
+        </w:numPr>
+        <w:rPr>
+          <w:lang w:val="en-US"/>
+        </w:rPr>
+      </w:pPr>
+      <w:r>
+        <w:rPr>
+          <w:lang w:val="en-US"/>
+        </w:rPr>
+        <w:t>Rút Tiền?</w:t>
+      </w:r>
+    </w:p>
+    <w:p>
+      <w:pPr>
+        <w:pStyle w:val="ListParagraph"/>
+        <w:numPr>
+          <w:ilvl w:val="0"/>
+          <w:numId w:val="8"/>
+        </w:numPr>
+        <w:rPr>
+          <w:lang w:val="en-US"/>
+        </w:rPr>
+      </w:pPr>
+      <w:r>
+        <w:rPr>
+          <w:lang w:val="en-US"/>
+        </w:rPr>
+        <w:t>Rút vào buổi sáng</w:t>
+      </w:r>
+    </w:p>
+    <w:p>
+      <w:pPr>
+        <w:pStyle w:val="ListParagraph"/>
+        <w:numPr>
+          <w:ilvl w:val="0"/>
+          <w:numId w:val="7"/>
+        </w:numPr>
+        <w:rPr>
+          <w:lang w:val="en-US"/>
+        </w:rPr>
+      </w:pPr>
+      <w:r>
+        <w:rPr>
+          <w:lang w:val="en-US"/>
+        </w:rPr>
+        <w:t>Bồn Cầu?</w:t>
+      </w:r>
+    </w:p>
+    <w:p>
+      <w:pPr>
+        <w:pStyle w:val="ListParagraph"/>
+        <w:numPr>
+          <w:ilvl w:val="0"/>
+          <w:numId w:val="8"/>
+        </w:numPr>
+        <w:rPr>
+          <w:lang w:val="en-US"/>
+        </w:rPr>
+      </w:pPr>
+      <w:r>
+        <w:rPr>
+          <w:lang w:val="en-US"/>
+        </w:rPr>
+        <w:t>Nếu thấ</w:t>
+      </w:r>
+      <w:r>
+        <w:rPr>
+          <w:lang w:val="en-US"/>
+        </w:rPr>
+        <w:t>y nó xả nước liên tục thì bấm xả nước lần nữa</w:t>
+      </w:r>
+      <w:r>
+        <w:rPr>
+          <w:lang w:val="en-US"/>
+        </w:rPr>
+        <w:t>, không lấy tay chỉnh nắp vì nó là nắp chân không</w:t>
+      </w:r>
+    </w:p>
+    <w:p>
+      <w:pPr>
+        <w:pStyle w:val="ListParagraph"/>
+        <w:numPr>
+          <w:ilvl w:val="0"/>
+          <w:numId w:val="8"/>
+        </w:numPr>
+        <w:rPr>
+          <w:lang w:val="en-US"/>
+        </w:rPr>
+      </w:pPr>
+      <w:r>
+        <w:rPr>
+          <w:lang w:val="en-US"/>
+        </w:rPr>
+        <w:t>Nếu không muốn tốn nước bồn cầu thì xuống nhà vệ sinh tầng trệt đái</w:t>
+      </w:r>
+    </w:p>
+    <w:p>
+      <w:pPr>
+        <w:pStyle w:val="ListParagraph"/>
+        <w:numPr>
+          <w:ilvl w:val="0"/>
+          <w:numId w:val="8"/>
+        </w:numPr>
+        <w:rPr>
+          <w:lang w:val="en-US"/>
+        </w:rPr>
+      </w:pPr>
+      <w:r>
+        <w:rPr>
+          <w:lang w:val="en-US"/>
+        </w:rPr>
+        <w:t>Né bà lao công nhà vệ sinh</w:t>
+      </w:r>
+    </w:p>
+    <w:p>
+      <w:pPr>
+        <w:pStyle w:val="ListParagraph"/>
+        <w:numPr>
+          <w:ilvl w:val="0"/>
+          <w:numId w:val="7"/>
+        </w:numPr>
+        <w:rPr>
+          <w:lang w:val="en-US"/>
+        </w:rPr>
+      </w:pPr>
+      <w:r>
+        <w:rPr>
+          <w:lang w:val="en-US"/>
+        </w:rPr>
+        <w:t xml:space="preserve">Những </w:t>
+      </w:r>
+      <w:r>
+        <w:rPr>
+          <w:lang w:val="en-US"/>
+        </w:rPr>
+        <w:t>Thứ Bắt Buộc Mang Bên Mình?</w:t>
+      </w:r>
+    </w:p>
+    <w:p>
+      <w:pPr>
+        <w:pStyle w:val="ListParagraph"/>
+        <w:numPr>
+          <w:ilvl w:val="0"/>
+          <w:numId w:val="8"/>
+        </w:numPr>
+        <w:rPr>
+          <w:lang w:val="en-US"/>
+        </w:rPr>
+      </w:pPr>
+      <w:r>
+        <w:rPr>
+          <w:lang w:val="en-US"/>
+        </w:rPr>
+        <w:t>Dù, nước, tràng phục linh</w:t>
+      </w:r>
+    </w:p>
+    <w:p>
+      <w:pPr>
+        <w:pStyle w:val="ListParagraph"/>
+        <w:numPr>
+          <w:ilvl w:val="0"/>
+          <w:numId w:val="7"/>
+        </w:numPr>
+        <w:rPr>
+          <w:lang w:val="en-US"/>
+        </w:rPr>
+      </w:pPr>
+      <w:r>
+        <w:rPr>
+          <w:lang w:val="en-US"/>
+        </w:rPr>
+        <w:t>Mua Thuốc?</w:t>
+      </w:r>
+    </w:p>
+    <w:p>
+      <w:pPr>
+        <w:pStyle w:val="ListParagraph"/>
+        <w:numPr>
+          <w:ilvl w:val="0"/>
+          <w:numId w:val="8"/>
+        </w:numPr>
+        <w:rPr>
+          <w:lang w:val="en-US"/>
+        </w:rPr>
+      </w:pPr>
+      <w:r>
+        <w:rPr>
+          <w:lang w:val="en-US"/>
+        </w:rPr>
+        <w:t>Đi thẳng ra cổng chính + quẹo trái đi thẳng cho tới khi gặp vật cản + quẹo trái đi thẳng 1 lát có tiệm thuốc tây</w:t>
+      </w:r>
+    </w:p>
+    <w:p>
+      <w:pPr>
+        <w:pStyle w:val="ListParagraph"/>
+        <w:numPr>
+          <w:ilvl w:val="0"/>
+          <w:numId w:val="8"/>
+        </w:numPr>
+        <w:rPr>
+          <w:lang w:val="en-US"/>
+        </w:rPr>
+      </w:pPr>
+      <w:r>
+        <w:rPr>
+          <w:lang w:val="en-US"/>
+        </w:rPr>
+        <w:t>“Bán cho em mấy cái men tiêu hóa”</w:t>
+      </w:r>
+    </w:p>
+    <w:p>
+      <w:pPr>
+        <w:pStyle w:val="ListParagraph"/>
+        <w:numPr>
+          <w:ilvl w:val="0"/>
+          <w:numId w:val="7"/>
+        </w:numPr>
+        <w:rPr>
+          <w:lang w:val="en-US"/>
+        </w:rPr>
+      </w:pPr>
+      <w:r>
+        <w:rPr>
+          <w:lang w:val="en-US"/>
+        </w:rPr>
+        <w:t>Ngủ?</w:t>
+      </w:r>
+    </w:p>
+    <w:p>
+      <w:pPr>
+        <w:pStyle w:val="ListParagraph"/>
+        <w:numPr>
+          <w:ilvl w:val="0"/>
+          <w:numId w:val="8"/>
+        </w:numPr>
+        <w:rPr>
+          <w:lang w:val="en-US"/>
+        </w:rPr>
+      </w:pPr>
+      <w:r>
+        <w:rPr>
+          <w:lang w:val="en-US"/>
+        </w:rPr>
+        <w:t>Đặt chăn làm nệm, đặt gối tựa vai cho đỡ nhức</w:t>
+      </w:r>
+    </w:p>
+    <w:p>
+      <w:pPr>
+        <w:pStyle w:val="ListParagraph"/>
+        <w:numPr>
+          <w:ilvl w:val="0"/>
+          <w:numId w:val="7"/>
+        </w:numPr>
+        <w:rPr>
+          <w:lang w:val="en-US"/>
+        </w:rPr>
+      </w:pPr>
+      <w:r>
+        <w:rPr>
+          <w:lang w:val="en-US"/>
+        </w:rPr>
+        <w:t>Nước Nóng?</w:t>
+      </w:r>
+    </w:p>
+    <w:p>
+      <w:pPr>
+        <w:pStyle w:val="ListParagraph"/>
+        <w:numPr>
+          <w:ilvl w:val="0"/>
+          <w:numId w:val="8"/>
+        </w:numPr>
+        <w:rPr>
+          <w:lang w:val="en-US"/>
+        </w:rPr>
+      </w:pPr>
+      <w:r>
+        <w:rPr>
+          <w:lang w:val="en-US"/>
+        </w:rPr>
+        <w:t>Lấy bình siêu tốc đổ nước vào + đặt vào đế + bật công tắc + chờ vài phút + nó tự đóng công tắc + lấy bình ra + đổ nước vào tô</w:t>
+      </w:r>
+    </w:p>
+    <w:p>
+      <w:pPr>
+        <w:pStyle w:val="ListParagraph"/>
+        <w:numPr>
+          <w:ilvl w:val="0"/>
+          <w:numId w:val="7"/>
+        </w:numPr>
+        <w:rPr>
+          <w:lang w:val="en-US"/>
+        </w:rPr>
+      </w:pPr>
+      <w:r>
+        <w:rPr>
+          <w:lang w:val="en-US"/>
+        </w:rPr>
+        <w:t>Cất Laptop?</w:t>
+      </w:r>
+    </w:p>
+    <w:p>
+      <w:pPr>
+        <w:pStyle w:val="ListParagraph"/>
+        <w:numPr>
+          <w:ilvl w:val="0"/>
+          <w:numId w:val="8"/>
+        </w:numPr>
+        <w:rPr>
+          <w:lang w:val="en-US"/>
+        </w:rPr>
+      </w:pPr>
+      <w:r>
+        <w:rPr>
+          <w:lang w:val="en-US"/>
+        </w:rPr>
+        <w:t>Đặt dưới chiếu</w:t>
+      </w:r>
+    </w:p>
+    <w:p>
+      <w:pPr>
+        <w:pStyle w:val="ListParagraph"/>
+        <w:numPr>
+          <w:ilvl w:val="0"/>
+          <w:numId w:val="7"/>
+        </w:numPr>
+        <w:rPr>
+          <w:lang w:val="en-US"/>
+        </w:rPr>
+      </w:pPr>
+      <w:r>
+        <w:rPr>
+          <w:lang w:val="en-US"/>
+        </w:rPr>
+        <w:t>Tắm?</w:t>
+      </w:r>
+    </w:p>
+    <w:p>
+      <w:pPr>
+        <w:pStyle w:val="ListParagraph"/>
+        <w:numPr>
+          <w:ilvl w:val="0"/>
+          <w:numId w:val="8"/>
+        </w:numPr>
+        <w:rPr>
+          <w:lang w:val="en-US"/>
+        </w:rPr>
+      </w:pPr>
+      <w:r>
+        <w:rPr>
+          <w:lang w:val="en-US"/>
+        </w:rPr>
+        <w:t>Xài dầu gội xong cất vào tủ</w:t>
+      </w:r>
+    </w:p>
+    <w:p>
+      <w:pPr>
+        <w:pStyle w:val="ListParagraph"/>
+        <w:numPr>
+          <w:ilvl w:val="0"/>
+          <w:numId w:val="7"/>
+        </w:numPr>
+        <w:rPr>
+          <w:lang w:val="en-US"/>
+        </w:rPr>
+      </w:pPr>
+      <w:r>
+        <w:rPr>
+          <w:lang w:val="en-US"/>
+        </w:rPr>
+        <w:t>Cúp Điện?</w:t>
+      </w:r>
+    </w:p>
+    <w:p>
+      <w:pPr>
+        <w:pStyle w:val="ListParagraph"/>
+        <w:numPr>
+          <w:ilvl w:val="0"/>
+          <w:numId w:val="8"/>
+        </w:numPr>
+        <w:rPr>
+          <w:lang w:val="en-US"/>
+        </w:rPr>
+      </w:pPr>
+      <w:r>
+        <w:rPr>
+          <w:lang w:val="en-US"/>
+        </w:rPr>
         <w:lastRenderedPageBreak/>
-        <w:t xml:space="preserve">Đi </w:t>
-      </w:r>
-      <w:r>
-        <w:rPr>
-          <w:lang w:val="en-US"/>
-        </w:rPr>
-        <w:t>vào</w:t>
-      </w:r>
-      <w:r>
-        <w:rPr>
-          <w:lang w:val="en-US"/>
-        </w:rPr>
-        <w:t xml:space="preserve"> </w:t>
-      </w:r>
-      <w:r>
-        <w:rPr>
-          <w:lang w:val="en-US"/>
-        </w:rPr>
-        <w:t>cổng chính tòa D2, nhìn sang phải</w:t>
-      </w:r>
-    </w:p>
-    <w:p>
-      <w:pPr>
-        <w:pStyle w:val="ListParagraph"/>
-        <w:numPr>
-          <w:ilvl w:val="0"/>
-          <w:numId w:val="8"/>
-        </w:numPr>
-        <w:rPr>
-          <w:lang w:val="en-US"/>
-        </w:rPr>
-      </w:pPr>
-      <w:r>
-        <w:rPr>
-          <w:lang w:val="en-US"/>
-        </w:rPr>
-        <w:t>Mua bút, chuốt, tẩy, giấy, bát, thìa, đĩa</w:t>
+        <w:t>Vẫn có cơm tòa B5 nhưng không có đèn nên phải ăn trong tối</w:t>
       </w:r>
     </w:p>
     <w:p>
@@ -916,157 +1643,49 @@
         <w:rPr>
           <w:lang w:val="en-US"/>
         </w:rPr>
-        <w:t>Giao Hàng?</w:t>
-      </w:r>
-    </w:p>
-    <w:p>
-      <w:pPr>
-        <w:pStyle w:val="ListParagraph"/>
-        <w:numPr>
-          <w:ilvl w:val="0"/>
-          <w:numId w:val="8"/>
-        </w:numPr>
-        <w:rPr>
-          <w:lang w:val="en-US"/>
-        </w:rPr>
-      </w:pPr>
-      <w:r>
-        <w:rPr>
-          <w:lang w:val="en-US"/>
-        </w:rPr>
-        <w:t>Đi xe máy ra nhận hàng</w:t>
-      </w:r>
-    </w:p>
-    <w:p>
-      <w:pPr>
-        <w:pStyle w:val="ListParagraph"/>
-        <w:numPr>
-          <w:ilvl w:val="0"/>
-          <w:numId w:val="8"/>
-        </w:numPr>
-        <w:rPr>
-          <w:lang w:val="en-US"/>
-        </w:rPr>
-      </w:pPr>
-      <w:r>
-        <w:rPr>
-          <w:lang w:val="en-US"/>
-        </w:rPr>
-        <w:t>Không bao giờ thanh toán trên Shopee Pay có gì không nhận được hàng không mất tiền</w:t>
-      </w:r>
-    </w:p>
-    <w:p>
-      <w:pPr>
-        <w:pStyle w:val="ListParagraph"/>
-        <w:numPr>
-          <w:ilvl w:val="0"/>
-          <w:numId w:val="8"/>
-        </w:numPr>
-        <w:rPr>
-          <w:lang w:val="en-US"/>
-        </w:rPr>
-      </w:pPr>
-      <w:r>
-        <w:rPr>
-          <w:lang w:val="en-US"/>
-        </w:rPr>
-        <w:t>Cổng sau</w:t>
-      </w:r>
-      <w:r>
-        <w:rPr>
-          <w:lang w:val="en-US"/>
-        </w:rPr>
-        <w:t xml:space="preserve"> rẽ phải</w:t>
-      </w:r>
-    </w:p>
-    <w:p>
-      <w:pPr>
-        <w:pStyle w:val="ListParagraph"/>
-        <w:numPr>
-          <w:ilvl w:val="0"/>
-          <w:numId w:val="8"/>
-        </w:numPr>
-        <w:rPr>
-          <w:lang w:val="en-US"/>
-        </w:rPr>
-      </w:pPr>
-      <w:r>
-        <w:rPr>
-          <w:lang w:val="en-US"/>
-        </w:rPr>
-        <w:t xml:space="preserve">“Anh ơi, của em là </w:t>
-      </w:r>
-      <w:r>
-        <w:rPr>
-          <w:lang w:val="en-US"/>
-        </w:rPr>
-        <w:t>963, số Shipper là 190</w:t>
-      </w:r>
-      <w:r>
-        <w:rPr>
-          <w:lang w:val="en-US"/>
-        </w:rPr>
-        <w:t>”</w:t>
-      </w:r>
-    </w:p>
-    <w:p>
-      <w:pPr>
-        <w:pStyle w:val="ListParagraph"/>
-        <w:numPr>
-          <w:ilvl w:val="0"/>
-          <w:numId w:val="8"/>
-        </w:numPr>
-        <w:rPr>
-          <w:lang w:val="en-US"/>
-        </w:rPr>
-      </w:pPr>
-      <w:r>
-        <w:rPr>
-          <w:lang w:val="en-US"/>
-        </w:rPr>
-        <w:t>Cổng trước</w:t>
-      </w:r>
-      <w:r>
-        <w:rPr>
-          <w:lang w:val="en-US"/>
-        </w:rPr>
-        <w:t xml:space="preserve"> đối diện bên đường cây ATM sang phải 1 chút</w:t>
-      </w:r>
-    </w:p>
-    <w:p>
-      <w:pPr>
-        <w:pStyle w:val="ListParagraph"/>
-        <w:numPr>
-          <w:ilvl w:val="0"/>
-          <w:numId w:val="8"/>
-        </w:numPr>
-        <w:rPr>
-          <w:lang w:val="en-US"/>
-        </w:rPr>
-      </w:pPr>
-      <w:r>
-        <w:rPr>
-          <w:lang w:val="en-US"/>
-        </w:rPr>
-        <w:t>“Anh ơi, của em là 2963, số Shipper 318”</w:t>
-      </w:r>
-    </w:p>
-    <w:p>
-      <w:pPr>
-        <w:pStyle w:val="ListParagraph"/>
-        <w:numPr>
-          <w:ilvl w:val="0"/>
-          <w:numId w:val="8"/>
-        </w:numPr>
-        <w:rPr>
-          <w:lang w:val="en-US"/>
-        </w:rPr>
-      </w:pPr>
-      <w:r>
-        <w:rPr>
-          <w:lang w:val="en-US"/>
-        </w:rPr>
-        <w:t>Đi từ nhà xe về phòng thì đi thẳng ra cổng, rẽ phải, đi lối tắt cho đỡ nắng</w:t>
+        <w:t>Nước Uống?</w:t>
+      </w:r>
+    </w:p>
+    <w:p>
+      <w:pPr>
+        <w:pStyle w:val="ListParagraph"/>
+        <w:numPr>
+          <w:ilvl w:val="0"/>
+          <w:numId w:val="8"/>
+        </w:numPr>
+        <w:rPr>
+          <w:lang w:val="en-US"/>
+        </w:rPr>
+      </w:pPr>
+      <w:r>
+        <w:rPr>
+          <w:lang w:val="en-US"/>
+        </w:rPr>
+        <w:t>Không được uống nước máy vì chứa Clo</w:t>
+      </w:r>
+      <w:r>
+        <w:rPr>
+          <w:lang w:val="en-US"/>
+        </w:rPr>
+        <w:t>, nếu dùng để ăn mì thì không ăn nước</w:t>
+      </w:r>
+    </w:p>
+    <w:p>
+      <w:pPr>
+        <w:pStyle w:val="ListParagraph"/>
+        <w:numPr>
+          <w:ilvl w:val="0"/>
+          <w:numId w:val="8"/>
+        </w:numPr>
+        <w:rPr>
+          <w:lang w:val="en-US"/>
+        </w:rPr>
+      </w:pPr>
+      <w:r>
+        <w:rPr>
+          <w:lang w:val="en-US"/>
+        </w:rPr>
+        <w:t>Uống nước ngọt để dành chai, cất trong tủ, đi học thì lấy chai rỗng rót vào</w:t>
       </w:r>
     </w:p>
     <w:p>
@@ -1084,25 +1703,85 @@
         <w:rPr>
           <w:lang w:val="en-US"/>
         </w:rPr>
-        <w:t>Trang Phục?</w:t>
-      </w:r>
-    </w:p>
-    <w:p>
-      <w:pPr>
-        <w:pStyle w:val="ListParagraph"/>
-        <w:numPr>
-          <w:ilvl w:val="0"/>
-          <w:numId w:val="8"/>
-        </w:numPr>
-        <w:rPr>
-          <w:lang w:val="en-US"/>
-        </w:rPr>
-      </w:pPr>
-      <w:r>
-        <w:rPr>
-          <w:lang w:val="en-US"/>
-        </w:rPr>
-        <w:t>Đi giày phải đeo dớ</w:t>
+        <w:t>Đóng Tiền Xe?</w:t>
+      </w:r>
+    </w:p>
+    <w:p>
+      <w:pPr>
+        <w:pStyle w:val="ListParagraph"/>
+        <w:numPr>
+          <w:ilvl w:val="0"/>
+          <w:numId w:val="8"/>
+        </w:numPr>
+        <w:rPr>
+          <w:lang w:val="en-US"/>
+        </w:rPr>
+      </w:pPr>
+      <w:r>
+        <w:rPr>
+          <w:lang w:val="en-US"/>
+        </w:rPr>
+        <w:t>X</w:t>
+      </w:r>
+      <w:r>
+        <w:rPr>
+          <w:lang w:val="en-US"/>
+        </w:rPr>
+        <w:t>uống gặp thằng canh xe</w:t>
+      </w:r>
+      <w:r>
+        <w:rPr>
+          <w:lang w:val="en-US"/>
+        </w:rPr>
+        <w:t>, nhìn thấy cái sổ trên bàn mới đóng tiền</w:t>
+      </w:r>
+    </w:p>
+    <w:p>
+      <w:pPr>
+        <w:pStyle w:val="ListParagraph"/>
+        <w:numPr>
+          <w:ilvl w:val="0"/>
+          <w:numId w:val="8"/>
+        </w:numPr>
+        <w:rPr>
+          <w:lang w:val="en-US"/>
+        </w:rPr>
+      </w:pPr>
+      <w:r>
+        <w:rPr>
+          <w:lang w:val="en-US"/>
+        </w:rPr>
+        <w:t>“Cho em đóng tiền xe tháng”</w:t>
+      </w:r>
+    </w:p>
+    <w:p>
+      <w:pPr>
+        <w:pStyle w:val="ListParagraph"/>
+        <w:numPr>
+          <w:ilvl w:val="0"/>
+          <w:numId w:val="8"/>
+        </w:numPr>
+        <w:rPr>
+          <w:lang w:val="en-US"/>
+        </w:rPr>
+      </w:pPr>
+      <w:r>
+        <w:rPr>
+          <w:lang w:val="en-US"/>
+        </w:rPr>
+        <w:t xml:space="preserve">Đưa nó 50 nghìn + thẻ xe + chờ + đi sang bàn có cái sổ + lật ra gần giữa + </w:t>
+      </w:r>
+      <w:r>
+        <w:rPr>
+          <w:lang w:val="en-US"/>
+        </w:rPr>
+        <w:t xml:space="preserve">từ trên xuống dưới kiếm theo số thứ tự 1451 </w:t>
+      </w:r>
+      <w:r>
+        <w:rPr>
+          <w:lang w:val="en-US"/>
+        </w:rPr>
+        <w:t>+ kí tên + về</w:t>
       </w:r>
     </w:p>
     <w:p>
@@ -1120,25 +1799,61 @@
         <w:rPr>
           <w:lang w:val="en-US"/>
         </w:rPr>
-        <w:t>Mang Nhiều Đồ?</w:t>
-      </w:r>
-    </w:p>
-    <w:p>
-      <w:pPr>
-        <w:pStyle w:val="ListParagraph"/>
-        <w:numPr>
-          <w:ilvl w:val="0"/>
-          <w:numId w:val="8"/>
-        </w:numPr>
-        <w:rPr>
-          <w:lang w:val="en-US"/>
-        </w:rPr>
-      </w:pPr>
-      <w:r>
-        <w:rPr>
-          <w:lang w:val="en-US"/>
-        </w:rPr>
-        <w:t>Kẹp vào áo mưa, đựng trong mũ bảo hiểm</w:t>
+        <w:t>Đổi Xe?</w:t>
+      </w:r>
+    </w:p>
+    <w:p>
+      <w:pPr>
+        <w:pStyle w:val="ListParagraph"/>
+        <w:numPr>
+          <w:ilvl w:val="0"/>
+          <w:numId w:val="8"/>
+        </w:numPr>
+        <w:rPr>
+          <w:lang w:val="en-US"/>
+        </w:rPr>
+      </w:pPr>
+      <w:r>
+        <w:rPr>
+          <w:lang w:val="en-US"/>
+        </w:rPr>
+        <w:t>Cuối tháng mới đổi xe</w:t>
+      </w:r>
+    </w:p>
+    <w:p>
+      <w:pPr>
+        <w:pStyle w:val="ListParagraph"/>
+        <w:numPr>
+          <w:ilvl w:val="0"/>
+          <w:numId w:val="8"/>
+        </w:numPr>
+        <w:rPr>
+          <w:lang w:val="en-US"/>
+        </w:rPr>
+      </w:pPr>
+      <w:r>
+        <w:rPr>
+          <w:lang w:val="en-US"/>
+        </w:rPr>
+        <w:t>Chạy xe ra ngoài + đổi xe + chạy cổng sau kí túc xá + để vào hầm xe như đúng rồi + đi sang ban quản lý cụm nhà, là cái tòa ngay cạnh tiệm bánh mì hay mua + cầm tay cửa kéo xuống ngược chiều kim đồng hồ 75 độ + kéo cửa vào phía người mình + đi vào + đóng cửa + gặp thằng cha trước mặt + nói to “tình hình là em mới mua xe mới, nên em muốn hủy biển số xe cũ trên Web” + về phòng + chụp biển số xe mới lên Web + ra đóng tiền xe tháng cho thằng giữ xe</w:t>
+      </w:r>
+    </w:p>
+    <w:p>
+      <w:pPr>
+        <w:pStyle w:val="ListParagraph"/>
+        <w:numPr>
+          <w:ilvl w:val="0"/>
+          <w:numId w:val="8"/>
+        </w:numPr>
+        <w:rPr>
+          <w:lang w:val="en-US"/>
+        </w:rPr>
+      </w:pPr>
+      <w:r>
+        <w:rPr>
+          <w:lang w:val="en-US"/>
+        </w:rPr>
+        <w:t>Cứ quẹt thẻ để ra vào cổng như đúng rồi, nếu biển số xe không khớp thì bảo em mới đổi xe để nó nhập lại biển số mới</w:t>
       </w:r>
     </w:p>
     <w:p>
@@ -1148,45 +1863,81 @@
           <w:ilvl w:val="0"/>
           <w:numId w:val="7"/>
         </w:numPr>
-      </w:pPr>
-      <w:r>
-        <w:t>Bưu Điện?</w:t>
-      </w:r>
-    </w:p>
-    <w:p>
-      <w:pPr>
-        <w:pStyle w:val="ListParagraph"/>
-        <w:numPr>
-          <w:ilvl w:val="0"/>
-          <w:numId w:val="8"/>
-        </w:numPr>
-      </w:pPr>
-      <w:r>
-        <w:t>Tòa D4</w:t>
-      </w:r>
-      <w:r>
-        <w:rPr>
-          <w:lang w:val="en-US"/>
-        </w:rPr>
-        <w:t>, 8 giờ mới mở cửa</w:t>
-      </w:r>
-      <w:r>
-        <w:rPr>
-          <w:lang w:val="en-US"/>
-        </w:rPr>
-        <w:t>, 18 giờ đóng cửa</w:t>
-      </w:r>
-    </w:p>
-    <w:p>
-      <w:pPr>
-        <w:pStyle w:val="ListParagraph"/>
-        <w:numPr>
-          <w:ilvl w:val="0"/>
-          <w:numId w:val="8"/>
-        </w:numPr>
-      </w:pPr>
-      <w:r>
-        <w:t>Vô trong lấy 1 phong bì bên trái + nhét giấy vô + đóng lại + viết thông tin vào mặt sau, không cần Postal Code + đưa cho chị + đóng 20 nghìn</w:t>
+        <w:rPr>
+          <w:lang w:val="en-US"/>
+        </w:rPr>
+      </w:pPr>
+      <w:r>
+        <w:rPr>
+          <w:lang w:val="en-US"/>
+        </w:rPr>
+        <w:t>Mua Thẻ Mạng?</w:t>
+      </w:r>
+    </w:p>
+    <w:p>
+      <w:pPr>
+        <w:pStyle w:val="ListParagraph"/>
+        <w:numPr>
+          <w:ilvl w:val="0"/>
+          <w:numId w:val="8"/>
+        </w:numPr>
+        <w:rPr>
+          <w:lang w:val="en-US"/>
+        </w:rPr>
+      </w:pPr>
+      <w:r>
+        <w:rPr>
+          <w:lang w:val="en-US"/>
+        </w:rPr>
+        <w:t xml:space="preserve">Vào ứng dụng My Wifi trên điện thoại + vào Tab “Trang chủ” + cuộn xuống + tại mục “Thẻ tháng WEB” + Click “Thêm giỏ hàng” + Click biểu tượng “Giỏ hàng” góc phải trên + Click “Thanh toán” + </w:t>
+      </w:r>
+      <w:r>
+        <w:rPr>
+          <w:lang w:val="en-US"/>
+        </w:rPr>
+        <w:t>điền thông tin + tại mục “Phương thức thanh toán” + chọn “Ví Viettel Money” + Click “Xác nhận” +</w:t>
+      </w:r>
+      <w:r>
+        <w:rPr>
+          <w:lang w:val="en-US"/>
+        </w:rPr>
+        <w:t xml:space="preserve"> Tick “Viettel Money” + điền số điện thoại và mật khẩu Viettel Money + Click “Đăng nhập” + điền mã OTP + Click “Xác nhận” + chọn “ViettelPay” + Click “Thanh toán” + điền mã OTP + Click “Xác nhận” + chờ 1 lát nó gửi tên đăng nhập và mật khẩu thẻ về</w:t>
+      </w:r>
+    </w:p>
+    <w:p>
+      <w:pPr>
+        <w:pStyle w:val="ListParagraph"/>
+        <w:numPr>
+          <w:ilvl w:val="0"/>
+          <w:numId w:val="8"/>
+        </w:numPr>
+        <w:rPr>
+          <w:lang w:val="en-US"/>
+        </w:rPr>
+      </w:pPr>
+      <w:r>
+        <w:rPr>
+          <w:lang w:val="en-US"/>
+        </w:rPr>
+        <w:t>Để đăng nhập mạng</w:t>
+      </w:r>
+    </w:p>
+    <w:p>
+      <w:pPr>
+        <w:pStyle w:val="ListParagraph"/>
+        <w:numPr>
+          <w:ilvl w:val="0"/>
+          <w:numId w:val="8"/>
+        </w:numPr>
+        <w:rPr>
+          <w:lang w:val="en-US"/>
+        </w:rPr>
+      </w:pPr>
+      <w:r>
+        <w:rPr>
+          <w:lang w:val="en-US"/>
+        </w:rPr>
+        <w:t>Kết nối vào Wifi “Mang Day KTX 5.0GHZ” + click vào nó để đến Web đăng nhập + điền mã đăng nhập rồi đăng nhập</w:t>
       </w:r>
     </w:p>
     <w:p>
@@ -1204,25 +1955,211 @@
         <w:rPr>
           <w:lang w:val="en-US"/>
         </w:rPr>
-        <w:t>Rút Tiền?</w:t>
-      </w:r>
-    </w:p>
-    <w:p>
-      <w:pPr>
-        <w:pStyle w:val="ListParagraph"/>
-        <w:numPr>
-          <w:ilvl w:val="0"/>
-          <w:numId w:val="8"/>
-        </w:numPr>
-        <w:rPr>
-          <w:lang w:val="en-US"/>
-        </w:rPr>
-      </w:pPr>
-      <w:r>
-        <w:rPr>
-          <w:lang w:val="en-US"/>
-        </w:rPr>
-        <w:t>Rút vào buổi sáng</w:t>
+        <w:t>3G?</w:t>
+      </w:r>
+    </w:p>
+    <w:p>
+      <w:pPr>
+        <w:pStyle w:val="ListParagraph"/>
+        <w:numPr>
+          <w:ilvl w:val="0"/>
+          <w:numId w:val="8"/>
+        </w:numPr>
+        <w:rPr>
+          <w:lang w:val="en-US"/>
+        </w:rPr>
+      </w:pPr>
+      <w:r>
+        <w:rPr>
+          <w:lang w:val="en-US"/>
+        </w:rPr>
+        <w:t xml:space="preserve">Mất 2 nghìn mỗi ngày, được 50 MB, </w:t>
+      </w:r>
+      <w:r>
+        <w:rPr>
+          <w:lang w:val="en-US"/>
+        </w:rPr>
+        <w:t>đã hủy, không được đăng ký gói khác trong khi đang xài gói này, nếu không sẽ mất tiền mà chẳng được gì</w:t>
+      </w:r>
+    </w:p>
+    <w:p>
+      <w:pPr>
+        <w:pStyle w:val="ListParagraph"/>
+        <w:numPr>
+          <w:ilvl w:val="0"/>
+          <w:numId w:val="8"/>
+        </w:numPr>
+        <w:rPr>
+          <w:lang w:val="en-US"/>
+        </w:rPr>
+      </w:pPr>
+      <w:r>
+        <w:rPr>
+          <w:lang w:val="en-US"/>
+        </w:rPr>
+        <w:t>Soạn</w:t>
+      </w:r>
+    </w:p>
+    <w:p>
+      <w:pPr>
+        <w:pStyle w:val="ListParagraph"/>
+        <w:numPr>
+          <w:ilvl w:val="0"/>
+          <w:numId w:val="8"/>
+        </w:numPr>
+        <w:rPr>
+          <w:lang w:val="en-US"/>
+        </w:rPr>
+      </w:pPr>
+      <w:r>
+        <w:rPr>
+          <w:lang w:val="en-US"/>
+        </w:rPr>
+        <w:t>MI2K MO</w:t>
+      </w:r>
+    </w:p>
+    <w:p>
+      <w:pPr>
+        <w:pStyle w:val="ListParagraph"/>
+        <w:numPr>
+          <w:ilvl w:val="0"/>
+          <w:numId w:val="8"/>
+        </w:numPr>
+        <w:rPr>
+          <w:lang w:val="en-US"/>
+        </w:rPr>
+      </w:pPr>
+      <w:r>
+        <w:rPr>
+          <w:lang w:val="en-US"/>
+        </w:rPr>
+        <w:t>Gửi</w:t>
+      </w:r>
+    </w:p>
+    <w:p>
+      <w:pPr>
+        <w:pStyle w:val="ListParagraph"/>
+        <w:numPr>
+          <w:ilvl w:val="0"/>
+          <w:numId w:val="8"/>
+        </w:numPr>
+        <w:rPr>
+          <w:lang w:val="en-US"/>
+        </w:rPr>
+      </w:pPr>
+      <w:r>
+        <w:rPr>
+          <w:lang w:val="en-US"/>
+        </w:rPr>
+        <w:t>9123</w:t>
+      </w:r>
+    </w:p>
+    <w:p>
+      <w:pPr>
+        <w:pStyle w:val="ListParagraph"/>
+        <w:numPr>
+          <w:ilvl w:val="0"/>
+          <w:numId w:val="8"/>
+        </w:numPr>
+        <w:rPr>
+          <w:lang w:val="en-US"/>
+        </w:rPr>
+      </w:pPr>
+      <w:r>
+        <w:rPr>
+          <w:lang w:val="en-US"/>
+        </w:rPr>
+        <w:t>Để hủy gia hạn nhưng vẫn được xài tiếp lượng lưu lượng còn lại</w:t>
+      </w:r>
+    </w:p>
+    <w:p>
+      <w:pPr>
+        <w:pStyle w:val="ListParagraph"/>
+        <w:numPr>
+          <w:ilvl w:val="0"/>
+          <w:numId w:val="8"/>
+        </w:numPr>
+        <w:rPr>
+          <w:lang w:val="en-US"/>
+        </w:rPr>
+      </w:pPr>
+      <w:r>
+        <w:rPr>
+          <w:lang w:val="en-US"/>
+        </w:rPr>
+        <w:t>Soạn</w:t>
+      </w:r>
+    </w:p>
+    <w:p>
+      <w:pPr>
+        <w:pStyle w:val="ListParagraph"/>
+        <w:numPr>
+          <w:ilvl w:val="0"/>
+          <w:numId w:val="8"/>
+        </w:numPr>
+        <w:rPr>
+          <w:lang w:val="en-US"/>
+        </w:rPr>
+      </w:pPr>
+      <w:r>
+        <w:rPr>
+          <w:lang w:val="en-US"/>
+        </w:rPr>
+        <w:t>HUY MI2K</w:t>
+      </w:r>
+    </w:p>
+    <w:p>
+      <w:pPr>
+        <w:pStyle w:val="ListParagraph"/>
+        <w:numPr>
+          <w:ilvl w:val="0"/>
+          <w:numId w:val="8"/>
+        </w:numPr>
+        <w:rPr>
+          <w:lang w:val="en-US"/>
+        </w:rPr>
+      </w:pPr>
+      <w:r>
+        <w:rPr>
+          <w:lang w:val="en-US"/>
+        </w:rPr>
+        <w:t>Gửi</w:t>
+      </w:r>
+    </w:p>
+    <w:p>
+      <w:pPr>
+        <w:pStyle w:val="ListParagraph"/>
+        <w:numPr>
+          <w:ilvl w:val="0"/>
+          <w:numId w:val="8"/>
+        </w:numPr>
+        <w:rPr>
+          <w:lang w:val="en-US"/>
+        </w:rPr>
+      </w:pPr>
+      <w:r>
+        <w:rPr>
+          <w:lang w:val="en-US"/>
+        </w:rPr>
+        <w:t>191</w:t>
+      </w:r>
+    </w:p>
+    <w:p>
+      <w:pPr>
+        <w:pStyle w:val="ListParagraph"/>
+        <w:numPr>
+          <w:ilvl w:val="0"/>
+          <w:numId w:val="8"/>
+        </w:numPr>
+        <w:rPr>
+          <w:lang w:val="en-US"/>
+        </w:rPr>
+      </w:pPr>
+      <w:r>
+        <w:rPr>
+          <w:lang w:val="en-US"/>
+        </w:rPr>
+        <w:t>Vào Viettel Money mua gói 5M7N 10 nghìn 1 tuần có 500 MB, đang sử dụng</w:t>
       </w:r>
     </w:p>
     <w:p>
@@ -1240,73 +2177,43 @@
         <w:rPr>
           <w:lang w:val="en-US"/>
         </w:rPr>
-        <w:t>Bồn Cầu?</w:t>
-      </w:r>
-    </w:p>
-    <w:p>
-      <w:pPr>
-        <w:pStyle w:val="ListParagraph"/>
-        <w:numPr>
-          <w:ilvl w:val="0"/>
-          <w:numId w:val="8"/>
-        </w:numPr>
-        <w:rPr>
-          <w:lang w:val="en-US"/>
-        </w:rPr>
-      </w:pPr>
-      <w:r>
-        <w:rPr>
-          <w:lang w:val="en-US"/>
-        </w:rPr>
-        <w:t>Nếu thấ</w:t>
-      </w:r>
-      <w:r>
-        <w:rPr>
-          <w:lang w:val="en-US"/>
-        </w:rPr>
-        <w:t>y nó xả nước liên tục thì bấm xả nước lần nữa</w:t>
-      </w:r>
-      <w:r>
-        <w:rPr>
-          <w:lang w:val="en-US"/>
-        </w:rPr>
-        <w:t>, không lấy tay chỉnh nắp vì nó là nắp chân không</w:t>
-      </w:r>
-    </w:p>
-    <w:p>
-      <w:pPr>
-        <w:pStyle w:val="ListParagraph"/>
-        <w:numPr>
-          <w:ilvl w:val="0"/>
-          <w:numId w:val="8"/>
-        </w:numPr>
-        <w:rPr>
-          <w:lang w:val="en-US"/>
-        </w:rPr>
-      </w:pPr>
-      <w:r>
-        <w:rPr>
-          <w:lang w:val="en-US"/>
-        </w:rPr>
-        <w:t>Nếu không muốn tốn nước bồn cầu thì xuống nhà vệ sinh tầng trệt đái</w:t>
-      </w:r>
-    </w:p>
-    <w:p>
-      <w:pPr>
-        <w:pStyle w:val="ListParagraph"/>
-        <w:numPr>
-          <w:ilvl w:val="0"/>
-          <w:numId w:val="8"/>
-        </w:numPr>
-        <w:rPr>
-          <w:lang w:val="en-US"/>
-        </w:rPr>
-      </w:pPr>
-      <w:r>
-        <w:rPr>
-          <w:lang w:val="en-US"/>
-        </w:rPr>
-        <w:t>Né bà lao công nhà vệ sinh</w:t>
+        <w:t>Bơm Xe?</w:t>
+      </w:r>
+    </w:p>
+    <w:p>
+      <w:pPr>
+        <w:pStyle w:val="ListParagraph"/>
+        <w:numPr>
+          <w:ilvl w:val="0"/>
+          <w:numId w:val="8"/>
+        </w:numPr>
+        <w:rPr>
+          <w:lang w:val="en-US"/>
+        </w:rPr>
+      </w:pPr>
+      <w:r>
+        <w:rPr>
+          <w:lang w:val="en-US"/>
+        </w:rPr>
+        <w:t>Chỉ bơm khi nào cực non, đi đường tới trường đéo có đinh, không để xe bãi đá</w:t>
+      </w:r>
+    </w:p>
+    <w:p>
+      <w:pPr>
+        <w:pStyle w:val="ListParagraph"/>
+        <w:numPr>
+          <w:ilvl w:val="0"/>
+          <w:numId w:val="8"/>
+        </w:numPr>
+        <w:rPr>
+          <w:lang w:val="en-US"/>
+        </w:rPr>
+      </w:pPr>
+      <w:r>
+        <w:rPr>
+          <w:lang w:val="en-US"/>
+        </w:rPr>
+        <w:t>Có tiếng xịt là bơm không vào</w:t>
       </w:r>
     </w:p>
     <w:p>
@@ -1324,31 +2231,55 @@
         <w:rPr>
           <w:lang w:val="en-US"/>
         </w:rPr>
-        <w:t xml:space="preserve">Những </w:t>
-      </w:r>
-      <w:r>
-        <w:rPr>
-          <w:lang w:val="en-US"/>
-        </w:rPr>
-        <w:t>Thứ Bắt Buộc Mang Bên Mình?</w:t>
-      </w:r>
-    </w:p>
-    <w:p>
-      <w:pPr>
-        <w:pStyle w:val="ListParagraph"/>
-        <w:numPr>
-          <w:ilvl w:val="0"/>
-          <w:numId w:val="8"/>
-        </w:numPr>
-        <w:rPr>
-          <w:lang w:val="en-US"/>
-        </w:rPr>
-      </w:pPr>
-      <w:r>
-        <w:rPr>
-          <w:lang w:val="en-US"/>
-        </w:rPr>
-        <w:t>Dù, nước, tràng phục linh</w:t>
+        <w:t xml:space="preserve">Ngồi </w:t>
+      </w:r>
+      <w:r>
+        <w:rPr>
+          <w:lang w:val="en-US"/>
+        </w:rPr>
+        <w:t>Học Tại Trường?</w:t>
+      </w:r>
+    </w:p>
+    <w:p>
+      <w:pPr>
+        <w:pStyle w:val="ListParagraph"/>
+        <w:numPr>
+          <w:ilvl w:val="0"/>
+          <w:numId w:val="8"/>
+        </w:numPr>
+        <w:rPr>
+          <w:lang w:val="en-US"/>
+        </w:rPr>
+      </w:pPr>
+      <w:r>
+        <w:rPr>
+          <w:lang w:val="en-US"/>
+        </w:rPr>
+        <w:t xml:space="preserve">Ngồi ở giữa </w:t>
+      </w:r>
+      <w:r>
+        <w:rPr>
+          <w:lang w:val="en-US"/>
+        </w:rPr>
+        <w:t xml:space="preserve">để </w:t>
+      </w:r>
+      <w:r>
+        <w:rPr>
+          <w:lang w:val="en-US"/>
+        </w:rPr>
+        <w:t xml:space="preserve">mất công </w:t>
+      </w:r>
+      <w:r>
+        <w:rPr>
+          <w:lang w:val="en-US"/>
+        </w:rPr>
+        <w:t xml:space="preserve">ông </w:t>
+      </w:r>
+      <w:r>
+        <w:rPr>
+          <w:lang w:val="en-US"/>
+        </w:rPr>
+        <w:t>lại đi kiểm tra</w:t>
       </w:r>
     </w:p>
     <w:p>
@@ -1366,43 +2297,86 @@
         <w:rPr>
           <w:lang w:val="en-US"/>
         </w:rPr>
-        <w:t>Mua Thuốc?</w:t>
-      </w:r>
-    </w:p>
-    <w:p>
-      <w:pPr>
-        <w:pStyle w:val="ListParagraph"/>
-        <w:numPr>
-          <w:ilvl w:val="0"/>
-          <w:numId w:val="8"/>
-        </w:numPr>
-        <w:rPr>
-          <w:lang w:val="en-US"/>
-        </w:rPr>
-      </w:pPr>
-      <w:r>
-        <w:rPr>
-          <w:lang w:val="en-US"/>
-        </w:rPr>
-        <w:t>Đi thẳng ra cổng chính + quẹo trái đi thẳng cho tới khi gặp vật cản + quẹo trái đi thẳng 1 lát có tiệm thuốc tây</w:t>
-      </w:r>
-    </w:p>
-    <w:p>
-      <w:pPr>
-        <w:pStyle w:val="ListParagraph"/>
-        <w:numPr>
-          <w:ilvl w:val="0"/>
-          <w:numId w:val="8"/>
-        </w:numPr>
-        <w:rPr>
-          <w:lang w:val="en-US"/>
-        </w:rPr>
-      </w:pPr>
-      <w:r>
-        <w:rPr>
-          <w:lang w:val="en-US"/>
-        </w:rPr>
-        <w:t>“Bán cho em mấy cái men tiêu hóa”</w:t>
+        <w:lastRenderedPageBreak/>
+        <w:t>Photo?</w:t>
+      </w:r>
+    </w:p>
+    <w:p>
+      <w:pPr>
+        <w:pStyle w:val="ListParagraph"/>
+        <w:numPr>
+          <w:ilvl w:val="0"/>
+          <w:numId w:val="8"/>
+        </w:numPr>
+        <w:rPr>
+          <w:lang w:val="en-US"/>
+        </w:rPr>
+      </w:pPr>
+      <w:r>
+        <w:rPr>
+          <w:lang w:val="en-US"/>
+        </w:rPr>
+        <w:t>Đi vào cổng trước kí túc xá, nhìn ngay sang trái là thấy</w:t>
+      </w:r>
+    </w:p>
+    <w:p>
+      <w:pPr>
+        <w:pStyle w:val="ListParagraph"/>
+        <w:numPr>
+          <w:ilvl w:val="0"/>
+          <w:numId w:val="8"/>
+        </w:numPr>
+        <w:rPr>
+          <w:lang w:val="en-US"/>
+        </w:rPr>
+      </w:pPr>
+      <w:r>
+        <w:rPr>
+          <w:lang w:val="en-US"/>
+        </w:rPr>
+        <w:t>Quét QR trên cửa để nhắn tin Zalo cho chủ tiệm</w:t>
+      </w:r>
+    </w:p>
+    <w:p>
+      <w:pPr>
+        <w:pStyle w:val="ListParagraph"/>
+        <w:numPr>
+          <w:ilvl w:val="0"/>
+          <w:numId w:val="8"/>
+        </w:numPr>
+        <w:rPr>
+          <w:lang w:val="en-US"/>
+        </w:rPr>
+      </w:pPr>
+      <w:r>
+        <w:rPr>
+          <w:lang w:val="en-US"/>
+        </w:rPr>
+        <w:t>“Em vừa gửi mấy cái File đấy, in ra dùm em”</w:t>
+      </w:r>
+      <w:r>
+        <w:rPr>
+          <w:lang w:val="en-US"/>
+        </w:rPr>
+        <w:t xml:space="preserve"> + trả 1 nghìn cho 2 tờ, nó dơ mấy ngón tay thì trả bấy nhiêu nghìn</w:t>
+      </w:r>
+    </w:p>
+    <w:p>
+      <w:pPr>
+        <w:pStyle w:val="ListParagraph"/>
+        <w:numPr>
+          <w:ilvl w:val="0"/>
+          <w:numId w:val="8"/>
+        </w:numPr>
+        <w:rPr>
+          <w:lang w:val="en-US"/>
+        </w:rPr>
+      </w:pPr>
+      <w:r>
+        <w:rPr>
+          <w:lang w:val="en-US"/>
+        </w:rPr>
+        <w:t>Có 3 cái máy in, nếu in nhiều người cùng lúc thì mỗi máy sẽ in cho 1 người, máy thứ 1 từ ngoài vào</w:t>
       </w:r>
     </w:p>
     <w:p>
@@ -1420,25 +2394,61 @@
         <w:rPr>
           <w:lang w:val="en-US"/>
         </w:rPr>
-        <w:t>Ngủ?</w:t>
-      </w:r>
-    </w:p>
-    <w:p>
-      <w:pPr>
-        <w:pStyle w:val="ListParagraph"/>
-        <w:numPr>
-          <w:ilvl w:val="0"/>
-          <w:numId w:val="8"/>
-        </w:numPr>
-        <w:rPr>
-          <w:lang w:val="en-US"/>
-        </w:rPr>
-      </w:pPr>
-      <w:r>
-        <w:rPr>
-          <w:lang w:val="en-US"/>
-        </w:rPr>
-        <w:t>Đặt chăn làm nệm, đặt gối tựa vai cho đỡ nhức</w:t>
+        <w:t xml:space="preserve">Xin </w:t>
+      </w:r>
+      <w:r>
+        <w:rPr>
+          <w:lang w:val="en-US"/>
+        </w:rPr>
+        <w:t>Giấy Xác Nhận Vay Vốn?</w:t>
+      </w:r>
+    </w:p>
+    <w:p>
+      <w:pPr>
+        <w:pStyle w:val="ListParagraph"/>
+        <w:numPr>
+          <w:ilvl w:val="0"/>
+          <w:numId w:val="8"/>
+        </w:numPr>
+        <w:rPr>
+          <w:lang w:val="en-US"/>
+        </w:rPr>
+      </w:pPr>
+      <w:r>
+        <w:rPr>
+          <w:lang w:val="en-US"/>
+        </w:rPr>
+        <w:t xml:space="preserve">In </w:t>
+      </w:r>
+      <w:r>
+        <w:rPr>
+          <w:lang w:val="en-US"/>
+        </w:rPr>
+        <w:t>File “giay_vay_von” trong thư mục “Paper”</w:t>
+      </w:r>
+      <w:r>
+        <w:rPr>
+          <w:lang w:val="en-US"/>
+        </w:rPr>
+        <w:t>, sau đó ra phòng công tác chính trị sinh viên, thủ sẵn thời khóa biểu trong điện thoại, kêu “Cho em gửi cái giấy vay vốn”, dơ thời khóa biểu trong điện thoại ra để nó hẹn kèo, chờ vài ngày</w:t>
+      </w:r>
+      <w:r>
+        <w:rPr>
+          <w:lang w:val="en-US"/>
+        </w:rPr>
+        <w:t>, nên chờ qua cái ngày nó hẹn</w:t>
+      </w:r>
+      <w:r>
+        <w:rPr>
+          <w:lang w:val="en-US"/>
+        </w:rPr>
+        <w:t xml:space="preserve">, đến phòng công tác chính trị sinh viên lần nữa kêu “Cho em xin </w:t>
+      </w:r>
+      <w:r>
+        <w:rPr>
+          <w:lang w:val="en-US"/>
+        </w:rPr>
+        <w:t>giấy xác nhận vay vốn, em đã nộp từ thứ &lt;Ngày Nộp&gt; rồi và hôm nay hẹn lấy”, lấy giấy gửi về nhà</w:t>
       </w:r>
     </w:p>
     <w:p>
@@ -1456,25 +2466,25 @@
         <w:rPr>
           <w:lang w:val="en-US"/>
         </w:rPr>
-        <w:t>Nước Nóng?</w:t>
-      </w:r>
-    </w:p>
-    <w:p>
-      <w:pPr>
-        <w:pStyle w:val="ListParagraph"/>
-        <w:numPr>
-          <w:ilvl w:val="0"/>
-          <w:numId w:val="8"/>
-        </w:numPr>
-        <w:rPr>
-          <w:lang w:val="en-US"/>
-        </w:rPr>
-      </w:pPr>
-      <w:r>
-        <w:rPr>
-          <w:lang w:val="en-US"/>
-        </w:rPr>
-        <w:t>Lấy bình siêu tốc đổ nước vào + đặt vào đế + bật công tắc + chờ vài phút + nó tự đóng công tắc + lấy bình ra + đổ nước vào tô</w:t>
+        <w:t>Ngồi Học Ở Nhà?</w:t>
+      </w:r>
+    </w:p>
+    <w:p>
+      <w:pPr>
+        <w:pStyle w:val="ListParagraph"/>
+        <w:numPr>
+          <w:ilvl w:val="0"/>
+          <w:numId w:val="8"/>
+        </w:numPr>
+        <w:rPr>
+          <w:lang w:val="en-US"/>
+        </w:rPr>
+      </w:pPr>
+      <w:r>
+        <w:rPr>
+          <w:lang w:val="en-US"/>
+        </w:rPr>
+        <w:t>Ngồi xổm tựa lưng trên giường</w:t>
       </w:r>
     </w:p>
     <w:p>
@@ -1492,78 +2502,6 @@
         <w:rPr>
           <w:lang w:val="en-US"/>
         </w:rPr>
-        <w:t>Cất Laptop?</w:t>
-      </w:r>
-    </w:p>
-    <w:p>
-      <w:pPr>
-        <w:pStyle w:val="ListParagraph"/>
-        <w:numPr>
-          <w:ilvl w:val="0"/>
-          <w:numId w:val="8"/>
-        </w:numPr>
-        <w:rPr>
-          <w:lang w:val="en-US"/>
-        </w:rPr>
-      </w:pPr>
-      <w:r>
-        <w:rPr>
-          <w:lang w:val="en-US"/>
-        </w:rPr>
-        <w:t>Đặt dưới chiếu</w:t>
-      </w:r>
-    </w:p>
-    <w:p>
-      <w:pPr>
-        <w:pStyle w:val="ListParagraph"/>
-        <w:numPr>
-          <w:ilvl w:val="0"/>
-          <w:numId w:val="7"/>
-        </w:numPr>
-        <w:rPr>
-          <w:lang w:val="en-US"/>
-        </w:rPr>
-      </w:pPr>
-      <w:r>
-        <w:rPr>
-          <w:lang w:val="en-US"/>
-        </w:rPr>
-        <w:t>Tắm?</w:t>
-      </w:r>
-    </w:p>
-    <w:p>
-      <w:pPr>
-        <w:pStyle w:val="ListParagraph"/>
-        <w:numPr>
-          <w:ilvl w:val="0"/>
-          <w:numId w:val="8"/>
-        </w:numPr>
-        <w:rPr>
-          <w:lang w:val="en-US"/>
-        </w:rPr>
-      </w:pPr>
-      <w:r>
-        <w:rPr>
-          <w:lang w:val="en-US"/>
-        </w:rPr>
-        <w:t>Xài dầu gội xong cất vào tủ</w:t>
-      </w:r>
-    </w:p>
-    <w:p>
-      <w:pPr>
-        <w:pStyle w:val="ListParagraph"/>
-        <w:numPr>
-          <w:ilvl w:val="0"/>
-          <w:numId w:val="7"/>
-        </w:numPr>
-        <w:rPr>
-          <w:lang w:val="en-US"/>
-        </w:rPr>
-      </w:pPr>
-      <w:r>
-        <w:rPr>
-          <w:lang w:val="en-US"/>
-        </w:rPr>
         <w:t>Cúp Điện?</w:t>
       </w:r>
     </w:p>
@@ -1582,124 +2520,376 @@
         <w:rPr>
           <w:lang w:val="en-US"/>
         </w:rPr>
-        <w:t>Vẫn có cơm tòa B5 nhưng không có đèn nên phải ăn trong tối</w:t>
-      </w:r>
-    </w:p>
-    <w:p>
-      <w:pPr>
-        <w:pStyle w:val="ListParagraph"/>
-        <w:numPr>
-          <w:ilvl w:val="0"/>
-          <w:numId w:val="7"/>
-        </w:numPr>
-        <w:rPr>
-          <w:lang w:val="en-US"/>
-        </w:rPr>
-      </w:pPr>
-      <w:r>
-        <w:rPr>
-          <w:lang w:val="en-US"/>
-        </w:rPr>
-        <w:t>Nước Uống?</w:t>
-      </w:r>
-    </w:p>
-    <w:p>
-      <w:pPr>
-        <w:pStyle w:val="ListParagraph"/>
-        <w:numPr>
-          <w:ilvl w:val="0"/>
-          <w:numId w:val="8"/>
-        </w:numPr>
-        <w:rPr>
-          <w:lang w:val="en-US"/>
-        </w:rPr>
-      </w:pPr>
-      <w:r>
-        <w:rPr>
-          <w:lang w:val="en-US"/>
-        </w:rPr>
-        <w:t>Không được uống nước máy vì chứa Clo</w:t>
-      </w:r>
-      <w:r>
-        <w:rPr>
-          <w:lang w:val="en-US"/>
-        </w:rPr>
-        <w:t>, nếu dùng để ăn mì thì không ăn nước</w:t>
-      </w:r>
-    </w:p>
-    <w:p>
-      <w:pPr>
-        <w:pStyle w:val="ListParagraph"/>
-        <w:numPr>
-          <w:ilvl w:val="0"/>
-          <w:numId w:val="8"/>
-        </w:numPr>
-        <w:rPr>
-          <w:lang w:val="en-US"/>
-        </w:rPr>
-      </w:pPr>
-      <w:r>
-        <w:rPr>
-          <w:lang w:val="en-US"/>
-        </w:rPr>
-        <w:t>Uống nước ngọt để dành chai, cất trong tủ, đi học thì lấy chai rỗng rót vào</w:t>
-      </w:r>
-    </w:p>
-    <w:p>
-      <w:pPr>
-        <w:pStyle w:val="ListParagraph"/>
-        <w:numPr>
-          <w:ilvl w:val="0"/>
-          <w:numId w:val="7"/>
-        </w:numPr>
-        <w:rPr>
-          <w:lang w:val="en-US"/>
-        </w:rPr>
-      </w:pPr>
-      <w:r>
-        <w:rPr>
-          <w:lang w:val="en-US"/>
-        </w:rPr>
-        <w:t>Đóng Tiền Xe?</w:t>
-      </w:r>
-    </w:p>
-    <w:p>
-      <w:pPr>
-        <w:pStyle w:val="ListParagraph"/>
-        <w:numPr>
-          <w:ilvl w:val="0"/>
-          <w:numId w:val="8"/>
-        </w:numPr>
-        <w:rPr>
-          <w:lang w:val="en-US"/>
-        </w:rPr>
-      </w:pPr>
-      <w:r>
-        <w:rPr>
-          <w:lang w:val="en-US"/>
-        </w:rPr>
-        <w:t>X</w:t>
-      </w:r>
-      <w:r>
-        <w:rPr>
-          <w:lang w:val="en-US"/>
-        </w:rPr>
-        <w:t>uống gặp thằng canh xe</w:t>
-      </w:r>
-      <w:r>
-        <w:rPr>
-          <w:lang w:val="en-US"/>
-        </w:rPr>
-        <w:t>, nhìn thấy cái sổ trên bàn mới đóng tiền</w:t>
-      </w:r>
-    </w:p>
-    <w:p>
-      <w:pPr>
-        <w:pStyle w:val="ListParagraph"/>
-        <w:numPr>
-          <w:ilvl w:val="0"/>
-          <w:numId w:val="8"/>
-        </w:numPr>
+        <w:t>Lên trường, chủ nhật vẫn có Wifi, ngồi ở khu tự học</w:t>
+      </w:r>
+      <w:r>
+        <w:rPr>
+          <w:lang w:val="en-US"/>
+        </w:rPr>
+        <w:t xml:space="preserve"> H6 tầng 6</w:t>
+      </w:r>
+    </w:p>
+    <w:p>
+      <w:pPr>
+        <w:rPr>
+          <w:lang w:val="en-US"/>
+        </w:rPr>
+      </w:pPr>
+    </w:p>
+    <w:p>
+      <w:pPr>
+        <w:rPr>
+          <w:lang w:val="en-US"/>
+        </w:rPr>
+      </w:pPr>
+      <w:r>
+        <w:rPr>
+          <w:lang w:val="en-US"/>
+        </w:rPr>
+        <w:t xml:space="preserve">Biển </w:t>
+      </w:r>
+      <w:r>
+        <w:rPr>
+          <w:lang w:val="en-US"/>
+        </w:rPr>
+        <w:t>Báo Giao Thông:</w:t>
+      </w:r>
+    </w:p>
+    <w:p>
+      <w:pPr>
+        <w:pStyle w:val="ListParagraph"/>
+        <w:numPr>
+          <w:ilvl w:val="0"/>
+          <w:numId w:val="9"/>
+        </w:numPr>
+        <w:rPr>
+          <w:lang w:val="en-US"/>
+        </w:rPr>
+      </w:pPr>
+      <w:r>
+        <w:rPr>
+          <w:lang w:val="en-US"/>
+        </w:rPr>
+        <w:t>Đường Ưu Tiên Và Đường Không Ưu Tiên?</w:t>
+      </w:r>
+    </w:p>
+    <w:p>
+      <w:pPr>
+        <w:pStyle w:val="ListParagraph"/>
+        <w:numPr>
+          <w:ilvl w:val="0"/>
+          <w:numId w:val="8"/>
+        </w:numPr>
+        <w:rPr>
+          <w:lang w:val="en-US"/>
+        </w:rPr>
+      </w:pPr>
+      <w:r>
+        <w:rPr>
+          <w:lang w:val="en-US"/>
+        </w:rPr>
+        <w:t>Ví dụ đường A giao với đường B tại C, xe D đang đi trên A, xe E đang đi trên B, vô tình 2 xe gặp nhau, thì xe D phải dừng lại cho xe E chạy qua, khi này ta nói B là đường ưu tiên và A là đường không ưu tiên</w:t>
+      </w:r>
+    </w:p>
+    <w:p>
+      <w:pPr>
+        <w:pStyle w:val="ListParagraph"/>
+        <w:numPr>
+          <w:ilvl w:val="0"/>
+          <w:numId w:val="9"/>
+        </w:numPr>
+        <w:rPr>
+          <w:lang w:val="en-US"/>
+        </w:rPr>
+      </w:pPr>
+      <w:r>
+        <w:rPr>
+          <w:lang w:val="en-US"/>
+        </w:rPr>
+        <w:t>Tròn Nền Đỏ Gạch Ngang Trắng?</w:t>
+      </w:r>
+    </w:p>
+    <w:p>
+      <w:pPr>
+        <w:pStyle w:val="ListParagraph"/>
+        <w:numPr>
+          <w:ilvl w:val="0"/>
+          <w:numId w:val="8"/>
+        </w:numPr>
+        <w:rPr>
+          <w:lang w:val="en-US"/>
+        </w:rPr>
+      </w:pPr>
+      <w:r>
+        <w:rPr>
+          <w:lang w:val="en-US"/>
+        </w:rPr>
+        <w:t>Cấm đi ngược chiều</w:t>
+      </w:r>
+    </w:p>
+    <w:p>
+      <w:pPr>
+        <w:pStyle w:val="ListParagraph"/>
+        <w:numPr>
+          <w:ilvl w:val="0"/>
+          <w:numId w:val="9"/>
+        </w:numPr>
+        <w:rPr>
+          <w:lang w:val="en-US"/>
+        </w:rPr>
+      </w:pPr>
+      <w:r>
+        <w:rPr>
+          <w:lang w:val="en-US"/>
+        </w:rPr>
+        <w:t>Tròn Nền Xanh Mũi Tên Trắng Chéo Xuống 45 Độ?</w:t>
+      </w:r>
+    </w:p>
+    <w:p>
+      <w:pPr>
+        <w:pStyle w:val="ListParagraph"/>
+        <w:numPr>
+          <w:ilvl w:val="0"/>
+          <w:numId w:val="8"/>
+        </w:numPr>
+        <w:rPr>
+          <w:lang w:val="en-US"/>
+        </w:rPr>
+      </w:pPr>
+      <w:r>
+        <w:rPr>
+          <w:lang w:val="en-US"/>
+        </w:rPr>
+        <w:t>Được phép vòng qua theo hướng mũi tên</w:t>
+      </w:r>
+    </w:p>
+    <w:p>
+      <w:pPr>
+        <w:pStyle w:val="ListParagraph"/>
+        <w:numPr>
+          <w:ilvl w:val="0"/>
+          <w:numId w:val="9"/>
+        </w:numPr>
+        <w:rPr>
+          <w:lang w:val="en-US"/>
+        </w:rPr>
+      </w:pPr>
+      <w:r>
+        <w:rPr>
+          <w:lang w:val="en-US"/>
+        </w:rPr>
+        <w:t>Tròn Viền Đỏ Nền Trắng Có Số Màu Đen Ở Giữa?</w:t>
+      </w:r>
+    </w:p>
+    <w:p>
+      <w:pPr>
+        <w:pStyle w:val="ListParagraph"/>
+        <w:numPr>
+          <w:ilvl w:val="0"/>
+          <w:numId w:val="8"/>
+        </w:numPr>
+        <w:rPr>
+          <w:lang w:val="en-US"/>
+        </w:rPr>
+      </w:pPr>
+      <w:r>
+        <w:rPr>
+          <w:lang w:val="en-US"/>
+        </w:rPr>
+        <w:t>Tốc độ tối đa cho phép</w:t>
+      </w:r>
+    </w:p>
+    <w:p>
+      <w:pPr>
+        <w:pStyle w:val="ListParagraph"/>
+        <w:numPr>
+          <w:ilvl w:val="0"/>
+          <w:numId w:val="9"/>
+        </w:numPr>
+        <w:rPr>
+          <w:lang w:val="en-US"/>
+        </w:rPr>
+      </w:pPr>
+      <w:r>
+        <w:rPr>
+          <w:lang w:val="en-US"/>
+        </w:rPr>
+        <w:t xml:space="preserve">Tam Giác </w:t>
+      </w:r>
+      <w:r>
+        <w:rPr>
+          <w:lang w:val="en-US"/>
+        </w:rPr>
+        <w:t>Viền Đỏ Nền Vàng Hình Mũi Tên Tăng Tốc Hướng Lên Màu Đen Và Gạch Ngang Đen?</w:t>
+      </w:r>
+    </w:p>
+    <w:p>
+      <w:pPr>
+        <w:pStyle w:val="ListParagraph"/>
+        <w:numPr>
+          <w:ilvl w:val="0"/>
+          <w:numId w:val="8"/>
+        </w:numPr>
+        <w:rPr>
+          <w:lang w:val="en-US"/>
+        </w:rPr>
+      </w:pPr>
+      <w:r>
+        <w:rPr>
+          <w:lang w:val="en-US"/>
+        </w:rPr>
+        <w:t>Khi đang đi trên đường ưu tiên mà gặp biển báo này thì sắp có giao nhau với đường không ưu tiên</w:t>
+      </w:r>
+    </w:p>
+    <w:p>
+      <w:pPr>
+        <w:pStyle w:val="ListParagraph"/>
+        <w:numPr>
+          <w:ilvl w:val="0"/>
+          <w:numId w:val="8"/>
+        </w:numPr>
+        <w:rPr>
+          <w:lang w:val="en-US"/>
+        </w:rPr>
+      </w:pPr>
+      <w:r>
+        <w:rPr>
+          <w:lang w:val="en-US"/>
+        </w:rPr>
+        <w:t>Mũi tên tăng tốc biểu tượng cho đường ưu tiên</w:t>
+      </w:r>
+    </w:p>
+    <w:p>
+      <w:pPr>
+        <w:pStyle w:val="ListParagraph"/>
+        <w:numPr>
+          <w:ilvl w:val="0"/>
+          <w:numId w:val="8"/>
+        </w:numPr>
+        <w:rPr>
+          <w:lang w:val="en-US"/>
+        </w:rPr>
+      </w:pPr>
+      <w:r>
+        <w:rPr>
+          <w:lang w:val="en-US"/>
+        </w:rPr>
+        <w:t>Gạch đen biểu tượng cho đường không ưu tiên</w:t>
+      </w:r>
+    </w:p>
+    <w:p>
+      <w:pPr>
+        <w:rPr>
+          <w:lang w:val="en-US"/>
+        </w:rPr>
+      </w:pPr>
+    </w:p>
+    <w:p>
+      <w:pPr>
+        <w:rPr>
+          <w:lang w:val="en-US"/>
+        </w:rPr>
+      </w:pPr>
+      <w:r>
+        <w:rPr>
+          <w:lang w:val="en-US"/>
+        </w:rPr>
+        <w:t>Social Awkward:</w:t>
+      </w:r>
+    </w:p>
+    <w:p>
+      <w:pPr>
+        <w:pStyle w:val="ListParagraph"/>
+        <w:numPr>
+          <w:ilvl w:val="0"/>
+          <w:numId w:val="1"/>
+        </w:numPr>
+        <w:rPr>
+          <w:lang w:val="en-US"/>
+        </w:rPr>
+      </w:pPr>
+      <w:r>
+        <w:rPr>
+          <w:lang w:val="en-US"/>
+        </w:rPr>
+        <w:t>Khi Không Biết Làm Gì Chỉ Biết Đứng Yên?</w:t>
+      </w:r>
+    </w:p>
+    <w:p>
+      <w:pPr>
+        <w:pStyle w:val="ListParagraph"/>
+        <w:numPr>
+          <w:ilvl w:val="0"/>
+          <w:numId w:val="2"/>
+        </w:numPr>
+        <w:rPr>
+          <w:lang w:val="en-US"/>
+        </w:rPr>
+      </w:pPr>
+      <w:r>
+        <w:rPr>
+          <w:lang w:val="en-US"/>
+        </w:rPr>
+        <w:t>Hít thật sau rồi thở dài</w:t>
+      </w:r>
+    </w:p>
+    <w:p>
+      <w:pPr>
+        <w:pStyle w:val="ListParagraph"/>
+        <w:numPr>
+          <w:ilvl w:val="0"/>
+          <w:numId w:val="1"/>
+        </w:numPr>
+        <w:rPr>
+          <w:lang w:val="en-US"/>
+        </w:rPr>
+      </w:pPr>
+      <w:r>
+        <w:rPr>
+          <w:lang w:val="en-US"/>
+        </w:rPr>
+        <w:t xml:space="preserve">Cách Làm Quen </w:t>
+      </w:r>
+      <w:r>
+        <w:rPr>
+          <w:lang w:val="en-US"/>
+        </w:rPr>
+        <w:t>Nhóm Người Lạ</w:t>
+      </w:r>
+      <w:r>
+        <w:rPr>
+          <w:lang w:val="en-US"/>
+        </w:rPr>
+        <w:t>?</w:t>
+      </w:r>
+    </w:p>
+    <w:p>
+      <w:pPr>
+        <w:pStyle w:val="ListParagraph"/>
+        <w:numPr>
+          <w:ilvl w:val="0"/>
+          <w:numId w:val="2"/>
+        </w:numPr>
+        <w:rPr>
+          <w:lang w:val="en-US"/>
+        </w:rPr>
+      </w:pPr>
+      <w:r>
+        <w:rPr>
+          <w:lang w:val="en-US"/>
+        </w:rPr>
+        <w:t>“Chào, tôi là Nguyễn Văn Đức, và tôi là 1 thằng Nerd”</w:t>
+      </w:r>
+    </w:p>
+    <w:p>
+      <w:pPr>
+        <w:rPr>
+          <w:lang w:val="en-US"/>
+        </w:rPr>
+      </w:pPr>
+    </w:p>
+    <w:p>
+      <w:pPr>
         <w:rPr>
           <w:lang w:val="en-US"/>
         </w:rPr>
@@ -1709,1026 +2899,25 @@
           <w:lang w:val="en-US"/>
         </w:rPr>
         <w:lastRenderedPageBreak/>
-        <w:t>“Cho em đóng tiền xe tháng”</w:t>
-      </w:r>
-    </w:p>
-    <w:p>
-      <w:pPr>
-        <w:pStyle w:val="ListParagraph"/>
-        <w:numPr>
-          <w:ilvl w:val="0"/>
-          <w:numId w:val="8"/>
-        </w:numPr>
-        <w:rPr>
-          <w:lang w:val="en-US"/>
-        </w:rPr>
-      </w:pPr>
-      <w:r>
-        <w:rPr>
-          <w:lang w:val="en-US"/>
-        </w:rPr>
-        <w:t xml:space="preserve">Đưa nó 50 nghìn + thẻ xe + chờ + đi sang bàn có cái sổ + lật ra gần giữa + </w:t>
-      </w:r>
-      <w:r>
-        <w:rPr>
-          <w:lang w:val="en-US"/>
-        </w:rPr>
-        <w:t xml:space="preserve">từ trên xuống dưới kiếm theo số thứ tự 1451 </w:t>
-      </w:r>
-      <w:r>
-        <w:rPr>
-          <w:lang w:val="en-US"/>
-        </w:rPr>
-        <w:t>+ kí tên + về</w:t>
-      </w:r>
-    </w:p>
-    <w:p>
-      <w:pPr>
-        <w:pStyle w:val="ListParagraph"/>
-        <w:numPr>
-          <w:ilvl w:val="0"/>
-          <w:numId w:val="7"/>
-        </w:numPr>
-        <w:rPr>
-          <w:lang w:val="en-US"/>
-        </w:rPr>
-      </w:pPr>
-      <w:r>
-        <w:rPr>
-          <w:lang w:val="en-US"/>
-        </w:rPr>
-        <w:t>Đổi Xe?</w:t>
-      </w:r>
-    </w:p>
-    <w:p>
-      <w:pPr>
-        <w:pStyle w:val="ListParagraph"/>
-        <w:numPr>
-          <w:ilvl w:val="0"/>
-          <w:numId w:val="8"/>
-        </w:numPr>
-        <w:rPr>
-          <w:lang w:val="en-US"/>
-        </w:rPr>
-      </w:pPr>
-      <w:r>
-        <w:rPr>
-          <w:lang w:val="en-US"/>
-        </w:rPr>
-        <w:t>Cuối tháng mới đổi xe</w:t>
-      </w:r>
-    </w:p>
-    <w:p>
-      <w:pPr>
-        <w:pStyle w:val="ListParagraph"/>
-        <w:numPr>
-          <w:ilvl w:val="0"/>
-          <w:numId w:val="8"/>
-        </w:numPr>
-        <w:rPr>
-          <w:lang w:val="en-US"/>
-        </w:rPr>
-      </w:pPr>
-      <w:r>
-        <w:rPr>
-          <w:lang w:val="en-US"/>
-        </w:rPr>
-        <w:t>Chạy xe ra ngoài + đổi xe + chạy cổng sau kí túc xá + để vào hầm xe như đúng rồi + đi sang ban quản lý cụm nhà, là cái tòa ngay cạnh tiệm bánh mì hay mua + cầm tay cửa kéo xuống ngược chiều kim đồng hồ 75 độ + kéo cửa vào phía người mình + đi vào + đóng cửa + gặp thằng cha trước mặt + nói to “tình hình là em mới mua xe mới, nên em muốn hủy biển số xe cũ trên Web” + về phòng + chụp biển số xe mới lên Web + ra đóng tiền xe tháng cho thằng giữ xe</w:t>
-      </w:r>
-    </w:p>
-    <w:p>
-      <w:pPr>
-        <w:pStyle w:val="ListParagraph"/>
-        <w:numPr>
-          <w:ilvl w:val="0"/>
-          <w:numId w:val="8"/>
-        </w:numPr>
-        <w:rPr>
-          <w:lang w:val="en-US"/>
-        </w:rPr>
-      </w:pPr>
-      <w:r>
-        <w:rPr>
-          <w:lang w:val="en-US"/>
-        </w:rPr>
-        <w:t>Cứ quẹt thẻ để ra vào cổng như đúng rồi, nếu biển số xe không khớp thì bảo em mới đổi xe để nó nhập lại biển số mới</w:t>
-      </w:r>
-    </w:p>
-    <w:p>
-      <w:pPr>
-        <w:pStyle w:val="ListParagraph"/>
-        <w:numPr>
-          <w:ilvl w:val="0"/>
-          <w:numId w:val="7"/>
-        </w:numPr>
-        <w:rPr>
-          <w:lang w:val="en-US"/>
-        </w:rPr>
-      </w:pPr>
-      <w:r>
-        <w:rPr>
-          <w:lang w:val="en-US"/>
-        </w:rPr>
-        <w:t>Mua Thẻ Mạng?</w:t>
-      </w:r>
-    </w:p>
-    <w:p>
-      <w:pPr>
-        <w:pStyle w:val="ListParagraph"/>
-        <w:numPr>
-          <w:ilvl w:val="0"/>
-          <w:numId w:val="8"/>
-        </w:numPr>
-        <w:rPr>
-          <w:lang w:val="en-US"/>
-        </w:rPr>
-      </w:pPr>
-      <w:r>
-        <w:rPr>
-          <w:lang w:val="en-US"/>
-        </w:rPr>
-        <w:t xml:space="preserve">Vào ứng dụng My Wifi trên điện thoại + vào Tab “Trang chủ” + cuộn xuống + tại mục “Thẻ tháng WEB” + Click “Thêm giỏ hàng” + Click biểu tượng “Giỏ hàng” góc phải trên + Click “Thanh toán” + </w:t>
-      </w:r>
-      <w:r>
-        <w:rPr>
-          <w:lang w:val="en-US"/>
-        </w:rPr>
-        <w:t>điền thông tin + tại mục “Phương thức thanh toán” + chọn “Ví Viettel Money” + Click “Xác nhận” +</w:t>
-      </w:r>
-      <w:r>
-        <w:rPr>
-          <w:lang w:val="en-US"/>
-        </w:rPr>
-        <w:t xml:space="preserve"> Tick “Viettel Money” + điền số điện thoại và mật khẩu Viettel Money + Click “Đăng nhập” + điền mã OTP + Click “Xác nhận” + chọn “ViettelPay” + Click “Thanh toán” + điền mã OTP + Click “Xác nhận” + chờ 1 lát nó gửi tên đăng nhập và mật khẩu thẻ về</w:t>
-      </w:r>
-    </w:p>
-    <w:p>
-      <w:pPr>
-        <w:pStyle w:val="ListParagraph"/>
-        <w:numPr>
-          <w:ilvl w:val="0"/>
-          <w:numId w:val="8"/>
-        </w:numPr>
-        <w:rPr>
-          <w:lang w:val="en-US"/>
-        </w:rPr>
-      </w:pPr>
-      <w:r>
-        <w:rPr>
-          <w:lang w:val="en-US"/>
-        </w:rPr>
-        <w:t>Để đăng nhập mạng</w:t>
-      </w:r>
-    </w:p>
-    <w:p>
-      <w:pPr>
-        <w:pStyle w:val="ListParagraph"/>
-        <w:numPr>
-          <w:ilvl w:val="0"/>
-          <w:numId w:val="8"/>
-        </w:numPr>
-        <w:rPr>
-          <w:lang w:val="en-US"/>
-        </w:rPr>
-      </w:pPr>
-      <w:r>
-        <w:rPr>
-          <w:lang w:val="en-US"/>
-        </w:rPr>
-        <w:t>Kết nối vào Wifi “Mang Day KTX 5.0GHZ” + click vào nó để đến Web đăng nhập + điền mã đăng nhập rồi đăng nhập</w:t>
-      </w:r>
-    </w:p>
-    <w:p>
-      <w:pPr>
-        <w:pStyle w:val="ListParagraph"/>
-        <w:numPr>
-          <w:ilvl w:val="0"/>
-          <w:numId w:val="7"/>
-        </w:numPr>
-        <w:rPr>
-          <w:lang w:val="en-US"/>
-        </w:rPr>
-      </w:pPr>
-      <w:r>
-        <w:rPr>
-          <w:lang w:val="en-US"/>
-        </w:rPr>
-        <w:t>3G?</w:t>
-      </w:r>
-    </w:p>
-    <w:p>
-      <w:pPr>
-        <w:pStyle w:val="ListParagraph"/>
-        <w:numPr>
-          <w:ilvl w:val="0"/>
-          <w:numId w:val="8"/>
-        </w:numPr>
-        <w:rPr>
-          <w:lang w:val="en-US"/>
-        </w:rPr>
-      </w:pPr>
-      <w:r>
-        <w:rPr>
-          <w:lang w:val="en-US"/>
-        </w:rPr>
-        <w:t xml:space="preserve">Mất 2 nghìn mỗi ngày, được 50 MB, </w:t>
-      </w:r>
-      <w:r>
-        <w:rPr>
-          <w:lang w:val="en-US"/>
-        </w:rPr>
-        <w:t>đã hủy, không được đăng ký gói khác trong khi đang xài gói này, nếu không sẽ mất tiền mà chẳng được gì</w:t>
-      </w:r>
-    </w:p>
-    <w:p>
-      <w:pPr>
-        <w:pStyle w:val="ListParagraph"/>
-        <w:numPr>
-          <w:ilvl w:val="0"/>
-          <w:numId w:val="8"/>
-        </w:numPr>
-        <w:rPr>
-          <w:lang w:val="en-US"/>
-        </w:rPr>
-      </w:pPr>
-      <w:r>
-        <w:rPr>
-          <w:lang w:val="en-US"/>
-        </w:rPr>
-        <w:t>Soạn</w:t>
-      </w:r>
-    </w:p>
-    <w:p>
-      <w:pPr>
-        <w:pStyle w:val="ListParagraph"/>
-        <w:numPr>
-          <w:ilvl w:val="0"/>
-          <w:numId w:val="8"/>
-        </w:numPr>
-        <w:rPr>
-          <w:lang w:val="en-US"/>
-        </w:rPr>
-      </w:pPr>
-      <w:r>
-        <w:rPr>
-          <w:lang w:val="en-US"/>
-        </w:rPr>
-        <w:t>MI2K MO</w:t>
-      </w:r>
-    </w:p>
-    <w:p>
-      <w:pPr>
-        <w:pStyle w:val="ListParagraph"/>
-        <w:numPr>
-          <w:ilvl w:val="0"/>
-          <w:numId w:val="8"/>
-        </w:numPr>
-        <w:rPr>
-          <w:lang w:val="en-US"/>
-        </w:rPr>
-      </w:pPr>
-      <w:r>
-        <w:rPr>
-          <w:lang w:val="en-US"/>
-        </w:rPr>
-        <w:t>Gửi</w:t>
-      </w:r>
-    </w:p>
-    <w:p>
-      <w:pPr>
-        <w:pStyle w:val="ListParagraph"/>
-        <w:numPr>
-          <w:ilvl w:val="0"/>
-          <w:numId w:val="8"/>
-        </w:numPr>
-        <w:rPr>
-          <w:lang w:val="en-US"/>
-        </w:rPr>
-      </w:pPr>
-      <w:r>
-        <w:rPr>
-          <w:lang w:val="en-US"/>
-        </w:rPr>
-        <w:t>9123</w:t>
-      </w:r>
-    </w:p>
-    <w:p>
-      <w:pPr>
-        <w:pStyle w:val="ListParagraph"/>
-        <w:numPr>
-          <w:ilvl w:val="0"/>
-          <w:numId w:val="8"/>
-        </w:numPr>
-        <w:rPr>
-          <w:lang w:val="en-US"/>
-        </w:rPr>
-      </w:pPr>
-      <w:r>
-        <w:rPr>
-          <w:lang w:val="en-US"/>
-        </w:rPr>
-        <w:t>Để hủy gia hạn nhưng vẫn được xài tiếp lượng lưu lượng còn lại</w:t>
-      </w:r>
-    </w:p>
-    <w:p>
-      <w:pPr>
-        <w:pStyle w:val="ListParagraph"/>
-        <w:numPr>
-          <w:ilvl w:val="0"/>
-          <w:numId w:val="8"/>
-        </w:numPr>
-        <w:rPr>
-          <w:lang w:val="en-US"/>
-        </w:rPr>
-      </w:pPr>
-      <w:r>
-        <w:rPr>
-          <w:lang w:val="en-US"/>
-        </w:rPr>
-        <w:t>Soạn</w:t>
-      </w:r>
-    </w:p>
-    <w:p>
-      <w:pPr>
-        <w:pStyle w:val="ListParagraph"/>
-        <w:numPr>
-          <w:ilvl w:val="0"/>
-          <w:numId w:val="8"/>
-        </w:numPr>
-        <w:rPr>
-          <w:lang w:val="en-US"/>
-        </w:rPr>
-      </w:pPr>
-      <w:r>
-        <w:rPr>
-          <w:lang w:val="en-US"/>
-        </w:rPr>
-        <w:t>HUY MI2K</w:t>
-      </w:r>
-    </w:p>
-    <w:p>
-      <w:pPr>
-        <w:pStyle w:val="ListParagraph"/>
-        <w:numPr>
-          <w:ilvl w:val="0"/>
-          <w:numId w:val="8"/>
-        </w:numPr>
-        <w:rPr>
-          <w:lang w:val="en-US"/>
-        </w:rPr>
-      </w:pPr>
-      <w:r>
-        <w:rPr>
-          <w:lang w:val="en-US"/>
-        </w:rPr>
-        <w:t>Gửi</w:t>
-      </w:r>
-    </w:p>
-    <w:p>
-      <w:pPr>
-        <w:pStyle w:val="ListParagraph"/>
-        <w:numPr>
-          <w:ilvl w:val="0"/>
-          <w:numId w:val="8"/>
-        </w:numPr>
-        <w:rPr>
-          <w:lang w:val="en-US"/>
-        </w:rPr>
-      </w:pPr>
-      <w:r>
-        <w:rPr>
-          <w:lang w:val="en-US"/>
-        </w:rPr>
-        <w:t>191</w:t>
-      </w:r>
-    </w:p>
-    <w:p>
-      <w:pPr>
-        <w:pStyle w:val="ListParagraph"/>
-        <w:numPr>
-          <w:ilvl w:val="0"/>
-          <w:numId w:val="8"/>
-        </w:numPr>
-        <w:rPr>
-          <w:lang w:val="en-US"/>
-        </w:rPr>
-      </w:pPr>
-      <w:r>
-        <w:rPr>
-          <w:lang w:val="en-US"/>
-        </w:rPr>
-        <w:t>Vào Viettel Money mua gói 5M7N 10 nghìn 1 tuần có 500 MB, đang sử dụng</w:t>
-      </w:r>
-    </w:p>
-    <w:p>
-      <w:pPr>
-        <w:pStyle w:val="ListParagraph"/>
-        <w:numPr>
-          <w:ilvl w:val="0"/>
-          <w:numId w:val="7"/>
-        </w:numPr>
-        <w:rPr>
-          <w:lang w:val="en-US"/>
-        </w:rPr>
-      </w:pPr>
-      <w:r>
-        <w:rPr>
-          <w:lang w:val="en-US"/>
-        </w:rPr>
-        <w:t>Bơm Xe?</w:t>
-      </w:r>
-    </w:p>
-    <w:p>
-      <w:pPr>
-        <w:pStyle w:val="ListParagraph"/>
-        <w:numPr>
-          <w:ilvl w:val="0"/>
-          <w:numId w:val="8"/>
-        </w:numPr>
-        <w:rPr>
-          <w:lang w:val="en-US"/>
-        </w:rPr>
-      </w:pPr>
-      <w:r>
-        <w:rPr>
-          <w:lang w:val="en-US"/>
-        </w:rPr>
-        <w:t>Chỉ bơm khi nào cực non, đi đường tới trường đéo có đinh, không để xe bãi đá</w:t>
-      </w:r>
-    </w:p>
-    <w:p>
-      <w:pPr>
-        <w:pStyle w:val="ListParagraph"/>
-        <w:numPr>
-          <w:ilvl w:val="0"/>
-          <w:numId w:val="8"/>
-        </w:numPr>
-        <w:rPr>
-          <w:lang w:val="en-US"/>
-        </w:rPr>
-      </w:pPr>
-      <w:r>
-        <w:rPr>
-          <w:lang w:val="en-US"/>
-        </w:rPr>
-        <w:t>Có tiếng xịt là bơm không vào</w:t>
-      </w:r>
-    </w:p>
-    <w:p>
-      <w:pPr>
-        <w:pStyle w:val="ListParagraph"/>
-        <w:numPr>
-          <w:ilvl w:val="0"/>
-          <w:numId w:val="7"/>
-        </w:numPr>
-        <w:rPr>
-          <w:lang w:val="en-US"/>
-        </w:rPr>
-      </w:pPr>
-      <w:r>
-        <w:rPr>
-          <w:lang w:val="en-US"/>
-        </w:rPr>
-        <w:t xml:space="preserve">Ngồi </w:t>
-      </w:r>
-      <w:r>
-        <w:rPr>
-          <w:lang w:val="en-US"/>
-        </w:rPr>
-        <w:t>Học Tại Trường?</w:t>
-      </w:r>
-    </w:p>
-    <w:p>
-      <w:pPr>
-        <w:pStyle w:val="ListParagraph"/>
-        <w:numPr>
-          <w:ilvl w:val="0"/>
-          <w:numId w:val="8"/>
-        </w:numPr>
-        <w:rPr>
-          <w:lang w:val="en-US"/>
-        </w:rPr>
-      </w:pPr>
-      <w:r>
-        <w:rPr>
-          <w:lang w:val="en-US"/>
-        </w:rPr>
-        <w:t xml:space="preserve">Ngồi ở giữa </w:t>
-      </w:r>
-      <w:r>
-        <w:rPr>
-          <w:lang w:val="en-US"/>
-        </w:rPr>
-        <w:t xml:space="preserve">để </w:t>
-      </w:r>
-      <w:r>
-        <w:rPr>
-          <w:lang w:val="en-US"/>
-        </w:rPr>
-        <w:t xml:space="preserve">mất công </w:t>
-      </w:r>
-      <w:r>
-        <w:rPr>
-          <w:lang w:val="en-US"/>
-        </w:rPr>
-        <w:t xml:space="preserve">ông </w:t>
-      </w:r>
-      <w:r>
-        <w:rPr>
-          <w:lang w:val="en-US"/>
-        </w:rPr>
-        <w:t>lại đi kiểm tra</w:t>
-      </w:r>
-    </w:p>
-    <w:p>
-      <w:pPr>
-        <w:pStyle w:val="ListParagraph"/>
-        <w:numPr>
-          <w:ilvl w:val="0"/>
-          <w:numId w:val="7"/>
-        </w:numPr>
-        <w:rPr>
-          <w:lang w:val="en-US"/>
-        </w:rPr>
-      </w:pPr>
-      <w:r>
-        <w:rPr>
-          <w:lang w:val="en-US"/>
-        </w:rPr>
-        <w:t>Photo?</w:t>
-      </w:r>
-    </w:p>
-    <w:p>
-      <w:pPr>
-        <w:pStyle w:val="ListParagraph"/>
-        <w:numPr>
-          <w:ilvl w:val="0"/>
-          <w:numId w:val="8"/>
-        </w:numPr>
-        <w:rPr>
-          <w:lang w:val="en-US"/>
-        </w:rPr>
-      </w:pPr>
-      <w:r>
-        <w:rPr>
-          <w:lang w:val="en-US"/>
-        </w:rPr>
-        <w:t>Đi vào cổng trước kí túc xá, nhìn ngay sang trái là thấy</w:t>
-      </w:r>
-    </w:p>
-    <w:p>
-      <w:pPr>
-        <w:pStyle w:val="ListParagraph"/>
-        <w:numPr>
-          <w:ilvl w:val="0"/>
-          <w:numId w:val="8"/>
-        </w:numPr>
-        <w:rPr>
-          <w:lang w:val="en-US"/>
-        </w:rPr>
-      </w:pPr>
-      <w:r>
-        <w:rPr>
-          <w:lang w:val="en-US"/>
-        </w:rPr>
-        <w:t>Quét QR trên cửa để nhắn tin Zalo cho chủ tiệm</w:t>
-      </w:r>
-    </w:p>
-    <w:p>
-      <w:pPr>
-        <w:pStyle w:val="ListParagraph"/>
-        <w:numPr>
-          <w:ilvl w:val="0"/>
-          <w:numId w:val="8"/>
-        </w:numPr>
-        <w:rPr>
-          <w:lang w:val="en-US"/>
-        </w:rPr>
-      </w:pPr>
-      <w:r>
-        <w:rPr>
-          <w:lang w:val="en-US"/>
-        </w:rPr>
-        <w:t>“Em vừa gửi mấy cái File đấy, in ra dùm em”</w:t>
-      </w:r>
-      <w:r>
-        <w:rPr>
-          <w:lang w:val="en-US"/>
-        </w:rPr>
-        <w:t xml:space="preserve"> + trả 1 nghìn cho 2 tờ, nó dơ mấy ngón tay thì trả bấy nhiêu nghìn</w:t>
-      </w:r>
-    </w:p>
-    <w:p>
-      <w:pPr>
-        <w:pStyle w:val="ListParagraph"/>
-        <w:numPr>
-          <w:ilvl w:val="0"/>
-          <w:numId w:val="8"/>
-        </w:numPr>
-        <w:rPr>
-          <w:lang w:val="en-US"/>
-        </w:rPr>
-      </w:pPr>
-      <w:r>
-        <w:rPr>
-          <w:lang w:val="en-US"/>
-        </w:rPr>
-        <w:lastRenderedPageBreak/>
-        <w:t>Có 3 cái máy in, nếu in nhiều người cùng lúc thì mỗi máy sẽ in cho 1 người, máy thứ 1 từ ngoài vào</w:t>
-      </w:r>
-    </w:p>
-    <w:p>
-      <w:pPr>
-        <w:pStyle w:val="ListParagraph"/>
-        <w:numPr>
-          <w:ilvl w:val="0"/>
-          <w:numId w:val="7"/>
-        </w:numPr>
-        <w:rPr>
-          <w:lang w:val="en-US"/>
-        </w:rPr>
-      </w:pPr>
-      <w:r>
-        <w:rPr>
-          <w:lang w:val="en-US"/>
-        </w:rPr>
-        <w:t xml:space="preserve">Xin </w:t>
-      </w:r>
-      <w:r>
-        <w:rPr>
-          <w:lang w:val="en-US"/>
-        </w:rPr>
-        <w:t>Giấy Xác Nhận Vay Vốn?</w:t>
-      </w:r>
-    </w:p>
-    <w:p>
-      <w:pPr>
-        <w:pStyle w:val="ListParagraph"/>
-        <w:numPr>
-          <w:ilvl w:val="0"/>
-          <w:numId w:val="8"/>
-        </w:numPr>
-        <w:rPr>
-          <w:lang w:val="en-US"/>
-        </w:rPr>
-      </w:pPr>
-      <w:r>
-        <w:rPr>
-          <w:lang w:val="en-US"/>
-        </w:rPr>
-        <w:t xml:space="preserve">In </w:t>
-      </w:r>
-      <w:r>
-        <w:rPr>
-          <w:lang w:val="en-US"/>
-        </w:rPr>
-        <w:t>File “giay_vay_von” trong thư mục “Paper”</w:t>
-      </w:r>
-      <w:r>
-        <w:rPr>
-          <w:lang w:val="en-US"/>
-        </w:rPr>
-        <w:t>, sau đó ra phòng công tác chính trị sinh viên, thủ sẵn thời khóa biểu trong điện thoại, kêu “Cho em gửi cái giấy vay vốn”, dơ thời khóa biểu trong điện thoại ra để nó hẹn kèo, chờ vài ngày</w:t>
-      </w:r>
-      <w:r>
-        <w:rPr>
-          <w:lang w:val="en-US"/>
-        </w:rPr>
-        <w:t>, nên chờ qua cái ngày nó hẹn</w:t>
-      </w:r>
-      <w:r>
-        <w:rPr>
-          <w:lang w:val="en-US"/>
-        </w:rPr>
-        <w:t xml:space="preserve">, đến phòng công tác chính trị sinh viên lần nữa kêu “Cho em xin </w:t>
-      </w:r>
-      <w:r>
-        <w:rPr>
-          <w:lang w:val="en-US"/>
-        </w:rPr>
-        <w:t>giấy xác nhận vay vốn, em đã nộp từ thứ &lt;Ngày Nộp&gt; rồi và hôm nay hẹn lấy”, lấy giấy gửi về nhà</w:t>
-      </w:r>
-    </w:p>
-    <w:p>
-      <w:pPr>
-        <w:pStyle w:val="ListParagraph"/>
-        <w:numPr>
-          <w:ilvl w:val="0"/>
-          <w:numId w:val="7"/>
-        </w:numPr>
-        <w:rPr>
-          <w:lang w:val="en-US"/>
-        </w:rPr>
-      </w:pPr>
-      <w:r>
-        <w:rPr>
-          <w:lang w:val="en-US"/>
-        </w:rPr>
-        <w:t>Ngồi Học Ở Nhà?</w:t>
-      </w:r>
-    </w:p>
-    <w:p>
-      <w:pPr>
-        <w:pStyle w:val="ListParagraph"/>
-        <w:numPr>
-          <w:ilvl w:val="0"/>
-          <w:numId w:val="8"/>
-        </w:numPr>
-        <w:rPr>
-          <w:lang w:val="en-US"/>
-        </w:rPr>
-      </w:pPr>
-      <w:r>
-        <w:rPr>
-          <w:lang w:val="en-US"/>
-        </w:rPr>
-        <w:t>Ngồi xổm tựa lưng trên giường</w:t>
-      </w:r>
-    </w:p>
-    <w:p>
-      <w:pPr>
-        <w:rPr>
-          <w:lang w:val="en-US"/>
-        </w:rPr>
-      </w:pPr>
-    </w:p>
-    <w:p>
-      <w:pPr>
-        <w:rPr>
-          <w:lang w:val="en-US"/>
-        </w:rPr>
-      </w:pPr>
-      <w:r>
-        <w:rPr>
-          <w:lang w:val="en-US"/>
-        </w:rPr>
-        <w:t xml:space="preserve">Biển </w:t>
-      </w:r>
-      <w:r>
-        <w:rPr>
-          <w:lang w:val="en-US"/>
-        </w:rPr>
-        <w:t>Báo Giao Thông:</w:t>
-      </w:r>
-    </w:p>
-    <w:p>
-      <w:pPr>
-        <w:pStyle w:val="ListParagraph"/>
-        <w:numPr>
-          <w:ilvl w:val="0"/>
-          <w:numId w:val="9"/>
-        </w:numPr>
-        <w:rPr>
-          <w:lang w:val="en-US"/>
-        </w:rPr>
-      </w:pPr>
-      <w:r>
-        <w:rPr>
-          <w:lang w:val="en-US"/>
-        </w:rPr>
-        <w:t>Đường Ưu Tiên Và Đường Không Ưu Tiên?</w:t>
-      </w:r>
-    </w:p>
-    <w:p>
-      <w:pPr>
-        <w:pStyle w:val="ListParagraph"/>
-        <w:numPr>
-          <w:ilvl w:val="0"/>
-          <w:numId w:val="8"/>
-        </w:numPr>
-        <w:rPr>
-          <w:lang w:val="en-US"/>
-        </w:rPr>
-      </w:pPr>
-      <w:r>
-        <w:rPr>
-          <w:lang w:val="en-US"/>
-        </w:rPr>
-        <w:t>Ví dụ đường A giao với đường B tại C, xe D đang đi trên A, xe E đang đi trên B, vô tình 2 xe gặp nhau, thì xe D phải dừng lại cho xe E chạy qua, khi này ta nói B là đường ưu tiên và A là đường không ưu tiên</w:t>
-      </w:r>
-    </w:p>
-    <w:p>
-      <w:pPr>
-        <w:pStyle w:val="ListParagraph"/>
-        <w:numPr>
-          <w:ilvl w:val="0"/>
-          <w:numId w:val="9"/>
-        </w:numPr>
-        <w:rPr>
-          <w:lang w:val="en-US"/>
-        </w:rPr>
-      </w:pPr>
-      <w:r>
-        <w:rPr>
-          <w:lang w:val="en-US"/>
-        </w:rPr>
-        <w:t>Tròn Nền Đỏ Gạch Ngang Trắng?</w:t>
-      </w:r>
-    </w:p>
-    <w:p>
-      <w:pPr>
-        <w:pStyle w:val="ListParagraph"/>
-        <w:numPr>
-          <w:ilvl w:val="0"/>
-          <w:numId w:val="8"/>
-        </w:numPr>
-        <w:rPr>
-          <w:lang w:val="en-US"/>
-        </w:rPr>
-      </w:pPr>
-      <w:r>
-        <w:rPr>
-          <w:lang w:val="en-US"/>
-        </w:rPr>
-        <w:t>Cấm đi ngược chiều</w:t>
-      </w:r>
-    </w:p>
-    <w:p>
-      <w:pPr>
-        <w:pStyle w:val="ListParagraph"/>
-        <w:numPr>
-          <w:ilvl w:val="0"/>
-          <w:numId w:val="9"/>
-        </w:numPr>
-        <w:rPr>
-          <w:lang w:val="en-US"/>
-        </w:rPr>
-      </w:pPr>
-      <w:r>
-        <w:rPr>
-          <w:lang w:val="en-US"/>
-        </w:rPr>
-        <w:t>Tròn Nền Xanh Mũi Tên Trắng Chéo Xuống 45 Độ?</w:t>
-      </w:r>
-    </w:p>
-    <w:p>
-      <w:pPr>
-        <w:pStyle w:val="ListParagraph"/>
-        <w:numPr>
-          <w:ilvl w:val="0"/>
-          <w:numId w:val="8"/>
-        </w:numPr>
-        <w:rPr>
-          <w:lang w:val="en-US"/>
-        </w:rPr>
-      </w:pPr>
-      <w:r>
-        <w:rPr>
-          <w:lang w:val="en-US"/>
-        </w:rPr>
-        <w:t>Được phép vòng qua theo hướng mũi tên</w:t>
-      </w:r>
-    </w:p>
-    <w:p>
-      <w:pPr>
-        <w:pStyle w:val="ListParagraph"/>
-        <w:numPr>
-          <w:ilvl w:val="0"/>
-          <w:numId w:val="9"/>
-        </w:numPr>
-        <w:rPr>
-          <w:lang w:val="en-US"/>
-        </w:rPr>
-      </w:pPr>
-      <w:r>
-        <w:rPr>
-          <w:lang w:val="en-US"/>
-        </w:rPr>
-        <w:t>Tròn Viền Đỏ Nền Trắng Có Số Màu Đen Ở Giữa?</w:t>
-      </w:r>
-    </w:p>
-    <w:p>
-      <w:pPr>
-        <w:pStyle w:val="ListParagraph"/>
-        <w:numPr>
-          <w:ilvl w:val="0"/>
-          <w:numId w:val="8"/>
-        </w:numPr>
-        <w:rPr>
-          <w:lang w:val="en-US"/>
-        </w:rPr>
-      </w:pPr>
-      <w:r>
-        <w:rPr>
-          <w:lang w:val="en-US"/>
-        </w:rPr>
-        <w:t>Tốc độ tối đa cho phép</w:t>
-      </w:r>
-    </w:p>
-    <w:p>
-      <w:pPr>
-        <w:pStyle w:val="ListParagraph"/>
-        <w:numPr>
-          <w:ilvl w:val="0"/>
-          <w:numId w:val="9"/>
-        </w:numPr>
-        <w:rPr>
-          <w:lang w:val="en-US"/>
-        </w:rPr>
-      </w:pPr>
-      <w:r>
-        <w:rPr>
-          <w:lang w:val="en-US"/>
-        </w:rPr>
-        <w:t xml:space="preserve">Tam Giác </w:t>
-      </w:r>
-      <w:r>
-        <w:rPr>
-          <w:lang w:val="en-US"/>
-        </w:rPr>
-        <w:t>Viền Đỏ Nền Vàng Hình Mũi Tên Tăng Tốc Hướng Lên Màu Đen Và Gạch Ngang Đen?</w:t>
-      </w:r>
-    </w:p>
-    <w:p>
-      <w:pPr>
-        <w:pStyle w:val="ListParagraph"/>
-        <w:numPr>
-          <w:ilvl w:val="0"/>
-          <w:numId w:val="8"/>
-        </w:numPr>
-        <w:rPr>
-          <w:lang w:val="en-US"/>
-        </w:rPr>
-      </w:pPr>
-      <w:r>
-        <w:rPr>
-          <w:lang w:val="en-US"/>
-        </w:rPr>
-        <w:t>Khi đang đi trên đường ưu tiên mà gặp biển báo này thì sắp có giao nhau với đường không ưu tiên</w:t>
-      </w:r>
-    </w:p>
-    <w:p>
-      <w:pPr>
-        <w:pStyle w:val="ListParagraph"/>
-        <w:numPr>
-          <w:ilvl w:val="0"/>
-          <w:numId w:val="8"/>
-        </w:numPr>
-        <w:rPr>
-          <w:lang w:val="en-US"/>
-        </w:rPr>
-      </w:pPr>
-      <w:r>
-        <w:rPr>
-          <w:lang w:val="en-US"/>
-        </w:rPr>
-        <w:t>Mũi tên tăng tốc biểu tượng cho đường ưu tiên</w:t>
-      </w:r>
-    </w:p>
-    <w:p>
-      <w:pPr>
-        <w:pStyle w:val="ListParagraph"/>
-        <w:numPr>
-          <w:ilvl w:val="0"/>
-          <w:numId w:val="8"/>
-        </w:numPr>
-        <w:rPr>
-          <w:lang w:val="en-US"/>
-        </w:rPr>
-      </w:pPr>
-      <w:r>
-        <w:rPr>
-          <w:lang w:val="en-US"/>
-        </w:rPr>
-        <w:t>Gạch đen biểu tượng cho đường không ưu tiên</w:t>
-      </w:r>
-    </w:p>
-    <w:p>
-      <w:pPr>
-        <w:rPr>
-          <w:lang w:val="en-US"/>
-        </w:rPr>
-      </w:pPr>
-    </w:p>
-    <w:p>
-      <w:pPr>
-        <w:rPr>
-          <w:lang w:val="en-US"/>
-        </w:rPr>
-      </w:pPr>
-      <w:r>
-        <w:rPr>
-          <w:lang w:val="en-US"/>
-        </w:rPr>
-        <w:t>Social Awkward:</w:t>
-      </w:r>
-    </w:p>
-    <w:p>
-      <w:pPr>
-        <w:pStyle w:val="ListParagraph"/>
-        <w:numPr>
-          <w:ilvl w:val="0"/>
-          <w:numId w:val="1"/>
-        </w:numPr>
-        <w:rPr>
-          <w:lang w:val="en-US"/>
-        </w:rPr>
-      </w:pPr>
-      <w:r>
-        <w:rPr>
-          <w:lang w:val="en-US"/>
-        </w:rPr>
-        <w:t>Khi Không Biết Làm Gì Chỉ Biết Đứng Yên?</w:t>
+        <w:t>Social Anxiety:</w:t>
+      </w:r>
+    </w:p>
+    <w:p>
+      <w:pPr>
+        <w:pStyle w:val="ListParagraph"/>
+        <w:numPr>
+          <w:ilvl w:val="0"/>
+          <w:numId w:val="3"/>
+        </w:numPr>
+        <w:rPr>
+          <w:lang w:val="en-US"/>
+        </w:rPr>
+      </w:pPr>
+      <w:r>
+        <w:rPr>
+          <w:lang w:val="en-US"/>
+        </w:rPr>
+        <w:t>Đầu Lắc Khi Hồi Hộp?</w:t>
       </w:r>
     </w:p>
     <w:p>
@@ -2746,110 +2935,6 @@
         <w:rPr>
           <w:lang w:val="en-US"/>
         </w:rPr>
-        <w:t>Hít thật sau rồi thở dài</w:t>
-      </w:r>
-    </w:p>
-    <w:p>
-      <w:pPr>
-        <w:pStyle w:val="ListParagraph"/>
-        <w:numPr>
-          <w:ilvl w:val="0"/>
-          <w:numId w:val="1"/>
-        </w:numPr>
-        <w:rPr>
-          <w:lang w:val="en-US"/>
-        </w:rPr>
-      </w:pPr>
-      <w:r>
-        <w:rPr>
-          <w:lang w:val="en-US"/>
-        </w:rPr>
-        <w:t xml:space="preserve">Cách Làm Quen </w:t>
-      </w:r>
-      <w:r>
-        <w:rPr>
-          <w:lang w:val="en-US"/>
-        </w:rPr>
-        <w:t>Nhóm Người Lạ</w:t>
-      </w:r>
-      <w:r>
-        <w:rPr>
-          <w:lang w:val="en-US"/>
-        </w:rPr>
-        <w:t>?</w:t>
-      </w:r>
-    </w:p>
-    <w:p>
-      <w:pPr>
-        <w:pStyle w:val="ListParagraph"/>
-        <w:numPr>
-          <w:ilvl w:val="0"/>
-          <w:numId w:val="2"/>
-        </w:numPr>
-        <w:rPr>
-          <w:lang w:val="en-US"/>
-        </w:rPr>
-      </w:pPr>
-      <w:r>
-        <w:rPr>
-          <w:lang w:val="en-US"/>
-        </w:rPr>
-        <w:t>“Chào, tôi là Nguyễn Văn Đức, và tôi là 1 thằng Nerd”</w:t>
-      </w:r>
-    </w:p>
-    <w:p>
-      <w:pPr>
-        <w:rPr>
-          <w:lang w:val="en-US"/>
-        </w:rPr>
-      </w:pPr>
-    </w:p>
-    <w:p>
-      <w:pPr>
-        <w:rPr>
-          <w:lang w:val="en-US"/>
-        </w:rPr>
-      </w:pPr>
-      <w:r>
-        <w:rPr>
-          <w:lang w:val="en-US"/>
-        </w:rPr>
-        <w:t>Social Anxiety:</w:t>
-      </w:r>
-    </w:p>
-    <w:p>
-      <w:pPr>
-        <w:pStyle w:val="ListParagraph"/>
-        <w:numPr>
-          <w:ilvl w:val="0"/>
-          <w:numId w:val="3"/>
-        </w:numPr>
-        <w:rPr>
-          <w:lang w:val="en-US"/>
-        </w:rPr>
-      </w:pPr>
-      <w:r>
-        <w:rPr>
-          <w:lang w:val="en-US"/>
-        </w:rPr>
-        <w:t>Đầu Lắc Khi Hồi Hộp?</w:t>
-      </w:r>
-    </w:p>
-    <w:p>
-      <w:pPr>
-        <w:pStyle w:val="ListParagraph"/>
-        <w:numPr>
-          <w:ilvl w:val="0"/>
-          <w:numId w:val="2"/>
-        </w:numPr>
-        <w:rPr>
-          <w:lang w:val="en-US"/>
-        </w:rPr>
-      </w:pPr>
-      <w:r>
-        <w:rPr>
-          <w:lang w:val="en-US"/>
-        </w:rPr>
         <w:t>Hít thở dài, quay đầu ra xung quanh</w:t>
       </w:r>
     </w:p>
@@ -2870,7 +2955,6 @@
         <w:rPr>
           <w:lang w:val="en-US"/>
         </w:rPr>
-        <w:lastRenderedPageBreak/>
         <w:t>Body:</w:t>
       </w:r>
     </w:p>

--- a/experience.docx
+++ b/experience.docx
@@ -807,14 +807,26 @@
         <w:rPr>
           <w:lang w:val="en-US"/>
         </w:rPr>
+        <w:t xml:space="preserve">Muốn ăn bún </w:t>
+      </w:r>
+      <w:r>
+        <w:rPr>
+          <w:lang w:val="en-US"/>
+        </w:rPr>
+        <w:t xml:space="preserve">chả, đi ra ngoài cổng tòa B5, nhìn sang phải, đi tới  thấy tiệm bún chả, nhìn các món và giá tiền + chờ nó hỏi mình ăn gì + cho 1 phần cái gì đó ăn </w:t>
+      </w:r>
+      <w:r>
+        <w:rPr>
+          <w:lang w:val="en-US"/>
+        </w:rPr>
         <w:lastRenderedPageBreak/>
-        <w:t>Muốn ăn bún chả hà nội, đi ra cổng B5, quẹo phải đi thẳng tới quầy ghi bún chả hà nội nói với thằng kia cho 1 phần bún chả hà nội mang về + chờ + trả 25 nghìn + mang về</w:t>
-      </w:r>
-      <w:r>
-        <w:rPr>
-          <w:lang w:val="en-US"/>
-        </w:rPr>
-        <w:t xml:space="preserve"> + đổ hết vào 1 tô ăn</w:t>
+        <w:t xml:space="preserve">ở đây + trả tiền lấy thẻ + đi lên ngồi tại ghế bất kì đặt thẻ lên bàn + </w:t>
+      </w:r>
+      <w:r>
+        <w:rPr>
+          <w:lang w:val="en-US"/>
+        </w:rPr>
+        <w:t>chờ nó mang tới + trả thẻ + ăn + về, lưu ý buổi tối mới mở cửa</w:t>
       </w:r>
     </w:p>
     <w:p>
@@ -1624,8 +1636,68 @@
         <w:rPr>
           <w:lang w:val="en-US"/>
         </w:rPr>
+        <w:t>Vẫn có cơm tòa B5 nhưng không có đèn nên phải ăn trong tối</w:t>
+      </w:r>
+    </w:p>
+    <w:p>
+      <w:pPr>
+        <w:pStyle w:val="ListParagraph"/>
+        <w:numPr>
+          <w:ilvl w:val="0"/>
+          <w:numId w:val="7"/>
+        </w:numPr>
+        <w:rPr>
+          <w:lang w:val="en-US"/>
+        </w:rPr>
+      </w:pPr>
+      <w:r>
+        <w:rPr>
+          <w:lang w:val="en-US"/>
+        </w:rPr>
         <w:lastRenderedPageBreak/>
-        <w:t>Vẫn có cơm tòa B5 nhưng không có đèn nên phải ăn trong tối</w:t>
+        <w:t>Nước Uống?</w:t>
+      </w:r>
+    </w:p>
+    <w:p>
+      <w:pPr>
+        <w:pStyle w:val="ListParagraph"/>
+        <w:numPr>
+          <w:ilvl w:val="0"/>
+          <w:numId w:val="8"/>
+        </w:numPr>
+        <w:rPr>
+          <w:lang w:val="en-US"/>
+        </w:rPr>
+      </w:pPr>
+      <w:r>
+        <w:rPr>
+          <w:lang w:val="en-US"/>
+        </w:rPr>
+        <w:t>Không được uống nước máy vì chứa Clo</w:t>
+      </w:r>
+      <w:r>
+        <w:rPr>
+          <w:lang w:val="en-US"/>
+        </w:rPr>
+        <w:t>, nếu dùng để ăn mì thì không ăn nước</w:t>
+      </w:r>
+    </w:p>
+    <w:p>
+      <w:pPr>
+        <w:pStyle w:val="ListParagraph"/>
+        <w:numPr>
+          <w:ilvl w:val="0"/>
+          <w:numId w:val="8"/>
+        </w:numPr>
+        <w:rPr>
+          <w:lang w:val="en-US"/>
+        </w:rPr>
+      </w:pPr>
+      <w:r>
+        <w:rPr>
+          <w:lang w:val="en-US"/>
+        </w:rPr>
+        <w:t>Uống nước ngọt để dành chai, cất trong tủ, đi học thì lấy chai rỗng rót vào</w:t>
       </w:r>
     </w:p>
     <w:p>
@@ -1643,49 +1715,85 @@
         <w:rPr>
           <w:lang w:val="en-US"/>
         </w:rPr>
-        <w:t>Nước Uống?</w:t>
-      </w:r>
-    </w:p>
-    <w:p>
-      <w:pPr>
-        <w:pStyle w:val="ListParagraph"/>
-        <w:numPr>
-          <w:ilvl w:val="0"/>
-          <w:numId w:val="8"/>
-        </w:numPr>
-        <w:rPr>
-          <w:lang w:val="en-US"/>
-        </w:rPr>
-      </w:pPr>
-      <w:r>
-        <w:rPr>
-          <w:lang w:val="en-US"/>
-        </w:rPr>
-        <w:t>Không được uống nước máy vì chứa Clo</w:t>
-      </w:r>
-      <w:r>
-        <w:rPr>
-          <w:lang w:val="en-US"/>
-        </w:rPr>
-        <w:t>, nếu dùng để ăn mì thì không ăn nước</w:t>
-      </w:r>
-    </w:p>
-    <w:p>
-      <w:pPr>
-        <w:pStyle w:val="ListParagraph"/>
-        <w:numPr>
-          <w:ilvl w:val="0"/>
-          <w:numId w:val="8"/>
-        </w:numPr>
-        <w:rPr>
-          <w:lang w:val="en-US"/>
-        </w:rPr>
-      </w:pPr>
-      <w:r>
-        <w:rPr>
-          <w:lang w:val="en-US"/>
-        </w:rPr>
-        <w:t>Uống nước ngọt để dành chai, cất trong tủ, đi học thì lấy chai rỗng rót vào</w:t>
+        <w:t>Đóng Tiền Xe?</w:t>
+      </w:r>
+    </w:p>
+    <w:p>
+      <w:pPr>
+        <w:pStyle w:val="ListParagraph"/>
+        <w:numPr>
+          <w:ilvl w:val="0"/>
+          <w:numId w:val="8"/>
+        </w:numPr>
+        <w:rPr>
+          <w:lang w:val="en-US"/>
+        </w:rPr>
+      </w:pPr>
+      <w:r>
+        <w:rPr>
+          <w:lang w:val="en-US"/>
+        </w:rPr>
+        <w:t>X</w:t>
+      </w:r>
+      <w:r>
+        <w:rPr>
+          <w:lang w:val="en-US"/>
+        </w:rPr>
+        <w:t>uống gặp thằng canh xe</w:t>
+      </w:r>
+      <w:r>
+        <w:rPr>
+          <w:lang w:val="en-US"/>
+        </w:rPr>
+        <w:t>, nhìn thấy cái sổ trên bàn mới đóng tiền</w:t>
+      </w:r>
+    </w:p>
+    <w:p>
+      <w:pPr>
+        <w:pStyle w:val="ListParagraph"/>
+        <w:numPr>
+          <w:ilvl w:val="0"/>
+          <w:numId w:val="8"/>
+        </w:numPr>
+        <w:rPr>
+          <w:lang w:val="en-US"/>
+        </w:rPr>
+      </w:pPr>
+      <w:r>
+        <w:rPr>
+          <w:lang w:val="en-US"/>
+        </w:rPr>
+        <w:t>“Cho em đóng tiền xe tháng”</w:t>
+      </w:r>
+    </w:p>
+    <w:p>
+      <w:pPr>
+        <w:pStyle w:val="ListParagraph"/>
+        <w:numPr>
+          <w:ilvl w:val="0"/>
+          <w:numId w:val="8"/>
+        </w:numPr>
+        <w:rPr>
+          <w:lang w:val="en-US"/>
+        </w:rPr>
+      </w:pPr>
+      <w:r>
+        <w:rPr>
+          <w:lang w:val="en-US"/>
+        </w:rPr>
+        <w:t xml:space="preserve">Đưa nó 50 nghìn + thẻ xe + chờ + đi sang bàn có cái sổ + lật ra gần giữa + </w:t>
+      </w:r>
+      <w:r>
+        <w:rPr>
+          <w:lang w:val="en-US"/>
+        </w:rPr>
+        <w:t xml:space="preserve">từ trên xuống dưới kiếm theo số thứ tự 1451 </w:t>
+      </w:r>
+      <w:r>
+        <w:rPr>
+          <w:lang w:val="en-US"/>
+        </w:rPr>
+        <w:t>+ kí tên + về</w:t>
       </w:r>
     </w:p>
     <w:p>
@@ -1703,85 +1811,61 @@
         <w:rPr>
           <w:lang w:val="en-US"/>
         </w:rPr>
-        <w:t>Đóng Tiền Xe?</w:t>
-      </w:r>
-    </w:p>
-    <w:p>
-      <w:pPr>
-        <w:pStyle w:val="ListParagraph"/>
-        <w:numPr>
-          <w:ilvl w:val="0"/>
-          <w:numId w:val="8"/>
-        </w:numPr>
-        <w:rPr>
-          <w:lang w:val="en-US"/>
-        </w:rPr>
-      </w:pPr>
-      <w:r>
-        <w:rPr>
-          <w:lang w:val="en-US"/>
-        </w:rPr>
-        <w:t>X</w:t>
-      </w:r>
-      <w:r>
-        <w:rPr>
-          <w:lang w:val="en-US"/>
-        </w:rPr>
-        <w:t>uống gặp thằng canh xe</w:t>
-      </w:r>
-      <w:r>
-        <w:rPr>
-          <w:lang w:val="en-US"/>
-        </w:rPr>
-        <w:t>, nhìn thấy cái sổ trên bàn mới đóng tiền</w:t>
-      </w:r>
-    </w:p>
-    <w:p>
-      <w:pPr>
-        <w:pStyle w:val="ListParagraph"/>
-        <w:numPr>
-          <w:ilvl w:val="0"/>
-          <w:numId w:val="8"/>
-        </w:numPr>
-        <w:rPr>
-          <w:lang w:val="en-US"/>
-        </w:rPr>
-      </w:pPr>
-      <w:r>
-        <w:rPr>
-          <w:lang w:val="en-US"/>
-        </w:rPr>
-        <w:t>“Cho em đóng tiền xe tháng”</w:t>
-      </w:r>
-    </w:p>
-    <w:p>
-      <w:pPr>
-        <w:pStyle w:val="ListParagraph"/>
-        <w:numPr>
-          <w:ilvl w:val="0"/>
-          <w:numId w:val="8"/>
-        </w:numPr>
-        <w:rPr>
-          <w:lang w:val="en-US"/>
-        </w:rPr>
-      </w:pPr>
-      <w:r>
-        <w:rPr>
-          <w:lang w:val="en-US"/>
-        </w:rPr>
-        <w:t xml:space="preserve">Đưa nó 50 nghìn + thẻ xe + chờ + đi sang bàn có cái sổ + lật ra gần giữa + </w:t>
-      </w:r>
-      <w:r>
-        <w:rPr>
-          <w:lang w:val="en-US"/>
-        </w:rPr>
-        <w:t xml:space="preserve">từ trên xuống dưới kiếm theo số thứ tự 1451 </w:t>
-      </w:r>
-      <w:r>
-        <w:rPr>
-          <w:lang w:val="en-US"/>
-        </w:rPr>
-        <w:t>+ kí tên + về</w:t>
+        <w:t>Đổi Xe?</w:t>
+      </w:r>
+    </w:p>
+    <w:p>
+      <w:pPr>
+        <w:pStyle w:val="ListParagraph"/>
+        <w:numPr>
+          <w:ilvl w:val="0"/>
+          <w:numId w:val="8"/>
+        </w:numPr>
+        <w:rPr>
+          <w:lang w:val="en-US"/>
+        </w:rPr>
+      </w:pPr>
+      <w:r>
+        <w:rPr>
+          <w:lang w:val="en-US"/>
+        </w:rPr>
+        <w:t>Cuối tháng mới đổi xe</w:t>
+      </w:r>
+    </w:p>
+    <w:p>
+      <w:pPr>
+        <w:pStyle w:val="ListParagraph"/>
+        <w:numPr>
+          <w:ilvl w:val="0"/>
+          <w:numId w:val="8"/>
+        </w:numPr>
+        <w:rPr>
+          <w:lang w:val="en-US"/>
+        </w:rPr>
+      </w:pPr>
+      <w:r>
+        <w:rPr>
+          <w:lang w:val="en-US"/>
+        </w:rPr>
+        <w:t>Chạy xe ra ngoài + đổi xe + chạy cổng sau kí túc xá + để vào hầm xe như đúng rồi + đi sang ban quản lý cụm nhà, là cái tòa ngay cạnh tiệm bánh mì hay mua + cầm tay cửa kéo xuống ngược chiều kim đồng hồ 75 độ + kéo cửa vào phía người mình + đi vào + đóng cửa + gặp thằng cha trước mặt + nói to “tình hình là em mới mua xe mới, nên em muốn hủy biển số xe cũ trên Web” + về phòng + chụp biển số xe mới lên Web + ra đóng tiền xe tháng cho thằng giữ xe</w:t>
+      </w:r>
+    </w:p>
+    <w:p>
+      <w:pPr>
+        <w:pStyle w:val="ListParagraph"/>
+        <w:numPr>
+          <w:ilvl w:val="0"/>
+          <w:numId w:val="8"/>
+        </w:numPr>
+        <w:rPr>
+          <w:lang w:val="en-US"/>
+        </w:rPr>
+      </w:pPr>
+      <w:r>
+        <w:rPr>
+          <w:lang w:val="en-US"/>
+        </w:rPr>
+        <w:t>Cứ quẹt thẻ để ra vào cổng như đúng rồi, nếu biển số xe không khớp thì bảo em mới đổi xe để nó nhập lại biển số mới</w:t>
       </w:r>
     </w:p>
     <w:p>
@@ -1799,61 +1883,73 @@
         <w:rPr>
           <w:lang w:val="en-US"/>
         </w:rPr>
-        <w:t>Đổi Xe?</w:t>
-      </w:r>
-    </w:p>
-    <w:p>
-      <w:pPr>
-        <w:pStyle w:val="ListParagraph"/>
-        <w:numPr>
-          <w:ilvl w:val="0"/>
-          <w:numId w:val="8"/>
-        </w:numPr>
-        <w:rPr>
-          <w:lang w:val="en-US"/>
-        </w:rPr>
-      </w:pPr>
-      <w:r>
-        <w:rPr>
-          <w:lang w:val="en-US"/>
-        </w:rPr>
-        <w:t>Cuối tháng mới đổi xe</w:t>
-      </w:r>
-    </w:p>
-    <w:p>
-      <w:pPr>
-        <w:pStyle w:val="ListParagraph"/>
-        <w:numPr>
-          <w:ilvl w:val="0"/>
-          <w:numId w:val="8"/>
-        </w:numPr>
-        <w:rPr>
-          <w:lang w:val="en-US"/>
-        </w:rPr>
-      </w:pPr>
-      <w:r>
-        <w:rPr>
-          <w:lang w:val="en-US"/>
-        </w:rPr>
-        <w:t>Chạy xe ra ngoài + đổi xe + chạy cổng sau kí túc xá + để vào hầm xe như đúng rồi + đi sang ban quản lý cụm nhà, là cái tòa ngay cạnh tiệm bánh mì hay mua + cầm tay cửa kéo xuống ngược chiều kim đồng hồ 75 độ + kéo cửa vào phía người mình + đi vào + đóng cửa + gặp thằng cha trước mặt + nói to “tình hình là em mới mua xe mới, nên em muốn hủy biển số xe cũ trên Web” + về phòng + chụp biển số xe mới lên Web + ra đóng tiền xe tháng cho thằng giữ xe</w:t>
-      </w:r>
-    </w:p>
-    <w:p>
-      <w:pPr>
-        <w:pStyle w:val="ListParagraph"/>
-        <w:numPr>
-          <w:ilvl w:val="0"/>
-          <w:numId w:val="8"/>
-        </w:numPr>
-        <w:rPr>
-          <w:lang w:val="en-US"/>
-        </w:rPr>
-      </w:pPr>
-      <w:r>
-        <w:rPr>
-          <w:lang w:val="en-US"/>
-        </w:rPr>
-        <w:t>Cứ quẹt thẻ để ra vào cổng như đúng rồi, nếu biển số xe không khớp thì bảo em mới đổi xe để nó nhập lại biển số mới</w:t>
+        <w:t>Mua Thẻ Mạng?</w:t>
+      </w:r>
+    </w:p>
+    <w:p>
+      <w:pPr>
+        <w:pStyle w:val="ListParagraph"/>
+        <w:numPr>
+          <w:ilvl w:val="0"/>
+          <w:numId w:val="8"/>
+        </w:numPr>
+        <w:rPr>
+          <w:lang w:val="en-US"/>
+        </w:rPr>
+      </w:pPr>
+      <w:r>
+        <w:rPr>
+          <w:lang w:val="en-US"/>
+        </w:rPr>
+        <w:t xml:space="preserve">Vào ứng dụng My Wifi trên điện thoại + vào Tab “Trang chủ” + cuộn xuống + tại mục “Thẻ tháng WEB” + Click “Thêm giỏ hàng” + Click biểu tượng “Giỏ hàng” góc phải trên + Click “Thanh toán” + </w:t>
+      </w:r>
+      <w:r>
+        <w:rPr>
+          <w:lang w:val="en-US"/>
+        </w:rPr>
+        <w:t>điền thông tin + tại mục “Phương thức thanh toán” + chọn “Ví Viettel Money” + Click “Xác nhận” +</w:t>
+      </w:r>
+      <w:r>
+        <w:rPr>
+          <w:lang w:val="en-US"/>
+        </w:rPr>
+        <w:t xml:space="preserve"> Tick “Viettel Money” + điền số điện thoại và mật khẩu Viettel Money + Click “Đăng nhập” + điền mã OTP + Click “Xác nhận” + chọn “ViettelPay” + Click “Thanh toán” + điền mã OTP + Click “Xác nhận” + chờ 1 lát nó gửi tên đăng nhập và mật khẩu thẻ về</w:t>
+      </w:r>
+    </w:p>
+    <w:p>
+      <w:pPr>
+        <w:pStyle w:val="ListParagraph"/>
+        <w:numPr>
+          <w:ilvl w:val="0"/>
+          <w:numId w:val="8"/>
+        </w:numPr>
+        <w:rPr>
+          <w:lang w:val="en-US"/>
+        </w:rPr>
+      </w:pPr>
+      <w:r>
+        <w:rPr>
+          <w:lang w:val="en-US"/>
+        </w:rPr>
+        <w:t>Để đăng nhập mạng</w:t>
+      </w:r>
+    </w:p>
+    <w:p>
+      <w:pPr>
+        <w:pStyle w:val="ListParagraph"/>
+        <w:numPr>
+          <w:ilvl w:val="0"/>
+          <w:numId w:val="8"/>
+        </w:numPr>
+        <w:rPr>
+          <w:lang w:val="en-US"/>
+        </w:rPr>
+      </w:pPr>
+      <w:r>
+        <w:rPr>
+          <w:lang w:val="en-US"/>
+        </w:rPr>
+        <w:t>Kết nối vào Wifi “Mang Day KTX 5.0GHZ” + click vào nó để đến Web đăng nhập + điền mã đăng nhập rồi đăng nhập</w:t>
       </w:r>
     </w:p>
     <w:p>
@@ -1871,73 +1967,211 @@
         <w:rPr>
           <w:lang w:val="en-US"/>
         </w:rPr>
-        <w:t>Mua Thẻ Mạng?</w:t>
-      </w:r>
-    </w:p>
-    <w:p>
-      <w:pPr>
-        <w:pStyle w:val="ListParagraph"/>
-        <w:numPr>
-          <w:ilvl w:val="0"/>
-          <w:numId w:val="8"/>
-        </w:numPr>
-        <w:rPr>
-          <w:lang w:val="en-US"/>
-        </w:rPr>
-      </w:pPr>
-      <w:r>
-        <w:rPr>
-          <w:lang w:val="en-US"/>
-        </w:rPr>
-        <w:t xml:space="preserve">Vào ứng dụng My Wifi trên điện thoại + vào Tab “Trang chủ” + cuộn xuống + tại mục “Thẻ tháng WEB” + Click “Thêm giỏ hàng” + Click biểu tượng “Giỏ hàng” góc phải trên + Click “Thanh toán” + </w:t>
-      </w:r>
-      <w:r>
-        <w:rPr>
-          <w:lang w:val="en-US"/>
-        </w:rPr>
-        <w:t>điền thông tin + tại mục “Phương thức thanh toán” + chọn “Ví Viettel Money” + Click “Xác nhận” +</w:t>
-      </w:r>
-      <w:r>
-        <w:rPr>
-          <w:lang w:val="en-US"/>
-        </w:rPr>
-        <w:t xml:space="preserve"> Tick “Viettel Money” + điền số điện thoại và mật khẩu Viettel Money + Click “Đăng nhập” + điền mã OTP + Click “Xác nhận” + chọn “ViettelPay” + Click “Thanh toán” + điền mã OTP + Click “Xác nhận” + chờ 1 lát nó gửi tên đăng nhập và mật khẩu thẻ về</w:t>
-      </w:r>
-    </w:p>
-    <w:p>
-      <w:pPr>
-        <w:pStyle w:val="ListParagraph"/>
-        <w:numPr>
-          <w:ilvl w:val="0"/>
-          <w:numId w:val="8"/>
-        </w:numPr>
-        <w:rPr>
-          <w:lang w:val="en-US"/>
-        </w:rPr>
-      </w:pPr>
-      <w:r>
-        <w:rPr>
-          <w:lang w:val="en-US"/>
-        </w:rPr>
-        <w:t>Để đăng nhập mạng</w:t>
-      </w:r>
-    </w:p>
-    <w:p>
-      <w:pPr>
-        <w:pStyle w:val="ListParagraph"/>
-        <w:numPr>
-          <w:ilvl w:val="0"/>
-          <w:numId w:val="8"/>
-        </w:numPr>
-        <w:rPr>
-          <w:lang w:val="en-US"/>
-        </w:rPr>
-      </w:pPr>
-      <w:r>
-        <w:rPr>
-          <w:lang w:val="en-US"/>
-        </w:rPr>
-        <w:t>Kết nối vào Wifi “Mang Day KTX 5.0GHZ” + click vào nó để đến Web đăng nhập + điền mã đăng nhập rồi đăng nhập</w:t>
+        <w:t>3G?</w:t>
+      </w:r>
+    </w:p>
+    <w:p>
+      <w:pPr>
+        <w:pStyle w:val="ListParagraph"/>
+        <w:numPr>
+          <w:ilvl w:val="0"/>
+          <w:numId w:val="8"/>
+        </w:numPr>
+        <w:rPr>
+          <w:lang w:val="en-US"/>
+        </w:rPr>
+      </w:pPr>
+      <w:r>
+        <w:rPr>
+          <w:lang w:val="en-US"/>
+        </w:rPr>
+        <w:t xml:space="preserve">Mất 2 nghìn mỗi ngày, được 50 MB, </w:t>
+      </w:r>
+      <w:r>
+        <w:rPr>
+          <w:lang w:val="en-US"/>
+        </w:rPr>
+        <w:t>đã hủy, không được đăng ký gói khác trong khi đang xài gói này, nếu không sẽ mất tiền mà chẳng được gì</w:t>
+      </w:r>
+    </w:p>
+    <w:p>
+      <w:pPr>
+        <w:pStyle w:val="ListParagraph"/>
+        <w:numPr>
+          <w:ilvl w:val="0"/>
+          <w:numId w:val="8"/>
+        </w:numPr>
+        <w:rPr>
+          <w:lang w:val="en-US"/>
+        </w:rPr>
+      </w:pPr>
+      <w:r>
+        <w:rPr>
+          <w:lang w:val="en-US"/>
+        </w:rPr>
+        <w:t>Soạn</w:t>
+      </w:r>
+    </w:p>
+    <w:p>
+      <w:pPr>
+        <w:pStyle w:val="ListParagraph"/>
+        <w:numPr>
+          <w:ilvl w:val="0"/>
+          <w:numId w:val="8"/>
+        </w:numPr>
+        <w:rPr>
+          <w:lang w:val="en-US"/>
+        </w:rPr>
+      </w:pPr>
+      <w:r>
+        <w:rPr>
+          <w:lang w:val="en-US"/>
+        </w:rPr>
+        <w:t>MI2K MO</w:t>
+      </w:r>
+    </w:p>
+    <w:p>
+      <w:pPr>
+        <w:pStyle w:val="ListParagraph"/>
+        <w:numPr>
+          <w:ilvl w:val="0"/>
+          <w:numId w:val="8"/>
+        </w:numPr>
+        <w:rPr>
+          <w:lang w:val="en-US"/>
+        </w:rPr>
+      </w:pPr>
+      <w:r>
+        <w:rPr>
+          <w:lang w:val="en-US"/>
+        </w:rPr>
+        <w:t>Gửi</w:t>
+      </w:r>
+    </w:p>
+    <w:p>
+      <w:pPr>
+        <w:pStyle w:val="ListParagraph"/>
+        <w:numPr>
+          <w:ilvl w:val="0"/>
+          <w:numId w:val="8"/>
+        </w:numPr>
+        <w:rPr>
+          <w:lang w:val="en-US"/>
+        </w:rPr>
+      </w:pPr>
+      <w:r>
+        <w:rPr>
+          <w:lang w:val="en-US"/>
+        </w:rPr>
+        <w:t>9123</w:t>
+      </w:r>
+    </w:p>
+    <w:p>
+      <w:pPr>
+        <w:pStyle w:val="ListParagraph"/>
+        <w:numPr>
+          <w:ilvl w:val="0"/>
+          <w:numId w:val="8"/>
+        </w:numPr>
+        <w:rPr>
+          <w:lang w:val="en-US"/>
+        </w:rPr>
+      </w:pPr>
+      <w:r>
+        <w:rPr>
+          <w:lang w:val="en-US"/>
+        </w:rPr>
+        <w:t>Để hủy gia hạn nhưng vẫn được xài tiếp lượng lưu lượng còn lại</w:t>
+      </w:r>
+    </w:p>
+    <w:p>
+      <w:pPr>
+        <w:pStyle w:val="ListParagraph"/>
+        <w:numPr>
+          <w:ilvl w:val="0"/>
+          <w:numId w:val="8"/>
+        </w:numPr>
+        <w:rPr>
+          <w:lang w:val="en-US"/>
+        </w:rPr>
+      </w:pPr>
+      <w:r>
+        <w:rPr>
+          <w:lang w:val="en-US"/>
+        </w:rPr>
+        <w:t>Soạn</w:t>
+      </w:r>
+    </w:p>
+    <w:p>
+      <w:pPr>
+        <w:pStyle w:val="ListParagraph"/>
+        <w:numPr>
+          <w:ilvl w:val="0"/>
+          <w:numId w:val="8"/>
+        </w:numPr>
+        <w:rPr>
+          <w:lang w:val="en-US"/>
+        </w:rPr>
+      </w:pPr>
+      <w:r>
+        <w:rPr>
+          <w:lang w:val="en-US"/>
+        </w:rPr>
+        <w:t>HUY MI2K</w:t>
+      </w:r>
+    </w:p>
+    <w:p>
+      <w:pPr>
+        <w:pStyle w:val="ListParagraph"/>
+        <w:numPr>
+          <w:ilvl w:val="0"/>
+          <w:numId w:val="8"/>
+        </w:numPr>
+        <w:rPr>
+          <w:lang w:val="en-US"/>
+        </w:rPr>
+      </w:pPr>
+      <w:r>
+        <w:rPr>
+          <w:lang w:val="en-US"/>
+        </w:rPr>
+        <w:t>Gửi</w:t>
+      </w:r>
+    </w:p>
+    <w:p>
+      <w:pPr>
+        <w:pStyle w:val="ListParagraph"/>
+        <w:numPr>
+          <w:ilvl w:val="0"/>
+          <w:numId w:val="8"/>
+        </w:numPr>
+        <w:rPr>
+          <w:lang w:val="en-US"/>
+        </w:rPr>
+      </w:pPr>
+      <w:r>
+        <w:rPr>
+          <w:lang w:val="en-US"/>
+        </w:rPr>
+        <w:t>191</w:t>
+      </w:r>
+    </w:p>
+    <w:p>
+      <w:pPr>
+        <w:pStyle w:val="ListParagraph"/>
+        <w:numPr>
+          <w:ilvl w:val="0"/>
+          <w:numId w:val="8"/>
+        </w:numPr>
+        <w:rPr>
+          <w:lang w:val="en-US"/>
+        </w:rPr>
+      </w:pPr>
+      <w:r>
+        <w:rPr>
+          <w:lang w:val="en-US"/>
+        </w:rPr>
+        <w:t>Vào Viettel Money mua gói 5M7N 10 nghìn 1 tuần có 500 MB, đang sử dụng</w:t>
       </w:r>
     </w:p>
     <w:p>
@@ -1955,211 +2189,43 @@
         <w:rPr>
           <w:lang w:val="en-US"/>
         </w:rPr>
-        <w:t>3G?</w:t>
-      </w:r>
-    </w:p>
-    <w:p>
-      <w:pPr>
-        <w:pStyle w:val="ListParagraph"/>
-        <w:numPr>
-          <w:ilvl w:val="0"/>
-          <w:numId w:val="8"/>
-        </w:numPr>
-        <w:rPr>
-          <w:lang w:val="en-US"/>
-        </w:rPr>
-      </w:pPr>
-      <w:r>
-        <w:rPr>
-          <w:lang w:val="en-US"/>
-        </w:rPr>
-        <w:t xml:space="preserve">Mất 2 nghìn mỗi ngày, được 50 MB, </w:t>
-      </w:r>
-      <w:r>
-        <w:rPr>
-          <w:lang w:val="en-US"/>
-        </w:rPr>
-        <w:t>đã hủy, không được đăng ký gói khác trong khi đang xài gói này, nếu không sẽ mất tiền mà chẳng được gì</w:t>
-      </w:r>
-    </w:p>
-    <w:p>
-      <w:pPr>
-        <w:pStyle w:val="ListParagraph"/>
-        <w:numPr>
-          <w:ilvl w:val="0"/>
-          <w:numId w:val="8"/>
-        </w:numPr>
-        <w:rPr>
-          <w:lang w:val="en-US"/>
-        </w:rPr>
-      </w:pPr>
-      <w:r>
-        <w:rPr>
-          <w:lang w:val="en-US"/>
-        </w:rPr>
-        <w:t>Soạn</w:t>
-      </w:r>
-    </w:p>
-    <w:p>
-      <w:pPr>
-        <w:pStyle w:val="ListParagraph"/>
-        <w:numPr>
-          <w:ilvl w:val="0"/>
-          <w:numId w:val="8"/>
-        </w:numPr>
-        <w:rPr>
-          <w:lang w:val="en-US"/>
-        </w:rPr>
-      </w:pPr>
-      <w:r>
-        <w:rPr>
-          <w:lang w:val="en-US"/>
-        </w:rPr>
-        <w:t>MI2K MO</w:t>
-      </w:r>
-    </w:p>
-    <w:p>
-      <w:pPr>
-        <w:pStyle w:val="ListParagraph"/>
-        <w:numPr>
-          <w:ilvl w:val="0"/>
-          <w:numId w:val="8"/>
-        </w:numPr>
-        <w:rPr>
-          <w:lang w:val="en-US"/>
-        </w:rPr>
-      </w:pPr>
-      <w:r>
-        <w:rPr>
-          <w:lang w:val="en-US"/>
-        </w:rPr>
-        <w:t>Gửi</w:t>
-      </w:r>
-    </w:p>
-    <w:p>
-      <w:pPr>
-        <w:pStyle w:val="ListParagraph"/>
-        <w:numPr>
-          <w:ilvl w:val="0"/>
-          <w:numId w:val="8"/>
-        </w:numPr>
-        <w:rPr>
-          <w:lang w:val="en-US"/>
-        </w:rPr>
-      </w:pPr>
-      <w:r>
-        <w:rPr>
-          <w:lang w:val="en-US"/>
-        </w:rPr>
-        <w:t>9123</w:t>
-      </w:r>
-    </w:p>
-    <w:p>
-      <w:pPr>
-        <w:pStyle w:val="ListParagraph"/>
-        <w:numPr>
-          <w:ilvl w:val="0"/>
-          <w:numId w:val="8"/>
-        </w:numPr>
-        <w:rPr>
-          <w:lang w:val="en-US"/>
-        </w:rPr>
-      </w:pPr>
-      <w:r>
-        <w:rPr>
-          <w:lang w:val="en-US"/>
-        </w:rPr>
-        <w:t>Để hủy gia hạn nhưng vẫn được xài tiếp lượng lưu lượng còn lại</w:t>
-      </w:r>
-    </w:p>
-    <w:p>
-      <w:pPr>
-        <w:pStyle w:val="ListParagraph"/>
-        <w:numPr>
-          <w:ilvl w:val="0"/>
-          <w:numId w:val="8"/>
-        </w:numPr>
-        <w:rPr>
-          <w:lang w:val="en-US"/>
-        </w:rPr>
-      </w:pPr>
-      <w:r>
-        <w:rPr>
-          <w:lang w:val="en-US"/>
-        </w:rPr>
-        <w:t>Soạn</w:t>
-      </w:r>
-    </w:p>
-    <w:p>
-      <w:pPr>
-        <w:pStyle w:val="ListParagraph"/>
-        <w:numPr>
-          <w:ilvl w:val="0"/>
-          <w:numId w:val="8"/>
-        </w:numPr>
-        <w:rPr>
-          <w:lang w:val="en-US"/>
-        </w:rPr>
-      </w:pPr>
-      <w:r>
-        <w:rPr>
-          <w:lang w:val="en-US"/>
-        </w:rPr>
-        <w:t>HUY MI2K</w:t>
-      </w:r>
-    </w:p>
-    <w:p>
-      <w:pPr>
-        <w:pStyle w:val="ListParagraph"/>
-        <w:numPr>
-          <w:ilvl w:val="0"/>
-          <w:numId w:val="8"/>
-        </w:numPr>
-        <w:rPr>
-          <w:lang w:val="en-US"/>
-        </w:rPr>
-      </w:pPr>
-      <w:r>
-        <w:rPr>
-          <w:lang w:val="en-US"/>
-        </w:rPr>
-        <w:t>Gửi</w:t>
-      </w:r>
-    </w:p>
-    <w:p>
-      <w:pPr>
-        <w:pStyle w:val="ListParagraph"/>
-        <w:numPr>
-          <w:ilvl w:val="0"/>
-          <w:numId w:val="8"/>
-        </w:numPr>
-        <w:rPr>
-          <w:lang w:val="en-US"/>
-        </w:rPr>
-      </w:pPr>
-      <w:r>
-        <w:rPr>
-          <w:lang w:val="en-US"/>
-        </w:rPr>
-        <w:t>191</w:t>
-      </w:r>
-    </w:p>
-    <w:p>
-      <w:pPr>
-        <w:pStyle w:val="ListParagraph"/>
-        <w:numPr>
-          <w:ilvl w:val="0"/>
-          <w:numId w:val="8"/>
-        </w:numPr>
-        <w:rPr>
-          <w:lang w:val="en-US"/>
-        </w:rPr>
-      </w:pPr>
-      <w:r>
-        <w:rPr>
-          <w:lang w:val="en-US"/>
-        </w:rPr>
-        <w:t>Vào Viettel Money mua gói 5M7N 10 nghìn 1 tuần có 500 MB, đang sử dụng</w:t>
+        <w:t>Bơm Xe?</w:t>
+      </w:r>
+    </w:p>
+    <w:p>
+      <w:pPr>
+        <w:pStyle w:val="ListParagraph"/>
+        <w:numPr>
+          <w:ilvl w:val="0"/>
+          <w:numId w:val="8"/>
+        </w:numPr>
+        <w:rPr>
+          <w:lang w:val="en-US"/>
+        </w:rPr>
+      </w:pPr>
+      <w:r>
+        <w:rPr>
+          <w:lang w:val="en-US"/>
+        </w:rPr>
+        <w:t>Chỉ bơm khi nào cực non, đi đường tới trường đéo có đinh, không để xe bãi đá</w:t>
+      </w:r>
+    </w:p>
+    <w:p>
+      <w:pPr>
+        <w:pStyle w:val="ListParagraph"/>
+        <w:numPr>
+          <w:ilvl w:val="0"/>
+          <w:numId w:val="8"/>
+        </w:numPr>
+        <w:rPr>
+          <w:lang w:val="en-US"/>
+        </w:rPr>
+      </w:pPr>
+      <w:r>
+        <w:rPr>
+          <w:lang w:val="en-US"/>
+        </w:rPr>
+        <w:t>Có tiếng xịt là bơm không vào</w:t>
       </w:r>
     </w:p>
     <w:p>
@@ -2177,43 +2243,55 @@
         <w:rPr>
           <w:lang w:val="en-US"/>
         </w:rPr>
-        <w:t>Bơm Xe?</w:t>
-      </w:r>
-    </w:p>
-    <w:p>
-      <w:pPr>
-        <w:pStyle w:val="ListParagraph"/>
-        <w:numPr>
-          <w:ilvl w:val="0"/>
-          <w:numId w:val="8"/>
-        </w:numPr>
-        <w:rPr>
-          <w:lang w:val="en-US"/>
-        </w:rPr>
-      </w:pPr>
-      <w:r>
-        <w:rPr>
-          <w:lang w:val="en-US"/>
-        </w:rPr>
-        <w:t>Chỉ bơm khi nào cực non, đi đường tới trường đéo có đinh, không để xe bãi đá</w:t>
-      </w:r>
-    </w:p>
-    <w:p>
-      <w:pPr>
-        <w:pStyle w:val="ListParagraph"/>
-        <w:numPr>
-          <w:ilvl w:val="0"/>
-          <w:numId w:val="8"/>
-        </w:numPr>
-        <w:rPr>
-          <w:lang w:val="en-US"/>
-        </w:rPr>
-      </w:pPr>
-      <w:r>
-        <w:rPr>
-          <w:lang w:val="en-US"/>
-        </w:rPr>
-        <w:t>Có tiếng xịt là bơm không vào</w:t>
+        <w:t xml:space="preserve">Ngồi </w:t>
+      </w:r>
+      <w:r>
+        <w:rPr>
+          <w:lang w:val="en-US"/>
+        </w:rPr>
+        <w:t>Học Tại Trường?</w:t>
+      </w:r>
+    </w:p>
+    <w:p>
+      <w:pPr>
+        <w:pStyle w:val="ListParagraph"/>
+        <w:numPr>
+          <w:ilvl w:val="0"/>
+          <w:numId w:val="8"/>
+        </w:numPr>
+        <w:rPr>
+          <w:lang w:val="en-US"/>
+        </w:rPr>
+      </w:pPr>
+      <w:r>
+        <w:rPr>
+          <w:lang w:val="en-US"/>
+        </w:rPr>
+        <w:t xml:space="preserve">Ngồi ở giữa </w:t>
+      </w:r>
+      <w:r>
+        <w:rPr>
+          <w:lang w:val="en-US"/>
+        </w:rPr>
+        <w:t xml:space="preserve">để </w:t>
+      </w:r>
+      <w:r>
+        <w:rPr>
+          <w:lang w:val="en-US"/>
+        </w:rPr>
+        <w:t xml:space="preserve">mất công </w:t>
+      </w:r>
+      <w:r>
+        <w:rPr>
+          <w:lang w:val="en-US"/>
+        </w:rPr>
+        <w:t xml:space="preserve">ông </w:t>
+      </w:r>
+      <w:r>
+        <w:rPr>
+          <w:lang w:val="en-US"/>
+        </w:rPr>
+        <w:t>lại đi kiểm tra</w:t>
       </w:r>
     </w:p>
     <w:p>
@@ -2231,63 +2309,15 @@
         <w:rPr>
           <w:lang w:val="en-US"/>
         </w:rPr>
-        <w:t xml:space="preserve">Ngồi </w:t>
-      </w:r>
-      <w:r>
-        <w:rPr>
-          <w:lang w:val="en-US"/>
-        </w:rPr>
-        <w:t>Học Tại Trường?</w:t>
-      </w:r>
-    </w:p>
-    <w:p>
-      <w:pPr>
-        <w:pStyle w:val="ListParagraph"/>
-        <w:numPr>
-          <w:ilvl w:val="0"/>
-          <w:numId w:val="8"/>
-        </w:numPr>
-        <w:rPr>
-          <w:lang w:val="en-US"/>
-        </w:rPr>
-      </w:pPr>
-      <w:r>
-        <w:rPr>
-          <w:lang w:val="en-US"/>
-        </w:rPr>
-        <w:t xml:space="preserve">Ngồi ở giữa </w:t>
-      </w:r>
-      <w:r>
-        <w:rPr>
-          <w:lang w:val="en-US"/>
-        </w:rPr>
-        <w:t xml:space="preserve">để </w:t>
-      </w:r>
-      <w:r>
-        <w:rPr>
-          <w:lang w:val="en-US"/>
-        </w:rPr>
-        <w:t xml:space="preserve">mất công </w:t>
-      </w:r>
-      <w:r>
-        <w:rPr>
-          <w:lang w:val="en-US"/>
-        </w:rPr>
-        <w:t xml:space="preserve">ông </w:t>
-      </w:r>
-      <w:r>
-        <w:rPr>
-          <w:lang w:val="en-US"/>
-        </w:rPr>
-        <w:t>lại đi kiểm tra</w:t>
-      </w:r>
-    </w:p>
-    <w:p>
-      <w:pPr>
-        <w:pStyle w:val="ListParagraph"/>
-        <w:numPr>
-          <w:ilvl w:val="0"/>
-          <w:numId w:val="7"/>
+        <w:t>Photo?</w:t>
+      </w:r>
+    </w:p>
+    <w:p>
+      <w:pPr>
+        <w:pStyle w:val="ListParagraph"/>
+        <w:numPr>
+          <w:ilvl w:val="0"/>
+          <w:numId w:val="8"/>
         </w:numPr>
         <w:rPr>
           <w:lang w:val="en-US"/>
@@ -2298,24 +2328,6 @@
           <w:lang w:val="en-US"/>
         </w:rPr>
         <w:lastRenderedPageBreak/>
-        <w:t>Photo?</w:t>
-      </w:r>
-    </w:p>
-    <w:p>
-      <w:pPr>
-        <w:pStyle w:val="ListParagraph"/>
-        <w:numPr>
-          <w:ilvl w:val="0"/>
-          <w:numId w:val="8"/>
-        </w:numPr>
-        <w:rPr>
-          <w:lang w:val="en-US"/>
-        </w:rPr>
-      </w:pPr>
-      <w:r>
-        <w:rPr>
-          <w:lang w:val="en-US"/>
-        </w:rPr>
         <w:t>Đi vào cổng trước kí túc xá, nhìn ngay sang trái là thấy</w:t>
       </w:r>
     </w:p>

--- a/experience.docx
+++ b/experience.docx
@@ -3093,6 +3093,48 @@
           <w:lang w:val="en-US"/>
         </w:rPr>
       </w:pPr>
+      <w:r>
+        <w:rPr>
+          <w:lang w:val="en-US"/>
+        </w:rPr>
+        <w:t>Tao cũng giống mày thôi, nhưng sức chịu đựng tốt hơn.</w:t>
+      </w:r>
+    </w:p>
+    <w:p>
+      <w:pPr>
+        <w:pStyle w:val="ListParagraph"/>
+        <w:numPr>
+          <w:ilvl w:val="0"/>
+          <w:numId w:val="6"/>
+        </w:numPr>
+        <w:rPr>
+          <w:lang w:val="en-US"/>
+        </w:rPr>
+      </w:pPr>
+      <w:r>
+        <w:rPr>
+          <w:lang w:val="en-US"/>
+        </w:rPr>
+        <w:t>Chấp nhận đi, 1 động cơ muốn vận hành phải có nguồn nóng và lạnh. Một xã hội muốn vận hành, phải có kẻ mạnh và yếu.</w:t>
+      </w:r>
+    </w:p>
+    <w:p>
+      <w:pPr>
+        <w:pStyle w:val="ListParagraph"/>
+        <w:numPr>
+          <w:ilvl w:val="0"/>
+          <w:numId w:val="6"/>
+        </w:numPr>
+        <w:rPr>
+          <w:lang w:val="en-US"/>
+        </w:rPr>
+      </w:pPr>
+      <w:r>
+        <w:rPr>
+          <w:lang w:val="en-US"/>
+        </w:rPr>
+        <w:t>Vì tôi sai 1 câu.</w:t>
+      </w:r>
     </w:p>
     <w:sectPr>
       <w:pgSz w:w="11906" w:h="16838"/>

--- a/experience.docx
+++ b/experience.docx
@@ -827,6 +827,12 @@
           <w:lang w:val="en-US"/>
         </w:rPr>
         <w:t>chờ nó mang tới + trả thẻ + ăn + về, lưu ý buổi tối mới mở cửa</w:t>
+      </w:r>
+      <w:r>
+        <w:rPr>
+          <w:lang w:val="en-US"/>
+        </w:rPr>
+        <w:t>, trời mưa đóng cửa</w:t>
       </w:r>
     </w:p>
     <w:p>

--- a/experience.docx
+++ b/experience.docx
@@ -850,6 +850,54 @@
         <w:rPr>
           <w:lang w:val="en-US"/>
         </w:rPr>
+        <w:t xml:space="preserve">Muốn ăn cơm sườn, đi ra quán cơm tấm Ngô Quyền + đỗ xe </w:t>
+      </w:r>
+      <w:r>
+        <w:rPr>
+          <w:lang w:val="en-US"/>
+        </w:rPr>
+        <w:t>tại biên chỗ ra vào + nói với thằng canh xe ăn ở đây + đi lên + nói với con kia 1 phần cơm sườn ăn ở đây + chờ lấy đĩa cơm + canh đến bàn + ăn xong + lấy cơm thêm = cách đi tới chỗ cái thùng xốp hộp chữ nhật + lấy cái đĩa bên trái xúc cơm lên đem về chỗ + uống nước = cách lấy cái li nhựa + kéo cái cần thùng nước ra cho nó rót + uống xong vứt xuống dưới luôn</w:t>
+      </w:r>
+    </w:p>
+    <w:p>
+      <w:pPr>
+        <w:pStyle w:val="ListParagraph"/>
+        <w:numPr>
+          <w:ilvl w:val="0"/>
+          <w:numId w:val="8"/>
+        </w:numPr>
+        <w:rPr>
+          <w:lang w:val="en-US"/>
+        </w:rPr>
+      </w:pPr>
+      <w:r>
+        <w:rPr>
+          <w:lang w:val="en-US"/>
+        </w:rPr>
+        <w:t>Muốn ăn cơm tòa khác, đi qua toàn bên trái B5 + gặp bà kia đang bán vé + mua vé 25 nghìn + xếp hàng + mua cơm</w:t>
+      </w:r>
+      <w:r>
+        <w:rPr>
+          <w:lang w:val="en-US"/>
+        </w:rPr>
+        <w:t>, muốn mua nước vào cái tủ lạnh bên phải rồi đưa cho bà bán vé</w:t>
+      </w:r>
+    </w:p>
+    <w:p>
+      <w:pPr>
+        <w:pStyle w:val="ListParagraph"/>
+        <w:numPr>
+          <w:ilvl w:val="0"/>
+          <w:numId w:val="8"/>
+        </w:numPr>
+        <w:rPr>
+          <w:lang w:val="en-US"/>
+        </w:rPr>
+      </w:pPr>
+      <w:r>
+        <w:rPr>
+          <w:lang w:val="en-US"/>
+        </w:rPr>
         <w:t>Đi ăn không bao giờ đi dưới tán cây vì có sâu</w:t>
       </w:r>
     </w:p>
@@ -1516,6 +1564,7 @@
         <w:rPr>
           <w:lang w:val="en-US"/>
         </w:rPr>
+        <w:lastRenderedPageBreak/>
         <w:t>Nước Nóng?</w:t>
       </w:r>
     </w:p>
@@ -1660,50 +1709,542 @@
         <w:rPr>
           <w:lang w:val="en-US"/>
         </w:rPr>
+        <w:t>Nước Uống?</w:t>
+      </w:r>
+    </w:p>
+    <w:p>
+      <w:pPr>
+        <w:pStyle w:val="ListParagraph"/>
+        <w:numPr>
+          <w:ilvl w:val="0"/>
+          <w:numId w:val="8"/>
+        </w:numPr>
+        <w:rPr>
+          <w:lang w:val="en-US"/>
+        </w:rPr>
+      </w:pPr>
+      <w:r>
+        <w:rPr>
+          <w:lang w:val="en-US"/>
+        </w:rPr>
+        <w:t>Không được uống nước máy vì chứa Clo</w:t>
+      </w:r>
+      <w:r>
+        <w:rPr>
+          <w:lang w:val="en-US"/>
+        </w:rPr>
+        <w:t>, nếu dùng để ăn mì thì không ăn nước</w:t>
+      </w:r>
+    </w:p>
+    <w:p>
+      <w:pPr>
+        <w:pStyle w:val="ListParagraph"/>
+        <w:numPr>
+          <w:ilvl w:val="0"/>
+          <w:numId w:val="8"/>
+        </w:numPr>
+        <w:rPr>
+          <w:lang w:val="en-US"/>
+        </w:rPr>
+      </w:pPr>
+      <w:r>
+        <w:rPr>
+          <w:lang w:val="en-US"/>
+        </w:rPr>
+        <w:t>Uống nước ngọt để dành chai, cất trong tủ, đi học thì lấy chai rỗng rót vào</w:t>
+      </w:r>
+    </w:p>
+    <w:p>
+      <w:pPr>
+        <w:pStyle w:val="ListParagraph"/>
+        <w:numPr>
+          <w:ilvl w:val="0"/>
+          <w:numId w:val="7"/>
+        </w:numPr>
+        <w:rPr>
+          <w:lang w:val="en-US"/>
+        </w:rPr>
+      </w:pPr>
+      <w:r>
+        <w:rPr>
+          <w:lang w:val="en-US"/>
+        </w:rPr>
+        <w:t>Đóng Tiền Xe?</w:t>
+      </w:r>
+    </w:p>
+    <w:p>
+      <w:pPr>
+        <w:pStyle w:val="ListParagraph"/>
+        <w:numPr>
+          <w:ilvl w:val="0"/>
+          <w:numId w:val="8"/>
+        </w:numPr>
+        <w:rPr>
+          <w:lang w:val="en-US"/>
+        </w:rPr>
+      </w:pPr>
+      <w:r>
+        <w:rPr>
+          <w:lang w:val="en-US"/>
+        </w:rPr>
+        <w:t>X</w:t>
+      </w:r>
+      <w:r>
+        <w:rPr>
+          <w:lang w:val="en-US"/>
+        </w:rPr>
+        <w:t>uống gặp thằng canh xe</w:t>
+      </w:r>
+      <w:r>
+        <w:rPr>
+          <w:lang w:val="en-US"/>
+        </w:rPr>
+        <w:t>, nhìn thấy cái sổ trên bàn mới đóng tiền</w:t>
+      </w:r>
+      <w:r>
+        <w:rPr>
+          <w:lang w:val="en-US"/>
+        </w:rPr>
+        <w:t>, ngày 2 đóng</w:t>
+      </w:r>
+    </w:p>
+    <w:p>
+      <w:pPr>
+        <w:pStyle w:val="ListParagraph"/>
+        <w:numPr>
+          <w:ilvl w:val="0"/>
+          <w:numId w:val="8"/>
+        </w:numPr>
+        <w:rPr>
+          <w:lang w:val="en-US"/>
+        </w:rPr>
+      </w:pPr>
+      <w:r>
+        <w:rPr>
+          <w:lang w:val="en-US"/>
+        </w:rPr>
+        <w:t>“Cho em đóng tiền xe tháng”</w:t>
+      </w:r>
+    </w:p>
+    <w:p>
+      <w:pPr>
+        <w:pStyle w:val="ListParagraph"/>
+        <w:numPr>
+          <w:ilvl w:val="0"/>
+          <w:numId w:val="8"/>
+        </w:numPr>
+        <w:rPr>
+          <w:lang w:val="en-US"/>
+        </w:rPr>
+      </w:pPr>
+      <w:r>
+        <w:rPr>
+          <w:lang w:val="en-US"/>
+        </w:rPr>
+        <w:t xml:space="preserve">Đưa nó 50 nghìn + </w:t>
+      </w:r>
+      <w:r>
+        <w:rPr>
+          <w:lang w:val="en-US"/>
+        </w:rPr>
+        <w:t>đọc số trên thẻ xe để nó gia hạn trên máy</w:t>
+      </w:r>
+      <w:r>
+        <w:rPr>
+          <w:lang w:val="en-US"/>
+        </w:rPr>
+        <w:t xml:space="preserve"> + chờ + đi sang bàn có cái sổ + lật ra gần giữa + </w:t>
+      </w:r>
+      <w:r>
+        <w:rPr>
+          <w:lang w:val="en-US"/>
+        </w:rPr>
+        <w:t xml:space="preserve">từ trên xuống dưới kiếm theo số thứ tự 1451 </w:t>
+      </w:r>
+      <w:r>
+        <w:rPr>
+          <w:lang w:val="en-US"/>
+        </w:rPr>
+        <w:t>+ kí tên + về</w:t>
+      </w:r>
+    </w:p>
+    <w:p>
+      <w:pPr>
+        <w:pStyle w:val="ListParagraph"/>
+        <w:numPr>
+          <w:ilvl w:val="0"/>
+          <w:numId w:val="7"/>
+        </w:numPr>
+        <w:rPr>
+          <w:lang w:val="en-US"/>
+        </w:rPr>
+      </w:pPr>
+      <w:r>
+        <w:rPr>
+          <w:lang w:val="en-US"/>
+        </w:rPr>
+        <w:t>Đổi Xe?</w:t>
+      </w:r>
+    </w:p>
+    <w:p>
+      <w:pPr>
+        <w:pStyle w:val="ListParagraph"/>
+        <w:numPr>
+          <w:ilvl w:val="0"/>
+          <w:numId w:val="8"/>
+        </w:numPr>
+        <w:rPr>
+          <w:lang w:val="en-US"/>
+        </w:rPr>
+      </w:pPr>
+      <w:r>
+        <w:rPr>
+          <w:lang w:val="en-US"/>
+        </w:rPr>
+        <w:t>Cuối tháng mới đổi xe</w:t>
+      </w:r>
+    </w:p>
+    <w:p>
+      <w:pPr>
+        <w:pStyle w:val="ListParagraph"/>
+        <w:numPr>
+          <w:ilvl w:val="0"/>
+          <w:numId w:val="8"/>
+        </w:numPr>
+        <w:rPr>
+          <w:lang w:val="en-US"/>
+        </w:rPr>
+      </w:pPr>
+      <w:r>
+        <w:rPr>
+          <w:lang w:val="en-US"/>
+        </w:rPr>
+        <w:t>Chạy xe ra ngoài + đổi xe + chạy cổng sau kí túc xá + để vào hầm xe như đúng rồi + đi sang ban quản lý cụm nhà, là cái tòa ngay cạnh tiệm bánh mì hay mua + cầm tay cửa kéo xuống ngược chiều kim đồng hồ 75 độ + kéo cửa vào phía người mình + đi vào + đóng cửa + gặp thằng cha trước mặt + nói to “tình hình là em mới mua xe mới, nên em muốn hủy biển số xe cũ trên Web” + về phòng + chụp biển số xe mới lên Web + ra đóng tiền xe tháng cho thằng giữ xe</w:t>
+      </w:r>
+    </w:p>
+    <w:p>
+      <w:pPr>
+        <w:pStyle w:val="ListParagraph"/>
+        <w:numPr>
+          <w:ilvl w:val="0"/>
+          <w:numId w:val="8"/>
+        </w:numPr>
+        <w:rPr>
+          <w:lang w:val="en-US"/>
+        </w:rPr>
+      </w:pPr>
+      <w:r>
+        <w:rPr>
+          <w:lang w:val="en-US"/>
+        </w:rPr>
+        <w:t>Cứ quẹt thẻ để ra vào cổng như đúng rồi, nếu biển số xe không khớp thì bảo em mới đổi xe để nó nhập lại biển số mới</w:t>
+      </w:r>
+    </w:p>
+    <w:p>
+      <w:pPr>
+        <w:pStyle w:val="ListParagraph"/>
+        <w:numPr>
+          <w:ilvl w:val="0"/>
+          <w:numId w:val="7"/>
+        </w:numPr>
+        <w:rPr>
+          <w:lang w:val="en-US"/>
+        </w:rPr>
+      </w:pPr>
+      <w:r>
+        <w:rPr>
+          <w:lang w:val="en-US"/>
+        </w:rPr>
+        <w:t>Mua Thẻ Mạng?</w:t>
+      </w:r>
+    </w:p>
+    <w:p>
+      <w:pPr>
+        <w:pStyle w:val="ListParagraph"/>
+        <w:numPr>
+          <w:ilvl w:val="0"/>
+          <w:numId w:val="8"/>
+        </w:numPr>
+        <w:rPr>
+          <w:lang w:val="en-US"/>
+        </w:rPr>
+      </w:pPr>
+      <w:r>
+        <w:rPr>
+          <w:lang w:val="en-US"/>
+        </w:rPr>
+        <w:t xml:space="preserve">Vào ứng dụng My Wifi trên điện thoại + vào Tab “Trang chủ” + cuộn xuống + tại mục “Thẻ tháng WEB” + Click “Thêm giỏ hàng” + Click biểu tượng “Giỏ hàng” góc phải trên + Click “Thanh toán” + </w:t>
+      </w:r>
+      <w:r>
+        <w:rPr>
+          <w:lang w:val="en-US"/>
+        </w:rPr>
+        <w:t>điền thông tin + tại mục “Phương thức thanh toán” + chọn “Ví Viettel Money” + Click “Xác nhận” +</w:t>
+      </w:r>
+      <w:r>
+        <w:rPr>
+          <w:lang w:val="en-US"/>
+        </w:rPr>
+        <w:t xml:space="preserve"> Tick “Viettel Money” + điền số điện thoại và mật khẩu Viettel Money + Click “Đăng nhập” + điền mã OTP + Click “Xác nhận” + chọn “ViettelPay” + Click “Thanh toán” + điền mã OTP + Click “Xác nhận” + chờ 1 lát nó gửi tên đăng nhập và mật khẩu thẻ về</w:t>
+      </w:r>
+    </w:p>
+    <w:p>
+      <w:pPr>
+        <w:pStyle w:val="ListParagraph"/>
+        <w:numPr>
+          <w:ilvl w:val="0"/>
+          <w:numId w:val="8"/>
+        </w:numPr>
+        <w:rPr>
+          <w:lang w:val="en-US"/>
+        </w:rPr>
+      </w:pPr>
+      <w:r>
+        <w:rPr>
+          <w:lang w:val="en-US"/>
+        </w:rPr>
+        <w:t>Để đăng nhập mạng</w:t>
+      </w:r>
+    </w:p>
+    <w:p>
+      <w:pPr>
+        <w:pStyle w:val="ListParagraph"/>
+        <w:numPr>
+          <w:ilvl w:val="0"/>
+          <w:numId w:val="8"/>
+        </w:numPr>
+        <w:rPr>
+          <w:lang w:val="en-US"/>
+        </w:rPr>
+      </w:pPr>
+      <w:r>
+        <w:rPr>
+          <w:lang w:val="en-US"/>
+        </w:rPr>
+        <w:t>Kết nối vào Wifi “Mang Day KTX 5.0GHZ” + click vào nó để đến Web đăng nhập + điền mã đăng nhập rồi đăng nhập</w:t>
+      </w:r>
+    </w:p>
+    <w:p>
+      <w:pPr>
+        <w:pStyle w:val="ListParagraph"/>
+        <w:numPr>
+          <w:ilvl w:val="0"/>
+          <w:numId w:val="7"/>
+        </w:numPr>
+        <w:rPr>
+          <w:lang w:val="en-US"/>
+        </w:rPr>
+      </w:pPr>
+      <w:r>
+        <w:rPr>
+          <w:lang w:val="en-US"/>
+        </w:rPr>
+        <w:t>3G?</w:t>
+      </w:r>
+    </w:p>
+    <w:p>
+      <w:pPr>
+        <w:pStyle w:val="ListParagraph"/>
+        <w:numPr>
+          <w:ilvl w:val="0"/>
+          <w:numId w:val="8"/>
+        </w:numPr>
+        <w:rPr>
+          <w:lang w:val="en-US"/>
+        </w:rPr>
+      </w:pPr>
+      <w:r>
+        <w:rPr>
+          <w:lang w:val="en-US"/>
+        </w:rPr>
+        <w:t xml:space="preserve">Mất 2 nghìn mỗi ngày, được 50 MB, </w:t>
+      </w:r>
+      <w:r>
+        <w:rPr>
+          <w:lang w:val="en-US"/>
+        </w:rPr>
+        <w:t>đã hủy, không được đăng ký gói khác trong khi đang xài gói này, nếu không sẽ mất tiền mà chẳng được gì</w:t>
+      </w:r>
+    </w:p>
+    <w:p>
+      <w:pPr>
+        <w:pStyle w:val="ListParagraph"/>
+        <w:numPr>
+          <w:ilvl w:val="0"/>
+          <w:numId w:val="8"/>
+        </w:numPr>
+        <w:rPr>
+          <w:lang w:val="en-US"/>
+        </w:rPr>
+      </w:pPr>
+      <w:r>
+        <w:rPr>
+          <w:lang w:val="en-US"/>
+        </w:rPr>
+        <w:t>Soạn</w:t>
+      </w:r>
+    </w:p>
+    <w:p>
+      <w:pPr>
+        <w:pStyle w:val="ListParagraph"/>
+        <w:numPr>
+          <w:ilvl w:val="0"/>
+          <w:numId w:val="8"/>
+        </w:numPr>
+        <w:rPr>
+          <w:lang w:val="en-US"/>
+        </w:rPr>
+      </w:pPr>
+      <w:r>
+        <w:rPr>
+          <w:lang w:val="en-US"/>
+        </w:rPr>
+        <w:t>MI2K MO</w:t>
+      </w:r>
+    </w:p>
+    <w:p>
+      <w:pPr>
+        <w:pStyle w:val="ListParagraph"/>
+        <w:numPr>
+          <w:ilvl w:val="0"/>
+          <w:numId w:val="8"/>
+        </w:numPr>
+        <w:rPr>
+          <w:lang w:val="en-US"/>
+        </w:rPr>
+      </w:pPr>
+      <w:r>
+        <w:rPr>
+          <w:lang w:val="en-US"/>
+        </w:rPr>
+        <w:t>Gửi</w:t>
+      </w:r>
+    </w:p>
+    <w:p>
+      <w:pPr>
+        <w:pStyle w:val="ListParagraph"/>
+        <w:numPr>
+          <w:ilvl w:val="0"/>
+          <w:numId w:val="8"/>
+        </w:numPr>
+        <w:rPr>
+          <w:lang w:val="en-US"/>
+        </w:rPr>
+      </w:pPr>
+      <w:r>
+        <w:rPr>
+          <w:lang w:val="en-US"/>
+        </w:rPr>
+        <w:t>9123</w:t>
+      </w:r>
+    </w:p>
+    <w:p>
+      <w:pPr>
+        <w:pStyle w:val="ListParagraph"/>
+        <w:numPr>
+          <w:ilvl w:val="0"/>
+          <w:numId w:val="8"/>
+        </w:numPr>
+        <w:rPr>
+          <w:lang w:val="en-US"/>
+        </w:rPr>
+      </w:pPr>
+      <w:r>
+        <w:rPr>
+          <w:lang w:val="en-US"/>
+        </w:rPr>
+        <w:t>Để hủy gia hạn nhưng vẫn được xài tiếp lượng lưu lượng còn lại</w:t>
+      </w:r>
+    </w:p>
+    <w:p>
+      <w:pPr>
+        <w:pStyle w:val="ListParagraph"/>
+        <w:numPr>
+          <w:ilvl w:val="0"/>
+          <w:numId w:val="8"/>
+        </w:numPr>
+        <w:rPr>
+          <w:lang w:val="en-US"/>
+        </w:rPr>
+      </w:pPr>
+      <w:r>
+        <w:rPr>
+          <w:lang w:val="en-US"/>
+        </w:rPr>
+        <w:t>Soạn</w:t>
+      </w:r>
+    </w:p>
+    <w:p>
+      <w:pPr>
+        <w:pStyle w:val="ListParagraph"/>
+        <w:numPr>
+          <w:ilvl w:val="0"/>
+          <w:numId w:val="8"/>
+        </w:numPr>
+        <w:rPr>
+          <w:lang w:val="en-US"/>
+        </w:rPr>
+      </w:pPr>
+      <w:r>
+        <w:rPr>
+          <w:lang w:val="en-US"/>
+        </w:rPr>
         <w:lastRenderedPageBreak/>
-        <w:t>Nước Uống?</w:t>
-      </w:r>
-    </w:p>
-    <w:p>
-      <w:pPr>
-        <w:pStyle w:val="ListParagraph"/>
-        <w:numPr>
-          <w:ilvl w:val="0"/>
-          <w:numId w:val="8"/>
-        </w:numPr>
-        <w:rPr>
-          <w:lang w:val="en-US"/>
-        </w:rPr>
-      </w:pPr>
-      <w:r>
-        <w:rPr>
-          <w:lang w:val="en-US"/>
-        </w:rPr>
-        <w:t>Không được uống nước máy vì chứa Clo</w:t>
-      </w:r>
-      <w:r>
-        <w:rPr>
-          <w:lang w:val="en-US"/>
-        </w:rPr>
-        <w:t>, nếu dùng để ăn mì thì không ăn nước</w:t>
-      </w:r>
-    </w:p>
-    <w:p>
-      <w:pPr>
-        <w:pStyle w:val="ListParagraph"/>
-        <w:numPr>
-          <w:ilvl w:val="0"/>
-          <w:numId w:val="8"/>
-        </w:numPr>
-        <w:rPr>
-          <w:lang w:val="en-US"/>
-        </w:rPr>
-      </w:pPr>
-      <w:r>
-        <w:rPr>
-          <w:lang w:val="en-US"/>
-        </w:rPr>
-        <w:t>Uống nước ngọt để dành chai, cất trong tủ, đi học thì lấy chai rỗng rót vào</w:t>
+        <w:t>HUY MI2K</w:t>
+      </w:r>
+    </w:p>
+    <w:p>
+      <w:pPr>
+        <w:pStyle w:val="ListParagraph"/>
+        <w:numPr>
+          <w:ilvl w:val="0"/>
+          <w:numId w:val="8"/>
+        </w:numPr>
+        <w:rPr>
+          <w:lang w:val="en-US"/>
+        </w:rPr>
+      </w:pPr>
+      <w:r>
+        <w:rPr>
+          <w:lang w:val="en-US"/>
+        </w:rPr>
+        <w:t>Gửi</w:t>
+      </w:r>
+    </w:p>
+    <w:p>
+      <w:pPr>
+        <w:pStyle w:val="ListParagraph"/>
+        <w:numPr>
+          <w:ilvl w:val="0"/>
+          <w:numId w:val="8"/>
+        </w:numPr>
+        <w:rPr>
+          <w:lang w:val="en-US"/>
+        </w:rPr>
+      </w:pPr>
+      <w:r>
+        <w:rPr>
+          <w:lang w:val="en-US"/>
+        </w:rPr>
+        <w:t>191</w:t>
+      </w:r>
+    </w:p>
+    <w:p>
+      <w:pPr>
+        <w:pStyle w:val="ListParagraph"/>
+        <w:numPr>
+          <w:ilvl w:val="0"/>
+          <w:numId w:val="8"/>
+        </w:numPr>
+        <w:rPr>
+          <w:lang w:val="en-US"/>
+        </w:rPr>
+      </w:pPr>
+      <w:r>
+        <w:rPr>
+          <w:lang w:val="en-US"/>
+        </w:rPr>
+        <w:t>Vào Viettel Money mua gói 5M7N 10 nghìn 1 tuần có 500 MB, đang sử dụng</w:t>
       </w:r>
     </w:p>
     <w:p>
@@ -1721,85 +2262,43 @@
         <w:rPr>
           <w:lang w:val="en-US"/>
         </w:rPr>
-        <w:t>Đóng Tiền Xe?</w:t>
-      </w:r>
-    </w:p>
-    <w:p>
-      <w:pPr>
-        <w:pStyle w:val="ListParagraph"/>
-        <w:numPr>
-          <w:ilvl w:val="0"/>
-          <w:numId w:val="8"/>
-        </w:numPr>
-        <w:rPr>
-          <w:lang w:val="en-US"/>
-        </w:rPr>
-      </w:pPr>
-      <w:r>
-        <w:rPr>
-          <w:lang w:val="en-US"/>
-        </w:rPr>
-        <w:t>X</w:t>
-      </w:r>
-      <w:r>
-        <w:rPr>
-          <w:lang w:val="en-US"/>
-        </w:rPr>
-        <w:t>uống gặp thằng canh xe</w:t>
-      </w:r>
-      <w:r>
-        <w:rPr>
-          <w:lang w:val="en-US"/>
-        </w:rPr>
-        <w:t>, nhìn thấy cái sổ trên bàn mới đóng tiền</w:t>
-      </w:r>
-    </w:p>
-    <w:p>
-      <w:pPr>
-        <w:pStyle w:val="ListParagraph"/>
-        <w:numPr>
-          <w:ilvl w:val="0"/>
-          <w:numId w:val="8"/>
-        </w:numPr>
-        <w:rPr>
-          <w:lang w:val="en-US"/>
-        </w:rPr>
-      </w:pPr>
-      <w:r>
-        <w:rPr>
-          <w:lang w:val="en-US"/>
-        </w:rPr>
-        <w:t>“Cho em đóng tiền xe tháng”</w:t>
-      </w:r>
-    </w:p>
-    <w:p>
-      <w:pPr>
-        <w:pStyle w:val="ListParagraph"/>
-        <w:numPr>
-          <w:ilvl w:val="0"/>
-          <w:numId w:val="8"/>
-        </w:numPr>
-        <w:rPr>
-          <w:lang w:val="en-US"/>
-        </w:rPr>
-      </w:pPr>
-      <w:r>
-        <w:rPr>
-          <w:lang w:val="en-US"/>
-        </w:rPr>
-        <w:t xml:space="preserve">Đưa nó 50 nghìn + thẻ xe + chờ + đi sang bàn có cái sổ + lật ra gần giữa + </w:t>
-      </w:r>
-      <w:r>
-        <w:rPr>
-          <w:lang w:val="en-US"/>
-        </w:rPr>
-        <w:t xml:space="preserve">từ trên xuống dưới kiếm theo số thứ tự 1451 </w:t>
-      </w:r>
-      <w:r>
-        <w:rPr>
-          <w:lang w:val="en-US"/>
-        </w:rPr>
-        <w:t>+ kí tên + về</w:t>
+        <w:t>Bơm Xe?</w:t>
+      </w:r>
+    </w:p>
+    <w:p>
+      <w:pPr>
+        <w:pStyle w:val="ListParagraph"/>
+        <w:numPr>
+          <w:ilvl w:val="0"/>
+          <w:numId w:val="8"/>
+        </w:numPr>
+        <w:rPr>
+          <w:lang w:val="en-US"/>
+        </w:rPr>
+      </w:pPr>
+      <w:r>
+        <w:rPr>
+          <w:lang w:val="en-US"/>
+        </w:rPr>
+        <w:t>Chỉ bơm khi nào cực non, đi đường tới trường đéo có đinh, không để xe bãi đá</w:t>
+      </w:r>
+    </w:p>
+    <w:p>
+      <w:pPr>
+        <w:pStyle w:val="ListParagraph"/>
+        <w:numPr>
+          <w:ilvl w:val="0"/>
+          <w:numId w:val="8"/>
+        </w:numPr>
+        <w:rPr>
+          <w:lang w:val="en-US"/>
+        </w:rPr>
+      </w:pPr>
+      <w:r>
+        <w:rPr>
+          <w:lang w:val="en-US"/>
+        </w:rPr>
+        <w:t>Có tiếng xịt là bơm không vào</w:t>
       </w:r>
     </w:p>
     <w:p>
@@ -1817,61 +2316,55 @@
         <w:rPr>
           <w:lang w:val="en-US"/>
         </w:rPr>
-        <w:t>Đổi Xe?</w:t>
-      </w:r>
-    </w:p>
-    <w:p>
-      <w:pPr>
-        <w:pStyle w:val="ListParagraph"/>
-        <w:numPr>
-          <w:ilvl w:val="0"/>
-          <w:numId w:val="8"/>
-        </w:numPr>
-        <w:rPr>
-          <w:lang w:val="en-US"/>
-        </w:rPr>
-      </w:pPr>
-      <w:r>
-        <w:rPr>
-          <w:lang w:val="en-US"/>
-        </w:rPr>
-        <w:t>Cuối tháng mới đổi xe</w:t>
-      </w:r>
-    </w:p>
-    <w:p>
-      <w:pPr>
-        <w:pStyle w:val="ListParagraph"/>
-        <w:numPr>
-          <w:ilvl w:val="0"/>
-          <w:numId w:val="8"/>
-        </w:numPr>
-        <w:rPr>
-          <w:lang w:val="en-US"/>
-        </w:rPr>
-      </w:pPr>
-      <w:r>
-        <w:rPr>
-          <w:lang w:val="en-US"/>
-        </w:rPr>
-        <w:t>Chạy xe ra ngoài + đổi xe + chạy cổng sau kí túc xá + để vào hầm xe như đúng rồi + đi sang ban quản lý cụm nhà, là cái tòa ngay cạnh tiệm bánh mì hay mua + cầm tay cửa kéo xuống ngược chiều kim đồng hồ 75 độ + kéo cửa vào phía người mình + đi vào + đóng cửa + gặp thằng cha trước mặt + nói to “tình hình là em mới mua xe mới, nên em muốn hủy biển số xe cũ trên Web” + về phòng + chụp biển số xe mới lên Web + ra đóng tiền xe tháng cho thằng giữ xe</w:t>
-      </w:r>
-    </w:p>
-    <w:p>
-      <w:pPr>
-        <w:pStyle w:val="ListParagraph"/>
-        <w:numPr>
-          <w:ilvl w:val="0"/>
-          <w:numId w:val="8"/>
-        </w:numPr>
-        <w:rPr>
-          <w:lang w:val="en-US"/>
-        </w:rPr>
-      </w:pPr>
-      <w:r>
-        <w:rPr>
-          <w:lang w:val="en-US"/>
-        </w:rPr>
-        <w:t>Cứ quẹt thẻ để ra vào cổng như đúng rồi, nếu biển số xe không khớp thì bảo em mới đổi xe để nó nhập lại biển số mới</w:t>
+        <w:t xml:space="preserve">Ngồi </w:t>
+      </w:r>
+      <w:r>
+        <w:rPr>
+          <w:lang w:val="en-US"/>
+        </w:rPr>
+        <w:t>Học Tại Trường?</w:t>
+      </w:r>
+    </w:p>
+    <w:p>
+      <w:pPr>
+        <w:pStyle w:val="ListParagraph"/>
+        <w:numPr>
+          <w:ilvl w:val="0"/>
+          <w:numId w:val="8"/>
+        </w:numPr>
+        <w:rPr>
+          <w:lang w:val="en-US"/>
+        </w:rPr>
+      </w:pPr>
+      <w:r>
+        <w:rPr>
+          <w:lang w:val="en-US"/>
+        </w:rPr>
+        <w:t xml:space="preserve">Ngồi ở giữa </w:t>
+      </w:r>
+      <w:r>
+        <w:rPr>
+          <w:lang w:val="en-US"/>
+        </w:rPr>
+        <w:t xml:space="preserve">để </w:t>
+      </w:r>
+      <w:r>
+        <w:rPr>
+          <w:lang w:val="en-US"/>
+        </w:rPr>
+        <w:t xml:space="preserve">mất công </w:t>
+      </w:r>
+      <w:r>
+        <w:rPr>
+          <w:lang w:val="en-US"/>
+        </w:rPr>
+        <w:t xml:space="preserve">ông </w:t>
+      </w:r>
+      <w:r>
+        <w:rPr>
+          <w:lang w:val="en-US"/>
+        </w:rPr>
+        <w:t>lại đi kiểm tra</w:t>
       </w:r>
     </w:p>
     <w:p>
@@ -1889,73 +2382,85 @@
         <w:rPr>
           <w:lang w:val="en-US"/>
         </w:rPr>
-        <w:t>Mua Thẻ Mạng?</w:t>
-      </w:r>
-    </w:p>
-    <w:p>
-      <w:pPr>
-        <w:pStyle w:val="ListParagraph"/>
-        <w:numPr>
-          <w:ilvl w:val="0"/>
-          <w:numId w:val="8"/>
-        </w:numPr>
-        <w:rPr>
-          <w:lang w:val="en-US"/>
-        </w:rPr>
-      </w:pPr>
-      <w:r>
-        <w:rPr>
-          <w:lang w:val="en-US"/>
-        </w:rPr>
-        <w:t xml:space="preserve">Vào ứng dụng My Wifi trên điện thoại + vào Tab “Trang chủ” + cuộn xuống + tại mục “Thẻ tháng WEB” + Click “Thêm giỏ hàng” + Click biểu tượng “Giỏ hàng” góc phải trên + Click “Thanh toán” + </w:t>
-      </w:r>
-      <w:r>
-        <w:rPr>
-          <w:lang w:val="en-US"/>
-        </w:rPr>
-        <w:t>điền thông tin + tại mục “Phương thức thanh toán” + chọn “Ví Viettel Money” + Click “Xác nhận” +</w:t>
-      </w:r>
-      <w:r>
-        <w:rPr>
-          <w:lang w:val="en-US"/>
-        </w:rPr>
-        <w:t xml:space="preserve"> Tick “Viettel Money” + điền số điện thoại và mật khẩu Viettel Money + Click “Đăng nhập” + điền mã OTP + Click “Xác nhận” + chọn “ViettelPay” + Click “Thanh toán” + điền mã OTP + Click “Xác nhận” + chờ 1 lát nó gửi tên đăng nhập và mật khẩu thẻ về</w:t>
-      </w:r>
-    </w:p>
-    <w:p>
-      <w:pPr>
-        <w:pStyle w:val="ListParagraph"/>
-        <w:numPr>
-          <w:ilvl w:val="0"/>
-          <w:numId w:val="8"/>
-        </w:numPr>
-        <w:rPr>
-          <w:lang w:val="en-US"/>
-        </w:rPr>
-      </w:pPr>
-      <w:r>
-        <w:rPr>
-          <w:lang w:val="en-US"/>
-        </w:rPr>
-        <w:t>Để đăng nhập mạng</w:t>
-      </w:r>
-    </w:p>
-    <w:p>
-      <w:pPr>
-        <w:pStyle w:val="ListParagraph"/>
-        <w:numPr>
-          <w:ilvl w:val="0"/>
-          <w:numId w:val="8"/>
-        </w:numPr>
-        <w:rPr>
-          <w:lang w:val="en-US"/>
-        </w:rPr>
-      </w:pPr>
-      <w:r>
-        <w:rPr>
-          <w:lang w:val="en-US"/>
-        </w:rPr>
-        <w:t>Kết nối vào Wifi “Mang Day KTX 5.0GHZ” + click vào nó để đến Web đăng nhập + điền mã đăng nhập rồi đăng nhập</w:t>
+        <w:t>Photo?</w:t>
+      </w:r>
+    </w:p>
+    <w:p>
+      <w:pPr>
+        <w:pStyle w:val="ListParagraph"/>
+        <w:numPr>
+          <w:ilvl w:val="0"/>
+          <w:numId w:val="8"/>
+        </w:numPr>
+        <w:rPr>
+          <w:lang w:val="en-US"/>
+        </w:rPr>
+      </w:pPr>
+      <w:r>
+        <w:rPr>
+          <w:lang w:val="en-US"/>
+        </w:rPr>
+        <w:t>Đi vào cổng trước kí túc xá, nhìn ngay sang trái là thấy</w:t>
+      </w:r>
+    </w:p>
+    <w:p>
+      <w:pPr>
+        <w:pStyle w:val="ListParagraph"/>
+        <w:numPr>
+          <w:ilvl w:val="0"/>
+          <w:numId w:val="8"/>
+        </w:numPr>
+        <w:rPr>
+          <w:lang w:val="en-US"/>
+        </w:rPr>
+      </w:pPr>
+      <w:r>
+        <w:rPr>
+          <w:lang w:val="en-US"/>
+        </w:rPr>
+        <w:t>Quét QR trên cửa để nhắn tin Zalo cho chủ tiệm</w:t>
+      </w:r>
+    </w:p>
+    <w:p>
+      <w:pPr>
+        <w:pStyle w:val="ListParagraph"/>
+        <w:numPr>
+          <w:ilvl w:val="0"/>
+          <w:numId w:val="8"/>
+        </w:numPr>
+        <w:rPr>
+          <w:lang w:val="en-US"/>
+        </w:rPr>
+      </w:pPr>
+      <w:r>
+        <w:rPr>
+          <w:lang w:val="en-US"/>
+        </w:rPr>
+        <w:t>“Em vừa gửi mấy cái File đấy, in ra dùm em”</w:t>
+      </w:r>
+      <w:r>
+        <w:rPr>
+          <w:lang w:val="en-US"/>
+        </w:rPr>
+        <w:t xml:space="preserve"> + trả 1 nghìn cho 2 tờ, nó dơ mấy ngón tay thì trả bấy nhiêu nghìn</w:t>
+      </w:r>
+    </w:p>
+    <w:p>
+      <w:pPr>
+        <w:pStyle w:val="ListParagraph"/>
+        <w:numPr>
+          <w:ilvl w:val="0"/>
+          <w:numId w:val="8"/>
+        </w:numPr>
+        <w:rPr>
+          <w:lang w:val="en-US"/>
+        </w:rPr>
+      </w:pPr>
+      <w:r>
+        <w:rPr>
+          <w:lang w:val="en-US"/>
+        </w:rPr>
+        <w:t>Có 3 cái máy in, nếu in nhiều người cùng lúc thì mỗi máy sẽ in cho 1 người, máy thứ 1 từ ngoài vào</w:t>
       </w:r>
     </w:p>
     <w:p>
@@ -1973,211 +2478,61 @@
         <w:rPr>
           <w:lang w:val="en-US"/>
         </w:rPr>
-        <w:t>3G?</w:t>
-      </w:r>
-    </w:p>
-    <w:p>
-      <w:pPr>
-        <w:pStyle w:val="ListParagraph"/>
-        <w:numPr>
-          <w:ilvl w:val="0"/>
-          <w:numId w:val="8"/>
-        </w:numPr>
-        <w:rPr>
-          <w:lang w:val="en-US"/>
-        </w:rPr>
-      </w:pPr>
-      <w:r>
-        <w:rPr>
-          <w:lang w:val="en-US"/>
-        </w:rPr>
-        <w:t xml:space="preserve">Mất 2 nghìn mỗi ngày, được 50 MB, </w:t>
-      </w:r>
-      <w:r>
-        <w:rPr>
-          <w:lang w:val="en-US"/>
-        </w:rPr>
-        <w:t>đã hủy, không được đăng ký gói khác trong khi đang xài gói này, nếu không sẽ mất tiền mà chẳng được gì</w:t>
-      </w:r>
-    </w:p>
-    <w:p>
-      <w:pPr>
-        <w:pStyle w:val="ListParagraph"/>
-        <w:numPr>
-          <w:ilvl w:val="0"/>
-          <w:numId w:val="8"/>
-        </w:numPr>
-        <w:rPr>
-          <w:lang w:val="en-US"/>
-        </w:rPr>
-      </w:pPr>
-      <w:r>
-        <w:rPr>
-          <w:lang w:val="en-US"/>
-        </w:rPr>
-        <w:t>Soạn</w:t>
-      </w:r>
-    </w:p>
-    <w:p>
-      <w:pPr>
-        <w:pStyle w:val="ListParagraph"/>
-        <w:numPr>
-          <w:ilvl w:val="0"/>
-          <w:numId w:val="8"/>
-        </w:numPr>
-        <w:rPr>
-          <w:lang w:val="en-US"/>
-        </w:rPr>
-      </w:pPr>
-      <w:r>
-        <w:rPr>
-          <w:lang w:val="en-US"/>
-        </w:rPr>
-        <w:t>MI2K MO</w:t>
-      </w:r>
-    </w:p>
-    <w:p>
-      <w:pPr>
-        <w:pStyle w:val="ListParagraph"/>
-        <w:numPr>
-          <w:ilvl w:val="0"/>
-          <w:numId w:val="8"/>
-        </w:numPr>
-        <w:rPr>
-          <w:lang w:val="en-US"/>
-        </w:rPr>
-      </w:pPr>
-      <w:r>
-        <w:rPr>
-          <w:lang w:val="en-US"/>
-        </w:rPr>
-        <w:t>Gửi</w:t>
-      </w:r>
-    </w:p>
-    <w:p>
-      <w:pPr>
-        <w:pStyle w:val="ListParagraph"/>
-        <w:numPr>
-          <w:ilvl w:val="0"/>
-          <w:numId w:val="8"/>
-        </w:numPr>
-        <w:rPr>
-          <w:lang w:val="en-US"/>
-        </w:rPr>
-      </w:pPr>
-      <w:r>
-        <w:rPr>
-          <w:lang w:val="en-US"/>
-        </w:rPr>
-        <w:t>9123</w:t>
-      </w:r>
-    </w:p>
-    <w:p>
-      <w:pPr>
-        <w:pStyle w:val="ListParagraph"/>
-        <w:numPr>
-          <w:ilvl w:val="0"/>
-          <w:numId w:val="8"/>
-        </w:numPr>
-        <w:rPr>
-          <w:lang w:val="en-US"/>
-        </w:rPr>
-      </w:pPr>
-      <w:r>
-        <w:rPr>
-          <w:lang w:val="en-US"/>
-        </w:rPr>
-        <w:t>Để hủy gia hạn nhưng vẫn được xài tiếp lượng lưu lượng còn lại</w:t>
-      </w:r>
-    </w:p>
-    <w:p>
-      <w:pPr>
-        <w:pStyle w:val="ListParagraph"/>
-        <w:numPr>
-          <w:ilvl w:val="0"/>
-          <w:numId w:val="8"/>
-        </w:numPr>
-        <w:rPr>
-          <w:lang w:val="en-US"/>
-        </w:rPr>
-      </w:pPr>
-      <w:r>
-        <w:rPr>
-          <w:lang w:val="en-US"/>
-        </w:rPr>
-        <w:t>Soạn</w:t>
-      </w:r>
-    </w:p>
-    <w:p>
-      <w:pPr>
-        <w:pStyle w:val="ListParagraph"/>
-        <w:numPr>
-          <w:ilvl w:val="0"/>
-          <w:numId w:val="8"/>
-        </w:numPr>
-        <w:rPr>
-          <w:lang w:val="en-US"/>
-        </w:rPr>
-      </w:pPr>
-      <w:r>
-        <w:rPr>
-          <w:lang w:val="en-US"/>
-        </w:rPr>
-        <w:t>HUY MI2K</w:t>
-      </w:r>
-    </w:p>
-    <w:p>
-      <w:pPr>
-        <w:pStyle w:val="ListParagraph"/>
-        <w:numPr>
-          <w:ilvl w:val="0"/>
-          <w:numId w:val="8"/>
-        </w:numPr>
-        <w:rPr>
-          <w:lang w:val="en-US"/>
-        </w:rPr>
-      </w:pPr>
-      <w:r>
-        <w:rPr>
-          <w:lang w:val="en-US"/>
-        </w:rPr>
-        <w:t>Gửi</w:t>
-      </w:r>
-    </w:p>
-    <w:p>
-      <w:pPr>
-        <w:pStyle w:val="ListParagraph"/>
-        <w:numPr>
-          <w:ilvl w:val="0"/>
-          <w:numId w:val="8"/>
-        </w:numPr>
-        <w:rPr>
-          <w:lang w:val="en-US"/>
-        </w:rPr>
-      </w:pPr>
-      <w:r>
-        <w:rPr>
-          <w:lang w:val="en-US"/>
-        </w:rPr>
-        <w:t>191</w:t>
-      </w:r>
-    </w:p>
-    <w:p>
-      <w:pPr>
-        <w:pStyle w:val="ListParagraph"/>
-        <w:numPr>
-          <w:ilvl w:val="0"/>
-          <w:numId w:val="8"/>
-        </w:numPr>
-        <w:rPr>
-          <w:lang w:val="en-US"/>
-        </w:rPr>
-      </w:pPr>
-      <w:r>
-        <w:rPr>
-          <w:lang w:val="en-US"/>
-        </w:rPr>
-        <w:t>Vào Viettel Money mua gói 5M7N 10 nghìn 1 tuần có 500 MB, đang sử dụng</w:t>
+        <w:t xml:space="preserve">Xin </w:t>
+      </w:r>
+      <w:r>
+        <w:rPr>
+          <w:lang w:val="en-US"/>
+        </w:rPr>
+        <w:t>Giấy Xác Nhận Vay Vốn?</w:t>
+      </w:r>
+    </w:p>
+    <w:p>
+      <w:pPr>
+        <w:pStyle w:val="ListParagraph"/>
+        <w:numPr>
+          <w:ilvl w:val="0"/>
+          <w:numId w:val="8"/>
+        </w:numPr>
+        <w:rPr>
+          <w:lang w:val="en-US"/>
+        </w:rPr>
+      </w:pPr>
+      <w:r>
+        <w:rPr>
+          <w:lang w:val="en-US"/>
+        </w:rPr>
+        <w:t xml:space="preserve">In </w:t>
+      </w:r>
+      <w:r>
+        <w:rPr>
+          <w:lang w:val="en-US"/>
+        </w:rPr>
+        <w:t>File “giay_vay_von” trong thư mục “Paper”</w:t>
+      </w:r>
+      <w:r>
+        <w:rPr>
+          <w:lang w:val="en-US"/>
+        </w:rPr>
+        <w:t>, sau đó ra phòng công tác chính trị sinh viên, thủ sẵn thời khóa biểu trong điện thoại, kêu “Cho em gửi cái giấy vay vốn”, dơ thời khóa biểu trong điện thoại ra để nó hẹn kèo, chờ vài ngày</w:t>
+      </w:r>
+      <w:r>
+        <w:rPr>
+          <w:lang w:val="en-US"/>
+        </w:rPr>
+        <w:t>, nên chờ qua cái ngày nó hẹn</w:t>
+      </w:r>
+      <w:r>
+        <w:rPr>
+          <w:lang w:val="en-US"/>
+        </w:rPr>
+        <w:t xml:space="preserve">, đến phòng công tác chính trị sinh viên lần nữa kêu “Cho em xin </w:t>
+      </w:r>
+      <w:r>
+        <w:rPr>
+          <w:lang w:val="en-US"/>
+        </w:rPr>
+        <w:t>giấy xác nhận vay vốn, em đã nộp từ thứ &lt;Ngày Nộp&gt; rồi và hôm nay hẹn lấy”, lấy giấy gửi về nhà</w:t>
       </w:r>
     </w:p>
     <w:p>
@@ -2195,43 +2550,25 @@
         <w:rPr>
           <w:lang w:val="en-US"/>
         </w:rPr>
-        <w:t>Bơm Xe?</w:t>
-      </w:r>
-    </w:p>
-    <w:p>
-      <w:pPr>
-        <w:pStyle w:val="ListParagraph"/>
-        <w:numPr>
-          <w:ilvl w:val="0"/>
-          <w:numId w:val="8"/>
-        </w:numPr>
-        <w:rPr>
-          <w:lang w:val="en-US"/>
-        </w:rPr>
-      </w:pPr>
-      <w:r>
-        <w:rPr>
-          <w:lang w:val="en-US"/>
-        </w:rPr>
-        <w:t>Chỉ bơm khi nào cực non, đi đường tới trường đéo có đinh, không để xe bãi đá</w:t>
-      </w:r>
-    </w:p>
-    <w:p>
-      <w:pPr>
-        <w:pStyle w:val="ListParagraph"/>
-        <w:numPr>
-          <w:ilvl w:val="0"/>
-          <w:numId w:val="8"/>
-        </w:numPr>
-        <w:rPr>
-          <w:lang w:val="en-US"/>
-        </w:rPr>
-      </w:pPr>
-      <w:r>
-        <w:rPr>
-          <w:lang w:val="en-US"/>
-        </w:rPr>
-        <w:t>Có tiếng xịt là bơm không vào</w:t>
+        <w:t>Ngồi Học Ở Nhà?</w:t>
+      </w:r>
+    </w:p>
+    <w:p>
+      <w:pPr>
+        <w:pStyle w:val="ListParagraph"/>
+        <w:numPr>
+          <w:ilvl w:val="0"/>
+          <w:numId w:val="8"/>
+        </w:numPr>
+        <w:rPr>
+          <w:lang w:val="en-US"/>
+        </w:rPr>
+      </w:pPr>
+      <w:r>
+        <w:rPr>
+          <w:lang w:val="en-US"/>
+        </w:rPr>
+        <w:t>Ngồi xổm tựa lưng trên giường</w:t>
       </w:r>
     </w:p>
     <w:p>
@@ -2249,277 +2586,6 @@
         <w:rPr>
           <w:lang w:val="en-US"/>
         </w:rPr>
-        <w:t xml:space="preserve">Ngồi </w:t>
-      </w:r>
-      <w:r>
-        <w:rPr>
-          <w:lang w:val="en-US"/>
-        </w:rPr>
-        <w:t>Học Tại Trường?</w:t>
-      </w:r>
-    </w:p>
-    <w:p>
-      <w:pPr>
-        <w:pStyle w:val="ListParagraph"/>
-        <w:numPr>
-          <w:ilvl w:val="0"/>
-          <w:numId w:val="8"/>
-        </w:numPr>
-        <w:rPr>
-          <w:lang w:val="en-US"/>
-        </w:rPr>
-      </w:pPr>
-      <w:r>
-        <w:rPr>
-          <w:lang w:val="en-US"/>
-        </w:rPr>
-        <w:t xml:space="preserve">Ngồi ở giữa </w:t>
-      </w:r>
-      <w:r>
-        <w:rPr>
-          <w:lang w:val="en-US"/>
-        </w:rPr>
-        <w:t xml:space="preserve">để </w:t>
-      </w:r>
-      <w:r>
-        <w:rPr>
-          <w:lang w:val="en-US"/>
-        </w:rPr>
-        <w:t xml:space="preserve">mất công </w:t>
-      </w:r>
-      <w:r>
-        <w:rPr>
-          <w:lang w:val="en-US"/>
-        </w:rPr>
-        <w:t xml:space="preserve">ông </w:t>
-      </w:r>
-      <w:r>
-        <w:rPr>
-          <w:lang w:val="en-US"/>
-        </w:rPr>
-        <w:t>lại đi kiểm tra</w:t>
-      </w:r>
-    </w:p>
-    <w:p>
-      <w:pPr>
-        <w:pStyle w:val="ListParagraph"/>
-        <w:numPr>
-          <w:ilvl w:val="0"/>
-          <w:numId w:val="7"/>
-        </w:numPr>
-        <w:rPr>
-          <w:lang w:val="en-US"/>
-        </w:rPr>
-      </w:pPr>
-      <w:r>
-        <w:rPr>
-          <w:lang w:val="en-US"/>
-        </w:rPr>
-        <w:t>Photo?</w:t>
-      </w:r>
-    </w:p>
-    <w:p>
-      <w:pPr>
-        <w:pStyle w:val="ListParagraph"/>
-        <w:numPr>
-          <w:ilvl w:val="0"/>
-          <w:numId w:val="8"/>
-        </w:numPr>
-        <w:rPr>
-          <w:lang w:val="en-US"/>
-        </w:rPr>
-      </w:pPr>
-      <w:r>
-        <w:rPr>
-          <w:lang w:val="en-US"/>
-        </w:rPr>
-        <w:lastRenderedPageBreak/>
-        <w:t>Đi vào cổng trước kí túc xá, nhìn ngay sang trái là thấy</w:t>
-      </w:r>
-    </w:p>
-    <w:p>
-      <w:pPr>
-        <w:pStyle w:val="ListParagraph"/>
-        <w:numPr>
-          <w:ilvl w:val="0"/>
-          <w:numId w:val="8"/>
-        </w:numPr>
-        <w:rPr>
-          <w:lang w:val="en-US"/>
-        </w:rPr>
-      </w:pPr>
-      <w:r>
-        <w:rPr>
-          <w:lang w:val="en-US"/>
-        </w:rPr>
-        <w:t>Quét QR trên cửa để nhắn tin Zalo cho chủ tiệm</w:t>
-      </w:r>
-    </w:p>
-    <w:p>
-      <w:pPr>
-        <w:pStyle w:val="ListParagraph"/>
-        <w:numPr>
-          <w:ilvl w:val="0"/>
-          <w:numId w:val="8"/>
-        </w:numPr>
-        <w:rPr>
-          <w:lang w:val="en-US"/>
-        </w:rPr>
-      </w:pPr>
-      <w:r>
-        <w:rPr>
-          <w:lang w:val="en-US"/>
-        </w:rPr>
-        <w:t>“Em vừa gửi mấy cái File đấy, in ra dùm em”</w:t>
-      </w:r>
-      <w:r>
-        <w:rPr>
-          <w:lang w:val="en-US"/>
-        </w:rPr>
-        <w:t xml:space="preserve"> + trả 1 nghìn cho 2 tờ, nó dơ mấy ngón tay thì trả bấy nhiêu nghìn</w:t>
-      </w:r>
-    </w:p>
-    <w:p>
-      <w:pPr>
-        <w:pStyle w:val="ListParagraph"/>
-        <w:numPr>
-          <w:ilvl w:val="0"/>
-          <w:numId w:val="8"/>
-        </w:numPr>
-        <w:rPr>
-          <w:lang w:val="en-US"/>
-        </w:rPr>
-      </w:pPr>
-      <w:r>
-        <w:rPr>
-          <w:lang w:val="en-US"/>
-        </w:rPr>
-        <w:t>Có 3 cái máy in, nếu in nhiều người cùng lúc thì mỗi máy sẽ in cho 1 người, máy thứ 1 từ ngoài vào</w:t>
-      </w:r>
-    </w:p>
-    <w:p>
-      <w:pPr>
-        <w:pStyle w:val="ListParagraph"/>
-        <w:numPr>
-          <w:ilvl w:val="0"/>
-          <w:numId w:val="7"/>
-        </w:numPr>
-        <w:rPr>
-          <w:lang w:val="en-US"/>
-        </w:rPr>
-      </w:pPr>
-      <w:r>
-        <w:rPr>
-          <w:lang w:val="en-US"/>
-        </w:rPr>
-        <w:t xml:space="preserve">Xin </w:t>
-      </w:r>
-      <w:r>
-        <w:rPr>
-          <w:lang w:val="en-US"/>
-        </w:rPr>
-        <w:t>Giấy Xác Nhận Vay Vốn?</w:t>
-      </w:r>
-    </w:p>
-    <w:p>
-      <w:pPr>
-        <w:pStyle w:val="ListParagraph"/>
-        <w:numPr>
-          <w:ilvl w:val="0"/>
-          <w:numId w:val="8"/>
-        </w:numPr>
-        <w:rPr>
-          <w:lang w:val="en-US"/>
-        </w:rPr>
-      </w:pPr>
-      <w:r>
-        <w:rPr>
-          <w:lang w:val="en-US"/>
-        </w:rPr>
-        <w:t xml:space="preserve">In </w:t>
-      </w:r>
-      <w:r>
-        <w:rPr>
-          <w:lang w:val="en-US"/>
-        </w:rPr>
-        <w:t>File “giay_vay_von” trong thư mục “Paper”</w:t>
-      </w:r>
-      <w:r>
-        <w:rPr>
-          <w:lang w:val="en-US"/>
-        </w:rPr>
-        <w:t>, sau đó ra phòng công tác chính trị sinh viên, thủ sẵn thời khóa biểu trong điện thoại, kêu “Cho em gửi cái giấy vay vốn”, dơ thời khóa biểu trong điện thoại ra để nó hẹn kèo, chờ vài ngày</w:t>
-      </w:r>
-      <w:r>
-        <w:rPr>
-          <w:lang w:val="en-US"/>
-        </w:rPr>
-        <w:t>, nên chờ qua cái ngày nó hẹn</w:t>
-      </w:r>
-      <w:r>
-        <w:rPr>
-          <w:lang w:val="en-US"/>
-        </w:rPr>
-        <w:t xml:space="preserve">, đến phòng công tác chính trị sinh viên lần nữa kêu “Cho em xin </w:t>
-      </w:r>
-      <w:r>
-        <w:rPr>
-          <w:lang w:val="en-US"/>
-        </w:rPr>
-        <w:t>giấy xác nhận vay vốn, em đã nộp từ thứ &lt;Ngày Nộp&gt; rồi và hôm nay hẹn lấy”, lấy giấy gửi về nhà</w:t>
-      </w:r>
-    </w:p>
-    <w:p>
-      <w:pPr>
-        <w:pStyle w:val="ListParagraph"/>
-        <w:numPr>
-          <w:ilvl w:val="0"/>
-          <w:numId w:val="7"/>
-        </w:numPr>
-        <w:rPr>
-          <w:lang w:val="en-US"/>
-        </w:rPr>
-      </w:pPr>
-      <w:r>
-        <w:rPr>
-          <w:lang w:val="en-US"/>
-        </w:rPr>
-        <w:t>Ngồi Học Ở Nhà?</w:t>
-      </w:r>
-    </w:p>
-    <w:p>
-      <w:pPr>
-        <w:pStyle w:val="ListParagraph"/>
-        <w:numPr>
-          <w:ilvl w:val="0"/>
-          <w:numId w:val="8"/>
-        </w:numPr>
-        <w:rPr>
-          <w:lang w:val="en-US"/>
-        </w:rPr>
-      </w:pPr>
-      <w:r>
-        <w:rPr>
-          <w:lang w:val="en-US"/>
-        </w:rPr>
-        <w:t>Ngồi xổm tựa lưng trên giường</w:t>
-      </w:r>
-    </w:p>
-    <w:p>
-      <w:pPr>
-        <w:pStyle w:val="ListParagraph"/>
-        <w:numPr>
-          <w:ilvl w:val="0"/>
-          <w:numId w:val="7"/>
-        </w:numPr>
-        <w:rPr>
-          <w:lang w:val="en-US"/>
-        </w:rPr>
-      </w:pPr>
-      <w:r>
-        <w:rPr>
-          <w:lang w:val="en-US"/>
-        </w:rPr>
         <w:t>Cúp Điện?</w:t>
       </w:r>
     </w:p>
@@ -2916,7 +2982,6 @@
         <w:rPr>
           <w:lang w:val="en-US"/>
         </w:rPr>
-        <w:lastRenderedPageBreak/>
         <w:t>Social Anxiety:</w:t>
       </w:r>
     </w:p>

--- a/experience.docx
+++ b/experience.docx
@@ -2280,25 +2280,31 @@
         <w:rPr>
           <w:lang w:val="en-US"/>
         </w:rPr>
-        <w:t>Chỉ bơm khi nào cực non, đi đường tới trường đéo có đinh, không để xe bãi đá</w:t>
-      </w:r>
-    </w:p>
-    <w:p>
-      <w:pPr>
-        <w:pStyle w:val="ListParagraph"/>
-        <w:numPr>
-          <w:ilvl w:val="0"/>
-          <w:numId w:val="8"/>
-        </w:numPr>
-        <w:rPr>
-          <w:lang w:val="en-US"/>
-        </w:rPr>
-      </w:pPr>
-      <w:r>
-        <w:rPr>
-          <w:lang w:val="en-US"/>
-        </w:rPr>
-        <w:t>Có tiếng xịt là bơm không vào</w:t>
+        <w:t>Đéo dùng bơm tay</w:t>
+      </w:r>
+    </w:p>
+    <w:p>
+      <w:pPr>
+        <w:pStyle w:val="ListParagraph"/>
+        <w:numPr>
+          <w:ilvl w:val="0"/>
+          <w:numId w:val="8"/>
+        </w:numPr>
+        <w:rPr>
+          <w:lang w:val="en-US"/>
+        </w:rPr>
+      </w:pPr>
+      <w:r>
+        <w:rPr>
+          <w:lang w:val="en-US"/>
+        </w:rPr>
+        <w:t>Đi ra cổng trước kí túc xá + quẹo trái cho đến khi gặp vật cản + quẹo phải cho đến khi bên trái có đường đi vào + đi thẳng cho tới khi bên trái có đường đi vào + đi thẳng 1 lúc nhìn sang bên phải có 1 tiệm rửa xe nhỏ</w:t>
+      </w:r>
+      <w:r>
+        <w:rPr>
+          <w:lang w:val="en-US"/>
+        </w:rPr>
+        <w:t>, kêu bơm xe cho cháu, trả 4 nghìn cho 2 bánh</w:t>
       </w:r>
     </w:p>
     <w:p>
@@ -2840,6 +2846,7 @@
         <w:rPr>
           <w:lang w:val="en-US"/>
         </w:rPr>
+        <w:lastRenderedPageBreak/>
         <w:t>Mũi tên tăng tốc biểu tượng cho đường ưu tiên</w:t>
       </w:r>
     </w:p>
